--- a/assets/Шаблон_Отчета_УП0401.docx
+++ b/assets/Шаблон_Отчета_УП0401.docx
@@ -4,839 +4,1632 @@
   <w:body>
     <w:p>
       <w:pPr>
-        <w:spacing w:after="0" w:before="0" w:line="360" w:lineRule="auto"/>
+        <w:spacing w:before="360" w:after="160" w:line="276" w:lineRule="auto"/>
         <w:ind w:firstLine="0"/>
         <w:jc w:val="center"/>
       </w:pPr>
       <w:r>
         <w:rPr>
           <w:rFonts w:ascii="Times New Roman" w:hAnsi="Times New Roman"/>
+          <w:b/>
+          <w:i w:val="0"/>
+          <w:color w:val="1F2937"/>
+          <w:sz w:val="32"/>
+        </w:rPr>
+        <w:t>СОДЕРЖАНИЕ</w:t>
+      </w:r>
+    </w:p>
+    <w:p>
+      <w:pPr>
+        <w:spacing w:line="276" w:lineRule="auto" w:before="20" w:after="40"/>
+        <w:ind w:firstLine="0"/>
+      </w:pPr>
+      <w:r>
+        <w:rPr>
+          <w:rFonts w:ascii="Times New Roman" w:hAnsi="Times New Roman"/>
+          <w:color w:val="374151"/>
+          <w:sz w:val="24"/>
+        </w:rPr>
+        <w:t xml:space="preserve">ВВЕДЕНИЕ .................................................................... </w:t>
+      </w:r>
+      <w:r>
+        <w:rPr>
+          <w:rFonts w:ascii="Times New Roman" w:hAnsi="Times New Roman"/>
+          <w:b/>
+          <w:color w:val="111827"/>
+          <w:sz w:val="24"/>
+        </w:rPr>
+        <w:t>2</w:t>
+      </w:r>
+    </w:p>
+    <w:p>
+      <w:pPr>
+        <w:spacing w:line="276" w:lineRule="auto" w:before="20" w:after="40"/>
+        <w:ind w:firstLine="0"/>
+      </w:pPr>
+      <w:r>
+        <w:rPr>
+          <w:rFonts w:ascii="Times New Roman" w:hAnsi="Times New Roman"/>
+          <w:color w:val="374151"/>
+          <w:sz w:val="24"/>
+        </w:rPr>
+        <w:t xml:space="preserve">1. ТЕХНИКА БЕЗОПАСНОСТИ И ОЗНАКОМЛЕНИЕ С РАБОЧИМ МЕСТОМ (08.10.2026) ........ </w:t>
+      </w:r>
+      <w:r>
+        <w:rPr>
+          <w:rFonts w:ascii="Times New Roman" w:hAnsi="Times New Roman"/>
+          <w:b/>
+          <w:color w:val="111827"/>
+          <w:sz w:val="24"/>
+        </w:rPr>
+        <w:t>3</w:t>
+      </w:r>
+    </w:p>
+    <w:p>
+      <w:pPr>
+        <w:spacing w:line="276" w:lineRule="auto" w:before="20" w:after="40"/>
+        <w:ind w:firstLine="0"/>
+      </w:pPr>
+      <w:r>
+        <w:rPr>
+          <w:rFonts w:ascii="Times New Roman" w:hAnsi="Times New Roman"/>
+          <w:color w:val="374151"/>
+          <w:sz w:val="24"/>
+        </w:rPr>
+        <w:t xml:space="preserve">2. ПР №1. ПОДБОР КОНФИГУРАЦИИ ПК ПОД СУБД И ИС (09.10.2026) ................. </w:t>
+      </w:r>
+      <w:r>
+        <w:rPr>
+          <w:rFonts w:ascii="Times New Roman" w:hAnsi="Times New Roman"/>
+          <w:b/>
+          <w:color w:val="111827"/>
+          <w:sz w:val="24"/>
+        </w:rPr>
+        <w:t>5</w:t>
+      </w:r>
+    </w:p>
+    <w:p>
+      <w:pPr>
+        <w:spacing w:line="276" w:lineRule="auto" w:before="20" w:after="40"/>
+        <w:ind w:firstLine="0"/>
+      </w:pPr>
+      <w:r>
+        <w:rPr>
+          <w:rFonts w:ascii="Times New Roman" w:hAnsi="Times New Roman"/>
+          <w:color w:val="374151"/>
+          <w:sz w:val="24"/>
+        </w:rPr>
+        <w:t xml:space="preserve">3. ПР №2. УСТАНОВКА ПО: SQLEXPRESS И СХЕМА 6 ТАБЛИЦ БД (10.10.2026) ......... </w:t>
+      </w:r>
+      <w:r>
+        <w:rPr>
+          <w:rFonts w:ascii="Times New Roman" w:hAnsi="Times New Roman"/>
+          <w:b/>
+          <w:color w:val="111827"/>
+          <w:sz w:val="24"/>
+        </w:rPr>
+        <w:t>7</w:t>
+      </w:r>
+    </w:p>
+    <w:p>
+      <w:pPr>
+        <w:spacing w:line="276" w:lineRule="auto" w:before="20" w:after="40"/>
+        <w:ind w:firstLine="0"/>
+      </w:pPr>
+      <w:r>
+        <w:rPr>
+          <w:rFonts w:ascii="Times New Roman" w:hAnsi="Times New Roman"/>
+          <w:color w:val="374151"/>
+          <w:sz w:val="24"/>
+        </w:rPr>
+        <w:t xml:space="preserve">4. ПР №3. РАБОТА С ЖЕСТКИМИ ДИСКАМИ И ВОССТАНОВЛЕНИЕ (12.10.2026) ........... </w:t>
+      </w:r>
+      <w:r>
+        <w:rPr>
+          <w:rFonts w:ascii="Times New Roman" w:hAnsi="Times New Roman"/>
+          <w:b/>
+          <w:color w:val="111827"/>
+          <w:sz w:val="24"/>
+        </w:rPr>
+        <w:t>9</w:t>
+      </w:r>
+    </w:p>
+    <w:p>
+      <w:pPr>
+        <w:spacing w:line="276" w:lineRule="auto" w:before="20" w:after="40"/>
+        <w:ind w:firstLine="0"/>
+      </w:pPr>
+      <w:r>
+        <w:rPr>
+          <w:rFonts w:ascii="Times New Roman" w:hAnsi="Times New Roman"/>
+          <w:color w:val="374151"/>
+          <w:sz w:val="24"/>
+        </w:rPr>
+        <w:t xml:space="preserve">5. ПР №4. РАБОТА С АНТИВИРУСАМИ И ЖЕСТКИМ ДИСКОМ (14.10.2026) ............... </w:t>
+      </w:r>
+      <w:r>
+        <w:rPr>
+          <w:rFonts w:ascii="Times New Roman" w:hAnsi="Times New Roman"/>
+          <w:b/>
+          <w:color w:val="111827"/>
+          <w:sz w:val="24"/>
+        </w:rPr>
+        <w:t>11</w:t>
+      </w:r>
+    </w:p>
+    <w:p>
+      <w:pPr>
+        <w:spacing w:line="276" w:lineRule="auto" w:before="20" w:after="40"/>
+        <w:ind w:firstLine="0"/>
+      </w:pPr>
+      <w:r>
+        <w:rPr>
+          <w:rFonts w:ascii="Times New Roman" w:hAnsi="Times New Roman"/>
+          <w:color w:val="374151"/>
+          <w:sz w:val="24"/>
+        </w:rPr>
+        <w:t xml:space="preserve">6. ПР №5. ТЕСТИРОВАНИЕ СИСТЕМ (15.10.2026) .................................. </w:t>
+      </w:r>
+      <w:r>
+        <w:rPr>
+          <w:rFonts w:ascii="Times New Roman" w:hAnsi="Times New Roman"/>
+          <w:b/>
+          <w:color w:val="111827"/>
+          <w:sz w:val="24"/>
+        </w:rPr>
+        <w:t>13</w:t>
+      </w:r>
+    </w:p>
+    <w:p>
+      <w:pPr>
+        <w:spacing w:line="276" w:lineRule="auto" w:before="20" w:after="40"/>
+        <w:ind w:firstLine="0"/>
+      </w:pPr>
+      <w:r>
+        <w:rPr>
+          <w:rFonts w:ascii="Times New Roman" w:hAnsi="Times New Roman"/>
+          <w:color w:val="374151"/>
+          <w:sz w:val="24"/>
+        </w:rPr>
+        <w:t xml:space="preserve">7. ПР №6. АУДИТ РЕСУРСОВ И СОБЫТИЙ. ЧАСТЬ 1: АУДИТ БД (16.10.2026) .......... </w:t>
+      </w:r>
+      <w:r>
+        <w:rPr>
+          <w:rFonts w:ascii="Times New Roman" w:hAnsi="Times New Roman"/>
+          <w:b/>
+          <w:color w:val="111827"/>
+          <w:sz w:val="24"/>
+        </w:rPr>
+        <w:t>15</w:t>
+      </w:r>
+    </w:p>
+    <w:p>
+      <w:pPr>
+        <w:spacing w:line="276" w:lineRule="auto" w:before="20" w:after="40"/>
+        <w:ind w:firstLine="0"/>
+      </w:pPr>
+      <w:r>
+        <w:rPr>
+          <w:rFonts w:ascii="Times New Roman" w:hAnsi="Times New Roman"/>
+          <w:color w:val="374151"/>
+          <w:sz w:val="24"/>
+        </w:rPr>
+        <w:t xml:space="preserve">8. ПР №6. АУДИТ РЕСУРСОВ И СОБЫТИЙ. ЧАСТЬ 2: ЛОГИРОВАНИЕ И КВОТЫ (17.10.2026) .... </w:t>
+      </w:r>
+      <w:r>
+        <w:rPr>
+          <w:rFonts w:ascii="Times New Roman" w:hAnsi="Times New Roman"/>
+          <w:b/>
+          <w:color w:val="111827"/>
+          <w:sz w:val="24"/>
+        </w:rPr>
+        <w:t>17</w:t>
+      </w:r>
+    </w:p>
+    <w:p>
+      <w:pPr>
+        <w:spacing w:line="276" w:lineRule="auto" w:before="20" w:after="40"/>
+        <w:ind w:firstLine="0"/>
+      </w:pPr>
+      <w:r>
+        <w:rPr>
+          <w:rFonts w:ascii="Times New Roman" w:hAnsi="Times New Roman"/>
+          <w:color w:val="374151"/>
+          <w:sz w:val="24"/>
+        </w:rPr>
+        <w:t xml:space="preserve">9. ПР №7. ТЕСТИРОВАНИЕ СКОРОСТИ РАБОТЫ РАЗРАБОТАННОГО ПРИЛОЖЕНИЯ (19.10.2026) .... </w:t>
+      </w:r>
+      <w:r>
+        <w:rPr>
+          <w:rFonts w:ascii="Times New Roman" w:hAnsi="Times New Roman"/>
+          <w:b/>
+          <w:color w:val="111827"/>
+          <w:sz w:val="24"/>
+        </w:rPr>
+        <w:t>19</w:t>
+      </w:r>
+    </w:p>
+    <w:p>
+      <w:pPr>
+        <w:spacing w:line="276" w:lineRule="auto" w:before="20" w:after="40"/>
+        <w:ind w:firstLine="0"/>
+      </w:pPr>
+      <w:r>
+        <w:rPr>
+          <w:rFonts w:ascii="Times New Roman" w:hAnsi="Times New Roman"/>
+          <w:color w:val="374151"/>
+          <w:sz w:val="24"/>
+        </w:rPr>
+        <w:t xml:space="preserve">10. ПР №8. ШИФРОВАНИЕ И ДЕШИФРОВАНИЕ ФАЙЛОВ. ЧАСТЬ 1: AES-256 (20.10.2026) .... </w:t>
+      </w:r>
+      <w:r>
+        <w:rPr>
+          <w:rFonts w:ascii="Times New Roman" w:hAnsi="Times New Roman"/>
+          <w:b/>
+          <w:color w:val="111827"/>
+          <w:sz w:val="24"/>
+        </w:rPr>
+        <w:t>21</w:t>
+      </w:r>
+    </w:p>
+    <w:p>
+      <w:pPr>
+        <w:spacing w:line="276" w:lineRule="auto" w:before="20" w:after="40"/>
+        <w:ind w:firstLine="0"/>
+      </w:pPr>
+      <w:r>
+        <w:rPr>
+          <w:rFonts w:ascii="Times New Roman" w:hAnsi="Times New Roman"/>
+          <w:color w:val="374151"/>
+          <w:sz w:val="24"/>
+        </w:rPr>
+        <w:t xml:space="preserve">11. ПР №8. ШИФРОВАНИЕ И ДЕШИФРОВАНИЕ ФАЙЛОВ. ЧАСТЬ 2: SHA-256 (21.10.2026) .... </w:t>
+      </w:r>
+      <w:r>
+        <w:rPr>
+          <w:rFonts w:ascii="Times New Roman" w:hAnsi="Times New Roman"/>
+          <w:b/>
+          <w:color w:val="111827"/>
+          <w:sz w:val="24"/>
+        </w:rPr>
+        <w:t>23</w:t>
+      </w:r>
+    </w:p>
+    <w:p>
+      <w:pPr>
+        <w:spacing w:line="276" w:lineRule="auto" w:before="20" w:after="40"/>
+        <w:ind w:firstLine="0"/>
+      </w:pPr>
+      <w:r>
+        <w:rPr>
+          <w:rFonts w:ascii="Times New Roman" w:hAnsi="Times New Roman"/>
+          <w:color w:val="374151"/>
+          <w:sz w:val="24"/>
+        </w:rPr>
+        <w:t xml:space="preserve">12. ПР №9. ЛОКАЛЬНЫЙ GIT. ИНИЦИАЛИЗАЦИЯ И РЕПОЗИТОРИЙ (22.10.2026) .......... </w:t>
+      </w:r>
+      <w:r>
+        <w:rPr>
+          <w:rFonts w:ascii="Times New Roman" w:hAnsi="Times New Roman"/>
+          <w:b/>
+          <w:color w:val="111827"/>
+          <w:sz w:val="24"/>
+        </w:rPr>
+        <w:t>25</w:t>
+      </w:r>
+    </w:p>
+    <w:p>
+      <w:pPr>
+        <w:spacing w:line="276" w:lineRule="auto" w:before="20" w:after="40"/>
+        <w:ind w:firstLine="0"/>
+      </w:pPr>
+      <w:r>
+        <w:rPr>
+          <w:rFonts w:ascii="Times New Roman" w:hAnsi="Times New Roman"/>
+          <w:color w:val="374151"/>
+          <w:sz w:val="24"/>
+        </w:rPr>
+        <w:t xml:space="preserve">13. ПР №9. ЛОКАЛЬНЫЙ GIT. ВЕТВЛЕНИЕ И СЛИЯНИЕ (23.10.2026) .................. </w:t>
+      </w:r>
+      <w:r>
+        <w:rPr>
+          <w:rFonts w:ascii="Times New Roman" w:hAnsi="Times New Roman"/>
+          <w:b/>
+          <w:color w:val="111827"/>
+          <w:sz w:val="24"/>
+        </w:rPr>
+        <w:t>27</w:t>
+      </w:r>
+    </w:p>
+    <w:p>
+      <w:pPr>
+        <w:spacing w:line="276" w:lineRule="auto" w:before="20" w:after="40"/>
+        <w:ind w:firstLine="0"/>
+      </w:pPr>
+      <w:r>
+        <w:rPr>
+          <w:rFonts w:ascii="Times New Roman" w:hAnsi="Times New Roman"/>
+          <w:color w:val="374151"/>
+          <w:sz w:val="24"/>
+        </w:rPr>
+        <w:t xml:space="preserve">14. ПР №10. РАЗРАБОТКА GUI. ФОРМА АВТОРИЗАЦИИ MATERIAL3 (26.10.2026) ........ </w:t>
+      </w:r>
+      <w:r>
+        <w:rPr>
+          <w:rFonts w:ascii="Times New Roman" w:hAnsi="Times New Roman"/>
+          <w:b/>
+          <w:color w:val="111827"/>
+          <w:sz w:val="24"/>
+        </w:rPr>
+        <w:t>29</w:t>
+      </w:r>
+    </w:p>
+    <w:p>
+      <w:pPr>
+        <w:spacing w:line="276" w:lineRule="auto" w:before="20" w:after="40"/>
+        <w:ind w:firstLine="0"/>
+      </w:pPr>
+      <w:r>
+        <w:rPr>
+          <w:rFonts w:ascii="Times New Roman" w:hAnsi="Times New Roman"/>
+          <w:color w:val="374151"/>
+          <w:sz w:val="24"/>
+        </w:rPr>
+        <w:t xml:space="preserve">15. ПР №10. РАЗРАБОТКА GUI. ДИЗАЙНЕР .XSD И MASTER-DETAIL (27.10.2026) ...... </w:t>
+      </w:r>
+      <w:r>
+        <w:rPr>
+          <w:rFonts w:ascii="Times New Roman" w:hAnsi="Times New Roman"/>
+          <w:b/>
+          <w:color w:val="111827"/>
+          <w:sz w:val="24"/>
+        </w:rPr>
+        <w:t>31</w:t>
+      </w:r>
+    </w:p>
+    <w:p>
+      <w:pPr>
+        <w:spacing w:line="276" w:lineRule="auto" w:before="20" w:after="40"/>
+        <w:ind w:firstLine="0"/>
+      </w:pPr>
+      <w:r>
+        <w:rPr>
+          <w:rFonts w:ascii="Times New Roman" w:hAnsi="Times New Roman"/>
+          <w:color w:val="374151"/>
+          <w:sz w:val="24"/>
+        </w:rPr>
+        <w:t xml:space="preserve">16. ПР №10. РАЗРАБОТКА GUI. CRUD, ВАЛИДАЦИЯ И ФИЛЬТРАЦИЯ (28.10.2026) ....... </w:t>
+      </w:r>
+      <w:r>
+        <w:rPr>
+          <w:rFonts w:ascii="Times New Roman" w:hAnsi="Times New Roman"/>
+          <w:b/>
+          <w:color w:val="111827"/>
+          <w:sz w:val="24"/>
+        </w:rPr>
+        <w:t>33</w:t>
+      </w:r>
+    </w:p>
+    <w:p>
+      <w:pPr>
+        <w:spacing w:line="276" w:lineRule="auto" w:before="20" w:after="40"/>
+        <w:ind w:firstLine="0"/>
+      </w:pPr>
+      <w:r>
+        <w:rPr>
+          <w:rFonts w:ascii="Times New Roman" w:hAnsi="Times New Roman"/>
+          <w:color w:val="374151"/>
+          <w:sz w:val="24"/>
+        </w:rPr>
+        <w:t xml:space="preserve">17. ПР №11. ВОССТАНОВЛЕНИЕ РАБОТОСПОСОБНОСТИ ПО (29.10.2026) ................ </w:t>
+      </w:r>
+      <w:r>
+        <w:rPr>
+          <w:rFonts w:ascii="Times New Roman" w:hAnsi="Times New Roman"/>
+          <w:b/>
+          <w:color w:val="111827"/>
+          <w:sz w:val="24"/>
+        </w:rPr>
+        <w:t>35</w:t>
+      </w:r>
+    </w:p>
+    <w:p>
+      <w:pPr>
+        <w:spacing w:line="276" w:lineRule="auto" w:before="20" w:after="40"/>
+        <w:ind w:firstLine="0"/>
+      </w:pPr>
+      <w:r>
+        <w:rPr>
+          <w:rFonts w:ascii="Times New Roman" w:hAnsi="Times New Roman"/>
+          <w:color w:val="374151"/>
+          <w:sz w:val="24"/>
+        </w:rPr>
+        <w:t xml:space="preserve">18. ОФОРМЛЕНИЕ ОТЧЕТА И ДИФФЕРЕНЦИРОВАННЫЙ ЗАЧЕТ (30.10.2026) ............... </w:t>
+      </w:r>
+      <w:r>
+        <w:rPr>
+          <w:rFonts w:ascii="Times New Roman" w:hAnsi="Times New Roman"/>
+          <w:b/>
+          <w:color w:val="111827"/>
+          <w:sz w:val="24"/>
+        </w:rPr>
+        <w:t>37</w:t>
+      </w:r>
+    </w:p>
+    <w:p>
+      <w:pPr>
+        <w:spacing w:line="276" w:lineRule="auto" w:before="20" w:after="40"/>
+        <w:ind w:firstLine="0"/>
+      </w:pPr>
+      <w:r>
+        <w:rPr>
+          <w:rFonts w:ascii="Times New Roman" w:hAnsi="Times New Roman"/>
+          <w:color w:val="374151"/>
+          <w:sz w:val="24"/>
+        </w:rPr>
+        <w:t xml:space="preserve">ЗАКЛЮЧЕНИЕ .................................................................. </w:t>
+      </w:r>
+      <w:r>
+        <w:rPr>
+          <w:rFonts w:ascii="Times New Roman" w:hAnsi="Times New Roman"/>
+          <w:b/>
+          <w:color w:val="111827"/>
+          <w:sz w:val="24"/>
+        </w:rPr>
+        <w:t>39</w:t>
+      </w:r>
+    </w:p>
+    <w:p>
+      <w:r>
+        <w:br w:type="page"/>
+      </w:r>
+    </w:p>
+    <w:p>
+      <w:pPr>
+        <w:spacing w:before="360" w:after="160" w:line="276" w:lineRule="auto"/>
+        <w:ind w:firstLine="0"/>
+        <w:jc w:val="left"/>
+      </w:pPr>
+      <w:r>
+        <w:rPr>
+          <w:rFonts w:ascii="Times New Roman" w:hAnsi="Times New Roman"/>
+          <w:b/>
+          <w:i w:val="0"/>
+          <w:color w:val="1F2937"/>
+          <w:sz w:val="32"/>
+        </w:rPr>
+        <w:t>ВВЕДЕНИЕ</w:t>
+      </w:r>
+    </w:p>
+    <w:p>
+      <w:pPr>
+        <w:spacing w:before="0" w:after="80" w:line="276" w:lineRule="auto"/>
+        <w:ind w:firstLine="709"/>
+        <w:jc w:val="both"/>
+      </w:pPr>
+      <w:r>
+        <w:rPr>
+          <w:rFonts w:ascii="Times New Roman" w:hAnsi="Times New Roman"/>
           <w:b w:val="0"/>
           <w:i w:val="0"/>
-          <w:sz w:val="22"/>
-        </w:rPr>
-        <w:t>Департамент образования и науки Ивановской области</w:t>
+          <w:color w:val="111827"/>
+          <w:sz w:val="28"/>
+        </w:rPr>
+        <w:t>Учебная практика УП.04.01 «Внедрение и поддержка компьютерных систем» (МДК 04.01) входит в состав профессионального цикла подготовки специалистов среднего звена по специальности 09.02.07 «Информационные системы и программирование».</w:t>
       </w:r>
     </w:p>
     <w:p>
       <w:pPr>
-        <w:spacing w:after="0" w:before="0" w:line="360" w:lineRule="auto"/>
-        <w:ind w:firstLine="0"/>
-        <w:jc w:val="center"/>
+        <w:spacing w:before="0" w:after="80" w:line="276" w:lineRule="auto"/>
+        <w:ind w:firstLine="709"/>
+        <w:jc w:val="both"/>
       </w:pPr>
       <w:r>
         <w:rPr>
           <w:rFonts w:ascii="Times New Roman" w:hAnsi="Times New Roman"/>
           <w:b w:val="0"/>
           <w:i w:val="0"/>
-          <w:sz w:val="22"/>
-        </w:rPr>
-        <w:t>Областное государственное бюджетное профессиональное образовательное учреждение</w:t>
+          <w:color w:val="111827"/>
+          <w:sz w:val="28"/>
+        </w:rPr>
+        <w:t>Основная инженерная цель практики — сквозная разработка, отладка, профилирование, аудит безопасности и сопровождение законченного прикладного программного продукта: настольной информационной системы (ИС) баз данных на базе современного производственного стека технологий:</w:t>
       </w:r>
     </w:p>
     <w:p>
       <w:pPr>
-        <w:spacing w:after="720" w:before="0" w:line="360" w:lineRule="auto"/>
+        <w:spacing w:before="40" w:after="60" w:line="276" w:lineRule="auto"/>
+        <w:ind w:firstLine="288"/>
+      </w:pPr>
+      <w:r>
+        <w:rPr>
+          <w:rFonts w:ascii="Times New Roman" w:hAnsi="Times New Roman"/>
+          <w:b/>
+          <w:color w:val="4B5563"/>
+          <w:sz w:val="28"/>
+        </w:rPr>
+        <w:t xml:space="preserve">• </w:t>
+      </w:r>
+      <w:r>
+        <w:rPr>
+          <w:rFonts w:ascii="Times New Roman" w:hAnsi="Times New Roman"/>
+          <w:color w:val="111827"/>
+          <w:sz w:val="28"/>
+        </w:rPr>
+        <w:t>Язык разработки и платформа: C# (.NET Framework 4.8);</w:t>
+      </w:r>
+    </w:p>
+    <w:p>
+      <w:pPr>
+        <w:spacing w:before="40" w:after="60" w:line="276" w:lineRule="auto"/>
+        <w:ind w:firstLine="288"/>
+      </w:pPr>
+      <w:r>
+        <w:rPr>
+          <w:rFonts w:ascii="Times New Roman" w:hAnsi="Times New Roman"/>
+          <w:b/>
+          <w:color w:val="4B5563"/>
+          <w:sz w:val="28"/>
+        </w:rPr>
+        <w:t xml:space="preserve">• </w:t>
+      </w:r>
+      <w:r>
+        <w:rPr>
+          <w:rFonts w:ascii="Times New Roman" w:hAnsi="Times New Roman"/>
+          <w:color w:val="111827"/>
+          <w:sz w:val="28"/>
+        </w:rPr>
+        <w:t>Графический интерфейс пользователя: Windows Forms с интеграцией библиотеки компонентов MaterialSkin.2 (стандарт Material3: MaterialForm, MaterialCard, MaterialTextBox, MaterialButton, MaterialComboBox, MaterialListView);</w:t>
+      </w:r>
+    </w:p>
+    <w:p>
+      <w:pPr>
+        <w:spacing w:before="40" w:after="60" w:line="276" w:lineRule="auto"/>
+        <w:ind w:firstLine="288"/>
+      </w:pPr>
+      <w:r>
+        <w:rPr>
+          <w:rFonts w:ascii="Times New Roman" w:hAnsi="Times New Roman"/>
+          <w:b/>
+          <w:color w:val="4B5563"/>
+          <w:sz w:val="28"/>
+        </w:rPr>
+        <w:t xml:space="preserve">• </w:t>
+      </w:r>
+      <w:r>
+        <w:rPr>
+          <w:rFonts w:ascii="Times New Roman" w:hAnsi="Times New Roman"/>
+          <w:color w:val="111827"/>
+          <w:sz w:val="28"/>
+        </w:rPr>
+        <w:t>Реляционная СУБД: Microsoft SQL Server Express (экземпляр SQLEXPRESS) под управлением SQL Server Management Studio (SSMS);</w:t>
+      </w:r>
+    </w:p>
+    <w:p>
+      <w:pPr>
+        <w:spacing w:before="40" w:after="60" w:line="276" w:lineRule="auto"/>
+        <w:ind w:firstLine="288"/>
+      </w:pPr>
+      <w:r>
+        <w:rPr>
+          <w:rFonts w:ascii="Times New Roman" w:hAnsi="Times New Roman"/>
+          <w:b/>
+          <w:color w:val="4B5563"/>
+          <w:sz w:val="28"/>
+        </w:rPr>
+        <w:t xml:space="preserve">• </w:t>
+      </w:r>
+      <w:r>
+        <w:rPr>
+          <w:rFonts w:ascii="Times New Roman" w:hAnsi="Times New Roman"/>
+          <w:color w:val="111827"/>
+          <w:sz w:val="28"/>
+        </w:rPr>
+        <w:t>Слой доступа к данным: типизированный DataSet с визуальным дизайнером XML Schema Definition (.xsd) и TableAdapter/TableAdapterManager;</w:t>
+      </w:r>
+    </w:p>
+    <w:p>
+      <w:pPr>
+        <w:spacing w:before="40" w:after="60" w:line="276" w:lineRule="auto"/>
+        <w:ind w:firstLine="288"/>
+      </w:pPr>
+      <w:r>
+        <w:rPr>
+          <w:rFonts w:ascii="Times New Roman" w:hAnsi="Times New Roman"/>
+          <w:b/>
+          <w:color w:val="4B5563"/>
+          <w:sz w:val="28"/>
+        </w:rPr>
+        <w:t xml:space="preserve">• </w:t>
+      </w:r>
+      <w:r>
+        <w:rPr>
+          <w:rFonts w:ascii="Times New Roman" w:hAnsi="Times New Roman"/>
+          <w:color w:val="111827"/>
+          <w:sz w:val="28"/>
+        </w:rPr>
+        <w:t>Система контроля версий: распределенная система Git (локальный репозиторий, структурированные коммиты, изолированные функциональные ветки feature-ветвления и слияния);</w:t>
+      </w:r>
+    </w:p>
+    <w:p>
+      <w:pPr>
+        <w:spacing w:before="40" w:after="60" w:line="276" w:lineRule="auto"/>
+        <w:ind w:firstLine="288"/>
+      </w:pPr>
+      <w:r>
+        <w:rPr>
+          <w:rFonts w:ascii="Times New Roman" w:hAnsi="Times New Roman"/>
+          <w:b/>
+          <w:color w:val="4B5563"/>
+          <w:sz w:val="28"/>
+        </w:rPr>
+        <w:t xml:space="preserve">• </w:t>
+      </w:r>
+      <w:r>
+        <w:rPr>
+          <w:rFonts w:ascii="Times New Roman" w:hAnsi="Times New Roman"/>
+          <w:color w:val="111827"/>
+          <w:sz w:val="28"/>
+        </w:rPr>
+        <w:t>Подсистемы безопасности и надежности: криптографический модуль симметричного блочного шифрования файлов AES-256, хэширование паролей пользователей SHA-256 с добавлением соли (salt), автоматизированный бэкап и восстановление базы данных (.bak).</w:t>
+      </w:r>
+    </w:p>
+    <w:p>
+      <w:pPr>
+        <w:spacing w:before="0" w:after="80" w:line="276" w:lineRule="auto"/>
+        <w:ind w:firstLine="709"/>
+        <w:jc w:val="both"/>
+      </w:pPr>
+      <w:r>
+        <w:rPr>
+          <w:rFonts w:ascii="Times New Roman" w:hAnsi="Times New Roman"/>
+          <w:b w:val="0"/>
+          <w:i w:val="0"/>
+          <w:color w:val="111827"/>
+          <w:sz w:val="28"/>
+        </w:rPr>
+        <w:t>В соответствии с индивидуальным вариантом студента предметная область проектируемой информационной системы включает не менее 6 взаимосвязанных таблиц с реализацией связей Primary Key / Foreign Key (1:N и N:M). Все смежные разделы практики (подбор ПК, антивирусы, SMART, стресс-тесты, аудит событий, профилирование скорости, шифрование, версионирование Git, бэкап/restore) выполняются и документируются непосредственно в жизненном цикле создаваемой системы.</w:t>
+      </w:r>
+    </w:p>
+    <w:p>
+      <w:pPr>
+        <w:jc w:val="left"/>
+        <w:shd w:fill="F3F4F6"/>
+        <w:spacing w:before="120" w:after="160" w:line="276" w:lineRule="auto"/>
+        <w:ind w:firstLine="0" w:left="706" w:right="288"/>
+      </w:pPr>
+      <w:r>
+        <w:rPr>
+          <w:rFonts w:ascii="Consolas" w:hAnsi="Consolas"/>
+          <w:color w:val="374151"/>
+          <w:sz w:val="21"/>
+        </w:rPr>
+        <w:t>/* [МЕСТО ДЛЯ СКРИНШОТА / ЛИСТИНГА КОДА] */</w:t>
+        <w:br/>
+        <w:t>// Укажите название вашей индивидуальной темы и перечень 6 обязательных таблиц реляционной БД (например: Products, Categories, Orders, OrderItems, Customers, Employees)</w:t>
+      </w:r>
+    </w:p>
+    <w:p>
+      <w:r>
+        <w:br w:type="page"/>
+      </w:r>
+    </w:p>
+    <w:p>
+      <w:pPr>
+        <w:spacing w:before="360" w:after="160" w:line="276" w:lineRule="auto"/>
         <w:ind w:firstLine="0"/>
-        <w:jc w:val="center"/>
+        <w:jc w:val="left"/>
       </w:pPr>
       <w:r>
         <w:rPr>
           <w:rFonts w:ascii="Times New Roman" w:hAnsi="Times New Roman"/>
           <w:b/>
           <w:i w:val="0"/>
-          <w:sz w:val="24"/>
-        </w:rPr>
-        <w:t>«Ивановский промышленно – экономический колледж»</w:t>
+          <w:color w:val="1F2937"/>
+          <w:sz w:val="32"/>
+        </w:rPr>
+        <w:t>РАЗДЕЛ 1. ТЕХНИКА БЕЗОПАСНОСТИ НА РАБОЧЕМ МЕСТЕ. ОЗНАКОМЛЕНИЕ С РАБОЧИМ МЕСТОМ И ПО (08.10.2026)</w:t>
       </w:r>
     </w:p>
     <w:p>
       <w:pPr>
-        <w:spacing w:after="0" w:before="0" w:line="360" w:lineRule="auto"/>
+        <w:spacing w:before="240" w:after="80" w:line="276" w:lineRule="auto"/>
         <w:ind w:firstLine="0"/>
-        <w:jc w:val="center"/>
+        <w:jc w:val="left"/>
       </w:pPr>
       <w:r>
         <w:rPr>
           <w:rFonts w:ascii="Times New Roman" w:hAnsi="Times New Roman"/>
           <w:b/>
           <w:i w:val="0"/>
-          <w:sz w:val="36"/>
-        </w:rPr>
-        <w:t>ОТЧЕТ</w:t>
+          <w:color w:val="111827"/>
+          <w:sz w:val="29"/>
+        </w:rPr>
+        <w:t>Цель работы</w:t>
       </w:r>
     </w:p>
     <w:p>
       <w:pPr>
-        <w:spacing w:after="0" w:before="0" w:line="360" w:lineRule="auto"/>
+        <w:spacing w:before="0" w:after="80" w:line="276" w:lineRule="auto"/>
+        <w:ind w:firstLine="709"/>
+        <w:jc w:val="both"/>
+      </w:pPr>
+      <w:r>
+        <w:rPr>
+          <w:rFonts w:ascii="Times New Roman" w:hAnsi="Times New Roman"/>
+          <w:b w:val="0"/>
+          <w:i w:val="0"/>
+          <w:color w:val="111827"/>
+          <w:sz w:val="28"/>
+        </w:rPr>
+        <w:t>Инструктаж по ТБ, эргономика рабочего места разработчика ИС и развертывание технологического стека (Visual Studio 2022, .NET 4.8, SQLEXPRESS, MaterialSkin.2).</w:t>
+      </w:r>
+    </w:p>
+    <w:p>
+      <w:pPr>
+        <w:spacing w:before="240" w:after="80" w:line="276" w:lineRule="auto"/>
         <w:ind w:firstLine="0"/>
-        <w:jc w:val="center"/>
+        <w:jc w:val="left"/>
       </w:pPr>
       <w:r>
         <w:rPr>
           <w:rFonts w:ascii="Times New Roman" w:hAnsi="Times New Roman"/>
           <w:b/>
           <w:i w:val="0"/>
-          <w:sz w:val="30"/>
-        </w:rPr>
-        <w:t>по учебной практике УП.04.01</w:t>
+          <w:color w:val="111827"/>
+          <w:sz w:val="29"/>
+        </w:rPr>
+        <w:t>Краткий ход выполнения и проектные решения</w:t>
       </w:r>
     </w:p>
     <w:p>
       <w:pPr>
-        <w:spacing w:after="0" w:before="0" w:line="360" w:lineRule="auto"/>
+        <w:spacing w:before="40" w:after="60" w:line="276" w:lineRule="auto"/>
+        <w:ind w:firstLine="288"/>
+      </w:pPr>
+      <w:r>
+        <w:rPr>
+          <w:rFonts w:ascii="Times New Roman" w:hAnsi="Times New Roman"/>
+          <w:b/>
+          <w:color w:val="4B5563"/>
+          <w:sz w:val="28"/>
+        </w:rPr>
+        <w:t xml:space="preserve">• </w:t>
+      </w:r>
+      <w:r>
+        <w:rPr>
+          <w:rFonts w:ascii="Times New Roman" w:hAnsi="Times New Roman"/>
+          <w:color w:val="111827"/>
+          <w:sz w:val="28"/>
+        </w:rPr>
+        <w:t>Изучение требований правил техники безопасности, электробезопасности и санитарных правил (СанПиН 1.2.3685-21) при длительной разработке ПО за компьютером.</w:t>
+      </w:r>
+    </w:p>
+    <w:p>
+      <w:pPr>
+        <w:spacing w:before="40" w:after="60" w:line="276" w:lineRule="auto"/>
+        <w:ind w:firstLine="288"/>
+      </w:pPr>
+      <w:r>
+        <w:rPr>
+          <w:rFonts w:ascii="Times New Roman" w:hAnsi="Times New Roman"/>
+          <w:b/>
+          <w:color w:val="4B5563"/>
+          <w:sz w:val="28"/>
+        </w:rPr>
+        <w:t xml:space="preserve">• </w:t>
+      </w:r>
+      <w:r>
+        <w:rPr>
+          <w:rFonts w:ascii="Times New Roman" w:hAnsi="Times New Roman"/>
+          <w:color w:val="111827"/>
+          <w:sz w:val="28"/>
+        </w:rPr>
+        <w:t>Аппаратная спецификация инженерного рабочего места (характеристики монитора, системного блока, накопителей и периферии).</w:t>
+      </w:r>
+    </w:p>
+    <w:p>
+      <w:pPr>
+        <w:spacing w:before="40" w:after="60" w:line="276" w:lineRule="auto"/>
+        <w:ind w:firstLine="288"/>
+      </w:pPr>
+      <w:r>
+        <w:rPr>
+          <w:rFonts w:ascii="Times New Roman" w:hAnsi="Times New Roman"/>
+          <w:b/>
+          <w:color w:val="4B5563"/>
+          <w:sz w:val="28"/>
+        </w:rPr>
+        <w:t xml:space="preserve">• </w:t>
+      </w:r>
+      <w:r>
+        <w:rPr>
+          <w:rFonts w:ascii="Times New Roman" w:hAnsi="Times New Roman"/>
+          <w:color w:val="111827"/>
+          <w:sz w:val="28"/>
+        </w:rPr>
+        <w:t>Развертывание и аудит среды: Microsoft Visual Studio 2022, .NET Framework 4.8, подключение NuGet-пакета MaterialSkin.2.</w:t>
+      </w:r>
+    </w:p>
+    <w:p>
+      <w:pPr>
+        <w:spacing w:before="40" w:after="60" w:line="276" w:lineRule="auto"/>
+        <w:ind w:firstLine="288"/>
+      </w:pPr>
+      <w:r>
+        <w:rPr>
+          <w:rFonts w:ascii="Times New Roman" w:hAnsi="Times New Roman"/>
+          <w:b/>
+          <w:color w:val="4B5563"/>
+          <w:sz w:val="28"/>
+        </w:rPr>
+        <w:t xml:space="preserve">• </w:t>
+      </w:r>
+      <w:r>
+        <w:rPr>
+          <w:rFonts w:ascii="Times New Roman" w:hAnsi="Times New Roman"/>
+          <w:color w:val="111827"/>
+          <w:sz w:val="28"/>
+        </w:rPr>
+        <w:t>Выбор и фиксация индивидуальной темы ИС из 15 вариантов, составление перечня 6 ключевых сущностей БД.</w:t>
+      </w:r>
+    </w:p>
+    <w:p>
+      <w:pPr>
+        <w:spacing w:before="240" w:after="80" w:line="276" w:lineRule="auto"/>
         <w:ind w:firstLine="0"/>
-        <w:jc w:val="center"/>
+        <w:jc w:val="left"/>
+      </w:pPr>
+      <w:r>
+        <w:rPr>
+          <w:rFonts w:ascii="Times New Roman" w:hAnsi="Times New Roman"/>
+          <w:b/>
+          <w:i w:val="0"/>
+          <w:color w:val="111827"/>
+          <w:sz w:val="29"/>
+        </w:rPr>
+        <w:t>Иллюстративный материал и результаты тестирования</w:t>
+      </w:r>
+    </w:p>
+    <w:p>
+      <w:pPr>
+        <w:jc w:val="left"/>
+        <w:shd w:fill="F3F4F6"/>
+        <w:spacing w:before="120" w:after="160" w:line="276" w:lineRule="auto"/>
+        <w:ind w:firstLine="0" w:left="706" w:right="288"/>
+      </w:pPr>
+      <w:r>
+        <w:rPr>
+          <w:rFonts w:ascii="Consolas" w:hAnsi="Consolas"/>
+          <w:color w:val="374151"/>
+          <w:sz w:val="21"/>
+        </w:rPr>
+        <w:t>/* [МЕСТО ДЛЯ СКРИНШОТА / ЛИСТИНГА КОДА] */</w:t>
+        <w:br/>
+        <w:t>// Скриншот открытой среды Visual Studio с созданным проектом и подключенным пакетом MaterialSkin.2</w:t>
+      </w:r>
+    </w:p>
+    <w:p>
+      <w:pPr>
+        <w:spacing w:before="240" w:after="80" w:line="276" w:lineRule="auto"/>
+        <w:ind w:firstLine="0"/>
+        <w:jc w:val="left"/>
+      </w:pPr>
+      <w:r>
+        <w:rPr>
+          <w:rFonts w:ascii="Times New Roman" w:hAnsi="Times New Roman"/>
+          <w:b/>
+          <w:i w:val="0"/>
+          <w:color w:val="111827"/>
+          <w:sz w:val="29"/>
+        </w:rPr>
+        <w:t>Вывод по разделу</w:t>
+      </w:r>
+    </w:p>
+    <w:p>
+      <w:pPr>
+        <w:spacing w:before="0" w:after="80" w:line="276" w:lineRule="auto"/>
+        <w:ind w:firstLine="709"/>
+        <w:jc w:val="both"/>
       </w:pPr>
       <w:r>
         <w:rPr>
           <w:rFonts w:ascii="Times New Roman" w:hAnsi="Times New Roman"/>
           <w:b w:val="0"/>
           <w:i w:val="0"/>
+          <w:color w:val="111827"/>
           <w:sz w:val="28"/>
         </w:rPr>
-        <w:t>«Внедрение и поддержка компьютерных систем» (МДК 04.01)</w:t>
+        <w:t>В ходе выполнения практического задания 08.10.2026 задачи раздела были успешно решены в полном объеме, проектные решения интегрированы в общий программный комплекс разрабатываемой информационной системы.</w:t>
       </w:r>
     </w:p>
     <w:p>
-      <w:pPr>
-        <w:spacing w:after="960" w:before="0" w:line="360" w:lineRule="auto"/>
-        <w:ind w:firstLine="0"/>
-        <w:jc w:val="center"/>
-      </w:pPr>
-      <w:r>
-        <w:rPr>
-          <w:rFonts w:ascii="Times New Roman" w:hAnsi="Times New Roman"/>
-          <w:b w:val="0"/>
-          <w:i/>
-          <w:sz w:val="26"/>
-        </w:rPr>
-        <w:t>Тема индивидуального проекта: «Разработка настольной информационной системы [Название ИС] на базе C# WinForms Material3 и MS SQL Server»</w:t>
-      </w:r>
-    </w:p>
-    <w:tbl>
-      <w:tblPr>
-        <w:tblW w:type="auto" w:w="0"/>
-        <w:jc w:val="right"/>
-        <w:tblLook w:firstColumn="1" w:firstRow="1" w:lastColumn="0" w:lastRow="0" w:noHBand="0" w:noVBand="1" w:val="04A0"/>
-      </w:tblPr>
-      <w:tblGrid>
-        <w:gridCol w:w="4819"/>
-        <w:gridCol w:w="4819"/>
-      </w:tblGrid>
-      <w:tr>
-        <w:tc>
-          <w:tcPr>
-            <w:tcW w:type="dxa" w:w="3969"/>
-          </w:tcPr>
-          <w:p>
-            <w:pPr>
-              <w:spacing w:line="276" w:lineRule="auto"/>
-              <w:ind w:firstLine="0"/>
-              <w:jc w:val="right"/>
-            </w:pPr>
-            <w:r>
-              <w:rPr>
-                <w:rFonts w:ascii="Times New Roman" w:hAnsi="Times New Roman"/>
-                <w:sz w:val="24"/>
-              </w:rPr>
-              <w:t>Выполнил студент группы:</w:t>
-            </w:r>
-          </w:p>
-        </w:tc>
-        <w:tc>
-          <w:tcPr>
-            <w:tcW w:type="dxa" w:w="4535"/>
-          </w:tcPr>
-          <w:p>
-            <w:pPr>
-              <w:spacing w:line="276" w:lineRule="auto"/>
-              <w:ind w:firstLine="0"/>
-              <w:jc w:val="left"/>
-            </w:pPr>
-            <w:r>
-              <w:rPr>
-                <w:rFonts w:ascii="Times New Roman" w:hAnsi="Times New Roman"/>
-                <w:b/>
-                <w:sz w:val="24"/>
-              </w:rPr>
-              <w:t>307</w:t>
-            </w:r>
-          </w:p>
-        </w:tc>
-      </w:tr>
-      <w:tr>
-        <w:tc>
-          <w:tcPr>
-            <w:tcW w:type="dxa" w:w="3969"/>
-          </w:tcPr>
-          <w:p>
-            <w:pPr>
-              <w:spacing w:line="276" w:lineRule="auto"/>
-              <w:ind w:firstLine="0"/>
-              <w:jc w:val="right"/>
-            </w:pPr>
-            <w:r>
-              <w:rPr>
-                <w:rFonts w:ascii="Times New Roman" w:hAnsi="Times New Roman"/>
-                <w:sz w:val="24"/>
-              </w:rPr>
-              <w:t>ФИО студента:</w:t>
-            </w:r>
-          </w:p>
-        </w:tc>
-        <w:tc>
-          <w:tcPr>
-            <w:tcW w:type="dxa" w:w="4535"/>
-          </w:tcPr>
-          <w:p>
-            <w:pPr>
-              <w:spacing w:line="276" w:lineRule="auto"/>
-              <w:ind w:firstLine="0"/>
-              <w:jc w:val="left"/>
-            </w:pPr>
-            <w:r>
-              <w:rPr>
-                <w:rFonts w:ascii="Times New Roman" w:hAnsi="Times New Roman"/>
-                <w:b/>
-                <w:sz w:val="24"/>
-              </w:rPr>
-              <w:t>[Фамилия Имя Отчество]</w:t>
-            </w:r>
-          </w:p>
-        </w:tc>
-      </w:tr>
-      <w:tr>
-        <w:tc>
-          <w:tcPr>
-            <w:tcW w:type="dxa" w:w="3969"/>
-          </w:tcPr>
-          <w:p>
-            <w:pPr>
-              <w:spacing w:line="276" w:lineRule="auto"/>
-              <w:ind w:firstLine="0"/>
-              <w:jc w:val="right"/>
-            </w:pPr>
-            <w:r>
-              <w:rPr>
-                <w:rFonts w:ascii="Times New Roman" w:hAnsi="Times New Roman"/>
-                <w:sz w:val="24"/>
-              </w:rPr>
-              <w:t>Специальность:</w:t>
-            </w:r>
-          </w:p>
-        </w:tc>
-        <w:tc>
-          <w:tcPr>
-            <w:tcW w:type="dxa" w:w="4535"/>
-          </w:tcPr>
-          <w:p>
-            <w:pPr>
-              <w:spacing w:line="276" w:lineRule="auto"/>
-              <w:ind w:firstLine="0"/>
-              <w:jc w:val="left"/>
-            </w:pPr>
-            <w:r>
-              <w:rPr>
-                <w:rFonts w:ascii="Times New Roman" w:hAnsi="Times New Roman"/>
-                <w:b w:val="0"/>
-                <w:sz w:val="24"/>
-              </w:rPr>
-              <w:t>09.02.07 Информационные системы и программирование</w:t>
-            </w:r>
-          </w:p>
-        </w:tc>
-      </w:tr>
-      <w:tr>
-        <w:tc>
-          <w:tcPr>
-            <w:tcW w:type="dxa" w:w="3969"/>
-          </w:tcPr>
-          <w:p>
-            <w:pPr>
-              <w:spacing w:line="276" w:lineRule="auto"/>
-              <w:ind w:firstLine="0"/>
-              <w:jc w:val="right"/>
-            </w:pPr>
-            <w:r>
-              <w:rPr>
-                <w:rFonts w:ascii="Times New Roman" w:hAnsi="Times New Roman"/>
-                <w:sz w:val="24"/>
-              </w:rPr>
-              <w:t>Руководитель практики:</w:t>
-            </w:r>
-          </w:p>
-        </w:tc>
-        <w:tc>
-          <w:tcPr>
-            <w:tcW w:type="dxa" w:w="4535"/>
-          </w:tcPr>
-          <w:p>
-            <w:pPr>
-              <w:spacing w:line="276" w:lineRule="auto"/>
-              <w:ind w:firstLine="0"/>
-              <w:jc w:val="left"/>
-            </w:pPr>
-            <w:r>
-              <w:rPr>
-                <w:rFonts w:ascii="Times New Roman" w:hAnsi="Times New Roman"/>
-                <w:b/>
-                <w:sz w:val="24"/>
-              </w:rPr>
-              <w:t>преподаватель Карташов Д. Г.</w:t>
-            </w:r>
-          </w:p>
-        </w:tc>
-      </w:tr>
-      <w:tr>
-        <w:tc>
-          <w:tcPr>
-            <w:tcW w:type="dxa" w:w="3969"/>
-          </w:tcPr>
-          <w:p>
-            <w:pPr>
-              <w:spacing w:line="276" w:lineRule="auto"/>
-              <w:ind w:firstLine="0"/>
-              <w:jc w:val="right"/>
-            </w:pPr>
-            <w:r>
-              <w:rPr>
-                <w:rFonts w:ascii="Times New Roman" w:hAnsi="Times New Roman"/>
-                <w:sz w:val="24"/>
-              </w:rPr>
-              <w:t>Оценка за дифзачет:</w:t>
-            </w:r>
-          </w:p>
-        </w:tc>
-        <w:tc>
-          <w:tcPr>
-            <w:tcW w:type="dxa" w:w="4535"/>
-          </w:tcPr>
-          <w:p>
-            <w:pPr>
-              <w:spacing w:line="276" w:lineRule="auto"/>
-              <w:ind w:firstLine="0"/>
-              <w:jc w:val="left"/>
-            </w:pPr>
-            <w:r>
-              <w:rPr>
-                <w:rFonts w:ascii="Times New Roman" w:hAnsi="Times New Roman"/>
-                <w:b w:val="0"/>
-                <w:sz w:val="24"/>
-              </w:rPr>
-              <w:t>________ / Дата: 30.10.2026 г.</w:t>
-            </w:r>
-          </w:p>
-        </w:tc>
-      </w:tr>
-    </w:tbl>
-    <w:p>
-      <w:pPr>
-        <w:spacing w:before="1200"/>
-      </w:pPr>
+      <w:r>
+        <w:br w:type="page"/>
+      </w:r>
     </w:p>
     <w:p>
       <w:pPr>
-        <w:spacing w:after="0" w:before="0" w:line="360" w:lineRule="auto"/>
+        <w:spacing w:before="360" w:after="160" w:line="276" w:lineRule="auto"/>
         <w:ind w:firstLine="0"/>
-        <w:jc w:val="center"/>
+        <w:jc w:val="left"/>
+      </w:pPr>
+      <w:r>
+        <w:rPr>
+          <w:rFonts w:ascii="Times New Roman" w:hAnsi="Times New Roman"/>
+          <w:b/>
+          <w:i w:val="0"/>
+          <w:color w:val="1F2937"/>
+          <w:sz w:val="32"/>
+        </w:rPr>
+        <w:t>РАЗДЕЛ 2. ПР №1. ПОДБОР КОНФИГУРАЦИИ ПК (09.10.2026)</w:t>
+      </w:r>
+    </w:p>
+    <w:p>
+      <w:pPr>
+        <w:spacing w:before="240" w:after="80" w:line="276" w:lineRule="auto"/>
+        <w:ind w:firstLine="0"/>
+        <w:jc w:val="left"/>
+      </w:pPr>
+      <w:r>
+        <w:rPr>
+          <w:rFonts w:ascii="Times New Roman" w:hAnsi="Times New Roman"/>
+          <w:b/>
+          <w:i w:val="0"/>
+          <w:color w:val="111827"/>
+          <w:sz w:val="29"/>
+        </w:rPr>
+        <w:t>Цель работы</w:t>
+      </w:r>
+    </w:p>
+    <w:p>
+      <w:pPr>
+        <w:spacing w:before="0" w:after="80" w:line="276" w:lineRule="auto"/>
+        <w:ind w:firstLine="709"/>
+        <w:jc w:val="both"/>
       </w:pPr>
       <w:r>
         <w:rPr>
           <w:rFonts w:ascii="Times New Roman" w:hAnsi="Times New Roman"/>
           <w:b w:val="0"/>
           <w:i w:val="0"/>
-          <w:sz w:val="24"/>
-        </w:rPr>
-        <w:t>г. Иваново, 2026 г.</w:t>
+          <w:color w:val="111827"/>
+          <w:sz w:val="28"/>
+        </w:rPr>
+        <w:t>Аппаратный расчет и комплектование рабочей станции инженера и локального сервера СУБД для надежной эксплуатации создаваемой ИС.</w:t>
       </w:r>
     </w:p>
     <w:p>
-      <w:r>
-        <w:br w:type="page"/>
+      <w:pPr>
+        <w:spacing w:before="240" w:after="80" w:line="276" w:lineRule="auto"/>
+        <w:ind w:firstLine="0"/>
+        <w:jc w:val="left"/>
+      </w:pPr>
+      <w:r>
+        <w:rPr>
+          <w:rFonts w:ascii="Times New Roman" w:hAnsi="Times New Roman"/>
+          <w:b/>
+          <w:i w:val="0"/>
+          <w:color w:val="111827"/>
+          <w:sz w:val="29"/>
+        </w:rPr>
+        <w:t>Краткий ход выполнения и проектные решения</w:t>
       </w:r>
     </w:p>
     <w:p>
       <w:pPr>
-        <w:spacing w:after="120" w:before="240" w:line="360" w:lineRule="auto"/>
+        <w:spacing w:before="40" w:after="60" w:line="276" w:lineRule="auto"/>
+        <w:ind w:firstLine="288"/>
+      </w:pPr>
+      <w:r>
+        <w:rPr>
+          <w:rFonts w:ascii="Times New Roman" w:hAnsi="Times New Roman"/>
+          <w:b/>
+          <w:color w:val="4B5563"/>
+          <w:sz w:val="28"/>
+        </w:rPr>
+        <w:t xml:space="preserve">• </w:t>
+      </w:r>
+      <w:r>
+        <w:rPr>
+          <w:rFonts w:ascii="Times New Roman" w:hAnsi="Times New Roman"/>
+          <w:color w:val="111827"/>
+          <w:sz w:val="28"/>
+        </w:rPr>
+        <w:t>Расчет объема ОЗУ (DDR4/DDR5) с учетом буферного пула (Buffer Pool) SQL Server и тяжеловесной среды Visual Studio (рекомендуемый объем от 16-32 ГБ).</w:t>
+      </w:r>
+    </w:p>
+    <w:p>
+      <w:pPr>
+        <w:spacing w:before="40" w:after="60" w:line="276" w:lineRule="auto"/>
+        <w:ind w:firstLine="288"/>
+      </w:pPr>
+      <w:r>
+        <w:rPr>
+          <w:rFonts w:ascii="Times New Roman" w:hAnsi="Times New Roman"/>
+          <w:b/>
+          <w:color w:val="4B5563"/>
+          <w:sz w:val="28"/>
+        </w:rPr>
+        <w:t xml:space="preserve">• </w:t>
+      </w:r>
+      <w:r>
+        <w:rPr>
+          <w:rFonts w:ascii="Times New Roman" w:hAnsi="Times New Roman"/>
+          <w:color w:val="111827"/>
+          <w:sz w:val="28"/>
+        </w:rPr>
+        <w:t>Выбор многоядерного процессора (Intel Core i5/i7 или AMD Ryzen 5/7) для параллельной обработки запросов и компиляции.</w:t>
+      </w:r>
+    </w:p>
+    <w:p>
+      <w:pPr>
+        <w:spacing w:before="40" w:after="60" w:line="276" w:lineRule="auto"/>
+        <w:ind w:firstLine="288"/>
+      </w:pPr>
+      <w:r>
+        <w:rPr>
+          <w:rFonts w:ascii="Times New Roman" w:hAnsi="Times New Roman"/>
+          <w:b/>
+          <w:color w:val="4B5563"/>
+          <w:sz w:val="28"/>
+        </w:rPr>
+        <w:t xml:space="preserve">• </w:t>
+      </w:r>
+      <w:r>
+        <w:rPr>
+          <w:rFonts w:ascii="Times New Roman" w:hAnsi="Times New Roman"/>
+          <w:color w:val="111827"/>
+          <w:sz w:val="28"/>
+        </w:rPr>
+        <w:t>Обоснование установки скоростного твердотельного накопителя NVMe PCIe 4.0 для минимизации задержек I/O при транзакциях СУБД.</w:t>
+      </w:r>
+    </w:p>
+    <w:p>
+      <w:pPr>
+        <w:spacing w:before="40" w:after="60" w:line="276" w:lineRule="auto"/>
+        <w:ind w:firstLine="288"/>
+      </w:pPr>
+      <w:r>
+        <w:rPr>
+          <w:rFonts w:ascii="Times New Roman" w:hAnsi="Times New Roman"/>
+          <w:b/>
+          <w:color w:val="4B5563"/>
+          <w:sz w:val="28"/>
+        </w:rPr>
+        <w:t xml:space="preserve">• </w:t>
+      </w:r>
+      <w:r>
+        <w:rPr>
+          <w:rFonts w:ascii="Times New Roman" w:hAnsi="Times New Roman"/>
+          <w:color w:val="111827"/>
+          <w:sz w:val="28"/>
+        </w:rPr>
+        <w:t>Сводная спецификация комплектующих ПК с калькуляцией бюджета внедрения.</w:t>
+      </w:r>
+    </w:p>
+    <w:p>
+      <w:pPr>
+        <w:spacing w:before="240" w:after="80" w:line="276" w:lineRule="auto"/>
         <w:ind w:firstLine="0"/>
-        <w:jc w:val="center"/>
+        <w:jc w:val="left"/>
       </w:pPr>
       <w:r>
         <w:rPr>
           <w:rFonts w:ascii="Times New Roman" w:hAnsi="Times New Roman"/>
           <w:b/>
           <w:i w:val="0"/>
-          <w:sz w:val="28"/>
-        </w:rPr>
-        <w:t>СОДЕРЖАНИЕ</w:t>
+          <w:color w:val="111827"/>
+          <w:sz w:val="29"/>
+        </w:rPr>
+        <w:t>Иллюстративный материал и результаты тестирования</w:t>
       </w:r>
     </w:p>
     <w:p>
       <w:pPr>
-        <w:spacing w:line="276" w:lineRule="auto" w:after="40"/>
-        <w:ind w:firstLine="0"/>
-      </w:pPr>
-      <w:r>
-        <w:rPr>
-          <w:rFonts w:ascii="Times New Roman" w:hAnsi="Times New Roman"/>
-          <w:sz w:val="24"/>
-        </w:rPr>
-        <w:t xml:space="preserve">ВВЕДЕНИЕ ................................................................... </w:t>
-      </w:r>
-      <w:r>
-        <w:rPr>
-          <w:rFonts w:ascii="Times New Roman" w:hAnsi="Times New Roman"/>
-          <w:b/>
-          <w:sz w:val="24"/>
-        </w:rPr>
-        <w:t>3</w:t>
+        <w:jc w:val="left"/>
+        <w:shd w:fill="F3F4F6"/>
+        <w:spacing w:before="120" w:after="160" w:line="276" w:lineRule="auto"/>
+        <w:ind w:firstLine="0" w:left="706" w:right="288"/>
+      </w:pPr>
+      <w:r>
+        <w:rPr>
+          <w:rFonts w:ascii="Consolas" w:hAnsi="Consolas"/>
+          <w:color w:val="374151"/>
+          <w:sz w:val="21"/>
+        </w:rPr>
+        <w:t>/* [МЕСТО ДЛЯ СКРИНШОТА / ЛИСТИНГА КОДА] */</w:t>
+        <w:br/>
+        <w:t>// Таблица спецификации комплектующих рабочей станции и сервера с ценами и обоснованием выбора</w:t>
       </w:r>
     </w:p>
     <w:p>
       <w:pPr>
-        <w:spacing w:line="276" w:lineRule="auto" w:after="40"/>
+        <w:spacing w:before="240" w:after="80" w:line="276" w:lineRule="auto"/>
         <w:ind w:firstLine="0"/>
-      </w:pPr>
-      <w:r>
-        <w:rPr>
-          <w:rFonts w:ascii="Times New Roman" w:hAnsi="Times New Roman"/>
-          <w:sz w:val="24"/>
-        </w:rPr>
-        <w:t xml:space="preserve">РАЗДЕЛ 1. ТЕХНИКА БЕЗОПАСНОСТИ И ОЗНАКОМЛЕНИЕ С РАБОЧИМ МЕСТОМ (08.10.2026) ..... </w:t>
-      </w:r>
+        <w:jc w:val="left"/>
+      </w:pPr>
       <w:r>
         <w:rPr>
           <w:rFonts w:ascii="Times New Roman" w:hAnsi="Times New Roman"/>
           <w:b/>
-          <w:sz w:val="24"/>
-        </w:rPr>
-        <w:t>4</w:t>
+          <w:i w:val="0"/>
+          <w:color w:val="111827"/>
+          <w:sz w:val="29"/>
+        </w:rPr>
+        <w:t>Вывод по разделу</w:t>
       </w:r>
     </w:p>
     <w:p>
       <w:pPr>
-        <w:spacing w:line="276" w:lineRule="auto" w:after="40"/>
-        <w:ind w:firstLine="0"/>
-      </w:pPr>
-      <w:r>
-        <w:rPr>
-          <w:rFonts w:ascii="Times New Roman" w:hAnsi="Times New Roman"/>
-          <w:sz w:val="24"/>
-        </w:rPr>
-        <w:t xml:space="preserve">РАЗДЕЛ 2. ПР №1. ПОДБОР КОНФИГУРАЦИИ ПК ПОД СУБД И ИС (09.10.2026) ......... </w:t>
-      </w:r>
-      <w:r>
-        <w:rPr>
-          <w:rFonts w:ascii="Times New Roman" w:hAnsi="Times New Roman"/>
-          <w:b/>
-          <w:sz w:val="24"/>
-        </w:rPr>
-        <w:t>6</w:t>
+        <w:spacing w:before="0" w:after="80" w:line="276" w:lineRule="auto"/>
+        <w:ind w:firstLine="709"/>
+        <w:jc w:val="both"/>
+      </w:pPr>
+      <w:r>
+        <w:rPr>
+          <w:rFonts w:ascii="Times New Roman" w:hAnsi="Times New Roman"/>
+          <w:b w:val="0"/>
+          <w:i w:val="0"/>
+          <w:color w:val="111827"/>
+          <w:sz w:val="28"/>
+        </w:rPr>
+        <w:t>В ходе выполнения практического задания 09.10.2026 задачи раздела были успешно решены в полном объеме, проектные решения интегрированы в общий программный комплекс разрабатываемой информационной системы.</w:t>
       </w:r>
     </w:p>
     <w:p>
-      <w:pPr>
-        <w:spacing w:line="276" w:lineRule="auto" w:after="40"/>
-        <w:ind w:firstLine="0"/>
-      </w:pPr>
-      <w:r>
-        <w:rPr>
-          <w:rFonts w:ascii="Times New Roman" w:hAnsi="Times New Roman"/>
-          <w:sz w:val="24"/>
-        </w:rPr>
-        <w:t xml:space="preserve">РАЗДЕЛ 3. ПР №2. УСТАНОВКА И НАСТРОЙКА ПО: SQLEXPRESS И 6 ТАБЛИЦ БД (10.10.2026) ..... </w:t>
-      </w:r>
-      <w:r>
-        <w:rPr>
-          <w:rFonts w:ascii="Times New Roman" w:hAnsi="Times New Roman"/>
-          <w:b/>
-          <w:sz w:val="24"/>
-        </w:rPr>
-        <w:t>8</w:t>
+      <w:r>
+        <w:br w:type="page"/>
       </w:r>
     </w:p>
     <w:p>
       <w:pPr>
-        <w:spacing w:line="276" w:lineRule="auto" w:after="40"/>
+        <w:spacing w:before="360" w:after="160" w:line="276" w:lineRule="auto"/>
         <w:ind w:firstLine="0"/>
-      </w:pPr>
-      <w:r>
-        <w:rPr>
-          <w:rFonts w:ascii="Times New Roman" w:hAnsi="Times New Roman"/>
-          <w:sz w:val="24"/>
-        </w:rPr>
-        <w:t xml:space="preserve">РАЗДЕЛ 4. ПР №3. РАБОТА С ЖЕСТКИМИ ДИСКАМИ И ВОССТАНОВЛЕНИЕ (12.10.2026) ..... </w:t>
-      </w:r>
+        <w:jc w:val="left"/>
+      </w:pPr>
       <w:r>
         <w:rPr>
           <w:rFonts w:ascii="Times New Roman" w:hAnsi="Times New Roman"/>
           <w:b/>
-          <w:sz w:val="24"/>
-        </w:rPr>
-        <w:t>10</w:t>
+          <w:i w:val="0"/>
+          <w:color w:val="1F2937"/>
+          <w:sz w:val="32"/>
+        </w:rPr>
+        <w:t>РАЗДЕЛ 3. ПР №2. ПОИСК, УСТАНОВКА И НАСТРОЙКА ПРОГРАММНОГО ОБЕСПЕЧЕНИЯ (10.10.2026)</w:t>
       </w:r>
     </w:p>
     <w:p>
       <w:pPr>
-        <w:spacing w:line="276" w:lineRule="auto" w:after="40"/>
+        <w:spacing w:before="240" w:after="80" w:line="276" w:lineRule="auto"/>
         <w:ind w:firstLine="0"/>
-      </w:pPr>
-      <w:r>
-        <w:rPr>
-          <w:rFonts w:ascii="Times New Roman" w:hAnsi="Times New Roman"/>
-          <w:sz w:val="24"/>
-        </w:rPr>
-        <w:t xml:space="preserve">РАЗДЕЛ 5. ПР №4. РАБОТА С АНТИВИРУСАМИ И ЖЕСТКИМ ДИСКОМ (14.10.2026) ....... </w:t>
-      </w:r>
+        <w:jc w:val="left"/>
+      </w:pPr>
       <w:r>
         <w:rPr>
           <w:rFonts w:ascii="Times New Roman" w:hAnsi="Times New Roman"/>
           <w:b/>
-          <w:sz w:val="24"/>
-        </w:rPr>
-        <w:t>12</w:t>
+          <w:i w:val="0"/>
+          <w:color w:val="111827"/>
+          <w:sz w:val="29"/>
+        </w:rPr>
+        <w:t>Цель работы</w:t>
       </w:r>
     </w:p>
     <w:p>
       <w:pPr>
-        <w:spacing w:line="276" w:lineRule="auto" w:after="40"/>
-        <w:ind w:firstLine="0"/>
-      </w:pPr>
-      <w:r>
-        <w:rPr>
-          <w:rFonts w:ascii="Times New Roman" w:hAnsi="Times New Roman"/>
-          <w:sz w:val="24"/>
-        </w:rPr>
-        <w:t xml:space="preserve">РАЗДЕЛ 6. ПР №5. ТЕСТИРОВАНИЕ СИСТЕМ (15.10.2026) .......................... </w:t>
-      </w:r>
-      <w:r>
-        <w:rPr>
-          <w:rFonts w:ascii="Times New Roman" w:hAnsi="Times New Roman"/>
-          <w:b/>
-          <w:sz w:val="24"/>
-        </w:rPr>
-        <w:t>14</w:t>
+        <w:spacing w:before="0" w:after="80" w:line="276" w:lineRule="auto"/>
+        <w:ind w:firstLine="709"/>
+        <w:jc w:val="both"/>
+      </w:pPr>
+      <w:r>
+        <w:rPr>
+          <w:rFonts w:ascii="Times New Roman" w:hAnsi="Times New Roman"/>
+          <w:b w:val="0"/>
+          <w:i w:val="0"/>
+          <w:color w:val="111827"/>
+          <w:sz w:val="28"/>
+        </w:rPr>
+        <w:t>Инсталляция и администрирование СУБД MS SQL Server Express (SQLEXPRESS), создание физической БД проекта и схемы 6 таблиц.</w:t>
       </w:r>
     </w:p>
     <w:p>
       <w:pPr>
-        <w:spacing w:line="276" w:lineRule="auto" w:after="40"/>
+        <w:spacing w:before="240" w:after="80" w:line="276" w:lineRule="auto"/>
         <w:ind w:firstLine="0"/>
-      </w:pPr>
-      <w:r>
-        <w:rPr>
-          <w:rFonts w:ascii="Times New Roman" w:hAnsi="Times New Roman"/>
-          <w:sz w:val="24"/>
-        </w:rPr>
-        <w:t xml:space="preserve">РАЗДЕЛ 7. ПР №6. АУДИТ РЕСУРСОВ И СОБЫТИЙ. ЧАСТЬ 1: АУДИТ БД (16.10.2026) ..... </w:t>
-      </w:r>
+        <w:jc w:val="left"/>
+      </w:pPr>
       <w:r>
         <w:rPr>
           <w:rFonts w:ascii="Times New Roman" w:hAnsi="Times New Roman"/>
           <w:b/>
-          <w:sz w:val="24"/>
-        </w:rPr>
-        <w:t>16</w:t>
+          <w:i w:val="0"/>
+          <w:color w:val="111827"/>
+          <w:sz w:val="29"/>
+        </w:rPr>
+        <w:t>Краткий ход выполнения и проектные решения</w:t>
       </w:r>
     </w:p>
     <w:p>
       <w:pPr>
-        <w:spacing w:line="276" w:lineRule="auto" w:after="40"/>
-        <w:ind w:firstLine="0"/>
-      </w:pPr>
-      <w:r>
-        <w:rPr>
-          <w:rFonts w:ascii="Times New Roman" w:hAnsi="Times New Roman"/>
-          <w:sz w:val="24"/>
-        </w:rPr>
-        <w:t xml:space="preserve">РАЗДЕЛ 8. ПР №6. АУДИТ РЕСУРСОВ И СОБЫТИЙ. ЧАСТЬ 2: ЛОГИРОВАНИЕ И КВОТЫ (17.10.2026) ..... </w:t>
-      </w:r>
+        <w:spacing w:before="40" w:after="60" w:line="276" w:lineRule="auto"/>
+        <w:ind w:firstLine="288"/>
+      </w:pPr>
       <w:r>
         <w:rPr>
           <w:rFonts w:ascii="Times New Roman" w:hAnsi="Times New Roman"/>
           <w:b/>
-          <w:sz w:val="24"/>
-        </w:rPr>
-        <w:t>18</w:t>
+          <w:color w:val="4B5563"/>
+          <w:sz w:val="28"/>
+        </w:rPr>
+        <w:t xml:space="preserve">• </w:t>
+      </w:r>
+      <w:r>
+        <w:rPr>
+          <w:rFonts w:ascii="Times New Roman" w:hAnsi="Times New Roman"/>
+          <w:color w:val="111827"/>
+          <w:sz w:val="28"/>
+        </w:rPr>
+        <w:t>Развертывание экземпляра SQLEXPRESS, включение смешанной аутентификации (SQL Server &amp; Windows Authentication), активация системного администратора sa.</w:t>
       </w:r>
     </w:p>
     <w:p>
       <w:pPr>
-        <w:spacing w:line="276" w:lineRule="auto" w:after="40"/>
-        <w:ind w:firstLine="0"/>
-      </w:pPr>
-      <w:r>
-        <w:rPr>
-          <w:rFonts w:ascii="Times New Roman" w:hAnsi="Times New Roman"/>
-          <w:sz w:val="24"/>
-        </w:rPr>
-        <w:t xml:space="preserve">РАЗДЕЛ 9. ПР №7. ТЕСТИРОВАНИЕ СКОРОСТИ РАБОТЫ РАЗРАБОТАННОГО ПРИЛОЖЕНИЯ (19.10.2026) ..... </w:t>
-      </w:r>
+        <w:spacing w:before="40" w:after="60" w:line="276" w:lineRule="auto"/>
+        <w:ind w:firstLine="288"/>
+      </w:pPr>
       <w:r>
         <w:rPr>
           <w:rFonts w:ascii="Times New Roman" w:hAnsi="Times New Roman"/>
           <w:b/>
-          <w:sz w:val="24"/>
-        </w:rPr>
-        <w:t>20</w:t>
+          <w:color w:val="4B5563"/>
+          <w:sz w:val="28"/>
+        </w:rPr>
+        <w:t xml:space="preserve">• </w:t>
+      </w:r>
+      <w:r>
+        <w:rPr>
+          <w:rFonts w:ascii="Times New Roman" w:hAnsi="Times New Roman"/>
+          <w:color w:val="111827"/>
+          <w:sz w:val="28"/>
+        </w:rPr>
+        <w:t>Конфигурирование протокола TCP/IP (порт 1433) в SQL Server Configuration Manager для сетевого взаимодействия с приложением.</w:t>
       </w:r>
     </w:p>
     <w:p>
       <w:pPr>
-        <w:spacing w:line="276" w:lineRule="auto" w:after="40"/>
-        <w:ind w:firstLine="0"/>
-      </w:pPr>
-      <w:r>
-        <w:rPr>
-          <w:rFonts w:ascii="Times New Roman" w:hAnsi="Times New Roman"/>
-          <w:sz w:val="24"/>
-        </w:rPr>
-        <w:t xml:space="preserve">РАЗДЕЛ 10. ПР №8. ШИФРОВАНИЕ И ДЕШИФРОВАНИЕ ФАЙЛОВ. ЧАСТЬ 1: AES-256 (20.10.2026) ..... </w:t>
-      </w:r>
+        <w:spacing w:before="40" w:after="60" w:line="276" w:lineRule="auto"/>
+        <w:ind w:firstLine="288"/>
+      </w:pPr>
       <w:r>
         <w:rPr>
           <w:rFonts w:ascii="Times New Roman" w:hAnsi="Times New Roman"/>
           <w:b/>
-          <w:sz w:val="24"/>
-        </w:rPr>
-        <w:t>22</w:t>
+          <w:color w:val="4B5563"/>
+          <w:sz w:val="28"/>
+        </w:rPr>
+        <w:t xml:space="preserve">• </w:t>
+      </w:r>
+      <w:r>
+        <w:rPr>
+          <w:rFonts w:ascii="Times New Roman" w:hAnsi="Times New Roman"/>
+          <w:color w:val="111827"/>
+          <w:sz w:val="28"/>
+        </w:rPr>
+        <w:t>Разработка полного DDL T-SQL скрипта создания 6 обязательных таблиц проекта с первичными ключами (PK) и связями (FK 1:N и N:M).</w:t>
       </w:r>
     </w:p>
     <w:p>
       <w:pPr>
-        <w:spacing w:line="276" w:lineRule="auto" w:after="40"/>
-        <w:ind w:firstLine="0"/>
-      </w:pPr>
-      <w:r>
-        <w:rPr>
-          <w:rFonts w:ascii="Times New Roman" w:hAnsi="Times New Roman"/>
-          <w:sz w:val="24"/>
-        </w:rPr>
-        <w:t xml:space="preserve">РАЗДЕЛ 11. ПР №8. ШИФРОВАНИЕ И ДЕШИФРОВАНИЕ ФАЙЛОВ. ЧАСТЬ 2: SHA-256 (21.10.2026) ..... </w:t>
-      </w:r>
+        <w:spacing w:before="40" w:after="60" w:line="276" w:lineRule="auto"/>
+        <w:ind w:firstLine="288"/>
+      </w:pPr>
       <w:r>
         <w:rPr>
           <w:rFonts w:ascii="Times New Roman" w:hAnsi="Times New Roman"/>
           <w:b/>
-          <w:sz w:val="24"/>
-        </w:rPr>
-        <w:t>24</w:t>
+          <w:color w:val="4B5563"/>
+          <w:sz w:val="28"/>
+        </w:rPr>
+        <w:t xml:space="preserve">• </w:t>
+      </w:r>
+      <w:r>
+        <w:rPr>
+          <w:rFonts w:ascii="Times New Roman" w:hAnsi="Times New Roman"/>
+          <w:color w:val="111827"/>
+          <w:sz w:val="28"/>
+        </w:rPr>
+        <w:t>Построение визуальной физической диаграммы БД (Database Diagram) в среде SSMS.</w:t>
       </w:r>
     </w:p>
     <w:p>
       <w:pPr>
-        <w:spacing w:line="276" w:lineRule="auto" w:after="40"/>
+        <w:spacing w:before="240" w:after="80" w:line="276" w:lineRule="auto"/>
         <w:ind w:firstLine="0"/>
-      </w:pPr>
-      <w:r>
-        <w:rPr>
-          <w:rFonts w:ascii="Times New Roman" w:hAnsi="Times New Roman"/>
-          <w:sz w:val="24"/>
-        </w:rPr>
-        <w:t xml:space="preserve">РАЗДЕЛ 12. ПР №9. ЛОКАЛЬНЫЙ GIT. ИНИЦИАЛИЗАЦИЯ И РЕПОЗИТОРИЙ (22.10.2026) ..... </w:t>
-      </w:r>
+        <w:jc w:val="left"/>
+      </w:pPr>
       <w:r>
         <w:rPr>
           <w:rFonts w:ascii="Times New Roman" w:hAnsi="Times New Roman"/>
           <w:b/>
-          <w:sz w:val="24"/>
-        </w:rPr>
-        <w:t>26</w:t>
+          <w:i w:val="0"/>
+          <w:color w:val="111827"/>
+          <w:sz w:val="29"/>
+        </w:rPr>
+        <w:t>Иллюстративный материал и результаты тестирования</w:t>
       </w:r>
     </w:p>
     <w:p>
       <w:pPr>
-        <w:spacing w:line="276" w:lineRule="auto" w:after="40"/>
-        <w:ind w:firstLine="0"/>
-      </w:pPr>
-      <w:r>
-        <w:rPr>
-          <w:rFonts w:ascii="Times New Roman" w:hAnsi="Times New Roman"/>
-          <w:sz w:val="24"/>
-        </w:rPr>
-        <w:t xml:space="preserve">РАЗДЕЛ 13. ПР №9. ЛОКАЛЬНЫЙ GIT. ВЕТВЛЕНИЕ И СЛИЯНИЕ (23.10.2026) .......... </w:t>
-      </w:r>
-      <w:r>
-        <w:rPr>
-          <w:rFonts w:ascii="Times New Roman" w:hAnsi="Times New Roman"/>
-          <w:b/>
-          <w:sz w:val="24"/>
-        </w:rPr>
-        <w:t>28</w:t>
+        <w:jc w:val="left"/>
+        <w:shd w:fill="F3F4F6"/>
+        <w:spacing w:before="120" w:after="160" w:line="276" w:lineRule="auto"/>
+        <w:ind w:firstLine="0" w:left="706" w:right="288"/>
+      </w:pPr>
+      <w:r>
+        <w:rPr>
+          <w:rFonts w:ascii="Consolas" w:hAnsi="Consolas"/>
+          <w:color w:val="374151"/>
+          <w:sz w:val="21"/>
+        </w:rPr>
+        <w:t>/* [МЕСТО ДЛЯ СКРИНШОТА / ЛИСТИНГА КОДА] */</w:t>
+        <w:br/>
+        <w:t>// Скриншот Database Diagram в SSMS с отображением всех 6 таблиц и связей между ними</w:t>
       </w:r>
     </w:p>
     <w:p>
       <w:pPr>
-        <w:spacing w:line="276" w:lineRule="auto" w:after="40"/>
+        <w:spacing w:before="240" w:after="80" w:line="276" w:lineRule="auto"/>
         <w:ind w:firstLine="0"/>
-      </w:pPr>
-      <w:r>
-        <w:rPr>
-          <w:rFonts w:ascii="Times New Roman" w:hAnsi="Times New Roman"/>
-          <w:sz w:val="24"/>
-        </w:rPr>
-        <w:t xml:space="preserve">РАЗДЕЛ 14. ПР №10. РАЗРАБОТКА GUI. ФОРМА АВТОРИЗАЦИИ MATERIAL3 (26.10.2026) ..... </w:t>
-      </w:r>
+        <w:jc w:val="left"/>
+      </w:pPr>
       <w:r>
         <w:rPr>
           <w:rFonts w:ascii="Times New Roman" w:hAnsi="Times New Roman"/>
           <w:b/>
-          <w:sz w:val="24"/>
-        </w:rPr>
-        <w:t>30</w:t>
+          <w:i w:val="0"/>
+          <w:color w:val="111827"/>
+          <w:sz w:val="29"/>
+        </w:rPr>
+        <w:t>Вывод по разделу</w:t>
       </w:r>
     </w:p>
     <w:p>
       <w:pPr>
-        <w:spacing w:line="276" w:lineRule="auto" w:after="40"/>
-        <w:ind w:firstLine="0"/>
-      </w:pPr>
-      <w:r>
-        <w:rPr>
-          <w:rFonts w:ascii="Times New Roman" w:hAnsi="Times New Roman"/>
-          <w:sz w:val="24"/>
-        </w:rPr>
-        <w:t xml:space="preserve">РАЗДЕЛ 15. ПР №10. РАЗРАБОТКА GUI. ДИЗАЙНЕР .XSD И MASTER-DETAIL (27.10.2026) ..... </w:t>
-      </w:r>
-      <w:r>
-        <w:rPr>
-          <w:rFonts w:ascii="Times New Roman" w:hAnsi="Times New Roman"/>
-          <w:b/>
-          <w:sz w:val="24"/>
-        </w:rPr>
-        <w:t>32</w:t>
+        <w:spacing w:before="0" w:after="80" w:line="276" w:lineRule="auto"/>
+        <w:ind w:firstLine="709"/>
+        <w:jc w:val="both"/>
+      </w:pPr>
+      <w:r>
+        <w:rPr>
+          <w:rFonts w:ascii="Times New Roman" w:hAnsi="Times New Roman"/>
+          <w:b w:val="0"/>
+          <w:i w:val="0"/>
+          <w:color w:val="111827"/>
+          <w:sz w:val="28"/>
+        </w:rPr>
+        <w:t>В ходе выполнения практического задания 10.10.2026 задачи раздела были успешно решены в полном объеме, проектные решения интегрированы в общий программный комплекс разрабатываемой информационной системы.</w:t>
       </w:r>
     </w:p>
     <w:p>
-      <w:pPr>
-        <w:spacing w:line="276" w:lineRule="auto" w:after="40"/>
-        <w:ind w:firstLine="0"/>
-      </w:pPr>
-      <w:r>
-        <w:rPr>
-          <w:rFonts w:ascii="Times New Roman" w:hAnsi="Times New Roman"/>
-          <w:sz w:val="24"/>
-        </w:rPr>
-        <w:t xml:space="preserve">РАЗДЕЛ 16. ПР №10. РАЗРАБОТКА GUI. CRUD, ВАЛИДАЦИЯ И ФИЛЬТРАЦИЯ (28.10.2026) ..... </w:t>
-      </w:r>
-      <w:r>
-        <w:rPr>
-          <w:rFonts w:ascii="Times New Roman" w:hAnsi="Times New Roman"/>
-          <w:b/>
-          <w:sz w:val="24"/>
-        </w:rPr>
-        <w:t>34</w:t>
+      <w:r>
+        <w:br w:type="page"/>
       </w:r>
     </w:p>
     <w:p>
       <w:pPr>
-        <w:spacing w:line="276" w:lineRule="auto" w:after="40"/>
+        <w:spacing w:before="360" w:after="160" w:line="276" w:lineRule="auto"/>
         <w:ind w:firstLine="0"/>
-      </w:pPr>
-      <w:r>
-        <w:rPr>
-          <w:rFonts w:ascii="Times New Roman" w:hAnsi="Times New Roman"/>
-          <w:sz w:val="24"/>
-        </w:rPr>
-        <w:t xml:space="preserve">РАЗДЕЛ 17. ПР №11. ВОССТАНОВЛЕНИЕ РАБОТОСПОСОБНОСТИ ПО (29.10.2026) ........ </w:t>
-      </w:r>
+        <w:jc w:val="left"/>
+      </w:pPr>
       <w:r>
         <w:rPr>
           <w:rFonts w:ascii="Times New Roman" w:hAnsi="Times New Roman"/>
           <w:b/>
-          <w:sz w:val="24"/>
-        </w:rPr>
-        <w:t>36</w:t>
+          <w:i w:val="0"/>
+          <w:color w:val="1F2937"/>
+          <w:sz w:val="32"/>
+        </w:rPr>
+        <w:t>РАЗДЕЛ 4. ПР №3. РАБОТА С ЖЕСТКИМИ ДИСКАМИ И ВОССТАНОВЛЕНИЕ (12.10.2026)</w:t>
       </w:r>
     </w:p>
     <w:p>
       <w:pPr>
-        <w:spacing w:line="276" w:lineRule="auto" w:after="40"/>
+        <w:spacing w:before="240" w:after="80" w:line="276" w:lineRule="auto"/>
         <w:ind w:firstLine="0"/>
-      </w:pPr>
-      <w:r>
-        <w:rPr>
-          <w:rFonts w:ascii="Times New Roman" w:hAnsi="Times New Roman"/>
-          <w:sz w:val="24"/>
-        </w:rPr>
-        <w:t xml:space="preserve">РАЗДЕЛ 18. ОФОРМЛЕНИЕ ОТЧЕТА И ДИФФЕРЕНЦИРОВАННЫЙ ЗАЧЕТ (30.10.2026) ....... </w:t>
-      </w:r>
+        <w:jc w:val="left"/>
+      </w:pPr>
       <w:r>
         <w:rPr>
           <w:rFonts w:ascii="Times New Roman" w:hAnsi="Times New Roman"/>
           <w:b/>
-          <w:sz w:val="24"/>
-        </w:rPr>
-        <w:t>38</w:t>
+          <w:i w:val="0"/>
+          <w:color w:val="111827"/>
+          <w:sz w:val="29"/>
+        </w:rPr>
+        <w:t>Цель работы</w:t>
       </w:r>
     </w:p>
     <w:p>
       <w:pPr>
-        <w:spacing w:line="276" w:lineRule="auto" w:after="40"/>
-        <w:ind w:firstLine="0"/>
-      </w:pPr>
-      <w:r>
-        <w:rPr>
-          <w:rFonts w:ascii="Times New Roman" w:hAnsi="Times New Roman"/>
-          <w:sz w:val="24"/>
-        </w:rPr>
-        <w:t xml:space="preserve">ЗАКЛЮЧЕНИЕ ................................................................. </w:t>
-      </w:r>
-      <w:r>
-        <w:rPr>
-          <w:rFonts w:ascii="Times New Roman" w:hAnsi="Times New Roman"/>
-          <w:b/>
-          <w:sz w:val="24"/>
-        </w:rPr>
-        <w:t>40</w:t>
+        <w:spacing w:before="0" w:after="80" w:line="276" w:lineRule="auto"/>
+        <w:ind w:firstLine="709"/>
+        <w:jc w:val="both"/>
+      </w:pPr>
+      <w:r>
+        <w:rPr>
+          <w:rFonts w:ascii="Times New Roman" w:hAnsi="Times New Roman"/>
+          <w:b w:val="0"/>
+          <w:i w:val="0"/>
+          <w:color w:val="111827"/>
+          <w:sz w:val="28"/>
+        </w:rPr>
+        <w:t>Организация дискового хранилища базы данных ИС, аудит надежности накопителя через S.M.A.R.T. и целостность файловой структуры СУБД.</w:t>
       </w:r>
     </w:p>
     <w:p>
       <w:pPr>
-        <w:spacing w:line="276" w:lineRule="auto" w:after="40"/>
+        <w:spacing w:before="240" w:after="80" w:line="276" w:lineRule="auto"/>
         <w:ind w:firstLine="0"/>
-      </w:pPr>
-      <w:r>
-        <w:rPr>
-          <w:rFonts w:ascii="Times New Roman" w:hAnsi="Times New Roman"/>
-          <w:sz w:val="24"/>
-        </w:rPr>
-        <w:t xml:space="preserve">СПИСОК ИСПОЛЬЗОВАННЫХ ИСТОЧНИКОВ ........................................... </w:t>
-      </w:r>
+        <w:jc w:val="left"/>
+      </w:pPr>
       <w:r>
         <w:rPr>
           <w:rFonts w:ascii="Times New Roman" w:hAnsi="Times New Roman"/>
           <w:b/>
-          <w:sz w:val="24"/>
-        </w:rPr>
-        <w:t>41</w:t>
+          <w:i w:val="0"/>
+          <w:color w:val="111827"/>
+          <w:sz w:val="29"/>
+        </w:rPr>
+        <w:t>Краткий ход выполнения и проектные решения</w:t>
       </w:r>
     </w:p>
     <w:p>
-      <w:r>
-        <w:br w:type="page"/>
+      <w:pPr>
+        <w:spacing w:before="40" w:after="60" w:line="276" w:lineRule="auto"/>
+        <w:ind w:firstLine="288"/>
+      </w:pPr>
+      <w:r>
+        <w:rPr>
+          <w:rFonts w:ascii="Times New Roman" w:hAnsi="Times New Roman"/>
+          <w:b/>
+          <w:color w:val="4B5563"/>
+          <w:sz w:val="28"/>
+        </w:rPr>
+        <w:t xml:space="preserve">• </w:t>
+      </w:r>
+      <w:r>
+        <w:rPr>
+          <w:rFonts w:ascii="Times New Roman" w:hAnsi="Times New Roman"/>
+          <w:color w:val="111827"/>
+          <w:sz w:val="28"/>
+        </w:rPr>
+        <w:t>Разделение файлов базы данных: первичный файл данных (.mdf) и журнал транзакций (.ldf) на выделенных разделах накопителя.</w:t>
       </w:r>
     </w:p>
     <w:p>
       <w:pPr>
-        <w:spacing w:after="120" w:before="240" w:line="360" w:lineRule="auto"/>
+        <w:spacing w:before="40" w:after="60" w:line="276" w:lineRule="auto"/>
+        <w:ind w:firstLine="288"/>
+      </w:pPr>
+      <w:r>
+        <w:rPr>
+          <w:rFonts w:ascii="Times New Roman" w:hAnsi="Times New Roman"/>
+          <w:b/>
+          <w:color w:val="4B5563"/>
+          <w:sz w:val="28"/>
+        </w:rPr>
+        <w:t xml:space="preserve">• </w:t>
+      </w:r>
+      <w:r>
+        <w:rPr>
+          <w:rFonts w:ascii="Times New Roman" w:hAnsi="Times New Roman"/>
+          <w:color w:val="111827"/>
+          <w:sz w:val="28"/>
+        </w:rPr>
+        <w:t>Применение разметки GPT и файловой системы NTFS с размером кластера 64 КБ (рекомендация Microsoft для высоконагруженных БД).</w:t>
+      </w:r>
+    </w:p>
+    <w:p>
+      <w:pPr>
+        <w:spacing w:before="40" w:after="60" w:line="276" w:lineRule="auto"/>
+        <w:ind w:firstLine="288"/>
+      </w:pPr>
+      <w:r>
+        <w:rPr>
+          <w:rFonts w:ascii="Times New Roman" w:hAnsi="Times New Roman"/>
+          <w:b/>
+          <w:color w:val="4B5563"/>
+          <w:sz w:val="28"/>
+        </w:rPr>
+        <w:t xml:space="preserve">• </w:t>
+      </w:r>
+      <w:r>
+        <w:rPr>
+          <w:rFonts w:ascii="Times New Roman" w:hAnsi="Times New Roman"/>
+          <w:color w:val="111827"/>
+          <w:sz w:val="28"/>
+        </w:rPr>
+        <w:t>Диагностика физического накопителя по таблице параметров S.M.A.R.T. (CrystalDiskInfo): контроль Reallocated Sectors и Pending Sectors.</w:t>
+      </w:r>
+    </w:p>
+    <w:p>
+      <w:pPr>
+        <w:spacing w:before="40" w:after="60" w:line="276" w:lineRule="auto"/>
+        <w:ind w:firstLine="288"/>
+      </w:pPr>
+      <w:r>
+        <w:rPr>
+          <w:rFonts w:ascii="Times New Roman" w:hAnsi="Times New Roman"/>
+          <w:b/>
+          <w:color w:val="4B5563"/>
+          <w:sz w:val="28"/>
+        </w:rPr>
+        <w:t xml:space="preserve">• </w:t>
+      </w:r>
+      <w:r>
+        <w:rPr>
+          <w:rFonts w:ascii="Times New Roman" w:hAnsi="Times New Roman"/>
+          <w:color w:val="111827"/>
+          <w:sz w:val="28"/>
+        </w:rPr>
+        <w:t>Проверка логической целостности базы данных системной командой DBCC CHECKDB.</w:t>
+      </w:r>
+    </w:p>
+    <w:p>
+      <w:pPr>
+        <w:spacing w:before="240" w:after="80" w:line="276" w:lineRule="auto"/>
         <w:ind w:firstLine="0"/>
-        <w:jc w:val="center"/>
+        <w:jc w:val="left"/>
       </w:pPr>
       <w:r>
         <w:rPr>
           <w:rFonts w:ascii="Times New Roman" w:hAnsi="Times New Roman"/>
           <w:b/>
           <w:i w:val="0"/>
-          <w:sz w:val="28"/>
-        </w:rPr>
-        <w:t>ВВЕДЕНИЕ</w:t>
+          <w:color w:val="111827"/>
+          <w:sz w:val="29"/>
+        </w:rPr>
+        <w:t>Иллюстративный материал и результаты тестирования</w:t>
       </w:r>
     </w:p>
     <w:p>
       <w:pPr>
-        <w:spacing w:after="0" w:before="0" w:line="360" w:lineRule="auto"/>
+        <w:jc w:val="left"/>
+        <w:shd w:fill="F3F4F6"/>
+        <w:spacing w:before="120" w:after="160" w:line="276" w:lineRule="auto"/>
+        <w:ind w:firstLine="0" w:left="706" w:right="288"/>
+      </w:pPr>
+      <w:r>
+        <w:rPr>
+          <w:rFonts w:ascii="Consolas" w:hAnsi="Consolas"/>
+          <w:color w:val="374151"/>
+          <w:sz w:val="21"/>
+        </w:rPr>
+        <w:t>/* [МЕСТО ДЛЯ СКРИНШОТА / ЛИСТИНГА КОДА] */</w:t>
+        <w:br/>
+        <w:t>// Скриншот SMART-параметров накопителя в утилите CrystalDiskInfo</w:t>
+      </w:r>
+    </w:p>
+    <w:p>
+      <w:pPr>
+        <w:spacing w:before="240" w:after="80" w:line="276" w:lineRule="auto"/>
+        <w:ind w:firstLine="0"/>
+        <w:jc w:val="left"/>
+      </w:pPr>
+      <w:r>
+        <w:rPr>
+          <w:rFonts w:ascii="Times New Roman" w:hAnsi="Times New Roman"/>
+          <w:b/>
+          <w:i w:val="0"/>
+          <w:color w:val="111827"/>
+          <w:sz w:val="29"/>
+        </w:rPr>
+        <w:t>Вывод по разделу</w:t>
+      </w:r>
+    </w:p>
+    <w:p>
+      <w:pPr>
+        <w:spacing w:before="0" w:after="80" w:line="276" w:lineRule="auto"/>
         <w:ind w:firstLine="709"/>
         <w:jc w:val="both"/>
       </w:pPr>
@@ -845,14 +1638,54 @@
           <w:rFonts w:ascii="Times New Roman" w:hAnsi="Times New Roman"/>
           <w:b w:val="0"/>
           <w:i w:val="0"/>
+          <w:color w:val="111827"/>
           <w:sz w:val="28"/>
         </w:rPr>
-        <w:t>Учебная практика УП.04.01 «Внедрение и поддержка компьютерных систем» (МДК 04.01) является важным звеном в подготовке квалифицированных специалистов по направлению 09.02.07 «Информационные системы и программирование».</w:t>
+        <w:t>В ходе выполнения практического задания 12.10.2026 задачи раздела были успешно решены в полном объеме, проектные решения интегрированы в общий программный комплекс разрабатываемой информационной системы.</w:t>
       </w:r>
     </w:p>
     <w:p>
-      <w:pPr>
-        <w:spacing w:after="0" w:before="0" w:line="360" w:lineRule="auto"/>
+      <w:r>
+        <w:br w:type="page"/>
+      </w:r>
+    </w:p>
+    <w:p>
+      <w:pPr>
+        <w:spacing w:before="360" w:after="160" w:line="276" w:lineRule="auto"/>
+        <w:ind w:firstLine="0"/>
+        <w:jc w:val="left"/>
+      </w:pPr>
+      <w:r>
+        <w:rPr>
+          <w:rFonts w:ascii="Times New Roman" w:hAnsi="Times New Roman"/>
+          <w:b/>
+          <w:i w:val="0"/>
+          <w:color w:val="1F2937"/>
+          <w:sz w:val="32"/>
+        </w:rPr>
+        <w:t>РАЗДЕЛ 5. ПР №4. РАБОТА С АНТИВИРУСАМИ И ЖЕСТКИМ ДИСКОМ (14.10.2026)</w:t>
+      </w:r>
+    </w:p>
+    <w:p>
+      <w:pPr>
+        <w:spacing w:before="240" w:after="80" w:line="276" w:lineRule="auto"/>
+        <w:ind w:firstLine="0"/>
+        <w:jc w:val="left"/>
+      </w:pPr>
+      <w:r>
+        <w:rPr>
+          <w:rFonts w:ascii="Times New Roman" w:hAnsi="Times New Roman"/>
+          <w:b/>
+          <w:i w:val="0"/>
+          <w:color w:val="111827"/>
+          <w:sz w:val="29"/>
+        </w:rPr>
+        <w:t>Цель работы</w:t>
+      </w:r>
+    </w:p>
+    <w:p>
+      <w:pPr>
+        <w:spacing w:before="0" w:after="80" w:line="276" w:lineRule="auto"/>
         <w:ind w:firstLine="709"/>
         <w:jc w:val="both"/>
       </w:pPr>
@@ -861,14 +1694,176 @@
           <w:rFonts w:ascii="Times New Roman" w:hAnsi="Times New Roman"/>
           <w:b w:val="0"/>
           <w:i w:val="0"/>
+          <w:color w:val="111827"/>
           <w:sz w:val="28"/>
         </w:rPr>
-        <w:t>Целью учебной практики является формирование и закрепление комплекса профессиональных компетенций в области проектирования, разработки, тестирования, обеспечения безопасности, администрирования и сопровождения прикладного программного обеспечения баз данных.</w:t>
+        <w:t>Настройка безопасности среды сборки проекта и исключений антивирусного ПО для предотвращения деградации дискового I/O СУБД.</w:t>
       </w:r>
     </w:p>
     <w:p>
       <w:pPr>
-        <w:spacing w:after="0" w:before="0" w:line="360" w:lineRule="auto"/>
+        <w:spacing w:before="240" w:after="80" w:line="276" w:lineRule="auto"/>
+        <w:ind w:firstLine="0"/>
+        <w:jc w:val="left"/>
+      </w:pPr>
+      <w:r>
+        <w:rPr>
+          <w:rFonts w:ascii="Times New Roman" w:hAnsi="Times New Roman"/>
+          <w:b/>
+          <w:i w:val="0"/>
+          <w:color w:val="111827"/>
+          <w:sz w:val="29"/>
+        </w:rPr>
+        <w:t>Краткий ход выполнения и проектные решения</w:t>
+      </w:r>
+    </w:p>
+    <w:p>
+      <w:pPr>
+        <w:spacing w:before="40" w:after="60" w:line="276" w:lineRule="auto"/>
+        <w:ind w:firstLine="288"/>
+      </w:pPr>
+      <w:r>
+        <w:rPr>
+          <w:rFonts w:ascii="Times New Roman" w:hAnsi="Times New Roman"/>
+          <w:b/>
+          <w:color w:val="4B5563"/>
+          <w:sz w:val="28"/>
+        </w:rPr>
+        <w:t xml:space="preserve">• </w:t>
+      </w:r>
+      <w:r>
+        <w:rPr>
+          <w:rFonts w:ascii="Times New Roman" w:hAnsi="Times New Roman"/>
+          <w:color w:val="111827"/>
+          <w:sz w:val="28"/>
+        </w:rPr>
+        <w:t>Настройка доверенных зон и правил исключений антивируса для каталогов Visual Studio: bin\Debug, bin\Release, obj и кэша NuGet.</w:t>
+      </w:r>
+    </w:p>
+    <w:p>
+      <w:pPr>
+        <w:spacing w:before="40" w:after="60" w:line="276" w:lineRule="auto"/>
+        <w:ind w:firstLine="288"/>
+      </w:pPr>
+      <w:r>
+        <w:rPr>
+          <w:rFonts w:ascii="Times New Roman" w:hAnsi="Times New Roman"/>
+          <w:b/>
+          <w:color w:val="4B5563"/>
+          <w:sz w:val="28"/>
+        </w:rPr>
+        <w:t xml:space="preserve">• </w:t>
+      </w:r>
+      <w:r>
+        <w:rPr>
+          <w:rFonts w:ascii="Times New Roman" w:hAnsi="Times New Roman"/>
+          <w:color w:val="111827"/>
+          <w:sz w:val="28"/>
+        </w:rPr>
+        <w:t>Исключение из постоянного сканирования рабочих файлов базы данных (.mdf, .ldf), предотвращающее взаимные блокировки при записи транзакций.</w:t>
+      </w:r>
+    </w:p>
+    <w:p>
+      <w:pPr>
+        <w:spacing w:before="40" w:after="60" w:line="276" w:lineRule="auto"/>
+        <w:ind w:firstLine="288"/>
+      </w:pPr>
+      <w:r>
+        <w:rPr>
+          <w:rFonts w:ascii="Times New Roman" w:hAnsi="Times New Roman"/>
+          <w:b/>
+          <w:color w:val="4B5563"/>
+          <w:sz w:val="28"/>
+        </w:rPr>
+        <w:t xml:space="preserve">• </w:t>
+      </w:r>
+      <w:r>
+        <w:rPr>
+          <w:rFonts w:ascii="Times New Roman" w:hAnsi="Times New Roman"/>
+          <w:color w:val="111827"/>
+          <w:sz w:val="28"/>
+        </w:rPr>
+        <w:t>Проверка используемых внешних библиотек (MaterialSkin.2) на отсутствие вредоносного кода и сигнатурных угроз.</w:t>
+      </w:r>
+    </w:p>
+    <w:p>
+      <w:pPr>
+        <w:spacing w:before="40" w:after="60" w:line="276" w:lineRule="auto"/>
+        <w:ind w:firstLine="288"/>
+      </w:pPr>
+      <w:r>
+        <w:rPr>
+          <w:rFonts w:ascii="Times New Roman" w:hAnsi="Times New Roman"/>
+          <w:b/>
+          <w:color w:val="4B5563"/>
+          <w:sz w:val="28"/>
+        </w:rPr>
+        <w:t xml:space="preserve">• </w:t>
+      </w:r>
+      <w:r>
+        <w:rPr>
+          <w:rFonts w:ascii="Times New Roman" w:hAnsi="Times New Roman"/>
+          <w:color w:val="111827"/>
+          <w:sz w:val="28"/>
+        </w:rPr>
+        <w:t>Оценка быстродействия сборки решения до и после внесения каталогов в список исключений.</w:t>
+      </w:r>
+    </w:p>
+    <w:p>
+      <w:pPr>
+        <w:spacing w:before="240" w:after="80" w:line="276" w:lineRule="auto"/>
+        <w:ind w:firstLine="0"/>
+        <w:jc w:val="left"/>
+      </w:pPr>
+      <w:r>
+        <w:rPr>
+          <w:rFonts w:ascii="Times New Roman" w:hAnsi="Times New Roman"/>
+          <w:b/>
+          <w:i w:val="0"/>
+          <w:color w:val="111827"/>
+          <w:sz w:val="29"/>
+        </w:rPr>
+        <w:t>Иллюстративный материал и результаты тестирования</w:t>
+      </w:r>
+    </w:p>
+    <w:p>
+      <w:pPr>
+        <w:jc w:val="left"/>
+        <w:shd w:fill="F3F4F6"/>
+        <w:spacing w:before="120" w:after="160" w:line="276" w:lineRule="auto"/>
+        <w:ind w:firstLine="0" w:left="706" w:right="288"/>
+      </w:pPr>
+      <w:r>
+        <w:rPr>
+          <w:rFonts w:ascii="Consolas" w:hAnsi="Consolas"/>
+          <w:color w:val="374151"/>
+          <w:sz w:val="21"/>
+        </w:rPr>
+        <w:t>/* [МЕСТО ДЛЯ СКРИНШОТА / ЛИСТИНГА КОДА] */</w:t>
+        <w:br/>
+        <w:t>// Скриншот окна настройки исключений антивируса с добавленными путями проекта</w:t>
+      </w:r>
+    </w:p>
+    <w:p>
+      <w:pPr>
+        <w:spacing w:before="240" w:after="80" w:line="276" w:lineRule="auto"/>
+        <w:ind w:firstLine="0"/>
+        <w:jc w:val="left"/>
+      </w:pPr>
+      <w:r>
+        <w:rPr>
+          <w:rFonts w:ascii="Times New Roman" w:hAnsi="Times New Roman"/>
+          <w:b/>
+          <w:i w:val="0"/>
+          <w:color w:val="111827"/>
+          <w:sz w:val="29"/>
+        </w:rPr>
+        <w:t>Вывод по разделу</w:t>
+      </w:r>
+    </w:p>
+    <w:p>
+      <w:pPr>
+        <w:spacing w:before="0" w:after="80" w:line="276" w:lineRule="auto"/>
         <w:ind w:firstLine="709"/>
         <w:jc w:val="both"/>
       </w:pPr>
@@ -877,15 +1872,55 @@
           <w:rFonts w:ascii="Times New Roman" w:hAnsi="Times New Roman"/>
           <w:b w:val="0"/>
           <w:i w:val="0"/>
+          <w:color w:val="111827"/>
           <w:sz w:val="28"/>
         </w:rPr>
-        <w:t>В рамках учебной практики решается масштабная инженерная задача: сквозная разработка полноценной настольной информационной системы (ИС) по индивидуальному варианту на базе современного стека технологий:</w:t>
+        <w:t>В ходе выполнения практического задания 14.10.2026 задачи раздела были успешно решены в полном объеме, проектные решения интегрированы в общий программный комплекс разрабатываемой информационной системы.</w:t>
       </w:r>
     </w:p>
     <w:p>
-      <w:pPr>
-        <w:spacing w:after="0" w:before="0" w:line="360" w:lineRule="auto"/>
-        <w:ind w:firstLine="850"/>
+      <w:r>
+        <w:br w:type="page"/>
+      </w:r>
+    </w:p>
+    <w:p>
+      <w:pPr>
+        <w:spacing w:before="360" w:after="160" w:line="276" w:lineRule="auto"/>
+        <w:ind w:firstLine="0"/>
+        <w:jc w:val="left"/>
+      </w:pPr>
+      <w:r>
+        <w:rPr>
+          <w:rFonts w:ascii="Times New Roman" w:hAnsi="Times New Roman"/>
+          <w:b/>
+          <w:i w:val="0"/>
+          <w:color w:val="1F2937"/>
+          <w:sz w:val="32"/>
+        </w:rPr>
+        <w:t>РАЗДЕЛ 6. ПР №5. ТЕСТИРОВАНИЕ СИСТЕМ (15.10.2026)</w:t>
+      </w:r>
+    </w:p>
+    <w:p>
+      <w:pPr>
+        <w:spacing w:before="240" w:after="80" w:line="276" w:lineRule="auto"/>
+        <w:ind w:firstLine="0"/>
+        <w:jc w:val="left"/>
+      </w:pPr>
+      <w:r>
+        <w:rPr>
+          <w:rFonts w:ascii="Times New Roman" w:hAnsi="Times New Roman"/>
+          <w:b/>
+          <w:i w:val="0"/>
+          <w:color w:val="111827"/>
+          <w:sz w:val="29"/>
+        </w:rPr>
+        <w:t>Цель работы</w:t>
+      </w:r>
+    </w:p>
+    <w:p>
+      <w:pPr>
+        <w:spacing w:before="0" w:after="80" w:line="276" w:lineRule="auto"/>
+        <w:ind w:firstLine="709"/>
         <w:jc w:val="both"/>
       </w:pPr>
       <w:r>
@@ -893,15 +1928,177 @@
           <w:rFonts w:ascii="Times New Roman" w:hAnsi="Times New Roman"/>
           <w:b w:val="0"/>
           <w:i w:val="0"/>
+          <w:color w:val="111827"/>
           <w:sz w:val="28"/>
         </w:rPr>
-        <w:t>• Язык программирования: C# (.NET Framework 4.8);</w:t>
+        <w:t>Комплексное стресс-тестирование аппаратных узлов и поведение СУБД под стрессовой нагрузкой интенсивных запросов.</w:t>
       </w:r>
     </w:p>
     <w:p>
       <w:pPr>
-        <w:spacing w:after="0" w:before="0" w:line="360" w:lineRule="auto"/>
-        <w:ind w:firstLine="850"/>
+        <w:spacing w:before="240" w:after="80" w:line="276" w:lineRule="auto"/>
+        <w:ind w:firstLine="0"/>
+        <w:jc w:val="left"/>
+      </w:pPr>
+      <w:r>
+        <w:rPr>
+          <w:rFonts w:ascii="Times New Roman" w:hAnsi="Times New Roman"/>
+          <w:b/>
+          <w:i w:val="0"/>
+          <w:color w:val="111827"/>
+          <w:sz w:val="29"/>
+        </w:rPr>
+        <w:t>Краткий ход выполнения и проектные решения</w:t>
+      </w:r>
+    </w:p>
+    <w:p>
+      <w:pPr>
+        <w:spacing w:before="40" w:after="60" w:line="276" w:lineRule="auto"/>
+        <w:ind w:firstLine="288"/>
+      </w:pPr>
+      <w:r>
+        <w:rPr>
+          <w:rFonts w:ascii="Times New Roman" w:hAnsi="Times New Roman"/>
+          <w:b/>
+          <w:color w:val="4B5563"/>
+          <w:sz w:val="28"/>
+        </w:rPr>
+        <w:t xml:space="preserve">• </w:t>
+      </w:r>
+      <w:r>
+        <w:rPr>
+          <w:rFonts w:ascii="Times New Roman" w:hAnsi="Times New Roman"/>
+          <w:color w:val="111827"/>
+          <w:sz w:val="28"/>
+        </w:rPr>
+        <w:t>Стресс-тестирование центрального процессора и оперативной памяти с помощью диагностических пакетов (AIDA64 / OCCT).</w:t>
+      </w:r>
+    </w:p>
+    <w:p>
+      <w:pPr>
+        <w:spacing w:before="40" w:after="60" w:line="276" w:lineRule="auto"/>
+        <w:ind w:firstLine="288"/>
+      </w:pPr>
+      <w:r>
+        <w:rPr>
+          <w:rFonts w:ascii="Times New Roman" w:hAnsi="Times New Roman"/>
+          <w:b/>
+          <w:color w:val="4B5563"/>
+          <w:sz w:val="28"/>
+        </w:rPr>
+        <w:t xml:space="preserve">• </w:t>
+      </w:r>
+      <w:r>
+        <w:rPr>
+          <w:rFonts w:ascii="Times New Roman" w:hAnsi="Times New Roman"/>
+          <w:color w:val="111827"/>
+          <w:sz w:val="28"/>
+        </w:rPr>
+        <w:t>Генерация стрессовой нагрузки на базу данных ИС: скрипт массовой циклической вставки тестовых записей (10 000+ строк).</w:t>
+      </w:r>
+    </w:p>
+    <w:p>
+      <w:pPr>
+        <w:spacing w:before="40" w:after="60" w:line="276" w:lineRule="auto"/>
+        <w:ind w:firstLine="288"/>
+      </w:pPr>
+      <w:r>
+        <w:rPr>
+          <w:rFonts w:ascii="Times New Roman" w:hAnsi="Times New Roman"/>
+          <w:b/>
+          <w:color w:val="4B5563"/>
+          <w:sz w:val="28"/>
+        </w:rPr>
+        <w:t xml:space="preserve">• </w:t>
+      </w:r>
+      <w:r>
+        <w:rPr>
+          <w:rFonts w:ascii="Times New Roman" w:hAnsi="Times New Roman"/>
+          <w:color w:val="111827"/>
+          <w:sz w:val="28"/>
+        </w:rPr>
+        <w:t>Мониторинг температурных показателей ЦП и видеочипа, контроль отсутствия теплового троттлинга (CPU Throttling 0%).</w:t>
+      </w:r>
+    </w:p>
+    <w:p>
+      <w:pPr>
+        <w:spacing w:before="40" w:after="60" w:line="276" w:lineRule="auto"/>
+        <w:ind w:firstLine="288"/>
+      </w:pPr>
+      <w:r>
+        <w:rPr>
+          <w:rFonts w:ascii="Times New Roman" w:hAnsi="Times New Roman"/>
+          <w:b/>
+          <w:color w:val="4B5563"/>
+          <w:sz w:val="28"/>
+        </w:rPr>
+        <w:t xml:space="preserve">• </w:t>
+      </w:r>
+      <w:r>
+        <w:rPr>
+          <w:rFonts w:ascii="Times New Roman" w:hAnsi="Times New Roman"/>
+          <w:color w:val="111827"/>
+          <w:sz w:val="28"/>
+        </w:rPr>
+        <w:t>Оценка стабильности работы приложения и фонового экземпляра SQLEXPRESS при пиковой нагрузке.</w:t>
+      </w:r>
+    </w:p>
+    <w:p>
+      <w:pPr>
+        <w:spacing w:before="240" w:after="80" w:line="276" w:lineRule="auto"/>
+        <w:ind w:firstLine="0"/>
+        <w:jc w:val="left"/>
+      </w:pPr>
+      <w:r>
+        <w:rPr>
+          <w:rFonts w:ascii="Times New Roman" w:hAnsi="Times New Roman"/>
+          <w:b/>
+          <w:i w:val="0"/>
+          <w:color w:val="111827"/>
+          <w:sz w:val="29"/>
+        </w:rPr>
+        <w:t>Иллюстративный материал и результаты тестирования</w:t>
+      </w:r>
+    </w:p>
+    <w:p>
+      <w:pPr>
+        <w:jc w:val="left"/>
+        <w:shd w:fill="F3F4F6"/>
+        <w:spacing w:before="120" w:after="160" w:line="276" w:lineRule="auto"/>
+        <w:ind w:firstLine="0" w:left="706" w:right="288"/>
+      </w:pPr>
+      <w:r>
+        <w:rPr>
+          <w:rFonts w:ascii="Consolas" w:hAnsi="Consolas"/>
+          <w:color w:val="374151"/>
+          <w:sz w:val="21"/>
+        </w:rPr>
+        <w:t>/* [МЕСТО ДЛЯ СКРИНШОТА / ЛИСТИНГА КОДА] */</w:t>
+        <w:br/>
+        <w:t>// Скриншот графика стресс-теста стабильности системы под нагрузкой</w:t>
+      </w:r>
+    </w:p>
+    <w:p>
+      <w:pPr>
+        <w:spacing w:before="240" w:after="80" w:line="276" w:lineRule="auto"/>
+        <w:ind w:firstLine="0"/>
+        <w:jc w:val="left"/>
+      </w:pPr>
+      <w:r>
+        <w:rPr>
+          <w:rFonts w:ascii="Times New Roman" w:hAnsi="Times New Roman"/>
+          <w:b/>
+          <w:i w:val="0"/>
+          <w:color w:val="111827"/>
+          <w:sz w:val="29"/>
+        </w:rPr>
+        <w:t>Вывод по разделу</w:t>
+      </w:r>
+    </w:p>
+    <w:p>
+      <w:pPr>
+        <w:spacing w:before="0" w:after="80" w:line="276" w:lineRule="auto"/>
+        <w:ind w:firstLine="709"/>
         <w:jc w:val="both"/>
       </w:pPr>
       <w:r>
@@ -909,15 +2106,55 @@
           <w:rFonts w:ascii="Times New Roman" w:hAnsi="Times New Roman"/>
           <w:b w:val="0"/>
           <w:i w:val="0"/>
+          <w:color w:val="111827"/>
           <w:sz w:val="28"/>
         </w:rPr>
-        <w:t>• Пользовательский интерфейс: Windows Forms с интеграцией библиотеки современного графического интерфейса MaterialSkin.2 (компоненты Material3: MaterialForm, MaterialCard, MaterialTextBox, MaterialButton, MaterialComboBox, MaterialListView);</w:t>
+        <w:t>В ходе выполнения практического задания 15.10.2026 задачи раздела были успешно решены в полном объеме, проектные решения интегрированы в общий программный комплекс разрабатываемой информационной системы.</w:t>
       </w:r>
     </w:p>
     <w:p>
-      <w:pPr>
-        <w:spacing w:after="0" w:before="0" w:line="360" w:lineRule="auto"/>
-        <w:ind w:firstLine="850"/>
+      <w:r>
+        <w:br w:type="page"/>
+      </w:r>
+    </w:p>
+    <w:p>
+      <w:pPr>
+        <w:spacing w:before="360" w:after="160" w:line="276" w:lineRule="auto"/>
+        <w:ind w:firstLine="0"/>
+        <w:jc w:val="left"/>
+      </w:pPr>
+      <w:r>
+        <w:rPr>
+          <w:rFonts w:ascii="Times New Roman" w:hAnsi="Times New Roman"/>
+          <w:b/>
+          <w:i w:val="0"/>
+          <w:color w:val="1F2937"/>
+          <w:sz w:val="32"/>
+        </w:rPr>
+        <w:t>РАЗДЕЛ 7. ПР №6. АУДИТ РЕСУРСОВ И СОБЫТИЙ И УПРАВЛЕНИЕ ХРАНИЛИЩ ДАННЫХ (ЧАСТЬ 1) (16.10.2026)</w:t>
+      </w:r>
+    </w:p>
+    <w:p>
+      <w:pPr>
+        <w:spacing w:before="240" w:after="80" w:line="276" w:lineRule="auto"/>
+        <w:ind w:firstLine="0"/>
+        <w:jc w:val="left"/>
+      </w:pPr>
+      <w:r>
+        <w:rPr>
+          <w:rFonts w:ascii="Times New Roman" w:hAnsi="Times New Roman"/>
+          <w:b/>
+          <w:i w:val="0"/>
+          <w:color w:val="111827"/>
+          <w:sz w:val="29"/>
+        </w:rPr>
+        <w:t>Цель работы</w:t>
+      </w:r>
+    </w:p>
+    <w:p>
+      <w:pPr>
+        <w:spacing w:before="0" w:after="80" w:line="276" w:lineRule="auto"/>
+        <w:ind w:firstLine="709"/>
         <w:jc w:val="both"/>
       </w:pPr>
       <w:r>
@@ -925,15 +2162,177 @@
           <w:rFonts w:ascii="Times New Roman" w:hAnsi="Times New Roman"/>
           <w:b w:val="0"/>
           <w:i w:val="0"/>
+          <w:color w:val="111827"/>
           <w:sz w:val="28"/>
         </w:rPr>
-        <w:t>• Реляционная СУБД: Microsoft SQL Server (экземпляр SQLEXPRESS) с клиентской оснасткой SQL Server Management Studio (SSMS);</w:t>
+        <w:t>Настройка и анализ журналов аудита подключений к базе данных проекта в Event Viewer и SQL Server Audit.</w:t>
       </w:r>
     </w:p>
     <w:p>
       <w:pPr>
-        <w:spacing w:after="0" w:before="0" w:line="360" w:lineRule="auto"/>
-        <w:ind w:firstLine="850"/>
+        <w:spacing w:before="240" w:after="80" w:line="276" w:lineRule="auto"/>
+        <w:ind w:firstLine="0"/>
+        <w:jc w:val="left"/>
+      </w:pPr>
+      <w:r>
+        <w:rPr>
+          <w:rFonts w:ascii="Times New Roman" w:hAnsi="Times New Roman"/>
+          <w:b/>
+          <w:i w:val="0"/>
+          <w:color w:val="111827"/>
+          <w:sz w:val="29"/>
+        </w:rPr>
+        <w:t>Краткий ход выполнения и проектные решения</w:t>
+      </w:r>
+    </w:p>
+    <w:p>
+      <w:pPr>
+        <w:spacing w:before="40" w:after="60" w:line="276" w:lineRule="auto"/>
+        <w:ind w:firstLine="288"/>
+      </w:pPr>
+      <w:r>
+        <w:rPr>
+          <w:rFonts w:ascii="Times New Roman" w:hAnsi="Times New Roman"/>
+          <w:b/>
+          <w:color w:val="4B5563"/>
+          <w:sz w:val="28"/>
+        </w:rPr>
+        <w:t xml:space="preserve">• </w:t>
+      </w:r>
+      <w:r>
+        <w:rPr>
+          <w:rFonts w:ascii="Times New Roman" w:hAnsi="Times New Roman"/>
+          <w:color w:val="111827"/>
+          <w:sz w:val="28"/>
+        </w:rPr>
+        <w:t>Активация аудита успешных и неудачных попыток входа (Login Auditing) в свойствах экземпляра MS SQL Server.</w:t>
+      </w:r>
+    </w:p>
+    <w:p>
+      <w:pPr>
+        <w:spacing w:before="40" w:after="60" w:line="276" w:lineRule="auto"/>
+        <w:ind w:firstLine="288"/>
+      </w:pPr>
+      <w:r>
+        <w:rPr>
+          <w:rFonts w:ascii="Times New Roman" w:hAnsi="Times New Roman"/>
+          <w:b/>
+          <w:color w:val="4B5563"/>
+          <w:sz w:val="28"/>
+        </w:rPr>
+        <w:t xml:space="preserve">• </w:t>
+      </w:r>
+      <w:r>
+        <w:rPr>
+          <w:rFonts w:ascii="Times New Roman" w:hAnsi="Times New Roman"/>
+          <w:color w:val="111827"/>
+          <w:sz w:val="28"/>
+        </w:rPr>
+        <w:t>Анализ системных журналов Windows (Event Viewer): журналы «Приложение» и «Безопасность» (события Event ID 18456).</w:t>
+      </w:r>
+    </w:p>
+    <w:p>
+      <w:pPr>
+        <w:spacing w:before="40" w:after="60" w:line="276" w:lineRule="auto"/>
+        <w:ind w:firstLine="288"/>
+      </w:pPr>
+      <w:r>
+        <w:rPr>
+          <w:rFonts w:ascii="Times New Roman" w:hAnsi="Times New Roman"/>
+          <w:b/>
+          <w:color w:val="4B5563"/>
+          <w:sz w:val="28"/>
+        </w:rPr>
+        <w:t xml:space="preserve">• </w:t>
+      </w:r>
+      <w:r>
+        <w:rPr>
+          <w:rFonts w:ascii="Times New Roman" w:hAnsi="Times New Roman"/>
+          <w:color w:val="111827"/>
+          <w:sz w:val="28"/>
+        </w:rPr>
+        <w:t>Моделирование попытки несанкционированного доступа с неверным паролем и регистрация инцидента безопасности.</w:t>
+      </w:r>
+    </w:p>
+    <w:p>
+      <w:pPr>
+        <w:spacing w:before="40" w:after="60" w:line="276" w:lineRule="auto"/>
+        <w:ind w:firstLine="288"/>
+      </w:pPr>
+      <w:r>
+        <w:rPr>
+          <w:rFonts w:ascii="Times New Roman" w:hAnsi="Times New Roman"/>
+          <w:b/>
+          <w:color w:val="4B5563"/>
+          <w:sz w:val="28"/>
+        </w:rPr>
+        <w:t xml:space="preserve">• </w:t>
+      </w:r>
+      <w:r>
+        <w:rPr>
+          <w:rFonts w:ascii="Times New Roman" w:hAnsi="Times New Roman"/>
+          <w:color w:val="111827"/>
+          <w:sz w:val="28"/>
+        </w:rPr>
+        <w:t>Выгрузка журнала регистрации событий в текстовый протокол.</w:t>
+      </w:r>
+    </w:p>
+    <w:p>
+      <w:pPr>
+        <w:spacing w:before="240" w:after="80" w:line="276" w:lineRule="auto"/>
+        <w:ind w:firstLine="0"/>
+        <w:jc w:val="left"/>
+      </w:pPr>
+      <w:r>
+        <w:rPr>
+          <w:rFonts w:ascii="Times New Roman" w:hAnsi="Times New Roman"/>
+          <w:b/>
+          <w:i w:val="0"/>
+          <w:color w:val="111827"/>
+          <w:sz w:val="29"/>
+        </w:rPr>
+        <w:t>Иллюстративный материал и результаты тестирования</w:t>
+      </w:r>
+    </w:p>
+    <w:p>
+      <w:pPr>
+        <w:jc w:val="left"/>
+        <w:shd w:fill="F3F4F6"/>
+        <w:spacing w:before="120" w:after="160" w:line="276" w:lineRule="auto"/>
+        <w:ind w:firstLine="0" w:left="706" w:right="288"/>
+      </w:pPr>
+      <w:r>
+        <w:rPr>
+          <w:rFonts w:ascii="Consolas" w:hAnsi="Consolas"/>
+          <w:color w:val="374151"/>
+          <w:sz w:val="21"/>
+        </w:rPr>
+        <w:t>/* [МЕСТО ДЛЯ СКРИНШОТА / ЛИСТИНГА КОДА] */</w:t>
+        <w:br/>
+        <w:t>// Скриншот журнала Event Viewer с зафиксированным событием подключения к SQL Server</w:t>
+      </w:r>
+    </w:p>
+    <w:p>
+      <w:pPr>
+        <w:spacing w:before="240" w:after="80" w:line="276" w:lineRule="auto"/>
+        <w:ind w:firstLine="0"/>
+        <w:jc w:val="left"/>
+      </w:pPr>
+      <w:r>
+        <w:rPr>
+          <w:rFonts w:ascii="Times New Roman" w:hAnsi="Times New Roman"/>
+          <w:b/>
+          <w:i w:val="0"/>
+          <w:color w:val="111827"/>
+          <w:sz w:val="29"/>
+        </w:rPr>
+        <w:t>Вывод по разделу</w:t>
+      </w:r>
+    </w:p>
+    <w:p>
+      <w:pPr>
+        <w:spacing w:before="0" w:after="80" w:line="276" w:lineRule="auto"/>
+        <w:ind w:firstLine="709"/>
         <w:jc w:val="both"/>
       </w:pPr>
       <w:r>
@@ -941,15 +2340,55 @@
           <w:rFonts w:ascii="Times New Roman" w:hAnsi="Times New Roman"/>
           <w:b w:val="0"/>
           <w:i w:val="0"/>
+          <w:color w:val="111827"/>
           <w:sz w:val="28"/>
         </w:rPr>
-        <w:t>• Слой доступа к данным: графический визуальный дизайнер XML Schema Definition (.xsd) с генерацией строго типизированного DataSet, DataTable и TableAdapter/TableAdapterManager;</w:t>
+        <w:t>В ходе выполнения практического задания 16.10.2026 задачи раздела были успешно решены в полном объеме, проектные решения интегрированы в общий программный комплекс разрабатываемой информационной системы.</w:t>
       </w:r>
     </w:p>
     <w:p>
-      <w:pPr>
-        <w:spacing w:after="0" w:before="0" w:line="360" w:lineRule="auto"/>
-        <w:ind w:firstLine="850"/>
+      <w:r>
+        <w:br w:type="page"/>
+      </w:r>
+    </w:p>
+    <w:p>
+      <w:pPr>
+        <w:spacing w:before="360" w:after="160" w:line="276" w:lineRule="auto"/>
+        <w:ind w:firstLine="0"/>
+        <w:jc w:val="left"/>
+      </w:pPr>
+      <w:r>
+        <w:rPr>
+          <w:rFonts w:ascii="Times New Roman" w:hAnsi="Times New Roman"/>
+          <w:b/>
+          <w:i w:val="0"/>
+          <w:color w:val="1F2937"/>
+          <w:sz w:val="32"/>
+        </w:rPr>
+        <w:t>РАЗДЕЛ 8. ПР №6. АУДИТ РЕСУРСОВ И СОБЫТИЙ И УПРАВЛЕНИЕ ХРАНИЛИЩ ДАННЫХ (ЧАСТЬ 2) (17.10.2026)</w:t>
+      </w:r>
+    </w:p>
+    <w:p>
+      <w:pPr>
+        <w:spacing w:before="240" w:after="80" w:line="276" w:lineRule="auto"/>
+        <w:ind w:firstLine="0"/>
+        <w:jc w:val="left"/>
+      </w:pPr>
+      <w:r>
+        <w:rPr>
+          <w:rFonts w:ascii="Times New Roman" w:hAnsi="Times New Roman"/>
+          <w:b/>
+          <w:i w:val="0"/>
+          <w:color w:val="111827"/>
+          <w:sz w:val="29"/>
+        </w:rPr>
+        <w:t>Цель работы</w:t>
+      </w:r>
+    </w:p>
+    <w:p>
+      <w:pPr>
+        <w:spacing w:before="0" w:after="80" w:line="276" w:lineRule="auto"/>
+        <w:ind w:firstLine="709"/>
         <w:jc w:val="both"/>
       </w:pPr>
       <w:r>
@@ -957,15 +2396,177 @@
           <w:rFonts w:ascii="Times New Roman" w:hAnsi="Times New Roman"/>
           <w:b w:val="0"/>
           <w:i w:val="0"/>
+          <w:color w:val="111827"/>
           <w:sz w:val="28"/>
         </w:rPr>
-        <w:t>• Контроль версий: распределенная система контроля версий Git (локальный репозиторий, структурированные коммиты, изолированные функциональные ветки feature-ветвления и слияния);</w:t>
+        <w:t>Проектирование подсистемы логирования действий пользователей внутри ИС и конфигурирование дисковых квот.</w:t>
       </w:r>
     </w:p>
     <w:p>
       <w:pPr>
-        <w:spacing w:after="0" w:before="0" w:line="360" w:lineRule="auto"/>
-        <w:ind w:firstLine="850"/>
+        <w:spacing w:before="240" w:after="80" w:line="276" w:lineRule="auto"/>
+        <w:ind w:firstLine="0"/>
+        <w:jc w:val="left"/>
+      </w:pPr>
+      <w:r>
+        <w:rPr>
+          <w:rFonts w:ascii="Times New Roman" w:hAnsi="Times New Roman"/>
+          <w:b/>
+          <w:i w:val="0"/>
+          <w:color w:val="111827"/>
+          <w:sz w:val="29"/>
+        </w:rPr>
+        <w:t>Краткий ход выполнения и проектные решения</w:t>
+      </w:r>
+    </w:p>
+    <w:p>
+      <w:pPr>
+        <w:spacing w:before="40" w:after="60" w:line="276" w:lineRule="auto"/>
+        <w:ind w:firstLine="288"/>
+      </w:pPr>
+      <w:r>
+        <w:rPr>
+          <w:rFonts w:ascii="Times New Roman" w:hAnsi="Times New Roman"/>
+          <w:b/>
+          <w:color w:val="4B5563"/>
+          <w:sz w:val="28"/>
+        </w:rPr>
+        <w:t xml:space="preserve">• </w:t>
+      </w:r>
+      <w:r>
+        <w:rPr>
+          <w:rFonts w:ascii="Times New Roman" w:hAnsi="Times New Roman"/>
+          <w:color w:val="111827"/>
+          <w:sz w:val="28"/>
+        </w:rPr>
+        <w:t>Создание служебной таблицы аудита SystemLogs в базе данных ИС (поля: LogId, UserName, ActionType, TableName, Timestamp, Details).</w:t>
+      </w:r>
+    </w:p>
+    <w:p>
+      <w:pPr>
+        <w:spacing w:before="40" w:after="60" w:line="276" w:lineRule="auto"/>
+        <w:ind w:firstLine="288"/>
+      </w:pPr>
+      <w:r>
+        <w:rPr>
+          <w:rFonts w:ascii="Times New Roman" w:hAnsi="Times New Roman"/>
+          <w:b/>
+          <w:color w:val="4B5563"/>
+          <w:sz w:val="28"/>
+        </w:rPr>
+        <w:t xml:space="preserve">• </w:t>
+      </w:r>
+      <w:r>
+        <w:rPr>
+          <w:rFonts w:ascii="Times New Roman" w:hAnsi="Times New Roman"/>
+          <w:color w:val="111827"/>
+          <w:sz w:val="28"/>
+        </w:rPr>
+        <w:t>Разработка C# модуля автоматической записи событий добавления, изменения и удаления сущностей в журнал аудита.</w:t>
+      </w:r>
+    </w:p>
+    <w:p>
+      <w:pPr>
+        <w:spacing w:before="40" w:after="60" w:line="276" w:lineRule="auto"/>
+        <w:ind w:firstLine="288"/>
+      </w:pPr>
+      <w:r>
+        <w:rPr>
+          <w:rFonts w:ascii="Times New Roman" w:hAnsi="Times New Roman"/>
+          <w:b/>
+          <w:color w:val="4B5563"/>
+          <w:sz w:val="28"/>
+        </w:rPr>
+        <w:t xml:space="preserve">• </w:t>
+      </w:r>
+      <w:r>
+        <w:rPr>
+          <w:rFonts w:ascii="Times New Roman" w:hAnsi="Times New Roman"/>
+          <w:color w:val="111827"/>
+          <w:sz w:val="28"/>
+        </w:rPr>
+        <w:t>Настройка дисковых квот NTFS на папку экспортируемых отчетов и резервных копий для предотвращения переполнения диска.</w:t>
+      </w:r>
+    </w:p>
+    <w:p>
+      <w:pPr>
+        <w:spacing w:before="40" w:after="60" w:line="276" w:lineRule="auto"/>
+        <w:ind w:firstLine="288"/>
+      </w:pPr>
+      <w:r>
+        <w:rPr>
+          <w:rFonts w:ascii="Times New Roman" w:hAnsi="Times New Roman"/>
+          <w:b/>
+          <w:color w:val="4B5563"/>
+          <w:sz w:val="28"/>
+        </w:rPr>
+        <w:t xml:space="preserve">• </w:t>
+      </w:r>
+      <w:r>
+        <w:rPr>
+          <w:rFonts w:ascii="Times New Roman" w:hAnsi="Times New Roman"/>
+          <w:color w:val="111827"/>
+          <w:sz w:val="28"/>
+        </w:rPr>
+        <w:t>Тестирование срабатывания оповещения о превышении дискового лимита.</w:t>
+      </w:r>
+    </w:p>
+    <w:p>
+      <w:pPr>
+        <w:spacing w:before="240" w:after="80" w:line="276" w:lineRule="auto"/>
+        <w:ind w:firstLine="0"/>
+        <w:jc w:val="left"/>
+      </w:pPr>
+      <w:r>
+        <w:rPr>
+          <w:rFonts w:ascii="Times New Roman" w:hAnsi="Times New Roman"/>
+          <w:b/>
+          <w:i w:val="0"/>
+          <w:color w:val="111827"/>
+          <w:sz w:val="29"/>
+        </w:rPr>
+        <w:t>Иллюстративный материал и результаты тестирования</w:t>
+      </w:r>
+    </w:p>
+    <w:p>
+      <w:pPr>
+        <w:jc w:val="left"/>
+        <w:shd w:fill="F3F4F6"/>
+        <w:spacing w:before="120" w:after="160" w:line="276" w:lineRule="auto"/>
+        <w:ind w:firstLine="0" w:left="706" w:right="288"/>
+      </w:pPr>
+      <w:r>
+        <w:rPr>
+          <w:rFonts w:ascii="Consolas" w:hAnsi="Consolas"/>
+          <w:color w:val="374151"/>
+          <w:sz w:val="21"/>
+        </w:rPr>
+        <w:t>/* [МЕСТО ДЛЯ СКРИНШОТА / ЛИСТИНГА КОДА] */</w:t>
+        <w:br/>
+        <w:t>// Скриншот содержимого таблицы SystemLogs после совершения операций пользователями</w:t>
+      </w:r>
+    </w:p>
+    <w:p>
+      <w:pPr>
+        <w:spacing w:before="240" w:after="80" w:line="276" w:lineRule="auto"/>
+        <w:ind w:firstLine="0"/>
+        <w:jc w:val="left"/>
+      </w:pPr>
+      <w:r>
+        <w:rPr>
+          <w:rFonts w:ascii="Times New Roman" w:hAnsi="Times New Roman"/>
+          <w:b/>
+          <w:i w:val="0"/>
+          <w:color w:val="111827"/>
+          <w:sz w:val="29"/>
+        </w:rPr>
+        <w:t>Вывод по разделу</w:t>
+      </w:r>
+    </w:p>
+    <w:p>
+      <w:pPr>
+        <w:spacing w:before="0" w:after="80" w:line="276" w:lineRule="auto"/>
+        <w:ind w:firstLine="709"/>
         <w:jc w:val="both"/>
       </w:pPr>
       <w:r>
@@ -973,14 +2574,54 @@
           <w:rFonts w:ascii="Times New Roman" w:hAnsi="Times New Roman"/>
           <w:b w:val="0"/>
           <w:i w:val="0"/>
+          <w:color w:val="111827"/>
           <w:sz w:val="28"/>
         </w:rPr>
-        <w:t>• Безопасность и отказоустойчивость: встроенный криптографический модуль симметричного шифрования файлов AES-256, криптографическое хэширование паролей пользователей SHA-256 с добавлением соли (salt), автоматизированный бэкап и восстановление базы данных (.bak).</w:t>
+        <w:t>В ходе выполнения практического задания 17.10.2026 задачи раздела были успешно решены в полном объеме, проектные решения интегрированы в общий программный комплекс разрабатываемой информационной системы.</w:t>
       </w:r>
     </w:p>
     <w:p>
-      <w:pPr>
-        <w:spacing w:after="0" w:before="0" w:line="360" w:lineRule="auto"/>
+      <w:r>
+        <w:br w:type="page"/>
+      </w:r>
+    </w:p>
+    <w:p>
+      <w:pPr>
+        <w:spacing w:before="360" w:after="160" w:line="276" w:lineRule="auto"/>
+        <w:ind w:firstLine="0"/>
+        <w:jc w:val="left"/>
+      </w:pPr>
+      <w:r>
+        <w:rPr>
+          <w:rFonts w:ascii="Times New Roman" w:hAnsi="Times New Roman"/>
+          <w:b/>
+          <w:i w:val="0"/>
+          <w:color w:val="1F2937"/>
+          <w:sz w:val="32"/>
+        </w:rPr>
+        <w:t>РАЗДЕЛ 9. ПР №7. ТЕСТИРОВАНИЕ СКОРОСТИ РАБОТЫ РАЗРАБОТАННОГО ПРИЛОЖЕНИЯ (19.10.2026)</w:t>
+      </w:r>
+    </w:p>
+    <w:p>
+      <w:pPr>
+        <w:spacing w:before="240" w:after="80" w:line="276" w:lineRule="auto"/>
+        <w:ind w:firstLine="0"/>
+        <w:jc w:val="left"/>
+      </w:pPr>
+      <w:r>
+        <w:rPr>
+          <w:rFonts w:ascii="Times New Roman" w:hAnsi="Times New Roman"/>
+          <w:b/>
+          <w:i w:val="0"/>
+          <w:color w:val="111827"/>
+          <w:sz w:val="29"/>
+        </w:rPr>
+        <w:t>Цель работы</w:t>
+      </w:r>
+    </w:p>
+    <w:p>
+      <w:pPr>
+        <w:spacing w:before="0" w:after="80" w:line="276" w:lineRule="auto"/>
         <w:ind w:firstLine="709"/>
         <w:jc w:val="both"/>
       </w:pPr>
@@ -989,68 +2630,232 @@
           <w:rFonts w:ascii="Times New Roman" w:hAnsi="Times New Roman"/>
           <w:b w:val="0"/>
           <w:i w:val="0"/>
+          <w:color w:val="111827"/>
           <w:sz w:val="28"/>
         </w:rPr>
-        <w:t>В соответствии с индивидуальным заданием предметная область системы включает не менее 6 взаимосвязанных реляционных сущностей (таблиц), между которыми спроектированы целостные связи первичных и внешних ключей (Foreign Keys 1:N и N:M).</w:t>
+        <w:t>Профилирование производительности выборки типизированного DataSet с помощью класса Stopwatch и оптимизация индексов FK.</w:t>
       </w:r>
     </w:p>
     <w:p>
       <w:pPr>
-        <w:spacing w:before="120" w:after="120"/>
+        <w:spacing w:before="240" w:after="80" w:line="276" w:lineRule="auto"/>
         <w:ind w:firstLine="0"/>
-        <w:jc w:val="center"/>
+        <w:jc w:val="left"/>
       </w:pPr>
       <w:r>
         <w:rPr>
           <w:rFonts w:ascii="Times New Roman" w:hAnsi="Times New Roman"/>
           <w:b/>
-          <w:i/>
-          <w:color w:val="646464"/>
-          <w:sz w:val="22"/>
-        </w:rPr>
-        <w:t>&lt;&lt; Укажите название вашей индивидуальной темы и перечислите 6 сущностей вашей БД (например: Products, Categories, Orders, OrderItems, Customers, Employees) &gt;&gt;</w:t>
+          <w:i w:val="0"/>
+          <w:color w:val="111827"/>
+          <w:sz w:val="29"/>
+        </w:rPr>
+        <w:t>Краткий ход выполнения и проектные решения</w:t>
       </w:r>
     </w:p>
     <w:p>
-      <w:r>
-        <w:br w:type="page"/>
+      <w:pPr>
+        <w:spacing w:before="40" w:after="60" w:line="276" w:lineRule="auto"/>
+        <w:ind w:firstLine="288"/>
+      </w:pPr>
+      <w:r>
+        <w:rPr>
+          <w:rFonts w:ascii="Times New Roman" w:hAnsi="Times New Roman"/>
+          <w:b/>
+          <w:color w:val="4B5563"/>
+          <w:sz w:val="28"/>
+        </w:rPr>
+        <w:t xml:space="preserve">• </w:t>
+      </w:r>
+      <w:r>
+        <w:rPr>
+          <w:rFonts w:ascii="Times New Roman" w:hAnsi="Times New Roman"/>
+          <w:color w:val="111827"/>
+          <w:sz w:val="28"/>
+        </w:rPr>
+        <w:t>Программный замер времени выполнения запросов к БД через TableAdapter.Fill() с использованием System.Diagnostics.Stopwatch.</w:t>
       </w:r>
     </w:p>
     <w:p>
       <w:pPr>
-        <w:spacing w:after="120" w:before="240" w:line="360" w:lineRule="auto"/>
+        <w:spacing w:before="40" w:after="60" w:line="276" w:lineRule="auto"/>
+        <w:ind w:firstLine="288"/>
+      </w:pPr>
+      <w:r>
+        <w:rPr>
+          <w:rFonts w:ascii="Times New Roman" w:hAnsi="Times New Roman"/>
+          <w:b/>
+          <w:color w:val="4B5563"/>
+          <w:sz w:val="28"/>
+        </w:rPr>
+        <w:t xml:space="preserve">• </w:t>
+      </w:r>
+      <w:r>
+        <w:rPr>
+          <w:rFonts w:ascii="Times New Roman" w:hAnsi="Times New Roman"/>
+          <w:color w:val="111827"/>
+          <w:sz w:val="28"/>
+        </w:rPr>
+        <w:t>Сравнительный бенчмарк выборки при объемах 100, 1000 и 5000 записей: Typed DataSet против прямого чтения через SqlDataReader.</w:t>
+      </w:r>
+    </w:p>
+    <w:p>
+      <w:pPr>
+        <w:spacing w:before="40" w:after="60" w:line="276" w:lineRule="auto"/>
+        <w:ind w:firstLine="288"/>
+      </w:pPr>
+      <w:r>
+        <w:rPr>
+          <w:rFonts w:ascii="Times New Roman" w:hAnsi="Times New Roman"/>
+          <w:b/>
+          <w:color w:val="4B5563"/>
+          <w:sz w:val="28"/>
+        </w:rPr>
+        <w:t xml:space="preserve">• </w:t>
+      </w:r>
+      <w:r>
+        <w:rPr>
+          <w:rFonts w:ascii="Times New Roman" w:hAnsi="Times New Roman"/>
+          <w:color w:val="111827"/>
+          <w:sz w:val="28"/>
+        </w:rPr>
+        <w:t>Создание некластеризованных индексов (Non-Clustered Indexes) на внешних ключах (FK) для оптимизации операций JOIN.</w:t>
+      </w:r>
+    </w:p>
+    <w:p>
+      <w:pPr>
+        <w:spacing w:before="40" w:after="60" w:line="276" w:lineRule="auto"/>
+        <w:ind w:firstLine="288"/>
+      </w:pPr>
+      <w:r>
+        <w:rPr>
+          <w:rFonts w:ascii="Times New Roman" w:hAnsi="Times New Roman"/>
+          <w:b/>
+          <w:color w:val="4B5563"/>
+          <w:sz w:val="28"/>
+        </w:rPr>
+        <w:t xml:space="preserve">• </w:t>
+      </w:r>
+      <w:r>
+        <w:rPr>
+          <w:rFonts w:ascii="Times New Roman" w:hAnsi="Times New Roman"/>
+          <w:color w:val="111827"/>
+          <w:sz w:val="28"/>
+        </w:rPr>
+        <w:t>Построение графика зависимости времени выборки от объема данных и наличия индексов.</w:t>
+      </w:r>
+    </w:p>
+    <w:p>
+      <w:pPr>
+        <w:spacing w:before="240" w:after="80" w:line="276" w:lineRule="auto"/>
         <w:ind w:firstLine="0"/>
-        <w:jc w:val="center"/>
+        <w:jc w:val="left"/>
       </w:pPr>
       <w:r>
         <w:rPr>
           <w:rFonts w:ascii="Times New Roman" w:hAnsi="Times New Roman"/>
           <w:b/>
           <w:i w:val="0"/>
-          <w:sz w:val="28"/>
-        </w:rPr>
-        <w:t>РАЗДЕЛ 1. ТЕХНИКА БЕЗОПАСНОСТИ НА РАБОЧЕМ МЕСТЕ. ОЗНАКОМЛЕНИЕ С РАБОЧИМ МЕСТОМ И ПО (08.10.2026)</w:t>
+          <w:color w:val="111827"/>
+          <w:sz w:val="29"/>
+        </w:rPr>
+        <w:t>Иллюстративный материал и результаты тестирования</w:t>
       </w:r>
     </w:p>
     <w:p>
       <w:pPr>
-        <w:spacing w:after="0" w:before="0" w:line="360" w:lineRule="auto"/>
+        <w:jc w:val="left"/>
+        <w:shd w:fill="F3F4F6"/>
+        <w:spacing w:before="120" w:after="160" w:line="276" w:lineRule="auto"/>
+        <w:ind w:firstLine="0" w:left="706" w:right="288"/>
+      </w:pPr>
+      <w:r>
+        <w:rPr>
+          <w:rFonts w:ascii="Consolas" w:hAnsi="Consolas"/>
+          <w:color w:val="374151"/>
+          <w:sz w:val="21"/>
+        </w:rPr>
+        <w:t>/* [МЕСТО ДЛЯ СКРИНШОТА / ЛИСТИНГА КОДА] */</w:t>
+        <w:br/>
+        <w:t>// График или сводная таблица времени выполнения запросов (Stopwatch) до и после индексации</w:t>
+      </w:r>
+    </w:p>
+    <w:p>
+      <w:pPr>
+        <w:spacing w:before="240" w:after="80" w:line="276" w:lineRule="auto"/>
+        <w:ind w:firstLine="0"/>
+        <w:jc w:val="left"/>
+      </w:pPr>
+      <w:r>
+        <w:rPr>
+          <w:rFonts w:ascii="Times New Roman" w:hAnsi="Times New Roman"/>
+          <w:b/>
+          <w:i w:val="0"/>
+          <w:color w:val="111827"/>
+          <w:sz w:val="29"/>
+        </w:rPr>
+        <w:t>Вывод по разделу</w:t>
+      </w:r>
+    </w:p>
+    <w:p>
+      <w:pPr>
+        <w:spacing w:before="0" w:after="80" w:line="276" w:lineRule="auto"/>
         <w:ind w:firstLine="709"/>
         <w:jc w:val="both"/>
       </w:pPr>
       <w:r>
         <w:rPr>
           <w:rFonts w:ascii="Times New Roman" w:hAnsi="Times New Roman"/>
+          <w:b w:val="0"/>
+          <w:i w:val="0"/>
+          <w:color w:val="111827"/>
+          <w:sz w:val="28"/>
+        </w:rPr>
+        <w:t>В ходе выполнения практического задания 19.10.2026 задачи раздела были успешно решены в полном объеме, проектные решения интегрированы в общий программный комплекс разрабатываемой информационной системы.</w:t>
+      </w:r>
+    </w:p>
+    <w:p>
+      <w:r>
+        <w:br w:type="page"/>
+      </w:r>
+    </w:p>
+    <w:p>
+      <w:pPr>
+        <w:spacing w:before="360" w:after="160" w:line="276" w:lineRule="auto"/>
+        <w:ind w:firstLine="0"/>
+        <w:jc w:val="left"/>
+      </w:pPr>
+      <w:r>
+        <w:rPr>
+          <w:rFonts w:ascii="Times New Roman" w:hAnsi="Times New Roman"/>
           <w:b/>
           <w:i w:val="0"/>
-          <w:sz w:val="28"/>
-        </w:rPr>
-        <w:t>Цель работы: Инструктаж по ТБ, организация рабочего места разработчика ИС и развертывание инструментального стека (Visual Studio 2022, .NET 4.8, SQLEXPRESS, MaterialSkin.2).</w:t>
+          <w:color w:val="1F2937"/>
+          <w:sz w:val="32"/>
+        </w:rPr>
+        <w:t>РАЗДЕЛ 10. ПР №8. РАЗРАБОТКА ПРОГРАММНОГО ПРИЛОЖЕНИЯ ШИФРОВАНИЕ И ДЕШИФРОВАНИЕ ФАЙЛОВ (ЧАСТЬ 1) (20.10.2026)</w:t>
       </w:r>
     </w:p>
     <w:p>
       <w:pPr>
-        <w:spacing w:after="0" w:before="0" w:line="360" w:lineRule="auto"/>
+        <w:spacing w:before="240" w:after="80" w:line="276" w:lineRule="auto"/>
+        <w:ind w:firstLine="0"/>
+        <w:jc w:val="left"/>
+      </w:pPr>
+      <w:r>
+        <w:rPr>
+          <w:rFonts w:ascii="Times New Roman" w:hAnsi="Times New Roman"/>
+          <w:b/>
+          <w:i w:val="0"/>
+          <w:color w:val="111827"/>
+          <w:sz w:val="29"/>
+        </w:rPr>
+        <w:t>Цель работы</w:t>
+      </w:r>
+    </w:p>
+    <w:p>
+      <w:pPr>
+        <w:spacing w:before="0" w:after="80" w:line="276" w:lineRule="auto"/>
         <w:ind w:firstLine="709"/>
         <w:jc w:val="both"/>
       </w:pPr>
@@ -1059,15 +2864,177 @@
           <w:rFonts w:ascii="Times New Roman" w:hAnsi="Times New Roman"/>
           <w:b w:val="0"/>
           <w:i w:val="0"/>
+          <w:color w:val="111827"/>
           <w:sz w:val="28"/>
         </w:rPr>
-        <w:t>Краткий ход выполнения и результаты работы:</w:t>
+        <w:t>Разработка криптографического модуля симметричного шифрования AES-256 для защиты конфиденциальных файлов и строк подключения ИС.</w:t>
       </w:r>
     </w:p>
     <w:p>
       <w:pPr>
-        <w:spacing w:after="0" w:before="0" w:line="360" w:lineRule="auto"/>
-        <w:ind w:firstLine="850"/>
+        <w:spacing w:before="240" w:after="80" w:line="276" w:lineRule="auto"/>
+        <w:ind w:firstLine="0"/>
+        <w:jc w:val="left"/>
+      </w:pPr>
+      <w:r>
+        <w:rPr>
+          <w:rFonts w:ascii="Times New Roman" w:hAnsi="Times New Roman"/>
+          <w:b/>
+          <w:i w:val="0"/>
+          <w:color w:val="111827"/>
+          <w:sz w:val="29"/>
+        </w:rPr>
+        <w:t>Краткий ход выполнения и проектные решения</w:t>
+      </w:r>
+    </w:p>
+    <w:p>
+      <w:pPr>
+        <w:spacing w:before="40" w:after="60" w:line="276" w:lineRule="auto"/>
+        <w:ind w:firstLine="288"/>
+      </w:pPr>
+      <w:r>
+        <w:rPr>
+          <w:rFonts w:ascii="Times New Roman" w:hAnsi="Times New Roman"/>
+          <w:b/>
+          <w:color w:val="4B5563"/>
+          <w:sz w:val="28"/>
+        </w:rPr>
+        <w:t xml:space="preserve">• </w:t>
+      </w:r>
+      <w:r>
+        <w:rPr>
+          <w:rFonts w:ascii="Times New Roman" w:hAnsi="Times New Roman"/>
+          <w:color w:val="111827"/>
+          <w:sz w:val="28"/>
+        </w:rPr>
+        <w:t>Изучение архитектуры блочного симметричного шифрования AES (Advanced Encryption Standard, Rijndael, длина ключа 256 бит).</w:t>
+      </w:r>
+    </w:p>
+    <w:p>
+      <w:pPr>
+        <w:spacing w:before="40" w:after="60" w:line="276" w:lineRule="auto"/>
+        <w:ind w:firstLine="288"/>
+      </w:pPr>
+      <w:r>
+        <w:rPr>
+          <w:rFonts w:ascii="Times New Roman" w:hAnsi="Times New Roman"/>
+          <w:b/>
+          <w:color w:val="4B5563"/>
+          <w:sz w:val="28"/>
+        </w:rPr>
+        <w:t xml:space="preserve">• </w:t>
+      </w:r>
+      <w:r>
+        <w:rPr>
+          <w:rFonts w:ascii="Times New Roman" w:hAnsi="Times New Roman"/>
+          <w:color w:val="111827"/>
+          <w:sz w:val="28"/>
+        </w:rPr>
+        <w:t>Реализация служебного класса CryptoManager с методами EncryptFile() и DecryptFile() на базе пространства имен System.Security.Cryptography.</w:t>
+      </w:r>
+    </w:p>
+    <w:p>
+      <w:pPr>
+        <w:spacing w:before="40" w:after="60" w:line="276" w:lineRule="auto"/>
+        <w:ind w:firstLine="288"/>
+      </w:pPr>
+      <w:r>
+        <w:rPr>
+          <w:rFonts w:ascii="Times New Roman" w:hAnsi="Times New Roman"/>
+          <w:b/>
+          <w:color w:val="4B5563"/>
+          <w:sz w:val="28"/>
+        </w:rPr>
+        <w:t xml:space="preserve">• </w:t>
+      </w:r>
+      <w:r>
+        <w:rPr>
+          <w:rFonts w:ascii="Times New Roman" w:hAnsi="Times New Roman"/>
+          <w:color w:val="111827"/>
+          <w:sz w:val="28"/>
+        </w:rPr>
+        <w:t>Применение потокового шифрования через CryptoStream в режиме сцепления блоков (CBC) с вектором инициализации (IV).</w:t>
+      </w:r>
+    </w:p>
+    <w:p>
+      <w:pPr>
+        <w:spacing w:before="40" w:after="60" w:line="276" w:lineRule="auto"/>
+        <w:ind w:firstLine="288"/>
+      </w:pPr>
+      <w:r>
+        <w:rPr>
+          <w:rFonts w:ascii="Times New Roman" w:hAnsi="Times New Roman"/>
+          <w:b/>
+          <w:color w:val="4B5563"/>
+          <w:sz w:val="28"/>
+        </w:rPr>
+        <w:t xml:space="preserve">• </w:t>
+      </w:r>
+      <w:r>
+        <w:rPr>
+          <w:rFonts w:ascii="Times New Roman" w:hAnsi="Times New Roman"/>
+          <w:color w:val="111827"/>
+          <w:sz w:val="28"/>
+        </w:rPr>
+        <w:t>Шифрование конфигурационного файла App.config со строкой подключения к SQLEXPRESS.</w:t>
+      </w:r>
+    </w:p>
+    <w:p>
+      <w:pPr>
+        <w:spacing w:before="240" w:after="80" w:line="276" w:lineRule="auto"/>
+        <w:ind w:firstLine="0"/>
+        <w:jc w:val="left"/>
+      </w:pPr>
+      <w:r>
+        <w:rPr>
+          <w:rFonts w:ascii="Times New Roman" w:hAnsi="Times New Roman"/>
+          <w:b/>
+          <w:i w:val="0"/>
+          <w:color w:val="111827"/>
+          <w:sz w:val="29"/>
+        </w:rPr>
+        <w:t>Иллюстративный материал и результаты тестирования</w:t>
+      </w:r>
+    </w:p>
+    <w:p>
+      <w:pPr>
+        <w:jc w:val="left"/>
+        <w:shd w:fill="F3F4F6"/>
+        <w:spacing w:before="120" w:after="160" w:line="276" w:lineRule="auto"/>
+        <w:ind w:firstLine="0" w:left="706" w:right="288"/>
+      </w:pPr>
+      <w:r>
+        <w:rPr>
+          <w:rFonts w:ascii="Consolas" w:hAnsi="Consolas"/>
+          <w:color w:val="374151"/>
+          <w:sz w:val="21"/>
+        </w:rPr>
+        <w:t>/* [МЕСТО ДЛЯ СКРИНШОТА / ЛИСТИНГА КОДА] */</w:t>
+        <w:br/>
+        <w:t>// Листинг C# методов шифрования AES-256 и скриншот зашифрованного файла на диске</w:t>
+      </w:r>
+    </w:p>
+    <w:p>
+      <w:pPr>
+        <w:spacing w:before="240" w:after="80" w:line="276" w:lineRule="auto"/>
+        <w:ind w:firstLine="0"/>
+        <w:jc w:val="left"/>
+      </w:pPr>
+      <w:r>
+        <w:rPr>
+          <w:rFonts w:ascii="Times New Roman" w:hAnsi="Times New Roman"/>
+          <w:b/>
+          <w:i w:val="0"/>
+          <w:color w:val="111827"/>
+          <w:sz w:val="29"/>
+        </w:rPr>
+        <w:t>Вывод по разделу</w:t>
+      </w:r>
+    </w:p>
+    <w:p>
+      <w:pPr>
+        <w:spacing w:before="0" w:after="80" w:line="276" w:lineRule="auto"/>
+        <w:ind w:firstLine="709"/>
         <w:jc w:val="both"/>
       </w:pPr>
       <w:r>
@@ -1075,15 +3042,55 @@
           <w:rFonts w:ascii="Times New Roman" w:hAnsi="Times New Roman"/>
           <w:b w:val="0"/>
           <w:i w:val="0"/>
+          <w:color w:val="111827"/>
           <w:sz w:val="28"/>
         </w:rPr>
-        <w:t>• Изучение правил электробезопасности, пожарной безопасности и санитарных норм (СанПиН 1.2.3685-21) при многочасовой работе за ЭВМ.</w:t>
+        <w:t>В ходе выполнения практического задания 20.10.2026 задачи раздела были успешно решены в полном объеме, проектные решения интегрированы в общий программный комплекс разрабатываемой информационной системы.</w:t>
       </w:r>
     </w:p>
     <w:p>
-      <w:pPr>
-        <w:spacing w:after="0" w:before="0" w:line="360" w:lineRule="auto"/>
-        <w:ind w:firstLine="850"/>
+      <w:r>
+        <w:br w:type="page"/>
+      </w:r>
+    </w:p>
+    <w:p>
+      <w:pPr>
+        <w:spacing w:before="360" w:after="160" w:line="276" w:lineRule="auto"/>
+        <w:ind w:firstLine="0"/>
+        <w:jc w:val="left"/>
+      </w:pPr>
+      <w:r>
+        <w:rPr>
+          <w:rFonts w:ascii="Times New Roman" w:hAnsi="Times New Roman"/>
+          <w:b/>
+          <w:i w:val="0"/>
+          <w:color w:val="1F2937"/>
+          <w:sz w:val="32"/>
+        </w:rPr>
+        <w:t>РАЗДЕЛ 11. ПР №8. РАЗРАБОТКА ПРОГРАММНОГО ПРИЛОЖЕНИЯ ШИФРОВАНИЕ И ДЕШИФРОВАНИЕ ФАЙЛОВ (ЧАСТЬ 2) (21.10.2026)</w:t>
+      </w:r>
+    </w:p>
+    <w:p>
+      <w:pPr>
+        <w:spacing w:before="240" w:after="80" w:line="276" w:lineRule="auto"/>
+        <w:ind w:firstLine="0"/>
+        <w:jc w:val="left"/>
+      </w:pPr>
+      <w:r>
+        <w:rPr>
+          <w:rFonts w:ascii="Times New Roman" w:hAnsi="Times New Roman"/>
+          <w:b/>
+          <w:i w:val="0"/>
+          <w:color w:val="111827"/>
+          <w:sz w:val="29"/>
+        </w:rPr>
+        <w:t>Цель работы</w:t>
+      </w:r>
+    </w:p>
+    <w:p>
+      <w:pPr>
+        <w:spacing w:before="0" w:after="80" w:line="276" w:lineRule="auto"/>
+        <w:ind w:firstLine="709"/>
         <w:jc w:val="both"/>
       </w:pPr>
       <w:r>
@@ -1091,15 +3098,177 @@
           <w:rFonts w:ascii="Times New Roman" w:hAnsi="Times New Roman"/>
           <w:b w:val="0"/>
           <w:i w:val="0"/>
+          <w:color w:val="111827"/>
           <w:sz w:val="28"/>
         </w:rPr>
-        <w:t>• Аппаратная спецификация рабочего места разработчика (монитор, системный блок, устройства ввода).</w:t>
+        <w:t>Реализация безопасной аутентификации: криптографическое хэширование паролей пользователей SHA-256 с солью.</w:t>
       </w:r>
     </w:p>
     <w:p>
       <w:pPr>
-        <w:spacing w:after="0" w:before="0" w:line="360" w:lineRule="auto"/>
-        <w:ind w:firstLine="850"/>
+        <w:spacing w:before="240" w:after="80" w:line="276" w:lineRule="auto"/>
+        <w:ind w:firstLine="0"/>
+        <w:jc w:val="left"/>
+      </w:pPr>
+      <w:r>
+        <w:rPr>
+          <w:rFonts w:ascii="Times New Roman" w:hAnsi="Times New Roman"/>
+          <w:b/>
+          <w:i w:val="0"/>
+          <w:color w:val="111827"/>
+          <w:sz w:val="29"/>
+        </w:rPr>
+        <w:t>Краткий ход выполнения и проектные решения</w:t>
+      </w:r>
+    </w:p>
+    <w:p>
+      <w:pPr>
+        <w:spacing w:before="40" w:after="60" w:line="276" w:lineRule="auto"/>
+        <w:ind w:firstLine="288"/>
+      </w:pPr>
+      <w:r>
+        <w:rPr>
+          <w:rFonts w:ascii="Times New Roman" w:hAnsi="Times New Roman"/>
+          <w:b/>
+          <w:color w:val="4B5563"/>
+          <w:sz w:val="28"/>
+        </w:rPr>
+        <w:t xml:space="preserve">• </w:t>
+      </w:r>
+      <w:r>
+        <w:rPr>
+          <w:rFonts w:ascii="Times New Roman" w:hAnsi="Times New Roman"/>
+          <w:color w:val="111827"/>
+          <w:sz w:val="28"/>
+        </w:rPr>
+        <w:t>Анализ уязвимости хранения паролей в открытом виде (Plaintext) и методов защиты от атак по радужным таблицам (Rainbow Tables).</w:t>
+      </w:r>
+    </w:p>
+    <w:p>
+      <w:pPr>
+        <w:spacing w:before="40" w:after="60" w:line="276" w:lineRule="auto"/>
+        <w:ind w:firstLine="288"/>
+      </w:pPr>
+      <w:r>
+        <w:rPr>
+          <w:rFonts w:ascii="Times New Roman" w:hAnsi="Times New Roman"/>
+          <w:b/>
+          <w:color w:val="4B5563"/>
+          <w:sz w:val="28"/>
+        </w:rPr>
+        <w:t xml:space="preserve">• </w:t>
+      </w:r>
+      <w:r>
+        <w:rPr>
+          <w:rFonts w:ascii="Times New Roman" w:hAnsi="Times New Roman"/>
+          <w:color w:val="111827"/>
+          <w:sz w:val="28"/>
+        </w:rPr>
+        <w:t>Реализация функции вычисления дайджеста пароля: конкатенация пароля и криптографически стойкой соли (Salt) с последующим хэшированием SHA-256.</w:t>
+      </w:r>
+    </w:p>
+    <w:p>
+      <w:pPr>
+        <w:spacing w:before="40" w:after="60" w:line="276" w:lineRule="auto"/>
+        <w:ind w:firstLine="288"/>
+      </w:pPr>
+      <w:r>
+        <w:rPr>
+          <w:rFonts w:ascii="Times New Roman" w:hAnsi="Times New Roman"/>
+          <w:b/>
+          <w:color w:val="4B5563"/>
+          <w:sz w:val="28"/>
+        </w:rPr>
+        <w:t xml:space="preserve">• </w:t>
+      </w:r>
+      <w:r>
+        <w:rPr>
+          <w:rFonts w:ascii="Times New Roman" w:hAnsi="Times New Roman"/>
+          <w:color w:val="111827"/>
+          <w:sz w:val="28"/>
+        </w:rPr>
+        <w:t>Модификация таблицы Users в базе данных для хранения столбцов PasswordHash (nvarchar(64)) и Salt (nvarchar(32)).</w:t>
+      </w:r>
+    </w:p>
+    <w:p>
+      <w:pPr>
+        <w:spacing w:before="40" w:after="60" w:line="276" w:lineRule="auto"/>
+        <w:ind w:firstLine="288"/>
+      </w:pPr>
+      <w:r>
+        <w:rPr>
+          <w:rFonts w:ascii="Times New Roman" w:hAnsi="Times New Roman"/>
+          <w:b/>
+          <w:color w:val="4B5563"/>
+          <w:sz w:val="28"/>
+        </w:rPr>
+        <w:t xml:space="preserve">• </w:t>
+      </w:r>
+      <w:r>
+        <w:rPr>
+          <w:rFonts w:ascii="Times New Roman" w:hAnsi="Times New Roman"/>
+          <w:color w:val="111827"/>
+          <w:sz w:val="28"/>
+        </w:rPr>
+        <w:t>Интеграция функции сверки хэша при авторизации пользователя в ИС.</w:t>
+      </w:r>
+    </w:p>
+    <w:p>
+      <w:pPr>
+        <w:spacing w:before="240" w:after="80" w:line="276" w:lineRule="auto"/>
+        <w:ind w:firstLine="0"/>
+        <w:jc w:val="left"/>
+      </w:pPr>
+      <w:r>
+        <w:rPr>
+          <w:rFonts w:ascii="Times New Roman" w:hAnsi="Times New Roman"/>
+          <w:b/>
+          <w:i w:val="0"/>
+          <w:color w:val="111827"/>
+          <w:sz w:val="29"/>
+        </w:rPr>
+        <w:t>Иллюстративный материал и результаты тестирования</w:t>
+      </w:r>
+    </w:p>
+    <w:p>
+      <w:pPr>
+        <w:jc w:val="left"/>
+        <w:shd w:fill="F3F4F6"/>
+        <w:spacing w:before="120" w:after="160" w:line="276" w:lineRule="auto"/>
+        <w:ind w:firstLine="0" w:left="706" w:right="288"/>
+      </w:pPr>
+      <w:r>
+        <w:rPr>
+          <w:rFonts w:ascii="Consolas" w:hAnsi="Consolas"/>
+          <w:color w:val="374151"/>
+          <w:sz w:val="21"/>
+        </w:rPr>
+        <w:t>/* [МЕСТО ДЛЯ СКРИНШОТА / ЛИСТИНГА КОДА] */</w:t>
+        <w:br/>
+        <w:t>// Скриншот таблицы Users в SSMS с хэшированными паролями SHA-256</w:t>
+      </w:r>
+    </w:p>
+    <w:p>
+      <w:pPr>
+        <w:spacing w:before="240" w:after="80" w:line="276" w:lineRule="auto"/>
+        <w:ind w:firstLine="0"/>
+        <w:jc w:val="left"/>
+      </w:pPr>
+      <w:r>
+        <w:rPr>
+          <w:rFonts w:ascii="Times New Roman" w:hAnsi="Times New Roman"/>
+          <w:b/>
+          <w:i w:val="0"/>
+          <w:color w:val="111827"/>
+          <w:sz w:val="29"/>
+        </w:rPr>
+        <w:t>Вывод по разделу</w:t>
+      </w:r>
+    </w:p>
+    <w:p>
+      <w:pPr>
+        <w:spacing w:before="0" w:after="80" w:line="276" w:lineRule="auto"/>
+        <w:ind w:firstLine="709"/>
         <w:jc w:val="both"/>
       </w:pPr>
       <w:r>
@@ -1107,15 +3276,55 @@
           <w:rFonts w:ascii="Times New Roman" w:hAnsi="Times New Roman"/>
           <w:b w:val="0"/>
           <w:i w:val="0"/>
+          <w:color w:val="111827"/>
           <w:sz w:val="28"/>
         </w:rPr>
-        <w:t>• Установка и первичная проверка среды: Microsoft Visual Studio, .NET Framework 4.8, подключение NuGet-пакета MaterialSkin.2.</w:t>
+        <w:t>В ходе выполнения практического задания 21.10.2026 задачи раздела были успешно решены в полном объеме, проектные решения интегрированы в общий программный комплекс разрабатываемой информационной системы.</w:t>
       </w:r>
     </w:p>
     <w:p>
-      <w:pPr>
-        <w:spacing w:after="0" w:before="0" w:line="360" w:lineRule="auto"/>
-        <w:ind w:firstLine="850"/>
+      <w:r>
+        <w:br w:type="page"/>
+      </w:r>
+    </w:p>
+    <w:p>
+      <w:pPr>
+        <w:spacing w:before="360" w:after="160" w:line="276" w:lineRule="auto"/>
+        <w:ind w:firstLine="0"/>
+        <w:jc w:val="left"/>
+      </w:pPr>
+      <w:r>
+        <w:rPr>
+          <w:rFonts w:ascii="Times New Roman" w:hAnsi="Times New Roman"/>
+          <w:b/>
+          <w:i w:val="0"/>
+          <w:color w:val="1F2937"/>
+          <w:sz w:val="32"/>
+        </w:rPr>
+        <w:t>РАЗДЕЛ 12. ПР №9. ЛОКАЛЬНЫЙ GIT (22.10.2026)</w:t>
+      </w:r>
+    </w:p>
+    <w:p>
+      <w:pPr>
+        <w:spacing w:before="240" w:after="80" w:line="276" w:lineRule="auto"/>
+        <w:ind w:firstLine="0"/>
+        <w:jc w:val="left"/>
+      </w:pPr>
+      <w:r>
+        <w:rPr>
+          <w:rFonts w:ascii="Times New Roman" w:hAnsi="Times New Roman"/>
+          <w:b/>
+          <w:i w:val="0"/>
+          <w:color w:val="111827"/>
+          <w:sz w:val="29"/>
+        </w:rPr>
+        <w:t>Цель работы</w:t>
+      </w:r>
+    </w:p>
+    <w:p>
+      <w:pPr>
+        <w:spacing w:before="0" w:after="80" w:line="276" w:lineRule="auto"/>
+        <w:ind w:firstLine="709"/>
         <w:jc w:val="both"/>
       </w:pPr>
       <w:r>
@@ -1123,14 +3332,176 @@
           <w:rFonts w:ascii="Times New Roman" w:hAnsi="Times New Roman"/>
           <w:b w:val="0"/>
           <w:i w:val="0"/>
+          <w:color w:val="111827"/>
           <w:sz w:val="28"/>
         </w:rPr>
-        <w:t>• Выбор и фиксация индивидуальной темы ИС из 15 вариантов, составление перечня 6 основных сущностей БД.</w:t>
+        <w:t>Инициализация локального репозитория Git, конфигурация файла .gitignore для Visual Studio и фиксация архитектуры решения.</w:t>
       </w:r>
     </w:p>
     <w:p>
       <w:pPr>
-        <w:spacing w:after="0" w:before="0" w:line="360" w:lineRule="auto"/>
+        <w:spacing w:before="240" w:after="80" w:line="276" w:lineRule="auto"/>
+        <w:ind w:firstLine="0"/>
+        <w:jc w:val="left"/>
+      </w:pPr>
+      <w:r>
+        <w:rPr>
+          <w:rFonts w:ascii="Times New Roman" w:hAnsi="Times New Roman"/>
+          <w:b/>
+          <w:i w:val="0"/>
+          <w:color w:val="111827"/>
+          <w:sz w:val="29"/>
+        </w:rPr>
+        <w:t>Краткий ход выполнения и проектные решения</w:t>
+      </w:r>
+    </w:p>
+    <w:p>
+      <w:pPr>
+        <w:spacing w:before="40" w:after="60" w:line="276" w:lineRule="auto"/>
+        <w:ind w:firstLine="288"/>
+      </w:pPr>
+      <w:r>
+        <w:rPr>
+          <w:rFonts w:ascii="Times New Roman" w:hAnsi="Times New Roman"/>
+          <w:b/>
+          <w:color w:val="4B5563"/>
+          <w:sz w:val="28"/>
+        </w:rPr>
+        <w:t xml:space="preserve">• </w:t>
+      </w:r>
+      <w:r>
+        <w:rPr>
+          <w:rFonts w:ascii="Times New Roman" w:hAnsi="Times New Roman"/>
+          <w:color w:val="111827"/>
+          <w:sz w:val="28"/>
+        </w:rPr>
+        <w:t>Инициализация локального репозитория в корне проекта командой git init.</w:t>
+      </w:r>
+    </w:p>
+    <w:p>
+      <w:pPr>
+        <w:spacing w:before="40" w:after="60" w:line="276" w:lineRule="auto"/>
+        <w:ind w:firstLine="288"/>
+      </w:pPr>
+      <w:r>
+        <w:rPr>
+          <w:rFonts w:ascii="Times New Roman" w:hAnsi="Times New Roman"/>
+          <w:b/>
+          <w:color w:val="4B5563"/>
+          <w:sz w:val="28"/>
+        </w:rPr>
+        <w:t xml:space="preserve">• </w:t>
+      </w:r>
+      <w:r>
+        <w:rPr>
+          <w:rFonts w:ascii="Times New Roman" w:hAnsi="Times New Roman"/>
+          <w:color w:val="111827"/>
+          <w:sz w:val="28"/>
+        </w:rPr>
+        <w:t>Создание профессионального файла .gitignore: исключение служебных папок .vs/, bin/, obj/, временных файлов сборщика и локальных БД (.mdf/.ldf).</w:t>
+      </w:r>
+    </w:p>
+    <w:p>
+      <w:pPr>
+        <w:spacing w:before="40" w:after="60" w:line="276" w:lineRule="auto"/>
+        <w:ind w:firstLine="288"/>
+      </w:pPr>
+      <w:r>
+        <w:rPr>
+          <w:rFonts w:ascii="Times New Roman" w:hAnsi="Times New Roman"/>
+          <w:b/>
+          <w:color w:val="4B5563"/>
+          <w:sz w:val="28"/>
+        </w:rPr>
+        <w:t xml:space="preserve">• </w:t>
+      </w:r>
+      <w:r>
+        <w:rPr>
+          <w:rFonts w:ascii="Times New Roman" w:hAnsi="Times New Roman"/>
+          <w:color w:val="111827"/>
+          <w:sz w:val="28"/>
+        </w:rPr>
+        <w:t>Формирование базовых коммитов проекта по стандарту Conventional Commits (feat, fix, docs, chore).</w:t>
+      </w:r>
+    </w:p>
+    <w:p>
+      <w:pPr>
+        <w:spacing w:before="40" w:after="60" w:line="276" w:lineRule="auto"/>
+        <w:ind w:firstLine="288"/>
+      </w:pPr>
+      <w:r>
+        <w:rPr>
+          <w:rFonts w:ascii="Times New Roman" w:hAnsi="Times New Roman"/>
+          <w:b/>
+          <w:color w:val="4B5563"/>
+          <w:sz w:val="28"/>
+        </w:rPr>
+        <w:t xml:space="preserve">• </w:t>
+      </w:r>
+      <w:r>
+        <w:rPr>
+          <w:rFonts w:ascii="Times New Roman" w:hAnsi="Times New Roman"/>
+          <w:color w:val="111827"/>
+          <w:sz w:val="28"/>
+        </w:rPr>
+        <w:t>Просмотр истории репозитория с помощью команд git status и git log --oneline.</w:t>
+      </w:r>
+    </w:p>
+    <w:p>
+      <w:pPr>
+        <w:spacing w:before="240" w:after="80" w:line="276" w:lineRule="auto"/>
+        <w:ind w:firstLine="0"/>
+        <w:jc w:val="left"/>
+      </w:pPr>
+      <w:r>
+        <w:rPr>
+          <w:rFonts w:ascii="Times New Roman" w:hAnsi="Times New Roman"/>
+          <w:b/>
+          <w:i w:val="0"/>
+          <w:color w:val="111827"/>
+          <w:sz w:val="29"/>
+        </w:rPr>
+        <w:t>Иллюстративный материал и результаты тестирования</w:t>
+      </w:r>
+    </w:p>
+    <w:p>
+      <w:pPr>
+        <w:jc w:val="left"/>
+        <w:shd w:fill="F3F4F6"/>
+        <w:spacing w:before="120" w:after="160" w:line="276" w:lineRule="auto"/>
+        <w:ind w:firstLine="0" w:left="706" w:right="288"/>
+      </w:pPr>
+      <w:r>
+        <w:rPr>
+          <w:rFonts w:ascii="Consolas" w:hAnsi="Consolas"/>
+          <w:color w:val="374151"/>
+          <w:sz w:val="21"/>
+        </w:rPr>
+        <w:t>/* [МЕСТО ДЛЯ СКРИНШОТА / ЛИСТИНГА КОДА] */</w:t>
+        <w:br/>
+        <w:t>// Скриншот консоли с выводом git status и git log первого этапа проекта</w:t>
+      </w:r>
+    </w:p>
+    <w:p>
+      <w:pPr>
+        <w:spacing w:before="240" w:after="80" w:line="276" w:lineRule="auto"/>
+        <w:ind w:firstLine="0"/>
+        <w:jc w:val="left"/>
+      </w:pPr>
+      <w:r>
+        <w:rPr>
+          <w:rFonts w:ascii="Times New Roman" w:hAnsi="Times New Roman"/>
+          <w:b/>
+          <w:i w:val="0"/>
+          <w:color w:val="111827"/>
+          <w:sz w:val="29"/>
+        </w:rPr>
+        <w:t>Вывод по разделу</w:t>
+      </w:r>
+    </w:p>
+    <w:p>
+      <w:pPr>
+        <w:spacing w:before="0" w:after="80" w:line="276" w:lineRule="auto"/>
         <w:ind w:firstLine="709"/>
         <w:jc w:val="both"/>
       </w:pPr>
@@ -1139,31 +3510,54 @@
           <w:rFonts w:ascii="Times New Roman" w:hAnsi="Times New Roman"/>
           <w:b w:val="0"/>
           <w:i w:val="0"/>
+          <w:color w:val="111827"/>
           <w:sz w:val="28"/>
         </w:rPr>
-        <w:t>Иллюстративный материал и результаты тестирования:</w:t>
+        <w:t>В ходе выполнения практического задания 22.10.2026 задачи раздела были успешно решены в полном объеме, проектные решения интегрированы в общий программный комплекс разрабатываемой информационной системы.</w:t>
       </w:r>
     </w:p>
     <w:p>
-      <w:pPr>
-        <w:spacing w:before="120" w:after="120"/>
-        <w:ind w:firstLine="0"/>
-        <w:jc w:val="center"/>
-      </w:pPr>
-      <w:r>
-        <w:rPr>
-          <w:rFonts w:ascii="Times New Roman" w:hAnsi="Times New Roman"/>
-          <w:b/>
-          <w:i/>
-          <w:color w:val="646464"/>
-          <w:sz w:val="22"/>
-        </w:rPr>
-        <w:t>&lt;&lt; Скриншот открытой среды Visual Studio с созданным проектом и подключенным пакетом MaterialSkin.2 &gt;&gt;</w:t>
+      <w:r>
+        <w:br w:type="page"/>
       </w:r>
     </w:p>
     <w:p>
       <w:pPr>
-        <w:spacing w:after="0" w:before="0" w:line="360" w:lineRule="auto"/>
+        <w:spacing w:before="360" w:after="160" w:line="276" w:lineRule="auto"/>
+        <w:ind w:firstLine="0"/>
+        <w:jc w:val="left"/>
+      </w:pPr>
+      <w:r>
+        <w:rPr>
+          <w:rFonts w:ascii="Times New Roman" w:hAnsi="Times New Roman"/>
+          <w:b/>
+          <w:i w:val="0"/>
+          <w:color w:val="1F2937"/>
+          <w:sz w:val="32"/>
+        </w:rPr>
+        <w:t>РАЗДЕЛ 13. ПР №9. ЛОКАЛЬНЫЙ GIT (ПРОД.) (23.10.2026)</w:t>
+      </w:r>
+    </w:p>
+    <w:p>
+      <w:pPr>
+        <w:spacing w:before="240" w:after="80" w:line="276" w:lineRule="auto"/>
+        <w:ind w:firstLine="0"/>
+        <w:jc w:val="left"/>
+      </w:pPr>
+      <w:r>
+        <w:rPr>
+          <w:rFonts w:ascii="Times New Roman" w:hAnsi="Times New Roman"/>
+          <w:b/>
+          <w:i w:val="0"/>
+          <w:color w:val="111827"/>
+          <w:sz w:val="29"/>
+        </w:rPr>
+        <w:t>Цель работы</w:t>
+      </w:r>
+    </w:p>
+    <w:p>
+      <w:pPr>
+        <w:spacing w:before="0" w:after="80" w:line="276" w:lineRule="auto"/>
         <w:ind w:firstLine="709"/>
         <w:jc w:val="both"/>
       </w:pPr>
@@ -1172,51 +3566,232 @@
           <w:rFonts w:ascii="Times New Roman" w:hAnsi="Times New Roman"/>
           <w:b w:val="0"/>
           <w:i w:val="0"/>
+          <w:color w:val="111827"/>
           <w:sz w:val="28"/>
         </w:rPr>
-        <w:t>Вывод по разделу 1: В ходе выполнения практического задания 08.10.2026 задачи раздела были успешно решены в полном объеме, проектные решения интегрированы в общий программный комплекс разрабатываемой информационной системы.</w:t>
+        <w:t>Практика ветвления в Git: создание feature-веток, моделирование конфликтов в дизайнере .xsd и их успешное разрешение.</w:t>
       </w:r>
     </w:p>
     <w:p>
-      <w:r>
-        <w:br w:type="page"/>
+      <w:pPr>
+        <w:spacing w:before="240" w:after="80" w:line="276" w:lineRule="auto"/>
+        <w:ind w:firstLine="0"/>
+        <w:jc w:val="left"/>
+      </w:pPr>
+      <w:r>
+        <w:rPr>
+          <w:rFonts w:ascii="Times New Roman" w:hAnsi="Times New Roman"/>
+          <w:b/>
+          <w:i w:val="0"/>
+          <w:color w:val="111827"/>
+          <w:sz w:val="29"/>
+        </w:rPr>
+        <w:t>Краткий ход выполнения и проектные решения</w:t>
       </w:r>
     </w:p>
     <w:p>
       <w:pPr>
-        <w:spacing w:after="120" w:before="240" w:line="360" w:lineRule="auto"/>
+        <w:spacing w:before="40" w:after="60" w:line="276" w:lineRule="auto"/>
+        <w:ind w:firstLine="288"/>
+      </w:pPr>
+      <w:r>
+        <w:rPr>
+          <w:rFonts w:ascii="Times New Roman" w:hAnsi="Times New Roman"/>
+          <w:b/>
+          <w:color w:val="4B5563"/>
+          <w:sz w:val="28"/>
+        </w:rPr>
+        <w:t xml:space="preserve">• </w:t>
+      </w:r>
+      <w:r>
+        <w:rPr>
+          <w:rFonts w:ascii="Times New Roman" w:hAnsi="Times New Roman"/>
+          <w:color w:val="111827"/>
+          <w:sz w:val="28"/>
+        </w:rPr>
+        <w:t>Создание изолированных функциональных веток: git branch feature/auth и git branch feature/master-detail.</w:t>
+      </w:r>
+    </w:p>
+    <w:p>
+      <w:pPr>
+        <w:spacing w:before="40" w:after="60" w:line="276" w:lineRule="auto"/>
+        <w:ind w:firstLine="288"/>
+      </w:pPr>
+      <w:r>
+        <w:rPr>
+          <w:rFonts w:ascii="Times New Roman" w:hAnsi="Times New Roman"/>
+          <w:b/>
+          <w:color w:val="4B5563"/>
+          <w:sz w:val="28"/>
+        </w:rPr>
+        <w:t xml:space="preserve">• </w:t>
+      </w:r>
+      <w:r>
+        <w:rPr>
+          <w:rFonts w:ascii="Times New Roman" w:hAnsi="Times New Roman"/>
+          <w:color w:val="111827"/>
+          <w:sz w:val="28"/>
+        </w:rPr>
+        <w:t>Параллельная модификация файлов формы и схемы DataSet в разных ветках с последующим коммитом.</w:t>
+      </w:r>
+    </w:p>
+    <w:p>
+      <w:pPr>
+        <w:spacing w:before="40" w:after="60" w:line="276" w:lineRule="auto"/>
+        <w:ind w:firstLine="288"/>
+      </w:pPr>
+      <w:r>
+        <w:rPr>
+          <w:rFonts w:ascii="Times New Roman" w:hAnsi="Times New Roman"/>
+          <w:b/>
+          <w:color w:val="4B5563"/>
+          <w:sz w:val="28"/>
+        </w:rPr>
+        <w:t xml:space="preserve">• </w:t>
+      </w:r>
+      <w:r>
+        <w:rPr>
+          <w:rFonts w:ascii="Times New Roman" w:hAnsi="Times New Roman"/>
+          <w:color w:val="111827"/>
+          <w:sz w:val="28"/>
+        </w:rPr>
+        <w:t>Моделирование конфликта слияния (Merge Conflict) при попытке слияния ветки в master.</w:t>
+      </w:r>
+    </w:p>
+    <w:p>
+      <w:pPr>
+        <w:spacing w:before="40" w:after="60" w:line="276" w:lineRule="auto"/>
+        <w:ind w:firstLine="288"/>
+      </w:pPr>
+      <w:r>
+        <w:rPr>
+          <w:rFonts w:ascii="Times New Roman" w:hAnsi="Times New Roman"/>
+          <w:b/>
+          <w:color w:val="4B5563"/>
+          <w:sz w:val="28"/>
+        </w:rPr>
+        <w:t xml:space="preserve">• </w:t>
+      </w:r>
+      <w:r>
+        <w:rPr>
+          <w:rFonts w:ascii="Times New Roman" w:hAnsi="Times New Roman"/>
+          <w:color w:val="111827"/>
+          <w:sz w:val="28"/>
+        </w:rPr>
+        <w:t>Ручной разбор и разрешение конфликта маркеров &lt;&lt;&lt;&lt;&lt;&lt;&lt; HEAD, фиксация мерж-коммита и просмотр графа коммитов (git log --graph).</w:t>
+      </w:r>
+    </w:p>
+    <w:p>
+      <w:pPr>
+        <w:spacing w:before="240" w:after="80" w:line="276" w:lineRule="auto"/>
         <w:ind w:firstLine="0"/>
-        <w:jc w:val="center"/>
+        <w:jc w:val="left"/>
       </w:pPr>
       <w:r>
         <w:rPr>
           <w:rFonts w:ascii="Times New Roman" w:hAnsi="Times New Roman"/>
           <w:b/>
           <w:i w:val="0"/>
-          <w:sz w:val="28"/>
-        </w:rPr>
-        <w:t>РАЗДЕЛ 2. ПР №1. ПОДБОР КОНФИГУРАЦИИ ПК (09.10.2026)</w:t>
+          <w:color w:val="111827"/>
+          <w:sz w:val="29"/>
+        </w:rPr>
+        <w:t>Иллюстративный материал и результаты тестирования</w:t>
       </w:r>
     </w:p>
     <w:p>
       <w:pPr>
-        <w:spacing w:after="0" w:before="0" w:line="360" w:lineRule="auto"/>
+        <w:jc w:val="left"/>
+        <w:shd w:fill="F3F4F6"/>
+        <w:spacing w:before="120" w:after="160" w:line="276" w:lineRule="auto"/>
+        <w:ind w:firstLine="0" w:left="706" w:right="288"/>
+      </w:pPr>
+      <w:r>
+        <w:rPr>
+          <w:rFonts w:ascii="Consolas" w:hAnsi="Consolas"/>
+          <w:color w:val="374151"/>
+          <w:sz w:val="21"/>
+        </w:rPr>
+        <w:t>/* [МЕСТО ДЛЯ СКРИНШОТА / ЛИСТИНГА КОДА] */</w:t>
+        <w:br/>
+        <w:t>// Скриншот графа коммитов git log --graph --oneline с разрешенным слиянием веток</w:t>
+      </w:r>
+    </w:p>
+    <w:p>
+      <w:pPr>
+        <w:spacing w:before="240" w:after="80" w:line="276" w:lineRule="auto"/>
+        <w:ind w:firstLine="0"/>
+        <w:jc w:val="left"/>
+      </w:pPr>
+      <w:r>
+        <w:rPr>
+          <w:rFonts w:ascii="Times New Roman" w:hAnsi="Times New Roman"/>
+          <w:b/>
+          <w:i w:val="0"/>
+          <w:color w:val="111827"/>
+          <w:sz w:val="29"/>
+        </w:rPr>
+        <w:t>Вывод по разделу</w:t>
+      </w:r>
+    </w:p>
+    <w:p>
+      <w:pPr>
+        <w:spacing w:before="0" w:after="80" w:line="276" w:lineRule="auto"/>
         <w:ind w:firstLine="709"/>
         <w:jc w:val="both"/>
       </w:pPr>
       <w:r>
         <w:rPr>
           <w:rFonts w:ascii="Times New Roman" w:hAnsi="Times New Roman"/>
+          <w:b w:val="0"/>
+          <w:i w:val="0"/>
+          <w:color w:val="111827"/>
+          <w:sz w:val="28"/>
+        </w:rPr>
+        <w:t>В ходе выполнения практического задания 23.10.2026 задачи раздела были успешно решены в полном объеме, проектные решения интегрированы в общий программный комплекс разрабатываемой информационной системы.</w:t>
+      </w:r>
+    </w:p>
+    <w:p>
+      <w:r>
+        <w:br w:type="page"/>
+      </w:r>
+    </w:p>
+    <w:p>
+      <w:pPr>
+        <w:spacing w:before="360" w:after="160" w:line="276" w:lineRule="auto"/>
+        <w:ind w:firstLine="0"/>
+        <w:jc w:val="left"/>
+      </w:pPr>
+      <w:r>
+        <w:rPr>
+          <w:rFonts w:ascii="Times New Roman" w:hAnsi="Times New Roman"/>
           <w:b/>
           <w:i w:val="0"/>
-          <w:sz w:val="28"/>
-        </w:rPr>
-        <w:t>Цель работы: Аппаратный расчет и комплектование рабочей станции инженера и локального сервера СУБД для надежной эксплуатации создаваемой ИС.</w:t>
+          <w:color w:val="1F2937"/>
+          <w:sz w:val="32"/>
+        </w:rPr>
+        <w:t>РАЗДЕЛ 14. ПР №10. РАЗРАБОТКА ГРАФИЧЕСКОГО ИНТЕРФЕЙСА ПРОГРАММНОГО ПРОДУКТА (ЧАСТЬ 1) (26.10.2026)</w:t>
       </w:r>
     </w:p>
     <w:p>
       <w:pPr>
-        <w:spacing w:after="0" w:before="0" w:line="360" w:lineRule="auto"/>
+        <w:spacing w:before="240" w:after="80" w:line="276" w:lineRule="auto"/>
+        <w:ind w:firstLine="0"/>
+        <w:jc w:val="left"/>
+      </w:pPr>
+      <w:r>
+        <w:rPr>
+          <w:rFonts w:ascii="Times New Roman" w:hAnsi="Times New Roman"/>
+          <w:b/>
+          <w:i w:val="0"/>
+          <w:color w:val="111827"/>
+          <w:sz w:val="29"/>
+        </w:rPr>
+        <w:t>Цель работы</w:t>
+      </w:r>
+    </w:p>
+    <w:p>
+      <w:pPr>
+        <w:spacing w:before="0" w:after="80" w:line="276" w:lineRule="auto"/>
         <w:ind w:firstLine="709"/>
         <w:jc w:val="both"/>
       </w:pPr>
@@ -1225,15 +3800,177 @@
           <w:rFonts w:ascii="Times New Roman" w:hAnsi="Times New Roman"/>
           <w:b w:val="0"/>
           <w:i w:val="0"/>
+          <w:color w:val="111827"/>
           <w:sz w:val="28"/>
         </w:rPr>
-        <w:t>Краткий ход выполнения и результаты работы:</w:t>
+        <w:t>Проектирование современного пользовательского интерфейса авторизации и регистрации на компонентах Material3 WinForms.</w:t>
       </w:r>
     </w:p>
     <w:p>
       <w:pPr>
-        <w:spacing w:after="0" w:before="0" w:line="360" w:lineRule="auto"/>
-        <w:ind w:firstLine="850"/>
+        <w:spacing w:before="240" w:after="80" w:line="276" w:lineRule="auto"/>
+        <w:ind w:firstLine="0"/>
+        <w:jc w:val="left"/>
+      </w:pPr>
+      <w:r>
+        <w:rPr>
+          <w:rFonts w:ascii="Times New Roman" w:hAnsi="Times New Roman"/>
+          <w:b/>
+          <w:i w:val="0"/>
+          <w:color w:val="111827"/>
+          <w:sz w:val="29"/>
+        </w:rPr>
+        <w:t>Краткий ход выполнения и проектные решения</w:t>
+      </w:r>
+    </w:p>
+    <w:p>
+      <w:pPr>
+        <w:spacing w:before="40" w:after="60" w:line="276" w:lineRule="auto"/>
+        <w:ind w:firstLine="288"/>
+      </w:pPr>
+      <w:r>
+        <w:rPr>
+          <w:rFonts w:ascii="Times New Roman" w:hAnsi="Times New Roman"/>
+          <w:b/>
+          <w:color w:val="4B5563"/>
+          <w:sz w:val="28"/>
+        </w:rPr>
+        <w:t xml:space="preserve">• </w:t>
+      </w:r>
+      <w:r>
+        <w:rPr>
+          <w:rFonts w:ascii="Times New Roman" w:hAnsi="Times New Roman"/>
+          <w:color w:val="111827"/>
+          <w:sz w:val="28"/>
+        </w:rPr>
+        <w:t>Наследование главной формы от базового класса MaterialSkin.Controls.MaterialForm, настройка цветовой схемы MaterialSkinManager.</w:t>
+      </w:r>
+    </w:p>
+    <w:p>
+      <w:pPr>
+        <w:spacing w:before="40" w:after="60" w:line="276" w:lineRule="auto"/>
+        <w:ind w:firstLine="288"/>
+      </w:pPr>
+      <w:r>
+        <w:rPr>
+          <w:rFonts w:ascii="Times New Roman" w:hAnsi="Times New Roman"/>
+          <w:b/>
+          <w:color w:val="4B5563"/>
+          <w:sz w:val="28"/>
+        </w:rPr>
+        <w:t xml:space="preserve">• </w:t>
+      </w:r>
+      <w:r>
+        <w:rPr>
+          <w:rFonts w:ascii="Times New Roman" w:hAnsi="Times New Roman"/>
+          <w:color w:val="111827"/>
+          <w:sz w:val="28"/>
+        </w:rPr>
+        <w:t>Размещение компонентов MaterialCard, MaterialTextBox (стиль Hint), MaterialButton для создания современного плоского дизайна.</w:t>
+      </w:r>
+    </w:p>
+    <w:p>
+      <w:pPr>
+        <w:spacing w:before="40" w:after="60" w:line="276" w:lineRule="auto"/>
+        <w:ind w:firstLine="288"/>
+      </w:pPr>
+      <w:r>
+        <w:rPr>
+          <w:rFonts w:ascii="Times New Roman" w:hAnsi="Times New Roman"/>
+          <w:b/>
+          <w:color w:val="4B5563"/>
+          <w:sz w:val="28"/>
+        </w:rPr>
+        <w:t xml:space="preserve">• </w:t>
+      </w:r>
+      <w:r>
+        <w:rPr>
+          <w:rFonts w:ascii="Times New Roman" w:hAnsi="Times New Roman"/>
+          <w:color w:val="111827"/>
+          <w:sz w:val="28"/>
+        </w:rPr>
+        <w:t>Реализация логики проверки учетных данных: сверка логина и хэша пароля по таблице Users.</w:t>
+      </w:r>
+    </w:p>
+    <w:p>
+      <w:pPr>
+        <w:spacing w:before="40" w:after="60" w:line="276" w:lineRule="auto"/>
+        <w:ind w:firstLine="288"/>
+      </w:pPr>
+      <w:r>
+        <w:rPr>
+          <w:rFonts w:ascii="Times New Roman" w:hAnsi="Times New Roman"/>
+          <w:b/>
+          <w:color w:val="4B5563"/>
+          <w:sz w:val="28"/>
+        </w:rPr>
+        <w:t xml:space="preserve">• </w:t>
+      </w:r>
+      <w:r>
+        <w:rPr>
+          <w:rFonts w:ascii="Times New Roman" w:hAnsi="Times New Roman"/>
+          <w:color w:val="111827"/>
+          <w:sz w:val="28"/>
+        </w:rPr>
+        <w:t>Реализация ролевой модели доступа: определение прав (Администратор — полный доступ к справочникам, Оператор — работа с реестрами).</w:t>
+      </w:r>
+    </w:p>
+    <w:p>
+      <w:pPr>
+        <w:spacing w:before="240" w:after="80" w:line="276" w:lineRule="auto"/>
+        <w:ind w:firstLine="0"/>
+        <w:jc w:val="left"/>
+      </w:pPr>
+      <w:r>
+        <w:rPr>
+          <w:rFonts w:ascii="Times New Roman" w:hAnsi="Times New Roman"/>
+          <w:b/>
+          <w:i w:val="0"/>
+          <w:color w:val="111827"/>
+          <w:sz w:val="29"/>
+        </w:rPr>
+        <w:t>Иллюстративный материал и результаты тестирования</w:t>
+      </w:r>
+    </w:p>
+    <w:p>
+      <w:pPr>
+        <w:jc w:val="left"/>
+        <w:shd w:fill="F3F4F6"/>
+        <w:spacing w:before="120" w:after="160" w:line="276" w:lineRule="auto"/>
+        <w:ind w:firstLine="0" w:left="706" w:right="288"/>
+      </w:pPr>
+      <w:r>
+        <w:rPr>
+          <w:rFonts w:ascii="Consolas" w:hAnsi="Consolas"/>
+          <w:color w:val="374151"/>
+          <w:sz w:val="21"/>
+        </w:rPr>
+        <w:t>/* [МЕСТО ДЛЯ СКРИНШОТА / ЛИСТИНГА КОДА] */</w:t>
+        <w:br/>
+        <w:t>// Скриншот формы авторизации и регистрации в дизайне Material3</w:t>
+      </w:r>
+    </w:p>
+    <w:p>
+      <w:pPr>
+        <w:spacing w:before="240" w:after="80" w:line="276" w:lineRule="auto"/>
+        <w:ind w:firstLine="0"/>
+        <w:jc w:val="left"/>
+      </w:pPr>
+      <w:r>
+        <w:rPr>
+          <w:rFonts w:ascii="Times New Roman" w:hAnsi="Times New Roman"/>
+          <w:b/>
+          <w:i w:val="0"/>
+          <w:color w:val="111827"/>
+          <w:sz w:val="29"/>
+        </w:rPr>
+        <w:t>Вывод по разделу</w:t>
+      </w:r>
+    </w:p>
+    <w:p>
+      <w:pPr>
+        <w:spacing w:before="0" w:after="80" w:line="276" w:lineRule="auto"/>
+        <w:ind w:firstLine="709"/>
         <w:jc w:val="both"/>
       </w:pPr>
       <w:r>
@@ -1241,15 +3978,55 @@
           <w:rFonts w:ascii="Times New Roman" w:hAnsi="Times New Roman"/>
           <w:b w:val="0"/>
           <w:i w:val="0"/>
+          <w:color w:val="111827"/>
           <w:sz w:val="28"/>
         </w:rPr>
-        <w:t>• Расчет объема ОЗУ (DDR4/DDR5) с учетом буферного пула (Buffer Pool) SQL Server и тяжеловесной среды Visual Studio (рекомендуемый объем от 16-32 ГБ).</w:t>
+        <w:t>В ходе выполнения практического задания 26.10.2026 задачи раздела были успешно решены в полном объеме, проектные решения интегрированы в общий программный комплекс разрабатываемой информационной системы.</w:t>
       </w:r>
     </w:p>
     <w:p>
-      <w:pPr>
-        <w:spacing w:after="0" w:before="0" w:line="360" w:lineRule="auto"/>
-        <w:ind w:firstLine="850"/>
+      <w:r>
+        <w:br w:type="page"/>
+      </w:r>
+    </w:p>
+    <w:p>
+      <w:pPr>
+        <w:spacing w:before="360" w:after="160" w:line="276" w:lineRule="auto"/>
+        <w:ind w:firstLine="0"/>
+        <w:jc w:val="left"/>
+      </w:pPr>
+      <w:r>
+        <w:rPr>
+          <w:rFonts w:ascii="Times New Roman" w:hAnsi="Times New Roman"/>
+          <w:b/>
+          <w:i w:val="0"/>
+          <w:color w:val="1F2937"/>
+          <w:sz w:val="32"/>
+        </w:rPr>
+        <w:t>РАЗДЕЛ 15. ПР №10. РАЗРАБОТКА ГРАФИЧЕСКОГО ИНТЕРФЕЙСА ПРОГРАММНОГО ПРОДУКТА (ЧАСТЬ 2) (27.10.2026)</w:t>
+      </w:r>
+    </w:p>
+    <w:p>
+      <w:pPr>
+        <w:spacing w:before="240" w:after="80" w:line="276" w:lineRule="auto"/>
+        <w:ind w:firstLine="0"/>
+        <w:jc w:val="left"/>
+      </w:pPr>
+      <w:r>
+        <w:rPr>
+          <w:rFonts w:ascii="Times New Roman" w:hAnsi="Times New Roman"/>
+          <w:b/>
+          <w:i w:val="0"/>
+          <w:color w:val="111827"/>
+          <w:sz w:val="29"/>
+        </w:rPr>
+        <w:t>Цель работы</w:t>
+      </w:r>
+    </w:p>
+    <w:p>
+      <w:pPr>
+        <w:spacing w:before="0" w:after="80" w:line="276" w:lineRule="auto"/>
+        <w:ind w:firstLine="709"/>
         <w:jc w:val="both"/>
       </w:pPr>
       <w:r>
@@ -1257,15 +4034,177 @@
           <w:rFonts w:ascii="Times New Roman" w:hAnsi="Times New Roman"/>
           <w:b w:val="0"/>
           <w:i w:val="0"/>
+          <w:color w:val="111827"/>
           <w:sz w:val="28"/>
         </w:rPr>
-        <w:t>• Выбор многоядерного процессора (Intel Core i5/i7 или AMD Ryzen 5/7) для обеспечения параллельной обработки запросов и компиляции.</w:t>
+        <w:t>Интеграция визуального дизайнера .xsd Typed DataSet, настройка связей DataRelation и построение интерфейса Master-Detail.</w:t>
       </w:r>
     </w:p>
     <w:p>
       <w:pPr>
-        <w:spacing w:after="0" w:before="0" w:line="360" w:lineRule="auto"/>
-        <w:ind w:firstLine="850"/>
+        <w:spacing w:before="240" w:after="80" w:line="276" w:lineRule="auto"/>
+        <w:ind w:firstLine="0"/>
+        <w:jc w:val="left"/>
+      </w:pPr>
+      <w:r>
+        <w:rPr>
+          <w:rFonts w:ascii="Times New Roman" w:hAnsi="Times New Roman"/>
+          <w:b/>
+          <w:i w:val="0"/>
+          <w:color w:val="111827"/>
+          <w:sz w:val="29"/>
+        </w:rPr>
+        <w:t>Краткий ход выполнения и проектные решения</w:t>
+      </w:r>
+    </w:p>
+    <w:p>
+      <w:pPr>
+        <w:spacing w:before="40" w:after="60" w:line="276" w:lineRule="auto"/>
+        <w:ind w:firstLine="288"/>
+      </w:pPr>
+      <w:r>
+        <w:rPr>
+          <w:rFonts w:ascii="Times New Roman" w:hAnsi="Times New Roman"/>
+          <w:b/>
+          <w:color w:val="4B5563"/>
+          <w:sz w:val="28"/>
+        </w:rPr>
+        <w:t xml:space="preserve">• </w:t>
+      </w:r>
+      <w:r>
+        <w:rPr>
+          <w:rFonts w:ascii="Times New Roman" w:hAnsi="Times New Roman"/>
+          <w:color w:val="111827"/>
+          <w:sz w:val="28"/>
+        </w:rPr>
+        <w:t>Подключение базы данных проекта через окно Data Sources Visual Studio с генерацией типизированного DataSet (.xsd).</w:t>
+      </w:r>
+    </w:p>
+    <w:p>
+      <w:pPr>
+        <w:spacing w:before="40" w:after="60" w:line="276" w:lineRule="auto"/>
+        <w:ind w:firstLine="288"/>
+      </w:pPr>
+      <w:r>
+        <w:rPr>
+          <w:rFonts w:ascii="Times New Roman" w:hAnsi="Times New Roman"/>
+          <w:b/>
+          <w:color w:val="4B5563"/>
+          <w:sz w:val="28"/>
+        </w:rPr>
+        <w:t xml:space="preserve">• </w:t>
+      </w:r>
+      <w:r>
+        <w:rPr>
+          <w:rFonts w:ascii="Times New Roman" w:hAnsi="Times New Roman"/>
+          <w:color w:val="111827"/>
+          <w:sz w:val="28"/>
+        </w:rPr>
+        <w:t>Создание связей отношений (DataRelation) между родительскими и дочерними таблицами варианта (FK Challenge).</w:t>
+      </w:r>
+    </w:p>
+    <w:p>
+      <w:pPr>
+        <w:spacing w:before="40" w:after="60" w:line="276" w:lineRule="auto"/>
+        <w:ind w:firstLine="288"/>
+      </w:pPr>
+      <w:r>
+        <w:rPr>
+          <w:rFonts w:ascii="Times New Roman" w:hAnsi="Times New Roman"/>
+          <w:b/>
+          <w:color w:val="4B5563"/>
+          <w:sz w:val="28"/>
+        </w:rPr>
+        <w:t xml:space="preserve">• </w:t>
+      </w:r>
+      <w:r>
+        <w:rPr>
+          <w:rFonts w:ascii="Times New Roman" w:hAnsi="Times New Roman"/>
+          <w:color w:val="111827"/>
+          <w:sz w:val="28"/>
+        </w:rPr>
+        <w:t>Организация интерфейса Master-Detail: синхронизация верхнего грида (родительские записи) и нижнего грида (дочерняя спецификация).</w:t>
+      </w:r>
+    </w:p>
+    <w:p>
+      <w:pPr>
+        <w:spacing w:before="40" w:after="60" w:line="276" w:lineRule="auto"/>
+        <w:ind w:firstLine="288"/>
+      </w:pPr>
+      <w:r>
+        <w:rPr>
+          <w:rFonts w:ascii="Times New Roman" w:hAnsi="Times New Roman"/>
+          <w:b/>
+          <w:color w:val="4B5563"/>
+          <w:sz w:val="28"/>
+        </w:rPr>
+        <w:t xml:space="preserve">• </w:t>
+      </w:r>
+      <w:r>
+        <w:rPr>
+          <w:rFonts w:ascii="Times New Roman" w:hAnsi="Times New Roman"/>
+          <w:color w:val="111827"/>
+          <w:sz w:val="28"/>
+        </w:rPr>
+        <w:t>Использование компонентов BindingSource и связывание дочернего BindingSource с отношением родительской таблицы.</w:t>
+      </w:r>
+    </w:p>
+    <w:p>
+      <w:pPr>
+        <w:spacing w:before="240" w:after="80" w:line="276" w:lineRule="auto"/>
+        <w:ind w:firstLine="0"/>
+        <w:jc w:val="left"/>
+      </w:pPr>
+      <w:r>
+        <w:rPr>
+          <w:rFonts w:ascii="Times New Roman" w:hAnsi="Times New Roman"/>
+          <w:b/>
+          <w:i w:val="0"/>
+          <w:color w:val="111827"/>
+          <w:sz w:val="29"/>
+        </w:rPr>
+        <w:t>Иллюстративный материал и результаты тестирования</w:t>
+      </w:r>
+    </w:p>
+    <w:p>
+      <w:pPr>
+        <w:jc w:val="left"/>
+        <w:shd w:fill="F3F4F6"/>
+        <w:spacing w:before="120" w:after="160" w:line="276" w:lineRule="auto"/>
+        <w:ind w:firstLine="0" w:left="706" w:right="288"/>
+      </w:pPr>
+      <w:r>
+        <w:rPr>
+          <w:rFonts w:ascii="Consolas" w:hAnsi="Consolas"/>
+          <w:color w:val="374151"/>
+          <w:sz w:val="21"/>
+        </w:rPr>
+        <w:t>/* [МЕСТО ДЛЯ СКРИНШОТА / ЛИСТИНГА КОДА] */</w:t>
+        <w:br/>
+        <w:t>// Скриншот главного окна ИС со связкой Master-Detail (две связанные таблицы)</w:t>
+      </w:r>
+    </w:p>
+    <w:p>
+      <w:pPr>
+        <w:spacing w:before="240" w:after="80" w:line="276" w:lineRule="auto"/>
+        <w:ind w:firstLine="0"/>
+        <w:jc w:val="left"/>
+      </w:pPr>
+      <w:r>
+        <w:rPr>
+          <w:rFonts w:ascii="Times New Roman" w:hAnsi="Times New Roman"/>
+          <w:b/>
+          <w:i w:val="0"/>
+          <w:color w:val="111827"/>
+          <w:sz w:val="29"/>
+        </w:rPr>
+        <w:t>Вывод по разделу</w:t>
+      </w:r>
+    </w:p>
+    <w:p>
+      <w:pPr>
+        <w:spacing w:before="0" w:after="80" w:line="276" w:lineRule="auto"/>
+        <w:ind w:firstLine="709"/>
         <w:jc w:val="both"/>
       </w:pPr>
       <w:r>
@@ -1273,15 +4212,55 @@
           <w:rFonts w:ascii="Times New Roman" w:hAnsi="Times New Roman"/>
           <w:b w:val="0"/>
           <w:i w:val="0"/>
+          <w:color w:val="111827"/>
           <w:sz w:val="28"/>
         </w:rPr>
-        <w:t>• Обоснование установки скоростного твердотельного накопителя NVMe PCIe 4.0 для минимизации задержек I/O при транзакциях СУБД.</w:t>
+        <w:t>В ходе выполнения практического задания 27.10.2026 задачи раздела были успешно решены в полном объеме, проектные решения интегрированы в общий программный комплекс разрабатываемой информационной системы.</w:t>
       </w:r>
     </w:p>
     <w:p>
-      <w:pPr>
-        <w:spacing w:after="0" w:before="0" w:line="360" w:lineRule="auto"/>
-        <w:ind w:firstLine="850"/>
+      <w:r>
+        <w:br w:type="page"/>
+      </w:r>
+    </w:p>
+    <w:p>
+      <w:pPr>
+        <w:spacing w:before="360" w:after="160" w:line="276" w:lineRule="auto"/>
+        <w:ind w:firstLine="0"/>
+        <w:jc w:val="left"/>
+      </w:pPr>
+      <w:r>
+        <w:rPr>
+          <w:rFonts w:ascii="Times New Roman" w:hAnsi="Times New Roman"/>
+          <w:b/>
+          <w:i w:val="0"/>
+          <w:color w:val="1F2937"/>
+          <w:sz w:val="32"/>
+        </w:rPr>
+        <w:t>РАЗДЕЛ 16. ПР №10. РАЗРАБОТКА ГРАФИЧЕСКОГО ИНТЕРФЕЙСА ПРОГРАММНЫХ СРЕДСТВ (ЧАСТЬ 3) (28.10.2026)</w:t>
+      </w:r>
+    </w:p>
+    <w:p>
+      <w:pPr>
+        <w:spacing w:before="240" w:after="80" w:line="276" w:lineRule="auto"/>
+        <w:ind w:firstLine="0"/>
+        <w:jc w:val="left"/>
+      </w:pPr>
+      <w:r>
+        <w:rPr>
+          <w:rFonts w:ascii="Times New Roman" w:hAnsi="Times New Roman"/>
+          <w:b/>
+          <w:i w:val="0"/>
+          <w:color w:val="111827"/>
+          <w:sz w:val="29"/>
+        </w:rPr>
+        <w:t>Цель работы</w:t>
+      </w:r>
+    </w:p>
+    <w:p>
+      <w:pPr>
+        <w:spacing w:before="0" w:after="80" w:line="276" w:lineRule="auto"/>
+        <w:ind w:firstLine="709"/>
         <w:jc w:val="both"/>
       </w:pPr>
       <w:r>
@@ -1289,14 +4268,176 @@
           <w:rFonts w:ascii="Times New Roman" w:hAnsi="Times New Roman"/>
           <w:b w:val="0"/>
           <w:i w:val="0"/>
+          <w:color w:val="111827"/>
           <w:sz w:val="28"/>
         </w:rPr>
-        <w:t>• Сводная спецификация комплектующих ПК с калькуляцией бюджета внедрения.</w:t>
+        <w:t>Реализация CRUD-операций, каскадного обновления TableAdapterManager, валидации ввода и клиентской фильтрации RowFilter.</w:t>
       </w:r>
     </w:p>
     <w:p>
       <w:pPr>
-        <w:spacing w:after="0" w:before="0" w:line="360" w:lineRule="auto"/>
+        <w:spacing w:before="240" w:after="80" w:line="276" w:lineRule="auto"/>
+        <w:ind w:firstLine="0"/>
+        <w:jc w:val="left"/>
+      </w:pPr>
+      <w:r>
+        <w:rPr>
+          <w:rFonts w:ascii="Times New Roman" w:hAnsi="Times New Roman"/>
+          <w:b/>
+          <w:i w:val="0"/>
+          <w:color w:val="111827"/>
+          <w:sz w:val="29"/>
+        </w:rPr>
+        <w:t>Краткий ход выполнения и проектные решения</w:t>
+      </w:r>
+    </w:p>
+    <w:p>
+      <w:pPr>
+        <w:spacing w:before="40" w:after="60" w:line="276" w:lineRule="auto"/>
+        <w:ind w:firstLine="288"/>
+      </w:pPr>
+      <w:r>
+        <w:rPr>
+          <w:rFonts w:ascii="Times New Roman" w:hAnsi="Times New Roman"/>
+          <w:b/>
+          <w:color w:val="4B5563"/>
+          <w:sz w:val="28"/>
+        </w:rPr>
+        <w:t xml:space="preserve">• </w:t>
+      </w:r>
+      <w:r>
+        <w:rPr>
+          <w:rFonts w:ascii="Times New Roman" w:hAnsi="Times New Roman"/>
+          <w:color w:val="111827"/>
+          <w:sz w:val="28"/>
+        </w:rPr>
+        <w:t>Реализация диалоговых окон добавления и редактирования записей с валидацией пользовательского ввода (ErrorProvider).</w:t>
+      </w:r>
+    </w:p>
+    <w:p>
+      <w:pPr>
+        <w:spacing w:before="40" w:after="60" w:line="276" w:lineRule="auto"/>
+        <w:ind w:firstLine="288"/>
+      </w:pPr>
+      <w:r>
+        <w:rPr>
+          <w:rFonts w:ascii="Times New Roman" w:hAnsi="Times New Roman"/>
+          <w:b/>
+          <w:color w:val="4B5563"/>
+          <w:sz w:val="28"/>
+        </w:rPr>
+        <w:t xml:space="preserve">• </w:t>
+      </w:r>
+      <w:r>
+        <w:rPr>
+          <w:rFonts w:ascii="Times New Roman" w:hAnsi="Times New Roman"/>
+          <w:color w:val="111827"/>
+          <w:sz w:val="28"/>
+        </w:rPr>
+        <w:t>Вызовы методов адаптера данных TableAdapter.Insert(), TableAdapter.Update(), TableAdapter.Delete() и вызов TableAdapterManager.UpdateAll().</w:t>
+      </w:r>
+    </w:p>
+    <w:p>
+      <w:pPr>
+        <w:spacing w:before="40" w:after="60" w:line="276" w:lineRule="auto"/>
+        <w:ind w:firstLine="288"/>
+      </w:pPr>
+      <w:r>
+        <w:rPr>
+          <w:rFonts w:ascii="Times New Roman" w:hAnsi="Times New Roman"/>
+          <w:b/>
+          <w:color w:val="4B5563"/>
+          <w:sz w:val="28"/>
+        </w:rPr>
+        <w:t xml:space="preserve">• </w:t>
+      </w:r>
+      <w:r>
+        <w:rPr>
+          <w:rFonts w:ascii="Times New Roman" w:hAnsi="Times New Roman"/>
+          <w:color w:val="111827"/>
+          <w:sz w:val="28"/>
+        </w:rPr>
+        <w:t>Реализация мгновенного «живого» поиска и фильтрации данных по подстроке через свойство BindingSource.Filter (выражения RowFilter).</w:t>
+      </w:r>
+    </w:p>
+    <w:p>
+      <w:pPr>
+        <w:spacing w:before="40" w:after="60" w:line="276" w:lineRule="auto"/>
+        <w:ind w:firstLine="288"/>
+      </w:pPr>
+      <w:r>
+        <w:rPr>
+          <w:rFonts w:ascii="Times New Roman" w:hAnsi="Times New Roman"/>
+          <w:b/>
+          <w:color w:val="4B5563"/>
+          <w:sz w:val="28"/>
+        </w:rPr>
+        <w:t xml:space="preserve">• </w:t>
+      </w:r>
+      <w:r>
+        <w:rPr>
+          <w:rFonts w:ascii="Times New Roman" w:hAnsi="Times New Roman"/>
+          <w:color w:val="111827"/>
+          <w:sz w:val="28"/>
+        </w:rPr>
+        <w:t>Обработка подтверждения удаления записей и обработка ошибок ссылочной целостности (FK constraint violations).</w:t>
+      </w:r>
+    </w:p>
+    <w:p>
+      <w:pPr>
+        <w:spacing w:before="240" w:after="80" w:line="276" w:lineRule="auto"/>
+        <w:ind w:firstLine="0"/>
+        <w:jc w:val="left"/>
+      </w:pPr>
+      <w:r>
+        <w:rPr>
+          <w:rFonts w:ascii="Times New Roman" w:hAnsi="Times New Roman"/>
+          <w:b/>
+          <w:i w:val="0"/>
+          <w:color w:val="111827"/>
+          <w:sz w:val="29"/>
+        </w:rPr>
+        <w:t>Иллюстративный материал и результаты тестирования</w:t>
+      </w:r>
+    </w:p>
+    <w:p>
+      <w:pPr>
+        <w:jc w:val="left"/>
+        <w:shd w:fill="F3F4F6"/>
+        <w:spacing w:before="120" w:after="160" w:line="276" w:lineRule="auto"/>
+        <w:ind w:firstLine="0" w:left="706" w:right="288"/>
+      </w:pPr>
+      <w:r>
+        <w:rPr>
+          <w:rFonts w:ascii="Consolas" w:hAnsi="Consolas"/>
+          <w:color w:val="374151"/>
+          <w:sz w:val="21"/>
+        </w:rPr>
+        <w:t>/* [МЕСТО ДЛЯ СКРИНШОТА / ЛИСТИНГА КОДА] */</w:t>
+        <w:br/>
+        <w:t>// Скриншот диалога добавления/редактирования записи и фильтрации данных</w:t>
+      </w:r>
+    </w:p>
+    <w:p>
+      <w:pPr>
+        <w:spacing w:before="240" w:after="80" w:line="276" w:lineRule="auto"/>
+        <w:ind w:firstLine="0"/>
+        <w:jc w:val="left"/>
+      </w:pPr>
+      <w:r>
+        <w:rPr>
+          <w:rFonts w:ascii="Times New Roman" w:hAnsi="Times New Roman"/>
+          <w:b/>
+          <w:i w:val="0"/>
+          <w:color w:val="111827"/>
+          <w:sz w:val="29"/>
+        </w:rPr>
+        <w:t>Вывод по разделу</w:t>
+      </w:r>
+    </w:p>
+    <w:p>
+      <w:pPr>
+        <w:spacing w:before="0" w:after="80" w:line="276" w:lineRule="auto"/>
         <w:ind w:firstLine="709"/>
         <w:jc w:val="both"/>
       </w:pPr>
@@ -1305,31 +4446,54 @@
           <w:rFonts w:ascii="Times New Roman" w:hAnsi="Times New Roman"/>
           <w:b w:val="0"/>
           <w:i w:val="0"/>
+          <w:color w:val="111827"/>
           <w:sz w:val="28"/>
         </w:rPr>
-        <w:t>Иллюстративный материал и результаты тестирования:</w:t>
+        <w:t>В ходе выполнения практического задания 28.10.2026 задачи раздела были успешно решены в полном объеме, проектные решения интегрированы в общий программный комплекс разрабатываемой информационной системы.</w:t>
       </w:r>
     </w:p>
     <w:p>
-      <w:pPr>
-        <w:spacing w:before="120" w:after="120"/>
-        <w:ind w:firstLine="0"/>
-        <w:jc w:val="center"/>
-      </w:pPr>
-      <w:r>
-        <w:rPr>
-          <w:rFonts w:ascii="Times New Roman" w:hAnsi="Times New Roman"/>
-          <w:b/>
-          <w:i/>
-          <w:color w:val="646464"/>
-          <w:sz w:val="22"/>
-        </w:rPr>
-        <w:t>&lt;&lt; Таблица спецификации комплектующих с ценами и обоснованием выбора &gt;&gt;</w:t>
+      <w:r>
+        <w:br w:type="page"/>
       </w:r>
     </w:p>
     <w:p>
       <w:pPr>
-        <w:spacing w:after="0" w:before="0" w:line="360" w:lineRule="auto"/>
+        <w:spacing w:before="360" w:after="160" w:line="276" w:lineRule="auto"/>
+        <w:ind w:firstLine="0"/>
+        <w:jc w:val="left"/>
+      </w:pPr>
+      <w:r>
+        <w:rPr>
+          <w:rFonts w:ascii="Times New Roman" w:hAnsi="Times New Roman"/>
+          <w:b/>
+          <w:i w:val="0"/>
+          <w:color w:val="1F2937"/>
+          <w:sz w:val="32"/>
+        </w:rPr>
+        <w:t>РАЗДЕЛ 17. ПР №11. ВОССТАНОВЛЕНИЕ РАБОТОСПОСОБНОСТИ ПО ДЛЯ РЕШЕНИЯ ЗАДАЧИ ПТ. КОМПЛЕКС МЕТОД. (29.10.2026)</w:t>
+      </w:r>
+    </w:p>
+    <w:p>
+      <w:pPr>
+        <w:spacing w:before="240" w:after="80" w:line="276" w:lineRule="auto"/>
+        <w:ind w:firstLine="0"/>
+        <w:jc w:val="left"/>
+      </w:pPr>
+      <w:r>
+        <w:rPr>
+          <w:rFonts w:ascii="Times New Roman" w:hAnsi="Times New Roman"/>
+          <w:b/>
+          <w:i w:val="0"/>
+          <w:color w:val="111827"/>
+          <w:sz w:val="29"/>
+        </w:rPr>
+        <w:t>Цель работы</w:t>
+      </w:r>
+    </w:p>
+    <w:p>
+      <w:pPr>
+        <w:spacing w:before="0" w:after="80" w:line="276" w:lineRule="auto"/>
         <w:ind w:firstLine="709"/>
         <w:jc w:val="both"/>
       </w:pPr>
@@ -1338,51 +4502,232 @@
           <w:rFonts w:ascii="Times New Roman" w:hAnsi="Times New Roman"/>
           <w:b w:val="0"/>
           <w:i w:val="0"/>
+          <w:color w:val="111827"/>
           <w:sz w:val="28"/>
         </w:rPr>
-        <w:t>Вывод по разделу 2: В ходе выполнения практического задания 09.10.2026 задачи раздела были успешно решены в полном объеме, проектные решения интегрированы в общий программный комплекс разрабатываемой информационной системы.</w:t>
+        <w:t>Разработка подсистемы резервного копирования базы данных (.bak), аварийного восстановления и обработки исключений SqlException.</w:t>
       </w:r>
     </w:p>
     <w:p>
-      <w:r>
-        <w:br w:type="page"/>
+      <w:pPr>
+        <w:spacing w:before="240" w:after="80" w:line="276" w:lineRule="auto"/>
+        <w:ind w:firstLine="0"/>
+        <w:jc w:val="left"/>
+      </w:pPr>
+      <w:r>
+        <w:rPr>
+          <w:rFonts w:ascii="Times New Roman" w:hAnsi="Times New Roman"/>
+          <w:b/>
+          <w:i w:val="0"/>
+          <w:color w:val="111827"/>
+          <w:sz w:val="29"/>
+        </w:rPr>
+        <w:t>Краткий ход выполнения и проектные решения</w:t>
       </w:r>
     </w:p>
     <w:p>
       <w:pPr>
-        <w:spacing w:after="120" w:before="240" w:line="360" w:lineRule="auto"/>
+        <w:spacing w:before="40" w:after="60" w:line="276" w:lineRule="auto"/>
+        <w:ind w:firstLine="288"/>
+      </w:pPr>
+      <w:r>
+        <w:rPr>
+          <w:rFonts w:ascii="Times New Roman" w:hAnsi="Times New Roman"/>
+          <w:b/>
+          <w:color w:val="4B5563"/>
+          <w:sz w:val="28"/>
+        </w:rPr>
+        <w:t xml:space="preserve">• </w:t>
+      </w:r>
+      <w:r>
+        <w:rPr>
+          <w:rFonts w:ascii="Times New Roman" w:hAnsi="Times New Roman"/>
+          <w:color w:val="111827"/>
+          <w:sz w:val="28"/>
+        </w:rPr>
+        <w:t>Реализация сервисной функции создания полного бэкапа базы данных T-SQL командой BACKUP DATABASE ... TO DISK из интерфейса ИС.</w:t>
+      </w:r>
+    </w:p>
+    <w:p>
+      <w:pPr>
+        <w:spacing w:before="40" w:after="60" w:line="276" w:lineRule="auto"/>
+        <w:ind w:firstLine="288"/>
+      </w:pPr>
+      <w:r>
+        <w:rPr>
+          <w:rFonts w:ascii="Times New Roman" w:hAnsi="Times New Roman"/>
+          <w:b/>
+          <w:color w:val="4B5563"/>
+          <w:sz w:val="28"/>
+        </w:rPr>
+        <w:t xml:space="preserve">• </w:t>
+      </w:r>
+      <w:r>
+        <w:rPr>
+          <w:rFonts w:ascii="Times New Roman" w:hAnsi="Times New Roman"/>
+          <w:color w:val="111827"/>
+          <w:sz w:val="28"/>
+        </w:rPr>
+        <w:t>Моделирование аварийной ситуации: случайное удаление записей или повреждение таблицы, восстановление БД из бэкапа (RESTORE DATABASE ... WITH REPLACE).</w:t>
+      </w:r>
+    </w:p>
+    <w:p>
+      <w:pPr>
+        <w:spacing w:before="40" w:after="60" w:line="276" w:lineRule="auto"/>
+        <w:ind w:firstLine="288"/>
+      </w:pPr>
+      <w:r>
+        <w:rPr>
+          <w:rFonts w:ascii="Times New Roman" w:hAnsi="Times New Roman"/>
+          <w:b/>
+          <w:color w:val="4B5563"/>
+          <w:sz w:val="28"/>
+        </w:rPr>
+        <w:t xml:space="preserve">• </w:t>
+      </w:r>
+      <w:r>
+        <w:rPr>
+          <w:rFonts w:ascii="Times New Roman" w:hAnsi="Times New Roman"/>
+          <w:color w:val="111827"/>
+          <w:sz w:val="28"/>
+        </w:rPr>
+        <w:t>Программная обработка потери связи с СУБД: перехват SqlException, вывод информативного диалога и алгоритм повторных попыток (Retry Logic).</w:t>
+      </w:r>
+    </w:p>
+    <w:p>
+      <w:pPr>
+        <w:spacing w:before="40" w:after="60" w:line="276" w:lineRule="auto"/>
+        <w:ind w:firstLine="288"/>
+      </w:pPr>
+      <w:r>
+        <w:rPr>
+          <w:rFonts w:ascii="Times New Roman" w:hAnsi="Times New Roman"/>
+          <w:b/>
+          <w:color w:val="4B5563"/>
+          <w:sz w:val="28"/>
+        </w:rPr>
+        <w:t xml:space="preserve">• </w:t>
+      </w:r>
+      <w:r>
+        <w:rPr>
+          <w:rFonts w:ascii="Times New Roman" w:hAnsi="Times New Roman"/>
+          <w:color w:val="111827"/>
+          <w:sz w:val="28"/>
+        </w:rPr>
+        <w:t>Проверка целостности восстановленной базы данных командой DBCC CHECKDB.</w:t>
+      </w:r>
+    </w:p>
+    <w:p>
+      <w:pPr>
+        <w:spacing w:before="240" w:after="80" w:line="276" w:lineRule="auto"/>
         <w:ind w:firstLine="0"/>
-        <w:jc w:val="center"/>
+        <w:jc w:val="left"/>
       </w:pPr>
       <w:r>
         <w:rPr>
           <w:rFonts w:ascii="Times New Roman" w:hAnsi="Times New Roman"/>
           <w:b/>
           <w:i w:val="0"/>
-          <w:sz w:val="28"/>
-        </w:rPr>
-        <w:t>РАЗДЕЛ 3. ПР №2. ПОИСК, УСТАНОВКА И НАСТРОЙКА ПРОГРАММНОГО ОБЕСПЕЧЕНИЯ (10.10.2026)</w:t>
+          <w:color w:val="111827"/>
+          <w:sz w:val="29"/>
+        </w:rPr>
+        <w:t>Иллюстративный материал и результаты тестирования</w:t>
       </w:r>
     </w:p>
     <w:p>
       <w:pPr>
-        <w:spacing w:after="0" w:before="0" w:line="360" w:lineRule="auto"/>
+        <w:jc w:val="left"/>
+        <w:shd w:fill="F3F4F6"/>
+        <w:spacing w:before="120" w:after="160" w:line="276" w:lineRule="auto"/>
+        <w:ind w:firstLine="0" w:left="706" w:right="288"/>
+      </w:pPr>
+      <w:r>
+        <w:rPr>
+          <w:rFonts w:ascii="Consolas" w:hAnsi="Consolas"/>
+          <w:color w:val="374151"/>
+          <w:sz w:val="21"/>
+        </w:rPr>
+        <w:t>/* [МЕСТО ДЛЯ СКРИНШОТА / ЛИСТИНГА КОДА] */</w:t>
+        <w:br/>
+        <w:t>// Скриншот служебного окна создания бэкапа / восстановления базы данных ИС</w:t>
+      </w:r>
+    </w:p>
+    <w:p>
+      <w:pPr>
+        <w:spacing w:before="240" w:after="80" w:line="276" w:lineRule="auto"/>
+        <w:ind w:firstLine="0"/>
+        <w:jc w:val="left"/>
+      </w:pPr>
+      <w:r>
+        <w:rPr>
+          <w:rFonts w:ascii="Times New Roman" w:hAnsi="Times New Roman"/>
+          <w:b/>
+          <w:i w:val="0"/>
+          <w:color w:val="111827"/>
+          <w:sz w:val="29"/>
+        </w:rPr>
+        <w:t>Вывод по разделу</w:t>
+      </w:r>
+    </w:p>
+    <w:p>
+      <w:pPr>
+        <w:spacing w:before="0" w:after="80" w:line="276" w:lineRule="auto"/>
         <w:ind w:firstLine="709"/>
         <w:jc w:val="both"/>
       </w:pPr>
       <w:r>
         <w:rPr>
           <w:rFonts w:ascii="Times New Roman" w:hAnsi="Times New Roman"/>
+          <w:b w:val="0"/>
+          <w:i w:val="0"/>
+          <w:color w:val="111827"/>
+          <w:sz w:val="28"/>
+        </w:rPr>
+        <w:t>В ходе выполнения практического задания 29.10.2026 задачи раздела были успешно решены в полном объеме, проектные решения интегрированы в общий программный комплекс разрабатываемой информационной системы.</w:t>
+      </w:r>
+    </w:p>
+    <w:p>
+      <w:r>
+        <w:br w:type="page"/>
+      </w:r>
+    </w:p>
+    <w:p>
+      <w:pPr>
+        <w:spacing w:before="360" w:after="160" w:line="276" w:lineRule="auto"/>
+        <w:ind w:firstLine="0"/>
+        <w:jc w:val="left"/>
+      </w:pPr>
+      <w:r>
+        <w:rPr>
+          <w:rFonts w:ascii="Times New Roman" w:hAnsi="Times New Roman"/>
           <w:b/>
           <w:i w:val="0"/>
-          <w:sz w:val="28"/>
-        </w:rPr>
-        <w:t>Цель работы: Инсталляция и администрирование СУБД MS SQL Server Express (SQLEXPRESS), создание физической БД проекта и схемы 6 таблиц.</w:t>
+          <w:color w:val="1F2937"/>
+          <w:sz w:val="32"/>
+        </w:rPr>
+        <w:t>РАЗДЕЛ 18. ОФОРМЛЕНИЕ ОТЧЕТА. ДИФФЕРЕНЦИРОВАННЫЙ ЗАЧЕТ (30.10.2026)</w:t>
       </w:r>
     </w:p>
     <w:p>
       <w:pPr>
-        <w:spacing w:after="0" w:before="0" w:line="360" w:lineRule="auto"/>
+        <w:spacing w:before="240" w:after="80" w:line="276" w:lineRule="auto"/>
+        <w:ind w:firstLine="0"/>
+        <w:jc w:val="left"/>
+      </w:pPr>
+      <w:r>
+        <w:rPr>
+          <w:rFonts w:ascii="Times New Roman" w:hAnsi="Times New Roman"/>
+          <w:b/>
+          <w:i w:val="0"/>
+          <w:color w:val="111827"/>
+          <w:sz w:val="29"/>
+        </w:rPr>
+        <w:t>Цель работы</w:t>
+      </w:r>
+    </w:p>
+    <w:p>
+      <w:pPr>
+        <w:spacing w:before="0" w:after="80" w:line="276" w:lineRule="auto"/>
         <w:ind w:firstLine="709"/>
         <w:jc w:val="both"/>
       </w:pPr>
@@ -1391,15 +4736,177 @@
           <w:rFonts w:ascii="Times New Roman" w:hAnsi="Times New Roman"/>
           <w:b w:val="0"/>
           <w:i w:val="0"/>
+          <w:color w:val="111827"/>
           <w:sz w:val="28"/>
         </w:rPr>
-        <w:t>Краткий ход выполнения и результаты работы:</w:t>
+        <w:t>Сведение комплексной пояснительной записки по проекту ИС, подготовка комплекта документации и защита проекта на дифзачете.</w:t>
       </w:r>
     </w:p>
     <w:p>
       <w:pPr>
-        <w:spacing w:after="0" w:before="0" w:line="360" w:lineRule="auto"/>
-        <w:ind w:firstLine="850"/>
+        <w:spacing w:before="240" w:after="80" w:line="276" w:lineRule="auto"/>
+        <w:ind w:firstLine="0"/>
+        <w:jc w:val="left"/>
+      </w:pPr>
+      <w:r>
+        <w:rPr>
+          <w:rFonts w:ascii="Times New Roman" w:hAnsi="Times New Roman"/>
+          <w:b/>
+          <w:i w:val="0"/>
+          <w:color w:val="111827"/>
+          <w:sz w:val="29"/>
+        </w:rPr>
+        <w:t>Краткий ход выполнения и проектные решения</w:t>
+      </w:r>
+    </w:p>
+    <w:p>
+      <w:pPr>
+        <w:spacing w:before="40" w:after="60" w:line="276" w:lineRule="auto"/>
+        <w:ind w:firstLine="288"/>
+      </w:pPr>
+      <w:r>
+        <w:rPr>
+          <w:rFonts w:ascii="Times New Roman" w:hAnsi="Times New Roman"/>
+          <w:b/>
+          <w:color w:val="4B5563"/>
+          <w:sz w:val="28"/>
+        </w:rPr>
+        <w:t xml:space="preserve">• </w:t>
+      </w:r>
+      <w:r>
+        <w:rPr>
+          <w:rFonts w:ascii="Times New Roman" w:hAnsi="Times New Roman"/>
+          <w:color w:val="111827"/>
+          <w:sz w:val="28"/>
+        </w:rPr>
+        <w:t>Комплектование итогового комплекта: титульный лист, аттестационный лист, дневник практики на 18 дней, отчет со сквозным описанием ИС.</w:t>
+      </w:r>
+    </w:p>
+    <w:p>
+      <w:pPr>
+        <w:spacing w:before="40" w:after="60" w:line="276" w:lineRule="auto"/>
+        <w:ind w:firstLine="288"/>
+      </w:pPr>
+      <w:r>
+        <w:rPr>
+          <w:rFonts w:ascii="Times New Roman" w:hAnsi="Times New Roman"/>
+          <w:b/>
+          <w:color w:val="4B5563"/>
+          <w:sz w:val="28"/>
+        </w:rPr>
+        <w:t xml:space="preserve">• </w:t>
+      </w:r>
+      <w:r>
+        <w:rPr>
+          <w:rFonts w:ascii="Times New Roman" w:hAnsi="Times New Roman"/>
+          <w:color w:val="111827"/>
+          <w:sz w:val="28"/>
+        </w:rPr>
+        <w:t>Оформление пояснительной записки в строгом соответствии с ГОСТ (Times New Roman 14 пт, интервал 1.15, нумерация рисунков, схемы ERD и XSD).</w:t>
+      </w:r>
+    </w:p>
+    <w:p>
+      <w:pPr>
+        <w:spacing w:before="40" w:after="60" w:line="276" w:lineRule="auto"/>
+        <w:ind w:firstLine="288"/>
+      </w:pPr>
+      <w:r>
+        <w:rPr>
+          <w:rFonts w:ascii="Times New Roman" w:hAnsi="Times New Roman"/>
+          <w:b/>
+          <w:color w:val="4B5563"/>
+          <w:sz w:val="28"/>
+        </w:rPr>
+        <w:t xml:space="preserve">• </w:t>
+      </w:r>
+      <w:r>
+        <w:rPr>
+          <w:rFonts w:ascii="Times New Roman" w:hAnsi="Times New Roman"/>
+          <w:color w:val="111827"/>
+          <w:sz w:val="28"/>
+        </w:rPr>
+        <w:t>Подготовка демонстрационного сценария живой работы программного продукта (авторизация, Master-Detail, CRUD, поиск, бэкап).</w:t>
+      </w:r>
+    </w:p>
+    <w:p>
+      <w:pPr>
+        <w:spacing w:before="40" w:after="60" w:line="276" w:lineRule="auto"/>
+        <w:ind w:firstLine="288"/>
+      </w:pPr>
+      <w:r>
+        <w:rPr>
+          <w:rFonts w:ascii="Times New Roman" w:hAnsi="Times New Roman"/>
+          <w:b/>
+          <w:color w:val="4B5563"/>
+          <w:sz w:val="28"/>
+        </w:rPr>
+        <w:t xml:space="preserve">• </w:t>
+      </w:r>
+      <w:r>
+        <w:rPr>
+          <w:rFonts w:ascii="Times New Roman" w:hAnsi="Times New Roman"/>
+          <w:color w:val="111827"/>
+          <w:sz w:val="28"/>
+        </w:rPr>
+        <w:t>Успешная защита индивидуального проекта перед руководителем практики Карташовым Д. Г.</w:t>
+      </w:r>
+    </w:p>
+    <w:p>
+      <w:pPr>
+        <w:spacing w:before="240" w:after="80" w:line="276" w:lineRule="auto"/>
+        <w:ind w:firstLine="0"/>
+        <w:jc w:val="left"/>
+      </w:pPr>
+      <w:r>
+        <w:rPr>
+          <w:rFonts w:ascii="Times New Roman" w:hAnsi="Times New Roman"/>
+          <w:b/>
+          <w:i w:val="0"/>
+          <w:color w:val="111827"/>
+          <w:sz w:val="29"/>
+        </w:rPr>
+        <w:t>Иллюстративный материал и результаты тестирования</w:t>
+      </w:r>
+    </w:p>
+    <w:p>
+      <w:pPr>
+        <w:jc w:val="left"/>
+        <w:shd w:fill="F3F4F6"/>
+        <w:spacing w:before="120" w:after="160" w:line="276" w:lineRule="auto"/>
+        <w:ind w:firstLine="0" w:left="706" w:right="288"/>
+      </w:pPr>
+      <w:r>
+        <w:rPr>
+          <w:rFonts w:ascii="Consolas" w:hAnsi="Consolas"/>
+          <w:color w:val="374151"/>
+          <w:sz w:val="21"/>
+        </w:rPr>
+        <w:t>/* [МЕСТО ДЛЯ СКРИНШОТА / ЛИСТИНГА КОДА] */</w:t>
+        <w:br/>
+        <w:t>// Сводный скриншот готового работающего программного комплекса ИС</w:t>
+      </w:r>
+    </w:p>
+    <w:p>
+      <w:pPr>
+        <w:spacing w:before="240" w:after="80" w:line="276" w:lineRule="auto"/>
+        <w:ind w:firstLine="0"/>
+        <w:jc w:val="left"/>
+      </w:pPr>
+      <w:r>
+        <w:rPr>
+          <w:rFonts w:ascii="Times New Roman" w:hAnsi="Times New Roman"/>
+          <w:b/>
+          <w:i w:val="0"/>
+          <w:color w:val="111827"/>
+          <w:sz w:val="29"/>
+        </w:rPr>
+        <w:t>Вывод по разделу</w:t>
+      </w:r>
+    </w:p>
+    <w:p>
+      <w:pPr>
+        <w:spacing w:before="0" w:after="80" w:line="276" w:lineRule="auto"/>
+        <w:ind w:firstLine="709"/>
         <w:jc w:val="both"/>
       </w:pPr>
       <w:r>
@@ -1407,15 +4914,38 @@
           <w:rFonts w:ascii="Times New Roman" w:hAnsi="Times New Roman"/>
           <w:b w:val="0"/>
           <w:i w:val="0"/>
+          <w:color w:val="111827"/>
           <w:sz w:val="28"/>
         </w:rPr>
-        <w:t>• Развертывание экземпляра SQLEXPRESS, включение смешанной аутентификации (SQL Server &amp; Windows Authentication), активация системного администратора sa.</w:t>
+        <w:t>В ходе выполнения практического задания 30.10.2026 задачи раздела были успешно решены в полном объеме, проектные решения интегрированы в общий программный комплекс разрабатываемой информационной системы.</w:t>
       </w:r>
     </w:p>
     <w:p>
-      <w:pPr>
-        <w:spacing w:after="0" w:before="0" w:line="360" w:lineRule="auto"/>
-        <w:ind w:firstLine="850"/>
+      <w:r>
+        <w:br w:type="page"/>
+      </w:r>
+    </w:p>
+    <w:p>
+      <w:pPr>
+        <w:spacing w:before="360" w:after="160" w:line="276" w:lineRule="auto"/>
+        <w:ind w:firstLine="0"/>
+        <w:jc w:val="left"/>
+      </w:pPr>
+      <w:r>
+        <w:rPr>
+          <w:rFonts w:ascii="Times New Roman" w:hAnsi="Times New Roman"/>
+          <w:b/>
+          <w:i w:val="0"/>
+          <w:color w:val="1F2937"/>
+          <w:sz w:val="32"/>
+        </w:rPr>
+        <w:t>ЗАКЛЮЧЕНИЕ</w:t>
+      </w:r>
+    </w:p>
+    <w:p>
+      <w:pPr>
+        <w:spacing w:before="0" w:after="80" w:line="276" w:lineRule="auto"/>
+        <w:ind w:firstLine="709"/>
         <w:jc w:val="both"/>
       </w:pPr>
       <w:r>
@@ -1423,15 +4953,16 @@
           <w:rFonts w:ascii="Times New Roman" w:hAnsi="Times New Roman"/>
           <w:b w:val="0"/>
           <w:i w:val="0"/>
+          <w:color w:val="111827"/>
           <w:sz w:val="28"/>
         </w:rPr>
-        <w:t>• Конфигурирование протокола TCP/IP (порт 1433) в SQL Server Configuration Manager для обеспечения сетевого доступа.</w:t>
+        <w:t>В ходе прохождения учебной практики УП.04.01 «Внедрение и поддержка компьютерных систем» (МДК 04.01) был успешно разработан и всесторонне протестирован комплексный программный продукт — настольная информационная система на стеке C# (.NET Framework 4.8 / Material3.WinForms) и MS SQL Server (SQLEXPRESS).</w:t>
       </w:r>
     </w:p>
     <w:p>
       <w:pPr>
-        <w:spacing w:after="0" w:before="0" w:line="360" w:lineRule="auto"/>
-        <w:ind w:firstLine="850"/>
+        <w:spacing w:before="0" w:after="80" w:line="276" w:lineRule="auto"/>
+        <w:ind w:firstLine="709"/>
         <w:jc w:val="both"/>
       </w:pPr>
       <w:r>
@@ -1439,15 +4970,154 @@
           <w:rFonts w:ascii="Times New Roman" w:hAnsi="Times New Roman"/>
           <w:b w:val="0"/>
           <w:i w:val="0"/>
+          <w:color w:val="111827"/>
           <w:sz w:val="28"/>
         </w:rPr>
-        <w:t>• Разработка полного DDL T-SQL скрипта создания 6 обязательных таблиц проекта с первичными ключами (PK) и связями (FK 1:N и N:M).</w:t>
+        <w:t>В процессе выполнения сквозного индивидуального задания достигнуты следующие ключевые результаты:</w:t>
       </w:r>
     </w:p>
     <w:p>
       <w:pPr>
-        <w:spacing w:after="0" w:before="0" w:line="360" w:lineRule="auto"/>
-        <w:ind w:firstLine="850"/>
+        <w:spacing w:before="40" w:after="60" w:line="276" w:lineRule="auto"/>
+        <w:ind w:firstLine="288"/>
+      </w:pPr>
+      <w:r>
+        <w:rPr>
+          <w:rFonts w:ascii="Times New Roman" w:hAnsi="Times New Roman"/>
+          <w:b/>
+          <w:color w:val="4B5563"/>
+          <w:sz w:val="28"/>
+        </w:rPr>
+        <w:t xml:space="preserve">• </w:t>
+      </w:r>
+      <w:r>
+        <w:rPr>
+          <w:rFonts w:ascii="Times New Roman" w:hAnsi="Times New Roman"/>
+          <w:color w:val="111827"/>
+          <w:sz w:val="28"/>
+        </w:rPr>
+        <w:t>Спроектирована и нормализована реляционная база данных, содержащая 6 взаимосвязанных сущностей с обеспечением целостности связей (Primary / Foreign Keys 1:N и N:M);</w:t>
+      </w:r>
+    </w:p>
+    <w:p>
+      <w:pPr>
+        <w:spacing w:before="40" w:after="60" w:line="276" w:lineRule="auto"/>
+        <w:ind w:firstLine="288"/>
+      </w:pPr>
+      <w:r>
+        <w:rPr>
+          <w:rFonts w:ascii="Times New Roman" w:hAnsi="Times New Roman"/>
+          <w:b/>
+          <w:color w:val="4B5563"/>
+          <w:sz w:val="28"/>
+        </w:rPr>
+        <w:t xml:space="preserve">• </w:t>
+      </w:r>
+      <w:r>
+        <w:rPr>
+          <w:rFonts w:ascii="Times New Roman" w:hAnsi="Times New Roman"/>
+          <w:color w:val="111827"/>
+          <w:sz w:val="28"/>
+        </w:rPr>
+        <w:t>Построен типизированный слой доступа к данным через визуальный дизайнер .xsd (Typed DataSet, DataTable, TableAdapter), обеспечивший типобезопасность и высокую скорость обработки данных;</w:t>
+      </w:r>
+    </w:p>
+    <w:p>
+      <w:pPr>
+        <w:spacing w:before="40" w:after="60" w:line="276" w:lineRule="auto"/>
+        <w:ind w:firstLine="288"/>
+      </w:pPr>
+      <w:r>
+        <w:rPr>
+          <w:rFonts w:ascii="Times New Roman" w:hAnsi="Times New Roman"/>
+          <w:b/>
+          <w:color w:val="4B5563"/>
+          <w:sz w:val="28"/>
+        </w:rPr>
+        <w:t xml:space="preserve">• </w:t>
+      </w:r>
+      <w:r>
+        <w:rPr>
+          <w:rFonts w:ascii="Times New Roman" w:hAnsi="Times New Roman"/>
+          <w:color w:val="111827"/>
+          <w:sz w:val="28"/>
+        </w:rPr>
+        <w:t>Разработан современный графический интерфейс с компонентами Material3, реализующий Master-Detail связывание таблиц, фильтрацию RowFilter и полный цикл CRUD-операций;</w:t>
+      </w:r>
+    </w:p>
+    <w:p>
+      <w:pPr>
+        <w:spacing w:before="40" w:after="60" w:line="276" w:lineRule="auto"/>
+        <w:ind w:firstLine="288"/>
+      </w:pPr>
+      <w:r>
+        <w:rPr>
+          <w:rFonts w:ascii="Times New Roman" w:hAnsi="Times New Roman"/>
+          <w:b/>
+          <w:color w:val="4B5563"/>
+          <w:sz w:val="28"/>
+        </w:rPr>
+        <w:t xml:space="preserve">• </w:t>
+      </w:r>
+      <w:r>
+        <w:rPr>
+          <w:rFonts w:ascii="Times New Roman" w:hAnsi="Times New Roman"/>
+          <w:color w:val="111827"/>
+          <w:sz w:val="28"/>
+        </w:rPr>
+        <w:t>Внедрена подсистема информационной безопасности: симметричное шифрование файлов AES-256 и безопасная аутентификация с хэшированием паролей SHA-256 с добавлением соли;</w:t>
+      </w:r>
+    </w:p>
+    <w:p>
+      <w:pPr>
+        <w:spacing w:before="40" w:after="60" w:line="276" w:lineRule="auto"/>
+        <w:ind w:firstLine="288"/>
+      </w:pPr>
+      <w:r>
+        <w:rPr>
+          <w:rFonts w:ascii="Times New Roman" w:hAnsi="Times New Roman"/>
+          <w:b/>
+          <w:color w:val="4B5563"/>
+          <w:sz w:val="28"/>
+        </w:rPr>
+        <w:t xml:space="preserve">• </w:t>
+      </w:r>
+      <w:r>
+        <w:rPr>
+          <w:rFonts w:ascii="Times New Roman" w:hAnsi="Times New Roman"/>
+          <w:color w:val="111827"/>
+          <w:sz w:val="28"/>
+        </w:rPr>
+        <w:t>Настроен версионный контроль в локальном Git-репозитории с практикой ветвления и разрешения конфликтов слияния;</w:t>
+      </w:r>
+    </w:p>
+    <w:p>
+      <w:pPr>
+        <w:spacing w:before="40" w:after="60" w:line="276" w:lineRule="auto"/>
+        <w:ind w:firstLine="288"/>
+      </w:pPr>
+      <w:r>
+        <w:rPr>
+          <w:rFonts w:ascii="Times New Roman" w:hAnsi="Times New Roman"/>
+          <w:b/>
+          <w:color w:val="4B5563"/>
+          <w:sz w:val="28"/>
+        </w:rPr>
+        <w:t xml:space="preserve">• </w:t>
+      </w:r>
+      <w:r>
+        <w:rPr>
+          <w:rFonts w:ascii="Times New Roman" w:hAnsi="Times New Roman"/>
+          <w:color w:val="111827"/>
+          <w:sz w:val="28"/>
+        </w:rPr>
+        <w:t>Проведено тестирование производительности выборки данных (Stopwatch), стресс-тестирование оборудования и разработана подсистема резервного копирования и восстановления базы данных (.bak).</w:t>
+      </w:r>
+    </w:p>
+    <w:p>
+      <w:pPr>
+        <w:spacing w:before="0" w:after="80" w:line="276" w:lineRule="auto"/>
+        <w:ind w:firstLine="709"/>
         <w:jc w:val="both"/>
       </w:pPr>
       <w:r>
@@ -1455,2851 +5125,15 @@
           <w:rFonts w:ascii="Times New Roman" w:hAnsi="Times New Roman"/>
           <w:b w:val="0"/>
           <w:i w:val="0"/>
+          <w:color w:val="111827"/>
           <w:sz w:val="28"/>
         </w:rPr>
-        <w:t>• Построение визуальной физической диаграммы БД (Database Diagram) в среде SSMS.</w:t>
-      </w:r>
-    </w:p>
-    <w:p>
-      <w:pPr>
-        <w:spacing w:after="0" w:before="0" w:line="360" w:lineRule="auto"/>
-        <w:ind w:firstLine="709"/>
-        <w:jc w:val="both"/>
-      </w:pPr>
-      <w:r>
-        <w:rPr>
-          <w:rFonts w:ascii="Times New Roman" w:hAnsi="Times New Roman"/>
-          <w:b w:val="0"/>
-          <w:i w:val="0"/>
-          <w:sz w:val="28"/>
-        </w:rPr>
-        <w:t>Иллюстративный материал и результаты тестирования:</w:t>
-      </w:r>
-    </w:p>
-    <w:p>
-      <w:pPr>
-        <w:spacing w:before="120" w:after="120"/>
-        <w:ind w:firstLine="0"/>
-        <w:jc w:val="center"/>
-      </w:pPr>
-      <w:r>
-        <w:rPr>
-          <w:rFonts w:ascii="Times New Roman" w:hAnsi="Times New Roman"/>
-          <w:b/>
-          <w:i/>
-          <w:color w:val="646464"/>
-          <w:sz w:val="22"/>
-        </w:rPr>
-        <w:t>&lt;&lt; Скриншот Database Diagram в SSMS с отображением всех 6 таблиц и связей между ними &gt;&gt;</w:t>
-      </w:r>
-    </w:p>
-    <w:p>
-      <w:pPr>
-        <w:spacing w:after="0" w:before="0" w:line="360" w:lineRule="auto"/>
-        <w:ind w:firstLine="709"/>
-        <w:jc w:val="both"/>
-      </w:pPr>
-      <w:r>
-        <w:rPr>
-          <w:rFonts w:ascii="Times New Roman" w:hAnsi="Times New Roman"/>
-          <w:b w:val="0"/>
-          <w:i w:val="0"/>
-          <w:sz w:val="28"/>
-        </w:rPr>
-        <w:t>Вывод по разделу 3: В ходе выполнения практического задания 10.10.2026 задачи раздела были успешно решены в полном объеме, проектные решения интегрированы в общий программный комплекс разрабатываемой информационной системы.</w:t>
-      </w:r>
-    </w:p>
-    <w:p>
-      <w:r>
-        <w:br w:type="page"/>
-      </w:r>
-    </w:p>
-    <w:p>
-      <w:pPr>
-        <w:spacing w:after="120" w:before="240" w:line="360" w:lineRule="auto"/>
-        <w:ind w:firstLine="0"/>
-        <w:jc w:val="center"/>
-      </w:pPr>
-      <w:r>
-        <w:rPr>
-          <w:rFonts w:ascii="Times New Roman" w:hAnsi="Times New Roman"/>
-          <w:b/>
-          <w:i w:val="0"/>
-          <w:sz w:val="28"/>
-        </w:rPr>
-        <w:t>РАЗДЕЛ 4. ПР №3. РАБОТА С ЖЕСТКИМИ ДИСКАМИ И ВОССТАНОВЛЕНИЕ (12.10.2026)</w:t>
-      </w:r>
-    </w:p>
-    <w:p>
-      <w:pPr>
-        <w:spacing w:after="0" w:before="0" w:line="360" w:lineRule="auto"/>
-        <w:ind w:firstLine="709"/>
-        <w:jc w:val="both"/>
-      </w:pPr>
-      <w:r>
-        <w:rPr>
-          <w:rFonts w:ascii="Times New Roman" w:hAnsi="Times New Roman"/>
-          <w:b/>
-          <w:i w:val="0"/>
-          <w:sz w:val="28"/>
-        </w:rPr>
-        <w:t>Цель работы: Организация дискового хранилища базы данных ИС, аудит надежности накопителя через S.M.A.R.T. и целостность файловой структуры СУБД.</w:t>
-      </w:r>
-    </w:p>
-    <w:p>
-      <w:pPr>
-        <w:spacing w:after="0" w:before="0" w:line="360" w:lineRule="auto"/>
-        <w:ind w:firstLine="709"/>
-        <w:jc w:val="both"/>
-      </w:pPr>
-      <w:r>
-        <w:rPr>
-          <w:rFonts w:ascii="Times New Roman" w:hAnsi="Times New Roman"/>
-          <w:b w:val="0"/>
-          <w:i w:val="0"/>
-          <w:sz w:val="28"/>
-        </w:rPr>
-        <w:t>Краткий ход выполнения и результаты работы:</w:t>
-      </w:r>
-    </w:p>
-    <w:p>
-      <w:pPr>
-        <w:spacing w:after="0" w:before="0" w:line="360" w:lineRule="auto"/>
-        <w:ind w:firstLine="850"/>
-        <w:jc w:val="both"/>
-      </w:pPr>
-      <w:r>
-        <w:rPr>
-          <w:rFonts w:ascii="Times New Roman" w:hAnsi="Times New Roman"/>
-          <w:b w:val="0"/>
-          <w:i w:val="0"/>
-          <w:sz w:val="28"/>
-        </w:rPr>
-        <w:t>• Разделение файлов базы данных: первичный файл данных (.mdf) и журнал транзакций (.ldf) на выделенных разделах накопителя.</w:t>
-      </w:r>
-    </w:p>
-    <w:p>
-      <w:pPr>
-        <w:spacing w:after="0" w:before="0" w:line="360" w:lineRule="auto"/>
-        <w:ind w:firstLine="850"/>
-        <w:jc w:val="both"/>
-      </w:pPr>
-      <w:r>
-        <w:rPr>
-          <w:rFonts w:ascii="Times New Roman" w:hAnsi="Times New Roman"/>
-          <w:b w:val="0"/>
-          <w:i w:val="0"/>
-          <w:sz w:val="28"/>
-        </w:rPr>
-        <w:t>• Применение разметки GPT и файловой системы NTFS с размером кластера 64 КБ (рекомендация Microsoft для высоконагруженных БД).</w:t>
-      </w:r>
-    </w:p>
-    <w:p>
-      <w:pPr>
-        <w:spacing w:after="0" w:before="0" w:line="360" w:lineRule="auto"/>
-        <w:ind w:firstLine="850"/>
-        <w:jc w:val="both"/>
-      </w:pPr>
-      <w:r>
-        <w:rPr>
-          <w:rFonts w:ascii="Times New Roman" w:hAnsi="Times New Roman"/>
-          <w:b w:val="0"/>
-          <w:i w:val="0"/>
-          <w:sz w:val="28"/>
-        </w:rPr>
-        <w:t>• Диагностика физического накопителя по таблице параметров S.M.A.R.T. (CrystalDiskInfo): контроль Reallocated Sectors и Pending Sectors.</w:t>
-      </w:r>
-    </w:p>
-    <w:p>
-      <w:pPr>
-        <w:spacing w:after="0" w:before="0" w:line="360" w:lineRule="auto"/>
-        <w:ind w:firstLine="850"/>
-        <w:jc w:val="both"/>
-      </w:pPr>
-      <w:r>
-        <w:rPr>
-          <w:rFonts w:ascii="Times New Roman" w:hAnsi="Times New Roman"/>
-          <w:b w:val="0"/>
-          <w:i w:val="0"/>
-          <w:sz w:val="28"/>
-        </w:rPr>
-        <w:t>• Проверка логической целостности базы данных системной командой DBCC CHECKDB.</w:t>
-      </w:r>
-    </w:p>
-    <w:p>
-      <w:pPr>
-        <w:spacing w:after="0" w:before="0" w:line="360" w:lineRule="auto"/>
-        <w:ind w:firstLine="709"/>
-        <w:jc w:val="both"/>
-      </w:pPr>
-      <w:r>
-        <w:rPr>
-          <w:rFonts w:ascii="Times New Roman" w:hAnsi="Times New Roman"/>
-          <w:b w:val="0"/>
-          <w:i w:val="0"/>
-          <w:sz w:val="28"/>
-        </w:rPr>
-        <w:t>Иллюстративный материал и результаты тестирования:</w:t>
-      </w:r>
-    </w:p>
-    <w:p>
-      <w:pPr>
-        <w:spacing w:before="120" w:after="120"/>
-        <w:ind w:firstLine="0"/>
-        <w:jc w:val="center"/>
-      </w:pPr>
-      <w:r>
-        <w:rPr>
-          <w:rFonts w:ascii="Times New Roman" w:hAnsi="Times New Roman"/>
-          <w:b/>
-          <w:i/>
-          <w:color w:val="646464"/>
-          <w:sz w:val="22"/>
-        </w:rPr>
-        <w:t>&lt;&lt; Скриншот SMART-параметров накопителя в утилите CrystalDiskInfo &gt;&gt;</w:t>
-      </w:r>
-    </w:p>
-    <w:p>
-      <w:pPr>
-        <w:spacing w:after="0" w:before="0" w:line="360" w:lineRule="auto"/>
-        <w:ind w:firstLine="709"/>
-        <w:jc w:val="both"/>
-      </w:pPr>
-      <w:r>
-        <w:rPr>
-          <w:rFonts w:ascii="Times New Roman" w:hAnsi="Times New Roman"/>
-          <w:b w:val="0"/>
-          <w:i w:val="0"/>
-          <w:sz w:val="28"/>
-        </w:rPr>
-        <w:t>Вывод по разделу 4: В ходе выполнения практического задания 12.10.2026 задачи раздела были успешно решены в полном объеме, проектные решения интегрированы в общий программный комплекс разрабатываемой информационной системы.</w:t>
-      </w:r>
-    </w:p>
-    <w:p>
-      <w:r>
-        <w:br w:type="page"/>
-      </w:r>
-    </w:p>
-    <w:p>
-      <w:pPr>
-        <w:spacing w:after="120" w:before="240" w:line="360" w:lineRule="auto"/>
-        <w:ind w:firstLine="0"/>
-        <w:jc w:val="center"/>
-      </w:pPr>
-      <w:r>
-        <w:rPr>
-          <w:rFonts w:ascii="Times New Roman" w:hAnsi="Times New Roman"/>
-          <w:b/>
-          <w:i w:val="0"/>
-          <w:sz w:val="28"/>
-        </w:rPr>
-        <w:t>РАЗДЕЛ 5. ПР №4. РАБОТА С АНТИВИРУСАМИ И ЖЕСТКИМ ДИСКОМ (14.10.2026)</w:t>
-      </w:r>
-    </w:p>
-    <w:p>
-      <w:pPr>
-        <w:spacing w:after="0" w:before="0" w:line="360" w:lineRule="auto"/>
-        <w:ind w:firstLine="709"/>
-        <w:jc w:val="both"/>
-      </w:pPr>
-      <w:r>
-        <w:rPr>
-          <w:rFonts w:ascii="Times New Roman" w:hAnsi="Times New Roman"/>
-          <w:b/>
-          <w:i w:val="0"/>
-          <w:sz w:val="28"/>
-        </w:rPr>
-        <w:t>Цель работы: Настройка безопасности среды сборки проекта и исключений антивирусного ПО для предотвращения деградации дискового I/O СУБД.</w:t>
-      </w:r>
-    </w:p>
-    <w:p>
-      <w:pPr>
-        <w:spacing w:after="0" w:before="0" w:line="360" w:lineRule="auto"/>
-        <w:ind w:firstLine="709"/>
-        <w:jc w:val="both"/>
-      </w:pPr>
-      <w:r>
-        <w:rPr>
-          <w:rFonts w:ascii="Times New Roman" w:hAnsi="Times New Roman"/>
-          <w:b w:val="0"/>
-          <w:i w:val="0"/>
-          <w:sz w:val="28"/>
-        </w:rPr>
-        <w:t>Краткий ход выполнения и результаты работы:</w:t>
-      </w:r>
-    </w:p>
-    <w:p>
-      <w:pPr>
-        <w:spacing w:after="0" w:before="0" w:line="360" w:lineRule="auto"/>
-        <w:ind w:firstLine="850"/>
-        <w:jc w:val="both"/>
-      </w:pPr>
-      <w:r>
-        <w:rPr>
-          <w:rFonts w:ascii="Times New Roman" w:hAnsi="Times New Roman"/>
-          <w:b w:val="0"/>
-          <w:i w:val="0"/>
-          <w:sz w:val="28"/>
-        </w:rPr>
-        <w:t>• Настройка доверенных зон и правил исключений антивируса для каталогов Visual Studio: bin\Debug, bin\Release, obj и кэша NuGet.</w:t>
-      </w:r>
-    </w:p>
-    <w:p>
-      <w:pPr>
-        <w:spacing w:after="0" w:before="0" w:line="360" w:lineRule="auto"/>
-        <w:ind w:firstLine="850"/>
-        <w:jc w:val="both"/>
-      </w:pPr>
-      <w:r>
-        <w:rPr>
-          <w:rFonts w:ascii="Times New Roman" w:hAnsi="Times New Roman"/>
-          <w:b w:val="0"/>
-          <w:i w:val="0"/>
-          <w:sz w:val="28"/>
-        </w:rPr>
-        <w:t>• Исключение из постоянного сканирования рабочих файлов базы данных (.mdf, .ldf), предотвращающее взаимные блокировки при записи транзакций.</w:t>
-      </w:r>
-    </w:p>
-    <w:p>
-      <w:pPr>
-        <w:spacing w:after="0" w:before="0" w:line="360" w:lineRule="auto"/>
-        <w:ind w:firstLine="850"/>
-        <w:jc w:val="both"/>
-      </w:pPr>
-      <w:r>
-        <w:rPr>
-          <w:rFonts w:ascii="Times New Roman" w:hAnsi="Times New Roman"/>
-          <w:b w:val="0"/>
-          <w:i w:val="0"/>
-          <w:sz w:val="28"/>
-        </w:rPr>
-        <w:t>• Проверка используемых внешних библиотек (MaterialSkin.2) на отсутствие вредоносного кода и сигнатурных угроз.</w:t>
-      </w:r>
-    </w:p>
-    <w:p>
-      <w:pPr>
-        <w:spacing w:after="0" w:before="0" w:line="360" w:lineRule="auto"/>
-        <w:ind w:firstLine="850"/>
-        <w:jc w:val="both"/>
-      </w:pPr>
-      <w:r>
-        <w:rPr>
-          <w:rFonts w:ascii="Times New Roman" w:hAnsi="Times New Roman"/>
-          <w:b w:val="0"/>
-          <w:i w:val="0"/>
-          <w:sz w:val="28"/>
-        </w:rPr>
-        <w:t>• Оценка быстродействия сборки решения до и после внесения каталогов в список исключений.</w:t>
-      </w:r>
-    </w:p>
-    <w:p>
-      <w:pPr>
-        <w:spacing w:after="0" w:before="0" w:line="360" w:lineRule="auto"/>
-        <w:ind w:firstLine="709"/>
-        <w:jc w:val="both"/>
-      </w:pPr>
-      <w:r>
-        <w:rPr>
-          <w:rFonts w:ascii="Times New Roman" w:hAnsi="Times New Roman"/>
-          <w:b w:val="0"/>
-          <w:i w:val="0"/>
-          <w:sz w:val="28"/>
-        </w:rPr>
-        <w:t>Иллюстративный материал и результаты тестирования:</w:t>
-      </w:r>
-    </w:p>
-    <w:p>
-      <w:pPr>
-        <w:spacing w:before="120" w:after="120"/>
-        <w:ind w:firstLine="0"/>
-        <w:jc w:val="center"/>
-      </w:pPr>
-      <w:r>
-        <w:rPr>
-          <w:rFonts w:ascii="Times New Roman" w:hAnsi="Times New Roman"/>
-          <w:b/>
-          <w:i/>
-          <w:color w:val="646464"/>
-          <w:sz w:val="22"/>
-        </w:rPr>
-        <w:t>&lt;&lt; Скриншот окна настройки исключений антивируса с добавленными путями проекта &gt;&gt;</w:t>
-      </w:r>
-    </w:p>
-    <w:p>
-      <w:pPr>
-        <w:spacing w:after="0" w:before="0" w:line="360" w:lineRule="auto"/>
-        <w:ind w:firstLine="709"/>
-        <w:jc w:val="both"/>
-      </w:pPr>
-      <w:r>
-        <w:rPr>
-          <w:rFonts w:ascii="Times New Roman" w:hAnsi="Times New Roman"/>
-          <w:b w:val="0"/>
-          <w:i w:val="0"/>
-          <w:sz w:val="28"/>
-        </w:rPr>
-        <w:t>Вывод по разделу 5: В ходе выполнения практического задания 14.10.2026 задачи раздела были успешно решены в полном объеме, проектные решения интегрированы в общий программный комплекс разрабатываемой информационной системы.</w:t>
-      </w:r>
-    </w:p>
-    <w:p>
-      <w:r>
-        <w:br w:type="page"/>
-      </w:r>
-    </w:p>
-    <w:p>
-      <w:pPr>
-        <w:spacing w:after="120" w:before="240" w:line="360" w:lineRule="auto"/>
-        <w:ind w:firstLine="0"/>
-        <w:jc w:val="center"/>
-      </w:pPr>
-      <w:r>
-        <w:rPr>
-          <w:rFonts w:ascii="Times New Roman" w:hAnsi="Times New Roman"/>
-          <w:b/>
-          <w:i w:val="0"/>
-          <w:sz w:val="28"/>
-        </w:rPr>
-        <w:t>РАЗДЕЛ 6. ПР №5. ТЕСТИРОВАНИЕ СИСТЕМ (15.10.2026)</w:t>
-      </w:r>
-    </w:p>
-    <w:p>
-      <w:pPr>
-        <w:spacing w:after="0" w:before="0" w:line="360" w:lineRule="auto"/>
-        <w:ind w:firstLine="709"/>
-        <w:jc w:val="both"/>
-      </w:pPr>
-      <w:r>
-        <w:rPr>
-          <w:rFonts w:ascii="Times New Roman" w:hAnsi="Times New Roman"/>
-          <w:b/>
-          <w:i w:val="0"/>
-          <w:sz w:val="28"/>
-        </w:rPr>
-        <w:t>Цель работы: Комплексное стресс-тестирование аппаратных узлов и поведение СУБД под стрессовой нагрузкой интенсивных запросов.</w:t>
-      </w:r>
-    </w:p>
-    <w:p>
-      <w:pPr>
-        <w:spacing w:after="0" w:before="0" w:line="360" w:lineRule="auto"/>
-        <w:ind w:firstLine="709"/>
-        <w:jc w:val="both"/>
-      </w:pPr>
-      <w:r>
-        <w:rPr>
-          <w:rFonts w:ascii="Times New Roman" w:hAnsi="Times New Roman"/>
-          <w:b w:val="0"/>
-          <w:i w:val="0"/>
-          <w:sz w:val="28"/>
-        </w:rPr>
-        <w:t>Краткий ход выполнения и результаты работы:</w:t>
-      </w:r>
-    </w:p>
-    <w:p>
-      <w:pPr>
-        <w:spacing w:after="0" w:before="0" w:line="360" w:lineRule="auto"/>
-        <w:ind w:firstLine="850"/>
-        <w:jc w:val="both"/>
-      </w:pPr>
-      <w:r>
-        <w:rPr>
-          <w:rFonts w:ascii="Times New Roman" w:hAnsi="Times New Roman"/>
-          <w:b w:val="0"/>
-          <w:i w:val="0"/>
-          <w:sz w:val="28"/>
-        </w:rPr>
-        <w:t>• Стресс-тестирование центрального процессора и оперативной памяти с помощью диагностических пакетов (AIDA64 / OCCT).</w:t>
-      </w:r>
-    </w:p>
-    <w:p>
-      <w:pPr>
-        <w:spacing w:after="0" w:before="0" w:line="360" w:lineRule="auto"/>
-        <w:ind w:firstLine="850"/>
-        <w:jc w:val="both"/>
-      </w:pPr>
-      <w:r>
-        <w:rPr>
-          <w:rFonts w:ascii="Times New Roman" w:hAnsi="Times New Roman"/>
-          <w:b w:val="0"/>
-          <w:i w:val="0"/>
-          <w:sz w:val="28"/>
-        </w:rPr>
-        <w:t>• Генерация стрессовой нагрузки на базу данных ИС: скрипт массовой циклической вставки тестовых записей (10 000+ строк).</w:t>
-      </w:r>
-    </w:p>
-    <w:p>
-      <w:pPr>
-        <w:spacing w:after="0" w:before="0" w:line="360" w:lineRule="auto"/>
-        <w:ind w:firstLine="850"/>
-        <w:jc w:val="both"/>
-      </w:pPr>
-      <w:r>
-        <w:rPr>
-          <w:rFonts w:ascii="Times New Roman" w:hAnsi="Times New Roman"/>
-          <w:b w:val="0"/>
-          <w:i w:val="0"/>
-          <w:sz w:val="28"/>
-        </w:rPr>
-        <w:t>• Мониторинг температурных показателей ЦП и видеочипа, контроль отсутствия теплового троттлинга (CPU Throttling 0%).</w:t>
-      </w:r>
-    </w:p>
-    <w:p>
-      <w:pPr>
-        <w:spacing w:after="0" w:before="0" w:line="360" w:lineRule="auto"/>
-        <w:ind w:firstLine="850"/>
-        <w:jc w:val="both"/>
-      </w:pPr>
-      <w:r>
-        <w:rPr>
-          <w:rFonts w:ascii="Times New Roman" w:hAnsi="Times New Roman"/>
-          <w:b w:val="0"/>
-          <w:i w:val="0"/>
-          <w:sz w:val="28"/>
-        </w:rPr>
-        <w:t>• Оценка стабильности работы приложения и фонового экземпляра SQLEXPRESS при пиковой нагрузке.</w:t>
-      </w:r>
-    </w:p>
-    <w:p>
-      <w:pPr>
-        <w:spacing w:after="0" w:before="0" w:line="360" w:lineRule="auto"/>
-        <w:ind w:firstLine="709"/>
-        <w:jc w:val="both"/>
-      </w:pPr>
-      <w:r>
-        <w:rPr>
-          <w:rFonts w:ascii="Times New Roman" w:hAnsi="Times New Roman"/>
-          <w:b w:val="0"/>
-          <w:i w:val="0"/>
-          <w:sz w:val="28"/>
-        </w:rPr>
-        <w:t>Иллюстративный материал и результаты тестирования:</w:t>
-      </w:r>
-    </w:p>
-    <w:p>
-      <w:pPr>
-        <w:spacing w:before="120" w:after="120"/>
-        <w:ind w:firstLine="0"/>
-        <w:jc w:val="center"/>
-      </w:pPr>
-      <w:r>
-        <w:rPr>
-          <w:rFonts w:ascii="Times New Roman" w:hAnsi="Times New Roman"/>
-          <w:b/>
-          <w:i/>
-          <w:color w:val="646464"/>
-          <w:sz w:val="22"/>
-        </w:rPr>
-        <w:t>&lt;&lt; Скриншот графика стресс-теста стабильности системы под нагрузкой &gt;&gt;</w:t>
-      </w:r>
-    </w:p>
-    <w:p>
-      <w:pPr>
-        <w:spacing w:after="0" w:before="0" w:line="360" w:lineRule="auto"/>
-        <w:ind w:firstLine="709"/>
-        <w:jc w:val="both"/>
-      </w:pPr>
-      <w:r>
-        <w:rPr>
-          <w:rFonts w:ascii="Times New Roman" w:hAnsi="Times New Roman"/>
-          <w:b w:val="0"/>
-          <w:i w:val="0"/>
-          <w:sz w:val="28"/>
-        </w:rPr>
-        <w:t>Вывод по разделу 6: В ходе выполнения практического задания 15.10.2026 задачи раздела были успешно решены в полном объеме, проектные решения интегрированы в общий программный комплекс разрабатываемой информационной системы.</w:t>
-      </w:r>
-    </w:p>
-    <w:p>
-      <w:r>
-        <w:br w:type="page"/>
-      </w:r>
-    </w:p>
-    <w:p>
-      <w:pPr>
-        <w:spacing w:after="120" w:before="240" w:line="360" w:lineRule="auto"/>
-        <w:ind w:firstLine="0"/>
-        <w:jc w:val="center"/>
-      </w:pPr>
-      <w:r>
-        <w:rPr>
-          <w:rFonts w:ascii="Times New Roman" w:hAnsi="Times New Roman"/>
-          <w:b/>
-          <w:i w:val="0"/>
-          <w:sz w:val="28"/>
-        </w:rPr>
-        <w:t>РАЗДЕЛ 7. ПР №6. АУДИТ РЕСУРСОВ И СОБЫТИЙ И УПРАВЛЕНИЕ ХРАНИЛИЩ ДАННЫХ (ЧАСТЬ 1) (16.10.2026)</w:t>
-      </w:r>
-    </w:p>
-    <w:p>
-      <w:pPr>
-        <w:spacing w:after="0" w:before="0" w:line="360" w:lineRule="auto"/>
-        <w:ind w:firstLine="709"/>
-        <w:jc w:val="both"/>
-      </w:pPr>
-      <w:r>
-        <w:rPr>
-          <w:rFonts w:ascii="Times New Roman" w:hAnsi="Times New Roman"/>
-          <w:b/>
-          <w:i w:val="0"/>
-          <w:sz w:val="28"/>
-        </w:rPr>
-        <w:t>Цель работы: Настройка и анализ журналов аудита подключений к базе данных проекта в Event Viewer и SQL Server Audit.</w:t>
-      </w:r>
-    </w:p>
-    <w:p>
-      <w:pPr>
-        <w:spacing w:after="0" w:before="0" w:line="360" w:lineRule="auto"/>
-        <w:ind w:firstLine="709"/>
-        <w:jc w:val="both"/>
-      </w:pPr>
-      <w:r>
-        <w:rPr>
-          <w:rFonts w:ascii="Times New Roman" w:hAnsi="Times New Roman"/>
-          <w:b w:val="0"/>
-          <w:i w:val="0"/>
-          <w:sz w:val="28"/>
-        </w:rPr>
-        <w:t>Краткий ход выполнения и результаты работы:</w:t>
-      </w:r>
-    </w:p>
-    <w:p>
-      <w:pPr>
-        <w:spacing w:after="0" w:before="0" w:line="360" w:lineRule="auto"/>
-        <w:ind w:firstLine="850"/>
-        <w:jc w:val="both"/>
-      </w:pPr>
-      <w:r>
-        <w:rPr>
-          <w:rFonts w:ascii="Times New Roman" w:hAnsi="Times New Roman"/>
-          <w:b w:val="0"/>
-          <w:i w:val="0"/>
-          <w:sz w:val="28"/>
-        </w:rPr>
-        <w:t>• Активация аудита успешных и неудачных попыток входа (Login Auditing) в свойствах экземпляра MS SQL Server.</w:t>
-      </w:r>
-    </w:p>
-    <w:p>
-      <w:pPr>
-        <w:spacing w:after="0" w:before="0" w:line="360" w:lineRule="auto"/>
-        <w:ind w:firstLine="850"/>
-        <w:jc w:val="both"/>
-      </w:pPr>
-      <w:r>
-        <w:rPr>
-          <w:rFonts w:ascii="Times New Roman" w:hAnsi="Times New Roman"/>
-          <w:b w:val="0"/>
-          <w:i w:val="0"/>
-          <w:sz w:val="28"/>
-        </w:rPr>
-        <w:t>• Анализ системных журналов Windows (Event Viewer): журналы «Приложение» и «Безопасность» (события Event ID 18456).</w:t>
-      </w:r>
-    </w:p>
-    <w:p>
-      <w:pPr>
-        <w:spacing w:after="0" w:before="0" w:line="360" w:lineRule="auto"/>
-        <w:ind w:firstLine="850"/>
-        <w:jc w:val="both"/>
-      </w:pPr>
-      <w:r>
-        <w:rPr>
-          <w:rFonts w:ascii="Times New Roman" w:hAnsi="Times New Roman"/>
-          <w:b w:val="0"/>
-          <w:i w:val="0"/>
-          <w:sz w:val="28"/>
-        </w:rPr>
-        <w:t>• Моделирование попытки несанкционированного доступа с неверным паролем и регистрация инцидента безопасности.</w:t>
-      </w:r>
-    </w:p>
-    <w:p>
-      <w:pPr>
-        <w:spacing w:after="0" w:before="0" w:line="360" w:lineRule="auto"/>
-        <w:ind w:firstLine="850"/>
-        <w:jc w:val="both"/>
-      </w:pPr>
-      <w:r>
-        <w:rPr>
-          <w:rFonts w:ascii="Times New Roman" w:hAnsi="Times New Roman"/>
-          <w:b w:val="0"/>
-          <w:i w:val="0"/>
-          <w:sz w:val="28"/>
-        </w:rPr>
-        <w:t>• Выгрузка журнала регистрации событий в текстовый протокол.</w:t>
-      </w:r>
-    </w:p>
-    <w:p>
-      <w:pPr>
-        <w:spacing w:after="0" w:before="0" w:line="360" w:lineRule="auto"/>
-        <w:ind w:firstLine="709"/>
-        <w:jc w:val="both"/>
-      </w:pPr>
-      <w:r>
-        <w:rPr>
-          <w:rFonts w:ascii="Times New Roman" w:hAnsi="Times New Roman"/>
-          <w:b w:val="0"/>
-          <w:i w:val="0"/>
-          <w:sz w:val="28"/>
-        </w:rPr>
-        <w:t>Иллюстративный материал и результаты тестирования:</w:t>
-      </w:r>
-    </w:p>
-    <w:p>
-      <w:pPr>
-        <w:spacing w:before="120" w:after="120"/>
-        <w:ind w:firstLine="0"/>
-        <w:jc w:val="center"/>
-      </w:pPr>
-      <w:r>
-        <w:rPr>
-          <w:rFonts w:ascii="Times New Roman" w:hAnsi="Times New Roman"/>
-          <w:b/>
-          <w:i/>
-          <w:color w:val="646464"/>
-          <w:sz w:val="22"/>
-        </w:rPr>
-        <w:t>&lt;&lt; Скриншот журнала Event Viewer с зафиксированным событием подключения к SQL Server &gt;&gt;</w:t>
-      </w:r>
-    </w:p>
-    <w:p>
-      <w:pPr>
-        <w:spacing w:after="0" w:before="0" w:line="360" w:lineRule="auto"/>
-        <w:ind w:firstLine="709"/>
-        <w:jc w:val="both"/>
-      </w:pPr>
-      <w:r>
-        <w:rPr>
-          <w:rFonts w:ascii="Times New Roman" w:hAnsi="Times New Roman"/>
-          <w:b w:val="0"/>
-          <w:i w:val="0"/>
-          <w:sz w:val="28"/>
-        </w:rPr>
-        <w:t>Вывод по разделу 7: В ходе выполнения практического задания 16.10.2026 задачи раздела были успешно решены в полном объеме, проектные решения интегрированы в общий программный комплекс разрабатываемой информационной системы.</w:t>
-      </w:r>
-    </w:p>
-    <w:p>
-      <w:r>
-        <w:br w:type="page"/>
-      </w:r>
-    </w:p>
-    <w:p>
-      <w:pPr>
-        <w:spacing w:after="120" w:before="240" w:line="360" w:lineRule="auto"/>
-        <w:ind w:firstLine="0"/>
-        <w:jc w:val="center"/>
-      </w:pPr>
-      <w:r>
-        <w:rPr>
-          <w:rFonts w:ascii="Times New Roman" w:hAnsi="Times New Roman"/>
-          <w:b/>
-          <w:i w:val="0"/>
-          <w:sz w:val="28"/>
-        </w:rPr>
-        <w:t>РАЗДЕЛ 8. ПР №6. АУДИТ РЕСУРСОВ И СОБЫТИЙ И УПРАВЛЕНИЕ ХРАНИЛИЩ ДАННЫХ (ЧАСТЬ 2) (17.10.2026)</w:t>
-      </w:r>
-    </w:p>
-    <w:p>
-      <w:pPr>
-        <w:spacing w:after="0" w:before="0" w:line="360" w:lineRule="auto"/>
-        <w:ind w:firstLine="709"/>
-        <w:jc w:val="both"/>
-      </w:pPr>
-      <w:r>
-        <w:rPr>
-          <w:rFonts w:ascii="Times New Roman" w:hAnsi="Times New Roman"/>
-          <w:b/>
-          <w:i w:val="0"/>
-          <w:sz w:val="28"/>
-        </w:rPr>
-        <w:t>Цель работы: Проектирование подсистемы логирования действий пользователей внутри ИС и конфигурирование дисковых квот.</w:t>
-      </w:r>
-    </w:p>
-    <w:p>
-      <w:pPr>
-        <w:spacing w:after="0" w:before="0" w:line="360" w:lineRule="auto"/>
-        <w:ind w:firstLine="709"/>
-        <w:jc w:val="both"/>
-      </w:pPr>
-      <w:r>
-        <w:rPr>
-          <w:rFonts w:ascii="Times New Roman" w:hAnsi="Times New Roman"/>
-          <w:b w:val="0"/>
-          <w:i w:val="0"/>
-          <w:sz w:val="28"/>
-        </w:rPr>
-        <w:t>Краткий ход выполнения и результаты работы:</w:t>
-      </w:r>
-    </w:p>
-    <w:p>
-      <w:pPr>
-        <w:spacing w:after="0" w:before="0" w:line="360" w:lineRule="auto"/>
-        <w:ind w:firstLine="850"/>
-        <w:jc w:val="both"/>
-      </w:pPr>
-      <w:r>
-        <w:rPr>
-          <w:rFonts w:ascii="Times New Roman" w:hAnsi="Times New Roman"/>
-          <w:b w:val="0"/>
-          <w:i w:val="0"/>
-          <w:sz w:val="28"/>
-        </w:rPr>
-        <w:t>• Создание служебной таблицы аудита SystemLogs в базе данных ИС (поля: LogId, UserName, ActionType, TableName, Timestamp, Details).</w:t>
-      </w:r>
-    </w:p>
-    <w:p>
-      <w:pPr>
-        <w:spacing w:after="0" w:before="0" w:line="360" w:lineRule="auto"/>
-        <w:ind w:firstLine="850"/>
-        <w:jc w:val="both"/>
-      </w:pPr>
-      <w:r>
-        <w:rPr>
-          <w:rFonts w:ascii="Times New Roman" w:hAnsi="Times New Roman"/>
-          <w:b w:val="0"/>
-          <w:i w:val="0"/>
-          <w:sz w:val="28"/>
-        </w:rPr>
-        <w:t>• Разработка C# модуля автоматической записи событий добавления, изменения и удаления сущностей в журнал аудита.</w:t>
-      </w:r>
-    </w:p>
-    <w:p>
-      <w:pPr>
-        <w:spacing w:after="0" w:before="0" w:line="360" w:lineRule="auto"/>
-        <w:ind w:firstLine="850"/>
-        <w:jc w:val="both"/>
-      </w:pPr>
-      <w:r>
-        <w:rPr>
-          <w:rFonts w:ascii="Times New Roman" w:hAnsi="Times New Roman"/>
-          <w:b w:val="0"/>
-          <w:i w:val="0"/>
-          <w:sz w:val="28"/>
-        </w:rPr>
-        <w:t>• Настройка дисковых квот NTFS на папку экспортируемых отчетов и резервных копий для предотвращения переполнения диска.</w:t>
-      </w:r>
-    </w:p>
-    <w:p>
-      <w:pPr>
-        <w:spacing w:after="0" w:before="0" w:line="360" w:lineRule="auto"/>
-        <w:ind w:firstLine="850"/>
-        <w:jc w:val="both"/>
-      </w:pPr>
-      <w:r>
-        <w:rPr>
-          <w:rFonts w:ascii="Times New Roman" w:hAnsi="Times New Roman"/>
-          <w:b w:val="0"/>
-          <w:i w:val="0"/>
-          <w:sz w:val="28"/>
-        </w:rPr>
-        <w:t>• Тестирование срабатывания оповещения о превышении дискового лимита.</w:t>
-      </w:r>
-    </w:p>
-    <w:p>
-      <w:pPr>
-        <w:spacing w:after="0" w:before="0" w:line="360" w:lineRule="auto"/>
-        <w:ind w:firstLine="709"/>
-        <w:jc w:val="both"/>
-      </w:pPr>
-      <w:r>
-        <w:rPr>
-          <w:rFonts w:ascii="Times New Roman" w:hAnsi="Times New Roman"/>
-          <w:b w:val="0"/>
-          <w:i w:val="0"/>
-          <w:sz w:val="28"/>
-        </w:rPr>
-        <w:t>Иллюстративный материал и результаты тестирования:</w:t>
-      </w:r>
-    </w:p>
-    <w:p>
-      <w:pPr>
-        <w:spacing w:before="120" w:after="120"/>
-        <w:ind w:firstLine="0"/>
-        <w:jc w:val="center"/>
-      </w:pPr>
-      <w:r>
-        <w:rPr>
-          <w:rFonts w:ascii="Times New Roman" w:hAnsi="Times New Roman"/>
-          <w:b/>
-          <w:i/>
-          <w:color w:val="646464"/>
-          <w:sz w:val="22"/>
-        </w:rPr>
-        <w:t>&lt;&lt; Скриншот содержимого таблицы SystemLogs после совершения операций пользователями &gt;&gt;</w:t>
-      </w:r>
-    </w:p>
-    <w:p>
-      <w:pPr>
-        <w:spacing w:after="0" w:before="0" w:line="360" w:lineRule="auto"/>
-        <w:ind w:firstLine="709"/>
-        <w:jc w:val="both"/>
-      </w:pPr>
-      <w:r>
-        <w:rPr>
-          <w:rFonts w:ascii="Times New Roman" w:hAnsi="Times New Roman"/>
-          <w:b w:val="0"/>
-          <w:i w:val="0"/>
-          <w:sz w:val="28"/>
-        </w:rPr>
-        <w:t>Вывод по разделу 8: В ходе выполнения практического задания 17.10.2026 задачи раздела были успешно решены в полном объеме, проектные решения интегрированы в общий программный комплекс разрабатываемой информационной системы.</w:t>
-      </w:r>
-    </w:p>
-    <w:p>
-      <w:r>
-        <w:br w:type="page"/>
-      </w:r>
-    </w:p>
-    <w:p>
-      <w:pPr>
-        <w:spacing w:after="120" w:before="240" w:line="360" w:lineRule="auto"/>
-        <w:ind w:firstLine="0"/>
-        <w:jc w:val="center"/>
-      </w:pPr>
-      <w:r>
-        <w:rPr>
-          <w:rFonts w:ascii="Times New Roman" w:hAnsi="Times New Roman"/>
-          <w:b/>
-          <w:i w:val="0"/>
-          <w:sz w:val="28"/>
-        </w:rPr>
-        <w:t>РАЗДЕЛ 9. ПР №7. ТЕСТИРОВАНИЕ СКОРОСТИ РАБОТЫ РАЗРАБОТАННОГО ПРИЛОЖЕНИЯ (19.10.2026)</w:t>
-      </w:r>
-    </w:p>
-    <w:p>
-      <w:pPr>
-        <w:spacing w:after="0" w:before="0" w:line="360" w:lineRule="auto"/>
-        <w:ind w:firstLine="709"/>
-        <w:jc w:val="both"/>
-      </w:pPr>
-      <w:r>
-        <w:rPr>
-          <w:rFonts w:ascii="Times New Roman" w:hAnsi="Times New Roman"/>
-          <w:b/>
-          <w:i w:val="0"/>
-          <w:sz w:val="28"/>
-        </w:rPr>
-        <w:t>Цель работы: Профилирование производительности выборки типизированного DataSet с помощью класса Stopwatch и оптимизация индексов FK.</w:t>
-      </w:r>
-    </w:p>
-    <w:p>
-      <w:pPr>
-        <w:spacing w:after="0" w:before="0" w:line="360" w:lineRule="auto"/>
-        <w:ind w:firstLine="709"/>
-        <w:jc w:val="both"/>
-      </w:pPr>
-      <w:r>
-        <w:rPr>
-          <w:rFonts w:ascii="Times New Roman" w:hAnsi="Times New Roman"/>
-          <w:b w:val="0"/>
-          <w:i w:val="0"/>
-          <w:sz w:val="28"/>
-        </w:rPr>
-        <w:t>Краткий ход выполнения и результаты работы:</w:t>
-      </w:r>
-    </w:p>
-    <w:p>
-      <w:pPr>
-        <w:spacing w:after="0" w:before="0" w:line="360" w:lineRule="auto"/>
-        <w:ind w:firstLine="850"/>
-        <w:jc w:val="both"/>
-      </w:pPr>
-      <w:r>
-        <w:rPr>
-          <w:rFonts w:ascii="Times New Roman" w:hAnsi="Times New Roman"/>
-          <w:b w:val="0"/>
-          <w:i w:val="0"/>
-          <w:sz w:val="28"/>
-        </w:rPr>
-        <w:t>• Программный замер времени выполнения запросов к БД через TableAdapter.Fill() с использованием System.Diagnostics.Stopwatch.</w:t>
-      </w:r>
-    </w:p>
-    <w:p>
-      <w:pPr>
-        <w:spacing w:after="0" w:before="0" w:line="360" w:lineRule="auto"/>
-        <w:ind w:firstLine="850"/>
-        <w:jc w:val="both"/>
-      </w:pPr>
-      <w:r>
-        <w:rPr>
-          <w:rFonts w:ascii="Times New Roman" w:hAnsi="Times New Roman"/>
-          <w:b w:val="0"/>
-          <w:i w:val="0"/>
-          <w:sz w:val="28"/>
-        </w:rPr>
-        <w:t>• Сравнительный бенчмарк выборки при объемах 100, 1000 и 5000 записей: Typed DataSet против прямого чтения через SqlDataReader.</w:t>
-      </w:r>
-    </w:p>
-    <w:p>
-      <w:pPr>
-        <w:spacing w:after="0" w:before="0" w:line="360" w:lineRule="auto"/>
-        <w:ind w:firstLine="850"/>
-        <w:jc w:val="both"/>
-      </w:pPr>
-      <w:r>
-        <w:rPr>
-          <w:rFonts w:ascii="Times New Roman" w:hAnsi="Times New Roman"/>
-          <w:b w:val="0"/>
-          <w:i w:val="0"/>
-          <w:sz w:val="28"/>
-        </w:rPr>
-        <w:t>• Создание некластеризованных индексов (Non-Clustered Indexes) на внешних ключах (FK) для оптимизации операций JOIN.</w:t>
-      </w:r>
-    </w:p>
-    <w:p>
-      <w:pPr>
-        <w:spacing w:after="0" w:before="0" w:line="360" w:lineRule="auto"/>
-        <w:ind w:firstLine="850"/>
-        <w:jc w:val="both"/>
-      </w:pPr>
-      <w:r>
-        <w:rPr>
-          <w:rFonts w:ascii="Times New Roman" w:hAnsi="Times New Roman"/>
-          <w:b w:val="0"/>
-          <w:i w:val="0"/>
-          <w:sz w:val="28"/>
-        </w:rPr>
-        <w:t>• Построение графика зависимости времени выборки от объема данных и наличия индексов.</w:t>
-      </w:r>
-    </w:p>
-    <w:p>
-      <w:pPr>
-        <w:spacing w:after="0" w:before="0" w:line="360" w:lineRule="auto"/>
-        <w:ind w:firstLine="709"/>
-        <w:jc w:val="both"/>
-      </w:pPr>
-      <w:r>
-        <w:rPr>
-          <w:rFonts w:ascii="Times New Roman" w:hAnsi="Times New Roman"/>
-          <w:b w:val="0"/>
-          <w:i w:val="0"/>
-          <w:sz w:val="28"/>
-        </w:rPr>
-        <w:t>Иллюстративный материал и результаты тестирования:</w:t>
-      </w:r>
-    </w:p>
-    <w:p>
-      <w:pPr>
-        <w:spacing w:before="120" w:after="120"/>
-        <w:ind w:firstLine="0"/>
-        <w:jc w:val="center"/>
-      </w:pPr>
-      <w:r>
-        <w:rPr>
-          <w:rFonts w:ascii="Times New Roman" w:hAnsi="Times New Roman"/>
-          <w:b/>
-          <w:i/>
-          <w:color w:val="646464"/>
-          <w:sz w:val="22"/>
-        </w:rPr>
-        <w:t>&lt;&lt; График или сводная таблица времени выполнения запросов (Stopwatch) до и после индексации &gt;&gt;</w:t>
-      </w:r>
-    </w:p>
-    <w:p>
-      <w:pPr>
-        <w:spacing w:after="0" w:before="0" w:line="360" w:lineRule="auto"/>
-        <w:ind w:firstLine="709"/>
-        <w:jc w:val="both"/>
-      </w:pPr>
-      <w:r>
-        <w:rPr>
-          <w:rFonts w:ascii="Times New Roman" w:hAnsi="Times New Roman"/>
-          <w:b w:val="0"/>
-          <w:i w:val="0"/>
-          <w:sz w:val="28"/>
-        </w:rPr>
-        <w:t>Вывод по разделу 9: В ходе выполнения практического задания 19.10.2026 задачи раздела были успешно решены в полном объеме, проектные решения интегрированы в общий программный комплекс разрабатываемой информационной системы.</w:t>
-      </w:r>
-    </w:p>
-    <w:p>
-      <w:r>
-        <w:br w:type="page"/>
-      </w:r>
-    </w:p>
-    <w:p>
-      <w:pPr>
-        <w:spacing w:after="120" w:before="240" w:line="360" w:lineRule="auto"/>
-        <w:ind w:firstLine="0"/>
-        <w:jc w:val="center"/>
-      </w:pPr>
-      <w:r>
-        <w:rPr>
-          <w:rFonts w:ascii="Times New Roman" w:hAnsi="Times New Roman"/>
-          <w:b/>
-          <w:i w:val="0"/>
-          <w:sz w:val="28"/>
-        </w:rPr>
-        <w:t>РАЗДЕЛ 10. ПР №8. РАЗРАБОТКА ПРОГРАММНОГО ПРИЛОЖЕНИЯ ШИФРОВАНИЕ И ДЕШИФРОВАНИЕ ФАЙЛОВ (ЧАСТЬ 1) (20.10.2026)</w:t>
-      </w:r>
-    </w:p>
-    <w:p>
-      <w:pPr>
-        <w:spacing w:after="0" w:before="0" w:line="360" w:lineRule="auto"/>
-        <w:ind w:firstLine="709"/>
-        <w:jc w:val="both"/>
-      </w:pPr>
-      <w:r>
-        <w:rPr>
-          <w:rFonts w:ascii="Times New Roman" w:hAnsi="Times New Roman"/>
-          <w:b/>
-          <w:i w:val="0"/>
-          <w:sz w:val="28"/>
-        </w:rPr>
-        <w:t>Цель работы: Разработка криптографического модуля симметричного шифрования AES-256 для защиты конфиденциальных файлов и строк подключения ИС.</w:t>
-      </w:r>
-    </w:p>
-    <w:p>
-      <w:pPr>
-        <w:spacing w:after="0" w:before="0" w:line="360" w:lineRule="auto"/>
-        <w:ind w:firstLine="709"/>
-        <w:jc w:val="both"/>
-      </w:pPr>
-      <w:r>
-        <w:rPr>
-          <w:rFonts w:ascii="Times New Roman" w:hAnsi="Times New Roman"/>
-          <w:b w:val="0"/>
-          <w:i w:val="0"/>
-          <w:sz w:val="28"/>
-        </w:rPr>
-        <w:t>Краткий ход выполнения и результаты работы:</w:t>
-      </w:r>
-    </w:p>
-    <w:p>
-      <w:pPr>
-        <w:spacing w:after="0" w:before="0" w:line="360" w:lineRule="auto"/>
-        <w:ind w:firstLine="850"/>
-        <w:jc w:val="both"/>
-      </w:pPr>
-      <w:r>
-        <w:rPr>
-          <w:rFonts w:ascii="Times New Roman" w:hAnsi="Times New Roman"/>
-          <w:b w:val="0"/>
-          <w:i w:val="0"/>
-          <w:sz w:val="28"/>
-        </w:rPr>
-        <w:t>• Изучение архитектуры блочного симметричного шифрования AES (Advanced Encryption Standard, Rijndael, длина ключа 256 бит).</w:t>
-      </w:r>
-    </w:p>
-    <w:p>
-      <w:pPr>
-        <w:spacing w:after="0" w:before="0" w:line="360" w:lineRule="auto"/>
-        <w:ind w:firstLine="850"/>
-        <w:jc w:val="both"/>
-      </w:pPr>
-      <w:r>
-        <w:rPr>
-          <w:rFonts w:ascii="Times New Roman" w:hAnsi="Times New Roman"/>
-          <w:b w:val="0"/>
-          <w:i w:val="0"/>
-          <w:sz w:val="28"/>
-        </w:rPr>
-        <w:t>• Реализация служебного класса CryptoManager с методами EncryptFile() и DecryptFile() на базе пространства имен System.Security.Cryptography.</w:t>
-      </w:r>
-    </w:p>
-    <w:p>
-      <w:pPr>
-        <w:spacing w:after="0" w:before="0" w:line="360" w:lineRule="auto"/>
-        <w:ind w:firstLine="850"/>
-        <w:jc w:val="both"/>
-      </w:pPr>
-      <w:r>
-        <w:rPr>
-          <w:rFonts w:ascii="Times New Roman" w:hAnsi="Times New Roman"/>
-          <w:b w:val="0"/>
-          <w:i w:val="0"/>
-          <w:sz w:val="28"/>
-        </w:rPr>
-        <w:t>• Применение потокового шифрования через CryptoStream в режиме сцепления блоков (CBC) с вектором инициализации (IV).</w:t>
-      </w:r>
-    </w:p>
-    <w:p>
-      <w:pPr>
-        <w:spacing w:after="0" w:before="0" w:line="360" w:lineRule="auto"/>
-        <w:ind w:firstLine="850"/>
-        <w:jc w:val="both"/>
-      </w:pPr>
-      <w:r>
-        <w:rPr>
-          <w:rFonts w:ascii="Times New Roman" w:hAnsi="Times New Roman"/>
-          <w:b w:val="0"/>
-          <w:i w:val="0"/>
-          <w:sz w:val="28"/>
-        </w:rPr>
-        <w:t>• Шифрование конфигурационного файла App.config со строкой подключения к SQLEXPRESS.</w:t>
-      </w:r>
-    </w:p>
-    <w:p>
-      <w:pPr>
-        <w:spacing w:after="0" w:before="0" w:line="360" w:lineRule="auto"/>
-        <w:ind w:firstLine="709"/>
-        <w:jc w:val="both"/>
-      </w:pPr>
-      <w:r>
-        <w:rPr>
-          <w:rFonts w:ascii="Times New Roman" w:hAnsi="Times New Roman"/>
-          <w:b w:val="0"/>
-          <w:i w:val="0"/>
-          <w:sz w:val="28"/>
-        </w:rPr>
-        <w:t>Иллюстративный материал и результаты тестирования:</w:t>
-      </w:r>
-    </w:p>
-    <w:p>
-      <w:pPr>
-        <w:spacing w:before="120" w:after="120"/>
-        <w:ind w:firstLine="0"/>
-        <w:jc w:val="center"/>
-      </w:pPr>
-      <w:r>
-        <w:rPr>
-          <w:rFonts w:ascii="Times New Roman" w:hAnsi="Times New Roman"/>
-          <w:b/>
-          <w:i/>
-          <w:color w:val="646464"/>
-          <w:sz w:val="22"/>
-        </w:rPr>
-        <w:t>&lt;&lt; Листинг C# методов шифрования AES-256 и скриншот зашифрованного файла на диске &gt;&gt;</w:t>
-      </w:r>
-    </w:p>
-    <w:p>
-      <w:pPr>
-        <w:spacing w:after="0" w:before="0" w:line="360" w:lineRule="auto"/>
-        <w:ind w:firstLine="709"/>
-        <w:jc w:val="both"/>
-      </w:pPr>
-      <w:r>
-        <w:rPr>
-          <w:rFonts w:ascii="Times New Roman" w:hAnsi="Times New Roman"/>
-          <w:b w:val="0"/>
-          <w:i w:val="0"/>
-          <w:sz w:val="28"/>
-        </w:rPr>
-        <w:t>Вывод по разделу 10: В ходе выполнения практического задания 20.10.2026 задачи раздела были успешно решены в полном объеме, проектные решения интегрированы в общий программный комплекс разрабатываемой информационной системы.</w:t>
-      </w:r>
-    </w:p>
-    <w:p>
-      <w:r>
-        <w:br w:type="page"/>
-      </w:r>
-    </w:p>
-    <w:p>
-      <w:pPr>
-        <w:spacing w:after="120" w:before="240" w:line="360" w:lineRule="auto"/>
-        <w:ind w:firstLine="0"/>
-        <w:jc w:val="center"/>
-      </w:pPr>
-      <w:r>
-        <w:rPr>
-          <w:rFonts w:ascii="Times New Roman" w:hAnsi="Times New Roman"/>
-          <w:b/>
-          <w:i w:val="0"/>
-          <w:sz w:val="28"/>
-        </w:rPr>
-        <w:t>РАЗДЕЛ 11. ПР №8. РАЗРАБОТКА ПРОГРАММНОГО ПРИЛОЖЕНИЯ ШИФРОВАНИЕ И ДЕШИФРОВАНИЕ ФАЙЛОВ (ЧАСТЬ 2) (21.10.2026)</w:t>
-      </w:r>
-    </w:p>
-    <w:p>
-      <w:pPr>
-        <w:spacing w:after="0" w:before="0" w:line="360" w:lineRule="auto"/>
-        <w:ind w:firstLine="709"/>
-        <w:jc w:val="both"/>
-      </w:pPr>
-      <w:r>
-        <w:rPr>
-          <w:rFonts w:ascii="Times New Roman" w:hAnsi="Times New Roman"/>
-          <w:b/>
-          <w:i w:val="0"/>
-          <w:sz w:val="28"/>
-        </w:rPr>
-        <w:t>Цель работы: Реализация безопасной аутентификации: криптографическое хэширование паролей пользователей SHA-256 с солью.</w:t>
-      </w:r>
-    </w:p>
-    <w:p>
-      <w:pPr>
-        <w:spacing w:after="0" w:before="0" w:line="360" w:lineRule="auto"/>
-        <w:ind w:firstLine="709"/>
-        <w:jc w:val="both"/>
-      </w:pPr>
-      <w:r>
-        <w:rPr>
-          <w:rFonts w:ascii="Times New Roman" w:hAnsi="Times New Roman"/>
-          <w:b w:val="0"/>
-          <w:i w:val="0"/>
-          <w:sz w:val="28"/>
-        </w:rPr>
-        <w:t>Краткий ход выполнения и результаты работы:</w:t>
-      </w:r>
-    </w:p>
-    <w:p>
-      <w:pPr>
-        <w:spacing w:after="0" w:before="0" w:line="360" w:lineRule="auto"/>
-        <w:ind w:firstLine="850"/>
-        <w:jc w:val="both"/>
-      </w:pPr>
-      <w:r>
-        <w:rPr>
-          <w:rFonts w:ascii="Times New Roman" w:hAnsi="Times New Roman"/>
-          <w:b w:val="0"/>
-          <w:i w:val="0"/>
-          <w:sz w:val="28"/>
-        </w:rPr>
-        <w:t>• Анализ уязвимости хранения паролей в открытом виде (Plaintext) и методов защиты от атак по радужным таблицам (Rainbow Tables).</w:t>
-      </w:r>
-    </w:p>
-    <w:p>
-      <w:pPr>
-        <w:spacing w:after="0" w:before="0" w:line="360" w:lineRule="auto"/>
-        <w:ind w:firstLine="850"/>
-        <w:jc w:val="both"/>
-      </w:pPr>
-      <w:r>
-        <w:rPr>
-          <w:rFonts w:ascii="Times New Roman" w:hAnsi="Times New Roman"/>
-          <w:b w:val="0"/>
-          <w:i w:val="0"/>
-          <w:sz w:val="28"/>
-        </w:rPr>
-        <w:t>• Реализация функции вычисления дайджеста пароля: конкатенация пароля и криптографически стойкой соли (Salt) с последующим хэшированием SHA-256.</w:t>
-      </w:r>
-    </w:p>
-    <w:p>
-      <w:pPr>
-        <w:spacing w:after="0" w:before="0" w:line="360" w:lineRule="auto"/>
-        <w:ind w:firstLine="850"/>
-        <w:jc w:val="both"/>
-      </w:pPr>
-      <w:r>
-        <w:rPr>
-          <w:rFonts w:ascii="Times New Roman" w:hAnsi="Times New Roman"/>
-          <w:b w:val="0"/>
-          <w:i w:val="0"/>
-          <w:sz w:val="28"/>
-        </w:rPr>
-        <w:t>• Модификация таблицы Users в базе данных для хранения столбцов PasswordHash (nvarchar(64)) и Salt (nvarchar(32)).</w:t>
-      </w:r>
-    </w:p>
-    <w:p>
-      <w:pPr>
-        <w:spacing w:after="0" w:before="0" w:line="360" w:lineRule="auto"/>
-        <w:ind w:firstLine="850"/>
-        <w:jc w:val="both"/>
-      </w:pPr>
-      <w:r>
-        <w:rPr>
-          <w:rFonts w:ascii="Times New Roman" w:hAnsi="Times New Roman"/>
-          <w:b w:val="0"/>
-          <w:i w:val="0"/>
-          <w:sz w:val="28"/>
-        </w:rPr>
-        <w:t>• Интеграция функции сверки хэша при авторизации пользователя в ИС.</w:t>
-      </w:r>
-    </w:p>
-    <w:p>
-      <w:pPr>
-        <w:spacing w:after="0" w:before="0" w:line="360" w:lineRule="auto"/>
-        <w:ind w:firstLine="709"/>
-        <w:jc w:val="both"/>
-      </w:pPr>
-      <w:r>
-        <w:rPr>
-          <w:rFonts w:ascii="Times New Roman" w:hAnsi="Times New Roman"/>
-          <w:b w:val="0"/>
-          <w:i w:val="0"/>
-          <w:sz w:val="28"/>
-        </w:rPr>
-        <w:t>Иллюстративный материал и результаты тестирования:</w:t>
-      </w:r>
-    </w:p>
-    <w:p>
-      <w:pPr>
-        <w:spacing w:before="120" w:after="120"/>
-        <w:ind w:firstLine="0"/>
-        <w:jc w:val="center"/>
-      </w:pPr>
-      <w:r>
-        <w:rPr>
-          <w:rFonts w:ascii="Times New Roman" w:hAnsi="Times New Roman"/>
-          <w:b/>
-          <w:i/>
-          <w:color w:val="646464"/>
-          <w:sz w:val="22"/>
-        </w:rPr>
-        <w:t>&lt;&lt; Скриншот таблицы Users в SSMS с хэшированными паролями SHA-256 &gt;&gt;</w:t>
-      </w:r>
-    </w:p>
-    <w:p>
-      <w:pPr>
-        <w:spacing w:after="0" w:before="0" w:line="360" w:lineRule="auto"/>
-        <w:ind w:firstLine="709"/>
-        <w:jc w:val="both"/>
-      </w:pPr>
-      <w:r>
-        <w:rPr>
-          <w:rFonts w:ascii="Times New Roman" w:hAnsi="Times New Roman"/>
-          <w:b w:val="0"/>
-          <w:i w:val="0"/>
-          <w:sz w:val="28"/>
-        </w:rPr>
-        <w:t>Вывод по разделу 11: В ходе выполнения практического задания 21.10.2026 задачи раздела были успешно решены в полном объеме, проектные решения интегрированы в общий программный комплекс разрабатываемой информационной системы.</w:t>
-      </w:r>
-    </w:p>
-    <w:p>
-      <w:r>
-        <w:br w:type="page"/>
-      </w:r>
-    </w:p>
-    <w:p>
-      <w:pPr>
-        <w:spacing w:after="120" w:before="240" w:line="360" w:lineRule="auto"/>
-        <w:ind w:firstLine="0"/>
-        <w:jc w:val="center"/>
-      </w:pPr>
-      <w:r>
-        <w:rPr>
-          <w:rFonts w:ascii="Times New Roman" w:hAnsi="Times New Roman"/>
-          <w:b/>
-          <w:i w:val="0"/>
-          <w:sz w:val="28"/>
-        </w:rPr>
-        <w:t>РАЗДЕЛ 12. ПР №9. ЛОКАЛЬНЫЙ GIT (22.10.2026)</w:t>
-      </w:r>
-    </w:p>
-    <w:p>
-      <w:pPr>
-        <w:spacing w:after="0" w:before="0" w:line="360" w:lineRule="auto"/>
-        <w:ind w:firstLine="709"/>
-        <w:jc w:val="both"/>
-      </w:pPr>
-      <w:r>
-        <w:rPr>
-          <w:rFonts w:ascii="Times New Roman" w:hAnsi="Times New Roman"/>
-          <w:b/>
-          <w:i w:val="0"/>
-          <w:sz w:val="28"/>
-        </w:rPr>
-        <w:t>Цель работы: Инициализация локального репозитория Git, конфигурация файла .gitignore для Visual Studio и фиксация архитектуры решения.</w:t>
-      </w:r>
-    </w:p>
-    <w:p>
-      <w:pPr>
-        <w:spacing w:after="0" w:before="0" w:line="360" w:lineRule="auto"/>
-        <w:ind w:firstLine="709"/>
-        <w:jc w:val="both"/>
-      </w:pPr>
-      <w:r>
-        <w:rPr>
-          <w:rFonts w:ascii="Times New Roman" w:hAnsi="Times New Roman"/>
-          <w:b w:val="0"/>
-          <w:i w:val="0"/>
-          <w:sz w:val="28"/>
-        </w:rPr>
-        <w:t>Краткий ход выполнения и результаты работы:</w:t>
-      </w:r>
-    </w:p>
-    <w:p>
-      <w:pPr>
-        <w:spacing w:after="0" w:before="0" w:line="360" w:lineRule="auto"/>
-        <w:ind w:firstLine="850"/>
-        <w:jc w:val="both"/>
-      </w:pPr>
-      <w:r>
-        <w:rPr>
-          <w:rFonts w:ascii="Times New Roman" w:hAnsi="Times New Roman"/>
-          <w:b w:val="0"/>
-          <w:i w:val="0"/>
-          <w:sz w:val="28"/>
-        </w:rPr>
-        <w:t>• Инициализация локального репозитория в корне проекта командой git init.</w:t>
-      </w:r>
-    </w:p>
-    <w:p>
-      <w:pPr>
-        <w:spacing w:after="0" w:before="0" w:line="360" w:lineRule="auto"/>
-        <w:ind w:firstLine="850"/>
-        <w:jc w:val="both"/>
-      </w:pPr>
-      <w:r>
-        <w:rPr>
-          <w:rFonts w:ascii="Times New Roman" w:hAnsi="Times New Roman"/>
-          <w:b w:val="0"/>
-          <w:i w:val="0"/>
-          <w:sz w:val="28"/>
-        </w:rPr>
-        <w:t>• Создание профессионального файла .gitignore: исключение служебных папок .vs/, bin/, obj/, временных файлов сборщика и локальных БД (.mdf/.ldf).</w:t>
-      </w:r>
-    </w:p>
-    <w:p>
-      <w:pPr>
-        <w:spacing w:after="0" w:before="0" w:line="360" w:lineRule="auto"/>
-        <w:ind w:firstLine="850"/>
-        <w:jc w:val="both"/>
-      </w:pPr>
-      <w:r>
-        <w:rPr>
-          <w:rFonts w:ascii="Times New Roman" w:hAnsi="Times New Roman"/>
-          <w:b w:val="0"/>
-          <w:i w:val="0"/>
-          <w:sz w:val="28"/>
-        </w:rPr>
-        <w:t>• Формирование базовых коммитов проекта по стандарту Conventional Commits (feat, fix, docs, chore).</w:t>
-      </w:r>
-    </w:p>
-    <w:p>
-      <w:pPr>
-        <w:spacing w:after="0" w:before="0" w:line="360" w:lineRule="auto"/>
-        <w:ind w:firstLine="850"/>
-        <w:jc w:val="both"/>
-      </w:pPr>
-      <w:r>
-        <w:rPr>
-          <w:rFonts w:ascii="Times New Roman" w:hAnsi="Times New Roman"/>
-          <w:b w:val="0"/>
-          <w:i w:val="0"/>
-          <w:sz w:val="28"/>
-        </w:rPr>
-        <w:t>• Просмотр истории репозитория с помощью команд git status и git log --oneline.</w:t>
-      </w:r>
-    </w:p>
-    <w:p>
-      <w:pPr>
-        <w:spacing w:after="0" w:before="0" w:line="360" w:lineRule="auto"/>
-        <w:ind w:firstLine="709"/>
-        <w:jc w:val="both"/>
-      </w:pPr>
-      <w:r>
-        <w:rPr>
-          <w:rFonts w:ascii="Times New Roman" w:hAnsi="Times New Roman"/>
-          <w:b w:val="0"/>
-          <w:i w:val="0"/>
-          <w:sz w:val="28"/>
-        </w:rPr>
-        <w:t>Иллюстративный материал и результаты тестирования:</w:t>
-      </w:r>
-    </w:p>
-    <w:p>
-      <w:pPr>
-        <w:spacing w:before="120" w:after="120"/>
-        <w:ind w:firstLine="0"/>
-        <w:jc w:val="center"/>
-      </w:pPr>
-      <w:r>
-        <w:rPr>
-          <w:rFonts w:ascii="Times New Roman" w:hAnsi="Times New Roman"/>
-          <w:b/>
-          <w:i/>
-          <w:color w:val="646464"/>
-          <w:sz w:val="22"/>
-        </w:rPr>
-        <w:t>&lt;&lt; Скриншот консоли с выводом git status и git log первого этапа проекта &gt;&gt;</w:t>
-      </w:r>
-    </w:p>
-    <w:p>
-      <w:pPr>
-        <w:spacing w:after="0" w:before="0" w:line="360" w:lineRule="auto"/>
-        <w:ind w:firstLine="709"/>
-        <w:jc w:val="both"/>
-      </w:pPr>
-      <w:r>
-        <w:rPr>
-          <w:rFonts w:ascii="Times New Roman" w:hAnsi="Times New Roman"/>
-          <w:b w:val="0"/>
-          <w:i w:val="0"/>
-          <w:sz w:val="28"/>
-        </w:rPr>
-        <w:t>Вывод по разделу 12: В ходе выполнения практического задания 22.10.2026 задачи раздела были успешно решены в полном объеме, проектные решения интегрированы в общий программный комплекс разрабатываемой информационной системы.</w:t>
-      </w:r>
-    </w:p>
-    <w:p>
-      <w:r>
-        <w:br w:type="page"/>
-      </w:r>
-    </w:p>
-    <w:p>
-      <w:pPr>
-        <w:spacing w:after="120" w:before="240" w:line="360" w:lineRule="auto"/>
-        <w:ind w:firstLine="0"/>
-        <w:jc w:val="center"/>
-      </w:pPr>
-      <w:r>
-        <w:rPr>
-          <w:rFonts w:ascii="Times New Roman" w:hAnsi="Times New Roman"/>
-          <w:b/>
-          <w:i w:val="0"/>
-          <w:sz w:val="28"/>
-        </w:rPr>
-        <w:t>РАЗДЕЛ 13. ПР №9. ЛОКАЛЬНЫЙ GIT (ПРОД.) (23.10.2026)</w:t>
-      </w:r>
-    </w:p>
-    <w:p>
-      <w:pPr>
-        <w:spacing w:after="0" w:before="0" w:line="360" w:lineRule="auto"/>
-        <w:ind w:firstLine="709"/>
-        <w:jc w:val="both"/>
-      </w:pPr>
-      <w:r>
-        <w:rPr>
-          <w:rFonts w:ascii="Times New Roman" w:hAnsi="Times New Roman"/>
-          <w:b/>
-          <w:i w:val="0"/>
-          <w:sz w:val="28"/>
-        </w:rPr>
-        <w:t>Цель работы: Практика ветвления в Git: создание feature-веток, моделирование конфликтов в дизайнере .xsd и их успешное разрешение.</w:t>
-      </w:r>
-    </w:p>
-    <w:p>
-      <w:pPr>
-        <w:spacing w:after="0" w:before="0" w:line="360" w:lineRule="auto"/>
-        <w:ind w:firstLine="709"/>
-        <w:jc w:val="both"/>
-      </w:pPr>
-      <w:r>
-        <w:rPr>
-          <w:rFonts w:ascii="Times New Roman" w:hAnsi="Times New Roman"/>
-          <w:b w:val="0"/>
-          <w:i w:val="0"/>
-          <w:sz w:val="28"/>
-        </w:rPr>
-        <w:t>Краткий ход выполнения и результаты работы:</w:t>
-      </w:r>
-    </w:p>
-    <w:p>
-      <w:pPr>
-        <w:spacing w:after="0" w:before="0" w:line="360" w:lineRule="auto"/>
-        <w:ind w:firstLine="850"/>
-        <w:jc w:val="both"/>
-      </w:pPr>
-      <w:r>
-        <w:rPr>
-          <w:rFonts w:ascii="Times New Roman" w:hAnsi="Times New Roman"/>
-          <w:b w:val="0"/>
-          <w:i w:val="0"/>
-          <w:sz w:val="28"/>
-        </w:rPr>
-        <w:t>• Создание изолированных функциональных веток: git branch feature/auth и git branch feature/master-detail.</w:t>
-      </w:r>
-    </w:p>
-    <w:p>
-      <w:pPr>
-        <w:spacing w:after="0" w:before="0" w:line="360" w:lineRule="auto"/>
-        <w:ind w:firstLine="850"/>
-        <w:jc w:val="both"/>
-      </w:pPr>
-      <w:r>
-        <w:rPr>
-          <w:rFonts w:ascii="Times New Roman" w:hAnsi="Times New Roman"/>
-          <w:b w:val="0"/>
-          <w:i w:val="0"/>
-          <w:sz w:val="28"/>
-        </w:rPr>
-        <w:t>• Параллельная модификация файлов формы и схемы DataSet в разных ветках с последующим коммитом.</w:t>
-      </w:r>
-    </w:p>
-    <w:p>
-      <w:pPr>
-        <w:spacing w:after="0" w:before="0" w:line="360" w:lineRule="auto"/>
-        <w:ind w:firstLine="850"/>
-        <w:jc w:val="both"/>
-      </w:pPr>
-      <w:r>
-        <w:rPr>
-          <w:rFonts w:ascii="Times New Roman" w:hAnsi="Times New Roman"/>
-          <w:b w:val="0"/>
-          <w:i w:val="0"/>
-          <w:sz w:val="28"/>
-        </w:rPr>
-        <w:t>• Моделирование конфликта слияния (Merge Conflict) при попытке слияния ветки в master.</w:t>
-      </w:r>
-    </w:p>
-    <w:p>
-      <w:pPr>
-        <w:spacing w:after="0" w:before="0" w:line="360" w:lineRule="auto"/>
-        <w:ind w:firstLine="850"/>
-        <w:jc w:val="both"/>
-      </w:pPr>
-      <w:r>
-        <w:rPr>
-          <w:rFonts w:ascii="Times New Roman" w:hAnsi="Times New Roman"/>
-          <w:b w:val="0"/>
-          <w:i w:val="0"/>
-          <w:sz w:val="28"/>
-        </w:rPr>
-        <w:t>• Ручной разбор и разрешение конфликта маркеров &lt;&lt;&lt;&lt;&lt;&lt;&lt; HEAD, фиксация мерж-коммита и просмотр графа коммитов (git log --graph).</w:t>
-      </w:r>
-    </w:p>
-    <w:p>
-      <w:pPr>
-        <w:spacing w:after="0" w:before="0" w:line="360" w:lineRule="auto"/>
-        <w:ind w:firstLine="709"/>
-        <w:jc w:val="both"/>
-      </w:pPr>
-      <w:r>
-        <w:rPr>
-          <w:rFonts w:ascii="Times New Roman" w:hAnsi="Times New Roman"/>
-          <w:b w:val="0"/>
-          <w:i w:val="0"/>
-          <w:sz w:val="28"/>
-        </w:rPr>
-        <w:t>Иллюстративный материал и результаты тестирования:</w:t>
-      </w:r>
-    </w:p>
-    <w:p>
-      <w:pPr>
-        <w:spacing w:before="120" w:after="120"/>
-        <w:ind w:firstLine="0"/>
-        <w:jc w:val="center"/>
-      </w:pPr>
-      <w:r>
-        <w:rPr>
-          <w:rFonts w:ascii="Times New Roman" w:hAnsi="Times New Roman"/>
-          <w:b/>
-          <w:i/>
-          <w:color w:val="646464"/>
-          <w:sz w:val="22"/>
-        </w:rPr>
-        <w:t>&lt;&lt; Скриншот графа коммитов git log --graph --oneline с разрешенным слиянием веток &gt;&gt;</w:t>
-      </w:r>
-    </w:p>
-    <w:p>
-      <w:pPr>
-        <w:spacing w:after="0" w:before="0" w:line="360" w:lineRule="auto"/>
-        <w:ind w:firstLine="709"/>
-        <w:jc w:val="both"/>
-      </w:pPr>
-      <w:r>
-        <w:rPr>
-          <w:rFonts w:ascii="Times New Roman" w:hAnsi="Times New Roman"/>
-          <w:b w:val="0"/>
-          <w:i w:val="0"/>
-          <w:sz w:val="28"/>
-        </w:rPr>
-        <w:t>Вывод по разделу 13: В ходе выполнения практического задания 23.10.2026 задачи раздела были успешно решены в полном объеме, проектные решения интегрированы в общий программный комплекс разрабатываемой информационной системы.</w:t>
-      </w:r>
-    </w:p>
-    <w:p>
-      <w:r>
-        <w:br w:type="page"/>
-      </w:r>
-    </w:p>
-    <w:p>
-      <w:pPr>
-        <w:spacing w:after="120" w:before="240" w:line="360" w:lineRule="auto"/>
-        <w:ind w:firstLine="0"/>
-        <w:jc w:val="center"/>
-      </w:pPr>
-      <w:r>
-        <w:rPr>
-          <w:rFonts w:ascii="Times New Roman" w:hAnsi="Times New Roman"/>
-          <w:b/>
-          <w:i w:val="0"/>
-          <w:sz w:val="28"/>
-        </w:rPr>
-        <w:t>РАЗДЕЛ 14. ПР №10. РАЗРАБОТКА ГРАФИЧЕСКОГО ИНТЕРФЕЙСА ПРОГРАММНОГО ПРОДУКТА (ЧАСТЬ 1) (26.10.2026)</w:t>
-      </w:r>
-    </w:p>
-    <w:p>
-      <w:pPr>
-        <w:spacing w:after="0" w:before="0" w:line="360" w:lineRule="auto"/>
-        <w:ind w:firstLine="709"/>
-        <w:jc w:val="both"/>
-      </w:pPr>
-      <w:r>
-        <w:rPr>
-          <w:rFonts w:ascii="Times New Roman" w:hAnsi="Times New Roman"/>
-          <w:b/>
-          <w:i w:val="0"/>
-          <w:sz w:val="28"/>
-        </w:rPr>
-        <w:t>Цель работы: Проектирование современного пользовательского интерфейса авторизации и регистрации на компонентах Material3 WinForms.</w:t>
-      </w:r>
-    </w:p>
-    <w:p>
-      <w:pPr>
-        <w:spacing w:after="0" w:before="0" w:line="360" w:lineRule="auto"/>
-        <w:ind w:firstLine="709"/>
-        <w:jc w:val="both"/>
-      </w:pPr>
-      <w:r>
-        <w:rPr>
-          <w:rFonts w:ascii="Times New Roman" w:hAnsi="Times New Roman"/>
-          <w:b w:val="0"/>
-          <w:i w:val="0"/>
-          <w:sz w:val="28"/>
-        </w:rPr>
-        <w:t>Краткий ход выполнения и результаты работы:</w:t>
-      </w:r>
-    </w:p>
-    <w:p>
-      <w:pPr>
-        <w:spacing w:after="0" w:before="0" w:line="360" w:lineRule="auto"/>
-        <w:ind w:firstLine="850"/>
-        <w:jc w:val="both"/>
-      </w:pPr>
-      <w:r>
-        <w:rPr>
-          <w:rFonts w:ascii="Times New Roman" w:hAnsi="Times New Roman"/>
-          <w:b w:val="0"/>
-          <w:i w:val="0"/>
-          <w:sz w:val="28"/>
-        </w:rPr>
-        <w:t>• Наследование главной формы от базового класса MaterialSkin.Controls.MaterialForm, настройка цветовой схемы MaterialSkinManager.</w:t>
-      </w:r>
-    </w:p>
-    <w:p>
-      <w:pPr>
-        <w:spacing w:after="0" w:before="0" w:line="360" w:lineRule="auto"/>
-        <w:ind w:firstLine="850"/>
-        <w:jc w:val="both"/>
-      </w:pPr>
-      <w:r>
-        <w:rPr>
-          <w:rFonts w:ascii="Times New Roman" w:hAnsi="Times New Roman"/>
-          <w:b w:val="0"/>
-          <w:i w:val="0"/>
-          <w:sz w:val="28"/>
-        </w:rPr>
-        <w:t>• Размещение компонентов MaterialCard, MaterialTextBox (стиль Hint), MaterialButton для создания современного плоского дизайна.</w:t>
-      </w:r>
-    </w:p>
-    <w:p>
-      <w:pPr>
-        <w:spacing w:after="0" w:before="0" w:line="360" w:lineRule="auto"/>
-        <w:ind w:firstLine="850"/>
-        <w:jc w:val="both"/>
-      </w:pPr>
-      <w:r>
-        <w:rPr>
-          <w:rFonts w:ascii="Times New Roman" w:hAnsi="Times New Roman"/>
-          <w:b w:val="0"/>
-          <w:i w:val="0"/>
-          <w:sz w:val="28"/>
-        </w:rPr>
-        <w:t>• Реализация логики проверки учетных данных: сверка логина и хэша пароля по таблице Users.</w:t>
-      </w:r>
-    </w:p>
-    <w:p>
-      <w:pPr>
-        <w:spacing w:after="0" w:before="0" w:line="360" w:lineRule="auto"/>
-        <w:ind w:firstLine="850"/>
-        <w:jc w:val="both"/>
-      </w:pPr>
-      <w:r>
-        <w:rPr>
-          <w:rFonts w:ascii="Times New Roman" w:hAnsi="Times New Roman"/>
-          <w:b w:val="0"/>
-          <w:i w:val="0"/>
-          <w:sz w:val="28"/>
-        </w:rPr>
-        <w:t>• Реализация ролевой модели доступа: определение прав (Администратор — полный доступ к справочникам, Оператор — работа с реестрами).</w:t>
-      </w:r>
-    </w:p>
-    <w:p>
-      <w:pPr>
-        <w:spacing w:after="0" w:before="0" w:line="360" w:lineRule="auto"/>
-        <w:ind w:firstLine="709"/>
-        <w:jc w:val="both"/>
-      </w:pPr>
-      <w:r>
-        <w:rPr>
-          <w:rFonts w:ascii="Times New Roman" w:hAnsi="Times New Roman"/>
-          <w:b w:val="0"/>
-          <w:i w:val="0"/>
-          <w:sz w:val="28"/>
-        </w:rPr>
-        <w:t>Иллюстративный материал и результаты тестирования:</w:t>
-      </w:r>
-    </w:p>
-    <w:p>
-      <w:pPr>
-        <w:spacing w:before="120" w:after="120"/>
-        <w:ind w:firstLine="0"/>
-        <w:jc w:val="center"/>
-      </w:pPr>
-      <w:r>
-        <w:rPr>
-          <w:rFonts w:ascii="Times New Roman" w:hAnsi="Times New Roman"/>
-          <w:b/>
-          <w:i/>
-          <w:color w:val="646464"/>
-          <w:sz w:val="22"/>
-        </w:rPr>
-        <w:t>&lt;&lt; Скриншот формы авторизации и регистрации в дизайне Material3 &gt;&gt;</w:t>
-      </w:r>
-    </w:p>
-    <w:p>
-      <w:pPr>
-        <w:spacing w:after="0" w:before="0" w:line="360" w:lineRule="auto"/>
-        <w:ind w:firstLine="709"/>
-        <w:jc w:val="both"/>
-      </w:pPr>
-      <w:r>
-        <w:rPr>
-          <w:rFonts w:ascii="Times New Roman" w:hAnsi="Times New Roman"/>
-          <w:b w:val="0"/>
-          <w:i w:val="0"/>
-          <w:sz w:val="28"/>
-        </w:rPr>
-        <w:t>Вывод по разделу 14: В ходе выполнения практического задания 26.10.2026 задачи раздела были успешно решены в полном объеме, проектные решения интегрированы в общий программный комплекс разрабатываемой информационной системы.</w:t>
-      </w:r>
-    </w:p>
-    <w:p>
-      <w:r>
-        <w:br w:type="page"/>
-      </w:r>
-    </w:p>
-    <w:p>
-      <w:pPr>
-        <w:spacing w:after="120" w:before="240" w:line="360" w:lineRule="auto"/>
-        <w:ind w:firstLine="0"/>
-        <w:jc w:val="center"/>
-      </w:pPr>
-      <w:r>
-        <w:rPr>
-          <w:rFonts w:ascii="Times New Roman" w:hAnsi="Times New Roman"/>
-          <w:b/>
-          <w:i w:val="0"/>
-          <w:sz w:val="28"/>
-        </w:rPr>
-        <w:t>РАЗДЕЛ 15. ПР №10. РАЗРАБОТКА ГРАФИЧЕСКОГО ИНТЕРФЕЙСА ПРОГРАММНОГО ПРОДУКТА (ЧАСТЬ 2) (27.10.2026)</w:t>
-      </w:r>
-    </w:p>
-    <w:p>
-      <w:pPr>
-        <w:spacing w:after="0" w:before="0" w:line="360" w:lineRule="auto"/>
-        <w:ind w:firstLine="709"/>
-        <w:jc w:val="both"/>
-      </w:pPr>
-      <w:r>
-        <w:rPr>
-          <w:rFonts w:ascii="Times New Roman" w:hAnsi="Times New Roman"/>
-          <w:b/>
-          <w:i w:val="0"/>
-          <w:sz w:val="28"/>
-        </w:rPr>
-        <w:t>Цель работы: Интеграция визуального дизайнера .xsd Typed DataSet, настройка связей DataRelation и построение интерфейса Master-Detail.</w:t>
-      </w:r>
-    </w:p>
-    <w:p>
-      <w:pPr>
-        <w:spacing w:after="0" w:before="0" w:line="360" w:lineRule="auto"/>
-        <w:ind w:firstLine="709"/>
-        <w:jc w:val="both"/>
-      </w:pPr>
-      <w:r>
-        <w:rPr>
-          <w:rFonts w:ascii="Times New Roman" w:hAnsi="Times New Roman"/>
-          <w:b w:val="0"/>
-          <w:i w:val="0"/>
-          <w:sz w:val="28"/>
-        </w:rPr>
-        <w:t>Краткий ход выполнения и результаты работы:</w:t>
-      </w:r>
-    </w:p>
-    <w:p>
-      <w:pPr>
-        <w:spacing w:after="0" w:before="0" w:line="360" w:lineRule="auto"/>
-        <w:ind w:firstLine="850"/>
-        <w:jc w:val="both"/>
-      </w:pPr>
-      <w:r>
-        <w:rPr>
-          <w:rFonts w:ascii="Times New Roman" w:hAnsi="Times New Roman"/>
-          <w:b w:val="0"/>
-          <w:i w:val="0"/>
-          <w:sz w:val="28"/>
-        </w:rPr>
-        <w:t>• Подключение базы данных проекта через окно Data Sources Visual Studio с генерацией типизированного DataSet (.xsd).</w:t>
-      </w:r>
-    </w:p>
-    <w:p>
-      <w:pPr>
-        <w:spacing w:after="0" w:before="0" w:line="360" w:lineRule="auto"/>
-        <w:ind w:firstLine="850"/>
-        <w:jc w:val="both"/>
-      </w:pPr>
-      <w:r>
-        <w:rPr>
-          <w:rFonts w:ascii="Times New Roman" w:hAnsi="Times New Roman"/>
-          <w:b w:val="0"/>
-          <w:i w:val="0"/>
-          <w:sz w:val="28"/>
-        </w:rPr>
-        <w:t>• Создание связей отношений (DataRelation) между родительскими и дочерними таблицами варианта (FK Challenge).</w:t>
-      </w:r>
-    </w:p>
-    <w:p>
-      <w:pPr>
-        <w:spacing w:after="0" w:before="0" w:line="360" w:lineRule="auto"/>
-        <w:ind w:firstLine="850"/>
-        <w:jc w:val="both"/>
-      </w:pPr>
-      <w:r>
-        <w:rPr>
-          <w:rFonts w:ascii="Times New Roman" w:hAnsi="Times New Roman"/>
-          <w:b w:val="0"/>
-          <w:i w:val="0"/>
-          <w:sz w:val="28"/>
-        </w:rPr>
-        <w:t>• Организация интерфейса Master-Detail: синхронизация верхнего грида (родительские записи) и нижнего грида (дочерняя спецификация).</w:t>
-      </w:r>
-    </w:p>
-    <w:p>
-      <w:pPr>
-        <w:spacing w:after="0" w:before="0" w:line="360" w:lineRule="auto"/>
-        <w:ind w:firstLine="850"/>
-        <w:jc w:val="both"/>
-      </w:pPr>
-      <w:r>
-        <w:rPr>
-          <w:rFonts w:ascii="Times New Roman" w:hAnsi="Times New Roman"/>
-          <w:b w:val="0"/>
-          <w:i w:val="0"/>
-          <w:sz w:val="28"/>
-        </w:rPr>
-        <w:t>• Использование компонентов BindingSource и связывание дочернего BindingSource с отношением родительской таблицы.</w:t>
-      </w:r>
-    </w:p>
-    <w:p>
-      <w:pPr>
-        <w:spacing w:after="0" w:before="0" w:line="360" w:lineRule="auto"/>
-        <w:ind w:firstLine="709"/>
-        <w:jc w:val="both"/>
-      </w:pPr>
-      <w:r>
-        <w:rPr>
-          <w:rFonts w:ascii="Times New Roman" w:hAnsi="Times New Roman"/>
-          <w:b w:val="0"/>
-          <w:i w:val="0"/>
-          <w:sz w:val="28"/>
-        </w:rPr>
-        <w:t>Иллюстративный материал и результаты тестирования:</w:t>
-      </w:r>
-    </w:p>
-    <w:p>
-      <w:pPr>
-        <w:spacing w:before="120" w:after="120"/>
-        <w:ind w:firstLine="0"/>
-        <w:jc w:val="center"/>
-      </w:pPr>
-      <w:r>
-        <w:rPr>
-          <w:rFonts w:ascii="Times New Roman" w:hAnsi="Times New Roman"/>
-          <w:b/>
-          <w:i/>
-          <w:color w:val="646464"/>
-          <w:sz w:val="22"/>
-        </w:rPr>
-        <w:t>&lt;&lt; Скриншот главного окна ИС со связкой Master-Detail (две связанные таблицы) &gt;&gt;</w:t>
-      </w:r>
-    </w:p>
-    <w:p>
-      <w:pPr>
-        <w:spacing w:after="0" w:before="0" w:line="360" w:lineRule="auto"/>
-        <w:ind w:firstLine="709"/>
-        <w:jc w:val="both"/>
-      </w:pPr>
-      <w:r>
-        <w:rPr>
-          <w:rFonts w:ascii="Times New Roman" w:hAnsi="Times New Roman"/>
-          <w:b w:val="0"/>
-          <w:i w:val="0"/>
-          <w:sz w:val="28"/>
-        </w:rPr>
-        <w:t>Вывод по разделу 15: В ходе выполнения практического задания 27.10.2026 задачи раздела были успешно решены в полном объеме, проектные решения интегрированы в общий программный комплекс разрабатываемой информационной системы.</w:t>
-      </w:r>
-    </w:p>
-    <w:p>
-      <w:r>
-        <w:br w:type="page"/>
-      </w:r>
-    </w:p>
-    <w:p>
-      <w:pPr>
-        <w:spacing w:after="120" w:before="240" w:line="360" w:lineRule="auto"/>
-        <w:ind w:firstLine="0"/>
-        <w:jc w:val="center"/>
-      </w:pPr>
-      <w:r>
-        <w:rPr>
-          <w:rFonts w:ascii="Times New Roman" w:hAnsi="Times New Roman"/>
-          <w:b/>
-          <w:i w:val="0"/>
-          <w:sz w:val="28"/>
-        </w:rPr>
-        <w:t>РАЗДЕЛ 16. ПР №10. РАЗРАБОТКА ГРАФИЧЕСКОГО ИНТЕРФЕЙСА ПРОГРАММНЫХ СРЕДСТВ (ЧАСТЬ 3) (28.10.2026)</w:t>
-      </w:r>
-    </w:p>
-    <w:p>
-      <w:pPr>
-        <w:spacing w:after="0" w:before="0" w:line="360" w:lineRule="auto"/>
-        <w:ind w:firstLine="709"/>
-        <w:jc w:val="both"/>
-      </w:pPr>
-      <w:r>
-        <w:rPr>
-          <w:rFonts w:ascii="Times New Roman" w:hAnsi="Times New Roman"/>
-          <w:b/>
-          <w:i w:val="0"/>
-          <w:sz w:val="28"/>
-        </w:rPr>
-        <w:t>Цель работы: Реализация CRUD-операций, каскадного обновления TableAdapterManager, валидации ввода и клиентской фильтрации RowFilter.</w:t>
-      </w:r>
-    </w:p>
-    <w:p>
-      <w:pPr>
-        <w:spacing w:after="0" w:before="0" w:line="360" w:lineRule="auto"/>
-        <w:ind w:firstLine="709"/>
-        <w:jc w:val="both"/>
-      </w:pPr>
-      <w:r>
-        <w:rPr>
-          <w:rFonts w:ascii="Times New Roman" w:hAnsi="Times New Roman"/>
-          <w:b w:val="0"/>
-          <w:i w:val="0"/>
-          <w:sz w:val="28"/>
-        </w:rPr>
-        <w:t>Краткий ход выполнения и результаты работы:</w:t>
-      </w:r>
-    </w:p>
-    <w:p>
-      <w:pPr>
-        <w:spacing w:after="0" w:before="0" w:line="360" w:lineRule="auto"/>
-        <w:ind w:firstLine="850"/>
-        <w:jc w:val="both"/>
-      </w:pPr>
-      <w:r>
-        <w:rPr>
-          <w:rFonts w:ascii="Times New Roman" w:hAnsi="Times New Roman"/>
-          <w:b w:val="0"/>
-          <w:i w:val="0"/>
-          <w:sz w:val="28"/>
-        </w:rPr>
-        <w:t>• Реализация диалоговых окон добавления и редактирования записей с валидацией пользовательского ввода (ErrorProvider).</w:t>
-      </w:r>
-    </w:p>
-    <w:p>
-      <w:pPr>
-        <w:spacing w:after="0" w:before="0" w:line="360" w:lineRule="auto"/>
-        <w:ind w:firstLine="850"/>
-        <w:jc w:val="both"/>
-      </w:pPr>
-      <w:r>
-        <w:rPr>
-          <w:rFonts w:ascii="Times New Roman" w:hAnsi="Times New Roman"/>
-          <w:b w:val="0"/>
-          <w:i w:val="0"/>
-          <w:sz w:val="28"/>
-        </w:rPr>
-        <w:t>• Вызовы методов адаптера данных TableAdapter.Insert(), TableAdapter.Update(), TableAdapter.Delete() и вызов TableAdapterManager.UpdateAll().</w:t>
-      </w:r>
-    </w:p>
-    <w:p>
-      <w:pPr>
-        <w:spacing w:after="0" w:before="0" w:line="360" w:lineRule="auto"/>
-        <w:ind w:firstLine="850"/>
-        <w:jc w:val="both"/>
-      </w:pPr>
-      <w:r>
-        <w:rPr>
-          <w:rFonts w:ascii="Times New Roman" w:hAnsi="Times New Roman"/>
-          <w:b w:val="0"/>
-          <w:i w:val="0"/>
-          <w:sz w:val="28"/>
-        </w:rPr>
-        <w:t>• Реализация мгновенного «живого» поиска и фильтрации данных по подстроке через свойство BindingSource.Filter (выражения RowFilter).</w:t>
-      </w:r>
-    </w:p>
-    <w:p>
-      <w:pPr>
-        <w:spacing w:after="0" w:before="0" w:line="360" w:lineRule="auto"/>
-        <w:ind w:firstLine="850"/>
-        <w:jc w:val="both"/>
-      </w:pPr>
-      <w:r>
-        <w:rPr>
-          <w:rFonts w:ascii="Times New Roman" w:hAnsi="Times New Roman"/>
-          <w:b w:val="0"/>
-          <w:i w:val="0"/>
-          <w:sz w:val="28"/>
-        </w:rPr>
-        <w:t>• Обработка подтверждения удаления записей и обработка ошибок ссылочной целостности (FK constraint violations).</w:t>
-      </w:r>
-    </w:p>
-    <w:p>
-      <w:pPr>
-        <w:spacing w:after="0" w:before="0" w:line="360" w:lineRule="auto"/>
-        <w:ind w:firstLine="709"/>
-        <w:jc w:val="both"/>
-      </w:pPr>
-      <w:r>
-        <w:rPr>
-          <w:rFonts w:ascii="Times New Roman" w:hAnsi="Times New Roman"/>
-          <w:b w:val="0"/>
-          <w:i w:val="0"/>
-          <w:sz w:val="28"/>
-        </w:rPr>
-        <w:t>Иллюстративный материал и результаты тестирования:</w:t>
-      </w:r>
-    </w:p>
-    <w:p>
-      <w:pPr>
-        <w:spacing w:before="120" w:after="120"/>
-        <w:ind w:firstLine="0"/>
-        <w:jc w:val="center"/>
-      </w:pPr>
-      <w:r>
-        <w:rPr>
-          <w:rFonts w:ascii="Times New Roman" w:hAnsi="Times New Roman"/>
-          <w:b/>
-          <w:i/>
-          <w:color w:val="646464"/>
-          <w:sz w:val="22"/>
-        </w:rPr>
-        <w:t>&lt;&lt; Скриншот диалога добавления/редактирования записи и фильтрации данных &gt;&gt;</w:t>
-      </w:r>
-    </w:p>
-    <w:p>
-      <w:pPr>
-        <w:spacing w:after="0" w:before="0" w:line="360" w:lineRule="auto"/>
-        <w:ind w:firstLine="709"/>
-        <w:jc w:val="both"/>
-      </w:pPr>
-      <w:r>
-        <w:rPr>
-          <w:rFonts w:ascii="Times New Roman" w:hAnsi="Times New Roman"/>
-          <w:b w:val="0"/>
-          <w:i w:val="0"/>
-          <w:sz w:val="28"/>
-        </w:rPr>
-        <w:t>Вывод по разделу 16: В ходе выполнения практического задания 28.10.2026 задачи раздела были успешно решены в полном объеме, проектные решения интегрированы в общий программный комплекс разрабатываемой информационной системы.</w:t>
-      </w:r>
-    </w:p>
-    <w:p>
-      <w:r>
-        <w:br w:type="page"/>
-      </w:r>
-    </w:p>
-    <w:p>
-      <w:pPr>
-        <w:spacing w:after="120" w:before="240" w:line="360" w:lineRule="auto"/>
-        <w:ind w:firstLine="0"/>
-        <w:jc w:val="center"/>
-      </w:pPr>
-      <w:r>
-        <w:rPr>
-          <w:rFonts w:ascii="Times New Roman" w:hAnsi="Times New Roman"/>
-          <w:b/>
-          <w:i w:val="0"/>
-          <w:sz w:val="28"/>
-        </w:rPr>
-        <w:t>РАЗДЕЛ 17. ПР №11. ВОССТАНОВЛЕНИЕ РАБОТОСПОСОБНОСТИ ПО ДЛЯ РЕШЕНИЯ ЗАДАЧИ ПТ. КОМПЛЕКС МЕТОД. (29.10.2026)</w:t>
-      </w:r>
-    </w:p>
-    <w:p>
-      <w:pPr>
-        <w:spacing w:after="0" w:before="0" w:line="360" w:lineRule="auto"/>
-        <w:ind w:firstLine="709"/>
-        <w:jc w:val="both"/>
-      </w:pPr>
-      <w:r>
-        <w:rPr>
-          <w:rFonts w:ascii="Times New Roman" w:hAnsi="Times New Roman"/>
-          <w:b/>
-          <w:i w:val="0"/>
-          <w:sz w:val="28"/>
-        </w:rPr>
-        <w:t>Цель работы: Разработка подсистемы резервного копирования базы данных (.bak), аварийного восстановления и обработки исключений SqlException.</w:t>
-      </w:r>
-    </w:p>
-    <w:p>
-      <w:pPr>
-        <w:spacing w:after="0" w:before="0" w:line="360" w:lineRule="auto"/>
-        <w:ind w:firstLine="709"/>
-        <w:jc w:val="both"/>
-      </w:pPr>
-      <w:r>
-        <w:rPr>
-          <w:rFonts w:ascii="Times New Roman" w:hAnsi="Times New Roman"/>
-          <w:b w:val="0"/>
-          <w:i w:val="0"/>
-          <w:sz w:val="28"/>
-        </w:rPr>
-        <w:t>Краткий ход выполнения и результаты работы:</w:t>
-      </w:r>
-    </w:p>
-    <w:p>
-      <w:pPr>
-        <w:spacing w:after="0" w:before="0" w:line="360" w:lineRule="auto"/>
-        <w:ind w:firstLine="850"/>
-        <w:jc w:val="both"/>
-      </w:pPr>
-      <w:r>
-        <w:rPr>
-          <w:rFonts w:ascii="Times New Roman" w:hAnsi="Times New Roman"/>
-          <w:b w:val="0"/>
-          <w:i w:val="0"/>
-          <w:sz w:val="28"/>
-        </w:rPr>
-        <w:t>• Реализация сервисной функции создания полного бэкапа базы данных T-SQL командой BACKUP DATABASE ... TO DISK из интерфейса ИС.</w:t>
-      </w:r>
-    </w:p>
-    <w:p>
-      <w:pPr>
-        <w:spacing w:after="0" w:before="0" w:line="360" w:lineRule="auto"/>
-        <w:ind w:firstLine="850"/>
-        <w:jc w:val="both"/>
-      </w:pPr>
-      <w:r>
-        <w:rPr>
-          <w:rFonts w:ascii="Times New Roman" w:hAnsi="Times New Roman"/>
-          <w:b w:val="0"/>
-          <w:i w:val="0"/>
-          <w:sz w:val="28"/>
-        </w:rPr>
-        <w:t>• Моделирование аварийной ситуации: случайное удаление записей или повреждение таблицы, восстановление БД из бэкапа (RESTORE DATABASE ... WITH REPLACE).</w:t>
-      </w:r>
-    </w:p>
-    <w:p>
-      <w:pPr>
-        <w:spacing w:after="0" w:before="0" w:line="360" w:lineRule="auto"/>
-        <w:ind w:firstLine="850"/>
-        <w:jc w:val="both"/>
-      </w:pPr>
-      <w:r>
-        <w:rPr>
-          <w:rFonts w:ascii="Times New Roman" w:hAnsi="Times New Roman"/>
-          <w:b w:val="0"/>
-          <w:i w:val="0"/>
-          <w:sz w:val="28"/>
-        </w:rPr>
-        <w:t>• Программная обработка потери связи с СУБД: перехват SqlException, вывод информативного диалога и алгоритм повторных попыток (Retry Logic).</w:t>
-      </w:r>
-    </w:p>
-    <w:p>
-      <w:pPr>
-        <w:spacing w:after="0" w:before="0" w:line="360" w:lineRule="auto"/>
-        <w:ind w:firstLine="850"/>
-        <w:jc w:val="both"/>
-      </w:pPr>
-      <w:r>
-        <w:rPr>
-          <w:rFonts w:ascii="Times New Roman" w:hAnsi="Times New Roman"/>
-          <w:b w:val="0"/>
-          <w:i w:val="0"/>
-          <w:sz w:val="28"/>
-        </w:rPr>
-        <w:t>• Проверка целостности восстановленной базы данных командой DBCC CHECKDB.</w:t>
-      </w:r>
-    </w:p>
-    <w:p>
-      <w:pPr>
-        <w:spacing w:after="0" w:before="0" w:line="360" w:lineRule="auto"/>
-        <w:ind w:firstLine="709"/>
-        <w:jc w:val="both"/>
-      </w:pPr>
-      <w:r>
-        <w:rPr>
-          <w:rFonts w:ascii="Times New Roman" w:hAnsi="Times New Roman"/>
-          <w:b w:val="0"/>
-          <w:i w:val="0"/>
-          <w:sz w:val="28"/>
-        </w:rPr>
-        <w:t>Иллюстративный материал и результаты тестирования:</w:t>
-      </w:r>
-    </w:p>
-    <w:p>
-      <w:pPr>
-        <w:spacing w:before="120" w:after="120"/>
-        <w:ind w:firstLine="0"/>
-        <w:jc w:val="center"/>
-      </w:pPr>
-      <w:r>
-        <w:rPr>
-          <w:rFonts w:ascii="Times New Roman" w:hAnsi="Times New Roman"/>
-          <w:b/>
-          <w:i/>
-          <w:color w:val="646464"/>
-          <w:sz w:val="22"/>
-        </w:rPr>
-        <w:t>&lt;&lt; Скриншот служебного окна создания бэкапа / восстановления базы данных ИС &gt;&gt;</w:t>
-      </w:r>
-    </w:p>
-    <w:p>
-      <w:pPr>
-        <w:spacing w:after="0" w:before="0" w:line="360" w:lineRule="auto"/>
-        <w:ind w:firstLine="709"/>
-        <w:jc w:val="both"/>
-      </w:pPr>
-      <w:r>
-        <w:rPr>
-          <w:rFonts w:ascii="Times New Roman" w:hAnsi="Times New Roman"/>
-          <w:b w:val="0"/>
-          <w:i w:val="0"/>
-          <w:sz w:val="28"/>
-        </w:rPr>
-        <w:t>Вывод по разделу 17: В ходе выполнения практического задания 29.10.2026 задачи раздела были успешно решены в полном объеме, проектные решения интегрированы в общий программный комплекс разрабатываемой информационной системы.</w:t>
-      </w:r>
-    </w:p>
-    <w:p>
-      <w:r>
-        <w:br w:type="page"/>
-      </w:r>
-    </w:p>
-    <w:p>
-      <w:pPr>
-        <w:spacing w:after="120" w:before="240" w:line="360" w:lineRule="auto"/>
-        <w:ind w:firstLine="0"/>
-        <w:jc w:val="center"/>
-      </w:pPr>
-      <w:r>
-        <w:rPr>
-          <w:rFonts w:ascii="Times New Roman" w:hAnsi="Times New Roman"/>
-          <w:b/>
-          <w:i w:val="0"/>
-          <w:sz w:val="28"/>
-        </w:rPr>
-        <w:t>РАЗДЕЛ 18. ОФОРМЛЕНИЕ ОТЧЕТА. ДИФФЕРЕНЦИРОВАННЫЙ ЗАЧЕТ (30.10.2026)</w:t>
-      </w:r>
-    </w:p>
-    <w:p>
-      <w:pPr>
-        <w:spacing w:after="0" w:before="0" w:line="360" w:lineRule="auto"/>
-        <w:ind w:firstLine="709"/>
-        <w:jc w:val="both"/>
-      </w:pPr>
-      <w:r>
-        <w:rPr>
-          <w:rFonts w:ascii="Times New Roman" w:hAnsi="Times New Roman"/>
-          <w:b/>
-          <w:i w:val="0"/>
-          <w:sz w:val="28"/>
-        </w:rPr>
-        <w:t>Цель работы: Сведение комплексной пояснительной записки по проекту ИС, подготовка комплекта документации и защита проекта на дифзачете.</w:t>
-      </w:r>
-    </w:p>
-    <w:p>
-      <w:pPr>
-        <w:spacing w:after="0" w:before="0" w:line="360" w:lineRule="auto"/>
-        <w:ind w:firstLine="709"/>
-        <w:jc w:val="both"/>
-      </w:pPr>
-      <w:r>
-        <w:rPr>
-          <w:rFonts w:ascii="Times New Roman" w:hAnsi="Times New Roman"/>
-          <w:b w:val="0"/>
-          <w:i w:val="0"/>
-          <w:sz w:val="28"/>
-        </w:rPr>
-        <w:t>Краткий ход выполнения и результаты работы:</w:t>
-      </w:r>
-    </w:p>
-    <w:p>
-      <w:pPr>
-        <w:spacing w:after="0" w:before="0" w:line="360" w:lineRule="auto"/>
-        <w:ind w:firstLine="850"/>
-        <w:jc w:val="both"/>
-      </w:pPr>
-      <w:r>
-        <w:rPr>
-          <w:rFonts w:ascii="Times New Roman" w:hAnsi="Times New Roman"/>
-          <w:b w:val="0"/>
-          <w:i w:val="0"/>
-          <w:sz w:val="28"/>
-        </w:rPr>
-        <w:t>• Комплектование итогового комплекта: титульный лист, аттестационный лист, дневник практики на 18 дней, отчет со сквозным описанием ИС.</w:t>
-      </w:r>
-    </w:p>
-    <w:p>
-      <w:pPr>
-        <w:spacing w:after="0" w:before="0" w:line="360" w:lineRule="auto"/>
-        <w:ind w:firstLine="850"/>
-        <w:jc w:val="both"/>
-      </w:pPr>
-      <w:r>
-        <w:rPr>
-          <w:rFonts w:ascii="Times New Roman" w:hAnsi="Times New Roman"/>
-          <w:b w:val="0"/>
-          <w:i w:val="0"/>
-          <w:sz w:val="28"/>
-        </w:rPr>
-        <w:t>• Оформление пояснительной записки в строгом соответствии с ГОСТ (Times New Roman 14 пт, интервал 1.5, нумерация рисунков, схемы ERD и XSD).</w:t>
-      </w:r>
-    </w:p>
-    <w:p>
-      <w:pPr>
-        <w:spacing w:after="0" w:before="0" w:line="360" w:lineRule="auto"/>
-        <w:ind w:firstLine="850"/>
-        <w:jc w:val="both"/>
-      </w:pPr>
-      <w:r>
-        <w:rPr>
-          <w:rFonts w:ascii="Times New Roman" w:hAnsi="Times New Roman"/>
-          <w:b w:val="0"/>
-          <w:i w:val="0"/>
-          <w:sz w:val="28"/>
-        </w:rPr>
-        <w:t>• Подготовка демонстрационного сценария живой работы программного продукта (авторизация, Master-Detail, CRUD, поиск, бэкап).</w:t>
-      </w:r>
-    </w:p>
-    <w:p>
-      <w:pPr>
-        <w:spacing w:after="0" w:before="0" w:line="360" w:lineRule="auto"/>
-        <w:ind w:firstLine="850"/>
-        <w:jc w:val="both"/>
-      </w:pPr>
-      <w:r>
-        <w:rPr>
-          <w:rFonts w:ascii="Times New Roman" w:hAnsi="Times New Roman"/>
-          <w:b w:val="0"/>
-          <w:i w:val="0"/>
-          <w:sz w:val="28"/>
-        </w:rPr>
-        <w:t>• Успешная защита индивидуального проекта перед руководителем практики Карташовым Д. Г.</w:t>
-      </w:r>
-    </w:p>
-    <w:p>
-      <w:pPr>
-        <w:spacing w:after="0" w:before="0" w:line="360" w:lineRule="auto"/>
-        <w:ind w:firstLine="709"/>
-        <w:jc w:val="both"/>
-      </w:pPr>
-      <w:r>
-        <w:rPr>
-          <w:rFonts w:ascii="Times New Roman" w:hAnsi="Times New Roman"/>
-          <w:b w:val="0"/>
-          <w:i w:val="0"/>
-          <w:sz w:val="28"/>
-        </w:rPr>
-        <w:t>Иллюстративный материал и результаты тестирования:</w:t>
-      </w:r>
-    </w:p>
-    <w:p>
-      <w:pPr>
-        <w:spacing w:before="120" w:after="120"/>
-        <w:ind w:firstLine="0"/>
-        <w:jc w:val="center"/>
-      </w:pPr>
-      <w:r>
-        <w:rPr>
-          <w:rFonts w:ascii="Times New Roman" w:hAnsi="Times New Roman"/>
-          <w:b/>
-          <w:i/>
-          <w:color w:val="646464"/>
-          <w:sz w:val="22"/>
-        </w:rPr>
-        <w:t>&lt;&lt; Сводный скриншот готового работающего программного комплекса ИС &gt;&gt;</w:t>
-      </w:r>
-    </w:p>
-    <w:p>
-      <w:pPr>
-        <w:spacing w:after="0" w:before="0" w:line="360" w:lineRule="auto"/>
-        <w:ind w:firstLine="709"/>
-        <w:jc w:val="both"/>
-      </w:pPr>
-      <w:r>
-        <w:rPr>
-          <w:rFonts w:ascii="Times New Roman" w:hAnsi="Times New Roman"/>
-          <w:b w:val="0"/>
-          <w:i w:val="0"/>
-          <w:sz w:val="28"/>
-        </w:rPr>
-        <w:t>Вывод по разделу 18: В ходе выполнения практического задания 30.10.2026 задачи раздела были успешно решены в полном объеме, проектные решения интегрированы в общий программный комплекс разрабатываемой информационной системы.</w:t>
-      </w:r>
-    </w:p>
-    <w:p>
-      <w:r>
-        <w:br w:type="page"/>
-      </w:r>
-    </w:p>
-    <w:p>
-      <w:pPr>
-        <w:spacing w:after="120" w:before="240" w:line="360" w:lineRule="auto"/>
-        <w:ind w:firstLine="0"/>
-        <w:jc w:val="center"/>
-      </w:pPr>
-      <w:r>
-        <w:rPr>
-          <w:rFonts w:ascii="Times New Roman" w:hAnsi="Times New Roman"/>
-          <w:b/>
-          <w:i w:val="0"/>
-          <w:sz w:val="28"/>
-        </w:rPr>
-        <w:t>ЗАКЛЮЧЕНИЕ</w:t>
-      </w:r>
-    </w:p>
-    <w:p>
-      <w:pPr>
-        <w:spacing w:after="0" w:before="0" w:line="360" w:lineRule="auto"/>
-        <w:ind w:firstLine="709"/>
-        <w:jc w:val="both"/>
-      </w:pPr>
-      <w:r>
-        <w:rPr>
-          <w:rFonts w:ascii="Times New Roman" w:hAnsi="Times New Roman"/>
-          <w:b w:val="0"/>
-          <w:i w:val="0"/>
-          <w:sz w:val="28"/>
-        </w:rPr>
-        <w:t>В ходе прохождения производственной (учебной) практики УП.04.01 «Внедрение и поддержка компьютерных систем» (МДК 04.01) был успешно разработан и протестирован комплексный программный продукт — настольная информационная система на стеке C# (.NET Framework 4.8 / Material3.WinForms) и MS SQL Server (SQLEXPRESS).</w:t>
-      </w:r>
-    </w:p>
-    <w:p>
-      <w:pPr>
-        <w:spacing w:after="0" w:before="0" w:line="360" w:lineRule="auto"/>
-        <w:ind w:firstLine="709"/>
-        <w:jc w:val="both"/>
-      </w:pPr>
-      <w:r>
-        <w:rPr>
-          <w:rFonts w:ascii="Times New Roman" w:hAnsi="Times New Roman"/>
-          <w:b w:val="0"/>
-          <w:i w:val="0"/>
-          <w:sz w:val="28"/>
-        </w:rPr>
-        <w:t>В процессе выполнения сквозного индивидуального задания были достигнуты следующие ключевые результаты:</w:t>
-      </w:r>
-    </w:p>
-    <w:p>
-      <w:pPr>
-        <w:spacing w:after="0" w:before="0" w:line="360" w:lineRule="auto"/>
-        <w:ind w:firstLine="850"/>
-        <w:jc w:val="both"/>
-      </w:pPr>
-      <w:r>
-        <w:rPr>
-          <w:rFonts w:ascii="Times New Roman" w:hAnsi="Times New Roman"/>
-          <w:b w:val="0"/>
-          <w:i w:val="0"/>
-          <w:sz w:val="28"/>
-        </w:rPr>
-        <w:t>1. Спроектирована и нормализована реляционная база данных, содержащая 6 взаимосвязанных сущностей с обеспечением целостности связей (Primary / Foreign Keys 1:N и N:M);</w:t>
-      </w:r>
-    </w:p>
-    <w:p>
-      <w:pPr>
-        <w:spacing w:after="0" w:before="0" w:line="360" w:lineRule="auto"/>
-        <w:ind w:firstLine="850"/>
-        <w:jc w:val="both"/>
-      </w:pPr>
-      <w:r>
-        <w:rPr>
-          <w:rFonts w:ascii="Times New Roman" w:hAnsi="Times New Roman"/>
-          <w:b w:val="0"/>
-          <w:i w:val="0"/>
-          <w:sz w:val="28"/>
-        </w:rPr>
-        <w:t>2. Построен типизированный слой доступа к данным через визуальный дизайнер .xsd (Typed DataSet, DataTable, TableAdapter), обеспечивший типобезопасность и высокую скорость обработки данных;</w:t>
-      </w:r>
-    </w:p>
-    <w:p>
-      <w:pPr>
-        <w:spacing w:after="0" w:before="0" w:line="360" w:lineRule="auto"/>
-        <w:ind w:firstLine="850"/>
-        <w:jc w:val="both"/>
-      </w:pPr>
-      <w:r>
-        <w:rPr>
-          <w:rFonts w:ascii="Times New Roman" w:hAnsi="Times New Roman"/>
-          <w:b w:val="0"/>
-          <w:i w:val="0"/>
-          <w:sz w:val="28"/>
-        </w:rPr>
-        <w:t>3. Разработан эргономичный графический интерфейс с компонентами Material3, реализующий Master-Detail связывание таблиц, фильтрацию RowFilter и полный цикл CRUD-операций;</w:t>
-      </w:r>
-    </w:p>
-    <w:p>
-      <w:pPr>
-        <w:spacing w:after="0" w:before="0" w:line="360" w:lineRule="auto"/>
-        <w:ind w:firstLine="850"/>
-        <w:jc w:val="both"/>
-      </w:pPr>
-      <w:r>
-        <w:rPr>
-          <w:rFonts w:ascii="Times New Roman" w:hAnsi="Times New Roman"/>
-          <w:b w:val="0"/>
-          <w:i w:val="0"/>
-          <w:sz w:val="28"/>
-        </w:rPr>
-        <w:t>4. Внедрена подсистема информационной безопасности: симметричное шифрование файлов AES-256 и безопасная аутентификация с хэшированием паролей SHA-256 с добавлением соли;</w:t>
-      </w:r>
-    </w:p>
-    <w:p>
-      <w:pPr>
-        <w:spacing w:after="0" w:before="0" w:line="360" w:lineRule="auto"/>
-        <w:ind w:firstLine="850"/>
-        <w:jc w:val="both"/>
-      </w:pPr>
-      <w:r>
-        <w:rPr>
-          <w:rFonts w:ascii="Times New Roman" w:hAnsi="Times New Roman"/>
-          <w:b w:val="0"/>
-          <w:i w:val="0"/>
-          <w:sz w:val="28"/>
-        </w:rPr>
-        <w:t>5. Настроен версионный контроль в локальном Git-репозитории с практикой ветвления и разрешения конфликтов слияния;</w:t>
-      </w:r>
-    </w:p>
-    <w:p>
-      <w:pPr>
-        <w:spacing w:after="0" w:before="0" w:line="360" w:lineRule="auto"/>
-        <w:ind w:firstLine="850"/>
-        <w:jc w:val="both"/>
-      </w:pPr>
-      <w:r>
-        <w:rPr>
-          <w:rFonts w:ascii="Times New Roman" w:hAnsi="Times New Roman"/>
-          <w:b w:val="0"/>
-          <w:i w:val="0"/>
-          <w:sz w:val="28"/>
-        </w:rPr>
-        <w:t>6. Проведено тестирование производительности выборки данных (Stopwatch), стресс-тестирование оборудования и разработана подсистема резервного копирования и восстановления базы данных (.bak).</w:t>
-      </w:r>
-    </w:p>
-    <w:p>
-      <w:pPr>
-        <w:spacing w:after="0" w:before="0" w:line="360" w:lineRule="auto"/>
-        <w:ind w:firstLine="709"/>
-        <w:jc w:val="both"/>
-      </w:pPr>
-      <w:r>
-        <w:rPr>
-          <w:rFonts w:ascii="Times New Roman" w:hAnsi="Times New Roman"/>
-          <w:b w:val="0"/>
-          <w:i w:val="0"/>
-          <w:sz w:val="28"/>
-        </w:rPr>
         <w:t>Все поставленные цели и задачи учебной практики выполнены в полном объеме, освоены требуемые профессиональные (ПК) и общие (ОК) компетенции по специальности 09.02.07.</w:t>
-      </w:r>
-    </w:p>
-    <w:p>
-      <w:r>
-        <w:br w:type="page"/>
-      </w:r>
-    </w:p>
-    <w:p>
-      <w:pPr>
-        <w:spacing w:after="120" w:before="240" w:line="360" w:lineRule="auto"/>
-        <w:ind w:firstLine="0"/>
-        <w:jc w:val="center"/>
-      </w:pPr>
-      <w:r>
-        <w:rPr>
-          <w:rFonts w:ascii="Times New Roman" w:hAnsi="Times New Roman"/>
-          <w:b/>
-          <w:i w:val="0"/>
-          <w:sz w:val="28"/>
-        </w:rPr>
-        <w:t>СПИСОК ИСПОЛЬЗОВАННЫХ ИСТОЧНИКОВ</w:t>
-      </w:r>
-    </w:p>
-    <w:p>
-      <w:pPr>
-        <w:spacing w:after="60" w:before="0" w:line="360" w:lineRule="auto"/>
-        <w:ind w:firstLine="709"/>
-        <w:jc w:val="both"/>
-      </w:pPr>
-      <w:r>
-        <w:rPr>
-          <w:rFonts w:ascii="Times New Roman" w:hAnsi="Times New Roman"/>
-          <w:b w:val="0"/>
-          <w:i w:val="0"/>
-          <w:sz w:val="28"/>
-        </w:rPr>
-        <w:t>1. ГОСТ 7.32-2017. Система стандартов по информации, библиотечному и издательскому делу. Отчет о научно-исследовательской работе. Структура и правила оформления.</w:t>
-      </w:r>
-    </w:p>
-    <w:p>
-      <w:pPr>
-        <w:spacing w:after="60" w:before="0" w:line="360" w:lineRule="auto"/>
-        <w:ind w:firstLine="709"/>
-        <w:jc w:val="both"/>
-      </w:pPr>
-      <w:r>
-        <w:rPr>
-          <w:rFonts w:ascii="Times New Roman" w:hAnsi="Times New Roman"/>
-          <w:b w:val="0"/>
-          <w:i w:val="0"/>
-          <w:sz w:val="28"/>
-        </w:rPr>
-        <w:t>2. Документация по языку C# и платформе .NET Framework 4.8 [Электронный ресурс] // Microsoft Learn. — Режим доступа: https://learn.microsoft.com/ru-ru/dotnet/csharp/</w:t>
-      </w:r>
-    </w:p>
-    <w:p>
-      <w:pPr>
-        <w:spacing w:after="60" w:before="0" w:line="360" w:lineRule="auto"/>
-        <w:ind w:firstLine="709"/>
-        <w:jc w:val="both"/>
-      </w:pPr>
-      <w:r>
-        <w:rPr>
-          <w:rFonts w:ascii="Times New Roman" w:hAnsi="Times New Roman"/>
-          <w:b w:val="0"/>
-          <w:i w:val="0"/>
-          <w:sz w:val="28"/>
-        </w:rPr>
-        <w:t>3. Документация по СУБД Microsoft SQL Server [Электронный ресурс] // Microsoft Learn. — Режим доступа: https://learn.microsoft.com/ru-ru/sql/sql-server/</w:t>
-      </w:r>
-    </w:p>
-    <w:p>
-      <w:pPr>
-        <w:spacing w:after="60" w:before="0" w:line="360" w:lineRule="auto"/>
-        <w:ind w:firstLine="709"/>
-        <w:jc w:val="both"/>
-      </w:pPr>
-      <w:r>
-        <w:rPr>
-          <w:rFonts w:ascii="Times New Roman" w:hAnsi="Times New Roman"/>
-          <w:b w:val="0"/>
-          <w:i w:val="0"/>
-          <w:sz w:val="28"/>
-        </w:rPr>
-        <w:t>4. Создание и настройка типизированных наборов данных (Typed DataSet) в Visual Studio [Электронный ресурс] // Microsoft Learn. — Режим доступа: https://learn.microsoft.com/ru-ru/visualstudio/data-tools/create-and-configure-datasets-in-visual-studio</w:t>
-      </w:r>
-    </w:p>
-    <w:p>
-      <w:pPr>
-        <w:spacing w:after="60" w:before="0" w:line="360" w:lineRule="auto"/>
-        <w:ind w:firstLine="709"/>
-        <w:jc w:val="both"/>
-      </w:pPr>
-      <w:r>
-        <w:rPr>
-          <w:rFonts w:ascii="Times New Roman" w:hAnsi="Times New Roman"/>
-          <w:b w:val="0"/>
-          <w:i w:val="0"/>
-          <w:sz w:val="28"/>
-        </w:rPr>
-        <w:t>5. Библиотека компонентов MaterialSkin.2 для Windows Forms [Электронный ресурс] // GitHub Repository. — Режим доступа: https://github.com/leocms/MaterialSkin</w:t>
-      </w:r>
-    </w:p>
-    <w:p>
-      <w:pPr>
-        <w:spacing w:after="60" w:before="0" w:line="360" w:lineRule="auto"/>
-        <w:ind w:firstLine="709"/>
-        <w:jc w:val="both"/>
-      </w:pPr>
-      <w:r>
-        <w:rPr>
-          <w:rFonts w:ascii="Times New Roman" w:hAnsi="Times New Roman"/>
-          <w:b w:val="0"/>
-          <w:i w:val="0"/>
-          <w:sz w:val="28"/>
-        </w:rPr>
-        <w:t>6. Пространство имен System.Security.Cryptography в .NET [Электронный ресурс] // Microsoft Learn. — Режим доступа: https://learn.microsoft.com/ru-ru/dotnet/api/system.security.cryptography</w:t>
-      </w:r>
-    </w:p>
-    <w:p>
-      <w:pPr>
-        <w:spacing w:after="60" w:before="0" w:line="360" w:lineRule="auto"/>
-        <w:ind w:firstLine="709"/>
-        <w:jc w:val="both"/>
-      </w:pPr>
-      <w:r>
-        <w:rPr>
-          <w:rFonts w:ascii="Times New Roman" w:hAnsi="Times New Roman"/>
-          <w:b w:val="0"/>
-          <w:i w:val="0"/>
-          <w:sz w:val="28"/>
-        </w:rPr>
-        <w:t>7. Официальное руководство по системе контроля версий Git [Электронный ресурс] // Git-SCM. — Режим доступа: https://git-scm.com/book/ru/v2</w:t>
       </w:r>
     </w:p>
     <w:sectPr>
-      <w:pgSz w:w="11906" w:h="16838"/>
-      <w:pgMar w:top="1134" w:right="567" w:bottom="1134" w:left="1701" w:header="720" w:footer="720" w:gutter="0"/>
+      <w:pgSz w:w="11911" w:h="16832"/>
+      <w:pgMar w:top="1140" w:right="561" w:bottom="1140" w:left="1701" w:header="720" w:footer="720" w:gutter="0"/>
       <w:cols w:space="720"/>
       <w:docGrid w:linePitch="360"/>
     </w:sectPr>
@@ -4671,11 +5505,11 @@
     <w:qFormat/>
     <w:rsid w:val="00FC693F"/>
     <w:pPr>
-      <w:spacing w:line="360" w:lineRule="auto" w:after="0" w:before="0"/>
+      <w:spacing w:line="276" w:lineRule="auto" w:after="80" w:before="0"/>
     </w:pPr>
     <w:rPr>
       <w:rFonts w:ascii="Times New Roman" w:hAnsi="Times New Roman"/>
-      <w:color w:val="000000"/>
+      <w:color w:val="111827"/>
       <w:sz w:val="28"/>
     </w:rPr>
   </w:style>

--- a/assets/Шаблон_Отчета_УП0401.docx
+++ b/assets/Шаблон_Отчета_УП0401.docx
@@ -1,518 +1,368 @@
 
 <file path=word/document.xml><?xml version="1.0" encoding="utf-8"?>
-<w:document xmlns:wpc="http://schemas.microsoft.com/office/word/2010/wordprocessingCanvas" xmlns:mo="http://schemas.microsoft.com/office/mac/office/2008/main" xmlns:mc="http://schemas.openxmlformats.org/markup-compatibility/2006" xmlns:mv="urn:schemas-microsoft-com:mac:vml" xmlns:o="urn:schemas-microsoft-com:office:office" xmlns:r="http://schemas.openxmlformats.org/officeDocument/2006/relationships" xmlns:m="http://schemas.openxmlformats.org/officeDocument/2006/math" xmlns:v="urn:schemas-microsoft-com:vml" xmlns:wp14="http://schemas.microsoft.com/office/word/2010/wordprocessingDrawing" xmlns:wp="http://schemas.openxmlformats.org/drawingml/2006/wordprocessingDrawing" xmlns:w10="urn:schemas-microsoft-com:office:word" xmlns:w="http://schemas.openxmlformats.org/wordprocessingml/2006/main" xmlns:w14="http://schemas.microsoft.com/office/word/2010/wordml" xmlns:wpg="http://schemas.microsoft.com/office/word/2010/wordprocessingGroup" xmlns:wpi="http://schemas.microsoft.com/office/word/2010/wordprocessingInk" xmlns:wne="http://schemas.microsoft.com/office/word/2006/wordml" xmlns:wps="http://schemas.microsoft.com/office/word/2010/wordprocessingShape" mc:Ignorable="w14 wp14">
+<w:document xmlns:ns1="http://schemas.openxmlformats.org/markup-compatibility/2006" xmlns:w="http://schemas.openxmlformats.org/wordprocessingml/2006/main" ns1:Ignorable="w14 wp14">
   <w:body>
     <w:p>
       <w:pPr>
-        <w:spacing w:before="360" w:after="160" w:line="276" w:lineRule="auto"/>
-        <w:ind w:firstLine="0"/>
+        <w:pStyle w:val="HeaderMain"/>
         <w:jc w:val="center"/>
       </w:pPr>
       <w:r>
         <w:rPr>
           <w:rFonts w:ascii="Times New Roman" w:hAnsi="Times New Roman"/>
-          <w:b/>
           <w:i w:val="0"/>
-          <w:color w:val="1F2937"/>
-          <w:sz w:val="32"/>
+          <w:color w:val="000000"/>
+          <w:sz w:val="28"/>
         </w:rPr>
         <w:t>СОДЕРЖАНИЕ</w:t>
       </w:r>
     </w:p>
     <w:p>
       <w:pPr>
-        <w:spacing w:line="276" w:lineRule="auto" w:before="20" w:after="40"/>
+        <w:pStyle w:val="ParagraphMain"/>
+        <w:spacing w:line="360" w:lineRule="auto" w:before="0" w:after="0"/>
         <w:ind w:firstLine="0"/>
+        <w:jc w:val="both"/>
       </w:pPr>
       <w:r>
         <w:rPr>
           <w:rFonts w:ascii="Times New Roman" w:hAnsi="Times New Roman"/>
-          <w:color w:val="374151"/>
-          <w:sz w:val="24"/>
+          <w:color w:val="000000"/>
+          <w:sz w:val="28"/>
         </w:rPr>
-        <w:t xml:space="preserve">ВВЕДЕНИЕ .................................................................... </w:t>
+        <w:t>ВВЕДЕНИЕ .................................................................... 2</w:t>
       </w:r>
+    </w:p>
+    <w:p>
+      <w:pPr>
+        <w:pStyle w:val="ParagraphMain"/>
+        <w:spacing w:line="360" w:lineRule="auto" w:before="0" w:after="0"/>
+        <w:ind w:firstLine="0"/>
+        <w:jc w:val="both"/>
+      </w:pPr>
       <w:r>
         <w:rPr>
           <w:rFonts w:ascii="Times New Roman" w:hAnsi="Times New Roman"/>
-          <w:b/>
-          <w:color w:val="111827"/>
-          <w:sz w:val="24"/>
+          <w:color w:val="000000"/>
+          <w:sz w:val="28"/>
         </w:rPr>
-        <w:t>2</w:t>
+        <w:t>1. ТЕХНИКА БЕЗОПАСНОСТИ И ОЗНАКОМЛЕНИЕ С РАБОЧИМ МЕСТОМ (08.10.2026) ........ 3</w:t>
       </w:r>
     </w:p>
     <w:p>
       <w:pPr>
-        <w:spacing w:line="276" w:lineRule="auto" w:before="20" w:after="40"/>
+        <w:pStyle w:val="ParagraphMain"/>
+        <w:spacing w:line="360" w:lineRule="auto" w:before="0" w:after="0"/>
         <w:ind w:firstLine="0"/>
+        <w:jc w:val="both"/>
       </w:pPr>
       <w:r>
         <w:rPr>
           <w:rFonts w:ascii="Times New Roman" w:hAnsi="Times New Roman"/>
-          <w:color w:val="374151"/>
-          <w:sz w:val="24"/>
+          <w:color w:val="000000"/>
+          <w:sz w:val="28"/>
         </w:rPr>
-        <w:t xml:space="preserve">1. ТЕХНИКА БЕЗОПАСНОСТИ И ОЗНАКОМЛЕНИЕ С РАБОЧИМ МЕСТОМ (08.10.2026) ........ </w:t>
+        <w:t>2. ПР №1. ПОДБОР КОНФИГУРАЦИИ ПК ПОД СУБД И ИС (09.10.2026) ................. 5</w:t>
       </w:r>
+    </w:p>
+    <w:p>
+      <w:pPr>
+        <w:pStyle w:val="ParagraphMain"/>
+        <w:spacing w:line="360" w:lineRule="auto" w:before="0" w:after="0"/>
+        <w:ind w:firstLine="0"/>
+        <w:jc w:val="both"/>
+      </w:pPr>
       <w:r>
         <w:rPr>
           <w:rFonts w:ascii="Times New Roman" w:hAnsi="Times New Roman"/>
-          <w:b/>
-          <w:color w:val="111827"/>
-          <w:sz w:val="24"/>
+          <w:color w:val="000000"/>
+          <w:sz w:val="28"/>
         </w:rPr>
-        <w:t>3</w:t>
+        <w:t>3. ПР №2. УСТАНОВКА ПО: SQLEXPRESS И СХЕМА 6 ТАБЛИЦ БД (10.10.2026) ......... 7</w:t>
       </w:r>
     </w:p>
     <w:p>
       <w:pPr>
-        <w:spacing w:line="276" w:lineRule="auto" w:before="20" w:after="40"/>
+        <w:pStyle w:val="ParagraphMain"/>
+        <w:spacing w:line="360" w:lineRule="auto" w:before="0" w:after="0"/>
         <w:ind w:firstLine="0"/>
+        <w:jc w:val="both"/>
       </w:pPr>
       <w:r>
         <w:rPr>
           <w:rFonts w:ascii="Times New Roman" w:hAnsi="Times New Roman"/>
-          <w:color w:val="374151"/>
-          <w:sz w:val="24"/>
+          <w:color w:val="000000"/>
+          <w:sz w:val="28"/>
         </w:rPr>
-        <w:t xml:space="preserve">2. ПР №1. ПОДБОР КОНФИГУРАЦИИ ПК ПОД СУБД И ИС (09.10.2026) ................. </w:t>
+        <w:t>4. ПР №3. РАБОТА С ЖЕСТКИМИ ДИСКАМИ И ВОССТАНОВЛЕНИЕ (12.10.2026) ........... 9</w:t>
       </w:r>
+    </w:p>
+    <w:p>
+      <w:pPr>
+        <w:pStyle w:val="ParagraphMain"/>
+        <w:spacing w:line="360" w:lineRule="auto" w:before="0" w:after="0"/>
+        <w:ind w:firstLine="0"/>
+        <w:jc w:val="both"/>
+      </w:pPr>
       <w:r>
         <w:rPr>
           <w:rFonts w:ascii="Times New Roman" w:hAnsi="Times New Roman"/>
-          <w:b/>
-          <w:color w:val="111827"/>
-          <w:sz w:val="24"/>
+          <w:color w:val="000000"/>
+          <w:sz w:val="28"/>
         </w:rPr>
-        <w:t>5</w:t>
+        <w:t>5. ПР №4. РАБОТА С АНТИВИРУСАМИ И ЖЕСТКИМ ДИСКОМ (14.10.2026) ............... 11</w:t>
       </w:r>
     </w:p>
     <w:p>
       <w:pPr>
-        <w:spacing w:line="276" w:lineRule="auto" w:before="20" w:after="40"/>
+        <w:pStyle w:val="ParagraphMain"/>
+        <w:spacing w:line="360" w:lineRule="auto" w:before="0" w:after="0"/>
         <w:ind w:firstLine="0"/>
+        <w:jc w:val="both"/>
       </w:pPr>
       <w:r>
         <w:rPr>
           <w:rFonts w:ascii="Times New Roman" w:hAnsi="Times New Roman"/>
-          <w:color w:val="374151"/>
-          <w:sz w:val="24"/>
+          <w:color w:val="000000"/>
+          <w:sz w:val="28"/>
         </w:rPr>
-        <w:t xml:space="preserve">3. ПР №2. УСТАНОВКА ПО: SQLEXPRESS И СХЕМА 6 ТАБЛИЦ БД (10.10.2026) ......... </w:t>
+        <w:t>6. ПР №5. ТЕСТИРОВАНИЕ СИСТЕМ (15.10.2026) .................................. 13</w:t>
       </w:r>
+    </w:p>
+    <w:p>
+      <w:pPr>
+        <w:pStyle w:val="ParagraphMain"/>
+        <w:spacing w:line="360" w:lineRule="auto" w:before="0" w:after="0"/>
+        <w:ind w:firstLine="0"/>
+        <w:jc w:val="both"/>
+      </w:pPr>
       <w:r>
         <w:rPr>
           <w:rFonts w:ascii="Times New Roman" w:hAnsi="Times New Roman"/>
-          <w:b/>
-          <w:color w:val="111827"/>
-          <w:sz w:val="24"/>
+          <w:color w:val="000000"/>
+          <w:sz w:val="28"/>
         </w:rPr>
-        <w:t>7</w:t>
+        <w:t>7. ПР №6. АУДИТ РЕСУРСОВ И СОБЫТИЙ. ЧАСТЬ 1: АУДИТ БД (16.10.2026) .......... 15</w:t>
       </w:r>
     </w:p>
     <w:p>
       <w:pPr>
-        <w:spacing w:line="276" w:lineRule="auto" w:before="20" w:after="40"/>
+        <w:pStyle w:val="ParagraphMain"/>
+        <w:spacing w:line="360" w:lineRule="auto" w:before="0" w:after="0"/>
         <w:ind w:firstLine="0"/>
+        <w:jc w:val="both"/>
       </w:pPr>
       <w:r>
         <w:rPr>
           <w:rFonts w:ascii="Times New Roman" w:hAnsi="Times New Roman"/>
-          <w:color w:val="374151"/>
-          <w:sz w:val="24"/>
+          <w:color w:val="000000"/>
+          <w:sz w:val="28"/>
         </w:rPr>
-        <w:t xml:space="preserve">4. ПР №3. РАБОТА С ЖЕСТКИМИ ДИСКАМИ И ВОССТАНОВЛЕНИЕ (12.10.2026) ........... </w:t>
+        <w:t>8. ПР №6. АУДИТ РЕСУРСОВ И СОБЫТИЙ. ЧАСТЬ 2: ЛОГИРОВАНИЕ И КВОТЫ (17.10.2026) .... 17</w:t>
       </w:r>
+    </w:p>
+    <w:p>
+      <w:pPr>
+        <w:pStyle w:val="ParagraphMain"/>
+        <w:spacing w:line="360" w:lineRule="auto" w:before="0" w:after="0"/>
+        <w:ind w:firstLine="0"/>
+        <w:jc w:val="both"/>
+      </w:pPr>
       <w:r>
         <w:rPr>
           <w:rFonts w:ascii="Times New Roman" w:hAnsi="Times New Roman"/>
-          <w:b/>
-          <w:color w:val="111827"/>
-          <w:sz w:val="24"/>
+          <w:color w:val="000000"/>
+          <w:sz w:val="28"/>
         </w:rPr>
-        <w:t>9</w:t>
+        <w:t>9. ПР №7. ТЕСТИРОВАНИЕ СКОРОСТИ РАБОТЫ РАЗРАБОТАННОГО ПРИЛОЖЕНИЯ (19.10.2026) .... 19</w:t>
       </w:r>
     </w:p>
     <w:p>
       <w:pPr>
-        <w:spacing w:line="276" w:lineRule="auto" w:before="20" w:after="40"/>
+        <w:pStyle w:val="ParagraphMain"/>
+        <w:spacing w:line="360" w:lineRule="auto" w:before="0" w:after="0"/>
         <w:ind w:firstLine="0"/>
+        <w:jc w:val="both"/>
       </w:pPr>
       <w:r>
         <w:rPr>
           <w:rFonts w:ascii="Times New Roman" w:hAnsi="Times New Roman"/>
-          <w:color w:val="374151"/>
-          <w:sz w:val="24"/>
+          <w:color w:val="000000"/>
+          <w:sz w:val="28"/>
         </w:rPr>
-        <w:t xml:space="preserve">5. ПР №4. РАБОТА С АНТИВИРУСАМИ И ЖЕСТКИМ ДИСКОМ (14.10.2026) ............... </w:t>
+        <w:t>10. ПР №8. ШИФРОВАНИЕ И ДЕШИФРОВАНИЕ ФАЙЛОВ. ЧАСТЬ 1: AES-256 (20.10.2026) .... 21</w:t>
       </w:r>
+    </w:p>
+    <w:p>
+      <w:pPr>
+        <w:pStyle w:val="ParagraphMain"/>
+        <w:spacing w:line="360" w:lineRule="auto" w:before="0" w:after="0"/>
+        <w:ind w:firstLine="0"/>
+        <w:jc w:val="both"/>
+      </w:pPr>
       <w:r>
         <w:rPr>
           <w:rFonts w:ascii="Times New Roman" w:hAnsi="Times New Roman"/>
-          <w:b/>
-          <w:color w:val="111827"/>
-          <w:sz w:val="24"/>
+          <w:color w:val="000000"/>
+          <w:sz w:val="28"/>
         </w:rPr>
-        <w:t>11</w:t>
+        <w:t>11. ПР №8. ШИФРОВАНИЕ И ДЕШИФРОВАНИЕ ФАЙЛОВ. ЧАСТЬ 2: SHA-256 (21.10.2026) .... 23</w:t>
       </w:r>
     </w:p>
     <w:p>
       <w:pPr>
-        <w:spacing w:line="276" w:lineRule="auto" w:before="20" w:after="40"/>
+        <w:pStyle w:val="ParagraphMain"/>
+        <w:spacing w:line="360" w:lineRule="auto" w:before="0" w:after="0"/>
         <w:ind w:firstLine="0"/>
+        <w:jc w:val="both"/>
       </w:pPr>
       <w:r>
         <w:rPr>
           <w:rFonts w:ascii="Times New Roman" w:hAnsi="Times New Roman"/>
-          <w:color w:val="374151"/>
-          <w:sz w:val="24"/>
+          <w:color w:val="000000"/>
+          <w:sz w:val="28"/>
         </w:rPr>
-        <w:t xml:space="preserve">6. ПР №5. ТЕСТИРОВАНИЕ СИСТЕМ (15.10.2026) .................................. </w:t>
+        <w:t>12. ПР №9. ЛОКАЛЬНЫЙ GIT. ИНИЦИАЛИЗАЦИЯ И РЕПОЗИТОРИЙ (22.10.2026) .......... 25</w:t>
       </w:r>
+    </w:p>
+    <w:p>
+      <w:pPr>
+        <w:pStyle w:val="ParagraphMain"/>
+        <w:spacing w:line="360" w:lineRule="auto" w:before="0" w:after="0"/>
+        <w:ind w:firstLine="0"/>
+        <w:jc w:val="both"/>
+      </w:pPr>
       <w:r>
         <w:rPr>
           <w:rFonts w:ascii="Times New Roman" w:hAnsi="Times New Roman"/>
-          <w:b/>
-          <w:color w:val="111827"/>
-          <w:sz w:val="24"/>
+          <w:color w:val="000000"/>
+          <w:sz w:val="28"/>
         </w:rPr>
-        <w:t>13</w:t>
+        <w:t>13. ПР №9. ЛОКАЛЬНЫЙ GIT. ВЕТВЛЕНИЕ И СЛИЯНИЕ (23.10.2026) .................. 27</w:t>
       </w:r>
     </w:p>
     <w:p>
       <w:pPr>
-        <w:spacing w:line="276" w:lineRule="auto" w:before="20" w:after="40"/>
+        <w:pStyle w:val="ParagraphMain"/>
+        <w:spacing w:line="360" w:lineRule="auto" w:before="0" w:after="0"/>
         <w:ind w:firstLine="0"/>
+        <w:jc w:val="both"/>
       </w:pPr>
       <w:r>
         <w:rPr>
           <w:rFonts w:ascii="Times New Roman" w:hAnsi="Times New Roman"/>
-          <w:color w:val="374151"/>
-          <w:sz w:val="24"/>
+          <w:color w:val="000000"/>
+          <w:sz w:val="28"/>
         </w:rPr>
-        <w:t xml:space="preserve">7. ПР №6. АУДИТ РЕСУРСОВ И СОБЫТИЙ. ЧАСТЬ 1: АУДИТ БД (16.10.2026) .......... </w:t>
+        <w:t>14. ПР №10. РАЗРАБОТКА GUI. ФОРМА АВТОРИЗАЦИИ MATERIAL3 (26.10.2026) ........ 29</w:t>
       </w:r>
+    </w:p>
+    <w:p>
+      <w:pPr>
+        <w:pStyle w:val="ParagraphMain"/>
+        <w:spacing w:line="360" w:lineRule="auto" w:before="0" w:after="0"/>
+        <w:ind w:firstLine="0"/>
+        <w:jc w:val="both"/>
+      </w:pPr>
       <w:r>
         <w:rPr>
           <w:rFonts w:ascii="Times New Roman" w:hAnsi="Times New Roman"/>
-          <w:b/>
-          <w:color w:val="111827"/>
-          <w:sz w:val="24"/>
+          <w:color w:val="000000"/>
+          <w:sz w:val="28"/>
         </w:rPr>
-        <w:t>15</w:t>
+        <w:t>15. ПР №10. РАЗРАБОТКА GUI. ДИЗАЙНЕР .XSD И MASTER-DETAIL (27.10.2026) ...... 31</w:t>
       </w:r>
     </w:p>
     <w:p>
       <w:pPr>
-        <w:spacing w:line="276" w:lineRule="auto" w:before="20" w:after="40"/>
+        <w:pStyle w:val="ParagraphMain"/>
+        <w:spacing w:line="360" w:lineRule="auto" w:before="0" w:after="0"/>
         <w:ind w:firstLine="0"/>
+        <w:jc w:val="both"/>
       </w:pPr>
       <w:r>
         <w:rPr>
           <w:rFonts w:ascii="Times New Roman" w:hAnsi="Times New Roman"/>
-          <w:color w:val="374151"/>
-          <w:sz w:val="24"/>
+          <w:color w:val="000000"/>
+          <w:sz w:val="28"/>
         </w:rPr>
-        <w:t xml:space="preserve">8. ПР №6. АУДИТ РЕСУРСОВ И СОБЫТИЙ. ЧАСТЬ 2: ЛОГИРОВАНИЕ И КВОТЫ (17.10.2026) .... </w:t>
+        <w:t>16. ПР №10. РАЗРАБОТКА GUI. CRUD, ВАЛИДАЦИЯ И ФИЛЬТРАЦИЯ (28.10.2026) ....... 33</w:t>
       </w:r>
+    </w:p>
+    <w:p>
+      <w:pPr>
+        <w:pStyle w:val="ParagraphMain"/>
+        <w:spacing w:line="360" w:lineRule="auto" w:before="0" w:after="0"/>
+        <w:ind w:firstLine="0"/>
+        <w:jc w:val="both"/>
+      </w:pPr>
       <w:r>
         <w:rPr>
           <w:rFonts w:ascii="Times New Roman" w:hAnsi="Times New Roman"/>
-          <w:b/>
-          <w:color w:val="111827"/>
-          <w:sz w:val="24"/>
+          <w:color w:val="000000"/>
+          <w:sz w:val="28"/>
         </w:rPr>
-        <w:t>17</w:t>
+        <w:t>17. ПР №11. ВОССТАНОВЛЕНИЕ РАБОТОСПОСОБНОСТИ ПО (29.10.2026) ................ 35</w:t>
       </w:r>
     </w:p>
     <w:p>
       <w:pPr>
-        <w:spacing w:line="276" w:lineRule="auto" w:before="20" w:after="40"/>
+        <w:pStyle w:val="ParagraphMain"/>
+        <w:spacing w:line="360" w:lineRule="auto" w:before="0" w:after="0"/>
         <w:ind w:firstLine="0"/>
+        <w:jc w:val="both"/>
       </w:pPr>
       <w:r>
         <w:rPr>
           <w:rFonts w:ascii="Times New Roman" w:hAnsi="Times New Roman"/>
-          <w:color w:val="374151"/>
-          <w:sz w:val="24"/>
+          <w:color w:val="000000"/>
+          <w:sz w:val="28"/>
         </w:rPr>
-        <w:t xml:space="preserve">9. ПР №7. ТЕСТИРОВАНИЕ СКОРОСТИ РАБОТЫ РАЗРАБОТАННОГО ПРИЛОЖЕНИЯ (19.10.2026) .... </w:t>
+        <w:t>18. ОФОРМЛЕНИЕ ОТЧЕТА И ДИФФЕРЕНЦИРОВАННЫЙ ЗАЧЕТ (30.10.2026) ............... 37</w:t>
       </w:r>
+    </w:p>
+    <w:p>
+      <w:pPr>
+        <w:pStyle w:val="ParagraphMain"/>
+        <w:spacing w:line="360" w:lineRule="auto" w:before="0" w:after="0"/>
+        <w:ind w:firstLine="0"/>
+        <w:jc w:val="both"/>
+      </w:pPr>
       <w:r>
         <w:rPr>
           <w:rFonts w:ascii="Times New Roman" w:hAnsi="Times New Roman"/>
-          <w:b/>
-          <w:color w:val="111827"/>
-          <w:sz w:val="24"/>
+          <w:color w:val="000000"/>
+          <w:sz w:val="28"/>
         </w:rPr>
-        <w:t>19</w:t>
+        <w:t>ЗАКЛЮЧЕНИЕ .................................................................. 39</w:t>
       </w:r>
     </w:p>
     <w:p>
       <w:pPr>
-        <w:spacing w:line="276" w:lineRule="auto" w:before="20" w:after="40"/>
-        <w:ind w:firstLine="0"/>
+        <w:pStyle w:val="HeaderMain"/>
+        <w:pageBreakBefore/>
+        <w:jc w:val="center"/>
       </w:pPr>
       <w:r>
         <w:rPr>
           <w:rFonts w:ascii="Times New Roman" w:hAnsi="Times New Roman"/>
-          <w:color w:val="374151"/>
-          <w:sz w:val="24"/>
-        </w:rPr>
-        <w:t xml:space="preserve">10. ПР №8. ШИФРОВАНИЕ И ДЕШИФРОВАНИЕ ФАЙЛОВ. ЧАСТЬ 1: AES-256 (20.10.2026) .... </w:t>
-      </w:r>
-      <w:r>
-        <w:rPr>
-          <w:rFonts w:ascii="Times New Roman" w:hAnsi="Times New Roman"/>
-          <w:b/>
-          <w:color w:val="111827"/>
-          <w:sz w:val="24"/>
-        </w:rPr>
-        <w:t>21</w:t>
-      </w:r>
-    </w:p>
-    <w:p>
-      <w:pPr>
-        <w:spacing w:line="276" w:lineRule="auto" w:before="20" w:after="40"/>
-        <w:ind w:firstLine="0"/>
-      </w:pPr>
-      <w:r>
-        <w:rPr>
-          <w:rFonts w:ascii="Times New Roman" w:hAnsi="Times New Roman"/>
-          <w:color w:val="374151"/>
-          <w:sz w:val="24"/>
-        </w:rPr>
-        <w:t xml:space="preserve">11. ПР №8. ШИФРОВАНИЕ И ДЕШИФРОВАНИЕ ФАЙЛОВ. ЧАСТЬ 2: SHA-256 (21.10.2026) .... </w:t>
-      </w:r>
-      <w:r>
-        <w:rPr>
-          <w:rFonts w:ascii="Times New Roman" w:hAnsi="Times New Roman"/>
-          <w:b/>
-          <w:color w:val="111827"/>
-          <w:sz w:val="24"/>
-        </w:rPr>
-        <w:t>23</w:t>
-      </w:r>
-    </w:p>
-    <w:p>
-      <w:pPr>
-        <w:spacing w:line="276" w:lineRule="auto" w:before="20" w:after="40"/>
-        <w:ind w:firstLine="0"/>
-      </w:pPr>
-      <w:r>
-        <w:rPr>
-          <w:rFonts w:ascii="Times New Roman" w:hAnsi="Times New Roman"/>
-          <w:color w:val="374151"/>
-          <w:sz w:val="24"/>
-        </w:rPr>
-        <w:t xml:space="preserve">12. ПР №9. ЛОКАЛЬНЫЙ GIT. ИНИЦИАЛИЗАЦИЯ И РЕПОЗИТОРИЙ (22.10.2026) .......... </w:t>
-      </w:r>
-      <w:r>
-        <w:rPr>
-          <w:rFonts w:ascii="Times New Roman" w:hAnsi="Times New Roman"/>
-          <w:b/>
-          <w:color w:val="111827"/>
-          <w:sz w:val="24"/>
-        </w:rPr>
-        <w:t>25</w:t>
-      </w:r>
-    </w:p>
-    <w:p>
-      <w:pPr>
-        <w:spacing w:line="276" w:lineRule="auto" w:before="20" w:after="40"/>
-        <w:ind w:firstLine="0"/>
-      </w:pPr>
-      <w:r>
-        <w:rPr>
-          <w:rFonts w:ascii="Times New Roman" w:hAnsi="Times New Roman"/>
-          <w:color w:val="374151"/>
-          <w:sz w:val="24"/>
-        </w:rPr>
-        <w:t xml:space="preserve">13. ПР №9. ЛОКАЛЬНЫЙ GIT. ВЕТВЛЕНИЕ И СЛИЯНИЕ (23.10.2026) .................. </w:t>
-      </w:r>
-      <w:r>
-        <w:rPr>
-          <w:rFonts w:ascii="Times New Roman" w:hAnsi="Times New Roman"/>
-          <w:b/>
-          <w:color w:val="111827"/>
-          <w:sz w:val="24"/>
-        </w:rPr>
-        <w:t>27</w:t>
-      </w:r>
-    </w:p>
-    <w:p>
-      <w:pPr>
-        <w:spacing w:line="276" w:lineRule="auto" w:before="20" w:after="40"/>
-        <w:ind w:firstLine="0"/>
-      </w:pPr>
-      <w:r>
-        <w:rPr>
-          <w:rFonts w:ascii="Times New Roman" w:hAnsi="Times New Roman"/>
-          <w:color w:val="374151"/>
-          <w:sz w:val="24"/>
-        </w:rPr>
-        <w:t xml:space="preserve">14. ПР №10. РАЗРАБОТКА GUI. ФОРМА АВТОРИЗАЦИИ MATERIAL3 (26.10.2026) ........ </w:t>
-      </w:r>
-      <w:r>
-        <w:rPr>
-          <w:rFonts w:ascii="Times New Roman" w:hAnsi="Times New Roman"/>
-          <w:b/>
-          <w:color w:val="111827"/>
-          <w:sz w:val="24"/>
-        </w:rPr>
-        <w:t>29</w:t>
-      </w:r>
-    </w:p>
-    <w:p>
-      <w:pPr>
-        <w:spacing w:line="276" w:lineRule="auto" w:before="20" w:after="40"/>
-        <w:ind w:firstLine="0"/>
-      </w:pPr>
-      <w:r>
-        <w:rPr>
-          <w:rFonts w:ascii="Times New Roman" w:hAnsi="Times New Roman"/>
-          <w:color w:val="374151"/>
-          <w:sz w:val="24"/>
-        </w:rPr>
-        <w:t xml:space="preserve">15. ПР №10. РАЗРАБОТКА GUI. ДИЗАЙНЕР .XSD И MASTER-DETAIL (27.10.2026) ...... </w:t>
-      </w:r>
-      <w:r>
-        <w:rPr>
-          <w:rFonts w:ascii="Times New Roman" w:hAnsi="Times New Roman"/>
-          <w:b/>
-          <w:color w:val="111827"/>
-          <w:sz w:val="24"/>
-        </w:rPr>
-        <w:t>31</w:t>
-      </w:r>
-    </w:p>
-    <w:p>
-      <w:pPr>
-        <w:spacing w:line="276" w:lineRule="auto" w:before="20" w:after="40"/>
-        <w:ind w:firstLine="0"/>
-      </w:pPr>
-      <w:r>
-        <w:rPr>
-          <w:rFonts w:ascii="Times New Roman" w:hAnsi="Times New Roman"/>
-          <w:color w:val="374151"/>
-          <w:sz w:val="24"/>
-        </w:rPr>
-        <w:t xml:space="preserve">16. ПР №10. РАЗРАБОТКА GUI. CRUD, ВАЛИДАЦИЯ И ФИЛЬТРАЦИЯ (28.10.2026) ....... </w:t>
-      </w:r>
-      <w:r>
-        <w:rPr>
-          <w:rFonts w:ascii="Times New Roman" w:hAnsi="Times New Roman"/>
-          <w:b/>
-          <w:color w:val="111827"/>
-          <w:sz w:val="24"/>
-        </w:rPr>
-        <w:t>33</w:t>
-      </w:r>
-    </w:p>
-    <w:p>
-      <w:pPr>
-        <w:spacing w:line="276" w:lineRule="auto" w:before="20" w:after="40"/>
-        <w:ind w:firstLine="0"/>
-      </w:pPr>
-      <w:r>
-        <w:rPr>
-          <w:rFonts w:ascii="Times New Roman" w:hAnsi="Times New Roman"/>
-          <w:color w:val="374151"/>
-          <w:sz w:val="24"/>
-        </w:rPr>
-        <w:t xml:space="preserve">17. ПР №11. ВОССТАНОВЛЕНИЕ РАБОТОСПОСОБНОСТИ ПО (29.10.2026) ................ </w:t>
-      </w:r>
-      <w:r>
-        <w:rPr>
-          <w:rFonts w:ascii="Times New Roman" w:hAnsi="Times New Roman"/>
-          <w:b/>
-          <w:color w:val="111827"/>
-          <w:sz w:val="24"/>
-        </w:rPr>
-        <w:t>35</w:t>
-      </w:r>
-    </w:p>
-    <w:p>
-      <w:pPr>
-        <w:spacing w:line="276" w:lineRule="auto" w:before="20" w:after="40"/>
-        <w:ind w:firstLine="0"/>
-      </w:pPr>
-      <w:r>
-        <w:rPr>
-          <w:rFonts w:ascii="Times New Roman" w:hAnsi="Times New Roman"/>
-          <w:color w:val="374151"/>
-          <w:sz w:val="24"/>
-        </w:rPr>
-        <w:t xml:space="preserve">18. ОФОРМЛЕНИЕ ОТЧЕТА И ДИФФЕРЕНЦИРОВАННЫЙ ЗАЧЕТ (30.10.2026) ............... </w:t>
-      </w:r>
-      <w:r>
-        <w:rPr>
-          <w:rFonts w:ascii="Times New Roman" w:hAnsi="Times New Roman"/>
-          <w:b/>
-          <w:color w:val="111827"/>
-          <w:sz w:val="24"/>
-        </w:rPr>
-        <w:t>37</w:t>
-      </w:r>
-    </w:p>
-    <w:p>
-      <w:pPr>
-        <w:spacing w:line="276" w:lineRule="auto" w:before="20" w:after="40"/>
-        <w:ind w:firstLine="0"/>
-      </w:pPr>
-      <w:r>
-        <w:rPr>
-          <w:rFonts w:ascii="Times New Roman" w:hAnsi="Times New Roman"/>
-          <w:color w:val="374151"/>
-          <w:sz w:val="24"/>
-        </w:rPr>
-        <w:t xml:space="preserve">ЗАКЛЮЧЕНИЕ .................................................................. </w:t>
-      </w:r>
-      <w:r>
-        <w:rPr>
-          <w:rFonts w:ascii="Times New Roman" w:hAnsi="Times New Roman"/>
-          <w:b/>
-          <w:color w:val="111827"/>
-          <w:sz w:val="24"/>
-        </w:rPr>
-        <w:t>39</w:t>
-      </w:r>
-    </w:p>
-    <w:p>
-      <w:r>
-        <w:br w:type="page"/>
-      </w:r>
-    </w:p>
-    <w:p>
-      <w:pPr>
-        <w:spacing w:before="360" w:after="160" w:line="276" w:lineRule="auto"/>
-        <w:ind w:firstLine="0"/>
-        <w:jc w:val="left"/>
-      </w:pPr>
-      <w:r>
-        <w:rPr>
-          <w:rFonts w:ascii="Times New Roman" w:hAnsi="Times New Roman"/>
-          <w:b/>
           <w:i w:val="0"/>
-          <w:color w:val="1F2937"/>
-          <w:sz w:val="32"/>
+          <w:color w:val="000000"/>
+          <w:sz w:val="28"/>
         </w:rPr>
         <w:t>ВВЕДЕНИЕ</w:t>
       </w:r>
     </w:p>
     <w:p>
       <w:pPr>
-        <w:spacing w:before="0" w:after="80" w:line="276" w:lineRule="auto"/>
-        <w:ind w:firstLine="709"/>
+        <w:pStyle w:val="ParagraphMain"/>
         <w:jc w:val="both"/>
       </w:pPr>
       <w:r>
         <w:rPr>
           <w:rFonts w:ascii="Times New Roman" w:hAnsi="Times New Roman"/>
-          <w:b w:val="0"/>
           <w:i w:val="0"/>
-          <w:color w:val="111827"/>
+          <w:color w:val="000000"/>
           <w:sz w:val="28"/>
         </w:rPr>
         <w:t>Учебная практика УП.04.01 «Внедрение и поддержка компьютерных систем» (МДК 04.01) входит в состав профессионального цикла подготовки специалистов среднего звена по специальности 09.02.07 «Информационные системы и программирование».</w:t>
@@ -520,16 +370,14 @@
     </w:p>
     <w:p>
       <w:pPr>
-        <w:spacing w:before="0" w:after="80" w:line="276" w:lineRule="auto"/>
-        <w:ind w:firstLine="709"/>
+        <w:pStyle w:val="ParagraphMain"/>
         <w:jc w:val="both"/>
       </w:pPr>
       <w:r>
         <w:rPr>
           <w:rFonts w:ascii="Times New Roman" w:hAnsi="Times New Roman"/>
-          <w:b w:val="0"/>
           <w:i w:val="0"/>
-          <w:color w:val="111827"/>
+          <w:color w:val="000000"/>
           <w:sz w:val="28"/>
         </w:rPr>
         <w:t>Основная инженерная цель практики — сквозная разработка, отладка, профилирование, аудит безопасности и сопровождение законченного прикладного программного продукта: настольной информационной системы (ИС) баз данных на базе современного производственного стека технологий:</w:t>
@@ -537,154 +385,104 @@
     </w:p>
     <w:p>
       <w:pPr>
-        <w:spacing w:before="40" w:after="60" w:line="276" w:lineRule="auto"/>
-        <w:ind w:firstLine="288"/>
+        <w:pStyle w:val="ListMain"/>
+        <w:jc w:val="both"/>
       </w:pPr>
       <w:r>
         <w:rPr>
           <w:rFonts w:ascii="Times New Roman" w:hAnsi="Times New Roman"/>
-          <w:b/>
-          <w:color w:val="4B5563"/>
+          <w:i w:val="0"/>
+          <w:color w:val="000000"/>
           <w:sz w:val="28"/>
         </w:rPr>
-        <w:t xml:space="preserve">• </w:t>
+        <w:t>• Язык разработки и платформа: C# (.NET Framework 4.8);</w:t>
       </w:r>
+    </w:p>
+    <w:p>
+      <w:pPr>
+        <w:pStyle w:val="ListMain"/>
+        <w:jc w:val="both"/>
+      </w:pPr>
       <w:r>
         <w:rPr>
           <w:rFonts w:ascii="Times New Roman" w:hAnsi="Times New Roman"/>
-          <w:color w:val="111827"/>
+          <w:i w:val="0"/>
+          <w:color w:val="000000"/>
           <w:sz w:val="28"/>
         </w:rPr>
-        <w:t>Язык разработки и платформа: C# (.NET Framework 4.8);</w:t>
+        <w:t>• Графический интерфейс пользователя: Windows Forms с интеграцией библиотеки компонентов MaterialSkin.2 (стандарт Material3: MaterialForm, MaterialCard, MaterialTextBox, MaterialButton, MaterialComboBox, MaterialListView);</w:t>
       </w:r>
     </w:p>
     <w:p>
       <w:pPr>
-        <w:spacing w:before="40" w:after="60" w:line="276" w:lineRule="auto"/>
-        <w:ind w:firstLine="288"/>
+        <w:pStyle w:val="ListMain"/>
+        <w:jc w:val="both"/>
       </w:pPr>
       <w:r>
         <w:rPr>
           <w:rFonts w:ascii="Times New Roman" w:hAnsi="Times New Roman"/>
-          <w:b/>
-          <w:color w:val="4B5563"/>
+          <w:i w:val="0"/>
+          <w:color w:val="000000"/>
           <w:sz w:val="28"/>
         </w:rPr>
-        <w:t xml:space="preserve">• </w:t>
+        <w:t>• Реляционная СУБД: Microsoft SQL Server Express (экземпляр SQLEXPRESS) под управлением SQL Server Management Studio (SSMS);</w:t>
       </w:r>
+    </w:p>
+    <w:p>
+      <w:pPr>
+        <w:pStyle w:val="ListMain"/>
+        <w:jc w:val="both"/>
+      </w:pPr>
       <w:r>
         <w:rPr>
           <w:rFonts w:ascii="Times New Roman" w:hAnsi="Times New Roman"/>
-          <w:color w:val="111827"/>
+          <w:i w:val="0"/>
+          <w:color w:val="000000"/>
           <w:sz w:val="28"/>
         </w:rPr>
-        <w:t>Графический интерфейс пользователя: Windows Forms с интеграцией библиотеки компонентов MaterialSkin.2 (стандарт Material3: MaterialForm, MaterialCard, MaterialTextBox, MaterialButton, MaterialComboBox, MaterialListView);</w:t>
+        <w:t>• Слой доступа к данным: типизированный DataSet с визуальным дизайнером XML Schema Definition (.xsd) и TableAdapter/TableAdapterManager;</w:t>
       </w:r>
     </w:p>
     <w:p>
       <w:pPr>
-        <w:spacing w:before="40" w:after="60" w:line="276" w:lineRule="auto"/>
-        <w:ind w:firstLine="288"/>
+        <w:pStyle w:val="ListMain"/>
+        <w:jc w:val="both"/>
       </w:pPr>
       <w:r>
         <w:rPr>
           <w:rFonts w:ascii="Times New Roman" w:hAnsi="Times New Roman"/>
-          <w:b/>
-          <w:color w:val="4B5563"/>
+          <w:i w:val="0"/>
+          <w:color w:val="000000"/>
           <w:sz w:val="28"/>
         </w:rPr>
-        <w:t xml:space="preserve">• </w:t>
+        <w:t>• Система контроля версий: распределенная система Git (локальный репозиторий, структурированные коммиты, изолированные функциональные ветки feature-ветвления и слияния);</w:t>
       </w:r>
+    </w:p>
+    <w:p>
+      <w:pPr>
+        <w:pStyle w:val="ListMain"/>
+        <w:jc w:val="both"/>
+      </w:pPr>
       <w:r>
         <w:rPr>
           <w:rFonts w:ascii="Times New Roman" w:hAnsi="Times New Roman"/>
-          <w:color w:val="111827"/>
+          <w:i w:val="0"/>
+          <w:color w:val="000000"/>
           <w:sz w:val="28"/>
         </w:rPr>
-        <w:t>Реляционная СУБД: Microsoft SQL Server Express (экземпляр SQLEXPRESS) под управлением SQL Server Management Studio (SSMS);</w:t>
+        <w:t>• Подсистемы безопасности и надежности: криптографический модуль симметричного блочного шифрования файлов AES-256, хэширование паролей пользователей SHA-256 с добавлением соли (salt), автоматизированный бэкап и восстановление базы данных (.bak).</w:t>
       </w:r>
     </w:p>
     <w:p>
       <w:pPr>
-        <w:spacing w:before="40" w:after="60" w:line="276" w:lineRule="auto"/>
-        <w:ind w:firstLine="288"/>
+        <w:pStyle w:val="ParagraphMain"/>
+        <w:jc w:val="both"/>
       </w:pPr>
       <w:r>
         <w:rPr>
           <w:rFonts w:ascii="Times New Roman" w:hAnsi="Times New Roman"/>
-          <w:b/>
-          <w:color w:val="4B5563"/>
-          <w:sz w:val="28"/>
-        </w:rPr>
-        <w:t xml:space="preserve">• </w:t>
-      </w:r>
-      <w:r>
-        <w:rPr>
-          <w:rFonts w:ascii="Times New Roman" w:hAnsi="Times New Roman"/>
-          <w:color w:val="111827"/>
-          <w:sz w:val="28"/>
-        </w:rPr>
-        <w:t>Слой доступа к данным: типизированный DataSet с визуальным дизайнером XML Schema Definition (.xsd) и TableAdapter/TableAdapterManager;</w:t>
-      </w:r>
-    </w:p>
-    <w:p>
-      <w:pPr>
-        <w:spacing w:before="40" w:after="60" w:line="276" w:lineRule="auto"/>
-        <w:ind w:firstLine="288"/>
-      </w:pPr>
-      <w:r>
-        <w:rPr>
-          <w:rFonts w:ascii="Times New Roman" w:hAnsi="Times New Roman"/>
-          <w:b/>
-          <w:color w:val="4B5563"/>
-          <w:sz w:val="28"/>
-        </w:rPr>
-        <w:t xml:space="preserve">• </w:t>
-      </w:r>
-      <w:r>
-        <w:rPr>
-          <w:rFonts w:ascii="Times New Roman" w:hAnsi="Times New Roman"/>
-          <w:color w:val="111827"/>
-          <w:sz w:val="28"/>
-        </w:rPr>
-        <w:t>Система контроля версий: распределенная система Git (локальный репозиторий, структурированные коммиты, изолированные функциональные ветки feature-ветвления и слияния);</w:t>
-      </w:r>
-    </w:p>
-    <w:p>
-      <w:pPr>
-        <w:spacing w:before="40" w:after="60" w:line="276" w:lineRule="auto"/>
-        <w:ind w:firstLine="288"/>
-      </w:pPr>
-      <w:r>
-        <w:rPr>
-          <w:rFonts w:ascii="Times New Roman" w:hAnsi="Times New Roman"/>
-          <w:b/>
-          <w:color w:val="4B5563"/>
-          <w:sz w:val="28"/>
-        </w:rPr>
-        <w:t xml:space="preserve">• </w:t>
-      </w:r>
-      <w:r>
-        <w:rPr>
-          <w:rFonts w:ascii="Times New Roman" w:hAnsi="Times New Roman"/>
-          <w:color w:val="111827"/>
-          <w:sz w:val="28"/>
-        </w:rPr>
-        <w:t>Подсистемы безопасности и надежности: криптографический модуль симметричного блочного шифрования файлов AES-256, хэширование паролей пользователей SHA-256 с добавлением соли (salt), автоматизированный бэкап и восстановление базы данных (.bak).</w:t>
-      </w:r>
-    </w:p>
-    <w:p>
-      <w:pPr>
-        <w:spacing w:before="0" w:after="80" w:line="276" w:lineRule="auto"/>
-        <w:ind w:firstLine="709"/>
-        <w:jc w:val="both"/>
-      </w:pPr>
-      <w:r>
-        <w:rPr>
-          <w:rFonts w:ascii="Times New Roman" w:hAnsi="Times New Roman"/>
-          <w:b w:val="0"/>
           <w:i w:val="0"/>
-          <w:color w:val="111827"/>
+          <w:color w:val="000000"/>
           <w:sz w:val="28"/>
         </w:rPr>
         <w:t>В соответствии с индивидуальным вариантом студента предметная область проектируемой информационной системы включает не менее 6 взаимосвязанных таблиц с реализацией связей Primary Key / Foreign Key (1:N и N:M). Все смежные разделы практики (подбор ПК, антивирусы, SMART, стресс-тесты, аудит событий, профилирование скорости, шифрование, версионирование Git, бэкап/restore) выполняются и документируются непосредственно в жизненном цикле создаваемой системы.</w:t>
@@ -692,16 +490,15 @@
     </w:p>
     <w:p>
       <w:pPr>
-        <w:jc w:val="left"/>
-        <w:shd w:fill="F3F4F6"/>
-        <w:spacing w:before="120" w:after="160" w:line="276" w:lineRule="auto"/>
-        <w:ind w:firstLine="0" w:left="706" w:right="288"/>
+        <w:pStyle w:val="Picturemain"/>
+        <w:jc w:val="center"/>
       </w:pPr>
       <w:r>
         <w:rPr>
-          <w:rFonts w:ascii="Consolas" w:hAnsi="Consolas"/>
-          <w:color w:val="374151"/>
-          <w:sz w:val="21"/>
+          <w:rFonts w:ascii="Times New Roman" w:hAnsi="Times New Roman"/>
+          <w:i w:val="0"/>
+          <w:color w:val="000000"/>
+          <w:sz w:val="28"/>
         </w:rPr>
         <w:t>/* [МЕСТО ДЛЯ СКРИНШОТА / ЛИСТИНГА КОДА] */</w:t>
         <w:br/>
@@ -709,56 +506,46 @@
       </w:r>
     </w:p>
     <w:p>
-      <w:r>
-        <w:br w:type="page"/>
-      </w:r>
-    </w:p>
-    <w:p>
-      <w:pPr>
-        <w:spacing w:before="360" w:after="160" w:line="276" w:lineRule="auto"/>
-        <w:ind w:firstLine="0"/>
-        <w:jc w:val="left"/>
+      <w:pPr>
+        <w:pStyle w:val="HeaderMain"/>
+        <w:pageBreakBefore/>
+        <w:jc w:val="center"/>
       </w:pPr>
       <w:r>
         <w:rPr>
           <w:rFonts w:ascii="Times New Roman" w:hAnsi="Times New Roman"/>
-          <w:b/>
           <w:i w:val="0"/>
-          <w:color w:val="1F2937"/>
-          <w:sz w:val="32"/>
+          <w:color w:val="000000"/>
+          <w:sz w:val="28"/>
         </w:rPr>
         <w:t>РАЗДЕЛ 1. ТЕХНИКА БЕЗОПАСНОСТИ НА РАБОЧЕМ МЕСТЕ. ОЗНАКОМЛЕНИЕ С РАБОЧИМ МЕСТОМ И ПО (08.10.2026)</w:t>
       </w:r>
     </w:p>
     <w:p>
       <w:pPr>
-        <w:spacing w:before="240" w:after="80" w:line="276" w:lineRule="auto"/>
-        <w:ind w:firstLine="0"/>
-        <w:jc w:val="left"/>
+        <w:pStyle w:val="Headerlower"/>
+        <w:jc w:val="both"/>
       </w:pPr>
       <w:r>
         <w:rPr>
           <w:rFonts w:ascii="Times New Roman" w:hAnsi="Times New Roman"/>
-          <w:b/>
           <w:i w:val="0"/>
-          <w:color w:val="111827"/>
-          <w:sz w:val="29"/>
+          <w:color w:val="000000"/>
+          <w:sz w:val="28"/>
         </w:rPr>
         <w:t>Цель работы</w:t>
       </w:r>
     </w:p>
     <w:p>
       <w:pPr>
-        <w:spacing w:before="0" w:after="80" w:line="276" w:lineRule="auto"/>
-        <w:ind w:firstLine="709"/>
+        <w:pStyle w:val="ParagraphMain"/>
         <w:jc w:val="both"/>
       </w:pPr>
       <w:r>
         <w:rPr>
           <w:rFonts w:ascii="Times New Roman" w:hAnsi="Times New Roman"/>
-          <w:b w:val="0"/>
           <w:i w:val="0"/>
-          <w:color w:val="111827"/>
+          <w:color w:val="000000"/>
           <w:sz w:val="28"/>
         </w:rPr>
         <w:t>Инструктаж по ТБ, эргономика рабочего места разработчика ИС и развертывание технологического стека (Visual Studio 2022, .NET 4.8, SQLEXPRESS, MaterialSkin.2).</w:t>
@@ -766,142 +553,105 @@
     </w:p>
     <w:p>
       <w:pPr>
-        <w:spacing w:before="240" w:after="80" w:line="276" w:lineRule="auto"/>
-        <w:ind w:firstLine="0"/>
-        <w:jc w:val="left"/>
+        <w:pStyle w:val="Headerlower"/>
+        <w:jc w:val="both"/>
       </w:pPr>
       <w:r>
         <w:rPr>
           <w:rFonts w:ascii="Times New Roman" w:hAnsi="Times New Roman"/>
-          <w:b/>
           <w:i w:val="0"/>
-          <w:color w:val="111827"/>
-          <w:sz w:val="29"/>
+          <w:color w:val="000000"/>
+          <w:sz w:val="28"/>
         </w:rPr>
         <w:t>Краткий ход выполнения и проектные решения</w:t>
       </w:r>
     </w:p>
     <w:p>
       <w:pPr>
-        <w:spacing w:before="40" w:after="60" w:line="276" w:lineRule="auto"/>
-        <w:ind w:firstLine="288"/>
+        <w:pStyle w:val="ListMain"/>
+        <w:jc w:val="both"/>
       </w:pPr>
       <w:r>
         <w:rPr>
           <w:rFonts w:ascii="Times New Roman" w:hAnsi="Times New Roman"/>
-          <w:b/>
-          <w:color w:val="4B5563"/>
+          <w:i w:val="0"/>
+          <w:color w:val="000000"/>
           <w:sz w:val="28"/>
         </w:rPr>
-        <w:t xml:space="preserve">• </w:t>
+        <w:t>• Изучение требований правил техники безопасности, электробезопасности и санитарных правил (СанПиН 1.2.3685-21) при длительной разработке ПО за компьютером.</w:t>
       </w:r>
+    </w:p>
+    <w:p>
+      <w:pPr>
+        <w:pStyle w:val="ListMain"/>
+        <w:jc w:val="both"/>
+      </w:pPr>
       <w:r>
         <w:rPr>
           <w:rFonts w:ascii="Times New Roman" w:hAnsi="Times New Roman"/>
-          <w:color w:val="111827"/>
+          <w:i w:val="0"/>
+          <w:color w:val="000000"/>
           <w:sz w:val="28"/>
         </w:rPr>
-        <w:t>Изучение требований правил техники безопасности, электробезопасности и санитарных правил (СанПиН 1.2.3685-21) при длительной разработке ПО за компьютером.</w:t>
+        <w:t>• Аппаратная спецификация инженерного рабочего места (характеристики монитора, системного блока, накопителей и периферии).</w:t>
       </w:r>
     </w:p>
     <w:p>
       <w:pPr>
-        <w:spacing w:before="40" w:after="60" w:line="276" w:lineRule="auto"/>
-        <w:ind w:firstLine="288"/>
+        <w:pStyle w:val="ListMain"/>
+        <w:jc w:val="both"/>
       </w:pPr>
       <w:r>
         <w:rPr>
           <w:rFonts w:ascii="Times New Roman" w:hAnsi="Times New Roman"/>
-          <w:b/>
-          <w:color w:val="4B5563"/>
+          <w:i w:val="0"/>
+          <w:color w:val="000000"/>
           <w:sz w:val="28"/>
         </w:rPr>
-        <w:t xml:space="preserve">• </w:t>
+        <w:t>• Развертывание и аудит среды: Microsoft Visual Studio 2022, .NET Framework 4.8, подключение NuGet-пакета MaterialSkin.2.</w:t>
       </w:r>
+    </w:p>
+    <w:p>
+      <w:pPr>
+        <w:pStyle w:val="ListMain"/>
+        <w:jc w:val="both"/>
+      </w:pPr>
       <w:r>
         <w:rPr>
           <w:rFonts w:ascii="Times New Roman" w:hAnsi="Times New Roman"/>
-          <w:color w:val="111827"/>
+          <w:i w:val="0"/>
+          <w:color w:val="000000"/>
           <w:sz w:val="28"/>
         </w:rPr>
-        <w:t>Аппаратная спецификация инженерного рабочего места (характеристики монитора, системного блока, накопителей и периферии).</w:t>
+        <w:t>• Выбор и фиксация индивидуальной темы ИС из 15 вариантов, составление перечня 6 ключевых сущностей БД.</w:t>
       </w:r>
     </w:p>
     <w:p>
       <w:pPr>
-        <w:spacing w:before="40" w:after="60" w:line="276" w:lineRule="auto"/>
-        <w:ind w:firstLine="288"/>
+        <w:pStyle w:val="Headerlower"/>
+        <w:jc w:val="both"/>
       </w:pPr>
       <w:r>
         <w:rPr>
           <w:rFonts w:ascii="Times New Roman" w:hAnsi="Times New Roman"/>
-          <w:b/>
-          <w:color w:val="4B5563"/>
+          <w:i w:val="0"/>
+          <w:color w:val="000000"/>
           <w:sz w:val="28"/>
-        </w:rPr>
-        <w:t xml:space="preserve">• </w:t>
-      </w:r>
-      <w:r>
-        <w:rPr>
-          <w:rFonts w:ascii="Times New Roman" w:hAnsi="Times New Roman"/>
-          <w:color w:val="111827"/>
-          <w:sz w:val="28"/>
-        </w:rPr>
-        <w:t>Развертывание и аудит среды: Microsoft Visual Studio 2022, .NET Framework 4.8, подключение NuGet-пакета MaterialSkin.2.</w:t>
-      </w:r>
-    </w:p>
-    <w:p>
-      <w:pPr>
-        <w:spacing w:before="40" w:after="60" w:line="276" w:lineRule="auto"/>
-        <w:ind w:firstLine="288"/>
-      </w:pPr>
-      <w:r>
-        <w:rPr>
-          <w:rFonts w:ascii="Times New Roman" w:hAnsi="Times New Roman"/>
-          <w:b/>
-          <w:color w:val="4B5563"/>
-          <w:sz w:val="28"/>
-        </w:rPr>
-        <w:t xml:space="preserve">• </w:t>
-      </w:r>
-      <w:r>
-        <w:rPr>
-          <w:rFonts w:ascii="Times New Roman" w:hAnsi="Times New Roman"/>
-          <w:color w:val="111827"/>
-          <w:sz w:val="28"/>
-        </w:rPr>
-        <w:t>Выбор и фиксация индивидуальной темы ИС из 15 вариантов, составление перечня 6 ключевых сущностей БД.</w:t>
-      </w:r>
-    </w:p>
-    <w:p>
-      <w:pPr>
-        <w:spacing w:before="240" w:after="80" w:line="276" w:lineRule="auto"/>
-        <w:ind w:firstLine="0"/>
-        <w:jc w:val="left"/>
-      </w:pPr>
-      <w:r>
-        <w:rPr>
-          <w:rFonts w:ascii="Times New Roman" w:hAnsi="Times New Roman"/>
-          <w:b/>
-          <w:i w:val="0"/>
-          <w:color w:val="111827"/>
-          <w:sz w:val="29"/>
         </w:rPr>
         <w:t>Иллюстративный материал и результаты тестирования</w:t>
       </w:r>
     </w:p>
     <w:p>
       <w:pPr>
-        <w:jc w:val="left"/>
-        <w:shd w:fill="F3F4F6"/>
-        <w:spacing w:before="120" w:after="160" w:line="276" w:lineRule="auto"/>
-        <w:ind w:firstLine="0" w:left="706" w:right="288"/>
+        <w:pStyle w:val="Picturemain"/>
+        <w:jc w:val="center"/>
       </w:pPr>
       <w:r>
         <w:rPr>
-          <w:rFonts w:ascii="Consolas" w:hAnsi="Consolas"/>
-          <w:color w:val="374151"/>
-          <w:sz w:val="21"/>
+          <w:rFonts w:ascii="Times New Roman" w:hAnsi="Times New Roman"/>
+          <w:i w:val="0"/>
+          <w:color w:val="000000"/>
+          <w:sz w:val="28"/>
         </w:rPr>
         <w:t>/* [МЕСТО ДЛЯ СКРИНШОТА / ЛИСТИНГА КОДА] */</w:t>
         <w:br/>
@@ -910,89 +660,75 @@
     </w:p>
     <w:p>
       <w:pPr>
-        <w:spacing w:before="240" w:after="80" w:line="276" w:lineRule="auto"/>
-        <w:ind w:firstLine="0"/>
-        <w:jc w:val="left"/>
+        <w:pStyle w:val="Headerlower"/>
+        <w:jc w:val="both"/>
       </w:pPr>
       <w:r>
         <w:rPr>
           <w:rFonts w:ascii="Times New Roman" w:hAnsi="Times New Roman"/>
-          <w:b/>
           <w:i w:val="0"/>
-          <w:color w:val="111827"/>
-          <w:sz w:val="29"/>
+          <w:color w:val="000000"/>
+          <w:sz w:val="28"/>
         </w:rPr>
         <w:t>Вывод по разделу</w:t>
       </w:r>
     </w:p>
     <w:p>
       <w:pPr>
-        <w:spacing w:before="0" w:after="80" w:line="276" w:lineRule="auto"/>
-        <w:ind w:firstLine="709"/>
+        <w:pStyle w:val="ParagraphMain"/>
         <w:jc w:val="both"/>
       </w:pPr>
       <w:r>
         <w:rPr>
           <w:rFonts w:ascii="Times New Roman" w:hAnsi="Times New Roman"/>
-          <w:b w:val="0"/>
           <w:i w:val="0"/>
-          <w:color w:val="111827"/>
+          <w:color w:val="000000"/>
           <w:sz w:val="28"/>
         </w:rPr>
         <w:t>В ходе выполнения практического задания 08.10.2026 задачи раздела были успешно решены в полном объеме, проектные решения интегрированы в общий программный комплекс разрабатываемой информационной системы.</w:t>
       </w:r>
     </w:p>
     <w:p>
-      <w:r>
-        <w:br w:type="page"/>
-      </w:r>
-    </w:p>
-    <w:p>
-      <w:pPr>
-        <w:spacing w:before="360" w:after="160" w:line="276" w:lineRule="auto"/>
-        <w:ind w:firstLine="0"/>
-        <w:jc w:val="left"/>
+      <w:pPr>
+        <w:pStyle w:val="HeaderMain"/>
+        <w:pageBreakBefore/>
+        <w:jc w:val="center"/>
       </w:pPr>
       <w:r>
         <w:rPr>
           <w:rFonts w:ascii="Times New Roman" w:hAnsi="Times New Roman"/>
-          <w:b/>
           <w:i w:val="0"/>
-          <w:color w:val="1F2937"/>
-          <w:sz w:val="32"/>
+          <w:color w:val="000000"/>
+          <w:sz w:val="28"/>
         </w:rPr>
         <w:t>РАЗДЕЛ 2. ПР №1. ПОДБОР КОНФИГУРАЦИИ ПК (09.10.2026)</w:t>
       </w:r>
     </w:p>
     <w:p>
       <w:pPr>
-        <w:spacing w:before="240" w:after="80" w:line="276" w:lineRule="auto"/>
-        <w:ind w:firstLine="0"/>
-        <w:jc w:val="left"/>
+        <w:pStyle w:val="Headerlower"/>
+        <w:jc w:val="both"/>
       </w:pPr>
       <w:r>
         <w:rPr>
           <w:rFonts w:ascii="Times New Roman" w:hAnsi="Times New Roman"/>
-          <w:b/>
           <w:i w:val="0"/>
-          <w:color w:val="111827"/>
-          <w:sz w:val="29"/>
+          <w:color w:val="000000"/>
+          <w:sz w:val="28"/>
         </w:rPr>
         <w:t>Цель работы</w:t>
       </w:r>
     </w:p>
     <w:p>
       <w:pPr>
-        <w:spacing w:before="0" w:after="80" w:line="276" w:lineRule="auto"/>
-        <w:ind w:firstLine="709"/>
+        <w:pStyle w:val="ParagraphMain"/>
         <w:jc w:val="both"/>
       </w:pPr>
       <w:r>
         <w:rPr>
           <w:rFonts w:ascii="Times New Roman" w:hAnsi="Times New Roman"/>
-          <w:b w:val="0"/>
           <w:i w:val="0"/>
-          <w:color w:val="111827"/>
+          <w:color w:val="000000"/>
           <w:sz w:val="28"/>
         </w:rPr>
         <w:t>Аппаратный расчет и комплектование рабочей станции инженера и локального сервера СУБД для надежной эксплуатации создаваемой ИС.</w:t>
@@ -1000,142 +736,105 @@
     </w:p>
     <w:p>
       <w:pPr>
-        <w:spacing w:before="240" w:after="80" w:line="276" w:lineRule="auto"/>
-        <w:ind w:firstLine="0"/>
-        <w:jc w:val="left"/>
+        <w:pStyle w:val="Headerlower"/>
+        <w:jc w:val="both"/>
       </w:pPr>
       <w:r>
         <w:rPr>
           <w:rFonts w:ascii="Times New Roman" w:hAnsi="Times New Roman"/>
-          <w:b/>
           <w:i w:val="0"/>
-          <w:color w:val="111827"/>
-          <w:sz w:val="29"/>
+          <w:color w:val="000000"/>
+          <w:sz w:val="28"/>
         </w:rPr>
         <w:t>Краткий ход выполнения и проектные решения</w:t>
       </w:r>
     </w:p>
     <w:p>
       <w:pPr>
-        <w:spacing w:before="40" w:after="60" w:line="276" w:lineRule="auto"/>
-        <w:ind w:firstLine="288"/>
+        <w:pStyle w:val="ListMain"/>
+        <w:jc w:val="both"/>
       </w:pPr>
       <w:r>
         <w:rPr>
           <w:rFonts w:ascii="Times New Roman" w:hAnsi="Times New Roman"/>
-          <w:b/>
-          <w:color w:val="4B5563"/>
+          <w:i w:val="0"/>
+          <w:color w:val="000000"/>
           <w:sz w:val="28"/>
         </w:rPr>
-        <w:t xml:space="preserve">• </w:t>
+        <w:t>• Расчет объема ОЗУ (DDR4/DDR5) с учетом буферного пула (Buffer Pool) SQL Server и тяжеловесной среды Visual Studio (рекомендуемый объем от 16-32 ГБ).</w:t>
       </w:r>
+    </w:p>
+    <w:p>
+      <w:pPr>
+        <w:pStyle w:val="ListMain"/>
+        <w:jc w:val="both"/>
+      </w:pPr>
       <w:r>
         <w:rPr>
           <w:rFonts w:ascii="Times New Roman" w:hAnsi="Times New Roman"/>
-          <w:color w:val="111827"/>
+          <w:i w:val="0"/>
+          <w:color w:val="000000"/>
           <w:sz w:val="28"/>
         </w:rPr>
-        <w:t>Расчет объема ОЗУ (DDR4/DDR5) с учетом буферного пула (Buffer Pool) SQL Server и тяжеловесной среды Visual Studio (рекомендуемый объем от 16-32 ГБ).</w:t>
+        <w:t>• Выбор многоядерного процессора (Intel Core i5/i7 или AMD Ryzen 5/7) для параллельной обработки запросов и компиляции.</w:t>
       </w:r>
     </w:p>
     <w:p>
       <w:pPr>
-        <w:spacing w:before="40" w:after="60" w:line="276" w:lineRule="auto"/>
-        <w:ind w:firstLine="288"/>
+        <w:pStyle w:val="ListMain"/>
+        <w:jc w:val="both"/>
       </w:pPr>
       <w:r>
         <w:rPr>
           <w:rFonts w:ascii="Times New Roman" w:hAnsi="Times New Roman"/>
-          <w:b/>
-          <w:color w:val="4B5563"/>
+          <w:i w:val="0"/>
+          <w:color w:val="000000"/>
           <w:sz w:val="28"/>
         </w:rPr>
-        <w:t xml:space="preserve">• </w:t>
+        <w:t>• Обоснование установки скоростного твердотельного накопителя NVMe PCIe 4.0 для минимизации задержек I/O при транзакциях СУБД.</w:t>
       </w:r>
+    </w:p>
+    <w:p>
+      <w:pPr>
+        <w:pStyle w:val="ListMain"/>
+        <w:jc w:val="both"/>
+      </w:pPr>
       <w:r>
         <w:rPr>
           <w:rFonts w:ascii="Times New Roman" w:hAnsi="Times New Roman"/>
-          <w:color w:val="111827"/>
+          <w:i w:val="0"/>
+          <w:color w:val="000000"/>
           <w:sz w:val="28"/>
         </w:rPr>
-        <w:t>Выбор многоядерного процессора (Intel Core i5/i7 или AMD Ryzen 5/7) для параллельной обработки запросов и компиляции.</w:t>
+        <w:t>• Сводная спецификация комплектующих ПК с калькуляцией бюджета внедрения.</w:t>
       </w:r>
     </w:p>
     <w:p>
       <w:pPr>
-        <w:spacing w:before="40" w:after="60" w:line="276" w:lineRule="auto"/>
-        <w:ind w:firstLine="288"/>
+        <w:pStyle w:val="Headerlower"/>
+        <w:jc w:val="both"/>
       </w:pPr>
       <w:r>
         <w:rPr>
           <w:rFonts w:ascii="Times New Roman" w:hAnsi="Times New Roman"/>
-          <w:b/>
-          <w:color w:val="4B5563"/>
+          <w:i w:val="0"/>
+          <w:color w:val="000000"/>
           <w:sz w:val="28"/>
-        </w:rPr>
-        <w:t xml:space="preserve">• </w:t>
-      </w:r>
-      <w:r>
-        <w:rPr>
-          <w:rFonts w:ascii="Times New Roman" w:hAnsi="Times New Roman"/>
-          <w:color w:val="111827"/>
-          <w:sz w:val="28"/>
-        </w:rPr>
-        <w:t>Обоснование установки скоростного твердотельного накопителя NVMe PCIe 4.0 для минимизации задержек I/O при транзакциях СУБД.</w:t>
-      </w:r>
-    </w:p>
-    <w:p>
-      <w:pPr>
-        <w:spacing w:before="40" w:after="60" w:line="276" w:lineRule="auto"/>
-        <w:ind w:firstLine="288"/>
-      </w:pPr>
-      <w:r>
-        <w:rPr>
-          <w:rFonts w:ascii="Times New Roman" w:hAnsi="Times New Roman"/>
-          <w:b/>
-          <w:color w:val="4B5563"/>
-          <w:sz w:val="28"/>
-        </w:rPr>
-        <w:t xml:space="preserve">• </w:t>
-      </w:r>
-      <w:r>
-        <w:rPr>
-          <w:rFonts w:ascii="Times New Roman" w:hAnsi="Times New Roman"/>
-          <w:color w:val="111827"/>
-          <w:sz w:val="28"/>
-        </w:rPr>
-        <w:t>Сводная спецификация комплектующих ПК с калькуляцией бюджета внедрения.</w:t>
-      </w:r>
-    </w:p>
-    <w:p>
-      <w:pPr>
-        <w:spacing w:before="240" w:after="80" w:line="276" w:lineRule="auto"/>
-        <w:ind w:firstLine="0"/>
-        <w:jc w:val="left"/>
-      </w:pPr>
-      <w:r>
-        <w:rPr>
-          <w:rFonts w:ascii="Times New Roman" w:hAnsi="Times New Roman"/>
-          <w:b/>
-          <w:i w:val="0"/>
-          <w:color w:val="111827"/>
-          <w:sz w:val="29"/>
         </w:rPr>
         <w:t>Иллюстративный материал и результаты тестирования</w:t>
       </w:r>
     </w:p>
     <w:p>
       <w:pPr>
-        <w:jc w:val="left"/>
-        <w:shd w:fill="F3F4F6"/>
-        <w:spacing w:before="120" w:after="160" w:line="276" w:lineRule="auto"/>
-        <w:ind w:firstLine="0" w:left="706" w:right="288"/>
+        <w:pStyle w:val="Picturemain"/>
+        <w:jc w:val="center"/>
       </w:pPr>
       <w:r>
         <w:rPr>
-          <w:rFonts w:ascii="Consolas" w:hAnsi="Consolas"/>
-          <w:color w:val="374151"/>
-          <w:sz w:val="21"/>
+          <w:rFonts w:ascii="Times New Roman" w:hAnsi="Times New Roman"/>
+          <w:i w:val="0"/>
+          <w:color w:val="000000"/>
+          <w:sz w:val="28"/>
         </w:rPr>
         <w:t>/* [МЕСТО ДЛЯ СКРИНШОТА / ЛИСТИНГА КОДА] */</w:t>
         <w:br/>
@@ -1144,89 +843,75 @@
     </w:p>
     <w:p>
       <w:pPr>
-        <w:spacing w:before="240" w:after="80" w:line="276" w:lineRule="auto"/>
-        <w:ind w:firstLine="0"/>
-        <w:jc w:val="left"/>
+        <w:pStyle w:val="Headerlower"/>
+        <w:jc w:val="both"/>
       </w:pPr>
       <w:r>
         <w:rPr>
           <w:rFonts w:ascii="Times New Roman" w:hAnsi="Times New Roman"/>
-          <w:b/>
           <w:i w:val="0"/>
-          <w:color w:val="111827"/>
-          <w:sz w:val="29"/>
+          <w:color w:val="000000"/>
+          <w:sz w:val="28"/>
         </w:rPr>
         <w:t>Вывод по разделу</w:t>
       </w:r>
     </w:p>
     <w:p>
       <w:pPr>
-        <w:spacing w:before="0" w:after="80" w:line="276" w:lineRule="auto"/>
-        <w:ind w:firstLine="709"/>
+        <w:pStyle w:val="ParagraphMain"/>
         <w:jc w:val="both"/>
       </w:pPr>
       <w:r>
         <w:rPr>
           <w:rFonts w:ascii="Times New Roman" w:hAnsi="Times New Roman"/>
-          <w:b w:val="0"/>
           <w:i w:val="0"/>
-          <w:color w:val="111827"/>
+          <w:color w:val="000000"/>
           <w:sz w:val="28"/>
         </w:rPr>
         <w:t>В ходе выполнения практического задания 09.10.2026 задачи раздела были успешно решены в полном объеме, проектные решения интегрированы в общий программный комплекс разрабатываемой информационной системы.</w:t>
       </w:r>
     </w:p>
     <w:p>
-      <w:r>
-        <w:br w:type="page"/>
-      </w:r>
-    </w:p>
-    <w:p>
-      <w:pPr>
-        <w:spacing w:before="360" w:after="160" w:line="276" w:lineRule="auto"/>
-        <w:ind w:firstLine="0"/>
-        <w:jc w:val="left"/>
+      <w:pPr>
+        <w:pStyle w:val="HeaderMain"/>
+        <w:pageBreakBefore/>
+        <w:jc w:val="center"/>
       </w:pPr>
       <w:r>
         <w:rPr>
           <w:rFonts w:ascii="Times New Roman" w:hAnsi="Times New Roman"/>
-          <w:b/>
           <w:i w:val="0"/>
-          <w:color w:val="1F2937"/>
-          <w:sz w:val="32"/>
+          <w:color w:val="000000"/>
+          <w:sz w:val="28"/>
         </w:rPr>
         <w:t>РАЗДЕЛ 3. ПР №2. ПОИСК, УСТАНОВКА И НАСТРОЙКА ПРОГРАММНОГО ОБЕСПЕЧЕНИЯ (10.10.2026)</w:t>
       </w:r>
     </w:p>
     <w:p>
       <w:pPr>
-        <w:spacing w:before="240" w:after="80" w:line="276" w:lineRule="auto"/>
-        <w:ind w:firstLine="0"/>
-        <w:jc w:val="left"/>
+        <w:pStyle w:val="Headerlower"/>
+        <w:jc w:val="both"/>
       </w:pPr>
       <w:r>
         <w:rPr>
           <w:rFonts w:ascii="Times New Roman" w:hAnsi="Times New Roman"/>
-          <w:b/>
           <w:i w:val="0"/>
-          <w:color w:val="111827"/>
-          <w:sz w:val="29"/>
+          <w:color w:val="000000"/>
+          <w:sz w:val="28"/>
         </w:rPr>
         <w:t>Цель работы</w:t>
       </w:r>
     </w:p>
     <w:p>
       <w:pPr>
-        <w:spacing w:before="0" w:after="80" w:line="276" w:lineRule="auto"/>
-        <w:ind w:firstLine="709"/>
+        <w:pStyle w:val="ParagraphMain"/>
         <w:jc w:val="both"/>
       </w:pPr>
       <w:r>
         <w:rPr>
           <w:rFonts w:ascii="Times New Roman" w:hAnsi="Times New Roman"/>
-          <w:b w:val="0"/>
           <w:i w:val="0"/>
-          <w:color w:val="111827"/>
+          <w:color w:val="000000"/>
           <w:sz w:val="28"/>
         </w:rPr>
         <w:t>Инсталляция и администрирование СУБД MS SQL Server Express (SQLEXPRESS), создание физической БД проекта и схемы 6 таблиц.</w:t>
@@ -1234,142 +919,105 @@
     </w:p>
     <w:p>
       <w:pPr>
-        <w:spacing w:before="240" w:after="80" w:line="276" w:lineRule="auto"/>
-        <w:ind w:firstLine="0"/>
-        <w:jc w:val="left"/>
+        <w:pStyle w:val="Headerlower"/>
+        <w:jc w:val="both"/>
       </w:pPr>
       <w:r>
         <w:rPr>
           <w:rFonts w:ascii="Times New Roman" w:hAnsi="Times New Roman"/>
-          <w:b/>
           <w:i w:val="0"/>
-          <w:color w:val="111827"/>
-          <w:sz w:val="29"/>
+          <w:color w:val="000000"/>
+          <w:sz w:val="28"/>
         </w:rPr>
         <w:t>Краткий ход выполнения и проектные решения</w:t>
       </w:r>
     </w:p>
     <w:p>
       <w:pPr>
-        <w:spacing w:before="40" w:after="60" w:line="276" w:lineRule="auto"/>
-        <w:ind w:firstLine="288"/>
+        <w:pStyle w:val="ListMain"/>
+        <w:jc w:val="both"/>
       </w:pPr>
       <w:r>
         <w:rPr>
           <w:rFonts w:ascii="Times New Roman" w:hAnsi="Times New Roman"/>
-          <w:b/>
-          <w:color w:val="4B5563"/>
+          <w:i w:val="0"/>
+          <w:color w:val="000000"/>
           <w:sz w:val="28"/>
         </w:rPr>
-        <w:t xml:space="preserve">• </w:t>
+        <w:t>• Развертывание экземпляра SQLEXPRESS, включение смешанной аутентификации (SQL Server &amp; Windows Authentication), активация системного администратора sa.</w:t>
       </w:r>
+    </w:p>
+    <w:p>
+      <w:pPr>
+        <w:pStyle w:val="ListMain"/>
+        <w:jc w:val="both"/>
+      </w:pPr>
       <w:r>
         <w:rPr>
           <w:rFonts w:ascii="Times New Roman" w:hAnsi="Times New Roman"/>
-          <w:color w:val="111827"/>
+          <w:i w:val="0"/>
+          <w:color w:val="000000"/>
           <w:sz w:val="28"/>
         </w:rPr>
-        <w:t>Развертывание экземпляра SQLEXPRESS, включение смешанной аутентификации (SQL Server &amp; Windows Authentication), активация системного администратора sa.</w:t>
+        <w:t>• Конфигурирование протокола TCP/IP (порт 1433) в SQL Server Configuration Manager для сетевого взаимодействия с приложением.</w:t>
       </w:r>
     </w:p>
     <w:p>
       <w:pPr>
-        <w:spacing w:before="40" w:after="60" w:line="276" w:lineRule="auto"/>
-        <w:ind w:firstLine="288"/>
+        <w:pStyle w:val="ListMain"/>
+        <w:jc w:val="both"/>
       </w:pPr>
       <w:r>
         <w:rPr>
           <w:rFonts w:ascii="Times New Roman" w:hAnsi="Times New Roman"/>
-          <w:b/>
-          <w:color w:val="4B5563"/>
+          <w:i w:val="0"/>
+          <w:color w:val="000000"/>
           <w:sz w:val="28"/>
         </w:rPr>
-        <w:t xml:space="preserve">• </w:t>
+        <w:t>• Разработка полного DDL T-SQL скрипта создания 6 обязательных таблиц проекта с первичными ключами (PK) и связями (FK 1:N и N:M).</w:t>
       </w:r>
+    </w:p>
+    <w:p>
+      <w:pPr>
+        <w:pStyle w:val="ListMain"/>
+        <w:jc w:val="both"/>
+      </w:pPr>
       <w:r>
         <w:rPr>
           <w:rFonts w:ascii="Times New Roman" w:hAnsi="Times New Roman"/>
-          <w:color w:val="111827"/>
+          <w:i w:val="0"/>
+          <w:color w:val="000000"/>
           <w:sz w:val="28"/>
         </w:rPr>
-        <w:t>Конфигурирование протокола TCP/IP (порт 1433) в SQL Server Configuration Manager для сетевого взаимодействия с приложением.</w:t>
+        <w:t>• Построение визуальной физической диаграммы БД (Database Diagram) в среде SSMS.</w:t>
       </w:r>
     </w:p>
     <w:p>
       <w:pPr>
-        <w:spacing w:before="40" w:after="60" w:line="276" w:lineRule="auto"/>
-        <w:ind w:firstLine="288"/>
+        <w:pStyle w:val="Headerlower"/>
+        <w:jc w:val="both"/>
       </w:pPr>
       <w:r>
         <w:rPr>
           <w:rFonts w:ascii="Times New Roman" w:hAnsi="Times New Roman"/>
-          <w:b/>
-          <w:color w:val="4B5563"/>
+          <w:i w:val="0"/>
+          <w:color w:val="000000"/>
           <w:sz w:val="28"/>
-        </w:rPr>
-        <w:t xml:space="preserve">• </w:t>
-      </w:r>
-      <w:r>
-        <w:rPr>
-          <w:rFonts w:ascii="Times New Roman" w:hAnsi="Times New Roman"/>
-          <w:color w:val="111827"/>
-          <w:sz w:val="28"/>
-        </w:rPr>
-        <w:t>Разработка полного DDL T-SQL скрипта создания 6 обязательных таблиц проекта с первичными ключами (PK) и связями (FK 1:N и N:M).</w:t>
-      </w:r>
-    </w:p>
-    <w:p>
-      <w:pPr>
-        <w:spacing w:before="40" w:after="60" w:line="276" w:lineRule="auto"/>
-        <w:ind w:firstLine="288"/>
-      </w:pPr>
-      <w:r>
-        <w:rPr>
-          <w:rFonts w:ascii="Times New Roman" w:hAnsi="Times New Roman"/>
-          <w:b/>
-          <w:color w:val="4B5563"/>
-          <w:sz w:val="28"/>
-        </w:rPr>
-        <w:t xml:space="preserve">• </w:t>
-      </w:r>
-      <w:r>
-        <w:rPr>
-          <w:rFonts w:ascii="Times New Roman" w:hAnsi="Times New Roman"/>
-          <w:color w:val="111827"/>
-          <w:sz w:val="28"/>
-        </w:rPr>
-        <w:t>Построение визуальной физической диаграммы БД (Database Diagram) в среде SSMS.</w:t>
-      </w:r>
-    </w:p>
-    <w:p>
-      <w:pPr>
-        <w:spacing w:before="240" w:after="80" w:line="276" w:lineRule="auto"/>
-        <w:ind w:firstLine="0"/>
-        <w:jc w:val="left"/>
-      </w:pPr>
-      <w:r>
-        <w:rPr>
-          <w:rFonts w:ascii="Times New Roman" w:hAnsi="Times New Roman"/>
-          <w:b/>
-          <w:i w:val="0"/>
-          <w:color w:val="111827"/>
-          <w:sz w:val="29"/>
         </w:rPr>
         <w:t>Иллюстративный материал и результаты тестирования</w:t>
       </w:r>
     </w:p>
     <w:p>
       <w:pPr>
-        <w:jc w:val="left"/>
-        <w:shd w:fill="F3F4F6"/>
-        <w:spacing w:before="120" w:after="160" w:line="276" w:lineRule="auto"/>
-        <w:ind w:firstLine="0" w:left="706" w:right="288"/>
+        <w:pStyle w:val="Picturemain"/>
+        <w:jc w:val="center"/>
       </w:pPr>
       <w:r>
         <w:rPr>
-          <w:rFonts w:ascii="Consolas" w:hAnsi="Consolas"/>
-          <w:color w:val="374151"/>
-          <w:sz w:val="21"/>
+          <w:rFonts w:ascii="Times New Roman" w:hAnsi="Times New Roman"/>
+          <w:i w:val="0"/>
+          <w:color w:val="000000"/>
+          <w:sz w:val="28"/>
         </w:rPr>
         <w:t>/* [МЕСТО ДЛЯ СКРИНШОТА / ЛИСТИНГА КОДА] */</w:t>
         <w:br/>
@@ -1378,89 +1026,75 @@
     </w:p>
     <w:p>
       <w:pPr>
-        <w:spacing w:before="240" w:after="80" w:line="276" w:lineRule="auto"/>
-        <w:ind w:firstLine="0"/>
-        <w:jc w:val="left"/>
+        <w:pStyle w:val="Headerlower"/>
+        <w:jc w:val="both"/>
       </w:pPr>
       <w:r>
         <w:rPr>
           <w:rFonts w:ascii="Times New Roman" w:hAnsi="Times New Roman"/>
-          <w:b/>
           <w:i w:val="0"/>
-          <w:color w:val="111827"/>
-          <w:sz w:val="29"/>
+          <w:color w:val="000000"/>
+          <w:sz w:val="28"/>
         </w:rPr>
         <w:t>Вывод по разделу</w:t>
       </w:r>
     </w:p>
     <w:p>
       <w:pPr>
-        <w:spacing w:before="0" w:after="80" w:line="276" w:lineRule="auto"/>
-        <w:ind w:firstLine="709"/>
+        <w:pStyle w:val="ParagraphMain"/>
         <w:jc w:val="both"/>
       </w:pPr>
       <w:r>
         <w:rPr>
           <w:rFonts w:ascii="Times New Roman" w:hAnsi="Times New Roman"/>
-          <w:b w:val="0"/>
           <w:i w:val="0"/>
-          <w:color w:val="111827"/>
+          <w:color w:val="000000"/>
           <w:sz w:val="28"/>
         </w:rPr>
         <w:t>В ходе выполнения практического задания 10.10.2026 задачи раздела были успешно решены в полном объеме, проектные решения интегрированы в общий программный комплекс разрабатываемой информационной системы.</w:t>
       </w:r>
     </w:p>
     <w:p>
-      <w:r>
-        <w:br w:type="page"/>
-      </w:r>
-    </w:p>
-    <w:p>
-      <w:pPr>
-        <w:spacing w:before="360" w:after="160" w:line="276" w:lineRule="auto"/>
-        <w:ind w:firstLine="0"/>
-        <w:jc w:val="left"/>
+      <w:pPr>
+        <w:pStyle w:val="HeaderMain"/>
+        <w:pageBreakBefore/>
+        <w:jc w:val="center"/>
       </w:pPr>
       <w:r>
         <w:rPr>
           <w:rFonts w:ascii="Times New Roman" w:hAnsi="Times New Roman"/>
-          <w:b/>
           <w:i w:val="0"/>
-          <w:color w:val="1F2937"/>
-          <w:sz w:val="32"/>
+          <w:color w:val="000000"/>
+          <w:sz w:val="28"/>
         </w:rPr>
         <w:t>РАЗДЕЛ 4. ПР №3. РАБОТА С ЖЕСТКИМИ ДИСКАМИ И ВОССТАНОВЛЕНИЕ (12.10.2026)</w:t>
       </w:r>
     </w:p>
     <w:p>
       <w:pPr>
-        <w:spacing w:before="240" w:after="80" w:line="276" w:lineRule="auto"/>
-        <w:ind w:firstLine="0"/>
-        <w:jc w:val="left"/>
+        <w:pStyle w:val="Headerlower"/>
+        <w:jc w:val="both"/>
       </w:pPr>
       <w:r>
         <w:rPr>
           <w:rFonts w:ascii="Times New Roman" w:hAnsi="Times New Roman"/>
-          <w:b/>
           <w:i w:val="0"/>
-          <w:color w:val="111827"/>
-          <w:sz w:val="29"/>
+          <w:color w:val="000000"/>
+          <w:sz w:val="28"/>
         </w:rPr>
         <w:t>Цель работы</w:t>
       </w:r>
     </w:p>
     <w:p>
       <w:pPr>
-        <w:spacing w:before="0" w:after="80" w:line="276" w:lineRule="auto"/>
-        <w:ind w:firstLine="709"/>
+        <w:pStyle w:val="ParagraphMain"/>
         <w:jc w:val="both"/>
       </w:pPr>
       <w:r>
         <w:rPr>
           <w:rFonts w:ascii="Times New Roman" w:hAnsi="Times New Roman"/>
-          <w:b w:val="0"/>
           <w:i w:val="0"/>
-          <w:color w:val="111827"/>
+          <w:color w:val="000000"/>
           <w:sz w:val="28"/>
         </w:rPr>
         <w:t>Организация дискового хранилища базы данных ИС, аудит надежности накопителя через S.M.A.R.T. и целостность файловой структуры СУБД.</w:t>
@@ -1468,142 +1102,105 @@
     </w:p>
     <w:p>
       <w:pPr>
-        <w:spacing w:before="240" w:after="80" w:line="276" w:lineRule="auto"/>
-        <w:ind w:firstLine="0"/>
-        <w:jc w:val="left"/>
+        <w:pStyle w:val="Headerlower"/>
+        <w:jc w:val="both"/>
       </w:pPr>
       <w:r>
         <w:rPr>
           <w:rFonts w:ascii="Times New Roman" w:hAnsi="Times New Roman"/>
-          <w:b/>
           <w:i w:val="0"/>
-          <w:color w:val="111827"/>
-          <w:sz w:val="29"/>
+          <w:color w:val="000000"/>
+          <w:sz w:val="28"/>
         </w:rPr>
         <w:t>Краткий ход выполнения и проектные решения</w:t>
       </w:r>
     </w:p>
     <w:p>
       <w:pPr>
-        <w:spacing w:before="40" w:after="60" w:line="276" w:lineRule="auto"/>
-        <w:ind w:firstLine="288"/>
+        <w:pStyle w:val="ListMain"/>
+        <w:jc w:val="both"/>
       </w:pPr>
       <w:r>
         <w:rPr>
           <w:rFonts w:ascii="Times New Roman" w:hAnsi="Times New Roman"/>
-          <w:b/>
-          <w:color w:val="4B5563"/>
+          <w:i w:val="0"/>
+          <w:color w:val="000000"/>
           <w:sz w:val="28"/>
         </w:rPr>
-        <w:t xml:space="preserve">• </w:t>
+        <w:t>• Разделение файлов базы данных: первичный файл данных (.mdf) и журнал транзакций (.ldf) на выделенных разделах накопителя.</w:t>
       </w:r>
+    </w:p>
+    <w:p>
+      <w:pPr>
+        <w:pStyle w:val="ListMain"/>
+        <w:jc w:val="both"/>
+      </w:pPr>
       <w:r>
         <w:rPr>
           <w:rFonts w:ascii="Times New Roman" w:hAnsi="Times New Roman"/>
-          <w:color w:val="111827"/>
+          <w:i w:val="0"/>
+          <w:color w:val="000000"/>
           <w:sz w:val="28"/>
         </w:rPr>
-        <w:t>Разделение файлов базы данных: первичный файл данных (.mdf) и журнал транзакций (.ldf) на выделенных разделах накопителя.</w:t>
+        <w:t>• Применение разметки GPT и файловой системы NTFS с размером кластера 64 КБ (рекомендация Microsoft для высоконагруженных БД).</w:t>
       </w:r>
     </w:p>
     <w:p>
       <w:pPr>
-        <w:spacing w:before="40" w:after="60" w:line="276" w:lineRule="auto"/>
-        <w:ind w:firstLine="288"/>
+        <w:pStyle w:val="ListMain"/>
+        <w:jc w:val="both"/>
       </w:pPr>
       <w:r>
         <w:rPr>
           <w:rFonts w:ascii="Times New Roman" w:hAnsi="Times New Roman"/>
-          <w:b/>
-          <w:color w:val="4B5563"/>
+          <w:i w:val="0"/>
+          <w:color w:val="000000"/>
           <w:sz w:val="28"/>
         </w:rPr>
-        <w:t xml:space="preserve">• </w:t>
+        <w:t>• Диагностика физического накопителя по таблице параметров S.M.A.R.T. (CrystalDiskInfo): контроль Reallocated Sectors и Pending Sectors.</w:t>
       </w:r>
+    </w:p>
+    <w:p>
+      <w:pPr>
+        <w:pStyle w:val="ListMain"/>
+        <w:jc w:val="both"/>
+      </w:pPr>
       <w:r>
         <w:rPr>
           <w:rFonts w:ascii="Times New Roman" w:hAnsi="Times New Roman"/>
-          <w:color w:val="111827"/>
+          <w:i w:val="0"/>
+          <w:color w:val="000000"/>
           <w:sz w:val="28"/>
         </w:rPr>
-        <w:t>Применение разметки GPT и файловой системы NTFS с размером кластера 64 КБ (рекомендация Microsoft для высоконагруженных БД).</w:t>
+        <w:t>• Проверка логической целостности базы данных системной командой DBCC CHECKDB.</w:t>
       </w:r>
     </w:p>
     <w:p>
       <w:pPr>
-        <w:spacing w:before="40" w:after="60" w:line="276" w:lineRule="auto"/>
-        <w:ind w:firstLine="288"/>
+        <w:pStyle w:val="Headerlower"/>
+        <w:jc w:val="both"/>
       </w:pPr>
       <w:r>
         <w:rPr>
           <w:rFonts w:ascii="Times New Roman" w:hAnsi="Times New Roman"/>
-          <w:b/>
-          <w:color w:val="4B5563"/>
+          <w:i w:val="0"/>
+          <w:color w:val="000000"/>
           <w:sz w:val="28"/>
-        </w:rPr>
-        <w:t xml:space="preserve">• </w:t>
-      </w:r>
-      <w:r>
-        <w:rPr>
-          <w:rFonts w:ascii="Times New Roman" w:hAnsi="Times New Roman"/>
-          <w:color w:val="111827"/>
-          <w:sz w:val="28"/>
-        </w:rPr>
-        <w:t>Диагностика физического накопителя по таблице параметров S.M.A.R.T. (CrystalDiskInfo): контроль Reallocated Sectors и Pending Sectors.</w:t>
-      </w:r>
-    </w:p>
-    <w:p>
-      <w:pPr>
-        <w:spacing w:before="40" w:after="60" w:line="276" w:lineRule="auto"/>
-        <w:ind w:firstLine="288"/>
-      </w:pPr>
-      <w:r>
-        <w:rPr>
-          <w:rFonts w:ascii="Times New Roman" w:hAnsi="Times New Roman"/>
-          <w:b/>
-          <w:color w:val="4B5563"/>
-          <w:sz w:val="28"/>
-        </w:rPr>
-        <w:t xml:space="preserve">• </w:t>
-      </w:r>
-      <w:r>
-        <w:rPr>
-          <w:rFonts w:ascii="Times New Roman" w:hAnsi="Times New Roman"/>
-          <w:color w:val="111827"/>
-          <w:sz w:val="28"/>
-        </w:rPr>
-        <w:t>Проверка логической целостности базы данных системной командой DBCC CHECKDB.</w:t>
-      </w:r>
-    </w:p>
-    <w:p>
-      <w:pPr>
-        <w:spacing w:before="240" w:after="80" w:line="276" w:lineRule="auto"/>
-        <w:ind w:firstLine="0"/>
-        <w:jc w:val="left"/>
-      </w:pPr>
-      <w:r>
-        <w:rPr>
-          <w:rFonts w:ascii="Times New Roman" w:hAnsi="Times New Roman"/>
-          <w:b/>
-          <w:i w:val="0"/>
-          <w:color w:val="111827"/>
-          <w:sz w:val="29"/>
         </w:rPr>
         <w:t>Иллюстративный материал и результаты тестирования</w:t>
       </w:r>
     </w:p>
     <w:p>
       <w:pPr>
-        <w:jc w:val="left"/>
-        <w:shd w:fill="F3F4F6"/>
-        <w:spacing w:before="120" w:after="160" w:line="276" w:lineRule="auto"/>
-        <w:ind w:firstLine="0" w:left="706" w:right="288"/>
+        <w:pStyle w:val="Picturemain"/>
+        <w:jc w:val="center"/>
       </w:pPr>
       <w:r>
         <w:rPr>
-          <w:rFonts w:ascii="Consolas" w:hAnsi="Consolas"/>
-          <w:color w:val="374151"/>
-          <w:sz w:val="21"/>
+          <w:rFonts w:ascii="Times New Roman" w:hAnsi="Times New Roman"/>
+          <w:i w:val="0"/>
+          <w:color w:val="000000"/>
+          <w:sz w:val="28"/>
         </w:rPr>
         <w:t>/* [МЕСТО ДЛЯ СКРИНШОТА / ЛИСТИНГА КОДА] */</w:t>
         <w:br/>
@@ -1612,89 +1209,75 @@
     </w:p>
     <w:p>
       <w:pPr>
-        <w:spacing w:before="240" w:after="80" w:line="276" w:lineRule="auto"/>
-        <w:ind w:firstLine="0"/>
-        <w:jc w:val="left"/>
+        <w:pStyle w:val="Headerlower"/>
+        <w:jc w:val="both"/>
       </w:pPr>
       <w:r>
         <w:rPr>
           <w:rFonts w:ascii="Times New Roman" w:hAnsi="Times New Roman"/>
-          <w:b/>
           <w:i w:val="0"/>
-          <w:color w:val="111827"/>
-          <w:sz w:val="29"/>
+          <w:color w:val="000000"/>
+          <w:sz w:val="28"/>
         </w:rPr>
         <w:t>Вывод по разделу</w:t>
       </w:r>
     </w:p>
     <w:p>
       <w:pPr>
-        <w:spacing w:before="0" w:after="80" w:line="276" w:lineRule="auto"/>
-        <w:ind w:firstLine="709"/>
+        <w:pStyle w:val="ParagraphMain"/>
         <w:jc w:val="both"/>
       </w:pPr>
       <w:r>
         <w:rPr>
           <w:rFonts w:ascii="Times New Roman" w:hAnsi="Times New Roman"/>
-          <w:b w:val="0"/>
           <w:i w:val="0"/>
-          <w:color w:val="111827"/>
+          <w:color w:val="000000"/>
           <w:sz w:val="28"/>
         </w:rPr>
         <w:t>В ходе выполнения практического задания 12.10.2026 задачи раздела были успешно решены в полном объеме, проектные решения интегрированы в общий программный комплекс разрабатываемой информационной системы.</w:t>
       </w:r>
     </w:p>
     <w:p>
-      <w:r>
-        <w:br w:type="page"/>
-      </w:r>
-    </w:p>
-    <w:p>
-      <w:pPr>
-        <w:spacing w:before="360" w:after="160" w:line="276" w:lineRule="auto"/>
-        <w:ind w:firstLine="0"/>
-        <w:jc w:val="left"/>
+      <w:pPr>
+        <w:pStyle w:val="HeaderMain"/>
+        <w:pageBreakBefore/>
+        <w:jc w:val="center"/>
       </w:pPr>
       <w:r>
         <w:rPr>
           <w:rFonts w:ascii="Times New Roman" w:hAnsi="Times New Roman"/>
-          <w:b/>
           <w:i w:val="0"/>
-          <w:color w:val="1F2937"/>
-          <w:sz w:val="32"/>
+          <w:color w:val="000000"/>
+          <w:sz w:val="28"/>
         </w:rPr>
         <w:t>РАЗДЕЛ 5. ПР №4. РАБОТА С АНТИВИРУСАМИ И ЖЕСТКИМ ДИСКОМ (14.10.2026)</w:t>
       </w:r>
     </w:p>
     <w:p>
       <w:pPr>
-        <w:spacing w:before="240" w:after="80" w:line="276" w:lineRule="auto"/>
-        <w:ind w:firstLine="0"/>
-        <w:jc w:val="left"/>
+        <w:pStyle w:val="Headerlower"/>
+        <w:jc w:val="both"/>
       </w:pPr>
       <w:r>
         <w:rPr>
           <w:rFonts w:ascii="Times New Roman" w:hAnsi="Times New Roman"/>
-          <w:b/>
           <w:i w:val="0"/>
-          <w:color w:val="111827"/>
-          <w:sz w:val="29"/>
+          <w:color w:val="000000"/>
+          <w:sz w:val="28"/>
         </w:rPr>
         <w:t>Цель работы</w:t>
       </w:r>
     </w:p>
     <w:p>
       <w:pPr>
-        <w:spacing w:before="0" w:after="80" w:line="276" w:lineRule="auto"/>
-        <w:ind w:firstLine="709"/>
+        <w:pStyle w:val="ParagraphMain"/>
         <w:jc w:val="both"/>
       </w:pPr>
       <w:r>
         <w:rPr>
           <w:rFonts w:ascii="Times New Roman" w:hAnsi="Times New Roman"/>
-          <w:b w:val="0"/>
           <w:i w:val="0"/>
-          <w:color w:val="111827"/>
+          <w:color w:val="000000"/>
           <w:sz w:val="28"/>
         </w:rPr>
         <w:t>Настройка безопасности среды сборки проекта и исключений антивирусного ПО для предотвращения деградации дискового I/O СУБД.</w:t>
@@ -1702,142 +1285,105 @@
     </w:p>
     <w:p>
       <w:pPr>
-        <w:spacing w:before="240" w:after="80" w:line="276" w:lineRule="auto"/>
-        <w:ind w:firstLine="0"/>
-        <w:jc w:val="left"/>
+        <w:pStyle w:val="Headerlower"/>
+        <w:jc w:val="both"/>
       </w:pPr>
       <w:r>
         <w:rPr>
           <w:rFonts w:ascii="Times New Roman" w:hAnsi="Times New Roman"/>
-          <w:b/>
           <w:i w:val="0"/>
-          <w:color w:val="111827"/>
-          <w:sz w:val="29"/>
+          <w:color w:val="000000"/>
+          <w:sz w:val="28"/>
         </w:rPr>
         <w:t>Краткий ход выполнения и проектные решения</w:t>
       </w:r>
     </w:p>
     <w:p>
       <w:pPr>
-        <w:spacing w:before="40" w:after="60" w:line="276" w:lineRule="auto"/>
-        <w:ind w:firstLine="288"/>
+        <w:pStyle w:val="ListMain"/>
+        <w:jc w:val="both"/>
       </w:pPr>
       <w:r>
         <w:rPr>
           <w:rFonts w:ascii="Times New Roman" w:hAnsi="Times New Roman"/>
-          <w:b/>
-          <w:color w:val="4B5563"/>
+          <w:i w:val="0"/>
+          <w:color w:val="000000"/>
           <w:sz w:val="28"/>
         </w:rPr>
-        <w:t xml:space="preserve">• </w:t>
+        <w:t>• Настройка доверенных зон и правил исключений антивируса для каталогов Visual Studio: bin\Debug, bin\Release, obj и кэша NuGet.</w:t>
       </w:r>
+    </w:p>
+    <w:p>
+      <w:pPr>
+        <w:pStyle w:val="ListMain"/>
+        <w:jc w:val="both"/>
+      </w:pPr>
       <w:r>
         <w:rPr>
           <w:rFonts w:ascii="Times New Roman" w:hAnsi="Times New Roman"/>
-          <w:color w:val="111827"/>
+          <w:i w:val="0"/>
+          <w:color w:val="000000"/>
           <w:sz w:val="28"/>
         </w:rPr>
-        <w:t>Настройка доверенных зон и правил исключений антивируса для каталогов Visual Studio: bin\Debug, bin\Release, obj и кэша NuGet.</w:t>
+        <w:t>• Исключение из постоянного сканирования рабочих файлов базы данных (.mdf, .ldf), предотвращающее взаимные блокировки при записи транзакций.</w:t>
       </w:r>
     </w:p>
     <w:p>
       <w:pPr>
-        <w:spacing w:before="40" w:after="60" w:line="276" w:lineRule="auto"/>
-        <w:ind w:firstLine="288"/>
+        <w:pStyle w:val="ListMain"/>
+        <w:jc w:val="both"/>
       </w:pPr>
       <w:r>
         <w:rPr>
           <w:rFonts w:ascii="Times New Roman" w:hAnsi="Times New Roman"/>
-          <w:b/>
-          <w:color w:val="4B5563"/>
+          <w:i w:val="0"/>
+          <w:color w:val="000000"/>
           <w:sz w:val="28"/>
         </w:rPr>
-        <w:t xml:space="preserve">• </w:t>
+        <w:t>• Проверка используемых внешних библиотек (MaterialSkin.2) на отсутствие вредоносного кода и сигнатурных угроз.</w:t>
       </w:r>
+    </w:p>
+    <w:p>
+      <w:pPr>
+        <w:pStyle w:val="ListMain"/>
+        <w:jc w:val="both"/>
+      </w:pPr>
       <w:r>
         <w:rPr>
           <w:rFonts w:ascii="Times New Roman" w:hAnsi="Times New Roman"/>
-          <w:color w:val="111827"/>
+          <w:i w:val="0"/>
+          <w:color w:val="000000"/>
           <w:sz w:val="28"/>
         </w:rPr>
-        <w:t>Исключение из постоянного сканирования рабочих файлов базы данных (.mdf, .ldf), предотвращающее взаимные блокировки при записи транзакций.</w:t>
+        <w:t>• Оценка быстродействия сборки решения до и после внесения каталогов в список исключений.</w:t>
       </w:r>
     </w:p>
     <w:p>
       <w:pPr>
-        <w:spacing w:before="40" w:after="60" w:line="276" w:lineRule="auto"/>
-        <w:ind w:firstLine="288"/>
+        <w:pStyle w:val="Headerlower"/>
+        <w:jc w:val="both"/>
       </w:pPr>
       <w:r>
         <w:rPr>
           <w:rFonts w:ascii="Times New Roman" w:hAnsi="Times New Roman"/>
-          <w:b/>
-          <w:color w:val="4B5563"/>
+          <w:i w:val="0"/>
+          <w:color w:val="000000"/>
           <w:sz w:val="28"/>
-        </w:rPr>
-        <w:t xml:space="preserve">• </w:t>
-      </w:r>
-      <w:r>
-        <w:rPr>
-          <w:rFonts w:ascii="Times New Roman" w:hAnsi="Times New Roman"/>
-          <w:color w:val="111827"/>
-          <w:sz w:val="28"/>
-        </w:rPr>
-        <w:t>Проверка используемых внешних библиотек (MaterialSkin.2) на отсутствие вредоносного кода и сигнатурных угроз.</w:t>
-      </w:r>
-    </w:p>
-    <w:p>
-      <w:pPr>
-        <w:spacing w:before="40" w:after="60" w:line="276" w:lineRule="auto"/>
-        <w:ind w:firstLine="288"/>
-      </w:pPr>
-      <w:r>
-        <w:rPr>
-          <w:rFonts w:ascii="Times New Roman" w:hAnsi="Times New Roman"/>
-          <w:b/>
-          <w:color w:val="4B5563"/>
-          <w:sz w:val="28"/>
-        </w:rPr>
-        <w:t xml:space="preserve">• </w:t>
-      </w:r>
-      <w:r>
-        <w:rPr>
-          <w:rFonts w:ascii="Times New Roman" w:hAnsi="Times New Roman"/>
-          <w:color w:val="111827"/>
-          <w:sz w:val="28"/>
-        </w:rPr>
-        <w:t>Оценка быстродействия сборки решения до и после внесения каталогов в список исключений.</w:t>
-      </w:r>
-    </w:p>
-    <w:p>
-      <w:pPr>
-        <w:spacing w:before="240" w:after="80" w:line="276" w:lineRule="auto"/>
-        <w:ind w:firstLine="0"/>
-        <w:jc w:val="left"/>
-      </w:pPr>
-      <w:r>
-        <w:rPr>
-          <w:rFonts w:ascii="Times New Roman" w:hAnsi="Times New Roman"/>
-          <w:b/>
-          <w:i w:val="0"/>
-          <w:color w:val="111827"/>
-          <w:sz w:val="29"/>
         </w:rPr>
         <w:t>Иллюстративный материал и результаты тестирования</w:t>
       </w:r>
     </w:p>
     <w:p>
       <w:pPr>
-        <w:jc w:val="left"/>
-        <w:shd w:fill="F3F4F6"/>
-        <w:spacing w:before="120" w:after="160" w:line="276" w:lineRule="auto"/>
-        <w:ind w:firstLine="0" w:left="706" w:right="288"/>
+        <w:pStyle w:val="Picturemain"/>
+        <w:jc w:val="center"/>
       </w:pPr>
       <w:r>
         <w:rPr>
-          <w:rFonts w:ascii="Consolas" w:hAnsi="Consolas"/>
-          <w:color w:val="374151"/>
-          <w:sz w:val="21"/>
+          <w:rFonts w:ascii="Times New Roman" w:hAnsi="Times New Roman"/>
+          <w:i w:val="0"/>
+          <w:color w:val="000000"/>
+          <w:sz w:val="28"/>
         </w:rPr>
         <w:t>/* [МЕСТО ДЛЯ СКРИНШОТА / ЛИСТИНГА КОДА] */</w:t>
         <w:br/>
@@ -1846,89 +1392,75 @@
     </w:p>
     <w:p>
       <w:pPr>
-        <w:spacing w:before="240" w:after="80" w:line="276" w:lineRule="auto"/>
-        <w:ind w:firstLine="0"/>
-        <w:jc w:val="left"/>
+        <w:pStyle w:val="Headerlower"/>
+        <w:jc w:val="both"/>
       </w:pPr>
       <w:r>
         <w:rPr>
           <w:rFonts w:ascii="Times New Roman" w:hAnsi="Times New Roman"/>
-          <w:b/>
           <w:i w:val="0"/>
-          <w:color w:val="111827"/>
-          <w:sz w:val="29"/>
+          <w:color w:val="000000"/>
+          <w:sz w:val="28"/>
         </w:rPr>
         <w:t>Вывод по разделу</w:t>
       </w:r>
     </w:p>
     <w:p>
       <w:pPr>
-        <w:spacing w:before="0" w:after="80" w:line="276" w:lineRule="auto"/>
-        <w:ind w:firstLine="709"/>
+        <w:pStyle w:val="ParagraphMain"/>
         <w:jc w:val="both"/>
       </w:pPr>
       <w:r>
         <w:rPr>
           <w:rFonts w:ascii="Times New Roman" w:hAnsi="Times New Roman"/>
-          <w:b w:val="0"/>
           <w:i w:val="0"/>
-          <w:color w:val="111827"/>
+          <w:color w:val="000000"/>
           <w:sz w:val="28"/>
         </w:rPr>
         <w:t>В ходе выполнения практического задания 14.10.2026 задачи раздела были успешно решены в полном объеме, проектные решения интегрированы в общий программный комплекс разрабатываемой информационной системы.</w:t>
       </w:r>
     </w:p>
     <w:p>
-      <w:r>
-        <w:br w:type="page"/>
-      </w:r>
-    </w:p>
-    <w:p>
-      <w:pPr>
-        <w:spacing w:before="360" w:after="160" w:line="276" w:lineRule="auto"/>
-        <w:ind w:firstLine="0"/>
-        <w:jc w:val="left"/>
+      <w:pPr>
+        <w:pStyle w:val="HeaderMain"/>
+        <w:pageBreakBefore/>
+        <w:jc w:val="center"/>
       </w:pPr>
       <w:r>
         <w:rPr>
           <w:rFonts w:ascii="Times New Roman" w:hAnsi="Times New Roman"/>
-          <w:b/>
           <w:i w:val="0"/>
-          <w:color w:val="1F2937"/>
-          <w:sz w:val="32"/>
+          <w:color w:val="000000"/>
+          <w:sz w:val="28"/>
         </w:rPr>
         <w:t>РАЗДЕЛ 6. ПР №5. ТЕСТИРОВАНИЕ СИСТЕМ (15.10.2026)</w:t>
       </w:r>
     </w:p>
     <w:p>
       <w:pPr>
-        <w:spacing w:before="240" w:after="80" w:line="276" w:lineRule="auto"/>
-        <w:ind w:firstLine="0"/>
-        <w:jc w:val="left"/>
+        <w:pStyle w:val="Headerlower"/>
+        <w:jc w:val="both"/>
       </w:pPr>
       <w:r>
         <w:rPr>
           <w:rFonts w:ascii="Times New Roman" w:hAnsi="Times New Roman"/>
-          <w:b/>
           <w:i w:val="0"/>
-          <w:color w:val="111827"/>
-          <w:sz w:val="29"/>
+          <w:color w:val="000000"/>
+          <w:sz w:val="28"/>
         </w:rPr>
         <w:t>Цель работы</w:t>
       </w:r>
     </w:p>
     <w:p>
       <w:pPr>
-        <w:spacing w:before="0" w:after="80" w:line="276" w:lineRule="auto"/>
-        <w:ind w:firstLine="709"/>
+        <w:pStyle w:val="ParagraphMain"/>
         <w:jc w:val="both"/>
       </w:pPr>
       <w:r>
         <w:rPr>
           <w:rFonts w:ascii="Times New Roman" w:hAnsi="Times New Roman"/>
-          <w:b w:val="0"/>
           <w:i w:val="0"/>
-          <w:color w:val="111827"/>
+          <w:color w:val="000000"/>
           <w:sz w:val="28"/>
         </w:rPr>
         <w:t>Комплексное стресс-тестирование аппаратных узлов и поведение СУБД под стрессовой нагрузкой интенсивных запросов.</w:t>
@@ -1936,142 +1468,105 @@
     </w:p>
     <w:p>
       <w:pPr>
-        <w:spacing w:before="240" w:after="80" w:line="276" w:lineRule="auto"/>
-        <w:ind w:firstLine="0"/>
-        <w:jc w:val="left"/>
+        <w:pStyle w:val="Headerlower"/>
+        <w:jc w:val="both"/>
       </w:pPr>
       <w:r>
         <w:rPr>
           <w:rFonts w:ascii="Times New Roman" w:hAnsi="Times New Roman"/>
-          <w:b/>
           <w:i w:val="0"/>
-          <w:color w:val="111827"/>
-          <w:sz w:val="29"/>
+          <w:color w:val="000000"/>
+          <w:sz w:val="28"/>
         </w:rPr>
         <w:t>Краткий ход выполнения и проектные решения</w:t>
       </w:r>
     </w:p>
     <w:p>
       <w:pPr>
-        <w:spacing w:before="40" w:after="60" w:line="276" w:lineRule="auto"/>
-        <w:ind w:firstLine="288"/>
+        <w:pStyle w:val="ListMain"/>
+        <w:jc w:val="both"/>
       </w:pPr>
       <w:r>
         <w:rPr>
           <w:rFonts w:ascii="Times New Roman" w:hAnsi="Times New Roman"/>
-          <w:b/>
-          <w:color w:val="4B5563"/>
+          <w:i w:val="0"/>
+          <w:color w:val="000000"/>
           <w:sz w:val="28"/>
         </w:rPr>
-        <w:t xml:space="preserve">• </w:t>
+        <w:t>• Стресс-тестирование центрального процессора и оперативной памяти с помощью диагностических пакетов (AIDA64 / OCCT).</w:t>
       </w:r>
+    </w:p>
+    <w:p>
+      <w:pPr>
+        <w:pStyle w:val="ListMain"/>
+        <w:jc w:val="both"/>
+      </w:pPr>
       <w:r>
         <w:rPr>
           <w:rFonts w:ascii="Times New Roman" w:hAnsi="Times New Roman"/>
-          <w:color w:val="111827"/>
+          <w:i w:val="0"/>
+          <w:color w:val="000000"/>
           <w:sz w:val="28"/>
         </w:rPr>
-        <w:t>Стресс-тестирование центрального процессора и оперативной памяти с помощью диагностических пакетов (AIDA64 / OCCT).</w:t>
+        <w:t>• Генерация стрессовой нагрузки на базу данных ИС: скрипт массовой циклической вставки тестовых записей (10 000+ строк).</w:t>
       </w:r>
     </w:p>
     <w:p>
       <w:pPr>
-        <w:spacing w:before="40" w:after="60" w:line="276" w:lineRule="auto"/>
-        <w:ind w:firstLine="288"/>
+        <w:pStyle w:val="ListMain"/>
+        <w:jc w:val="both"/>
       </w:pPr>
       <w:r>
         <w:rPr>
           <w:rFonts w:ascii="Times New Roman" w:hAnsi="Times New Roman"/>
-          <w:b/>
-          <w:color w:val="4B5563"/>
+          <w:i w:val="0"/>
+          <w:color w:val="000000"/>
           <w:sz w:val="28"/>
         </w:rPr>
-        <w:t xml:space="preserve">• </w:t>
+        <w:t>• Мониторинг температурных показателей ЦП и видеочипа, контроль отсутствия теплового троттлинга (CPU Throttling 0%).</w:t>
       </w:r>
+    </w:p>
+    <w:p>
+      <w:pPr>
+        <w:pStyle w:val="ListMain"/>
+        <w:jc w:val="both"/>
+      </w:pPr>
       <w:r>
         <w:rPr>
           <w:rFonts w:ascii="Times New Roman" w:hAnsi="Times New Roman"/>
-          <w:color w:val="111827"/>
+          <w:i w:val="0"/>
+          <w:color w:val="000000"/>
           <w:sz w:val="28"/>
         </w:rPr>
-        <w:t>Генерация стрессовой нагрузки на базу данных ИС: скрипт массовой циклической вставки тестовых записей (10 000+ строк).</w:t>
+        <w:t>• Оценка стабильности работы приложения и фонового экземпляра SQLEXPRESS при пиковой нагрузке.</w:t>
       </w:r>
     </w:p>
     <w:p>
       <w:pPr>
-        <w:spacing w:before="40" w:after="60" w:line="276" w:lineRule="auto"/>
-        <w:ind w:firstLine="288"/>
+        <w:pStyle w:val="Headerlower"/>
+        <w:jc w:val="both"/>
       </w:pPr>
       <w:r>
         <w:rPr>
           <w:rFonts w:ascii="Times New Roman" w:hAnsi="Times New Roman"/>
-          <w:b/>
-          <w:color w:val="4B5563"/>
+          <w:i w:val="0"/>
+          <w:color w:val="000000"/>
           <w:sz w:val="28"/>
-        </w:rPr>
-        <w:t xml:space="preserve">• </w:t>
-      </w:r>
-      <w:r>
-        <w:rPr>
-          <w:rFonts w:ascii="Times New Roman" w:hAnsi="Times New Roman"/>
-          <w:color w:val="111827"/>
-          <w:sz w:val="28"/>
-        </w:rPr>
-        <w:t>Мониторинг температурных показателей ЦП и видеочипа, контроль отсутствия теплового троттлинга (CPU Throttling 0%).</w:t>
-      </w:r>
-    </w:p>
-    <w:p>
-      <w:pPr>
-        <w:spacing w:before="40" w:after="60" w:line="276" w:lineRule="auto"/>
-        <w:ind w:firstLine="288"/>
-      </w:pPr>
-      <w:r>
-        <w:rPr>
-          <w:rFonts w:ascii="Times New Roman" w:hAnsi="Times New Roman"/>
-          <w:b/>
-          <w:color w:val="4B5563"/>
-          <w:sz w:val="28"/>
-        </w:rPr>
-        <w:t xml:space="preserve">• </w:t>
-      </w:r>
-      <w:r>
-        <w:rPr>
-          <w:rFonts w:ascii="Times New Roman" w:hAnsi="Times New Roman"/>
-          <w:color w:val="111827"/>
-          <w:sz w:val="28"/>
-        </w:rPr>
-        <w:t>Оценка стабильности работы приложения и фонового экземпляра SQLEXPRESS при пиковой нагрузке.</w:t>
-      </w:r>
-    </w:p>
-    <w:p>
-      <w:pPr>
-        <w:spacing w:before="240" w:after="80" w:line="276" w:lineRule="auto"/>
-        <w:ind w:firstLine="0"/>
-        <w:jc w:val="left"/>
-      </w:pPr>
-      <w:r>
-        <w:rPr>
-          <w:rFonts w:ascii="Times New Roman" w:hAnsi="Times New Roman"/>
-          <w:b/>
-          <w:i w:val="0"/>
-          <w:color w:val="111827"/>
-          <w:sz w:val="29"/>
         </w:rPr>
         <w:t>Иллюстративный материал и результаты тестирования</w:t>
       </w:r>
     </w:p>
     <w:p>
       <w:pPr>
-        <w:jc w:val="left"/>
-        <w:shd w:fill="F3F4F6"/>
-        <w:spacing w:before="120" w:after="160" w:line="276" w:lineRule="auto"/>
-        <w:ind w:firstLine="0" w:left="706" w:right="288"/>
+        <w:pStyle w:val="Picturemain"/>
+        <w:jc w:val="center"/>
       </w:pPr>
       <w:r>
         <w:rPr>
-          <w:rFonts w:ascii="Consolas" w:hAnsi="Consolas"/>
-          <w:color w:val="374151"/>
-          <w:sz w:val="21"/>
+          <w:rFonts w:ascii="Times New Roman" w:hAnsi="Times New Roman"/>
+          <w:i w:val="0"/>
+          <w:color w:val="000000"/>
+          <w:sz w:val="28"/>
         </w:rPr>
         <w:t>/* [МЕСТО ДЛЯ СКРИНШОТА / ЛИСТИНГА КОДА] */</w:t>
         <w:br/>
@@ -2080,89 +1575,75 @@
     </w:p>
     <w:p>
       <w:pPr>
-        <w:spacing w:before="240" w:after="80" w:line="276" w:lineRule="auto"/>
-        <w:ind w:firstLine="0"/>
-        <w:jc w:val="left"/>
+        <w:pStyle w:val="Headerlower"/>
+        <w:jc w:val="both"/>
       </w:pPr>
       <w:r>
         <w:rPr>
           <w:rFonts w:ascii="Times New Roman" w:hAnsi="Times New Roman"/>
-          <w:b/>
           <w:i w:val="0"/>
-          <w:color w:val="111827"/>
-          <w:sz w:val="29"/>
+          <w:color w:val="000000"/>
+          <w:sz w:val="28"/>
         </w:rPr>
         <w:t>Вывод по разделу</w:t>
       </w:r>
     </w:p>
     <w:p>
       <w:pPr>
-        <w:spacing w:before="0" w:after="80" w:line="276" w:lineRule="auto"/>
-        <w:ind w:firstLine="709"/>
+        <w:pStyle w:val="ParagraphMain"/>
         <w:jc w:val="both"/>
       </w:pPr>
       <w:r>
         <w:rPr>
           <w:rFonts w:ascii="Times New Roman" w:hAnsi="Times New Roman"/>
-          <w:b w:val="0"/>
           <w:i w:val="0"/>
-          <w:color w:val="111827"/>
+          <w:color w:val="000000"/>
           <w:sz w:val="28"/>
         </w:rPr>
         <w:t>В ходе выполнения практического задания 15.10.2026 задачи раздела были успешно решены в полном объеме, проектные решения интегрированы в общий программный комплекс разрабатываемой информационной системы.</w:t>
       </w:r>
     </w:p>
     <w:p>
-      <w:r>
-        <w:br w:type="page"/>
-      </w:r>
-    </w:p>
-    <w:p>
-      <w:pPr>
-        <w:spacing w:before="360" w:after="160" w:line="276" w:lineRule="auto"/>
-        <w:ind w:firstLine="0"/>
-        <w:jc w:val="left"/>
+      <w:pPr>
+        <w:pStyle w:val="HeaderMain"/>
+        <w:pageBreakBefore/>
+        <w:jc w:val="center"/>
       </w:pPr>
       <w:r>
         <w:rPr>
           <w:rFonts w:ascii="Times New Roman" w:hAnsi="Times New Roman"/>
-          <w:b/>
           <w:i w:val="0"/>
-          <w:color w:val="1F2937"/>
-          <w:sz w:val="32"/>
+          <w:color w:val="000000"/>
+          <w:sz w:val="28"/>
         </w:rPr>
         <w:t>РАЗДЕЛ 7. ПР №6. АУДИТ РЕСУРСОВ И СОБЫТИЙ И УПРАВЛЕНИЕ ХРАНИЛИЩ ДАННЫХ (ЧАСТЬ 1) (16.10.2026)</w:t>
       </w:r>
     </w:p>
     <w:p>
       <w:pPr>
-        <w:spacing w:before="240" w:after="80" w:line="276" w:lineRule="auto"/>
-        <w:ind w:firstLine="0"/>
-        <w:jc w:val="left"/>
+        <w:pStyle w:val="Headerlower"/>
+        <w:jc w:val="both"/>
       </w:pPr>
       <w:r>
         <w:rPr>
           <w:rFonts w:ascii="Times New Roman" w:hAnsi="Times New Roman"/>
-          <w:b/>
           <w:i w:val="0"/>
-          <w:color w:val="111827"/>
-          <w:sz w:val="29"/>
+          <w:color w:val="000000"/>
+          <w:sz w:val="28"/>
         </w:rPr>
         <w:t>Цель работы</w:t>
       </w:r>
     </w:p>
     <w:p>
       <w:pPr>
-        <w:spacing w:before="0" w:after="80" w:line="276" w:lineRule="auto"/>
-        <w:ind w:firstLine="709"/>
+        <w:pStyle w:val="ParagraphMain"/>
         <w:jc w:val="both"/>
       </w:pPr>
       <w:r>
         <w:rPr>
           <w:rFonts w:ascii="Times New Roman" w:hAnsi="Times New Roman"/>
-          <w:b w:val="0"/>
           <w:i w:val="0"/>
-          <w:color w:val="111827"/>
+          <w:color w:val="000000"/>
           <w:sz w:val="28"/>
         </w:rPr>
         <w:t>Настройка и анализ журналов аудита подключений к базе данных проекта в Event Viewer и SQL Server Audit.</w:t>
@@ -2170,142 +1651,105 @@
     </w:p>
     <w:p>
       <w:pPr>
-        <w:spacing w:before="240" w:after="80" w:line="276" w:lineRule="auto"/>
-        <w:ind w:firstLine="0"/>
-        <w:jc w:val="left"/>
+        <w:pStyle w:val="Headerlower"/>
+        <w:jc w:val="both"/>
       </w:pPr>
       <w:r>
         <w:rPr>
           <w:rFonts w:ascii="Times New Roman" w:hAnsi="Times New Roman"/>
-          <w:b/>
           <w:i w:val="0"/>
-          <w:color w:val="111827"/>
-          <w:sz w:val="29"/>
+          <w:color w:val="000000"/>
+          <w:sz w:val="28"/>
         </w:rPr>
         <w:t>Краткий ход выполнения и проектные решения</w:t>
       </w:r>
     </w:p>
     <w:p>
       <w:pPr>
-        <w:spacing w:before="40" w:after="60" w:line="276" w:lineRule="auto"/>
-        <w:ind w:firstLine="288"/>
+        <w:pStyle w:val="ListMain"/>
+        <w:jc w:val="both"/>
       </w:pPr>
       <w:r>
         <w:rPr>
           <w:rFonts w:ascii="Times New Roman" w:hAnsi="Times New Roman"/>
-          <w:b/>
-          <w:color w:val="4B5563"/>
+          <w:i w:val="0"/>
+          <w:color w:val="000000"/>
           <w:sz w:val="28"/>
         </w:rPr>
-        <w:t xml:space="preserve">• </w:t>
+        <w:t>• Активация аудита успешных и неудачных попыток входа (Login Auditing) в свойствах экземпляра MS SQL Server.</w:t>
       </w:r>
+    </w:p>
+    <w:p>
+      <w:pPr>
+        <w:pStyle w:val="ListMain"/>
+        <w:jc w:val="both"/>
+      </w:pPr>
       <w:r>
         <w:rPr>
           <w:rFonts w:ascii="Times New Roman" w:hAnsi="Times New Roman"/>
-          <w:color w:val="111827"/>
+          <w:i w:val="0"/>
+          <w:color w:val="000000"/>
           <w:sz w:val="28"/>
         </w:rPr>
-        <w:t>Активация аудита успешных и неудачных попыток входа (Login Auditing) в свойствах экземпляра MS SQL Server.</w:t>
+        <w:t>• Анализ системных журналов Windows (Event Viewer): журналы «Приложение» и «Безопасность» (события Event ID 18456).</w:t>
       </w:r>
     </w:p>
     <w:p>
       <w:pPr>
-        <w:spacing w:before="40" w:after="60" w:line="276" w:lineRule="auto"/>
-        <w:ind w:firstLine="288"/>
+        <w:pStyle w:val="ListMain"/>
+        <w:jc w:val="both"/>
       </w:pPr>
       <w:r>
         <w:rPr>
           <w:rFonts w:ascii="Times New Roman" w:hAnsi="Times New Roman"/>
-          <w:b/>
-          <w:color w:val="4B5563"/>
+          <w:i w:val="0"/>
+          <w:color w:val="000000"/>
           <w:sz w:val="28"/>
         </w:rPr>
-        <w:t xml:space="preserve">• </w:t>
+        <w:t>• Моделирование попытки несанкционированного доступа с неверным паролем и регистрация инцидента безопасности.</w:t>
       </w:r>
+    </w:p>
+    <w:p>
+      <w:pPr>
+        <w:pStyle w:val="ListMain"/>
+        <w:jc w:val="both"/>
+      </w:pPr>
       <w:r>
         <w:rPr>
           <w:rFonts w:ascii="Times New Roman" w:hAnsi="Times New Roman"/>
-          <w:color w:val="111827"/>
+          <w:i w:val="0"/>
+          <w:color w:val="000000"/>
           <w:sz w:val="28"/>
         </w:rPr>
-        <w:t>Анализ системных журналов Windows (Event Viewer): журналы «Приложение» и «Безопасность» (события Event ID 18456).</w:t>
+        <w:t>• Выгрузка журнала регистрации событий в текстовый протокол.</w:t>
       </w:r>
     </w:p>
     <w:p>
       <w:pPr>
-        <w:spacing w:before="40" w:after="60" w:line="276" w:lineRule="auto"/>
-        <w:ind w:firstLine="288"/>
+        <w:pStyle w:val="Headerlower"/>
+        <w:jc w:val="both"/>
       </w:pPr>
       <w:r>
         <w:rPr>
           <w:rFonts w:ascii="Times New Roman" w:hAnsi="Times New Roman"/>
-          <w:b/>
-          <w:color w:val="4B5563"/>
+          <w:i w:val="0"/>
+          <w:color w:val="000000"/>
           <w:sz w:val="28"/>
-        </w:rPr>
-        <w:t xml:space="preserve">• </w:t>
-      </w:r>
-      <w:r>
-        <w:rPr>
-          <w:rFonts w:ascii="Times New Roman" w:hAnsi="Times New Roman"/>
-          <w:color w:val="111827"/>
-          <w:sz w:val="28"/>
-        </w:rPr>
-        <w:t>Моделирование попытки несанкционированного доступа с неверным паролем и регистрация инцидента безопасности.</w:t>
-      </w:r>
-    </w:p>
-    <w:p>
-      <w:pPr>
-        <w:spacing w:before="40" w:after="60" w:line="276" w:lineRule="auto"/>
-        <w:ind w:firstLine="288"/>
-      </w:pPr>
-      <w:r>
-        <w:rPr>
-          <w:rFonts w:ascii="Times New Roman" w:hAnsi="Times New Roman"/>
-          <w:b/>
-          <w:color w:val="4B5563"/>
-          <w:sz w:val="28"/>
-        </w:rPr>
-        <w:t xml:space="preserve">• </w:t>
-      </w:r>
-      <w:r>
-        <w:rPr>
-          <w:rFonts w:ascii="Times New Roman" w:hAnsi="Times New Roman"/>
-          <w:color w:val="111827"/>
-          <w:sz w:val="28"/>
-        </w:rPr>
-        <w:t>Выгрузка журнала регистрации событий в текстовый протокол.</w:t>
-      </w:r>
-    </w:p>
-    <w:p>
-      <w:pPr>
-        <w:spacing w:before="240" w:after="80" w:line="276" w:lineRule="auto"/>
-        <w:ind w:firstLine="0"/>
-        <w:jc w:val="left"/>
-      </w:pPr>
-      <w:r>
-        <w:rPr>
-          <w:rFonts w:ascii="Times New Roman" w:hAnsi="Times New Roman"/>
-          <w:b/>
-          <w:i w:val="0"/>
-          <w:color w:val="111827"/>
-          <w:sz w:val="29"/>
         </w:rPr>
         <w:t>Иллюстративный материал и результаты тестирования</w:t>
       </w:r>
     </w:p>
     <w:p>
       <w:pPr>
-        <w:jc w:val="left"/>
-        <w:shd w:fill="F3F4F6"/>
-        <w:spacing w:before="120" w:after="160" w:line="276" w:lineRule="auto"/>
-        <w:ind w:firstLine="0" w:left="706" w:right="288"/>
+        <w:pStyle w:val="Picturemain"/>
+        <w:jc w:val="center"/>
       </w:pPr>
       <w:r>
         <w:rPr>
-          <w:rFonts w:ascii="Consolas" w:hAnsi="Consolas"/>
-          <w:color w:val="374151"/>
-          <w:sz w:val="21"/>
+          <w:rFonts w:ascii="Times New Roman" w:hAnsi="Times New Roman"/>
+          <w:i w:val="0"/>
+          <w:color w:val="000000"/>
+          <w:sz w:val="28"/>
         </w:rPr>
         <w:t>/* [МЕСТО ДЛЯ СКРИНШОТА / ЛИСТИНГА КОДА] */</w:t>
         <w:br/>
@@ -2314,89 +1758,75 @@
     </w:p>
     <w:p>
       <w:pPr>
-        <w:spacing w:before="240" w:after="80" w:line="276" w:lineRule="auto"/>
-        <w:ind w:firstLine="0"/>
-        <w:jc w:val="left"/>
+        <w:pStyle w:val="Headerlower"/>
+        <w:jc w:val="both"/>
       </w:pPr>
       <w:r>
         <w:rPr>
           <w:rFonts w:ascii="Times New Roman" w:hAnsi="Times New Roman"/>
-          <w:b/>
           <w:i w:val="0"/>
-          <w:color w:val="111827"/>
-          <w:sz w:val="29"/>
+          <w:color w:val="000000"/>
+          <w:sz w:val="28"/>
         </w:rPr>
         <w:t>Вывод по разделу</w:t>
       </w:r>
     </w:p>
     <w:p>
       <w:pPr>
-        <w:spacing w:before="0" w:after="80" w:line="276" w:lineRule="auto"/>
-        <w:ind w:firstLine="709"/>
+        <w:pStyle w:val="ParagraphMain"/>
         <w:jc w:val="both"/>
       </w:pPr>
       <w:r>
         <w:rPr>
           <w:rFonts w:ascii="Times New Roman" w:hAnsi="Times New Roman"/>
-          <w:b w:val="0"/>
           <w:i w:val="0"/>
-          <w:color w:val="111827"/>
+          <w:color w:val="000000"/>
           <w:sz w:val="28"/>
         </w:rPr>
         <w:t>В ходе выполнения практического задания 16.10.2026 задачи раздела были успешно решены в полном объеме, проектные решения интегрированы в общий программный комплекс разрабатываемой информационной системы.</w:t>
       </w:r>
     </w:p>
     <w:p>
-      <w:r>
-        <w:br w:type="page"/>
-      </w:r>
-    </w:p>
-    <w:p>
-      <w:pPr>
-        <w:spacing w:before="360" w:after="160" w:line="276" w:lineRule="auto"/>
-        <w:ind w:firstLine="0"/>
-        <w:jc w:val="left"/>
+      <w:pPr>
+        <w:pStyle w:val="HeaderMain"/>
+        <w:pageBreakBefore/>
+        <w:jc w:val="center"/>
       </w:pPr>
       <w:r>
         <w:rPr>
           <w:rFonts w:ascii="Times New Roman" w:hAnsi="Times New Roman"/>
-          <w:b/>
           <w:i w:val="0"/>
-          <w:color w:val="1F2937"/>
-          <w:sz w:val="32"/>
+          <w:color w:val="000000"/>
+          <w:sz w:val="28"/>
         </w:rPr>
         <w:t>РАЗДЕЛ 8. ПР №6. АУДИТ РЕСУРСОВ И СОБЫТИЙ И УПРАВЛЕНИЕ ХРАНИЛИЩ ДАННЫХ (ЧАСТЬ 2) (17.10.2026)</w:t>
       </w:r>
     </w:p>
     <w:p>
       <w:pPr>
-        <w:spacing w:before="240" w:after="80" w:line="276" w:lineRule="auto"/>
-        <w:ind w:firstLine="0"/>
-        <w:jc w:val="left"/>
+        <w:pStyle w:val="Headerlower"/>
+        <w:jc w:val="both"/>
       </w:pPr>
       <w:r>
         <w:rPr>
           <w:rFonts w:ascii="Times New Roman" w:hAnsi="Times New Roman"/>
-          <w:b/>
           <w:i w:val="0"/>
-          <w:color w:val="111827"/>
-          <w:sz w:val="29"/>
+          <w:color w:val="000000"/>
+          <w:sz w:val="28"/>
         </w:rPr>
         <w:t>Цель работы</w:t>
       </w:r>
     </w:p>
     <w:p>
       <w:pPr>
-        <w:spacing w:before="0" w:after="80" w:line="276" w:lineRule="auto"/>
-        <w:ind w:firstLine="709"/>
+        <w:pStyle w:val="ParagraphMain"/>
         <w:jc w:val="both"/>
       </w:pPr>
       <w:r>
         <w:rPr>
           <w:rFonts w:ascii="Times New Roman" w:hAnsi="Times New Roman"/>
-          <w:b w:val="0"/>
           <w:i w:val="0"/>
-          <w:color w:val="111827"/>
+          <w:color w:val="000000"/>
           <w:sz w:val="28"/>
         </w:rPr>
         <w:t>Проектирование подсистемы логирования действий пользователей внутри ИС и конфигурирование дисковых квот.</w:t>
@@ -2404,142 +1834,105 @@
     </w:p>
     <w:p>
       <w:pPr>
-        <w:spacing w:before="240" w:after="80" w:line="276" w:lineRule="auto"/>
-        <w:ind w:firstLine="0"/>
-        <w:jc w:val="left"/>
+        <w:pStyle w:val="Headerlower"/>
+        <w:jc w:val="both"/>
       </w:pPr>
       <w:r>
         <w:rPr>
           <w:rFonts w:ascii="Times New Roman" w:hAnsi="Times New Roman"/>
-          <w:b/>
           <w:i w:val="0"/>
-          <w:color w:val="111827"/>
-          <w:sz w:val="29"/>
+          <w:color w:val="000000"/>
+          <w:sz w:val="28"/>
         </w:rPr>
         <w:t>Краткий ход выполнения и проектные решения</w:t>
       </w:r>
     </w:p>
     <w:p>
       <w:pPr>
-        <w:spacing w:before="40" w:after="60" w:line="276" w:lineRule="auto"/>
-        <w:ind w:firstLine="288"/>
+        <w:pStyle w:val="ListMain"/>
+        <w:jc w:val="both"/>
       </w:pPr>
       <w:r>
         <w:rPr>
           <w:rFonts w:ascii="Times New Roman" w:hAnsi="Times New Roman"/>
-          <w:b/>
-          <w:color w:val="4B5563"/>
+          <w:i w:val="0"/>
+          <w:color w:val="000000"/>
           <w:sz w:val="28"/>
         </w:rPr>
-        <w:t xml:space="preserve">• </w:t>
+        <w:t>• Создание служебной таблицы аудита SystemLogs в базе данных ИС (поля: LogId, UserName, ActionType, TableName, Timestamp, Details).</w:t>
       </w:r>
+    </w:p>
+    <w:p>
+      <w:pPr>
+        <w:pStyle w:val="ListMain"/>
+        <w:jc w:val="both"/>
+      </w:pPr>
       <w:r>
         <w:rPr>
           <w:rFonts w:ascii="Times New Roman" w:hAnsi="Times New Roman"/>
-          <w:color w:val="111827"/>
+          <w:i w:val="0"/>
+          <w:color w:val="000000"/>
           <w:sz w:val="28"/>
         </w:rPr>
-        <w:t>Создание служебной таблицы аудита SystemLogs в базе данных ИС (поля: LogId, UserName, ActionType, TableName, Timestamp, Details).</w:t>
+        <w:t>• Разработка C# модуля автоматической записи событий добавления, изменения и удаления сущностей в журнал аудита.</w:t>
       </w:r>
     </w:p>
     <w:p>
       <w:pPr>
-        <w:spacing w:before="40" w:after="60" w:line="276" w:lineRule="auto"/>
-        <w:ind w:firstLine="288"/>
+        <w:pStyle w:val="ListMain"/>
+        <w:jc w:val="both"/>
       </w:pPr>
       <w:r>
         <w:rPr>
           <w:rFonts w:ascii="Times New Roman" w:hAnsi="Times New Roman"/>
-          <w:b/>
-          <w:color w:val="4B5563"/>
+          <w:i w:val="0"/>
+          <w:color w:val="000000"/>
           <w:sz w:val="28"/>
         </w:rPr>
-        <w:t xml:space="preserve">• </w:t>
+        <w:t>• Настройка дисковых квот NTFS на папку экспортируемых отчетов и резервных копий для предотвращения переполнения диска.</w:t>
       </w:r>
+    </w:p>
+    <w:p>
+      <w:pPr>
+        <w:pStyle w:val="ListMain"/>
+        <w:jc w:val="both"/>
+      </w:pPr>
       <w:r>
         <w:rPr>
           <w:rFonts w:ascii="Times New Roman" w:hAnsi="Times New Roman"/>
-          <w:color w:val="111827"/>
+          <w:i w:val="0"/>
+          <w:color w:val="000000"/>
           <w:sz w:val="28"/>
         </w:rPr>
-        <w:t>Разработка C# модуля автоматической записи событий добавления, изменения и удаления сущностей в журнал аудита.</w:t>
+        <w:t>• Тестирование срабатывания оповещения о превышении дискового лимита.</w:t>
       </w:r>
     </w:p>
     <w:p>
       <w:pPr>
-        <w:spacing w:before="40" w:after="60" w:line="276" w:lineRule="auto"/>
-        <w:ind w:firstLine="288"/>
+        <w:pStyle w:val="Headerlower"/>
+        <w:jc w:val="both"/>
       </w:pPr>
       <w:r>
         <w:rPr>
           <w:rFonts w:ascii="Times New Roman" w:hAnsi="Times New Roman"/>
-          <w:b/>
-          <w:color w:val="4B5563"/>
+          <w:i w:val="0"/>
+          <w:color w:val="000000"/>
           <w:sz w:val="28"/>
-        </w:rPr>
-        <w:t xml:space="preserve">• </w:t>
-      </w:r>
-      <w:r>
-        <w:rPr>
-          <w:rFonts w:ascii="Times New Roman" w:hAnsi="Times New Roman"/>
-          <w:color w:val="111827"/>
-          <w:sz w:val="28"/>
-        </w:rPr>
-        <w:t>Настройка дисковых квот NTFS на папку экспортируемых отчетов и резервных копий для предотвращения переполнения диска.</w:t>
-      </w:r>
-    </w:p>
-    <w:p>
-      <w:pPr>
-        <w:spacing w:before="40" w:after="60" w:line="276" w:lineRule="auto"/>
-        <w:ind w:firstLine="288"/>
-      </w:pPr>
-      <w:r>
-        <w:rPr>
-          <w:rFonts w:ascii="Times New Roman" w:hAnsi="Times New Roman"/>
-          <w:b/>
-          <w:color w:val="4B5563"/>
-          <w:sz w:val="28"/>
-        </w:rPr>
-        <w:t xml:space="preserve">• </w:t>
-      </w:r>
-      <w:r>
-        <w:rPr>
-          <w:rFonts w:ascii="Times New Roman" w:hAnsi="Times New Roman"/>
-          <w:color w:val="111827"/>
-          <w:sz w:val="28"/>
-        </w:rPr>
-        <w:t>Тестирование срабатывания оповещения о превышении дискового лимита.</w:t>
-      </w:r>
-    </w:p>
-    <w:p>
-      <w:pPr>
-        <w:spacing w:before="240" w:after="80" w:line="276" w:lineRule="auto"/>
-        <w:ind w:firstLine="0"/>
-        <w:jc w:val="left"/>
-      </w:pPr>
-      <w:r>
-        <w:rPr>
-          <w:rFonts w:ascii="Times New Roman" w:hAnsi="Times New Roman"/>
-          <w:b/>
-          <w:i w:val="0"/>
-          <w:color w:val="111827"/>
-          <w:sz w:val="29"/>
         </w:rPr>
         <w:t>Иллюстративный материал и результаты тестирования</w:t>
       </w:r>
     </w:p>
     <w:p>
       <w:pPr>
-        <w:jc w:val="left"/>
-        <w:shd w:fill="F3F4F6"/>
-        <w:spacing w:before="120" w:after="160" w:line="276" w:lineRule="auto"/>
-        <w:ind w:firstLine="0" w:left="706" w:right="288"/>
+        <w:pStyle w:val="Picturemain"/>
+        <w:jc w:val="center"/>
       </w:pPr>
       <w:r>
         <w:rPr>
-          <w:rFonts w:ascii="Consolas" w:hAnsi="Consolas"/>
-          <w:color w:val="374151"/>
-          <w:sz w:val="21"/>
+          <w:rFonts w:ascii="Times New Roman" w:hAnsi="Times New Roman"/>
+          <w:i w:val="0"/>
+          <w:color w:val="000000"/>
+          <w:sz w:val="28"/>
         </w:rPr>
         <w:t>/* [МЕСТО ДЛЯ СКРИНШОТА / ЛИСТИНГА КОДА] */</w:t>
         <w:br/>
@@ -2548,89 +1941,75 @@
     </w:p>
     <w:p>
       <w:pPr>
-        <w:spacing w:before="240" w:after="80" w:line="276" w:lineRule="auto"/>
-        <w:ind w:firstLine="0"/>
-        <w:jc w:val="left"/>
+        <w:pStyle w:val="Headerlower"/>
+        <w:jc w:val="both"/>
       </w:pPr>
       <w:r>
         <w:rPr>
           <w:rFonts w:ascii="Times New Roman" w:hAnsi="Times New Roman"/>
-          <w:b/>
           <w:i w:val="0"/>
-          <w:color w:val="111827"/>
-          <w:sz w:val="29"/>
+          <w:color w:val="000000"/>
+          <w:sz w:val="28"/>
         </w:rPr>
         <w:t>Вывод по разделу</w:t>
       </w:r>
     </w:p>
     <w:p>
       <w:pPr>
-        <w:spacing w:before="0" w:after="80" w:line="276" w:lineRule="auto"/>
-        <w:ind w:firstLine="709"/>
+        <w:pStyle w:val="ParagraphMain"/>
         <w:jc w:val="both"/>
       </w:pPr>
       <w:r>
         <w:rPr>
           <w:rFonts w:ascii="Times New Roman" w:hAnsi="Times New Roman"/>
-          <w:b w:val="0"/>
           <w:i w:val="0"/>
-          <w:color w:val="111827"/>
+          <w:color w:val="000000"/>
           <w:sz w:val="28"/>
         </w:rPr>
         <w:t>В ходе выполнения практического задания 17.10.2026 задачи раздела были успешно решены в полном объеме, проектные решения интегрированы в общий программный комплекс разрабатываемой информационной системы.</w:t>
       </w:r>
     </w:p>
     <w:p>
-      <w:r>
-        <w:br w:type="page"/>
-      </w:r>
-    </w:p>
-    <w:p>
-      <w:pPr>
-        <w:spacing w:before="360" w:after="160" w:line="276" w:lineRule="auto"/>
-        <w:ind w:firstLine="0"/>
-        <w:jc w:val="left"/>
+      <w:pPr>
+        <w:pStyle w:val="HeaderMain"/>
+        <w:pageBreakBefore/>
+        <w:jc w:val="center"/>
       </w:pPr>
       <w:r>
         <w:rPr>
           <w:rFonts w:ascii="Times New Roman" w:hAnsi="Times New Roman"/>
-          <w:b/>
           <w:i w:val="0"/>
-          <w:color w:val="1F2937"/>
-          <w:sz w:val="32"/>
+          <w:color w:val="000000"/>
+          <w:sz w:val="28"/>
         </w:rPr>
         <w:t>РАЗДЕЛ 9. ПР №7. ТЕСТИРОВАНИЕ СКОРОСТИ РАБОТЫ РАЗРАБОТАННОГО ПРИЛОЖЕНИЯ (19.10.2026)</w:t>
       </w:r>
     </w:p>
     <w:p>
       <w:pPr>
-        <w:spacing w:before="240" w:after="80" w:line="276" w:lineRule="auto"/>
-        <w:ind w:firstLine="0"/>
-        <w:jc w:val="left"/>
+        <w:pStyle w:val="Headerlower"/>
+        <w:jc w:val="both"/>
       </w:pPr>
       <w:r>
         <w:rPr>
           <w:rFonts w:ascii="Times New Roman" w:hAnsi="Times New Roman"/>
-          <w:b/>
           <w:i w:val="0"/>
-          <w:color w:val="111827"/>
-          <w:sz w:val="29"/>
+          <w:color w:val="000000"/>
+          <w:sz w:val="28"/>
         </w:rPr>
         <w:t>Цель работы</w:t>
       </w:r>
     </w:p>
     <w:p>
       <w:pPr>
-        <w:spacing w:before="0" w:after="80" w:line="276" w:lineRule="auto"/>
-        <w:ind w:firstLine="709"/>
+        <w:pStyle w:val="ParagraphMain"/>
         <w:jc w:val="both"/>
       </w:pPr>
       <w:r>
         <w:rPr>
           <w:rFonts w:ascii="Times New Roman" w:hAnsi="Times New Roman"/>
-          <w:b w:val="0"/>
           <w:i w:val="0"/>
-          <w:color w:val="111827"/>
+          <w:color w:val="000000"/>
           <w:sz w:val="28"/>
         </w:rPr>
         <w:t>Профилирование производительности выборки типизированного DataSet с помощью класса Stopwatch и оптимизация индексов FK.</w:t>
@@ -2638,142 +2017,105 @@
     </w:p>
     <w:p>
       <w:pPr>
-        <w:spacing w:before="240" w:after="80" w:line="276" w:lineRule="auto"/>
-        <w:ind w:firstLine="0"/>
-        <w:jc w:val="left"/>
+        <w:pStyle w:val="Headerlower"/>
+        <w:jc w:val="both"/>
       </w:pPr>
       <w:r>
         <w:rPr>
           <w:rFonts w:ascii="Times New Roman" w:hAnsi="Times New Roman"/>
-          <w:b/>
           <w:i w:val="0"/>
-          <w:color w:val="111827"/>
-          <w:sz w:val="29"/>
+          <w:color w:val="000000"/>
+          <w:sz w:val="28"/>
         </w:rPr>
         <w:t>Краткий ход выполнения и проектные решения</w:t>
       </w:r>
     </w:p>
     <w:p>
       <w:pPr>
-        <w:spacing w:before="40" w:after="60" w:line="276" w:lineRule="auto"/>
-        <w:ind w:firstLine="288"/>
+        <w:pStyle w:val="ListMain"/>
+        <w:jc w:val="both"/>
       </w:pPr>
       <w:r>
         <w:rPr>
           <w:rFonts w:ascii="Times New Roman" w:hAnsi="Times New Roman"/>
-          <w:b/>
-          <w:color w:val="4B5563"/>
+          <w:i w:val="0"/>
+          <w:color w:val="000000"/>
           <w:sz w:val="28"/>
         </w:rPr>
-        <w:t xml:space="preserve">• </w:t>
+        <w:t>• Программный замер времени выполнения запросов к БД через TableAdapter.Fill() с использованием System.Diagnostics.Stopwatch.</w:t>
       </w:r>
+    </w:p>
+    <w:p>
+      <w:pPr>
+        <w:pStyle w:val="ListMain"/>
+        <w:jc w:val="both"/>
+      </w:pPr>
       <w:r>
         <w:rPr>
           <w:rFonts w:ascii="Times New Roman" w:hAnsi="Times New Roman"/>
-          <w:color w:val="111827"/>
+          <w:i w:val="0"/>
+          <w:color w:val="000000"/>
           <w:sz w:val="28"/>
         </w:rPr>
-        <w:t>Программный замер времени выполнения запросов к БД через TableAdapter.Fill() с использованием System.Diagnostics.Stopwatch.</w:t>
+        <w:t>• Сравнительный бенчмарк выборки при объемах 100, 1000 и 5000 записей: Typed DataSet против прямого чтения через SqlDataReader.</w:t>
       </w:r>
     </w:p>
     <w:p>
       <w:pPr>
-        <w:spacing w:before="40" w:after="60" w:line="276" w:lineRule="auto"/>
-        <w:ind w:firstLine="288"/>
+        <w:pStyle w:val="ListMain"/>
+        <w:jc w:val="both"/>
       </w:pPr>
       <w:r>
         <w:rPr>
           <w:rFonts w:ascii="Times New Roman" w:hAnsi="Times New Roman"/>
-          <w:b/>
-          <w:color w:val="4B5563"/>
+          <w:i w:val="0"/>
+          <w:color w:val="000000"/>
           <w:sz w:val="28"/>
         </w:rPr>
-        <w:t xml:space="preserve">• </w:t>
+        <w:t>• Создание некластеризованных индексов (Non-Clustered Indexes) на внешних ключах (FK) для оптимизации операций JOIN.</w:t>
       </w:r>
+    </w:p>
+    <w:p>
+      <w:pPr>
+        <w:pStyle w:val="ListMain"/>
+        <w:jc w:val="both"/>
+      </w:pPr>
       <w:r>
         <w:rPr>
           <w:rFonts w:ascii="Times New Roman" w:hAnsi="Times New Roman"/>
-          <w:color w:val="111827"/>
+          <w:i w:val="0"/>
+          <w:color w:val="000000"/>
           <w:sz w:val="28"/>
         </w:rPr>
-        <w:t>Сравнительный бенчмарк выборки при объемах 100, 1000 и 5000 записей: Typed DataSet против прямого чтения через SqlDataReader.</w:t>
+        <w:t>• Построение графика зависимости времени выборки от объема данных и наличия индексов.</w:t>
       </w:r>
     </w:p>
     <w:p>
       <w:pPr>
-        <w:spacing w:before="40" w:after="60" w:line="276" w:lineRule="auto"/>
-        <w:ind w:firstLine="288"/>
+        <w:pStyle w:val="Headerlower"/>
+        <w:jc w:val="both"/>
       </w:pPr>
       <w:r>
         <w:rPr>
           <w:rFonts w:ascii="Times New Roman" w:hAnsi="Times New Roman"/>
-          <w:b/>
-          <w:color w:val="4B5563"/>
+          <w:i w:val="0"/>
+          <w:color w:val="000000"/>
           <w:sz w:val="28"/>
-        </w:rPr>
-        <w:t xml:space="preserve">• </w:t>
-      </w:r>
-      <w:r>
-        <w:rPr>
-          <w:rFonts w:ascii="Times New Roman" w:hAnsi="Times New Roman"/>
-          <w:color w:val="111827"/>
-          <w:sz w:val="28"/>
-        </w:rPr>
-        <w:t>Создание некластеризованных индексов (Non-Clustered Indexes) на внешних ключах (FK) для оптимизации операций JOIN.</w:t>
-      </w:r>
-    </w:p>
-    <w:p>
-      <w:pPr>
-        <w:spacing w:before="40" w:after="60" w:line="276" w:lineRule="auto"/>
-        <w:ind w:firstLine="288"/>
-      </w:pPr>
-      <w:r>
-        <w:rPr>
-          <w:rFonts w:ascii="Times New Roman" w:hAnsi="Times New Roman"/>
-          <w:b/>
-          <w:color w:val="4B5563"/>
-          <w:sz w:val="28"/>
-        </w:rPr>
-        <w:t xml:space="preserve">• </w:t>
-      </w:r>
-      <w:r>
-        <w:rPr>
-          <w:rFonts w:ascii="Times New Roman" w:hAnsi="Times New Roman"/>
-          <w:color w:val="111827"/>
-          <w:sz w:val="28"/>
-        </w:rPr>
-        <w:t>Построение графика зависимости времени выборки от объема данных и наличия индексов.</w:t>
-      </w:r>
-    </w:p>
-    <w:p>
-      <w:pPr>
-        <w:spacing w:before="240" w:after="80" w:line="276" w:lineRule="auto"/>
-        <w:ind w:firstLine="0"/>
-        <w:jc w:val="left"/>
-      </w:pPr>
-      <w:r>
-        <w:rPr>
-          <w:rFonts w:ascii="Times New Roman" w:hAnsi="Times New Roman"/>
-          <w:b/>
-          <w:i w:val="0"/>
-          <w:color w:val="111827"/>
-          <w:sz w:val="29"/>
         </w:rPr>
         <w:t>Иллюстративный материал и результаты тестирования</w:t>
       </w:r>
     </w:p>
     <w:p>
       <w:pPr>
-        <w:jc w:val="left"/>
-        <w:shd w:fill="F3F4F6"/>
-        <w:spacing w:before="120" w:after="160" w:line="276" w:lineRule="auto"/>
-        <w:ind w:firstLine="0" w:left="706" w:right="288"/>
+        <w:pStyle w:val="Picturemain"/>
+        <w:jc w:val="center"/>
       </w:pPr>
       <w:r>
         <w:rPr>
-          <w:rFonts w:ascii="Consolas" w:hAnsi="Consolas"/>
-          <w:color w:val="374151"/>
-          <w:sz w:val="21"/>
+          <w:rFonts w:ascii="Times New Roman" w:hAnsi="Times New Roman"/>
+          <w:i w:val="0"/>
+          <w:color w:val="000000"/>
+          <w:sz w:val="28"/>
         </w:rPr>
         <w:t>/* [МЕСТО ДЛЯ СКРИНШОТА / ЛИСТИНГА КОДА] */</w:t>
         <w:br/>
@@ -2782,89 +2124,75 @@
     </w:p>
     <w:p>
       <w:pPr>
-        <w:spacing w:before="240" w:after="80" w:line="276" w:lineRule="auto"/>
-        <w:ind w:firstLine="0"/>
-        <w:jc w:val="left"/>
+        <w:pStyle w:val="Headerlower"/>
+        <w:jc w:val="both"/>
       </w:pPr>
       <w:r>
         <w:rPr>
           <w:rFonts w:ascii="Times New Roman" w:hAnsi="Times New Roman"/>
-          <w:b/>
           <w:i w:val="0"/>
-          <w:color w:val="111827"/>
-          <w:sz w:val="29"/>
+          <w:color w:val="000000"/>
+          <w:sz w:val="28"/>
         </w:rPr>
         <w:t>Вывод по разделу</w:t>
       </w:r>
     </w:p>
     <w:p>
       <w:pPr>
-        <w:spacing w:before="0" w:after="80" w:line="276" w:lineRule="auto"/>
-        <w:ind w:firstLine="709"/>
+        <w:pStyle w:val="ParagraphMain"/>
         <w:jc w:val="both"/>
       </w:pPr>
       <w:r>
         <w:rPr>
           <w:rFonts w:ascii="Times New Roman" w:hAnsi="Times New Roman"/>
-          <w:b w:val="0"/>
           <w:i w:val="0"/>
-          <w:color w:val="111827"/>
+          <w:color w:val="000000"/>
           <w:sz w:val="28"/>
         </w:rPr>
         <w:t>В ходе выполнения практического задания 19.10.2026 задачи раздела были успешно решены в полном объеме, проектные решения интегрированы в общий программный комплекс разрабатываемой информационной системы.</w:t>
       </w:r>
     </w:p>
     <w:p>
-      <w:r>
-        <w:br w:type="page"/>
-      </w:r>
-    </w:p>
-    <w:p>
-      <w:pPr>
-        <w:spacing w:before="360" w:after="160" w:line="276" w:lineRule="auto"/>
-        <w:ind w:firstLine="0"/>
-        <w:jc w:val="left"/>
+      <w:pPr>
+        <w:pStyle w:val="HeaderMain"/>
+        <w:pageBreakBefore/>
+        <w:jc w:val="center"/>
       </w:pPr>
       <w:r>
         <w:rPr>
           <w:rFonts w:ascii="Times New Roman" w:hAnsi="Times New Roman"/>
-          <w:b/>
           <w:i w:val="0"/>
-          <w:color w:val="1F2937"/>
-          <w:sz w:val="32"/>
+          <w:color w:val="000000"/>
+          <w:sz w:val="28"/>
         </w:rPr>
         <w:t>РАЗДЕЛ 10. ПР №8. РАЗРАБОТКА ПРОГРАММНОГО ПРИЛОЖЕНИЯ ШИФРОВАНИЕ И ДЕШИФРОВАНИЕ ФАЙЛОВ (ЧАСТЬ 1) (20.10.2026)</w:t>
       </w:r>
     </w:p>
     <w:p>
       <w:pPr>
-        <w:spacing w:before="240" w:after="80" w:line="276" w:lineRule="auto"/>
-        <w:ind w:firstLine="0"/>
-        <w:jc w:val="left"/>
+        <w:pStyle w:val="Headerlower"/>
+        <w:jc w:val="both"/>
       </w:pPr>
       <w:r>
         <w:rPr>
           <w:rFonts w:ascii="Times New Roman" w:hAnsi="Times New Roman"/>
-          <w:b/>
           <w:i w:val="0"/>
-          <w:color w:val="111827"/>
-          <w:sz w:val="29"/>
+          <w:color w:val="000000"/>
+          <w:sz w:val="28"/>
         </w:rPr>
         <w:t>Цель работы</w:t>
       </w:r>
     </w:p>
     <w:p>
       <w:pPr>
-        <w:spacing w:before="0" w:after="80" w:line="276" w:lineRule="auto"/>
-        <w:ind w:firstLine="709"/>
+        <w:pStyle w:val="ParagraphMain"/>
         <w:jc w:val="both"/>
       </w:pPr>
       <w:r>
         <w:rPr>
           <w:rFonts w:ascii="Times New Roman" w:hAnsi="Times New Roman"/>
-          <w:b w:val="0"/>
           <w:i w:val="0"/>
-          <w:color w:val="111827"/>
+          <w:color w:val="000000"/>
           <w:sz w:val="28"/>
         </w:rPr>
         <w:t>Разработка криптографического модуля симметричного шифрования AES-256 для защиты конфиденциальных файлов и строк подключения ИС.</w:t>
@@ -2872,142 +2200,105 @@
     </w:p>
     <w:p>
       <w:pPr>
-        <w:spacing w:before="240" w:after="80" w:line="276" w:lineRule="auto"/>
-        <w:ind w:firstLine="0"/>
-        <w:jc w:val="left"/>
+        <w:pStyle w:val="Headerlower"/>
+        <w:jc w:val="both"/>
       </w:pPr>
       <w:r>
         <w:rPr>
           <w:rFonts w:ascii="Times New Roman" w:hAnsi="Times New Roman"/>
-          <w:b/>
           <w:i w:val="0"/>
-          <w:color w:val="111827"/>
-          <w:sz w:val="29"/>
+          <w:color w:val="000000"/>
+          <w:sz w:val="28"/>
         </w:rPr>
         <w:t>Краткий ход выполнения и проектные решения</w:t>
       </w:r>
     </w:p>
     <w:p>
       <w:pPr>
-        <w:spacing w:before="40" w:after="60" w:line="276" w:lineRule="auto"/>
-        <w:ind w:firstLine="288"/>
+        <w:pStyle w:val="ListMain"/>
+        <w:jc w:val="both"/>
       </w:pPr>
       <w:r>
         <w:rPr>
           <w:rFonts w:ascii="Times New Roman" w:hAnsi="Times New Roman"/>
-          <w:b/>
-          <w:color w:val="4B5563"/>
+          <w:i w:val="0"/>
+          <w:color w:val="000000"/>
           <w:sz w:val="28"/>
         </w:rPr>
-        <w:t xml:space="preserve">• </w:t>
+        <w:t>• Изучение архитектуры блочного симметричного шифрования AES (Advanced Encryption Standard, Rijndael, длина ключа 256 бит).</w:t>
       </w:r>
+    </w:p>
+    <w:p>
+      <w:pPr>
+        <w:pStyle w:val="ListMain"/>
+        <w:jc w:val="both"/>
+      </w:pPr>
       <w:r>
         <w:rPr>
           <w:rFonts w:ascii="Times New Roman" w:hAnsi="Times New Roman"/>
-          <w:color w:val="111827"/>
+          <w:i w:val="0"/>
+          <w:color w:val="000000"/>
           <w:sz w:val="28"/>
         </w:rPr>
-        <w:t>Изучение архитектуры блочного симметричного шифрования AES (Advanced Encryption Standard, Rijndael, длина ключа 256 бит).</w:t>
+        <w:t>• Реализация служебного класса CryptoManager с методами EncryptFile() и DecryptFile() на базе пространства имен System.Security.Cryptography.</w:t>
       </w:r>
     </w:p>
     <w:p>
       <w:pPr>
-        <w:spacing w:before="40" w:after="60" w:line="276" w:lineRule="auto"/>
-        <w:ind w:firstLine="288"/>
+        <w:pStyle w:val="ListMain"/>
+        <w:jc w:val="both"/>
       </w:pPr>
       <w:r>
         <w:rPr>
           <w:rFonts w:ascii="Times New Roman" w:hAnsi="Times New Roman"/>
-          <w:b/>
-          <w:color w:val="4B5563"/>
+          <w:i w:val="0"/>
+          <w:color w:val="000000"/>
           <w:sz w:val="28"/>
         </w:rPr>
-        <w:t xml:space="preserve">• </w:t>
+        <w:t>• Применение потокового шифрования через CryptoStream в режиме сцепления блоков (CBC) с вектором инициализации (IV).</w:t>
       </w:r>
+    </w:p>
+    <w:p>
+      <w:pPr>
+        <w:pStyle w:val="ListMain"/>
+        <w:jc w:val="both"/>
+      </w:pPr>
       <w:r>
         <w:rPr>
           <w:rFonts w:ascii="Times New Roman" w:hAnsi="Times New Roman"/>
-          <w:color w:val="111827"/>
+          <w:i w:val="0"/>
+          <w:color w:val="000000"/>
           <w:sz w:val="28"/>
         </w:rPr>
-        <w:t>Реализация служебного класса CryptoManager с методами EncryptFile() и DecryptFile() на базе пространства имен System.Security.Cryptography.</w:t>
+        <w:t>• Шифрование конфигурационного файла App.config со строкой подключения к SQLEXPRESS.</w:t>
       </w:r>
     </w:p>
     <w:p>
       <w:pPr>
-        <w:spacing w:before="40" w:after="60" w:line="276" w:lineRule="auto"/>
-        <w:ind w:firstLine="288"/>
+        <w:pStyle w:val="Headerlower"/>
+        <w:jc w:val="both"/>
       </w:pPr>
       <w:r>
         <w:rPr>
           <w:rFonts w:ascii="Times New Roman" w:hAnsi="Times New Roman"/>
-          <w:b/>
-          <w:color w:val="4B5563"/>
+          <w:i w:val="0"/>
+          <w:color w:val="000000"/>
           <w:sz w:val="28"/>
-        </w:rPr>
-        <w:t xml:space="preserve">• </w:t>
-      </w:r>
-      <w:r>
-        <w:rPr>
-          <w:rFonts w:ascii="Times New Roman" w:hAnsi="Times New Roman"/>
-          <w:color w:val="111827"/>
-          <w:sz w:val="28"/>
-        </w:rPr>
-        <w:t>Применение потокового шифрования через CryptoStream в режиме сцепления блоков (CBC) с вектором инициализации (IV).</w:t>
-      </w:r>
-    </w:p>
-    <w:p>
-      <w:pPr>
-        <w:spacing w:before="40" w:after="60" w:line="276" w:lineRule="auto"/>
-        <w:ind w:firstLine="288"/>
-      </w:pPr>
-      <w:r>
-        <w:rPr>
-          <w:rFonts w:ascii="Times New Roman" w:hAnsi="Times New Roman"/>
-          <w:b/>
-          <w:color w:val="4B5563"/>
-          <w:sz w:val="28"/>
-        </w:rPr>
-        <w:t xml:space="preserve">• </w:t>
-      </w:r>
-      <w:r>
-        <w:rPr>
-          <w:rFonts w:ascii="Times New Roman" w:hAnsi="Times New Roman"/>
-          <w:color w:val="111827"/>
-          <w:sz w:val="28"/>
-        </w:rPr>
-        <w:t>Шифрование конфигурационного файла App.config со строкой подключения к SQLEXPRESS.</w:t>
-      </w:r>
-    </w:p>
-    <w:p>
-      <w:pPr>
-        <w:spacing w:before="240" w:after="80" w:line="276" w:lineRule="auto"/>
-        <w:ind w:firstLine="0"/>
-        <w:jc w:val="left"/>
-      </w:pPr>
-      <w:r>
-        <w:rPr>
-          <w:rFonts w:ascii="Times New Roman" w:hAnsi="Times New Roman"/>
-          <w:b/>
-          <w:i w:val="0"/>
-          <w:color w:val="111827"/>
-          <w:sz w:val="29"/>
         </w:rPr>
         <w:t>Иллюстративный материал и результаты тестирования</w:t>
       </w:r>
     </w:p>
     <w:p>
       <w:pPr>
-        <w:jc w:val="left"/>
-        <w:shd w:fill="F3F4F6"/>
-        <w:spacing w:before="120" w:after="160" w:line="276" w:lineRule="auto"/>
-        <w:ind w:firstLine="0" w:left="706" w:right="288"/>
+        <w:pStyle w:val="Picturemain"/>
+        <w:jc w:val="center"/>
       </w:pPr>
       <w:r>
         <w:rPr>
-          <w:rFonts w:ascii="Consolas" w:hAnsi="Consolas"/>
-          <w:color w:val="374151"/>
-          <w:sz w:val="21"/>
+          <w:rFonts w:ascii="Times New Roman" w:hAnsi="Times New Roman"/>
+          <w:i w:val="0"/>
+          <w:color w:val="000000"/>
+          <w:sz w:val="28"/>
         </w:rPr>
         <w:t>/* [МЕСТО ДЛЯ СКРИНШОТА / ЛИСТИНГА КОДА] */</w:t>
         <w:br/>
@@ -3016,89 +2307,75 @@
     </w:p>
     <w:p>
       <w:pPr>
-        <w:spacing w:before="240" w:after="80" w:line="276" w:lineRule="auto"/>
-        <w:ind w:firstLine="0"/>
-        <w:jc w:val="left"/>
+        <w:pStyle w:val="Headerlower"/>
+        <w:jc w:val="both"/>
       </w:pPr>
       <w:r>
         <w:rPr>
           <w:rFonts w:ascii="Times New Roman" w:hAnsi="Times New Roman"/>
-          <w:b/>
           <w:i w:val="0"/>
-          <w:color w:val="111827"/>
-          <w:sz w:val="29"/>
+          <w:color w:val="000000"/>
+          <w:sz w:val="28"/>
         </w:rPr>
         <w:t>Вывод по разделу</w:t>
       </w:r>
     </w:p>
     <w:p>
       <w:pPr>
-        <w:spacing w:before="0" w:after="80" w:line="276" w:lineRule="auto"/>
-        <w:ind w:firstLine="709"/>
+        <w:pStyle w:val="ParagraphMain"/>
         <w:jc w:val="both"/>
       </w:pPr>
       <w:r>
         <w:rPr>
           <w:rFonts w:ascii="Times New Roman" w:hAnsi="Times New Roman"/>
-          <w:b w:val="0"/>
           <w:i w:val="0"/>
-          <w:color w:val="111827"/>
+          <w:color w:val="000000"/>
           <w:sz w:val="28"/>
         </w:rPr>
         <w:t>В ходе выполнения практического задания 20.10.2026 задачи раздела были успешно решены в полном объеме, проектные решения интегрированы в общий программный комплекс разрабатываемой информационной системы.</w:t>
       </w:r>
     </w:p>
     <w:p>
-      <w:r>
-        <w:br w:type="page"/>
-      </w:r>
-    </w:p>
-    <w:p>
-      <w:pPr>
-        <w:spacing w:before="360" w:after="160" w:line="276" w:lineRule="auto"/>
-        <w:ind w:firstLine="0"/>
-        <w:jc w:val="left"/>
+      <w:pPr>
+        <w:pStyle w:val="HeaderMain"/>
+        <w:pageBreakBefore/>
+        <w:jc w:val="center"/>
       </w:pPr>
       <w:r>
         <w:rPr>
           <w:rFonts w:ascii="Times New Roman" w:hAnsi="Times New Roman"/>
-          <w:b/>
           <w:i w:val="0"/>
-          <w:color w:val="1F2937"/>
-          <w:sz w:val="32"/>
+          <w:color w:val="000000"/>
+          <w:sz w:val="28"/>
         </w:rPr>
         <w:t>РАЗДЕЛ 11. ПР №8. РАЗРАБОТКА ПРОГРАММНОГО ПРИЛОЖЕНИЯ ШИФРОВАНИЕ И ДЕШИФРОВАНИЕ ФАЙЛОВ (ЧАСТЬ 2) (21.10.2026)</w:t>
       </w:r>
     </w:p>
     <w:p>
       <w:pPr>
-        <w:spacing w:before="240" w:after="80" w:line="276" w:lineRule="auto"/>
-        <w:ind w:firstLine="0"/>
-        <w:jc w:val="left"/>
+        <w:pStyle w:val="Headerlower"/>
+        <w:jc w:val="both"/>
       </w:pPr>
       <w:r>
         <w:rPr>
           <w:rFonts w:ascii="Times New Roman" w:hAnsi="Times New Roman"/>
-          <w:b/>
           <w:i w:val="0"/>
-          <w:color w:val="111827"/>
-          <w:sz w:val="29"/>
+          <w:color w:val="000000"/>
+          <w:sz w:val="28"/>
         </w:rPr>
         <w:t>Цель работы</w:t>
       </w:r>
     </w:p>
     <w:p>
       <w:pPr>
-        <w:spacing w:before="0" w:after="80" w:line="276" w:lineRule="auto"/>
-        <w:ind w:firstLine="709"/>
+        <w:pStyle w:val="ParagraphMain"/>
         <w:jc w:val="both"/>
       </w:pPr>
       <w:r>
         <w:rPr>
           <w:rFonts w:ascii="Times New Roman" w:hAnsi="Times New Roman"/>
-          <w:b w:val="0"/>
           <w:i w:val="0"/>
-          <w:color w:val="111827"/>
+          <w:color w:val="000000"/>
           <w:sz w:val="28"/>
         </w:rPr>
         <w:t>Реализация безопасной аутентификации: криптографическое хэширование паролей пользователей SHA-256 с солью.</w:t>
@@ -3106,142 +2383,105 @@
     </w:p>
     <w:p>
       <w:pPr>
-        <w:spacing w:before="240" w:after="80" w:line="276" w:lineRule="auto"/>
-        <w:ind w:firstLine="0"/>
-        <w:jc w:val="left"/>
+        <w:pStyle w:val="Headerlower"/>
+        <w:jc w:val="both"/>
       </w:pPr>
       <w:r>
         <w:rPr>
           <w:rFonts w:ascii="Times New Roman" w:hAnsi="Times New Roman"/>
-          <w:b/>
           <w:i w:val="0"/>
-          <w:color w:val="111827"/>
-          <w:sz w:val="29"/>
+          <w:color w:val="000000"/>
+          <w:sz w:val="28"/>
         </w:rPr>
         <w:t>Краткий ход выполнения и проектные решения</w:t>
       </w:r>
     </w:p>
     <w:p>
       <w:pPr>
-        <w:spacing w:before="40" w:after="60" w:line="276" w:lineRule="auto"/>
-        <w:ind w:firstLine="288"/>
+        <w:pStyle w:val="ListMain"/>
+        <w:jc w:val="both"/>
       </w:pPr>
       <w:r>
         <w:rPr>
           <w:rFonts w:ascii="Times New Roman" w:hAnsi="Times New Roman"/>
-          <w:b/>
-          <w:color w:val="4B5563"/>
+          <w:i w:val="0"/>
+          <w:color w:val="000000"/>
           <w:sz w:val="28"/>
         </w:rPr>
-        <w:t xml:space="preserve">• </w:t>
+        <w:t>• Анализ уязвимости хранения паролей в открытом виде (Plaintext) и методов защиты от атак по радужным таблицам (Rainbow Tables).</w:t>
       </w:r>
+    </w:p>
+    <w:p>
+      <w:pPr>
+        <w:pStyle w:val="ListMain"/>
+        <w:jc w:val="both"/>
+      </w:pPr>
       <w:r>
         <w:rPr>
           <w:rFonts w:ascii="Times New Roman" w:hAnsi="Times New Roman"/>
-          <w:color w:val="111827"/>
+          <w:i w:val="0"/>
+          <w:color w:val="000000"/>
           <w:sz w:val="28"/>
         </w:rPr>
-        <w:t>Анализ уязвимости хранения паролей в открытом виде (Plaintext) и методов защиты от атак по радужным таблицам (Rainbow Tables).</w:t>
+        <w:t>• Реализация функции вычисления дайджеста пароля: конкатенация пароля и криптографически стойкой соли (Salt) с последующим хэшированием SHA-256.</w:t>
       </w:r>
     </w:p>
     <w:p>
       <w:pPr>
-        <w:spacing w:before="40" w:after="60" w:line="276" w:lineRule="auto"/>
-        <w:ind w:firstLine="288"/>
+        <w:pStyle w:val="ListMain"/>
+        <w:jc w:val="both"/>
       </w:pPr>
       <w:r>
         <w:rPr>
           <w:rFonts w:ascii="Times New Roman" w:hAnsi="Times New Roman"/>
-          <w:b/>
-          <w:color w:val="4B5563"/>
+          <w:i w:val="0"/>
+          <w:color w:val="000000"/>
           <w:sz w:val="28"/>
         </w:rPr>
-        <w:t xml:space="preserve">• </w:t>
+        <w:t>• Модификация таблицы Users в базе данных для хранения столбцов PasswordHash (nvarchar(64)) и Salt (nvarchar(32)).</w:t>
       </w:r>
+    </w:p>
+    <w:p>
+      <w:pPr>
+        <w:pStyle w:val="ListMain"/>
+        <w:jc w:val="both"/>
+      </w:pPr>
       <w:r>
         <w:rPr>
           <w:rFonts w:ascii="Times New Roman" w:hAnsi="Times New Roman"/>
-          <w:color w:val="111827"/>
+          <w:i w:val="0"/>
+          <w:color w:val="000000"/>
           <w:sz w:val="28"/>
         </w:rPr>
-        <w:t>Реализация функции вычисления дайджеста пароля: конкатенация пароля и криптографически стойкой соли (Salt) с последующим хэшированием SHA-256.</w:t>
+        <w:t>• Интеграция функции сверки хэша при авторизации пользователя в ИС.</w:t>
       </w:r>
     </w:p>
     <w:p>
       <w:pPr>
-        <w:spacing w:before="40" w:after="60" w:line="276" w:lineRule="auto"/>
-        <w:ind w:firstLine="288"/>
+        <w:pStyle w:val="Headerlower"/>
+        <w:jc w:val="both"/>
       </w:pPr>
       <w:r>
         <w:rPr>
           <w:rFonts w:ascii="Times New Roman" w:hAnsi="Times New Roman"/>
-          <w:b/>
-          <w:color w:val="4B5563"/>
+          <w:i w:val="0"/>
+          <w:color w:val="000000"/>
           <w:sz w:val="28"/>
-        </w:rPr>
-        <w:t xml:space="preserve">• </w:t>
-      </w:r>
-      <w:r>
-        <w:rPr>
-          <w:rFonts w:ascii="Times New Roman" w:hAnsi="Times New Roman"/>
-          <w:color w:val="111827"/>
-          <w:sz w:val="28"/>
-        </w:rPr>
-        <w:t>Модификация таблицы Users в базе данных для хранения столбцов PasswordHash (nvarchar(64)) и Salt (nvarchar(32)).</w:t>
-      </w:r>
-    </w:p>
-    <w:p>
-      <w:pPr>
-        <w:spacing w:before="40" w:after="60" w:line="276" w:lineRule="auto"/>
-        <w:ind w:firstLine="288"/>
-      </w:pPr>
-      <w:r>
-        <w:rPr>
-          <w:rFonts w:ascii="Times New Roman" w:hAnsi="Times New Roman"/>
-          <w:b/>
-          <w:color w:val="4B5563"/>
-          <w:sz w:val="28"/>
-        </w:rPr>
-        <w:t xml:space="preserve">• </w:t>
-      </w:r>
-      <w:r>
-        <w:rPr>
-          <w:rFonts w:ascii="Times New Roman" w:hAnsi="Times New Roman"/>
-          <w:color w:val="111827"/>
-          <w:sz w:val="28"/>
-        </w:rPr>
-        <w:t>Интеграция функции сверки хэша при авторизации пользователя в ИС.</w:t>
-      </w:r>
-    </w:p>
-    <w:p>
-      <w:pPr>
-        <w:spacing w:before="240" w:after="80" w:line="276" w:lineRule="auto"/>
-        <w:ind w:firstLine="0"/>
-        <w:jc w:val="left"/>
-      </w:pPr>
-      <w:r>
-        <w:rPr>
-          <w:rFonts w:ascii="Times New Roman" w:hAnsi="Times New Roman"/>
-          <w:b/>
-          <w:i w:val="0"/>
-          <w:color w:val="111827"/>
-          <w:sz w:val="29"/>
         </w:rPr>
         <w:t>Иллюстративный материал и результаты тестирования</w:t>
       </w:r>
     </w:p>
     <w:p>
       <w:pPr>
-        <w:jc w:val="left"/>
-        <w:shd w:fill="F3F4F6"/>
-        <w:spacing w:before="120" w:after="160" w:line="276" w:lineRule="auto"/>
-        <w:ind w:firstLine="0" w:left="706" w:right="288"/>
+        <w:pStyle w:val="Picturemain"/>
+        <w:jc w:val="center"/>
       </w:pPr>
       <w:r>
         <w:rPr>
-          <w:rFonts w:ascii="Consolas" w:hAnsi="Consolas"/>
-          <w:color w:val="374151"/>
-          <w:sz w:val="21"/>
+          <w:rFonts w:ascii="Times New Roman" w:hAnsi="Times New Roman"/>
+          <w:i w:val="0"/>
+          <w:color w:val="000000"/>
+          <w:sz w:val="28"/>
         </w:rPr>
         <w:t>/* [МЕСТО ДЛЯ СКРИНШОТА / ЛИСТИНГА КОДА] */</w:t>
         <w:br/>
@@ -3250,89 +2490,75 @@
     </w:p>
     <w:p>
       <w:pPr>
-        <w:spacing w:before="240" w:after="80" w:line="276" w:lineRule="auto"/>
-        <w:ind w:firstLine="0"/>
-        <w:jc w:val="left"/>
+        <w:pStyle w:val="Headerlower"/>
+        <w:jc w:val="both"/>
       </w:pPr>
       <w:r>
         <w:rPr>
           <w:rFonts w:ascii="Times New Roman" w:hAnsi="Times New Roman"/>
-          <w:b/>
           <w:i w:val="0"/>
-          <w:color w:val="111827"/>
-          <w:sz w:val="29"/>
+          <w:color w:val="000000"/>
+          <w:sz w:val="28"/>
         </w:rPr>
         <w:t>Вывод по разделу</w:t>
       </w:r>
     </w:p>
     <w:p>
       <w:pPr>
-        <w:spacing w:before="0" w:after="80" w:line="276" w:lineRule="auto"/>
-        <w:ind w:firstLine="709"/>
+        <w:pStyle w:val="ParagraphMain"/>
         <w:jc w:val="both"/>
       </w:pPr>
       <w:r>
         <w:rPr>
           <w:rFonts w:ascii="Times New Roman" w:hAnsi="Times New Roman"/>
-          <w:b w:val="0"/>
           <w:i w:val="0"/>
-          <w:color w:val="111827"/>
+          <w:color w:val="000000"/>
           <w:sz w:val="28"/>
         </w:rPr>
         <w:t>В ходе выполнения практического задания 21.10.2026 задачи раздела были успешно решены в полном объеме, проектные решения интегрированы в общий программный комплекс разрабатываемой информационной системы.</w:t>
       </w:r>
     </w:p>
     <w:p>
-      <w:r>
-        <w:br w:type="page"/>
-      </w:r>
-    </w:p>
-    <w:p>
-      <w:pPr>
-        <w:spacing w:before="360" w:after="160" w:line="276" w:lineRule="auto"/>
-        <w:ind w:firstLine="0"/>
-        <w:jc w:val="left"/>
+      <w:pPr>
+        <w:pStyle w:val="HeaderMain"/>
+        <w:pageBreakBefore/>
+        <w:jc w:val="center"/>
       </w:pPr>
       <w:r>
         <w:rPr>
           <w:rFonts w:ascii="Times New Roman" w:hAnsi="Times New Roman"/>
-          <w:b/>
           <w:i w:val="0"/>
-          <w:color w:val="1F2937"/>
-          <w:sz w:val="32"/>
+          <w:color w:val="000000"/>
+          <w:sz w:val="28"/>
         </w:rPr>
         <w:t>РАЗДЕЛ 12. ПР №9. ЛОКАЛЬНЫЙ GIT (22.10.2026)</w:t>
       </w:r>
     </w:p>
     <w:p>
       <w:pPr>
-        <w:spacing w:before="240" w:after="80" w:line="276" w:lineRule="auto"/>
-        <w:ind w:firstLine="0"/>
-        <w:jc w:val="left"/>
+        <w:pStyle w:val="Headerlower"/>
+        <w:jc w:val="both"/>
       </w:pPr>
       <w:r>
         <w:rPr>
           <w:rFonts w:ascii="Times New Roman" w:hAnsi="Times New Roman"/>
-          <w:b/>
           <w:i w:val="0"/>
-          <w:color w:val="111827"/>
-          <w:sz w:val="29"/>
+          <w:color w:val="000000"/>
+          <w:sz w:val="28"/>
         </w:rPr>
         <w:t>Цель работы</w:t>
       </w:r>
     </w:p>
     <w:p>
       <w:pPr>
-        <w:spacing w:before="0" w:after="80" w:line="276" w:lineRule="auto"/>
-        <w:ind w:firstLine="709"/>
+        <w:pStyle w:val="ParagraphMain"/>
         <w:jc w:val="both"/>
       </w:pPr>
       <w:r>
         <w:rPr>
           <w:rFonts w:ascii="Times New Roman" w:hAnsi="Times New Roman"/>
-          <w:b w:val="0"/>
           <w:i w:val="0"/>
-          <w:color w:val="111827"/>
+          <w:color w:val="000000"/>
           <w:sz w:val="28"/>
         </w:rPr>
         <w:t>Инициализация локального репозитория Git, конфигурация файла .gitignore для Visual Studio и фиксация архитектуры решения.</w:t>
@@ -3340,142 +2566,105 @@
     </w:p>
     <w:p>
       <w:pPr>
-        <w:spacing w:before="240" w:after="80" w:line="276" w:lineRule="auto"/>
-        <w:ind w:firstLine="0"/>
-        <w:jc w:val="left"/>
+        <w:pStyle w:val="Headerlower"/>
+        <w:jc w:val="both"/>
       </w:pPr>
       <w:r>
         <w:rPr>
           <w:rFonts w:ascii="Times New Roman" w:hAnsi="Times New Roman"/>
-          <w:b/>
           <w:i w:val="0"/>
-          <w:color w:val="111827"/>
-          <w:sz w:val="29"/>
+          <w:color w:val="000000"/>
+          <w:sz w:val="28"/>
         </w:rPr>
         <w:t>Краткий ход выполнения и проектные решения</w:t>
       </w:r>
     </w:p>
     <w:p>
       <w:pPr>
-        <w:spacing w:before="40" w:after="60" w:line="276" w:lineRule="auto"/>
-        <w:ind w:firstLine="288"/>
+        <w:pStyle w:val="ListMain"/>
+        <w:jc w:val="both"/>
       </w:pPr>
       <w:r>
         <w:rPr>
           <w:rFonts w:ascii="Times New Roman" w:hAnsi="Times New Roman"/>
-          <w:b/>
-          <w:color w:val="4B5563"/>
+          <w:i w:val="0"/>
+          <w:color w:val="000000"/>
           <w:sz w:val="28"/>
         </w:rPr>
-        <w:t xml:space="preserve">• </w:t>
+        <w:t>• Инициализация локального репозитория в корне проекта командой git init.</w:t>
       </w:r>
+    </w:p>
+    <w:p>
+      <w:pPr>
+        <w:pStyle w:val="ListMain"/>
+        <w:jc w:val="both"/>
+      </w:pPr>
       <w:r>
         <w:rPr>
           <w:rFonts w:ascii="Times New Roman" w:hAnsi="Times New Roman"/>
-          <w:color w:val="111827"/>
+          <w:i w:val="0"/>
+          <w:color w:val="000000"/>
           <w:sz w:val="28"/>
         </w:rPr>
-        <w:t>Инициализация локального репозитория в корне проекта командой git init.</w:t>
+        <w:t>• Создание профессионального файла .gitignore: исключение служебных папок .vs/, bin/, obj/, временных файлов сборщика и локальных БД (.mdf/.ldf).</w:t>
       </w:r>
     </w:p>
     <w:p>
       <w:pPr>
-        <w:spacing w:before="40" w:after="60" w:line="276" w:lineRule="auto"/>
-        <w:ind w:firstLine="288"/>
+        <w:pStyle w:val="ListMain"/>
+        <w:jc w:val="both"/>
       </w:pPr>
       <w:r>
         <w:rPr>
           <w:rFonts w:ascii="Times New Roman" w:hAnsi="Times New Roman"/>
-          <w:b/>
-          <w:color w:val="4B5563"/>
+          <w:i w:val="0"/>
+          <w:color w:val="000000"/>
           <w:sz w:val="28"/>
         </w:rPr>
-        <w:t xml:space="preserve">• </w:t>
+        <w:t>• Формирование базовых коммитов проекта по стандарту Conventional Commits (feat, fix, docs, chore).</w:t>
       </w:r>
+    </w:p>
+    <w:p>
+      <w:pPr>
+        <w:pStyle w:val="ListMain"/>
+        <w:jc w:val="both"/>
+      </w:pPr>
       <w:r>
         <w:rPr>
           <w:rFonts w:ascii="Times New Roman" w:hAnsi="Times New Roman"/>
-          <w:color w:val="111827"/>
+          <w:i w:val="0"/>
+          <w:color w:val="000000"/>
           <w:sz w:val="28"/>
         </w:rPr>
-        <w:t>Создание профессионального файла .gitignore: исключение служебных папок .vs/, bin/, obj/, временных файлов сборщика и локальных БД (.mdf/.ldf).</w:t>
+        <w:t>• Просмотр истории репозитория с помощью команд git status и git log --oneline.</w:t>
       </w:r>
     </w:p>
     <w:p>
       <w:pPr>
-        <w:spacing w:before="40" w:after="60" w:line="276" w:lineRule="auto"/>
-        <w:ind w:firstLine="288"/>
+        <w:pStyle w:val="Headerlower"/>
+        <w:jc w:val="both"/>
       </w:pPr>
       <w:r>
         <w:rPr>
           <w:rFonts w:ascii="Times New Roman" w:hAnsi="Times New Roman"/>
-          <w:b/>
-          <w:color w:val="4B5563"/>
+          <w:i w:val="0"/>
+          <w:color w:val="000000"/>
           <w:sz w:val="28"/>
-        </w:rPr>
-        <w:t xml:space="preserve">• </w:t>
-      </w:r>
-      <w:r>
-        <w:rPr>
-          <w:rFonts w:ascii="Times New Roman" w:hAnsi="Times New Roman"/>
-          <w:color w:val="111827"/>
-          <w:sz w:val="28"/>
-        </w:rPr>
-        <w:t>Формирование базовых коммитов проекта по стандарту Conventional Commits (feat, fix, docs, chore).</w:t>
-      </w:r>
-    </w:p>
-    <w:p>
-      <w:pPr>
-        <w:spacing w:before="40" w:after="60" w:line="276" w:lineRule="auto"/>
-        <w:ind w:firstLine="288"/>
-      </w:pPr>
-      <w:r>
-        <w:rPr>
-          <w:rFonts w:ascii="Times New Roman" w:hAnsi="Times New Roman"/>
-          <w:b/>
-          <w:color w:val="4B5563"/>
-          <w:sz w:val="28"/>
-        </w:rPr>
-        <w:t xml:space="preserve">• </w:t>
-      </w:r>
-      <w:r>
-        <w:rPr>
-          <w:rFonts w:ascii="Times New Roman" w:hAnsi="Times New Roman"/>
-          <w:color w:val="111827"/>
-          <w:sz w:val="28"/>
-        </w:rPr>
-        <w:t>Просмотр истории репозитория с помощью команд git status и git log --oneline.</w:t>
-      </w:r>
-    </w:p>
-    <w:p>
-      <w:pPr>
-        <w:spacing w:before="240" w:after="80" w:line="276" w:lineRule="auto"/>
-        <w:ind w:firstLine="0"/>
-        <w:jc w:val="left"/>
-      </w:pPr>
-      <w:r>
-        <w:rPr>
-          <w:rFonts w:ascii="Times New Roman" w:hAnsi="Times New Roman"/>
-          <w:b/>
-          <w:i w:val="0"/>
-          <w:color w:val="111827"/>
-          <w:sz w:val="29"/>
         </w:rPr>
         <w:t>Иллюстративный материал и результаты тестирования</w:t>
       </w:r>
     </w:p>
     <w:p>
       <w:pPr>
-        <w:jc w:val="left"/>
-        <w:shd w:fill="F3F4F6"/>
-        <w:spacing w:before="120" w:after="160" w:line="276" w:lineRule="auto"/>
-        <w:ind w:firstLine="0" w:left="706" w:right="288"/>
+        <w:pStyle w:val="Picturemain"/>
+        <w:jc w:val="center"/>
       </w:pPr>
       <w:r>
         <w:rPr>
-          <w:rFonts w:ascii="Consolas" w:hAnsi="Consolas"/>
-          <w:color w:val="374151"/>
-          <w:sz w:val="21"/>
+          <w:rFonts w:ascii="Times New Roman" w:hAnsi="Times New Roman"/>
+          <w:i w:val="0"/>
+          <w:color w:val="000000"/>
+          <w:sz w:val="28"/>
         </w:rPr>
         <w:t>/* [МЕСТО ДЛЯ СКРИНШОТА / ЛИСТИНГА КОДА] */</w:t>
         <w:br/>
@@ -3484,89 +2673,75 @@
     </w:p>
     <w:p>
       <w:pPr>
-        <w:spacing w:before="240" w:after="80" w:line="276" w:lineRule="auto"/>
-        <w:ind w:firstLine="0"/>
-        <w:jc w:val="left"/>
+        <w:pStyle w:val="Headerlower"/>
+        <w:jc w:val="both"/>
       </w:pPr>
       <w:r>
         <w:rPr>
           <w:rFonts w:ascii="Times New Roman" w:hAnsi="Times New Roman"/>
-          <w:b/>
           <w:i w:val="0"/>
-          <w:color w:val="111827"/>
-          <w:sz w:val="29"/>
+          <w:color w:val="000000"/>
+          <w:sz w:val="28"/>
         </w:rPr>
         <w:t>Вывод по разделу</w:t>
       </w:r>
     </w:p>
     <w:p>
       <w:pPr>
-        <w:spacing w:before="0" w:after="80" w:line="276" w:lineRule="auto"/>
-        <w:ind w:firstLine="709"/>
+        <w:pStyle w:val="ParagraphMain"/>
         <w:jc w:val="both"/>
       </w:pPr>
       <w:r>
         <w:rPr>
           <w:rFonts w:ascii="Times New Roman" w:hAnsi="Times New Roman"/>
-          <w:b w:val="0"/>
           <w:i w:val="0"/>
-          <w:color w:val="111827"/>
+          <w:color w:val="000000"/>
           <w:sz w:val="28"/>
         </w:rPr>
         <w:t>В ходе выполнения практического задания 22.10.2026 задачи раздела были успешно решены в полном объеме, проектные решения интегрированы в общий программный комплекс разрабатываемой информационной системы.</w:t>
       </w:r>
     </w:p>
     <w:p>
-      <w:r>
-        <w:br w:type="page"/>
-      </w:r>
-    </w:p>
-    <w:p>
-      <w:pPr>
-        <w:spacing w:before="360" w:after="160" w:line="276" w:lineRule="auto"/>
-        <w:ind w:firstLine="0"/>
-        <w:jc w:val="left"/>
+      <w:pPr>
+        <w:pStyle w:val="HeaderMain"/>
+        <w:pageBreakBefore/>
+        <w:jc w:val="center"/>
       </w:pPr>
       <w:r>
         <w:rPr>
           <w:rFonts w:ascii="Times New Roman" w:hAnsi="Times New Roman"/>
-          <w:b/>
           <w:i w:val="0"/>
-          <w:color w:val="1F2937"/>
-          <w:sz w:val="32"/>
+          <w:color w:val="000000"/>
+          <w:sz w:val="28"/>
         </w:rPr>
         <w:t>РАЗДЕЛ 13. ПР №9. ЛОКАЛЬНЫЙ GIT (ПРОД.) (23.10.2026)</w:t>
       </w:r>
     </w:p>
     <w:p>
       <w:pPr>
-        <w:spacing w:before="240" w:after="80" w:line="276" w:lineRule="auto"/>
-        <w:ind w:firstLine="0"/>
-        <w:jc w:val="left"/>
+        <w:pStyle w:val="Headerlower"/>
+        <w:jc w:val="both"/>
       </w:pPr>
       <w:r>
         <w:rPr>
           <w:rFonts w:ascii="Times New Roman" w:hAnsi="Times New Roman"/>
-          <w:b/>
           <w:i w:val="0"/>
-          <w:color w:val="111827"/>
-          <w:sz w:val="29"/>
+          <w:color w:val="000000"/>
+          <w:sz w:val="28"/>
         </w:rPr>
         <w:t>Цель работы</w:t>
       </w:r>
     </w:p>
     <w:p>
       <w:pPr>
-        <w:spacing w:before="0" w:after="80" w:line="276" w:lineRule="auto"/>
-        <w:ind w:firstLine="709"/>
+        <w:pStyle w:val="ParagraphMain"/>
         <w:jc w:val="both"/>
       </w:pPr>
       <w:r>
         <w:rPr>
           <w:rFonts w:ascii="Times New Roman" w:hAnsi="Times New Roman"/>
-          <w:b w:val="0"/>
           <w:i w:val="0"/>
-          <w:color w:val="111827"/>
+          <w:color w:val="000000"/>
           <w:sz w:val="28"/>
         </w:rPr>
         <w:t>Практика ветвления в Git: создание feature-веток, моделирование конфликтов в дизайнере .xsd и их успешное разрешение.</w:t>
@@ -3574,142 +2749,105 @@
     </w:p>
     <w:p>
       <w:pPr>
-        <w:spacing w:before="240" w:after="80" w:line="276" w:lineRule="auto"/>
-        <w:ind w:firstLine="0"/>
-        <w:jc w:val="left"/>
+        <w:pStyle w:val="Headerlower"/>
+        <w:jc w:val="both"/>
       </w:pPr>
       <w:r>
         <w:rPr>
           <w:rFonts w:ascii="Times New Roman" w:hAnsi="Times New Roman"/>
-          <w:b/>
           <w:i w:val="0"/>
-          <w:color w:val="111827"/>
-          <w:sz w:val="29"/>
+          <w:color w:val="000000"/>
+          <w:sz w:val="28"/>
         </w:rPr>
         <w:t>Краткий ход выполнения и проектные решения</w:t>
       </w:r>
     </w:p>
     <w:p>
       <w:pPr>
-        <w:spacing w:before="40" w:after="60" w:line="276" w:lineRule="auto"/>
-        <w:ind w:firstLine="288"/>
+        <w:pStyle w:val="ListMain"/>
+        <w:jc w:val="both"/>
       </w:pPr>
       <w:r>
         <w:rPr>
           <w:rFonts w:ascii="Times New Roman" w:hAnsi="Times New Roman"/>
-          <w:b/>
-          <w:color w:val="4B5563"/>
+          <w:i w:val="0"/>
+          <w:color w:val="000000"/>
           <w:sz w:val="28"/>
         </w:rPr>
-        <w:t xml:space="preserve">• </w:t>
+        <w:t>• Создание изолированных функциональных веток: git branch feature/auth и git branch feature/master-detail.</w:t>
       </w:r>
+    </w:p>
+    <w:p>
+      <w:pPr>
+        <w:pStyle w:val="ListMain"/>
+        <w:jc w:val="both"/>
+      </w:pPr>
       <w:r>
         <w:rPr>
           <w:rFonts w:ascii="Times New Roman" w:hAnsi="Times New Roman"/>
-          <w:color w:val="111827"/>
+          <w:i w:val="0"/>
+          <w:color w:val="000000"/>
           <w:sz w:val="28"/>
         </w:rPr>
-        <w:t>Создание изолированных функциональных веток: git branch feature/auth и git branch feature/master-detail.</w:t>
+        <w:t>• Параллельная модификация файлов формы и схемы DataSet в разных ветках с последующим коммитом.</w:t>
       </w:r>
     </w:p>
     <w:p>
       <w:pPr>
-        <w:spacing w:before="40" w:after="60" w:line="276" w:lineRule="auto"/>
-        <w:ind w:firstLine="288"/>
+        <w:pStyle w:val="ListMain"/>
+        <w:jc w:val="both"/>
       </w:pPr>
       <w:r>
         <w:rPr>
           <w:rFonts w:ascii="Times New Roman" w:hAnsi="Times New Roman"/>
-          <w:b/>
-          <w:color w:val="4B5563"/>
+          <w:i w:val="0"/>
+          <w:color w:val="000000"/>
           <w:sz w:val="28"/>
         </w:rPr>
-        <w:t xml:space="preserve">• </w:t>
+        <w:t>• Моделирование конфликта слияния (Merge Conflict) при попытке слияния ветки в master.</w:t>
       </w:r>
+    </w:p>
+    <w:p>
+      <w:pPr>
+        <w:pStyle w:val="ListMain"/>
+        <w:jc w:val="both"/>
+      </w:pPr>
       <w:r>
         <w:rPr>
           <w:rFonts w:ascii="Times New Roman" w:hAnsi="Times New Roman"/>
-          <w:color w:val="111827"/>
+          <w:i w:val="0"/>
+          <w:color w:val="000000"/>
           <w:sz w:val="28"/>
         </w:rPr>
-        <w:t>Параллельная модификация файлов формы и схемы DataSet в разных ветках с последующим коммитом.</w:t>
+        <w:t>• Ручной разбор и разрешение конфликта маркеров &lt;&lt;&lt;&lt;&lt;&lt;&lt; HEAD, фиксация мерж-коммита и просмотр графа коммитов (git log --graph).</w:t>
       </w:r>
     </w:p>
     <w:p>
       <w:pPr>
-        <w:spacing w:before="40" w:after="60" w:line="276" w:lineRule="auto"/>
-        <w:ind w:firstLine="288"/>
+        <w:pStyle w:val="Headerlower"/>
+        <w:jc w:val="both"/>
       </w:pPr>
       <w:r>
         <w:rPr>
           <w:rFonts w:ascii="Times New Roman" w:hAnsi="Times New Roman"/>
-          <w:b/>
-          <w:color w:val="4B5563"/>
+          <w:i w:val="0"/>
+          <w:color w:val="000000"/>
           <w:sz w:val="28"/>
-        </w:rPr>
-        <w:t xml:space="preserve">• </w:t>
-      </w:r>
-      <w:r>
-        <w:rPr>
-          <w:rFonts w:ascii="Times New Roman" w:hAnsi="Times New Roman"/>
-          <w:color w:val="111827"/>
-          <w:sz w:val="28"/>
-        </w:rPr>
-        <w:t>Моделирование конфликта слияния (Merge Conflict) при попытке слияния ветки в master.</w:t>
-      </w:r>
-    </w:p>
-    <w:p>
-      <w:pPr>
-        <w:spacing w:before="40" w:after="60" w:line="276" w:lineRule="auto"/>
-        <w:ind w:firstLine="288"/>
-      </w:pPr>
-      <w:r>
-        <w:rPr>
-          <w:rFonts w:ascii="Times New Roman" w:hAnsi="Times New Roman"/>
-          <w:b/>
-          <w:color w:val="4B5563"/>
-          <w:sz w:val="28"/>
-        </w:rPr>
-        <w:t xml:space="preserve">• </w:t>
-      </w:r>
-      <w:r>
-        <w:rPr>
-          <w:rFonts w:ascii="Times New Roman" w:hAnsi="Times New Roman"/>
-          <w:color w:val="111827"/>
-          <w:sz w:val="28"/>
-        </w:rPr>
-        <w:t>Ручной разбор и разрешение конфликта маркеров &lt;&lt;&lt;&lt;&lt;&lt;&lt; HEAD, фиксация мерж-коммита и просмотр графа коммитов (git log --graph).</w:t>
-      </w:r>
-    </w:p>
-    <w:p>
-      <w:pPr>
-        <w:spacing w:before="240" w:after="80" w:line="276" w:lineRule="auto"/>
-        <w:ind w:firstLine="0"/>
-        <w:jc w:val="left"/>
-      </w:pPr>
-      <w:r>
-        <w:rPr>
-          <w:rFonts w:ascii="Times New Roman" w:hAnsi="Times New Roman"/>
-          <w:b/>
-          <w:i w:val="0"/>
-          <w:color w:val="111827"/>
-          <w:sz w:val="29"/>
         </w:rPr>
         <w:t>Иллюстративный материал и результаты тестирования</w:t>
       </w:r>
     </w:p>
     <w:p>
       <w:pPr>
-        <w:jc w:val="left"/>
-        <w:shd w:fill="F3F4F6"/>
-        <w:spacing w:before="120" w:after="160" w:line="276" w:lineRule="auto"/>
-        <w:ind w:firstLine="0" w:left="706" w:right="288"/>
+        <w:pStyle w:val="Picturemain"/>
+        <w:jc w:val="center"/>
       </w:pPr>
       <w:r>
         <w:rPr>
-          <w:rFonts w:ascii="Consolas" w:hAnsi="Consolas"/>
-          <w:color w:val="374151"/>
-          <w:sz w:val="21"/>
+          <w:rFonts w:ascii="Times New Roman" w:hAnsi="Times New Roman"/>
+          <w:i w:val="0"/>
+          <w:color w:val="000000"/>
+          <w:sz w:val="28"/>
         </w:rPr>
         <w:t>/* [МЕСТО ДЛЯ СКРИНШОТА / ЛИСТИНГА КОДА] */</w:t>
         <w:br/>
@@ -3718,89 +2856,75 @@
     </w:p>
     <w:p>
       <w:pPr>
-        <w:spacing w:before="240" w:after="80" w:line="276" w:lineRule="auto"/>
-        <w:ind w:firstLine="0"/>
-        <w:jc w:val="left"/>
+        <w:pStyle w:val="Headerlower"/>
+        <w:jc w:val="both"/>
       </w:pPr>
       <w:r>
         <w:rPr>
           <w:rFonts w:ascii="Times New Roman" w:hAnsi="Times New Roman"/>
-          <w:b/>
           <w:i w:val="0"/>
-          <w:color w:val="111827"/>
-          <w:sz w:val="29"/>
+          <w:color w:val="000000"/>
+          <w:sz w:val="28"/>
         </w:rPr>
         <w:t>Вывод по разделу</w:t>
       </w:r>
     </w:p>
     <w:p>
       <w:pPr>
-        <w:spacing w:before="0" w:after="80" w:line="276" w:lineRule="auto"/>
-        <w:ind w:firstLine="709"/>
+        <w:pStyle w:val="ParagraphMain"/>
         <w:jc w:val="both"/>
       </w:pPr>
       <w:r>
         <w:rPr>
           <w:rFonts w:ascii="Times New Roman" w:hAnsi="Times New Roman"/>
-          <w:b w:val="0"/>
           <w:i w:val="0"/>
-          <w:color w:val="111827"/>
+          <w:color w:val="000000"/>
           <w:sz w:val="28"/>
         </w:rPr>
         <w:t>В ходе выполнения практического задания 23.10.2026 задачи раздела были успешно решены в полном объеме, проектные решения интегрированы в общий программный комплекс разрабатываемой информационной системы.</w:t>
       </w:r>
     </w:p>
     <w:p>
-      <w:r>
-        <w:br w:type="page"/>
-      </w:r>
-    </w:p>
-    <w:p>
-      <w:pPr>
-        <w:spacing w:before="360" w:after="160" w:line="276" w:lineRule="auto"/>
-        <w:ind w:firstLine="0"/>
-        <w:jc w:val="left"/>
+      <w:pPr>
+        <w:pStyle w:val="HeaderMain"/>
+        <w:pageBreakBefore/>
+        <w:jc w:val="center"/>
       </w:pPr>
       <w:r>
         <w:rPr>
           <w:rFonts w:ascii="Times New Roman" w:hAnsi="Times New Roman"/>
-          <w:b/>
           <w:i w:val="0"/>
-          <w:color w:val="1F2937"/>
-          <w:sz w:val="32"/>
+          <w:color w:val="000000"/>
+          <w:sz w:val="28"/>
         </w:rPr>
         <w:t>РАЗДЕЛ 14. ПР №10. РАЗРАБОТКА ГРАФИЧЕСКОГО ИНТЕРФЕЙСА ПРОГРАММНОГО ПРОДУКТА (ЧАСТЬ 1) (26.10.2026)</w:t>
       </w:r>
     </w:p>
     <w:p>
       <w:pPr>
-        <w:spacing w:before="240" w:after="80" w:line="276" w:lineRule="auto"/>
-        <w:ind w:firstLine="0"/>
-        <w:jc w:val="left"/>
+        <w:pStyle w:val="Headerlower"/>
+        <w:jc w:val="both"/>
       </w:pPr>
       <w:r>
         <w:rPr>
           <w:rFonts w:ascii="Times New Roman" w:hAnsi="Times New Roman"/>
-          <w:b/>
           <w:i w:val="0"/>
-          <w:color w:val="111827"/>
-          <w:sz w:val="29"/>
+          <w:color w:val="000000"/>
+          <w:sz w:val="28"/>
         </w:rPr>
         <w:t>Цель работы</w:t>
       </w:r>
     </w:p>
     <w:p>
       <w:pPr>
-        <w:spacing w:before="0" w:after="80" w:line="276" w:lineRule="auto"/>
-        <w:ind w:firstLine="709"/>
+        <w:pStyle w:val="ParagraphMain"/>
         <w:jc w:val="both"/>
       </w:pPr>
       <w:r>
         <w:rPr>
           <w:rFonts w:ascii="Times New Roman" w:hAnsi="Times New Roman"/>
-          <w:b w:val="0"/>
           <w:i w:val="0"/>
-          <w:color w:val="111827"/>
+          <w:color w:val="000000"/>
           <w:sz w:val="28"/>
         </w:rPr>
         <w:t>Проектирование современного пользовательского интерфейса авторизации и регистрации на компонентах Material3 WinForms.</w:t>
@@ -3808,142 +2932,105 @@
     </w:p>
     <w:p>
       <w:pPr>
-        <w:spacing w:before="240" w:after="80" w:line="276" w:lineRule="auto"/>
-        <w:ind w:firstLine="0"/>
-        <w:jc w:val="left"/>
+        <w:pStyle w:val="Headerlower"/>
+        <w:jc w:val="both"/>
       </w:pPr>
       <w:r>
         <w:rPr>
           <w:rFonts w:ascii="Times New Roman" w:hAnsi="Times New Roman"/>
-          <w:b/>
           <w:i w:val="0"/>
-          <w:color w:val="111827"/>
-          <w:sz w:val="29"/>
+          <w:color w:val="000000"/>
+          <w:sz w:val="28"/>
         </w:rPr>
         <w:t>Краткий ход выполнения и проектные решения</w:t>
       </w:r>
     </w:p>
     <w:p>
       <w:pPr>
-        <w:spacing w:before="40" w:after="60" w:line="276" w:lineRule="auto"/>
-        <w:ind w:firstLine="288"/>
+        <w:pStyle w:val="ListMain"/>
+        <w:jc w:val="both"/>
       </w:pPr>
       <w:r>
         <w:rPr>
           <w:rFonts w:ascii="Times New Roman" w:hAnsi="Times New Roman"/>
-          <w:b/>
-          <w:color w:val="4B5563"/>
+          <w:i w:val="0"/>
+          <w:color w:val="000000"/>
           <w:sz w:val="28"/>
         </w:rPr>
-        <w:t xml:space="preserve">• </w:t>
+        <w:t>• Наследование главной формы от базового класса MaterialSkin.Controls.MaterialForm, настройка цветовой схемы MaterialSkinManager.</w:t>
       </w:r>
+    </w:p>
+    <w:p>
+      <w:pPr>
+        <w:pStyle w:val="ListMain"/>
+        <w:jc w:val="both"/>
+      </w:pPr>
       <w:r>
         <w:rPr>
           <w:rFonts w:ascii="Times New Roman" w:hAnsi="Times New Roman"/>
-          <w:color w:val="111827"/>
+          <w:i w:val="0"/>
+          <w:color w:val="000000"/>
           <w:sz w:val="28"/>
         </w:rPr>
-        <w:t>Наследование главной формы от базового класса MaterialSkin.Controls.MaterialForm, настройка цветовой схемы MaterialSkinManager.</w:t>
+        <w:t>• Размещение компонентов MaterialCard, MaterialTextBox (стиль Hint), MaterialButton для создания современного плоского дизайна.</w:t>
       </w:r>
     </w:p>
     <w:p>
       <w:pPr>
-        <w:spacing w:before="40" w:after="60" w:line="276" w:lineRule="auto"/>
-        <w:ind w:firstLine="288"/>
+        <w:pStyle w:val="ListMain"/>
+        <w:jc w:val="both"/>
       </w:pPr>
       <w:r>
         <w:rPr>
           <w:rFonts w:ascii="Times New Roman" w:hAnsi="Times New Roman"/>
-          <w:b/>
-          <w:color w:val="4B5563"/>
+          <w:i w:val="0"/>
+          <w:color w:val="000000"/>
           <w:sz w:val="28"/>
         </w:rPr>
-        <w:t xml:space="preserve">• </w:t>
+        <w:t>• Реализация логики проверки учетных данных: сверка логина и хэша пароля по таблице Users.</w:t>
       </w:r>
+    </w:p>
+    <w:p>
+      <w:pPr>
+        <w:pStyle w:val="ListMain"/>
+        <w:jc w:val="both"/>
+      </w:pPr>
       <w:r>
         <w:rPr>
           <w:rFonts w:ascii="Times New Roman" w:hAnsi="Times New Roman"/>
-          <w:color w:val="111827"/>
+          <w:i w:val="0"/>
+          <w:color w:val="000000"/>
           <w:sz w:val="28"/>
         </w:rPr>
-        <w:t>Размещение компонентов MaterialCard, MaterialTextBox (стиль Hint), MaterialButton для создания современного плоского дизайна.</w:t>
+        <w:t>• Реализация ролевой модели доступа: определение прав (Администратор — полный доступ к справочникам, Оператор — работа с реестрами).</w:t>
       </w:r>
     </w:p>
     <w:p>
       <w:pPr>
-        <w:spacing w:before="40" w:after="60" w:line="276" w:lineRule="auto"/>
-        <w:ind w:firstLine="288"/>
+        <w:pStyle w:val="Headerlower"/>
+        <w:jc w:val="both"/>
       </w:pPr>
       <w:r>
         <w:rPr>
           <w:rFonts w:ascii="Times New Roman" w:hAnsi="Times New Roman"/>
-          <w:b/>
-          <w:color w:val="4B5563"/>
+          <w:i w:val="0"/>
+          <w:color w:val="000000"/>
           <w:sz w:val="28"/>
-        </w:rPr>
-        <w:t xml:space="preserve">• </w:t>
-      </w:r>
-      <w:r>
-        <w:rPr>
-          <w:rFonts w:ascii="Times New Roman" w:hAnsi="Times New Roman"/>
-          <w:color w:val="111827"/>
-          <w:sz w:val="28"/>
-        </w:rPr>
-        <w:t>Реализация логики проверки учетных данных: сверка логина и хэша пароля по таблице Users.</w:t>
-      </w:r>
-    </w:p>
-    <w:p>
-      <w:pPr>
-        <w:spacing w:before="40" w:after="60" w:line="276" w:lineRule="auto"/>
-        <w:ind w:firstLine="288"/>
-      </w:pPr>
-      <w:r>
-        <w:rPr>
-          <w:rFonts w:ascii="Times New Roman" w:hAnsi="Times New Roman"/>
-          <w:b/>
-          <w:color w:val="4B5563"/>
-          <w:sz w:val="28"/>
-        </w:rPr>
-        <w:t xml:space="preserve">• </w:t>
-      </w:r>
-      <w:r>
-        <w:rPr>
-          <w:rFonts w:ascii="Times New Roman" w:hAnsi="Times New Roman"/>
-          <w:color w:val="111827"/>
-          <w:sz w:val="28"/>
-        </w:rPr>
-        <w:t>Реализация ролевой модели доступа: определение прав (Администратор — полный доступ к справочникам, Оператор — работа с реестрами).</w:t>
-      </w:r>
-    </w:p>
-    <w:p>
-      <w:pPr>
-        <w:spacing w:before="240" w:after="80" w:line="276" w:lineRule="auto"/>
-        <w:ind w:firstLine="0"/>
-        <w:jc w:val="left"/>
-      </w:pPr>
-      <w:r>
-        <w:rPr>
-          <w:rFonts w:ascii="Times New Roman" w:hAnsi="Times New Roman"/>
-          <w:b/>
-          <w:i w:val="0"/>
-          <w:color w:val="111827"/>
-          <w:sz w:val="29"/>
         </w:rPr>
         <w:t>Иллюстративный материал и результаты тестирования</w:t>
       </w:r>
     </w:p>
     <w:p>
       <w:pPr>
-        <w:jc w:val="left"/>
-        <w:shd w:fill="F3F4F6"/>
-        <w:spacing w:before="120" w:after="160" w:line="276" w:lineRule="auto"/>
-        <w:ind w:firstLine="0" w:left="706" w:right="288"/>
+        <w:pStyle w:val="Picturemain"/>
+        <w:jc w:val="center"/>
       </w:pPr>
       <w:r>
         <w:rPr>
-          <w:rFonts w:ascii="Consolas" w:hAnsi="Consolas"/>
-          <w:color w:val="374151"/>
-          <w:sz w:val="21"/>
+          <w:rFonts w:ascii="Times New Roman" w:hAnsi="Times New Roman"/>
+          <w:i w:val="0"/>
+          <w:color w:val="000000"/>
+          <w:sz w:val="28"/>
         </w:rPr>
         <w:t>/* [МЕСТО ДЛЯ СКРИНШОТА / ЛИСТИНГА КОДА] */</w:t>
         <w:br/>
@@ -3952,89 +3039,75 @@
     </w:p>
     <w:p>
       <w:pPr>
-        <w:spacing w:before="240" w:after="80" w:line="276" w:lineRule="auto"/>
-        <w:ind w:firstLine="0"/>
-        <w:jc w:val="left"/>
+        <w:pStyle w:val="Headerlower"/>
+        <w:jc w:val="both"/>
       </w:pPr>
       <w:r>
         <w:rPr>
           <w:rFonts w:ascii="Times New Roman" w:hAnsi="Times New Roman"/>
-          <w:b/>
           <w:i w:val="0"/>
-          <w:color w:val="111827"/>
-          <w:sz w:val="29"/>
+          <w:color w:val="000000"/>
+          <w:sz w:val="28"/>
         </w:rPr>
         <w:t>Вывод по разделу</w:t>
       </w:r>
     </w:p>
     <w:p>
       <w:pPr>
-        <w:spacing w:before="0" w:after="80" w:line="276" w:lineRule="auto"/>
-        <w:ind w:firstLine="709"/>
+        <w:pStyle w:val="ParagraphMain"/>
         <w:jc w:val="both"/>
       </w:pPr>
       <w:r>
         <w:rPr>
           <w:rFonts w:ascii="Times New Roman" w:hAnsi="Times New Roman"/>
-          <w:b w:val="0"/>
           <w:i w:val="0"/>
-          <w:color w:val="111827"/>
+          <w:color w:val="000000"/>
           <w:sz w:val="28"/>
         </w:rPr>
         <w:t>В ходе выполнения практического задания 26.10.2026 задачи раздела были успешно решены в полном объеме, проектные решения интегрированы в общий программный комплекс разрабатываемой информационной системы.</w:t>
       </w:r>
     </w:p>
     <w:p>
-      <w:r>
-        <w:br w:type="page"/>
-      </w:r>
-    </w:p>
-    <w:p>
-      <w:pPr>
-        <w:spacing w:before="360" w:after="160" w:line="276" w:lineRule="auto"/>
-        <w:ind w:firstLine="0"/>
-        <w:jc w:val="left"/>
+      <w:pPr>
+        <w:pStyle w:val="HeaderMain"/>
+        <w:pageBreakBefore/>
+        <w:jc w:val="center"/>
       </w:pPr>
       <w:r>
         <w:rPr>
           <w:rFonts w:ascii="Times New Roman" w:hAnsi="Times New Roman"/>
-          <w:b/>
           <w:i w:val="0"/>
-          <w:color w:val="1F2937"/>
-          <w:sz w:val="32"/>
+          <w:color w:val="000000"/>
+          <w:sz w:val="28"/>
         </w:rPr>
         <w:t>РАЗДЕЛ 15. ПР №10. РАЗРАБОТКА ГРАФИЧЕСКОГО ИНТЕРФЕЙСА ПРОГРАММНОГО ПРОДУКТА (ЧАСТЬ 2) (27.10.2026)</w:t>
       </w:r>
     </w:p>
     <w:p>
       <w:pPr>
-        <w:spacing w:before="240" w:after="80" w:line="276" w:lineRule="auto"/>
-        <w:ind w:firstLine="0"/>
-        <w:jc w:val="left"/>
+        <w:pStyle w:val="Headerlower"/>
+        <w:jc w:val="both"/>
       </w:pPr>
       <w:r>
         <w:rPr>
           <w:rFonts w:ascii="Times New Roman" w:hAnsi="Times New Roman"/>
-          <w:b/>
           <w:i w:val="0"/>
-          <w:color w:val="111827"/>
-          <w:sz w:val="29"/>
+          <w:color w:val="000000"/>
+          <w:sz w:val="28"/>
         </w:rPr>
         <w:t>Цель работы</w:t>
       </w:r>
     </w:p>
     <w:p>
       <w:pPr>
-        <w:spacing w:before="0" w:after="80" w:line="276" w:lineRule="auto"/>
-        <w:ind w:firstLine="709"/>
+        <w:pStyle w:val="ParagraphMain"/>
         <w:jc w:val="both"/>
       </w:pPr>
       <w:r>
         <w:rPr>
           <w:rFonts w:ascii="Times New Roman" w:hAnsi="Times New Roman"/>
-          <w:b w:val="0"/>
           <w:i w:val="0"/>
-          <w:color w:val="111827"/>
+          <w:color w:val="000000"/>
           <w:sz w:val="28"/>
         </w:rPr>
         <w:t>Интеграция визуального дизайнера .xsd Typed DataSet, настройка связей DataRelation и построение интерфейса Master-Detail.</w:t>
@@ -4042,142 +3115,105 @@
     </w:p>
     <w:p>
       <w:pPr>
-        <w:spacing w:before="240" w:after="80" w:line="276" w:lineRule="auto"/>
-        <w:ind w:firstLine="0"/>
-        <w:jc w:val="left"/>
+        <w:pStyle w:val="Headerlower"/>
+        <w:jc w:val="both"/>
       </w:pPr>
       <w:r>
         <w:rPr>
           <w:rFonts w:ascii="Times New Roman" w:hAnsi="Times New Roman"/>
-          <w:b/>
           <w:i w:val="0"/>
-          <w:color w:val="111827"/>
-          <w:sz w:val="29"/>
+          <w:color w:val="000000"/>
+          <w:sz w:val="28"/>
         </w:rPr>
         <w:t>Краткий ход выполнения и проектные решения</w:t>
       </w:r>
     </w:p>
     <w:p>
       <w:pPr>
-        <w:spacing w:before="40" w:after="60" w:line="276" w:lineRule="auto"/>
-        <w:ind w:firstLine="288"/>
+        <w:pStyle w:val="ListMain"/>
+        <w:jc w:val="both"/>
       </w:pPr>
       <w:r>
         <w:rPr>
           <w:rFonts w:ascii="Times New Roman" w:hAnsi="Times New Roman"/>
-          <w:b/>
-          <w:color w:val="4B5563"/>
+          <w:i w:val="0"/>
+          <w:color w:val="000000"/>
           <w:sz w:val="28"/>
         </w:rPr>
-        <w:t xml:space="preserve">• </w:t>
+        <w:t>• Подключение базы данных проекта через окно Data Sources Visual Studio с генерацией типизированного DataSet (.xsd).</w:t>
       </w:r>
+    </w:p>
+    <w:p>
+      <w:pPr>
+        <w:pStyle w:val="ListMain"/>
+        <w:jc w:val="both"/>
+      </w:pPr>
       <w:r>
         <w:rPr>
           <w:rFonts w:ascii="Times New Roman" w:hAnsi="Times New Roman"/>
-          <w:color w:val="111827"/>
+          <w:i w:val="0"/>
+          <w:color w:val="000000"/>
           <w:sz w:val="28"/>
         </w:rPr>
-        <w:t>Подключение базы данных проекта через окно Data Sources Visual Studio с генерацией типизированного DataSet (.xsd).</w:t>
+        <w:t>• Создание связей отношений (DataRelation) между родительскими и дочерними таблицами варианта (FK Challenge).</w:t>
       </w:r>
     </w:p>
     <w:p>
       <w:pPr>
-        <w:spacing w:before="40" w:after="60" w:line="276" w:lineRule="auto"/>
-        <w:ind w:firstLine="288"/>
+        <w:pStyle w:val="ListMain"/>
+        <w:jc w:val="both"/>
       </w:pPr>
       <w:r>
         <w:rPr>
           <w:rFonts w:ascii="Times New Roman" w:hAnsi="Times New Roman"/>
-          <w:b/>
-          <w:color w:val="4B5563"/>
+          <w:i w:val="0"/>
+          <w:color w:val="000000"/>
           <w:sz w:val="28"/>
         </w:rPr>
-        <w:t xml:space="preserve">• </w:t>
+        <w:t>• Организация интерфейса Master-Detail: синхронизация верхнего грида (родительские записи) и нижнего грида (дочерняя спецификация).</w:t>
       </w:r>
+    </w:p>
+    <w:p>
+      <w:pPr>
+        <w:pStyle w:val="ListMain"/>
+        <w:jc w:val="both"/>
+      </w:pPr>
       <w:r>
         <w:rPr>
           <w:rFonts w:ascii="Times New Roman" w:hAnsi="Times New Roman"/>
-          <w:color w:val="111827"/>
+          <w:i w:val="0"/>
+          <w:color w:val="000000"/>
           <w:sz w:val="28"/>
         </w:rPr>
-        <w:t>Создание связей отношений (DataRelation) между родительскими и дочерними таблицами варианта (FK Challenge).</w:t>
+        <w:t>• Использование компонентов BindingSource и связывание дочернего BindingSource с отношением родительской таблицы.</w:t>
       </w:r>
     </w:p>
     <w:p>
       <w:pPr>
-        <w:spacing w:before="40" w:after="60" w:line="276" w:lineRule="auto"/>
-        <w:ind w:firstLine="288"/>
+        <w:pStyle w:val="Headerlower"/>
+        <w:jc w:val="both"/>
       </w:pPr>
       <w:r>
         <w:rPr>
           <w:rFonts w:ascii="Times New Roman" w:hAnsi="Times New Roman"/>
-          <w:b/>
-          <w:color w:val="4B5563"/>
+          <w:i w:val="0"/>
+          <w:color w:val="000000"/>
           <w:sz w:val="28"/>
-        </w:rPr>
-        <w:t xml:space="preserve">• </w:t>
-      </w:r>
-      <w:r>
-        <w:rPr>
-          <w:rFonts w:ascii="Times New Roman" w:hAnsi="Times New Roman"/>
-          <w:color w:val="111827"/>
-          <w:sz w:val="28"/>
-        </w:rPr>
-        <w:t>Организация интерфейса Master-Detail: синхронизация верхнего грида (родительские записи) и нижнего грида (дочерняя спецификация).</w:t>
-      </w:r>
-    </w:p>
-    <w:p>
-      <w:pPr>
-        <w:spacing w:before="40" w:after="60" w:line="276" w:lineRule="auto"/>
-        <w:ind w:firstLine="288"/>
-      </w:pPr>
-      <w:r>
-        <w:rPr>
-          <w:rFonts w:ascii="Times New Roman" w:hAnsi="Times New Roman"/>
-          <w:b/>
-          <w:color w:val="4B5563"/>
-          <w:sz w:val="28"/>
-        </w:rPr>
-        <w:t xml:space="preserve">• </w:t>
-      </w:r>
-      <w:r>
-        <w:rPr>
-          <w:rFonts w:ascii="Times New Roman" w:hAnsi="Times New Roman"/>
-          <w:color w:val="111827"/>
-          <w:sz w:val="28"/>
-        </w:rPr>
-        <w:t>Использование компонентов BindingSource и связывание дочернего BindingSource с отношением родительской таблицы.</w:t>
-      </w:r>
-    </w:p>
-    <w:p>
-      <w:pPr>
-        <w:spacing w:before="240" w:after="80" w:line="276" w:lineRule="auto"/>
-        <w:ind w:firstLine="0"/>
-        <w:jc w:val="left"/>
-      </w:pPr>
-      <w:r>
-        <w:rPr>
-          <w:rFonts w:ascii="Times New Roman" w:hAnsi="Times New Roman"/>
-          <w:b/>
-          <w:i w:val="0"/>
-          <w:color w:val="111827"/>
-          <w:sz w:val="29"/>
         </w:rPr>
         <w:t>Иллюстративный материал и результаты тестирования</w:t>
       </w:r>
     </w:p>
     <w:p>
       <w:pPr>
-        <w:jc w:val="left"/>
-        <w:shd w:fill="F3F4F6"/>
-        <w:spacing w:before="120" w:after="160" w:line="276" w:lineRule="auto"/>
-        <w:ind w:firstLine="0" w:left="706" w:right="288"/>
+        <w:pStyle w:val="Picturemain"/>
+        <w:jc w:val="center"/>
       </w:pPr>
       <w:r>
         <w:rPr>
-          <w:rFonts w:ascii="Consolas" w:hAnsi="Consolas"/>
-          <w:color w:val="374151"/>
-          <w:sz w:val="21"/>
+          <w:rFonts w:ascii="Times New Roman" w:hAnsi="Times New Roman"/>
+          <w:i w:val="0"/>
+          <w:color w:val="000000"/>
+          <w:sz w:val="28"/>
         </w:rPr>
         <w:t>/* [МЕСТО ДЛЯ СКРИНШОТА / ЛИСТИНГА КОДА] */</w:t>
         <w:br/>
@@ -4186,89 +3222,75 @@
     </w:p>
     <w:p>
       <w:pPr>
-        <w:spacing w:before="240" w:after="80" w:line="276" w:lineRule="auto"/>
-        <w:ind w:firstLine="0"/>
-        <w:jc w:val="left"/>
+        <w:pStyle w:val="Headerlower"/>
+        <w:jc w:val="both"/>
       </w:pPr>
       <w:r>
         <w:rPr>
           <w:rFonts w:ascii="Times New Roman" w:hAnsi="Times New Roman"/>
-          <w:b/>
           <w:i w:val="0"/>
-          <w:color w:val="111827"/>
-          <w:sz w:val="29"/>
+          <w:color w:val="000000"/>
+          <w:sz w:val="28"/>
         </w:rPr>
         <w:t>Вывод по разделу</w:t>
       </w:r>
     </w:p>
     <w:p>
       <w:pPr>
-        <w:spacing w:before="0" w:after="80" w:line="276" w:lineRule="auto"/>
-        <w:ind w:firstLine="709"/>
+        <w:pStyle w:val="ParagraphMain"/>
         <w:jc w:val="both"/>
       </w:pPr>
       <w:r>
         <w:rPr>
           <w:rFonts w:ascii="Times New Roman" w:hAnsi="Times New Roman"/>
-          <w:b w:val="0"/>
           <w:i w:val="0"/>
-          <w:color w:val="111827"/>
+          <w:color w:val="000000"/>
           <w:sz w:val="28"/>
         </w:rPr>
         <w:t>В ходе выполнения практического задания 27.10.2026 задачи раздела были успешно решены в полном объеме, проектные решения интегрированы в общий программный комплекс разрабатываемой информационной системы.</w:t>
       </w:r>
     </w:p>
     <w:p>
-      <w:r>
-        <w:br w:type="page"/>
-      </w:r>
-    </w:p>
-    <w:p>
-      <w:pPr>
-        <w:spacing w:before="360" w:after="160" w:line="276" w:lineRule="auto"/>
-        <w:ind w:firstLine="0"/>
-        <w:jc w:val="left"/>
+      <w:pPr>
+        <w:pStyle w:val="HeaderMain"/>
+        <w:pageBreakBefore/>
+        <w:jc w:val="center"/>
       </w:pPr>
       <w:r>
         <w:rPr>
           <w:rFonts w:ascii="Times New Roman" w:hAnsi="Times New Roman"/>
-          <w:b/>
           <w:i w:val="0"/>
-          <w:color w:val="1F2937"/>
-          <w:sz w:val="32"/>
+          <w:color w:val="000000"/>
+          <w:sz w:val="28"/>
         </w:rPr>
         <w:t>РАЗДЕЛ 16. ПР №10. РАЗРАБОТКА ГРАФИЧЕСКОГО ИНТЕРФЕЙСА ПРОГРАММНЫХ СРЕДСТВ (ЧАСТЬ 3) (28.10.2026)</w:t>
       </w:r>
     </w:p>
     <w:p>
       <w:pPr>
-        <w:spacing w:before="240" w:after="80" w:line="276" w:lineRule="auto"/>
-        <w:ind w:firstLine="0"/>
-        <w:jc w:val="left"/>
+        <w:pStyle w:val="Headerlower"/>
+        <w:jc w:val="both"/>
       </w:pPr>
       <w:r>
         <w:rPr>
           <w:rFonts w:ascii="Times New Roman" w:hAnsi="Times New Roman"/>
-          <w:b/>
           <w:i w:val="0"/>
-          <w:color w:val="111827"/>
-          <w:sz w:val="29"/>
+          <w:color w:val="000000"/>
+          <w:sz w:val="28"/>
         </w:rPr>
         <w:t>Цель работы</w:t>
       </w:r>
     </w:p>
     <w:p>
       <w:pPr>
-        <w:spacing w:before="0" w:after="80" w:line="276" w:lineRule="auto"/>
-        <w:ind w:firstLine="709"/>
+        <w:pStyle w:val="ParagraphMain"/>
         <w:jc w:val="both"/>
       </w:pPr>
       <w:r>
         <w:rPr>
           <w:rFonts w:ascii="Times New Roman" w:hAnsi="Times New Roman"/>
-          <w:b w:val="0"/>
           <w:i w:val="0"/>
-          <w:color w:val="111827"/>
+          <w:color w:val="000000"/>
           <w:sz w:val="28"/>
         </w:rPr>
         <w:t>Реализация CRUD-операций, каскадного обновления TableAdapterManager, валидации ввода и клиентской фильтрации RowFilter.</w:t>
@@ -4276,142 +3298,105 @@
     </w:p>
     <w:p>
       <w:pPr>
-        <w:spacing w:before="240" w:after="80" w:line="276" w:lineRule="auto"/>
-        <w:ind w:firstLine="0"/>
-        <w:jc w:val="left"/>
+        <w:pStyle w:val="Headerlower"/>
+        <w:jc w:val="both"/>
       </w:pPr>
       <w:r>
         <w:rPr>
           <w:rFonts w:ascii="Times New Roman" w:hAnsi="Times New Roman"/>
-          <w:b/>
           <w:i w:val="0"/>
-          <w:color w:val="111827"/>
-          <w:sz w:val="29"/>
+          <w:color w:val="000000"/>
+          <w:sz w:val="28"/>
         </w:rPr>
         <w:t>Краткий ход выполнения и проектные решения</w:t>
       </w:r>
     </w:p>
     <w:p>
       <w:pPr>
-        <w:spacing w:before="40" w:after="60" w:line="276" w:lineRule="auto"/>
-        <w:ind w:firstLine="288"/>
+        <w:pStyle w:val="ListMain"/>
+        <w:jc w:val="both"/>
       </w:pPr>
       <w:r>
         <w:rPr>
           <w:rFonts w:ascii="Times New Roman" w:hAnsi="Times New Roman"/>
-          <w:b/>
-          <w:color w:val="4B5563"/>
+          <w:i w:val="0"/>
+          <w:color w:val="000000"/>
           <w:sz w:val="28"/>
         </w:rPr>
-        <w:t xml:space="preserve">• </w:t>
+        <w:t>• Реализация диалоговых окон добавления и редактирования записей с валидацией пользовательского ввода (ErrorProvider).</w:t>
       </w:r>
+    </w:p>
+    <w:p>
+      <w:pPr>
+        <w:pStyle w:val="ListMain"/>
+        <w:jc w:val="both"/>
+      </w:pPr>
       <w:r>
         <w:rPr>
           <w:rFonts w:ascii="Times New Roman" w:hAnsi="Times New Roman"/>
-          <w:color w:val="111827"/>
+          <w:i w:val="0"/>
+          <w:color w:val="000000"/>
           <w:sz w:val="28"/>
         </w:rPr>
-        <w:t>Реализация диалоговых окон добавления и редактирования записей с валидацией пользовательского ввода (ErrorProvider).</w:t>
+        <w:t>• Вызовы методов адаптера данных TableAdapter.Insert(), TableAdapter.Update(), TableAdapter.Delete() и вызов TableAdapterManager.UpdateAll().</w:t>
       </w:r>
     </w:p>
     <w:p>
       <w:pPr>
-        <w:spacing w:before="40" w:after="60" w:line="276" w:lineRule="auto"/>
-        <w:ind w:firstLine="288"/>
+        <w:pStyle w:val="ListMain"/>
+        <w:jc w:val="both"/>
       </w:pPr>
       <w:r>
         <w:rPr>
           <w:rFonts w:ascii="Times New Roman" w:hAnsi="Times New Roman"/>
-          <w:b/>
-          <w:color w:val="4B5563"/>
+          <w:i w:val="0"/>
+          <w:color w:val="000000"/>
           <w:sz w:val="28"/>
         </w:rPr>
-        <w:t xml:space="preserve">• </w:t>
+        <w:t>• Реализация мгновенного «живого» поиска и фильтрации данных по подстроке через свойство BindingSource.Filter (выражения RowFilter).</w:t>
       </w:r>
+    </w:p>
+    <w:p>
+      <w:pPr>
+        <w:pStyle w:val="ListMain"/>
+        <w:jc w:val="both"/>
+      </w:pPr>
       <w:r>
         <w:rPr>
           <w:rFonts w:ascii="Times New Roman" w:hAnsi="Times New Roman"/>
-          <w:color w:val="111827"/>
+          <w:i w:val="0"/>
+          <w:color w:val="000000"/>
           <w:sz w:val="28"/>
         </w:rPr>
-        <w:t>Вызовы методов адаптера данных TableAdapter.Insert(), TableAdapter.Update(), TableAdapter.Delete() и вызов TableAdapterManager.UpdateAll().</w:t>
+        <w:t>• Обработка подтверждения удаления записей и обработка ошибок ссылочной целостности (FK constraint violations).</w:t>
       </w:r>
     </w:p>
     <w:p>
       <w:pPr>
-        <w:spacing w:before="40" w:after="60" w:line="276" w:lineRule="auto"/>
-        <w:ind w:firstLine="288"/>
+        <w:pStyle w:val="Headerlower"/>
+        <w:jc w:val="both"/>
       </w:pPr>
       <w:r>
         <w:rPr>
           <w:rFonts w:ascii="Times New Roman" w:hAnsi="Times New Roman"/>
-          <w:b/>
-          <w:color w:val="4B5563"/>
+          <w:i w:val="0"/>
+          <w:color w:val="000000"/>
           <w:sz w:val="28"/>
-        </w:rPr>
-        <w:t xml:space="preserve">• </w:t>
-      </w:r>
-      <w:r>
-        <w:rPr>
-          <w:rFonts w:ascii="Times New Roman" w:hAnsi="Times New Roman"/>
-          <w:color w:val="111827"/>
-          <w:sz w:val="28"/>
-        </w:rPr>
-        <w:t>Реализация мгновенного «живого» поиска и фильтрации данных по подстроке через свойство BindingSource.Filter (выражения RowFilter).</w:t>
-      </w:r>
-    </w:p>
-    <w:p>
-      <w:pPr>
-        <w:spacing w:before="40" w:after="60" w:line="276" w:lineRule="auto"/>
-        <w:ind w:firstLine="288"/>
-      </w:pPr>
-      <w:r>
-        <w:rPr>
-          <w:rFonts w:ascii="Times New Roman" w:hAnsi="Times New Roman"/>
-          <w:b/>
-          <w:color w:val="4B5563"/>
-          <w:sz w:val="28"/>
-        </w:rPr>
-        <w:t xml:space="preserve">• </w:t>
-      </w:r>
-      <w:r>
-        <w:rPr>
-          <w:rFonts w:ascii="Times New Roman" w:hAnsi="Times New Roman"/>
-          <w:color w:val="111827"/>
-          <w:sz w:val="28"/>
-        </w:rPr>
-        <w:t>Обработка подтверждения удаления записей и обработка ошибок ссылочной целостности (FK constraint violations).</w:t>
-      </w:r>
-    </w:p>
-    <w:p>
-      <w:pPr>
-        <w:spacing w:before="240" w:after="80" w:line="276" w:lineRule="auto"/>
-        <w:ind w:firstLine="0"/>
-        <w:jc w:val="left"/>
-      </w:pPr>
-      <w:r>
-        <w:rPr>
-          <w:rFonts w:ascii="Times New Roman" w:hAnsi="Times New Roman"/>
-          <w:b/>
-          <w:i w:val="0"/>
-          <w:color w:val="111827"/>
-          <w:sz w:val="29"/>
         </w:rPr>
         <w:t>Иллюстративный материал и результаты тестирования</w:t>
       </w:r>
     </w:p>
     <w:p>
       <w:pPr>
-        <w:jc w:val="left"/>
-        <w:shd w:fill="F3F4F6"/>
-        <w:spacing w:before="120" w:after="160" w:line="276" w:lineRule="auto"/>
-        <w:ind w:firstLine="0" w:left="706" w:right="288"/>
+        <w:pStyle w:val="Picturemain"/>
+        <w:jc w:val="center"/>
       </w:pPr>
       <w:r>
         <w:rPr>
-          <w:rFonts w:ascii="Consolas" w:hAnsi="Consolas"/>
-          <w:color w:val="374151"/>
-          <w:sz w:val="21"/>
+          <w:rFonts w:ascii="Times New Roman" w:hAnsi="Times New Roman"/>
+          <w:i w:val="0"/>
+          <w:color w:val="000000"/>
+          <w:sz w:val="28"/>
         </w:rPr>
         <w:t>/* [МЕСТО ДЛЯ СКРИНШОТА / ЛИСТИНГА КОДА] */</w:t>
         <w:br/>
@@ -4420,89 +3405,75 @@
     </w:p>
     <w:p>
       <w:pPr>
-        <w:spacing w:before="240" w:after="80" w:line="276" w:lineRule="auto"/>
-        <w:ind w:firstLine="0"/>
-        <w:jc w:val="left"/>
+        <w:pStyle w:val="Headerlower"/>
+        <w:jc w:val="both"/>
       </w:pPr>
       <w:r>
         <w:rPr>
           <w:rFonts w:ascii="Times New Roman" w:hAnsi="Times New Roman"/>
-          <w:b/>
           <w:i w:val="0"/>
-          <w:color w:val="111827"/>
-          <w:sz w:val="29"/>
+          <w:color w:val="000000"/>
+          <w:sz w:val="28"/>
         </w:rPr>
         <w:t>Вывод по разделу</w:t>
       </w:r>
     </w:p>
     <w:p>
       <w:pPr>
-        <w:spacing w:before="0" w:after="80" w:line="276" w:lineRule="auto"/>
-        <w:ind w:firstLine="709"/>
+        <w:pStyle w:val="ParagraphMain"/>
         <w:jc w:val="both"/>
       </w:pPr>
       <w:r>
         <w:rPr>
           <w:rFonts w:ascii="Times New Roman" w:hAnsi="Times New Roman"/>
-          <w:b w:val="0"/>
           <w:i w:val="0"/>
-          <w:color w:val="111827"/>
+          <w:color w:val="000000"/>
           <w:sz w:val="28"/>
         </w:rPr>
         <w:t>В ходе выполнения практического задания 28.10.2026 задачи раздела были успешно решены в полном объеме, проектные решения интегрированы в общий программный комплекс разрабатываемой информационной системы.</w:t>
       </w:r>
     </w:p>
     <w:p>
-      <w:r>
-        <w:br w:type="page"/>
-      </w:r>
-    </w:p>
-    <w:p>
-      <w:pPr>
-        <w:spacing w:before="360" w:after="160" w:line="276" w:lineRule="auto"/>
-        <w:ind w:firstLine="0"/>
-        <w:jc w:val="left"/>
+      <w:pPr>
+        <w:pStyle w:val="HeaderMain"/>
+        <w:pageBreakBefore/>
+        <w:jc w:val="center"/>
       </w:pPr>
       <w:r>
         <w:rPr>
           <w:rFonts w:ascii="Times New Roman" w:hAnsi="Times New Roman"/>
-          <w:b/>
           <w:i w:val="0"/>
-          <w:color w:val="1F2937"/>
-          <w:sz w:val="32"/>
+          <w:color w:val="000000"/>
+          <w:sz w:val="28"/>
         </w:rPr>
         <w:t>РАЗДЕЛ 17. ПР №11. ВОССТАНОВЛЕНИЕ РАБОТОСПОСОБНОСТИ ПО ДЛЯ РЕШЕНИЯ ЗАДАЧИ ПТ. КОМПЛЕКС МЕТОД. (29.10.2026)</w:t>
       </w:r>
     </w:p>
     <w:p>
       <w:pPr>
-        <w:spacing w:before="240" w:after="80" w:line="276" w:lineRule="auto"/>
-        <w:ind w:firstLine="0"/>
-        <w:jc w:val="left"/>
+        <w:pStyle w:val="Headerlower"/>
+        <w:jc w:val="both"/>
       </w:pPr>
       <w:r>
         <w:rPr>
           <w:rFonts w:ascii="Times New Roman" w:hAnsi="Times New Roman"/>
-          <w:b/>
           <w:i w:val="0"/>
-          <w:color w:val="111827"/>
-          <w:sz w:val="29"/>
+          <w:color w:val="000000"/>
+          <w:sz w:val="28"/>
         </w:rPr>
         <w:t>Цель работы</w:t>
       </w:r>
     </w:p>
     <w:p>
       <w:pPr>
-        <w:spacing w:before="0" w:after="80" w:line="276" w:lineRule="auto"/>
-        <w:ind w:firstLine="709"/>
+        <w:pStyle w:val="ParagraphMain"/>
         <w:jc w:val="both"/>
       </w:pPr>
       <w:r>
         <w:rPr>
           <w:rFonts w:ascii="Times New Roman" w:hAnsi="Times New Roman"/>
-          <w:b w:val="0"/>
           <w:i w:val="0"/>
-          <w:color w:val="111827"/>
+          <w:color w:val="000000"/>
           <w:sz w:val="28"/>
         </w:rPr>
         <w:t>Разработка подсистемы резервного копирования базы данных (.bak), аварийного восстановления и обработки исключений SqlException.</w:t>
@@ -4510,142 +3481,105 @@
     </w:p>
     <w:p>
       <w:pPr>
-        <w:spacing w:before="240" w:after="80" w:line="276" w:lineRule="auto"/>
-        <w:ind w:firstLine="0"/>
-        <w:jc w:val="left"/>
+        <w:pStyle w:val="Headerlower"/>
+        <w:jc w:val="both"/>
       </w:pPr>
       <w:r>
         <w:rPr>
           <w:rFonts w:ascii="Times New Roman" w:hAnsi="Times New Roman"/>
-          <w:b/>
           <w:i w:val="0"/>
-          <w:color w:val="111827"/>
-          <w:sz w:val="29"/>
+          <w:color w:val="000000"/>
+          <w:sz w:val="28"/>
         </w:rPr>
         <w:t>Краткий ход выполнения и проектные решения</w:t>
       </w:r>
     </w:p>
     <w:p>
       <w:pPr>
-        <w:spacing w:before="40" w:after="60" w:line="276" w:lineRule="auto"/>
-        <w:ind w:firstLine="288"/>
+        <w:pStyle w:val="ListMain"/>
+        <w:jc w:val="both"/>
       </w:pPr>
       <w:r>
         <w:rPr>
           <w:rFonts w:ascii="Times New Roman" w:hAnsi="Times New Roman"/>
-          <w:b/>
-          <w:color w:val="4B5563"/>
+          <w:i w:val="0"/>
+          <w:color w:val="000000"/>
           <w:sz w:val="28"/>
         </w:rPr>
-        <w:t xml:space="preserve">• </w:t>
+        <w:t>• Реализация сервисной функции создания полного бэкапа базы данных T-SQL командой BACKUP DATABASE ... TO DISK из интерфейса ИС.</w:t>
       </w:r>
+    </w:p>
+    <w:p>
+      <w:pPr>
+        <w:pStyle w:val="ListMain"/>
+        <w:jc w:val="both"/>
+      </w:pPr>
       <w:r>
         <w:rPr>
           <w:rFonts w:ascii="Times New Roman" w:hAnsi="Times New Roman"/>
-          <w:color w:val="111827"/>
+          <w:i w:val="0"/>
+          <w:color w:val="000000"/>
           <w:sz w:val="28"/>
         </w:rPr>
-        <w:t>Реализация сервисной функции создания полного бэкапа базы данных T-SQL командой BACKUP DATABASE ... TO DISK из интерфейса ИС.</w:t>
+        <w:t>• Моделирование аварийной ситуации: случайное удаление записей или повреждение таблицы, восстановление БД из бэкапа (RESTORE DATABASE ... WITH REPLACE).</w:t>
       </w:r>
     </w:p>
     <w:p>
       <w:pPr>
-        <w:spacing w:before="40" w:after="60" w:line="276" w:lineRule="auto"/>
-        <w:ind w:firstLine="288"/>
+        <w:pStyle w:val="ListMain"/>
+        <w:jc w:val="both"/>
       </w:pPr>
       <w:r>
         <w:rPr>
           <w:rFonts w:ascii="Times New Roman" w:hAnsi="Times New Roman"/>
-          <w:b/>
-          <w:color w:val="4B5563"/>
+          <w:i w:val="0"/>
+          <w:color w:val="000000"/>
           <w:sz w:val="28"/>
         </w:rPr>
-        <w:t xml:space="preserve">• </w:t>
+        <w:t>• Программная обработка потери связи с СУБД: перехват SqlException, вывод информативного диалога и алгоритм повторных попыток (Retry Logic).</w:t>
       </w:r>
+    </w:p>
+    <w:p>
+      <w:pPr>
+        <w:pStyle w:val="ListMain"/>
+        <w:jc w:val="both"/>
+      </w:pPr>
       <w:r>
         <w:rPr>
           <w:rFonts w:ascii="Times New Roman" w:hAnsi="Times New Roman"/>
-          <w:color w:val="111827"/>
+          <w:i w:val="0"/>
+          <w:color w:val="000000"/>
           <w:sz w:val="28"/>
         </w:rPr>
-        <w:t>Моделирование аварийной ситуации: случайное удаление записей или повреждение таблицы, восстановление БД из бэкапа (RESTORE DATABASE ... WITH REPLACE).</w:t>
+        <w:t>• Проверка целостности восстановленной базы данных командой DBCC CHECKDB.</w:t>
       </w:r>
     </w:p>
     <w:p>
       <w:pPr>
-        <w:spacing w:before="40" w:after="60" w:line="276" w:lineRule="auto"/>
-        <w:ind w:firstLine="288"/>
+        <w:pStyle w:val="Headerlower"/>
+        <w:jc w:val="both"/>
       </w:pPr>
       <w:r>
         <w:rPr>
           <w:rFonts w:ascii="Times New Roman" w:hAnsi="Times New Roman"/>
-          <w:b/>
-          <w:color w:val="4B5563"/>
+          <w:i w:val="0"/>
+          <w:color w:val="000000"/>
           <w:sz w:val="28"/>
-        </w:rPr>
-        <w:t xml:space="preserve">• </w:t>
-      </w:r>
-      <w:r>
-        <w:rPr>
-          <w:rFonts w:ascii="Times New Roman" w:hAnsi="Times New Roman"/>
-          <w:color w:val="111827"/>
-          <w:sz w:val="28"/>
-        </w:rPr>
-        <w:t>Программная обработка потери связи с СУБД: перехват SqlException, вывод информативного диалога и алгоритм повторных попыток (Retry Logic).</w:t>
-      </w:r>
-    </w:p>
-    <w:p>
-      <w:pPr>
-        <w:spacing w:before="40" w:after="60" w:line="276" w:lineRule="auto"/>
-        <w:ind w:firstLine="288"/>
-      </w:pPr>
-      <w:r>
-        <w:rPr>
-          <w:rFonts w:ascii="Times New Roman" w:hAnsi="Times New Roman"/>
-          <w:b/>
-          <w:color w:val="4B5563"/>
-          <w:sz w:val="28"/>
-        </w:rPr>
-        <w:t xml:space="preserve">• </w:t>
-      </w:r>
-      <w:r>
-        <w:rPr>
-          <w:rFonts w:ascii="Times New Roman" w:hAnsi="Times New Roman"/>
-          <w:color w:val="111827"/>
-          <w:sz w:val="28"/>
-        </w:rPr>
-        <w:t>Проверка целостности восстановленной базы данных командой DBCC CHECKDB.</w:t>
-      </w:r>
-    </w:p>
-    <w:p>
-      <w:pPr>
-        <w:spacing w:before="240" w:after="80" w:line="276" w:lineRule="auto"/>
-        <w:ind w:firstLine="0"/>
-        <w:jc w:val="left"/>
-      </w:pPr>
-      <w:r>
-        <w:rPr>
-          <w:rFonts w:ascii="Times New Roman" w:hAnsi="Times New Roman"/>
-          <w:b/>
-          <w:i w:val="0"/>
-          <w:color w:val="111827"/>
-          <w:sz w:val="29"/>
         </w:rPr>
         <w:t>Иллюстративный материал и результаты тестирования</w:t>
       </w:r>
     </w:p>
     <w:p>
       <w:pPr>
-        <w:jc w:val="left"/>
-        <w:shd w:fill="F3F4F6"/>
-        <w:spacing w:before="120" w:after="160" w:line="276" w:lineRule="auto"/>
-        <w:ind w:firstLine="0" w:left="706" w:right="288"/>
+        <w:pStyle w:val="Picturemain"/>
+        <w:jc w:val="center"/>
       </w:pPr>
       <w:r>
         <w:rPr>
-          <w:rFonts w:ascii="Consolas" w:hAnsi="Consolas"/>
-          <w:color w:val="374151"/>
-          <w:sz w:val="21"/>
+          <w:rFonts w:ascii="Times New Roman" w:hAnsi="Times New Roman"/>
+          <w:i w:val="0"/>
+          <w:color w:val="000000"/>
+          <w:sz w:val="28"/>
         </w:rPr>
         <w:t>/* [МЕСТО ДЛЯ СКРИНШОТА / ЛИСТИНГА КОДА] */</w:t>
         <w:br/>
@@ -4654,89 +3588,75 @@
     </w:p>
     <w:p>
       <w:pPr>
-        <w:spacing w:before="240" w:after="80" w:line="276" w:lineRule="auto"/>
-        <w:ind w:firstLine="0"/>
-        <w:jc w:val="left"/>
+        <w:pStyle w:val="Headerlower"/>
+        <w:jc w:val="both"/>
       </w:pPr>
       <w:r>
         <w:rPr>
           <w:rFonts w:ascii="Times New Roman" w:hAnsi="Times New Roman"/>
-          <w:b/>
           <w:i w:val="0"/>
-          <w:color w:val="111827"/>
-          <w:sz w:val="29"/>
+          <w:color w:val="000000"/>
+          <w:sz w:val="28"/>
         </w:rPr>
         <w:t>Вывод по разделу</w:t>
       </w:r>
     </w:p>
     <w:p>
       <w:pPr>
-        <w:spacing w:before="0" w:after="80" w:line="276" w:lineRule="auto"/>
-        <w:ind w:firstLine="709"/>
+        <w:pStyle w:val="ParagraphMain"/>
         <w:jc w:val="both"/>
       </w:pPr>
       <w:r>
         <w:rPr>
           <w:rFonts w:ascii="Times New Roman" w:hAnsi="Times New Roman"/>
-          <w:b w:val="0"/>
           <w:i w:val="0"/>
-          <w:color w:val="111827"/>
+          <w:color w:val="000000"/>
           <w:sz w:val="28"/>
         </w:rPr>
         <w:t>В ходе выполнения практического задания 29.10.2026 задачи раздела были успешно решены в полном объеме, проектные решения интегрированы в общий программный комплекс разрабатываемой информационной системы.</w:t>
       </w:r>
     </w:p>
     <w:p>
-      <w:r>
-        <w:br w:type="page"/>
-      </w:r>
-    </w:p>
-    <w:p>
-      <w:pPr>
-        <w:spacing w:before="360" w:after="160" w:line="276" w:lineRule="auto"/>
-        <w:ind w:firstLine="0"/>
-        <w:jc w:val="left"/>
+      <w:pPr>
+        <w:pStyle w:val="HeaderMain"/>
+        <w:pageBreakBefore/>
+        <w:jc w:val="center"/>
       </w:pPr>
       <w:r>
         <w:rPr>
           <w:rFonts w:ascii="Times New Roman" w:hAnsi="Times New Roman"/>
-          <w:b/>
           <w:i w:val="0"/>
-          <w:color w:val="1F2937"/>
-          <w:sz w:val="32"/>
+          <w:color w:val="000000"/>
+          <w:sz w:val="28"/>
         </w:rPr>
         <w:t>РАЗДЕЛ 18. ОФОРМЛЕНИЕ ОТЧЕТА. ДИФФЕРЕНЦИРОВАННЫЙ ЗАЧЕТ (30.10.2026)</w:t>
       </w:r>
     </w:p>
     <w:p>
       <w:pPr>
-        <w:spacing w:before="240" w:after="80" w:line="276" w:lineRule="auto"/>
-        <w:ind w:firstLine="0"/>
-        <w:jc w:val="left"/>
+        <w:pStyle w:val="Headerlower"/>
+        <w:jc w:val="both"/>
       </w:pPr>
       <w:r>
         <w:rPr>
           <w:rFonts w:ascii="Times New Roman" w:hAnsi="Times New Roman"/>
-          <w:b/>
           <w:i w:val="0"/>
-          <w:color w:val="111827"/>
-          <w:sz w:val="29"/>
+          <w:color w:val="000000"/>
+          <w:sz w:val="28"/>
         </w:rPr>
         <w:t>Цель работы</w:t>
       </w:r>
     </w:p>
     <w:p>
       <w:pPr>
-        <w:spacing w:before="0" w:after="80" w:line="276" w:lineRule="auto"/>
-        <w:ind w:firstLine="709"/>
+        <w:pStyle w:val="ParagraphMain"/>
         <w:jc w:val="both"/>
       </w:pPr>
       <w:r>
         <w:rPr>
           <w:rFonts w:ascii="Times New Roman" w:hAnsi="Times New Roman"/>
-          <w:b w:val="0"/>
           <w:i w:val="0"/>
-          <w:color w:val="111827"/>
+          <w:color w:val="000000"/>
           <w:sz w:val="28"/>
         </w:rPr>
         <w:t>Сведение комплексной пояснительной записки по проекту ИС, подготовка комплекта документации и защита проекта на дифзачете.</w:t>
@@ -4744,142 +3664,105 @@
     </w:p>
     <w:p>
       <w:pPr>
-        <w:spacing w:before="240" w:after="80" w:line="276" w:lineRule="auto"/>
-        <w:ind w:firstLine="0"/>
-        <w:jc w:val="left"/>
+        <w:pStyle w:val="Headerlower"/>
+        <w:jc w:val="both"/>
       </w:pPr>
       <w:r>
         <w:rPr>
           <w:rFonts w:ascii="Times New Roman" w:hAnsi="Times New Roman"/>
-          <w:b/>
           <w:i w:val="0"/>
-          <w:color w:val="111827"/>
-          <w:sz w:val="29"/>
+          <w:color w:val="000000"/>
+          <w:sz w:val="28"/>
         </w:rPr>
         <w:t>Краткий ход выполнения и проектные решения</w:t>
       </w:r>
     </w:p>
     <w:p>
       <w:pPr>
-        <w:spacing w:before="40" w:after="60" w:line="276" w:lineRule="auto"/>
-        <w:ind w:firstLine="288"/>
+        <w:pStyle w:val="ListMain"/>
+        <w:jc w:val="both"/>
       </w:pPr>
       <w:r>
         <w:rPr>
           <w:rFonts w:ascii="Times New Roman" w:hAnsi="Times New Roman"/>
-          <w:b/>
-          <w:color w:val="4B5563"/>
+          <w:i w:val="0"/>
+          <w:color w:val="000000"/>
           <w:sz w:val="28"/>
         </w:rPr>
-        <w:t xml:space="preserve">• </w:t>
+        <w:t>• Комплектование итогового комплекта: титульный лист, аттестационный лист, дневник практики на 18 дней, отчет со сквозным описанием ИС.</w:t>
       </w:r>
+    </w:p>
+    <w:p>
+      <w:pPr>
+        <w:pStyle w:val="ListMain"/>
+        <w:jc w:val="both"/>
+      </w:pPr>
       <w:r>
         <w:rPr>
           <w:rFonts w:ascii="Times New Roman" w:hAnsi="Times New Roman"/>
-          <w:color w:val="111827"/>
+          <w:i w:val="0"/>
+          <w:color w:val="000000"/>
           <w:sz w:val="28"/>
         </w:rPr>
-        <w:t>Комплектование итогового комплекта: титульный лист, аттестационный лист, дневник практики на 18 дней, отчет со сквозным описанием ИС.</w:t>
+        <w:t>• Оформление пояснительной записки в строгом соответствии с ГОСТ (Times New Roman 14 пт, интервал 1.15, нумерация рисунков, схемы ERD и XSD).</w:t>
       </w:r>
     </w:p>
     <w:p>
       <w:pPr>
-        <w:spacing w:before="40" w:after="60" w:line="276" w:lineRule="auto"/>
-        <w:ind w:firstLine="288"/>
+        <w:pStyle w:val="ListMain"/>
+        <w:jc w:val="both"/>
       </w:pPr>
       <w:r>
         <w:rPr>
           <w:rFonts w:ascii="Times New Roman" w:hAnsi="Times New Roman"/>
-          <w:b/>
-          <w:color w:val="4B5563"/>
+          <w:i w:val="0"/>
+          <w:color w:val="000000"/>
           <w:sz w:val="28"/>
         </w:rPr>
-        <w:t xml:space="preserve">• </w:t>
+        <w:t>• Подготовка демонстрационного сценария живой работы программного продукта (авторизация, Master-Detail, CRUD, поиск, бэкап).</w:t>
       </w:r>
+    </w:p>
+    <w:p>
+      <w:pPr>
+        <w:pStyle w:val="ListMain"/>
+        <w:jc w:val="both"/>
+      </w:pPr>
       <w:r>
         <w:rPr>
           <w:rFonts w:ascii="Times New Roman" w:hAnsi="Times New Roman"/>
-          <w:color w:val="111827"/>
+          <w:i w:val="0"/>
+          <w:color w:val="000000"/>
           <w:sz w:val="28"/>
         </w:rPr>
-        <w:t>Оформление пояснительной записки в строгом соответствии с ГОСТ (Times New Roman 14 пт, интервал 1.15, нумерация рисунков, схемы ERD и XSD).</w:t>
+        <w:t>• Успешная защита индивидуального проекта перед руководителем практики Карташовым Д. Г.</w:t>
       </w:r>
     </w:p>
     <w:p>
       <w:pPr>
-        <w:spacing w:before="40" w:after="60" w:line="276" w:lineRule="auto"/>
-        <w:ind w:firstLine="288"/>
+        <w:pStyle w:val="Headerlower"/>
+        <w:jc w:val="both"/>
       </w:pPr>
       <w:r>
         <w:rPr>
           <w:rFonts w:ascii="Times New Roman" w:hAnsi="Times New Roman"/>
-          <w:b/>
-          <w:color w:val="4B5563"/>
+          <w:i w:val="0"/>
+          <w:color w:val="000000"/>
           <w:sz w:val="28"/>
-        </w:rPr>
-        <w:t xml:space="preserve">• </w:t>
-      </w:r>
-      <w:r>
-        <w:rPr>
-          <w:rFonts w:ascii="Times New Roman" w:hAnsi="Times New Roman"/>
-          <w:color w:val="111827"/>
-          <w:sz w:val="28"/>
-        </w:rPr>
-        <w:t>Подготовка демонстрационного сценария живой работы программного продукта (авторизация, Master-Detail, CRUD, поиск, бэкап).</w:t>
-      </w:r>
-    </w:p>
-    <w:p>
-      <w:pPr>
-        <w:spacing w:before="40" w:after="60" w:line="276" w:lineRule="auto"/>
-        <w:ind w:firstLine="288"/>
-      </w:pPr>
-      <w:r>
-        <w:rPr>
-          <w:rFonts w:ascii="Times New Roman" w:hAnsi="Times New Roman"/>
-          <w:b/>
-          <w:color w:val="4B5563"/>
-          <w:sz w:val="28"/>
-        </w:rPr>
-        <w:t xml:space="preserve">• </w:t>
-      </w:r>
-      <w:r>
-        <w:rPr>
-          <w:rFonts w:ascii="Times New Roman" w:hAnsi="Times New Roman"/>
-          <w:color w:val="111827"/>
-          <w:sz w:val="28"/>
-        </w:rPr>
-        <w:t>Успешная защита индивидуального проекта перед руководителем практики Карташовым Д. Г.</w:t>
-      </w:r>
-    </w:p>
-    <w:p>
-      <w:pPr>
-        <w:spacing w:before="240" w:after="80" w:line="276" w:lineRule="auto"/>
-        <w:ind w:firstLine="0"/>
-        <w:jc w:val="left"/>
-      </w:pPr>
-      <w:r>
-        <w:rPr>
-          <w:rFonts w:ascii="Times New Roman" w:hAnsi="Times New Roman"/>
-          <w:b/>
-          <w:i w:val="0"/>
-          <w:color w:val="111827"/>
-          <w:sz w:val="29"/>
         </w:rPr>
         <w:t>Иллюстративный материал и результаты тестирования</w:t>
       </w:r>
     </w:p>
     <w:p>
       <w:pPr>
-        <w:jc w:val="left"/>
-        <w:shd w:fill="F3F4F6"/>
-        <w:spacing w:before="120" w:after="160" w:line="276" w:lineRule="auto"/>
-        <w:ind w:firstLine="0" w:left="706" w:right="288"/>
+        <w:pStyle w:val="Picturemain"/>
+        <w:jc w:val="center"/>
       </w:pPr>
       <w:r>
         <w:rPr>
-          <w:rFonts w:ascii="Consolas" w:hAnsi="Consolas"/>
-          <w:color w:val="374151"/>
-          <w:sz w:val="21"/>
+          <w:rFonts w:ascii="Times New Roman" w:hAnsi="Times New Roman"/>
+          <w:i w:val="0"/>
+          <w:color w:val="000000"/>
+          <w:sz w:val="28"/>
         </w:rPr>
         <w:t>/* [МЕСТО ДЛЯ СКРИНШОТА / ЛИСТИНГА КОДА] */</w:t>
         <w:br/>
@@ -4888,72 +3771,60 @@
     </w:p>
     <w:p>
       <w:pPr>
-        <w:spacing w:before="240" w:after="80" w:line="276" w:lineRule="auto"/>
-        <w:ind w:firstLine="0"/>
-        <w:jc w:val="left"/>
+        <w:pStyle w:val="Headerlower"/>
+        <w:jc w:val="both"/>
       </w:pPr>
       <w:r>
         <w:rPr>
           <w:rFonts w:ascii="Times New Roman" w:hAnsi="Times New Roman"/>
-          <w:b/>
           <w:i w:val="0"/>
-          <w:color w:val="111827"/>
-          <w:sz w:val="29"/>
+          <w:color w:val="000000"/>
+          <w:sz w:val="28"/>
         </w:rPr>
         <w:t>Вывод по разделу</w:t>
       </w:r>
     </w:p>
     <w:p>
       <w:pPr>
-        <w:spacing w:before="0" w:after="80" w:line="276" w:lineRule="auto"/>
-        <w:ind w:firstLine="709"/>
+        <w:pStyle w:val="ParagraphMain"/>
         <w:jc w:val="both"/>
       </w:pPr>
       <w:r>
         <w:rPr>
           <w:rFonts w:ascii="Times New Roman" w:hAnsi="Times New Roman"/>
-          <w:b w:val="0"/>
           <w:i w:val="0"/>
-          <w:color w:val="111827"/>
+          <w:color w:val="000000"/>
           <w:sz w:val="28"/>
         </w:rPr>
         <w:t>В ходе выполнения практического задания 30.10.2026 задачи раздела были успешно решены в полном объеме, проектные решения интегрированы в общий программный комплекс разрабатываемой информационной системы.</w:t>
       </w:r>
     </w:p>
     <w:p>
-      <w:r>
-        <w:br w:type="page"/>
-      </w:r>
-    </w:p>
-    <w:p>
-      <w:pPr>
-        <w:spacing w:before="360" w:after="160" w:line="276" w:lineRule="auto"/>
-        <w:ind w:firstLine="0"/>
-        <w:jc w:val="left"/>
+      <w:pPr>
+        <w:pStyle w:val="HeaderMain"/>
+        <w:pageBreakBefore/>
+        <w:jc w:val="center"/>
       </w:pPr>
       <w:r>
         <w:rPr>
           <w:rFonts w:ascii="Times New Roman" w:hAnsi="Times New Roman"/>
-          <w:b/>
           <w:i w:val="0"/>
-          <w:color w:val="1F2937"/>
-          <w:sz w:val="32"/>
+          <w:color w:val="000000"/>
+          <w:sz w:val="28"/>
         </w:rPr>
         <w:t>ЗАКЛЮЧЕНИЕ</w:t>
       </w:r>
     </w:p>
     <w:p>
       <w:pPr>
-        <w:spacing w:before="0" w:after="80" w:line="276" w:lineRule="auto"/>
-        <w:ind w:firstLine="709"/>
+        <w:pStyle w:val="ParagraphMain"/>
         <w:jc w:val="both"/>
       </w:pPr>
       <w:r>
         <w:rPr>
           <w:rFonts w:ascii="Times New Roman" w:hAnsi="Times New Roman"/>
-          <w:b w:val="0"/>
           <w:i w:val="0"/>
-          <w:color w:val="111827"/>
+          <w:color w:val="000000"/>
           <w:sz w:val="28"/>
         </w:rPr>
         <w:t>В ходе прохождения учебной практики УП.04.01 «Внедрение и поддержка компьютерных систем» (МДК 04.01) был успешно разработан и всесторонне протестирован комплексный программный продукт — настольная информационная система на стеке C# (.NET Framework 4.8 / Material3.WinForms) и MS SQL Server (SQLEXPRESS).</w:t>
@@ -4961,16 +3832,14 @@
     </w:p>
     <w:p>
       <w:pPr>
-        <w:spacing w:before="0" w:after="80" w:line="276" w:lineRule="auto"/>
-        <w:ind w:firstLine="709"/>
+        <w:pStyle w:val="ParagraphMain"/>
         <w:jc w:val="both"/>
       </w:pPr>
       <w:r>
         <w:rPr>
           <w:rFonts w:ascii="Times New Roman" w:hAnsi="Times New Roman"/>
-          <w:b w:val="0"/>
           <w:i w:val="0"/>
-          <w:color w:val="111827"/>
+          <w:color w:val="000000"/>
           <w:sz w:val="28"/>
         </w:rPr>
         <w:t>В процессе выполнения сквозного индивидуального задания достигнуты следующие ключевые результаты:</w:t>
@@ -4978,162 +3847,112 @@
     </w:p>
     <w:p>
       <w:pPr>
-        <w:spacing w:before="40" w:after="60" w:line="276" w:lineRule="auto"/>
-        <w:ind w:firstLine="288"/>
+        <w:pStyle w:val="ListMain"/>
+        <w:jc w:val="both"/>
       </w:pPr>
       <w:r>
         <w:rPr>
           <w:rFonts w:ascii="Times New Roman" w:hAnsi="Times New Roman"/>
-          <w:b/>
-          <w:color w:val="4B5563"/>
+          <w:i w:val="0"/>
+          <w:color w:val="000000"/>
           <w:sz w:val="28"/>
         </w:rPr>
-        <w:t xml:space="preserve">• </w:t>
+        <w:t>• Спроектирована и нормализована реляционная база данных, содержащая 6 взаимосвязанных сущностей с обеспечением целостности связей (Primary / Foreign Keys 1:N и N:M);</w:t>
       </w:r>
+    </w:p>
+    <w:p>
+      <w:pPr>
+        <w:pStyle w:val="ListMain"/>
+        <w:jc w:val="both"/>
+      </w:pPr>
       <w:r>
         <w:rPr>
           <w:rFonts w:ascii="Times New Roman" w:hAnsi="Times New Roman"/>
-          <w:color w:val="111827"/>
+          <w:i w:val="0"/>
+          <w:color w:val="000000"/>
           <w:sz w:val="28"/>
         </w:rPr>
-        <w:t>Спроектирована и нормализована реляционная база данных, содержащая 6 взаимосвязанных сущностей с обеспечением целостности связей (Primary / Foreign Keys 1:N и N:M);</w:t>
+        <w:t>• Построен типизированный слой доступа к данным через визуальный дизайнер .xsd (Typed DataSet, DataTable, TableAdapter), обеспечивший типобезопасность и высокую скорость обработки данных;</w:t>
       </w:r>
     </w:p>
     <w:p>
       <w:pPr>
-        <w:spacing w:before="40" w:after="60" w:line="276" w:lineRule="auto"/>
-        <w:ind w:firstLine="288"/>
+        <w:pStyle w:val="ListMain"/>
+        <w:jc w:val="both"/>
       </w:pPr>
       <w:r>
         <w:rPr>
           <w:rFonts w:ascii="Times New Roman" w:hAnsi="Times New Roman"/>
-          <w:b/>
-          <w:color w:val="4B5563"/>
+          <w:i w:val="0"/>
+          <w:color w:val="000000"/>
           <w:sz w:val="28"/>
         </w:rPr>
-        <w:t xml:space="preserve">• </w:t>
+        <w:t>• Разработан современный графический интерфейс с компонентами Material3, реализующий Master-Detail связывание таблиц, фильтрацию RowFilter и полный цикл CRUD-операций;</w:t>
       </w:r>
+    </w:p>
+    <w:p>
+      <w:pPr>
+        <w:pStyle w:val="ListMain"/>
+        <w:jc w:val="both"/>
+      </w:pPr>
       <w:r>
         <w:rPr>
           <w:rFonts w:ascii="Times New Roman" w:hAnsi="Times New Roman"/>
-          <w:color w:val="111827"/>
+          <w:i w:val="0"/>
+          <w:color w:val="000000"/>
           <w:sz w:val="28"/>
         </w:rPr>
-        <w:t>Построен типизированный слой доступа к данным через визуальный дизайнер .xsd (Typed DataSet, DataTable, TableAdapter), обеспечивший типобезопасность и высокую скорость обработки данных;</w:t>
+        <w:t>• Внедрена подсистема информационной безопасности: симметричное шифрование файлов AES-256 и безопасная аутентификация с хэшированием паролей SHA-256 с добавлением соли;</w:t>
       </w:r>
     </w:p>
     <w:p>
       <w:pPr>
-        <w:spacing w:before="40" w:after="60" w:line="276" w:lineRule="auto"/>
-        <w:ind w:firstLine="288"/>
+        <w:pStyle w:val="ListMain"/>
+        <w:jc w:val="both"/>
       </w:pPr>
       <w:r>
         <w:rPr>
           <w:rFonts w:ascii="Times New Roman" w:hAnsi="Times New Roman"/>
-          <w:b/>
-          <w:color w:val="4B5563"/>
+          <w:i w:val="0"/>
+          <w:color w:val="000000"/>
           <w:sz w:val="28"/>
         </w:rPr>
-        <w:t xml:space="preserve">• </w:t>
+        <w:t>• Настроен версионный контроль в локальном Git-репозитории с практикой ветвления и разрешения конфликтов слияния;</w:t>
       </w:r>
+    </w:p>
+    <w:p>
+      <w:pPr>
+        <w:pStyle w:val="ListMain"/>
+        <w:jc w:val="both"/>
+      </w:pPr>
       <w:r>
         <w:rPr>
           <w:rFonts w:ascii="Times New Roman" w:hAnsi="Times New Roman"/>
-          <w:color w:val="111827"/>
+          <w:i w:val="0"/>
+          <w:color w:val="000000"/>
           <w:sz w:val="28"/>
         </w:rPr>
-        <w:t>Разработан современный графический интерфейс с компонентами Material3, реализующий Master-Detail связывание таблиц, фильтрацию RowFilter и полный цикл CRUD-операций;</w:t>
+        <w:t>• Проведено тестирование производительности выборки данных (Stopwatch), стресс-тестирование оборудования и разработана подсистема резервного копирования и восстановления базы данных (.bak).</w:t>
       </w:r>
     </w:p>
     <w:p>
       <w:pPr>
-        <w:spacing w:before="40" w:after="60" w:line="276" w:lineRule="auto"/>
-        <w:ind w:firstLine="288"/>
+        <w:pStyle w:val="ParagraphMain"/>
+        <w:jc w:val="both"/>
       </w:pPr>
       <w:r>
         <w:rPr>
           <w:rFonts w:ascii="Times New Roman" w:hAnsi="Times New Roman"/>
-          <w:b/>
-          <w:color w:val="4B5563"/>
-          <w:sz w:val="28"/>
-        </w:rPr>
-        <w:t xml:space="preserve">• </w:t>
-      </w:r>
-      <w:r>
-        <w:rPr>
-          <w:rFonts w:ascii="Times New Roman" w:hAnsi="Times New Roman"/>
-          <w:color w:val="111827"/>
-          <w:sz w:val="28"/>
-        </w:rPr>
-        <w:t>Внедрена подсистема информационной безопасности: симметричное шифрование файлов AES-256 и безопасная аутентификация с хэшированием паролей SHA-256 с добавлением соли;</w:t>
-      </w:r>
-    </w:p>
-    <w:p>
-      <w:pPr>
-        <w:spacing w:before="40" w:after="60" w:line="276" w:lineRule="auto"/>
-        <w:ind w:firstLine="288"/>
-      </w:pPr>
-      <w:r>
-        <w:rPr>
-          <w:rFonts w:ascii="Times New Roman" w:hAnsi="Times New Roman"/>
-          <w:b/>
-          <w:color w:val="4B5563"/>
-          <w:sz w:val="28"/>
-        </w:rPr>
-        <w:t xml:space="preserve">• </w:t>
-      </w:r>
-      <w:r>
-        <w:rPr>
-          <w:rFonts w:ascii="Times New Roman" w:hAnsi="Times New Roman"/>
-          <w:color w:val="111827"/>
-          <w:sz w:val="28"/>
-        </w:rPr>
-        <w:t>Настроен версионный контроль в локальном Git-репозитории с практикой ветвления и разрешения конфликтов слияния;</w:t>
-      </w:r>
-    </w:p>
-    <w:p>
-      <w:pPr>
-        <w:spacing w:before="40" w:after="60" w:line="276" w:lineRule="auto"/>
-        <w:ind w:firstLine="288"/>
-      </w:pPr>
-      <w:r>
-        <w:rPr>
-          <w:rFonts w:ascii="Times New Roman" w:hAnsi="Times New Roman"/>
-          <w:b/>
-          <w:color w:val="4B5563"/>
-          <w:sz w:val="28"/>
-        </w:rPr>
-        <w:t xml:space="preserve">• </w:t>
-      </w:r>
-      <w:r>
-        <w:rPr>
-          <w:rFonts w:ascii="Times New Roman" w:hAnsi="Times New Roman"/>
-          <w:color w:val="111827"/>
-          <w:sz w:val="28"/>
-        </w:rPr>
-        <w:t>Проведено тестирование производительности выборки данных (Stopwatch), стресс-тестирование оборудования и разработана подсистема резервного копирования и восстановления базы данных (.bak).</w:t>
-      </w:r>
-    </w:p>
-    <w:p>
-      <w:pPr>
-        <w:spacing w:before="0" w:after="80" w:line="276" w:lineRule="auto"/>
-        <w:ind w:firstLine="709"/>
-        <w:jc w:val="both"/>
-      </w:pPr>
-      <w:r>
-        <w:rPr>
-          <w:rFonts w:ascii="Times New Roman" w:hAnsi="Times New Roman"/>
-          <w:b w:val="0"/>
           <w:i w:val="0"/>
-          <w:color w:val="111827"/>
+          <w:color w:val="000000"/>
           <w:sz w:val="28"/>
         </w:rPr>
         <w:t>Все поставленные цели и задачи учебной практики выполнены в полном объеме, освоены требуемые профессиональные (ПК) и общие (ОК) компетенции по специальности 09.02.07.</w:t>
       </w:r>
     </w:p>
     <w:sectPr>
-      <w:pgSz w:w="11911" w:h="16832"/>
-      <w:pgMar w:top="1140" w:right="561" w:bottom="1140" w:left="1701" w:header="720" w:footer="720" w:gutter="0"/>
+      <w:pgSz w:w="11909" w:h="16834"/>
+      <w:pgMar w:top="1134" w:right="567" w:bottom="1134" w:left="1701" w:header="709" w:footer="709" w:gutter="0"/>
       <w:cols w:space="720"/>
       <w:docGrid w:linePitch="360"/>
     </w:sectPr>
@@ -5345,7 +4164,7 @@
 </file>
 
 <file path=word/styles.xml><?xml version="1.0" encoding="utf-8"?>
-<w:styles xmlns:mc="http://schemas.openxmlformats.org/markup-compatibility/2006" xmlns:r="http://schemas.openxmlformats.org/officeDocument/2006/relationships" xmlns:w="http://schemas.openxmlformats.org/wordprocessingml/2006/main" xmlns:w14="http://schemas.microsoft.com/office/word/2010/wordml" mc:Ignorable="w14">
+<w:styles xmlns:ns1="http://schemas.openxmlformats.org/markup-compatibility/2006" xmlns:w="http://schemas.openxmlformats.org/wordprocessingml/2006/main" ns1:Ignorable="w14">
   <w:docDefaults>
     <w:rPrDefault>
       <w:rPr>
@@ -5505,7 +4324,9 @@
     <w:qFormat/>
     <w:rsid w:val="00FC693F"/>
     <w:pPr>
-      <w:spacing w:line="276" w:lineRule="auto" w:after="80" w:before="0"/>
+      <w:spacing w:line="360" w:lineRule="auto" w:after="80" w:before="0"/>
+      <w:ind w:firstLine="706"/>
+      <w:jc w:val="both"/>
     </w:pPr>
     <w:rPr>
       <w:rFonts w:ascii="Times New Roman" w:hAnsi="Times New Roman"/>
@@ -5573,8 +4394,6 @@
     </w:pPr>
     <w:rPr>
       <w:rFonts w:asciiTheme="majorHAnsi" w:eastAsiaTheme="majorEastAsia" w:hAnsiTheme="majorHAnsi" w:cstheme="majorBidi"/>
-      <w:b/>
-      <w:bCs/>
       <w:color w:val="365F91" w:themeColor="accent1" w:themeShade="BF"/>
       <w:sz w:val="28"/>
       <w:szCs w:val="28"/>
@@ -5597,8 +4416,6 @@
     </w:pPr>
     <w:rPr>
       <w:rFonts w:asciiTheme="majorHAnsi" w:eastAsiaTheme="majorEastAsia" w:hAnsiTheme="majorHAnsi" w:cstheme="majorBidi"/>
-      <w:b/>
-      <w:bCs/>
       <w:color w:val="4F81BD" w:themeColor="accent1"/>
       <w:sz w:val="26"/>
       <w:szCs w:val="26"/>
@@ -5621,8 +4438,6 @@
     </w:pPr>
     <w:rPr>
       <w:rFonts w:asciiTheme="majorHAnsi" w:eastAsiaTheme="majorEastAsia" w:hAnsiTheme="majorHAnsi" w:cstheme="majorBidi"/>
-      <w:b/>
-      <w:bCs/>
       <w:color w:val="4F81BD" w:themeColor="accent1"/>
     </w:rPr>
   </w:style>
@@ -5644,8 +4459,6 @@
     </w:pPr>
     <w:rPr>
       <w:rFonts w:asciiTheme="majorHAnsi" w:eastAsiaTheme="majorEastAsia" w:hAnsiTheme="majorHAnsi" w:cstheme="majorBidi"/>
-      <w:b/>
-      <w:bCs/>
       <w:i/>
       <w:iCs/>
       <w:color w:val="4F81BD" w:themeColor="accent1"/>
@@ -5810,8 +4623,6 @@
     <w:rsid w:val="00FC693F"/>
     <w:rPr>
       <w:rFonts w:asciiTheme="majorHAnsi" w:eastAsiaTheme="majorEastAsia" w:hAnsiTheme="majorHAnsi" w:cstheme="majorBidi"/>
-      <w:b/>
-      <w:bCs/>
       <w:color w:val="365F91" w:themeColor="accent1" w:themeShade="BF"/>
       <w:sz w:val="28"/>
       <w:szCs w:val="28"/>
@@ -5825,8 +4636,6 @@
     <w:rsid w:val="00FC693F"/>
     <w:rPr>
       <w:rFonts w:asciiTheme="majorHAnsi" w:eastAsiaTheme="majorEastAsia" w:hAnsiTheme="majorHAnsi" w:cstheme="majorBidi"/>
-      <w:b/>
-      <w:bCs/>
       <w:color w:val="4F81BD" w:themeColor="accent1"/>
       <w:sz w:val="26"/>
       <w:szCs w:val="26"/>
@@ -5840,8 +4649,6 @@
     <w:rsid w:val="00FC693F"/>
     <w:rPr>
       <w:rFonts w:asciiTheme="majorHAnsi" w:eastAsiaTheme="majorEastAsia" w:hAnsiTheme="majorHAnsi" w:cstheme="majorBidi"/>
-      <w:b/>
-      <w:bCs/>
       <w:color w:val="4F81BD" w:themeColor="accent1"/>
     </w:rPr>
   </w:style>
@@ -6213,8 +5020,6 @@
     <w:rsid w:val="00FC693F"/>
     <w:rPr>
       <w:rFonts w:asciiTheme="majorHAnsi" w:eastAsiaTheme="majorEastAsia" w:hAnsiTheme="majorHAnsi" w:cstheme="majorBidi"/>
-      <w:b/>
-      <w:bCs/>
       <w:i/>
       <w:iCs/>
       <w:color w:val="4F81BD" w:themeColor="accent1"/>
@@ -6303,8 +5108,6 @@
       <w:spacing w:line="240" w:lineRule="auto"/>
     </w:pPr>
     <w:rPr>
-      <w:b/>
-      <w:bCs/>
       <w:color w:val="4F81BD" w:themeColor="accent1"/>
       <w:sz w:val="18"/>
       <w:szCs w:val="18"/>
@@ -6316,10 +5119,7 @@
     <w:uiPriority w:val="22"/>
     <w:qFormat/>
     <w:rsid w:val="00FC693F"/>
-    <w:rPr>
-      <w:b/>
-      <w:bCs/>
-    </w:rPr>
+    <w:rPr/>
   </w:style>
   <w:style w:type="character" w:styleId="Emphasis">
     <w:name w:val="Emphasis"/>
@@ -6348,8 +5148,6 @@
       <w:ind w:left="936" w:right="936"/>
     </w:pPr>
     <w:rPr>
-      <w:b/>
-      <w:bCs/>
       <w:i/>
       <w:iCs/>
       <w:color w:val="4F81BD" w:themeColor="accent1"/>
@@ -6362,8 +5160,6 @@
     <w:uiPriority w:val="30"/>
     <w:rsid w:val="00FC693F"/>
     <w:rPr>
-      <w:b/>
-      <w:bCs/>
       <w:i/>
       <w:iCs/>
       <w:color w:val="4F81BD" w:themeColor="accent1"/>
@@ -6388,8 +5184,6 @@
     <w:qFormat/>
     <w:rsid w:val="00FC693F"/>
     <w:rPr>
-      <w:b/>
-      <w:bCs/>
       <w:i/>
       <w:iCs/>
       <w:color w:val="4F81BD" w:themeColor="accent1"/>
@@ -6414,8 +5208,6 @@
     <w:qFormat/>
     <w:rsid w:val="00FC693F"/>
     <w:rPr>
-      <w:b/>
-      <w:bCs/>
       <w:smallCaps/>
       <w:color w:val="C0504D" w:themeColor="accent2"/>
       <w:spacing w:val="5"/>
@@ -6429,8 +5221,6 @@
     <w:qFormat/>
     <w:rsid w:val="00FC693F"/>
     <w:rPr>
-      <w:b/>
-      <w:bCs/>
       <w:smallCaps/>
       <w:spacing w:val="5"/>
     </w:rPr>
@@ -6504,10 +5294,7 @@
       <w:pPr>
         <w:spacing w:before="0" w:after="0" w:line="240" w:lineRule="auto"/>
       </w:pPr>
-      <w:rPr>
-        <w:b/>
-        <w:bCs/>
-      </w:rPr>
+      <w:rPr/>
       <w:tblPr/>
       <w:tcPr>
         <w:tcBorders>
@@ -6524,10 +5311,7 @@
       <w:pPr>
         <w:spacing w:before="0" w:after="0" w:line="240" w:lineRule="auto"/>
       </w:pPr>
-      <w:rPr>
-        <w:b/>
-        <w:bCs/>
-      </w:rPr>
+      <w:rPr/>
       <w:tblPr/>
       <w:tcPr>
         <w:tcBorders>
@@ -6541,16 +5325,10 @@
       </w:tcPr>
     </w:tblStylePr>
     <w:tblStylePr w:type="firstCol">
-      <w:rPr>
-        <w:b/>
-        <w:bCs/>
-      </w:rPr>
+      <w:rPr/>
     </w:tblStylePr>
     <w:tblStylePr w:type="lastCol">
-      <w:rPr>
-        <w:b/>
-        <w:bCs/>
-      </w:rPr>
+      <w:rPr/>
     </w:tblStylePr>
     <w:tblStylePr w:type="band1Vert">
       <w:tblPr/>
@@ -6607,10 +5385,7 @@
       <w:pPr>
         <w:spacing w:before="0" w:after="0" w:line="240" w:lineRule="auto"/>
       </w:pPr>
-      <w:rPr>
-        <w:b/>
-        <w:bCs/>
-      </w:rPr>
+      <w:rPr/>
       <w:tblPr/>
       <w:tcPr>
         <w:tcBorders>
@@ -6627,10 +5402,7 @@
       <w:pPr>
         <w:spacing w:before="0" w:after="0" w:line="240" w:lineRule="auto"/>
       </w:pPr>
-      <w:rPr>
-        <w:b/>
-        <w:bCs/>
-      </w:rPr>
+      <w:rPr/>
       <w:tblPr/>
       <w:tcPr>
         <w:tcBorders>
@@ -6644,16 +5416,10 @@
       </w:tcPr>
     </w:tblStylePr>
     <w:tblStylePr w:type="firstCol">
-      <w:rPr>
-        <w:b/>
-        <w:bCs/>
-      </w:rPr>
+      <w:rPr/>
     </w:tblStylePr>
     <w:tblStylePr w:type="lastCol">
-      <w:rPr>
-        <w:b/>
-        <w:bCs/>
-      </w:rPr>
+      <w:rPr/>
     </w:tblStylePr>
     <w:tblStylePr w:type="band1Vert">
       <w:tblPr/>
@@ -6710,10 +5476,7 @@
       <w:pPr>
         <w:spacing w:before="0" w:after="0" w:line="240" w:lineRule="auto"/>
       </w:pPr>
-      <w:rPr>
-        <w:b/>
-        <w:bCs/>
-      </w:rPr>
+      <w:rPr/>
       <w:tblPr/>
       <w:tcPr>
         <w:tcBorders>
@@ -6730,10 +5493,7 @@
       <w:pPr>
         <w:spacing w:before="0" w:after="0" w:line="240" w:lineRule="auto"/>
       </w:pPr>
-      <w:rPr>
-        <w:b/>
-        <w:bCs/>
-      </w:rPr>
+      <w:rPr/>
       <w:tblPr/>
       <w:tcPr>
         <w:tcBorders>
@@ -6747,16 +5507,10 @@
       </w:tcPr>
     </w:tblStylePr>
     <w:tblStylePr w:type="firstCol">
-      <w:rPr>
-        <w:b/>
-        <w:bCs/>
-      </w:rPr>
+      <w:rPr/>
     </w:tblStylePr>
     <w:tblStylePr w:type="lastCol">
-      <w:rPr>
-        <w:b/>
-        <w:bCs/>
-      </w:rPr>
+      <w:rPr/>
     </w:tblStylePr>
     <w:tblStylePr w:type="band1Vert">
       <w:tblPr/>
@@ -6813,10 +5567,7 @@
       <w:pPr>
         <w:spacing w:before="0" w:after="0" w:line="240" w:lineRule="auto"/>
       </w:pPr>
-      <w:rPr>
-        <w:b/>
-        <w:bCs/>
-      </w:rPr>
+      <w:rPr/>
       <w:tblPr/>
       <w:tcPr>
         <w:tcBorders>
@@ -6833,10 +5584,7 @@
       <w:pPr>
         <w:spacing w:before="0" w:after="0" w:line="240" w:lineRule="auto"/>
       </w:pPr>
-      <w:rPr>
-        <w:b/>
-        <w:bCs/>
-      </w:rPr>
+      <w:rPr/>
       <w:tblPr/>
       <w:tcPr>
         <w:tcBorders>
@@ -6850,16 +5598,10 @@
       </w:tcPr>
     </w:tblStylePr>
     <w:tblStylePr w:type="firstCol">
-      <w:rPr>
-        <w:b/>
-        <w:bCs/>
-      </w:rPr>
+      <w:rPr/>
     </w:tblStylePr>
     <w:tblStylePr w:type="lastCol">
-      <w:rPr>
-        <w:b/>
-        <w:bCs/>
-      </w:rPr>
+      <w:rPr/>
     </w:tblStylePr>
     <w:tblStylePr w:type="band1Vert">
       <w:tblPr/>
@@ -6916,10 +5658,7 @@
       <w:pPr>
         <w:spacing w:before="0" w:after="0" w:line="240" w:lineRule="auto"/>
       </w:pPr>
-      <w:rPr>
-        <w:b/>
-        <w:bCs/>
-      </w:rPr>
+      <w:rPr/>
       <w:tblPr/>
       <w:tcPr>
         <w:tcBorders>
@@ -6936,10 +5675,7 @@
       <w:pPr>
         <w:spacing w:before="0" w:after="0" w:line="240" w:lineRule="auto"/>
       </w:pPr>
-      <w:rPr>
-        <w:b/>
-        <w:bCs/>
-      </w:rPr>
+      <w:rPr/>
       <w:tblPr/>
       <w:tcPr>
         <w:tcBorders>
@@ -6953,16 +5689,10 @@
       </w:tcPr>
     </w:tblStylePr>
     <w:tblStylePr w:type="firstCol">
-      <w:rPr>
-        <w:b/>
-        <w:bCs/>
-      </w:rPr>
+      <w:rPr/>
     </w:tblStylePr>
     <w:tblStylePr w:type="lastCol">
-      <w:rPr>
-        <w:b/>
-        <w:bCs/>
-      </w:rPr>
+      <w:rPr/>
     </w:tblStylePr>
     <w:tblStylePr w:type="band1Vert">
       <w:tblPr/>
@@ -7019,10 +5749,7 @@
       <w:pPr>
         <w:spacing w:before="0" w:after="0" w:line="240" w:lineRule="auto"/>
       </w:pPr>
-      <w:rPr>
-        <w:b/>
-        <w:bCs/>
-      </w:rPr>
+      <w:rPr/>
       <w:tblPr/>
       <w:tcPr>
         <w:tcBorders>
@@ -7039,10 +5766,7 @@
       <w:pPr>
         <w:spacing w:before="0" w:after="0" w:line="240" w:lineRule="auto"/>
       </w:pPr>
-      <w:rPr>
-        <w:b/>
-        <w:bCs/>
-      </w:rPr>
+      <w:rPr/>
       <w:tblPr/>
       <w:tcPr>
         <w:tcBorders>
@@ -7056,16 +5780,10 @@
       </w:tcPr>
     </w:tblStylePr>
     <w:tblStylePr w:type="firstCol">
-      <w:rPr>
-        <w:b/>
-        <w:bCs/>
-      </w:rPr>
+      <w:rPr/>
     </w:tblStylePr>
     <w:tblStylePr w:type="lastCol">
-      <w:rPr>
-        <w:b/>
-        <w:bCs/>
-      </w:rPr>
+      <w:rPr/>
     </w:tblStylePr>
     <w:tblStylePr w:type="band1Vert">
       <w:tblPr/>
@@ -7122,10 +5840,7 @@
       <w:pPr>
         <w:spacing w:before="0" w:after="0" w:line="240" w:lineRule="auto"/>
       </w:pPr>
-      <w:rPr>
-        <w:b/>
-        <w:bCs/>
-      </w:rPr>
+      <w:rPr/>
       <w:tblPr/>
       <w:tcPr>
         <w:tcBorders>
@@ -7142,10 +5857,7 @@
       <w:pPr>
         <w:spacing w:before="0" w:after="0" w:line="240" w:lineRule="auto"/>
       </w:pPr>
-      <w:rPr>
-        <w:b/>
-        <w:bCs/>
-      </w:rPr>
+      <w:rPr/>
       <w:tblPr/>
       <w:tcPr>
         <w:tcBorders>
@@ -7159,16 +5871,10 @@
       </w:tcPr>
     </w:tblStylePr>
     <w:tblStylePr w:type="firstCol">
-      <w:rPr>
-        <w:b/>
-        <w:bCs/>
-      </w:rPr>
+      <w:rPr/>
     </w:tblStylePr>
     <w:tblStylePr w:type="lastCol">
-      <w:rPr>
-        <w:b/>
-        <w:bCs/>
-      </w:rPr>
+      <w:rPr/>
     </w:tblStylePr>
     <w:tblStylePr w:type="band1Vert">
       <w:tblPr/>
@@ -7225,8 +5931,6 @@
         <w:spacing w:before="0" w:after="0" w:line="240" w:lineRule="auto"/>
       </w:pPr>
       <w:rPr>
-        <w:b/>
-        <w:bCs/>
         <w:color w:val="FFFFFF" w:themeColor="background1"/>
       </w:rPr>
       <w:tblPr/>
@@ -7238,10 +5942,7 @@
       <w:pPr>
         <w:spacing w:before="0" w:after="0" w:line="240" w:lineRule="auto"/>
       </w:pPr>
-      <w:rPr>
-        <w:b/>
-        <w:bCs/>
-      </w:rPr>
+      <w:rPr/>
       <w:tblPr/>
       <w:tcPr>
         <w:tcBorders>
@@ -7253,16 +5954,10 @@
       </w:tcPr>
     </w:tblStylePr>
     <w:tblStylePr w:type="firstCol">
-      <w:rPr>
-        <w:b/>
-        <w:bCs/>
-      </w:rPr>
+      <w:rPr/>
     </w:tblStylePr>
     <w:tblStylePr w:type="lastCol">
-      <w:rPr>
-        <w:b/>
-        <w:bCs/>
-      </w:rPr>
+      <w:rPr/>
     </w:tblStylePr>
     <w:tblStylePr w:type="band1Vert">
       <w:tblPr/>
@@ -7317,8 +6012,6 @@
         <w:spacing w:before="0" w:after="0" w:line="240" w:lineRule="auto"/>
       </w:pPr>
       <w:rPr>
-        <w:b/>
-        <w:bCs/>
         <w:color w:val="FFFFFF" w:themeColor="background1"/>
       </w:rPr>
       <w:tblPr/>
@@ -7330,10 +6023,7 @@
       <w:pPr>
         <w:spacing w:before="0" w:after="0" w:line="240" w:lineRule="auto"/>
       </w:pPr>
-      <w:rPr>
-        <w:b/>
-        <w:bCs/>
-      </w:rPr>
+      <w:rPr/>
       <w:tblPr/>
       <w:tcPr>
         <w:tcBorders>
@@ -7345,16 +6035,10 @@
       </w:tcPr>
     </w:tblStylePr>
     <w:tblStylePr w:type="firstCol">
-      <w:rPr>
-        <w:b/>
-        <w:bCs/>
-      </w:rPr>
+      <w:rPr/>
     </w:tblStylePr>
     <w:tblStylePr w:type="lastCol">
-      <w:rPr>
-        <w:b/>
-        <w:bCs/>
-      </w:rPr>
+      <w:rPr/>
     </w:tblStylePr>
     <w:tblStylePr w:type="band1Vert">
       <w:tblPr/>
@@ -7409,8 +6093,6 @@
         <w:spacing w:before="0" w:after="0" w:line="240" w:lineRule="auto"/>
       </w:pPr>
       <w:rPr>
-        <w:b/>
-        <w:bCs/>
         <w:color w:val="FFFFFF" w:themeColor="background1"/>
       </w:rPr>
       <w:tblPr/>
@@ -7422,10 +6104,7 @@
       <w:pPr>
         <w:spacing w:before="0" w:after="0" w:line="240" w:lineRule="auto"/>
       </w:pPr>
-      <w:rPr>
-        <w:b/>
-        <w:bCs/>
-      </w:rPr>
+      <w:rPr/>
       <w:tblPr/>
       <w:tcPr>
         <w:tcBorders>
@@ -7437,16 +6116,10 @@
       </w:tcPr>
     </w:tblStylePr>
     <w:tblStylePr w:type="firstCol">
-      <w:rPr>
-        <w:b/>
-        <w:bCs/>
-      </w:rPr>
+      <w:rPr/>
     </w:tblStylePr>
     <w:tblStylePr w:type="lastCol">
-      <w:rPr>
-        <w:b/>
-        <w:bCs/>
-      </w:rPr>
+      <w:rPr/>
     </w:tblStylePr>
     <w:tblStylePr w:type="band1Vert">
       <w:tblPr/>
@@ -7501,8 +6174,6 @@
         <w:spacing w:before="0" w:after="0" w:line="240" w:lineRule="auto"/>
       </w:pPr>
       <w:rPr>
-        <w:b/>
-        <w:bCs/>
         <w:color w:val="FFFFFF" w:themeColor="background1"/>
       </w:rPr>
       <w:tblPr/>
@@ -7514,10 +6185,7 @@
       <w:pPr>
         <w:spacing w:before="0" w:after="0" w:line="240" w:lineRule="auto"/>
       </w:pPr>
-      <w:rPr>
-        <w:b/>
-        <w:bCs/>
-      </w:rPr>
+      <w:rPr/>
       <w:tblPr/>
       <w:tcPr>
         <w:tcBorders>
@@ -7529,16 +6197,10 @@
       </w:tcPr>
     </w:tblStylePr>
     <w:tblStylePr w:type="firstCol">
-      <w:rPr>
-        <w:b/>
-        <w:bCs/>
-      </w:rPr>
+      <w:rPr/>
     </w:tblStylePr>
     <w:tblStylePr w:type="lastCol">
-      <w:rPr>
-        <w:b/>
-        <w:bCs/>
-      </w:rPr>
+      <w:rPr/>
     </w:tblStylePr>
     <w:tblStylePr w:type="band1Vert">
       <w:tblPr/>
@@ -7593,8 +6255,6 @@
         <w:spacing w:before="0" w:after="0" w:line="240" w:lineRule="auto"/>
       </w:pPr>
       <w:rPr>
-        <w:b/>
-        <w:bCs/>
         <w:color w:val="FFFFFF" w:themeColor="background1"/>
       </w:rPr>
       <w:tblPr/>
@@ -7606,10 +6266,7 @@
       <w:pPr>
         <w:spacing w:before="0" w:after="0" w:line="240" w:lineRule="auto"/>
       </w:pPr>
-      <w:rPr>
-        <w:b/>
-        <w:bCs/>
-      </w:rPr>
+      <w:rPr/>
       <w:tblPr/>
       <w:tcPr>
         <w:tcBorders>
@@ -7621,16 +6278,10 @@
       </w:tcPr>
     </w:tblStylePr>
     <w:tblStylePr w:type="firstCol">
-      <w:rPr>
-        <w:b/>
-        <w:bCs/>
-      </w:rPr>
+      <w:rPr/>
     </w:tblStylePr>
     <w:tblStylePr w:type="lastCol">
-      <w:rPr>
-        <w:b/>
-        <w:bCs/>
-      </w:rPr>
+      <w:rPr/>
     </w:tblStylePr>
     <w:tblStylePr w:type="band1Vert">
       <w:tblPr/>
@@ -7685,8 +6336,6 @@
         <w:spacing w:before="0" w:after="0" w:line="240" w:lineRule="auto"/>
       </w:pPr>
       <w:rPr>
-        <w:b/>
-        <w:bCs/>
         <w:color w:val="FFFFFF" w:themeColor="background1"/>
       </w:rPr>
       <w:tblPr/>
@@ -7698,10 +6347,7 @@
       <w:pPr>
         <w:spacing w:before="0" w:after="0" w:line="240" w:lineRule="auto"/>
       </w:pPr>
-      <w:rPr>
-        <w:b/>
-        <w:bCs/>
-      </w:rPr>
+      <w:rPr/>
       <w:tblPr/>
       <w:tcPr>
         <w:tcBorders>
@@ -7713,16 +6359,10 @@
       </w:tcPr>
     </w:tblStylePr>
     <w:tblStylePr w:type="firstCol">
-      <w:rPr>
-        <w:b/>
-        <w:bCs/>
-      </w:rPr>
+      <w:rPr/>
     </w:tblStylePr>
     <w:tblStylePr w:type="lastCol">
-      <w:rPr>
-        <w:b/>
-        <w:bCs/>
-      </w:rPr>
+      <w:rPr/>
     </w:tblStylePr>
     <w:tblStylePr w:type="band1Vert">
       <w:tblPr/>
@@ -7777,8 +6417,6 @@
         <w:spacing w:before="0" w:after="0" w:line="240" w:lineRule="auto"/>
       </w:pPr>
       <w:rPr>
-        <w:b/>
-        <w:bCs/>
         <w:color w:val="FFFFFF" w:themeColor="background1"/>
       </w:rPr>
       <w:tblPr/>
@@ -7790,10 +6428,7 @@
       <w:pPr>
         <w:spacing w:before="0" w:after="0" w:line="240" w:lineRule="auto"/>
       </w:pPr>
-      <w:rPr>
-        <w:b/>
-        <w:bCs/>
-      </w:rPr>
+      <w:rPr/>
       <w:tblPr/>
       <w:tcPr>
         <w:tcBorders>
@@ -7805,16 +6440,10 @@
       </w:tcPr>
     </w:tblStylePr>
     <w:tblStylePr w:type="firstCol">
-      <w:rPr>
-        <w:b/>
-        <w:bCs/>
-      </w:rPr>
+      <w:rPr/>
     </w:tblStylePr>
     <w:tblStylePr w:type="lastCol">
-      <w:rPr>
-        <w:b/>
-        <w:bCs/>
-      </w:rPr>
+      <w:rPr/>
     </w:tblStylePr>
     <w:tblStylePr w:type="band1Vert">
       <w:tblPr/>
@@ -7872,8 +6501,6 @@
       </w:pPr>
       <w:rPr>
         <w:rFonts w:asciiTheme="majorHAnsi" w:eastAsiaTheme="majorEastAsia" w:hAnsiTheme="majorHAnsi" w:cstheme="majorBidi"/>
-        <w:b/>
-        <w:bCs/>
       </w:rPr>
       <w:tblPr/>
       <w:tcPr>
@@ -7893,8 +6520,6 @@
       </w:pPr>
       <w:rPr>
         <w:rFonts w:asciiTheme="majorHAnsi" w:eastAsiaTheme="majorEastAsia" w:hAnsiTheme="majorHAnsi" w:cstheme="majorBidi"/>
-        <w:b/>
-        <w:bCs/>
       </w:rPr>
       <w:tblPr/>
       <w:tcPr>
@@ -7911,15 +6536,11 @@
     <w:tblStylePr w:type="firstCol">
       <w:rPr>
         <w:rFonts w:asciiTheme="majorHAnsi" w:eastAsiaTheme="majorEastAsia" w:hAnsiTheme="majorHAnsi" w:cstheme="majorBidi"/>
-        <w:b/>
-        <w:bCs/>
       </w:rPr>
     </w:tblStylePr>
     <w:tblStylePr w:type="lastCol">
       <w:rPr>
         <w:rFonts w:asciiTheme="majorHAnsi" w:eastAsiaTheme="majorEastAsia" w:hAnsiTheme="majorHAnsi" w:cstheme="majorBidi"/>
-        <w:b/>
-        <w:bCs/>
       </w:rPr>
       <w:tblPr/>
       <w:tcPr>
@@ -8002,8 +6623,6 @@
       </w:pPr>
       <w:rPr>
         <w:rFonts w:asciiTheme="majorHAnsi" w:eastAsiaTheme="majorEastAsia" w:hAnsiTheme="majorHAnsi" w:cstheme="majorBidi"/>
-        <w:b/>
-        <w:bCs/>
       </w:rPr>
       <w:tblPr/>
       <w:tcPr>
@@ -8023,8 +6642,6 @@
       </w:pPr>
       <w:rPr>
         <w:rFonts w:asciiTheme="majorHAnsi" w:eastAsiaTheme="majorEastAsia" w:hAnsiTheme="majorHAnsi" w:cstheme="majorBidi"/>
-        <w:b/>
-        <w:bCs/>
       </w:rPr>
       <w:tblPr/>
       <w:tcPr>
@@ -8041,15 +6658,11 @@
     <w:tblStylePr w:type="firstCol">
       <w:rPr>
         <w:rFonts w:asciiTheme="majorHAnsi" w:eastAsiaTheme="majorEastAsia" w:hAnsiTheme="majorHAnsi" w:cstheme="majorBidi"/>
-        <w:b/>
-        <w:bCs/>
       </w:rPr>
     </w:tblStylePr>
     <w:tblStylePr w:type="lastCol">
       <w:rPr>
         <w:rFonts w:asciiTheme="majorHAnsi" w:eastAsiaTheme="majorEastAsia" w:hAnsiTheme="majorHAnsi" w:cstheme="majorBidi"/>
-        <w:b/>
-        <w:bCs/>
       </w:rPr>
       <w:tblPr/>
       <w:tcPr>
@@ -8132,8 +6745,6 @@
       </w:pPr>
       <w:rPr>
         <w:rFonts w:asciiTheme="majorHAnsi" w:eastAsiaTheme="majorEastAsia" w:hAnsiTheme="majorHAnsi" w:cstheme="majorBidi"/>
-        <w:b/>
-        <w:bCs/>
       </w:rPr>
       <w:tblPr/>
       <w:tcPr>
@@ -8153,8 +6764,6 @@
       </w:pPr>
       <w:rPr>
         <w:rFonts w:asciiTheme="majorHAnsi" w:eastAsiaTheme="majorEastAsia" w:hAnsiTheme="majorHAnsi" w:cstheme="majorBidi"/>
-        <w:b/>
-        <w:bCs/>
       </w:rPr>
       <w:tblPr/>
       <w:tcPr>
@@ -8171,15 +6780,11 @@
     <w:tblStylePr w:type="firstCol">
       <w:rPr>
         <w:rFonts w:asciiTheme="majorHAnsi" w:eastAsiaTheme="majorEastAsia" w:hAnsiTheme="majorHAnsi" w:cstheme="majorBidi"/>
-        <w:b/>
-        <w:bCs/>
       </w:rPr>
     </w:tblStylePr>
     <w:tblStylePr w:type="lastCol">
       <w:rPr>
         <w:rFonts w:asciiTheme="majorHAnsi" w:eastAsiaTheme="majorEastAsia" w:hAnsiTheme="majorHAnsi" w:cstheme="majorBidi"/>
-        <w:b/>
-        <w:bCs/>
       </w:rPr>
       <w:tblPr/>
       <w:tcPr>
@@ -8262,8 +6867,6 @@
       </w:pPr>
       <w:rPr>
         <w:rFonts w:asciiTheme="majorHAnsi" w:eastAsiaTheme="majorEastAsia" w:hAnsiTheme="majorHAnsi" w:cstheme="majorBidi"/>
-        <w:b/>
-        <w:bCs/>
       </w:rPr>
       <w:tblPr/>
       <w:tcPr>
@@ -8283,8 +6886,6 @@
       </w:pPr>
       <w:rPr>
         <w:rFonts w:asciiTheme="majorHAnsi" w:eastAsiaTheme="majorEastAsia" w:hAnsiTheme="majorHAnsi" w:cstheme="majorBidi"/>
-        <w:b/>
-        <w:bCs/>
       </w:rPr>
       <w:tblPr/>
       <w:tcPr>
@@ -8301,15 +6902,11 @@
     <w:tblStylePr w:type="firstCol">
       <w:rPr>
         <w:rFonts w:asciiTheme="majorHAnsi" w:eastAsiaTheme="majorEastAsia" w:hAnsiTheme="majorHAnsi" w:cstheme="majorBidi"/>
-        <w:b/>
-        <w:bCs/>
       </w:rPr>
     </w:tblStylePr>
     <w:tblStylePr w:type="lastCol">
       <w:rPr>
         <w:rFonts w:asciiTheme="majorHAnsi" w:eastAsiaTheme="majorEastAsia" w:hAnsiTheme="majorHAnsi" w:cstheme="majorBidi"/>
-        <w:b/>
-        <w:bCs/>
       </w:rPr>
       <w:tblPr/>
       <w:tcPr>
@@ -8392,8 +6989,6 @@
       </w:pPr>
       <w:rPr>
         <w:rFonts w:asciiTheme="majorHAnsi" w:eastAsiaTheme="majorEastAsia" w:hAnsiTheme="majorHAnsi" w:cstheme="majorBidi"/>
-        <w:b/>
-        <w:bCs/>
       </w:rPr>
       <w:tblPr/>
       <w:tcPr>
@@ -8413,8 +7008,6 @@
       </w:pPr>
       <w:rPr>
         <w:rFonts w:asciiTheme="majorHAnsi" w:eastAsiaTheme="majorEastAsia" w:hAnsiTheme="majorHAnsi" w:cstheme="majorBidi"/>
-        <w:b/>
-        <w:bCs/>
       </w:rPr>
       <w:tblPr/>
       <w:tcPr>
@@ -8431,15 +7024,11 @@
     <w:tblStylePr w:type="firstCol">
       <w:rPr>
         <w:rFonts w:asciiTheme="majorHAnsi" w:eastAsiaTheme="majorEastAsia" w:hAnsiTheme="majorHAnsi" w:cstheme="majorBidi"/>
-        <w:b/>
-        <w:bCs/>
       </w:rPr>
     </w:tblStylePr>
     <w:tblStylePr w:type="lastCol">
       <w:rPr>
         <w:rFonts w:asciiTheme="majorHAnsi" w:eastAsiaTheme="majorEastAsia" w:hAnsiTheme="majorHAnsi" w:cstheme="majorBidi"/>
-        <w:b/>
-        <w:bCs/>
       </w:rPr>
       <w:tblPr/>
       <w:tcPr>
@@ -8522,8 +7111,6 @@
       </w:pPr>
       <w:rPr>
         <w:rFonts w:asciiTheme="majorHAnsi" w:eastAsiaTheme="majorEastAsia" w:hAnsiTheme="majorHAnsi" w:cstheme="majorBidi"/>
-        <w:b/>
-        <w:bCs/>
       </w:rPr>
       <w:tblPr/>
       <w:tcPr>
@@ -8543,8 +7130,6 @@
       </w:pPr>
       <w:rPr>
         <w:rFonts w:asciiTheme="majorHAnsi" w:eastAsiaTheme="majorEastAsia" w:hAnsiTheme="majorHAnsi" w:cstheme="majorBidi"/>
-        <w:b/>
-        <w:bCs/>
       </w:rPr>
       <w:tblPr/>
       <w:tcPr>
@@ -8561,15 +7146,11 @@
     <w:tblStylePr w:type="firstCol">
       <w:rPr>
         <w:rFonts w:asciiTheme="majorHAnsi" w:eastAsiaTheme="majorEastAsia" w:hAnsiTheme="majorHAnsi" w:cstheme="majorBidi"/>
-        <w:b/>
-        <w:bCs/>
       </w:rPr>
     </w:tblStylePr>
     <w:tblStylePr w:type="lastCol">
       <w:rPr>
         <w:rFonts w:asciiTheme="majorHAnsi" w:eastAsiaTheme="majorEastAsia" w:hAnsiTheme="majorHAnsi" w:cstheme="majorBidi"/>
-        <w:b/>
-        <w:bCs/>
       </w:rPr>
       <w:tblPr/>
       <w:tcPr>
@@ -8652,8 +7233,6 @@
       </w:pPr>
       <w:rPr>
         <w:rFonts w:asciiTheme="majorHAnsi" w:eastAsiaTheme="majorEastAsia" w:hAnsiTheme="majorHAnsi" w:cstheme="majorBidi"/>
-        <w:b/>
-        <w:bCs/>
       </w:rPr>
       <w:tblPr/>
       <w:tcPr>
@@ -8673,8 +7252,6 @@
       </w:pPr>
       <w:rPr>
         <w:rFonts w:asciiTheme="majorHAnsi" w:eastAsiaTheme="majorEastAsia" w:hAnsiTheme="majorHAnsi" w:cstheme="majorBidi"/>
-        <w:b/>
-        <w:bCs/>
       </w:rPr>
       <w:tblPr/>
       <w:tcPr>
@@ -8691,15 +7268,11 @@
     <w:tblStylePr w:type="firstCol">
       <w:rPr>
         <w:rFonts w:asciiTheme="majorHAnsi" w:eastAsiaTheme="majorEastAsia" w:hAnsiTheme="majorHAnsi" w:cstheme="majorBidi"/>
-        <w:b/>
-        <w:bCs/>
       </w:rPr>
     </w:tblStylePr>
     <w:tblStylePr w:type="lastCol">
       <w:rPr>
         <w:rFonts w:asciiTheme="majorHAnsi" w:eastAsiaTheme="majorEastAsia" w:hAnsiTheme="majorHAnsi" w:cstheme="majorBidi"/>
-        <w:b/>
-        <w:bCs/>
       </w:rPr>
       <w:tblPr/>
       <w:tcPr>
@@ -8780,8 +7353,6 @@
         <w:spacing w:before="0" w:after="0" w:line="240" w:lineRule="auto"/>
       </w:pPr>
       <w:rPr>
-        <w:b/>
-        <w:bCs/>
         <w:color w:val="FFFFFF" w:themeColor="background1"/>
       </w:rPr>
       <w:tblPr/>
@@ -8801,10 +7372,7 @@
       <w:pPr>
         <w:spacing w:before="0" w:after="0" w:line="240" w:lineRule="auto"/>
       </w:pPr>
-      <w:rPr>
-        <w:b/>
-        <w:bCs/>
-      </w:rPr>
+      <w:rPr/>
       <w:tblPr/>
       <w:tcPr>
         <w:tcBorders>
@@ -8818,16 +7386,10 @@
       </w:tcPr>
     </w:tblStylePr>
     <w:tblStylePr w:type="firstCol">
-      <w:rPr>
-        <w:b/>
-        <w:bCs/>
-      </w:rPr>
+      <w:rPr/>
     </w:tblStylePr>
     <w:tblStylePr w:type="lastCol">
-      <w:rPr>
-        <w:b/>
-        <w:bCs/>
-      </w:rPr>
+      <w:rPr/>
     </w:tblStylePr>
     <w:tblStylePr w:type="band1Vert">
       <w:tblPr/>
@@ -8886,8 +7448,6 @@
         <w:spacing w:before="0" w:after="0" w:line="240" w:lineRule="auto"/>
       </w:pPr>
       <w:rPr>
-        <w:b/>
-        <w:bCs/>
         <w:color w:val="FFFFFF" w:themeColor="background1"/>
       </w:rPr>
       <w:tblPr/>
@@ -8907,10 +7467,7 @@
       <w:pPr>
         <w:spacing w:before="0" w:after="0" w:line="240" w:lineRule="auto"/>
       </w:pPr>
-      <w:rPr>
-        <w:b/>
-        <w:bCs/>
-      </w:rPr>
+      <w:rPr/>
       <w:tblPr/>
       <w:tcPr>
         <w:tcBorders>
@@ -8924,16 +7481,10 @@
       </w:tcPr>
     </w:tblStylePr>
     <w:tblStylePr w:type="firstCol">
-      <w:rPr>
-        <w:b/>
-        <w:bCs/>
-      </w:rPr>
+      <w:rPr/>
     </w:tblStylePr>
     <w:tblStylePr w:type="lastCol">
-      <w:rPr>
-        <w:b/>
-        <w:bCs/>
-      </w:rPr>
+      <w:rPr/>
     </w:tblStylePr>
     <w:tblStylePr w:type="band1Vert">
       <w:tblPr/>
@@ -8992,8 +7543,6 @@
         <w:spacing w:before="0" w:after="0" w:line="240" w:lineRule="auto"/>
       </w:pPr>
       <w:rPr>
-        <w:b/>
-        <w:bCs/>
         <w:color w:val="FFFFFF" w:themeColor="background1"/>
       </w:rPr>
       <w:tblPr/>
@@ -9013,10 +7562,7 @@
       <w:pPr>
         <w:spacing w:before="0" w:after="0" w:line="240" w:lineRule="auto"/>
       </w:pPr>
-      <w:rPr>
-        <w:b/>
-        <w:bCs/>
-      </w:rPr>
+      <w:rPr/>
       <w:tblPr/>
       <w:tcPr>
         <w:tcBorders>
@@ -9030,16 +7576,10 @@
       </w:tcPr>
     </w:tblStylePr>
     <w:tblStylePr w:type="firstCol">
-      <w:rPr>
-        <w:b/>
-        <w:bCs/>
-      </w:rPr>
+      <w:rPr/>
     </w:tblStylePr>
     <w:tblStylePr w:type="lastCol">
-      <w:rPr>
-        <w:b/>
-        <w:bCs/>
-      </w:rPr>
+      <w:rPr/>
     </w:tblStylePr>
     <w:tblStylePr w:type="band1Vert">
       <w:tblPr/>
@@ -9098,8 +7638,6 @@
         <w:spacing w:before="0" w:after="0" w:line="240" w:lineRule="auto"/>
       </w:pPr>
       <w:rPr>
-        <w:b/>
-        <w:bCs/>
         <w:color w:val="FFFFFF" w:themeColor="background1"/>
       </w:rPr>
       <w:tblPr/>
@@ -9119,10 +7657,7 @@
       <w:pPr>
         <w:spacing w:before="0" w:after="0" w:line="240" w:lineRule="auto"/>
       </w:pPr>
-      <w:rPr>
-        <w:b/>
-        <w:bCs/>
-      </w:rPr>
+      <w:rPr/>
       <w:tblPr/>
       <w:tcPr>
         <w:tcBorders>
@@ -9136,16 +7671,10 @@
       </w:tcPr>
     </w:tblStylePr>
     <w:tblStylePr w:type="firstCol">
-      <w:rPr>
-        <w:b/>
-        <w:bCs/>
-      </w:rPr>
+      <w:rPr/>
     </w:tblStylePr>
     <w:tblStylePr w:type="lastCol">
-      <w:rPr>
-        <w:b/>
-        <w:bCs/>
-      </w:rPr>
+      <w:rPr/>
     </w:tblStylePr>
     <w:tblStylePr w:type="band1Vert">
       <w:tblPr/>
@@ -9204,8 +7733,6 @@
         <w:spacing w:before="0" w:after="0" w:line="240" w:lineRule="auto"/>
       </w:pPr>
       <w:rPr>
-        <w:b/>
-        <w:bCs/>
         <w:color w:val="FFFFFF" w:themeColor="background1"/>
       </w:rPr>
       <w:tblPr/>
@@ -9225,10 +7752,7 @@
       <w:pPr>
         <w:spacing w:before="0" w:after="0" w:line="240" w:lineRule="auto"/>
       </w:pPr>
-      <w:rPr>
-        <w:b/>
-        <w:bCs/>
-      </w:rPr>
+      <w:rPr/>
       <w:tblPr/>
       <w:tcPr>
         <w:tcBorders>
@@ -9242,16 +7766,10 @@
       </w:tcPr>
     </w:tblStylePr>
     <w:tblStylePr w:type="firstCol">
-      <w:rPr>
-        <w:b/>
-        <w:bCs/>
-      </w:rPr>
+      <w:rPr/>
     </w:tblStylePr>
     <w:tblStylePr w:type="lastCol">
-      <w:rPr>
-        <w:b/>
-        <w:bCs/>
-      </w:rPr>
+      <w:rPr/>
     </w:tblStylePr>
     <w:tblStylePr w:type="band1Vert">
       <w:tblPr/>
@@ -9310,8 +7828,6 @@
         <w:spacing w:before="0" w:after="0" w:line="240" w:lineRule="auto"/>
       </w:pPr>
       <w:rPr>
-        <w:b/>
-        <w:bCs/>
         <w:color w:val="FFFFFF" w:themeColor="background1"/>
       </w:rPr>
       <w:tblPr/>
@@ -9331,10 +7847,7 @@
       <w:pPr>
         <w:spacing w:before="0" w:after="0" w:line="240" w:lineRule="auto"/>
       </w:pPr>
-      <w:rPr>
-        <w:b/>
-        <w:bCs/>
-      </w:rPr>
+      <w:rPr/>
       <w:tblPr/>
       <w:tcPr>
         <w:tcBorders>
@@ -9348,16 +7861,10 @@
       </w:tcPr>
     </w:tblStylePr>
     <w:tblStylePr w:type="firstCol">
-      <w:rPr>
-        <w:b/>
-        <w:bCs/>
-      </w:rPr>
+      <w:rPr/>
     </w:tblStylePr>
     <w:tblStylePr w:type="lastCol">
-      <w:rPr>
-        <w:b/>
-        <w:bCs/>
-      </w:rPr>
+      <w:rPr/>
     </w:tblStylePr>
     <w:tblStylePr w:type="band1Vert">
       <w:tblPr/>
@@ -9416,8 +7923,6 @@
         <w:spacing w:before="0" w:after="0" w:line="240" w:lineRule="auto"/>
       </w:pPr>
       <w:rPr>
-        <w:b/>
-        <w:bCs/>
         <w:color w:val="FFFFFF" w:themeColor="background1"/>
       </w:rPr>
       <w:tblPr/>
@@ -9437,10 +7942,7 @@
       <w:pPr>
         <w:spacing w:before="0" w:after="0" w:line="240" w:lineRule="auto"/>
       </w:pPr>
-      <w:rPr>
-        <w:b/>
-        <w:bCs/>
-      </w:rPr>
+      <w:rPr/>
       <w:tblPr/>
       <w:tcPr>
         <w:tcBorders>
@@ -9454,16 +7956,10 @@
       </w:tcPr>
     </w:tblStylePr>
     <w:tblStylePr w:type="firstCol">
-      <w:rPr>
-        <w:b/>
-        <w:bCs/>
-      </w:rPr>
+      <w:rPr/>
     </w:tblStylePr>
     <w:tblStylePr w:type="lastCol">
-      <w:rPr>
-        <w:b/>
-        <w:bCs/>
-      </w:rPr>
+      <w:rPr/>
     </w:tblStylePr>
     <w:tblStylePr w:type="band1Vert">
       <w:tblPr/>
@@ -9519,8 +8015,6 @@
         <w:spacing w:before="0" w:after="0" w:line="240" w:lineRule="auto"/>
       </w:pPr>
       <w:rPr>
-        <w:b/>
-        <w:bCs/>
         <w:color w:val="FFFFFF" w:themeColor="background1"/>
       </w:rPr>
       <w:tblPr/>
@@ -9558,8 +8052,6 @@
     </w:tblStylePr>
     <w:tblStylePr w:type="firstCol">
       <w:rPr>
-        <w:b/>
-        <w:bCs/>
         <w:color w:val="FFFFFF" w:themeColor="background1"/>
       </w:rPr>
       <w:tblPr/>
@@ -9577,8 +8069,6 @@
     </w:tblStylePr>
     <w:tblStylePr w:type="lastCol">
       <w:rPr>
-        <w:b/>
-        <w:bCs/>
         <w:color w:val="FFFFFF" w:themeColor="background1"/>
       </w:rPr>
       <w:tblPr/>
@@ -9668,8 +8158,6 @@
         <w:spacing w:before="0" w:after="0" w:line="240" w:lineRule="auto"/>
       </w:pPr>
       <w:rPr>
-        <w:b/>
-        <w:bCs/>
         <w:color w:val="FFFFFF" w:themeColor="background1"/>
       </w:rPr>
       <w:tblPr/>
@@ -9707,8 +8195,6 @@
     </w:tblStylePr>
     <w:tblStylePr w:type="firstCol">
       <w:rPr>
-        <w:b/>
-        <w:bCs/>
         <w:color w:val="FFFFFF" w:themeColor="background1"/>
       </w:rPr>
       <w:tblPr/>
@@ -9726,8 +8212,6 @@
     </w:tblStylePr>
     <w:tblStylePr w:type="lastCol">
       <w:rPr>
-        <w:b/>
-        <w:bCs/>
         <w:color w:val="FFFFFF" w:themeColor="background1"/>
       </w:rPr>
       <w:tblPr/>
@@ -9817,8 +8301,6 @@
         <w:spacing w:before="0" w:after="0" w:line="240" w:lineRule="auto"/>
       </w:pPr>
       <w:rPr>
-        <w:b/>
-        <w:bCs/>
         <w:color w:val="FFFFFF" w:themeColor="background1"/>
       </w:rPr>
       <w:tblPr/>
@@ -9856,8 +8338,6 @@
     </w:tblStylePr>
     <w:tblStylePr w:type="firstCol">
       <w:rPr>
-        <w:b/>
-        <w:bCs/>
         <w:color w:val="FFFFFF" w:themeColor="background1"/>
       </w:rPr>
       <w:tblPr/>
@@ -9875,8 +8355,6 @@
     </w:tblStylePr>
     <w:tblStylePr w:type="lastCol">
       <w:rPr>
-        <w:b/>
-        <w:bCs/>
         <w:color w:val="FFFFFF" w:themeColor="background1"/>
       </w:rPr>
       <w:tblPr/>
@@ -9966,8 +8444,6 @@
         <w:spacing w:before="0" w:after="0" w:line="240" w:lineRule="auto"/>
       </w:pPr>
       <w:rPr>
-        <w:b/>
-        <w:bCs/>
         <w:color w:val="FFFFFF" w:themeColor="background1"/>
       </w:rPr>
       <w:tblPr/>
@@ -10005,8 +8481,6 @@
     </w:tblStylePr>
     <w:tblStylePr w:type="firstCol">
       <w:rPr>
-        <w:b/>
-        <w:bCs/>
         <w:color w:val="FFFFFF" w:themeColor="background1"/>
       </w:rPr>
       <w:tblPr/>
@@ -10024,8 +8498,6 @@
     </w:tblStylePr>
     <w:tblStylePr w:type="lastCol">
       <w:rPr>
-        <w:b/>
-        <w:bCs/>
         <w:color w:val="FFFFFF" w:themeColor="background1"/>
       </w:rPr>
       <w:tblPr/>
@@ -10115,8 +8587,6 @@
         <w:spacing w:before="0" w:after="0" w:line="240" w:lineRule="auto"/>
       </w:pPr>
       <w:rPr>
-        <w:b/>
-        <w:bCs/>
         <w:color w:val="FFFFFF" w:themeColor="background1"/>
       </w:rPr>
       <w:tblPr/>
@@ -10154,8 +8624,6 @@
     </w:tblStylePr>
     <w:tblStylePr w:type="firstCol">
       <w:rPr>
-        <w:b/>
-        <w:bCs/>
         <w:color w:val="FFFFFF" w:themeColor="background1"/>
       </w:rPr>
       <w:tblPr/>
@@ -10173,8 +8641,6 @@
     </w:tblStylePr>
     <w:tblStylePr w:type="lastCol">
       <w:rPr>
-        <w:b/>
-        <w:bCs/>
         <w:color w:val="FFFFFF" w:themeColor="background1"/>
       </w:rPr>
       <w:tblPr/>
@@ -10264,8 +8730,6 @@
         <w:spacing w:before="0" w:after="0" w:line="240" w:lineRule="auto"/>
       </w:pPr>
       <w:rPr>
-        <w:b/>
-        <w:bCs/>
         <w:color w:val="FFFFFF" w:themeColor="background1"/>
       </w:rPr>
       <w:tblPr/>
@@ -10303,8 +8767,6 @@
     </w:tblStylePr>
     <w:tblStylePr w:type="firstCol">
       <w:rPr>
-        <w:b/>
-        <w:bCs/>
         <w:color w:val="FFFFFF" w:themeColor="background1"/>
       </w:rPr>
       <w:tblPr/>
@@ -10322,8 +8784,6 @@
     </w:tblStylePr>
     <w:tblStylePr w:type="lastCol">
       <w:rPr>
-        <w:b/>
-        <w:bCs/>
         <w:color w:val="FFFFFF" w:themeColor="background1"/>
       </w:rPr>
       <w:tblPr/>
@@ -10413,8 +8873,6 @@
         <w:spacing w:before="0" w:after="0" w:line="240" w:lineRule="auto"/>
       </w:pPr>
       <w:rPr>
-        <w:b/>
-        <w:bCs/>
         <w:color w:val="FFFFFF" w:themeColor="background1"/>
       </w:rPr>
       <w:tblPr/>
@@ -10452,8 +8910,6 @@
     </w:tblStylePr>
     <w:tblStylePr w:type="firstCol">
       <w:rPr>
-        <w:b/>
-        <w:bCs/>
         <w:color w:val="FFFFFF" w:themeColor="background1"/>
       </w:rPr>
       <w:tblPr/>
@@ -10471,8 +8927,6 @@
     </w:tblStylePr>
     <w:tblStylePr w:type="lastCol">
       <w:rPr>
-        <w:b/>
-        <w:bCs/>
         <w:color w:val="FFFFFF" w:themeColor="background1"/>
       </w:rPr>
       <w:tblPr/>
@@ -10574,8 +9028,6 @@
     </w:tblStylePr>
     <w:tblStylePr w:type="lastRow">
       <w:rPr>
-        <w:b/>
-        <w:bCs/>
         <w:color w:val="1F497D" w:themeColor="text2"/>
       </w:rPr>
       <w:tblPr/>
@@ -10587,16 +9039,10 @@
       </w:tcPr>
     </w:tblStylePr>
     <w:tblStylePr w:type="firstCol">
-      <w:rPr>
-        <w:b/>
-        <w:bCs/>
-      </w:rPr>
+      <w:rPr/>
     </w:tblStylePr>
     <w:tblStylePr w:type="lastCol">
-      <w:rPr>
-        <w:b/>
-        <w:bCs/>
-      </w:rPr>
+      <w:rPr/>
       <w:tblPr/>
       <w:tcPr>
         <w:tcBorders>
@@ -10658,8 +9104,6 @@
     </w:tblStylePr>
     <w:tblStylePr w:type="lastRow">
       <w:rPr>
-        <w:b/>
-        <w:bCs/>
         <w:color w:val="1F497D" w:themeColor="text2"/>
       </w:rPr>
       <w:tblPr/>
@@ -10671,16 +9115,10 @@
       </w:tcPr>
     </w:tblStylePr>
     <w:tblStylePr w:type="firstCol">
-      <w:rPr>
-        <w:b/>
-        <w:bCs/>
-      </w:rPr>
+      <w:rPr/>
     </w:tblStylePr>
     <w:tblStylePr w:type="lastCol">
-      <w:rPr>
-        <w:b/>
-        <w:bCs/>
-      </w:rPr>
+      <w:rPr/>
       <w:tblPr/>
       <w:tcPr>
         <w:tcBorders>
@@ -10742,8 +9180,6 @@
     </w:tblStylePr>
     <w:tblStylePr w:type="lastRow">
       <w:rPr>
-        <w:b/>
-        <w:bCs/>
         <w:color w:val="1F497D" w:themeColor="text2"/>
       </w:rPr>
       <w:tblPr/>
@@ -10755,16 +9191,10 @@
       </w:tcPr>
     </w:tblStylePr>
     <w:tblStylePr w:type="firstCol">
-      <w:rPr>
-        <w:b/>
-        <w:bCs/>
-      </w:rPr>
+      <w:rPr/>
     </w:tblStylePr>
     <w:tblStylePr w:type="lastCol">
-      <w:rPr>
-        <w:b/>
-        <w:bCs/>
-      </w:rPr>
+      <w:rPr/>
       <w:tblPr/>
       <w:tcPr>
         <w:tcBorders>
@@ -10826,8 +9256,6 @@
     </w:tblStylePr>
     <w:tblStylePr w:type="lastRow">
       <w:rPr>
-        <w:b/>
-        <w:bCs/>
         <w:color w:val="1F497D" w:themeColor="text2"/>
       </w:rPr>
       <w:tblPr/>
@@ -10839,16 +9267,10 @@
       </w:tcPr>
     </w:tblStylePr>
     <w:tblStylePr w:type="firstCol">
-      <w:rPr>
-        <w:b/>
-        <w:bCs/>
-      </w:rPr>
+      <w:rPr/>
     </w:tblStylePr>
     <w:tblStylePr w:type="lastCol">
-      <w:rPr>
-        <w:b/>
-        <w:bCs/>
-      </w:rPr>
+      <w:rPr/>
       <w:tblPr/>
       <w:tcPr>
         <w:tcBorders>
@@ -10910,8 +9332,6 @@
     </w:tblStylePr>
     <w:tblStylePr w:type="lastRow">
       <w:rPr>
-        <w:b/>
-        <w:bCs/>
         <w:color w:val="1F497D" w:themeColor="text2"/>
       </w:rPr>
       <w:tblPr/>
@@ -10923,16 +9343,10 @@
       </w:tcPr>
     </w:tblStylePr>
     <w:tblStylePr w:type="firstCol">
-      <w:rPr>
-        <w:b/>
-        <w:bCs/>
-      </w:rPr>
+      <w:rPr/>
     </w:tblStylePr>
     <w:tblStylePr w:type="lastCol">
-      <w:rPr>
-        <w:b/>
-        <w:bCs/>
-      </w:rPr>
+      <w:rPr/>
       <w:tblPr/>
       <w:tcPr>
         <w:tcBorders>
@@ -10994,8 +9408,6 @@
     </w:tblStylePr>
     <w:tblStylePr w:type="lastRow">
       <w:rPr>
-        <w:b/>
-        <w:bCs/>
         <w:color w:val="1F497D" w:themeColor="text2"/>
       </w:rPr>
       <w:tblPr/>
@@ -11007,16 +9419,10 @@
       </w:tcPr>
     </w:tblStylePr>
     <w:tblStylePr w:type="firstCol">
-      <w:rPr>
-        <w:b/>
-        <w:bCs/>
-      </w:rPr>
+      <w:rPr/>
     </w:tblStylePr>
     <w:tblStylePr w:type="lastCol">
-      <w:rPr>
-        <w:b/>
-        <w:bCs/>
-      </w:rPr>
+      <w:rPr/>
       <w:tblPr/>
       <w:tcPr>
         <w:tcBorders>
@@ -11078,8 +9484,6 @@
     </w:tblStylePr>
     <w:tblStylePr w:type="lastRow">
       <w:rPr>
-        <w:b/>
-        <w:bCs/>
         <w:color w:val="1F497D" w:themeColor="text2"/>
       </w:rPr>
       <w:tblPr/>
@@ -11091,16 +9495,10 @@
       </w:tcPr>
     </w:tblStylePr>
     <w:tblStylePr w:type="firstCol">
-      <w:rPr>
-        <w:b/>
-        <w:bCs/>
-      </w:rPr>
+      <w:rPr/>
     </w:tblStylePr>
     <w:tblStylePr w:type="lastCol">
-      <w:rPr>
-        <w:b/>
-        <w:bCs/>
-      </w:rPr>
+      <w:rPr/>
       <w:tblPr/>
       <w:tcPr>
         <w:tcBorders>
@@ -12049,16 +10447,10 @@
       <w:shd w:val="clear" w:color="auto" w:fill="C0C0C0" w:themeFill="text1" w:themeFillTint="3F"/>
     </w:tcPr>
     <w:tblStylePr w:type="firstRow">
-      <w:rPr>
-        <w:b/>
-        <w:bCs/>
-      </w:rPr>
+      <w:rPr/>
     </w:tblStylePr>
     <w:tblStylePr w:type="lastRow">
-      <w:rPr>
-        <w:b/>
-        <w:bCs/>
-      </w:rPr>
+      <w:rPr/>
       <w:tblPr/>
       <w:tcPr>
         <w:tcBorders>
@@ -12067,16 +10459,10 @@
       </w:tcPr>
     </w:tblStylePr>
     <w:tblStylePr w:type="firstCol">
-      <w:rPr>
-        <w:b/>
-        <w:bCs/>
-      </w:rPr>
+      <w:rPr/>
     </w:tblStylePr>
     <w:tblStylePr w:type="lastCol">
-      <w:rPr>
-        <w:b/>
-        <w:bCs/>
-      </w:rPr>
+      <w:rPr/>
     </w:tblStylePr>
     <w:tblStylePr w:type="band1Vert">
       <w:tblPr/>
@@ -12122,16 +10508,10 @@
       <w:shd w:val="clear" w:color="auto" w:fill="D3DFEE" w:themeFill="accent1" w:themeFillTint="3F"/>
     </w:tcPr>
     <w:tblStylePr w:type="firstRow">
-      <w:rPr>
-        <w:b/>
-        <w:bCs/>
-      </w:rPr>
+      <w:rPr/>
     </w:tblStylePr>
     <w:tblStylePr w:type="lastRow">
-      <w:rPr>
-        <w:b/>
-        <w:bCs/>
-      </w:rPr>
+      <w:rPr/>
       <w:tblPr/>
       <w:tcPr>
         <w:tcBorders>
@@ -12140,16 +10520,10 @@
       </w:tcPr>
     </w:tblStylePr>
     <w:tblStylePr w:type="firstCol">
-      <w:rPr>
-        <w:b/>
-        <w:bCs/>
-      </w:rPr>
+      <w:rPr/>
     </w:tblStylePr>
     <w:tblStylePr w:type="lastCol">
-      <w:rPr>
-        <w:b/>
-        <w:bCs/>
-      </w:rPr>
+      <w:rPr/>
     </w:tblStylePr>
     <w:tblStylePr w:type="band1Vert">
       <w:tblPr/>
@@ -12195,16 +10569,10 @@
       <w:shd w:val="clear" w:color="auto" w:fill="EFD3D2" w:themeFill="accent2" w:themeFillTint="3F"/>
     </w:tcPr>
     <w:tblStylePr w:type="firstRow">
-      <w:rPr>
-        <w:b/>
-        <w:bCs/>
-      </w:rPr>
+      <w:rPr/>
     </w:tblStylePr>
     <w:tblStylePr w:type="lastRow">
-      <w:rPr>
-        <w:b/>
-        <w:bCs/>
-      </w:rPr>
+      <w:rPr/>
       <w:tblPr/>
       <w:tcPr>
         <w:tcBorders>
@@ -12213,16 +10581,10 @@
       </w:tcPr>
     </w:tblStylePr>
     <w:tblStylePr w:type="firstCol">
-      <w:rPr>
-        <w:b/>
-        <w:bCs/>
-      </w:rPr>
+      <w:rPr/>
     </w:tblStylePr>
     <w:tblStylePr w:type="lastCol">
-      <w:rPr>
-        <w:b/>
-        <w:bCs/>
-      </w:rPr>
+      <w:rPr/>
     </w:tblStylePr>
     <w:tblStylePr w:type="band1Vert">
       <w:tblPr/>
@@ -12268,16 +10630,10 @@
       <w:shd w:val="clear" w:color="auto" w:fill="E6EED5" w:themeFill="accent3" w:themeFillTint="3F"/>
     </w:tcPr>
     <w:tblStylePr w:type="firstRow">
-      <w:rPr>
-        <w:b/>
-        <w:bCs/>
-      </w:rPr>
+      <w:rPr/>
     </w:tblStylePr>
     <w:tblStylePr w:type="lastRow">
-      <w:rPr>
-        <w:b/>
-        <w:bCs/>
-      </w:rPr>
+      <w:rPr/>
       <w:tblPr/>
       <w:tcPr>
         <w:tcBorders>
@@ -12286,16 +10642,10 @@
       </w:tcPr>
     </w:tblStylePr>
     <w:tblStylePr w:type="firstCol">
-      <w:rPr>
-        <w:b/>
-        <w:bCs/>
-      </w:rPr>
+      <w:rPr/>
     </w:tblStylePr>
     <w:tblStylePr w:type="lastCol">
-      <w:rPr>
-        <w:b/>
-        <w:bCs/>
-      </w:rPr>
+      <w:rPr/>
     </w:tblStylePr>
     <w:tblStylePr w:type="band1Vert">
       <w:tblPr/>
@@ -12341,16 +10691,10 @@
       <w:shd w:val="clear" w:color="auto" w:fill="DFD8E8" w:themeFill="accent4" w:themeFillTint="3F"/>
     </w:tcPr>
     <w:tblStylePr w:type="firstRow">
-      <w:rPr>
-        <w:b/>
-        <w:bCs/>
-      </w:rPr>
+      <w:rPr/>
     </w:tblStylePr>
     <w:tblStylePr w:type="lastRow">
-      <w:rPr>
-        <w:b/>
-        <w:bCs/>
-      </w:rPr>
+      <w:rPr/>
       <w:tblPr/>
       <w:tcPr>
         <w:tcBorders>
@@ -12359,16 +10703,10 @@
       </w:tcPr>
     </w:tblStylePr>
     <w:tblStylePr w:type="firstCol">
-      <w:rPr>
-        <w:b/>
-        <w:bCs/>
-      </w:rPr>
+      <w:rPr/>
     </w:tblStylePr>
     <w:tblStylePr w:type="lastCol">
-      <w:rPr>
-        <w:b/>
-        <w:bCs/>
-      </w:rPr>
+      <w:rPr/>
     </w:tblStylePr>
     <w:tblStylePr w:type="band1Vert">
       <w:tblPr/>
@@ -12414,16 +10752,10 @@
       <w:shd w:val="clear" w:color="auto" w:fill="D2EAF1" w:themeFill="accent5" w:themeFillTint="3F"/>
     </w:tcPr>
     <w:tblStylePr w:type="firstRow">
-      <w:rPr>
-        <w:b/>
-        <w:bCs/>
-      </w:rPr>
+      <w:rPr/>
     </w:tblStylePr>
     <w:tblStylePr w:type="lastRow">
-      <w:rPr>
-        <w:b/>
-        <w:bCs/>
-      </w:rPr>
+      <w:rPr/>
       <w:tblPr/>
       <w:tcPr>
         <w:tcBorders>
@@ -12432,16 +10764,10 @@
       </w:tcPr>
     </w:tblStylePr>
     <w:tblStylePr w:type="firstCol">
-      <w:rPr>
-        <w:b/>
-        <w:bCs/>
-      </w:rPr>
+      <w:rPr/>
     </w:tblStylePr>
     <w:tblStylePr w:type="lastCol">
-      <w:rPr>
-        <w:b/>
-        <w:bCs/>
-      </w:rPr>
+      <w:rPr/>
     </w:tblStylePr>
     <w:tblStylePr w:type="band1Vert">
       <w:tblPr/>
@@ -12487,16 +10813,10 @@
       <w:shd w:val="clear" w:color="auto" w:fill="FDE4D0" w:themeFill="accent6" w:themeFillTint="3F"/>
     </w:tcPr>
     <w:tblStylePr w:type="firstRow">
-      <w:rPr>
-        <w:b/>
-        <w:bCs/>
-      </w:rPr>
+      <w:rPr/>
     </w:tblStylePr>
     <w:tblStylePr w:type="lastRow">
-      <w:rPr>
-        <w:b/>
-        <w:bCs/>
-      </w:rPr>
+      <w:rPr/>
       <w:tblPr/>
       <w:tcPr>
         <w:tcBorders>
@@ -12505,16 +10825,10 @@
       </w:tcPr>
     </w:tblStylePr>
     <w:tblStylePr w:type="firstCol">
-      <w:rPr>
-        <w:b/>
-        <w:bCs/>
-      </w:rPr>
+      <w:rPr/>
     </w:tblStylePr>
     <w:tblStylePr w:type="lastCol">
-      <w:rPr>
-        <w:b/>
-        <w:bCs/>
-      </w:rPr>
+      <w:rPr/>
     </w:tblStylePr>
     <w:tblStylePr w:type="band1Vert">
       <w:tblPr/>
@@ -12565,8 +10879,6 @@
     </w:tcPr>
     <w:tblStylePr w:type="firstRow">
       <w:rPr>
-        <w:b/>
-        <w:bCs/>
         <w:color w:val="000000" w:themeColor="text1"/>
       </w:rPr>
       <w:tblPr/>
@@ -12576,8 +10888,6 @@
     </w:tblStylePr>
     <w:tblStylePr w:type="lastRow">
       <w:rPr>
-        <w:b/>
-        <w:bCs/>
         <w:color w:val="000000" w:themeColor="text1"/>
       </w:rPr>
       <w:tblPr/>
@@ -12595,8 +10905,6 @@
     </w:tblStylePr>
     <w:tblStylePr w:type="firstCol">
       <w:rPr>
-        <w:b/>
-        <w:bCs/>
         <w:color w:val="000000" w:themeColor="text1"/>
       </w:rPr>
       <w:tblPr/>
@@ -12614,8 +10922,6 @@
     </w:tblStylePr>
     <w:tblStylePr w:type="lastCol">
       <w:rPr>
-        <w:b w:val="0"/>
-        <w:bCs w:val="0"/>
         <w:color w:val="000000" w:themeColor="text1"/>
       </w:rPr>
       <w:tblPr/>
@@ -12690,8 +10996,6 @@
     </w:tcPr>
     <w:tblStylePr w:type="firstRow">
       <w:rPr>
-        <w:b/>
-        <w:bCs/>
         <w:color w:val="000000" w:themeColor="text1"/>
       </w:rPr>
       <w:tblPr/>
@@ -12701,8 +11005,6 @@
     </w:tblStylePr>
     <w:tblStylePr w:type="lastRow">
       <w:rPr>
-        <w:b/>
-        <w:bCs/>
         <w:color w:val="000000" w:themeColor="text1"/>
       </w:rPr>
       <w:tblPr/>
@@ -12720,8 +11022,6 @@
     </w:tblStylePr>
     <w:tblStylePr w:type="firstCol">
       <w:rPr>
-        <w:b/>
-        <w:bCs/>
         <w:color w:val="000000" w:themeColor="text1"/>
       </w:rPr>
       <w:tblPr/>
@@ -12739,8 +11039,6 @@
     </w:tblStylePr>
     <w:tblStylePr w:type="lastCol">
       <w:rPr>
-        <w:b w:val="0"/>
-        <w:bCs w:val="0"/>
         <w:color w:val="000000" w:themeColor="text1"/>
       </w:rPr>
       <w:tblPr/>
@@ -12815,8 +11113,6 @@
     </w:tcPr>
     <w:tblStylePr w:type="firstRow">
       <w:rPr>
-        <w:b/>
-        <w:bCs/>
         <w:color w:val="000000" w:themeColor="text1"/>
       </w:rPr>
       <w:tblPr/>
@@ -12826,8 +11122,6 @@
     </w:tblStylePr>
     <w:tblStylePr w:type="lastRow">
       <w:rPr>
-        <w:b/>
-        <w:bCs/>
         <w:color w:val="000000" w:themeColor="text1"/>
       </w:rPr>
       <w:tblPr/>
@@ -12845,8 +11139,6 @@
     </w:tblStylePr>
     <w:tblStylePr w:type="firstCol">
       <w:rPr>
-        <w:b/>
-        <w:bCs/>
         <w:color w:val="000000" w:themeColor="text1"/>
       </w:rPr>
       <w:tblPr/>
@@ -12864,8 +11156,6 @@
     </w:tblStylePr>
     <w:tblStylePr w:type="lastCol">
       <w:rPr>
-        <w:b w:val="0"/>
-        <w:bCs w:val="0"/>
         <w:color w:val="000000" w:themeColor="text1"/>
       </w:rPr>
       <w:tblPr/>
@@ -12940,8 +11230,6 @@
     </w:tcPr>
     <w:tblStylePr w:type="firstRow">
       <w:rPr>
-        <w:b/>
-        <w:bCs/>
         <w:color w:val="000000" w:themeColor="text1"/>
       </w:rPr>
       <w:tblPr/>
@@ -12951,8 +11239,6 @@
     </w:tblStylePr>
     <w:tblStylePr w:type="lastRow">
       <w:rPr>
-        <w:b/>
-        <w:bCs/>
         <w:color w:val="000000" w:themeColor="text1"/>
       </w:rPr>
       <w:tblPr/>
@@ -12970,8 +11256,6 @@
     </w:tblStylePr>
     <w:tblStylePr w:type="firstCol">
       <w:rPr>
-        <w:b/>
-        <w:bCs/>
         <w:color w:val="000000" w:themeColor="text1"/>
       </w:rPr>
       <w:tblPr/>
@@ -12989,8 +11273,6 @@
     </w:tblStylePr>
     <w:tblStylePr w:type="lastCol">
       <w:rPr>
-        <w:b w:val="0"/>
-        <w:bCs w:val="0"/>
         <w:color w:val="000000" w:themeColor="text1"/>
       </w:rPr>
       <w:tblPr/>
@@ -13065,8 +11347,6 @@
     </w:tcPr>
     <w:tblStylePr w:type="firstRow">
       <w:rPr>
-        <w:b/>
-        <w:bCs/>
         <w:color w:val="000000" w:themeColor="text1"/>
       </w:rPr>
       <w:tblPr/>
@@ -13076,8 +11356,6 @@
     </w:tblStylePr>
     <w:tblStylePr w:type="lastRow">
       <w:rPr>
-        <w:b/>
-        <w:bCs/>
         <w:color w:val="000000" w:themeColor="text1"/>
       </w:rPr>
       <w:tblPr/>
@@ -13095,8 +11373,6 @@
     </w:tblStylePr>
     <w:tblStylePr w:type="firstCol">
       <w:rPr>
-        <w:b/>
-        <w:bCs/>
         <w:color w:val="000000" w:themeColor="text1"/>
       </w:rPr>
       <w:tblPr/>
@@ -13114,8 +11390,6 @@
     </w:tblStylePr>
     <w:tblStylePr w:type="lastCol">
       <w:rPr>
-        <w:b w:val="0"/>
-        <w:bCs w:val="0"/>
         <w:color w:val="000000" w:themeColor="text1"/>
       </w:rPr>
       <w:tblPr/>
@@ -13190,8 +11464,6 @@
     </w:tcPr>
     <w:tblStylePr w:type="firstRow">
       <w:rPr>
-        <w:b/>
-        <w:bCs/>
         <w:color w:val="000000" w:themeColor="text1"/>
       </w:rPr>
       <w:tblPr/>
@@ -13201,8 +11473,6 @@
     </w:tblStylePr>
     <w:tblStylePr w:type="lastRow">
       <w:rPr>
-        <w:b/>
-        <w:bCs/>
         <w:color w:val="000000" w:themeColor="text1"/>
       </w:rPr>
       <w:tblPr/>
@@ -13220,8 +11490,6 @@
     </w:tblStylePr>
     <w:tblStylePr w:type="firstCol">
       <w:rPr>
-        <w:b/>
-        <w:bCs/>
         <w:color w:val="000000" w:themeColor="text1"/>
       </w:rPr>
       <w:tblPr/>
@@ -13239,8 +11507,6 @@
     </w:tblStylePr>
     <w:tblStylePr w:type="lastCol">
       <w:rPr>
-        <w:b w:val="0"/>
-        <w:bCs w:val="0"/>
         <w:color w:val="000000" w:themeColor="text1"/>
       </w:rPr>
       <w:tblPr/>
@@ -13315,8 +11581,6 @@
     </w:tcPr>
     <w:tblStylePr w:type="firstRow">
       <w:rPr>
-        <w:b/>
-        <w:bCs/>
         <w:color w:val="000000" w:themeColor="text1"/>
       </w:rPr>
       <w:tblPr/>
@@ -13326,8 +11590,6 @@
     </w:tblStylePr>
     <w:tblStylePr w:type="lastRow">
       <w:rPr>
-        <w:b/>
-        <w:bCs/>
         <w:color w:val="000000" w:themeColor="text1"/>
       </w:rPr>
       <w:tblPr/>
@@ -13345,8 +11607,6 @@
     </w:tblStylePr>
     <w:tblStylePr w:type="firstCol">
       <w:rPr>
-        <w:b/>
-        <w:bCs/>
         <w:color w:val="000000" w:themeColor="text1"/>
       </w:rPr>
       <w:tblPr/>
@@ -13364,8 +11624,6 @@
     </w:tblStylePr>
     <w:tblStylePr w:type="lastCol">
       <w:rPr>
-        <w:b w:val="0"/>
-        <w:bCs w:val="0"/>
         <w:color w:val="000000" w:themeColor="text1"/>
       </w:rPr>
       <w:tblPr/>
@@ -13436,8 +11694,6 @@
     </w:tcPr>
     <w:tblStylePr w:type="firstRow">
       <w:rPr>
-        <w:b/>
-        <w:bCs/>
         <w:i w:val="0"/>
         <w:iCs w:val="0"/>
         <w:color w:val="FFFFFF" w:themeColor="background1"/>
@@ -13457,8 +11713,6 @@
     </w:tblStylePr>
     <w:tblStylePr w:type="lastRow">
       <w:rPr>
-        <w:b/>
-        <w:bCs/>
         <w:i w:val="0"/>
         <w:iCs w:val="0"/>
         <w:color w:val="FFFFFF" w:themeColor="background1"/>
@@ -13478,8 +11732,6 @@
     </w:tblStylePr>
     <w:tblStylePr w:type="firstCol">
       <w:rPr>
-        <w:b/>
-        <w:bCs/>
         <w:i w:val="0"/>
         <w:iCs w:val="0"/>
         <w:color w:val="FFFFFF" w:themeColor="background1"/>
@@ -13497,8 +11749,6 @@
     </w:tblStylePr>
     <w:tblStylePr w:type="lastCol">
       <w:rPr>
-        <w:b/>
-        <w:bCs/>
         <w:i w:val="0"/>
         <w:iCs w:val="0"/>
         <w:color w:val="FFFFFF" w:themeColor="background1"/>
@@ -13577,8 +11827,6 @@
     </w:tcPr>
     <w:tblStylePr w:type="firstRow">
       <w:rPr>
-        <w:b/>
-        <w:bCs/>
         <w:i w:val="0"/>
         <w:iCs w:val="0"/>
         <w:color w:val="FFFFFF" w:themeColor="background1"/>
@@ -13598,8 +11846,6 @@
     </w:tblStylePr>
     <w:tblStylePr w:type="lastRow">
       <w:rPr>
-        <w:b/>
-        <w:bCs/>
         <w:i w:val="0"/>
         <w:iCs w:val="0"/>
         <w:color w:val="FFFFFF" w:themeColor="background1"/>
@@ -13619,8 +11865,6 @@
     </w:tblStylePr>
     <w:tblStylePr w:type="firstCol">
       <w:rPr>
-        <w:b/>
-        <w:bCs/>
         <w:i w:val="0"/>
         <w:iCs w:val="0"/>
         <w:color w:val="FFFFFF" w:themeColor="background1"/>
@@ -13638,8 +11882,6 @@
     </w:tblStylePr>
     <w:tblStylePr w:type="lastCol">
       <w:rPr>
-        <w:b/>
-        <w:bCs/>
         <w:i w:val="0"/>
         <w:iCs w:val="0"/>
         <w:color w:val="FFFFFF" w:themeColor="background1"/>
@@ -13718,8 +11960,6 @@
     </w:tcPr>
     <w:tblStylePr w:type="firstRow">
       <w:rPr>
-        <w:b/>
-        <w:bCs/>
         <w:i w:val="0"/>
         <w:iCs w:val="0"/>
         <w:color w:val="FFFFFF" w:themeColor="background1"/>
@@ -13739,8 +11979,6 @@
     </w:tblStylePr>
     <w:tblStylePr w:type="lastRow">
       <w:rPr>
-        <w:b/>
-        <w:bCs/>
         <w:i w:val="0"/>
         <w:iCs w:val="0"/>
         <w:color w:val="FFFFFF" w:themeColor="background1"/>
@@ -13760,8 +11998,6 @@
     </w:tblStylePr>
     <w:tblStylePr w:type="firstCol">
       <w:rPr>
-        <w:b/>
-        <w:bCs/>
         <w:i w:val="0"/>
         <w:iCs w:val="0"/>
         <w:color w:val="FFFFFF" w:themeColor="background1"/>
@@ -13779,8 +12015,6 @@
     </w:tblStylePr>
     <w:tblStylePr w:type="lastCol">
       <w:rPr>
-        <w:b/>
-        <w:bCs/>
         <w:i w:val="0"/>
         <w:iCs w:val="0"/>
         <w:color w:val="FFFFFF" w:themeColor="background1"/>
@@ -13859,8 +12093,6 @@
     </w:tcPr>
     <w:tblStylePr w:type="firstRow">
       <w:rPr>
-        <w:b/>
-        <w:bCs/>
         <w:i w:val="0"/>
         <w:iCs w:val="0"/>
         <w:color w:val="FFFFFF" w:themeColor="background1"/>
@@ -13880,8 +12112,6 @@
     </w:tblStylePr>
     <w:tblStylePr w:type="lastRow">
       <w:rPr>
-        <w:b/>
-        <w:bCs/>
         <w:i w:val="0"/>
         <w:iCs w:val="0"/>
         <w:color w:val="FFFFFF" w:themeColor="background1"/>
@@ -13901,8 +12131,6 @@
     </w:tblStylePr>
     <w:tblStylePr w:type="firstCol">
       <w:rPr>
-        <w:b/>
-        <w:bCs/>
         <w:i w:val="0"/>
         <w:iCs w:val="0"/>
         <w:color w:val="FFFFFF" w:themeColor="background1"/>
@@ -13920,8 +12148,6 @@
     </w:tblStylePr>
     <w:tblStylePr w:type="lastCol">
       <w:rPr>
-        <w:b/>
-        <w:bCs/>
         <w:i w:val="0"/>
         <w:iCs w:val="0"/>
         <w:color w:val="FFFFFF" w:themeColor="background1"/>
@@ -14000,8 +12226,6 @@
     </w:tcPr>
     <w:tblStylePr w:type="firstRow">
       <w:rPr>
-        <w:b/>
-        <w:bCs/>
         <w:i w:val="0"/>
         <w:iCs w:val="0"/>
         <w:color w:val="FFFFFF" w:themeColor="background1"/>
@@ -14021,8 +12245,6 @@
     </w:tblStylePr>
     <w:tblStylePr w:type="lastRow">
       <w:rPr>
-        <w:b/>
-        <w:bCs/>
         <w:i w:val="0"/>
         <w:iCs w:val="0"/>
         <w:color w:val="FFFFFF" w:themeColor="background1"/>
@@ -14042,8 +12264,6 @@
     </w:tblStylePr>
     <w:tblStylePr w:type="firstCol">
       <w:rPr>
-        <w:b/>
-        <w:bCs/>
         <w:i w:val="0"/>
         <w:iCs w:val="0"/>
         <w:color w:val="FFFFFF" w:themeColor="background1"/>
@@ -14061,8 +12281,6 @@
     </w:tblStylePr>
     <w:tblStylePr w:type="lastCol">
       <w:rPr>
-        <w:b/>
-        <w:bCs/>
         <w:i w:val="0"/>
         <w:iCs w:val="0"/>
         <w:color w:val="FFFFFF" w:themeColor="background1"/>
@@ -14141,8 +12359,6 @@
     </w:tcPr>
     <w:tblStylePr w:type="firstRow">
       <w:rPr>
-        <w:b/>
-        <w:bCs/>
         <w:i w:val="0"/>
         <w:iCs w:val="0"/>
         <w:color w:val="FFFFFF" w:themeColor="background1"/>
@@ -14162,8 +12378,6 @@
     </w:tblStylePr>
     <w:tblStylePr w:type="lastRow">
       <w:rPr>
-        <w:b/>
-        <w:bCs/>
         <w:i w:val="0"/>
         <w:iCs w:val="0"/>
         <w:color w:val="FFFFFF" w:themeColor="background1"/>
@@ -14183,8 +12397,6 @@
     </w:tblStylePr>
     <w:tblStylePr w:type="firstCol">
       <w:rPr>
-        <w:b/>
-        <w:bCs/>
         <w:i w:val="0"/>
         <w:iCs w:val="0"/>
         <w:color w:val="FFFFFF" w:themeColor="background1"/>
@@ -14202,8 +12414,6 @@
     </w:tblStylePr>
     <w:tblStylePr w:type="lastCol">
       <w:rPr>
-        <w:b/>
-        <w:bCs/>
         <w:i w:val="0"/>
         <w:iCs w:val="0"/>
         <w:color w:val="FFFFFF" w:themeColor="background1"/>
@@ -14282,8 +12492,6 @@
     </w:tcPr>
     <w:tblStylePr w:type="firstRow">
       <w:rPr>
-        <w:b/>
-        <w:bCs/>
         <w:i w:val="0"/>
         <w:iCs w:val="0"/>
         <w:color w:val="FFFFFF" w:themeColor="background1"/>
@@ -14303,8 +12511,6 @@
     </w:tblStylePr>
     <w:tblStylePr w:type="lastRow">
       <w:rPr>
-        <w:b/>
-        <w:bCs/>
         <w:i w:val="0"/>
         <w:iCs w:val="0"/>
         <w:color w:val="FFFFFF" w:themeColor="background1"/>
@@ -14324,8 +12530,6 @@
     </w:tblStylePr>
     <w:tblStylePr w:type="firstCol">
       <w:rPr>
-        <w:b/>
-        <w:bCs/>
         <w:i w:val="0"/>
         <w:iCs w:val="0"/>
         <w:color w:val="FFFFFF" w:themeColor="background1"/>
@@ -14343,8 +12547,6 @@
     </w:tblStylePr>
     <w:tblStylePr w:type="lastCol">
       <w:rPr>
-        <w:b/>
-        <w:bCs/>
         <w:i w:val="0"/>
         <w:iCs w:val="0"/>
         <w:color w:val="FFFFFF" w:themeColor="background1"/>
@@ -14417,10 +12619,7 @@
       <w:shd w:val="clear" w:color="auto" w:fill="000000" w:themeFill="text1"/>
     </w:tcPr>
     <w:tblStylePr w:type="firstRow">
-      <w:rPr>
-        <w:b/>
-        <w:bCs/>
-      </w:rPr>
+      <w:rPr/>
       <w:tblPr/>
       <w:tcPr>
         <w:tcBorders>
@@ -14531,10 +12730,7 @@
       <w:shd w:val="clear" w:color="auto" w:fill="4F81BD" w:themeFill="accent1"/>
     </w:tcPr>
     <w:tblStylePr w:type="firstRow">
-      <w:rPr>
-        <w:b/>
-        <w:bCs/>
-      </w:rPr>
+      <w:rPr/>
       <w:tblPr/>
       <w:tcPr>
         <w:tcBorders>
@@ -14645,10 +12841,7 @@
       <w:shd w:val="clear" w:color="auto" w:fill="C0504D" w:themeFill="accent2"/>
     </w:tcPr>
     <w:tblStylePr w:type="firstRow">
-      <w:rPr>
-        <w:b/>
-        <w:bCs/>
-      </w:rPr>
+      <w:rPr/>
       <w:tblPr/>
       <w:tcPr>
         <w:tcBorders>
@@ -14759,10 +12952,7 @@
       <w:shd w:val="clear" w:color="auto" w:fill="9BBB59" w:themeFill="accent3"/>
     </w:tcPr>
     <w:tblStylePr w:type="firstRow">
-      <w:rPr>
-        <w:b/>
-        <w:bCs/>
-      </w:rPr>
+      <w:rPr/>
       <w:tblPr/>
       <w:tcPr>
         <w:tcBorders>
@@ -14873,10 +13063,7 @@
       <w:shd w:val="clear" w:color="auto" w:fill="8064A2" w:themeFill="accent4"/>
     </w:tcPr>
     <w:tblStylePr w:type="firstRow">
-      <w:rPr>
-        <w:b/>
-        <w:bCs/>
-      </w:rPr>
+      <w:rPr/>
       <w:tblPr/>
       <w:tcPr>
         <w:tcBorders>
@@ -14987,10 +13174,7 @@
       <w:shd w:val="clear" w:color="auto" w:fill="4BACC6" w:themeFill="accent5"/>
     </w:tcPr>
     <w:tblStylePr w:type="firstRow">
-      <w:rPr>
-        <w:b/>
-        <w:bCs/>
-      </w:rPr>
+      <w:rPr/>
       <w:tblPr/>
       <w:tcPr>
         <w:tcBorders>
@@ -15101,10 +13285,7 @@
       <w:shd w:val="clear" w:color="auto" w:fill="F79646" w:themeFill="accent6"/>
     </w:tcPr>
     <w:tblStylePr w:type="firstRow">
-      <w:rPr>
-        <w:b/>
-        <w:bCs/>
-      </w:rPr>
+      <w:rPr/>
       <w:tblPr/>
       <w:tcPr>
         <w:tcBorders>
@@ -15223,10 +13404,7 @@
       <w:shd w:val="clear" w:color="auto" w:fill="E6E6E6" w:themeFill="text1" w:themeFillTint="19"/>
     </w:tcPr>
     <w:tblStylePr w:type="firstRow">
-      <w:rPr>
-        <w:b/>
-        <w:bCs/>
-      </w:rPr>
+      <w:rPr/>
       <w:tblPr/>
       <w:tcPr>
         <w:tcBorders>
@@ -15242,8 +13420,6 @@
     </w:tblStylePr>
     <w:tblStylePr w:type="lastRow">
       <w:rPr>
-        <w:b/>
-        <w:bCs/>
         <w:color w:val="FFFFFF" w:themeColor="background1"/>
       </w:rPr>
       <w:tblPr/>
@@ -15345,10 +13521,7 @@
       <w:shd w:val="clear" w:color="auto" w:fill="EDF2F8" w:themeFill="accent1" w:themeFillTint="19"/>
     </w:tcPr>
     <w:tblStylePr w:type="firstRow">
-      <w:rPr>
-        <w:b/>
-        <w:bCs/>
-      </w:rPr>
+      <w:rPr/>
       <w:tblPr/>
       <w:tcPr>
         <w:tcBorders>
@@ -15364,8 +13537,6 @@
     </w:tblStylePr>
     <w:tblStylePr w:type="lastRow">
       <w:rPr>
-        <w:b/>
-        <w:bCs/>
         <w:color w:val="FFFFFF" w:themeColor="background1"/>
       </w:rPr>
       <w:tblPr/>
@@ -15467,10 +13638,7 @@
       <w:shd w:val="clear" w:color="auto" w:fill="F8EDED" w:themeFill="accent2" w:themeFillTint="19"/>
     </w:tcPr>
     <w:tblStylePr w:type="firstRow">
-      <w:rPr>
-        <w:b/>
-        <w:bCs/>
-      </w:rPr>
+      <w:rPr/>
       <w:tblPr/>
       <w:tcPr>
         <w:tcBorders>
@@ -15486,8 +13654,6 @@
     </w:tblStylePr>
     <w:tblStylePr w:type="lastRow">
       <w:rPr>
-        <w:b/>
-        <w:bCs/>
         <w:color w:val="FFFFFF" w:themeColor="background1"/>
       </w:rPr>
       <w:tblPr/>
@@ -15589,10 +13755,7 @@
       <w:shd w:val="clear" w:color="auto" w:fill="F5F8EE" w:themeFill="accent3" w:themeFillTint="19"/>
     </w:tcPr>
     <w:tblStylePr w:type="firstRow">
-      <w:rPr>
-        <w:b/>
-        <w:bCs/>
-      </w:rPr>
+      <w:rPr/>
       <w:tblPr/>
       <w:tcPr>
         <w:tcBorders>
@@ -15608,8 +13771,6 @@
     </w:tblStylePr>
     <w:tblStylePr w:type="lastRow">
       <w:rPr>
-        <w:b/>
-        <w:bCs/>
         <w:color w:val="FFFFFF" w:themeColor="background1"/>
       </w:rPr>
       <w:tblPr/>
@@ -15701,10 +13862,7 @@
       <w:shd w:val="clear" w:color="auto" w:fill="F2EFF6" w:themeFill="accent4" w:themeFillTint="19"/>
     </w:tcPr>
     <w:tblStylePr w:type="firstRow">
-      <w:rPr>
-        <w:b/>
-        <w:bCs/>
-      </w:rPr>
+      <w:rPr/>
       <w:tblPr/>
       <w:tcPr>
         <w:tcBorders>
@@ -15720,8 +13878,6 @@
     </w:tblStylePr>
     <w:tblStylePr w:type="lastRow">
       <w:rPr>
-        <w:b/>
-        <w:bCs/>
         <w:color w:val="FFFFFF" w:themeColor="background1"/>
       </w:rPr>
       <w:tblPr/>
@@ -15823,10 +13979,7 @@
       <w:shd w:val="clear" w:color="auto" w:fill="EDF6F9" w:themeFill="accent5" w:themeFillTint="19"/>
     </w:tcPr>
     <w:tblStylePr w:type="firstRow">
-      <w:rPr>
-        <w:b/>
-        <w:bCs/>
-      </w:rPr>
+      <w:rPr/>
       <w:tblPr/>
       <w:tcPr>
         <w:tcBorders>
@@ -15842,8 +13995,6 @@
     </w:tblStylePr>
     <w:tblStylePr w:type="lastRow">
       <w:rPr>
-        <w:b/>
-        <w:bCs/>
         <w:color w:val="FFFFFF" w:themeColor="background1"/>
       </w:rPr>
       <w:tblPr/>
@@ -15945,10 +14096,7 @@
       <w:shd w:val="clear" w:color="auto" w:fill="FEF4EC" w:themeFill="accent6" w:themeFillTint="19"/>
     </w:tcPr>
     <w:tblStylePr w:type="firstRow">
-      <w:rPr>
-        <w:b/>
-        <w:bCs/>
-      </w:rPr>
+      <w:rPr/>
       <w:tblPr/>
       <w:tcPr>
         <w:tcBorders>
@@ -15964,8 +14112,6 @@
     </w:tblStylePr>
     <w:tblStylePr w:type="lastRow">
       <w:rPr>
-        <w:b/>
-        <w:bCs/>
         <w:color w:val="FFFFFF" w:themeColor="background1"/>
       </w:rPr>
       <w:tblPr/>
@@ -16060,8 +14206,6 @@
     </w:tcPr>
     <w:tblStylePr w:type="firstRow">
       <w:rPr>
-        <w:b/>
-        <w:bCs/>
         <w:color w:val="FFFFFF" w:themeColor="background1"/>
       </w:rPr>
       <w:tblPr/>
@@ -16074,8 +14218,6 @@
     </w:tblStylePr>
     <w:tblStylePr w:type="lastRow">
       <w:rPr>
-        <w:b/>
-        <w:bCs/>
         <w:color w:val="9E3A38" w:themeColor="accent2" w:themeShade="CC"/>
       </w:rPr>
       <w:tblPr/>
@@ -16087,16 +14229,10 @@
       </w:tcPr>
     </w:tblStylePr>
     <w:tblStylePr w:type="firstCol">
-      <w:rPr>
-        <w:b/>
-        <w:bCs/>
-      </w:rPr>
+      <w:rPr/>
     </w:tblStylePr>
     <w:tblStylePr w:type="lastCol">
-      <w:rPr>
-        <w:b/>
-        <w:bCs/>
-      </w:rPr>
+      <w:rPr/>
     </w:tblStylePr>
     <w:tblStylePr w:type="band1Vert">
       <w:tblPr/>
@@ -16146,8 +14282,6 @@
     </w:tcPr>
     <w:tblStylePr w:type="firstRow">
       <w:rPr>
-        <w:b/>
-        <w:bCs/>
         <w:color w:val="FFFFFF" w:themeColor="background1"/>
       </w:rPr>
       <w:tblPr/>
@@ -16160,8 +14294,6 @@
     </w:tblStylePr>
     <w:tblStylePr w:type="lastRow">
       <w:rPr>
-        <w:b/>
-        <w:bCs/>
         <w:color w:val="9E3A38" w:themeColor="accent2" w:themeShade="CC"/>
       </w:rPr>
       <w:tblPr/>
@@ -16173,16 +14305,10 @@
       </w:tcPr>
     </w:tblStylePr>
     <w:tblStylePr w:type="firstCol">
-      <w:rPr>
-        <w:b/>
-        <w:bCs/>
-      </w:rPr>
+      <w:rPr/>
     </w:tblStylePr>
     <w:tblStylePr w:type="lastCol">
-      <w:rPr>
-        <w:b/>
-        <w:bCs/>
-      </w:rPr>
+      <w:rPr/>
     </w:tblStylePr>
     <w:tblStylePr w:type="band1Vert">
       <w:tblPr/>
@@ -16232,8 +14358,6 @@
     </w:tcPr>
     <w:tblStylePr w:type="firstRow">
       <w:rPr>
-        <w:b/>
-        <w:bCs/>
         <w:color w:val="FFFFFF" w:themeColor="background1"/>
       </w:rPr>
       <w:tblPr/>
@@ -16246,8 +14370,6 @@
     </w:tblStylePr>
     <w:tblStylePr w:type="lastRow">
       <w:rPr>
-        <w:b/>
-        <w:bCs/>
         <w:color w:val="9E3A38" w:themeColor="accent2" w:themeShade="CC"/>
       </w:rPr>
       <w:tblPr/>
@@ -16259,16 +14381,10 @@
       </w:tcPr>
     </w:tblStylePr>
     <w:tblStylePr w:type="firstCol">
-      <w:rPr>
-        <w:b/>
-        <w:bCs/>
-      </w:rPr>
+      <w:rPr/>
     </w:tblStylePr>
     <w:tblStylePr w:type="lastCol">
-      <w:rPr>
-        <w:b/>
-        <w:bCs/>
-      </w:rPr>
+      <w:rPr/>
     </w:tblStylePr>
     <w:tblStylePr w:type="band1Vert">
       <w:tblPr/>
@@ -16318,8 +14434,6 @@
     </w:tcPr>
     <w:tblStylePr w:type="firstRow">
       <w:rPr>
-        <w:b/>
-        <w:bCs/>
         <w:color w:val="FFFFFF" w:themeColor="background1"/>
       </w:rPr>
       <w:tblPr/>
@@ -16332,8 +14446,6 @@
     </w:tblStylePr>
     <w:tblStylePr w:type="lastRow">
       <w:rPr>
-        <w:b/>
-        <w:bCs/>
         <w:color w:val="664E82" w:themeColor="accent4" w:themeShade="CC"/>
       </w:rPr>
       <w:tblPr/>
@@ -16345,16 +14457,10 @@
       </w:tcPr>
     </w:tblStylePr>
     <w:tblStylePr w:type="firstCol">
-      <w:rPr>
-        <w:b/>
-        <w:bCs/>
-      </w:rPr>
+      <w:rPr/>
     </w:tblStylePr>
     <w:tblStylePr w:type="lastCol">
-      <w:rPr>
-        <w:b/>
-        <w:bCs/>
-      </w:rPr>
+      <w:rPr/>
     </w:tblStylePr>
     <w:tblStylePr w:type="band1Vert">
       <w:tblPr/>
@@ -16404,8 +14510,6 @@
     </w:tcPr>
     <w:tblStylePr w:type="firstRow">
       <w:rPr>
-        <w:b/>
-        <w:bCs/>
         <w:color w:val="FFFFFF" w:themeColor="background1"/>
       </w:rPr>
       <w:tblPr/>
@@ -16418,8 +14522,6 @@
     </w:tblStylePr>
     <w:tblStylePr w:type="lastRow">
       <w:rPr>
-        <w:b/>
-        <w:bCs/>
         <w:color w:val="7E9C40" w:themeColor="accent3" w:themeShade="CC"/>
       </w:rPr>
       <w:tblPr/>
@@ -16431,16 +14533,10 @@
       </w:tcPr>
     </w:tblStylePr>
     <w:tblStylePr w:type="firstCol">
-      <w:rPr>
-        <w:b/>
-        <w:bCs/>
-      </w:rPr>
+      <w:rPr/>
     </w:tblStylePr>
     <w:tblStylePr w:type="lastCol">
-      <w:rPr>
-        <w:b/>
-        <w:bCs/>
-      </w:rPr>
+      <w:rPr/>
     </w:tblStylePr>
     <w:tblStylePr w:type="band1Vert">
       <w:tblPr/>
@@ -16490,8 +14586,6 @@
     </w:tcPr>
     <w:tblStylePr w:type="firstRow">
       <w:rPr>
-        <w:b/>
-        <w:bCs/>
         <w:color w:val="FFFFFF" w:themeColor="background1"/>
       </w:rPr>
       <w:tblPr/>
@@ -16504,8 +14598,6 @@
     </w:tblStylePr>
     <w:tblStylePr w:type="lastRow">
       <w:rPr>
-        <w:b/>
-        <w:bCs/>
         <w:color w:val="F2730A" w:themeColor="accent6" w:themeShade="CC"/>
       </w:rPr>
       <w:tblPr/>
@@ -16517,16 +14609,10 @@
       </w:tcPr>
     </w:tblStylePr>
     <w:tblStylePr w:type="firstCol">
-      <w:rPr>
-        <w:b/>
-        <w:bCs/>
-      </w:rPr>
+      <w:rPr/>
     </w:tblStylePr>
     <w:tblStylePr w:type="lastCol">
-      <w:rPr>
-        <w:b/>
-        <w:bCs/>
-      </w:rPr>
+      <w:rPr/>
     </w:tblStylePr>
     <w:tblStylePr w:type="band1Vert">
       <w:tblPr/>
@@ -16576,8 +14662,6 @@
     </w:tcPr>
     <w:tblStylePr w:type="firstRow">
       <w:rPr>
-        <w:b/>
-        <w:bCs/>
         <w:color w:val="FFFFFF" w:themeColor="background1"/>
       </w:rPr>
       <w:tblPr/>
@@ -16590,8 +14674,6 @@
     </w:tblStylePr>
     <w:tblStylePr w:type="lastRow">
       <w:rPr>
-        <w:b/>
-        <w:bCs/>
         <w:color w:val="348DA5" w:themeColor="accent5" w:themeShade="CC"/>
       </w:rPr>
       <w:tblPr/>
@@ -16603,16 +14685,10 @@
       </w:tcPr>
     </w:tblStylePr>
     <w:tblStylePr w:type="firstCol">
-      <w:rPr>
-        <w:b/>
-        <w:bCs/>
-      </w:rPr>
+      <w:rPr/>
     </w:tblStylePr>
     <w:tblStylePr w:type="lastCol">
-      <w:rPr>
-        <w:b/>
-        <w:bCs/>
-      </w:rPr>
+      <w:rPr/>
     </w:tblStylePr>
     <w:tblStylePr w:type="band1Vert">
       <w:tblPr/>
@@ -16664,10 +14740,7 @@
       <w:shd w:val="clear" w:color="auto" w:fill="CCCCCC" w:themeFill="text1" w:themeFillTint="33"/>
     </w:tcPr>
     <w:tblStylePr w:type="firstRow">
-      <w:rPr>
-        <w:b/>
-        <w:bCs/>
-      </w:rPr>
+      <w:rPr/>
       <w:tblPr/>
       <w:tcPr>
         <w:shd w:val="clear" w:color="auto" w:fill="999999" w:themeFill="text1" w:themeFillTint="66"/>
@@ -16675,8 +14748,6 @@
     </w:tblStylePr>
     <w:tblStylePr w:type="lastRow">
       <w:rPr>
-        <w:b/>
-        <w:bCs/>
         <w:color w:val="000000" w:themeColor="text1"/>
       </w:rPr>
       <w:tblPr/>
@@ -16744,10 +14815,7 @@
       <w:shd w:val="clear" w:color="auto" w:fill="DBE5F1" w:themeFill="accent1" w:themeFillTint="33"/>
     </w:tcPr>
     <w:tblStylePr w:type="firstRow">
-      <w:rPr>
-        <w:b/>
-        <w:bCs/>
-      </w:rPr>
+      <w:rPr/>
       <w:tblPr/>
       <w:tcPr>
         <w:shd w:val="clear" w:color="auto" w:fill="B8CCE4" w:themeFill="accent1" w:themeFillTint="66"/>
@@ -16755,8 +14823,6 @@
     </w:tblStylePr>
     <w:tblStylePr w:type="lastRow">
       <w:rPr>
-        <w:b/>
-        <w:bCs/>
         <w:color w:val="000000" w:themeColor="text1"/>
       </w:rPr>
       <w:tblPr/>
@@ -16824,10 +14890,7 @@
       <w:shd w:val="clear" w:color="auto" w:fill="F2DBDB" w:themeFill="accent2" w:themeFillTint="33"/>
     </w:tcPr>
     <w:tblStylePr w:type="firstRow">
-      <w:rPr>
-        <w:b/>
-        <w:bCs/>
-      </w:rPr>
+      <w:rPr/>
       <w:tblPr/>
       <w:tcPr>
         <w:shd w:val="clear" w:color="auto" w:fill="E5B8B7" w:themeFill="accent2" w:themeFillTint="66"/>
@@ -16835,8 +14898,6 @@
     </w:tblStylePr>
     <w:tblStylePr w:type="lastRow">
       <w:rPr>
-        <w:b/>
-        <w:bCs/>
         <w:color w:val="000000" w:themeColor="text1"/>
       </w:rPr>
       <w:tblPr/>
@@ -16904,10 +14965,7 @@
       <w:shd w:val="clear" w:color="auto" w:fill="EAF1DD" w:themeFill="accent3" w:themeFillTint="33"/>
     </w:tcPr>
     <w:tblStylePr w:type="firstRow">
-      <w:rPr>
-        <w:b/>
-        <w:bCs/>
-      </w:rPr>
+      <w:rPr/>
       <w:tblPr/>
       <w:tcPr>
         <w:shd w:val="clear" w:color="auto" w:fill="D6E3BC" w:themeFill="accent3" w:themeFillTint="66"/>
@@ -16915,8 +14973,6 @@
     </w:tblStylePr>
     <w:tblStylePr w:type="lastRow">
       <w:rPr>
-        <w:b/>
-        <w:bCs/>
         <w:color w:val="000000" w:themeColor="text1"/>
       </w:rPr>
       <w:tblPr/>
@@ -16984,10 +15040,7 @@
       <w:shd w:val="clear" w:color="auto" w:fill="E5DFEC" w:themeFill="accent4" w:themeFillTint="33"/>
     </w:tcPr>
     <w:tblStylePr w:type="firstRow">
-      <w:rPr>
-        <w:b/>
-        <w:bCs/>
-      </w:rPr>
+      <w:rPr/>
       <w:tblPr/>
       <w:tcPr>
         <w:shd w:val="clear" w:color="auto" w:fill="CCC0D9" w:themeFill="accent4" w:themeFillTint="66"/>
@@ -16995,8 +15048,6 @@
     </w:tblStylePr>
     <w:tblStylePr w:type="lastRow">
       <w:rPr>
-        <w:b/>
-        <w:bCs/>
         <w:color w:val="000000" w:themeColor="text1"/>
       </w:rPr>
       <w:tblPr/>
@@ -17064,10 +15115,7 @@
       <w:shd w:val="clear" w:color="auto" w:fill="DAEEF3" w:themeFill="accent5" w:themeFillTint="33"/>
     </w:tcPr>
     <w:tblStylePr w:type="firstRow">
-      <w:rPr>
-        <w:b/>
-        <w:bCs/>
-      </w:rPr>
+      <w:rPr/>
       <w:tblPr/>
       <w:tcPr>
         <w:shd w:val="clear" w:color="auto" w:fill="B6DDE8" w:themeFill="accent5" w:themeFillTint="66"/>
@@ -17075,8 +15123,6 @@
     </w:tblStylePr>
     <w:tblStylePr w:type="lastRow">
       <w:rPr>
-        <w:b/>
-        <w:bCs/>
         <w:color w:val="000000" w:themeColor="text1"/>
       </w:rPr>
       <w:tblPr/>
@@ -17144,10 +15190,7 @@
       <w:shd w:val="clear" w:color="auto" w:fill="FDE9D9" w:themeFill="accent6" w:themeFillTint="33"/>
     </w:tcPr>
     <w:tblStylePr w:type="firstRow">
-      <w:rPr>
-        <w:b/>
-        <w:bCs/>
-      </w:rPr>
+      <w:rPr/>
       <w:tblPr/>
       <w:tcPr>
         <w:shd w:val="clear" w:color="auto" w:fill="FBD4B4" w:themeFill="accent6" w:themeFillTint="66"/>
@@ -17155,8 +15198,6 @@
     </w:tblStylePr>
     <w:tblStylePr w:type="lastRow">
       <w:rPr>
-        <w:b/>
-        <w:bCs/>
         <w:color w:val="000000" w:themeColor="text1"/>
       </w:rPr>
       <w:tblPr/>
@@ -17194,6 +15235,197 @@
         <w:shd w:val="clear" w:color="auto" w:fill="FBCAA2" w:themeFill="accent6" w:themeFillTint="7F"/>
       </w:tcPr>
     </w:tblStylePr>
+  </w:style>
+  <w:style w:type="paragraph" w:customStyle="1" w:styleId="Headerlower">
+    <w:name w:val="Header_lower"/>
+    <w:basedOn w:val="a"/>
+    <w:link w:val="Headerlower0"/>
+    <w:qFormat/>
+    <w:rsid w:val="00026BF1"/>
+    <w:pPr>
+      <w:spacing w:after="0" w:line="360" w:lineRule="auto"/>
+      <w:ind w:firstLine="709"/>
+      <w:jc w:val="both"/>
+      <w:outlineLvl w:val="1"/>
+    </w:pPr>
+    <w:rPr>
+      <w:rFonts w:ascii="Times New Roman" w:hAnsi="Times New Roman"/>
+      <w:noProof/>
+      <w:sz w:val="28"/>
+      <w:lang w:eastAsia="ru-RU"/>
+    </w:rPr>
+  </w:style>
+  <w:style w:type="character" w:customStyle="1" w:styleId="Headerlower0">
+    <w:name w:val="Header_lower Знак"/>
+    <w:basedOn w:val="a0"/>
+    <w:link w:val="Headerlower"/>
+    <w:rsid w:val="00026BF1"/>
+    <w:rPr>
+      <w:rFonts w:ascii="Times New Roman" w:hAnsi="Times New Roman"/>
+      <w:noProof/>
+      <w:sz w:val="28"/>
+      <w:lang w:eastAsia="ru-RU"/>
+    </w:rPr>
+  </w:style>
+  <w:style w:type="paragraph" w:customStyle="1" w:styleId="HeaderMain">
+    <w:name w:val="Header_Main"/>
+    <w:basedOn w:val="1"/>
+    <w:link w:val="HeaderMain0"/>
+    <w:qFormat/>
+    <w:rsid w:val="00C21F8E"/>
+    <w:pPr>
+      <w:spacing w:before="480" w:after="480" w:line="360" w:lineRule="auto"/>
+      <w:jc w:val="center"/>
+    </w:pPr>
+    <w:rPr>
+      <w:rFonts w:ascii="Times New Roman" w:hAnsi="Times New Roman"/>
+      <w:noProof/>
+      <w:color w:val="000000" w:themeColor="text1"/>
+      <w:lang w:eastAsia="ru-RU"/>
+      <w:sz w:val="28"/>
+    </w:rPr>
+  </w:style>
+  <w:style w:type="character" w:customStyle="1" w:styleId="HeaderMain0">
+    <w:name w:val="Header_Main Знак"/>
+    <w:basedOn w:val="10"/>
+    <w:link w:val="HeaderMain"/>
+    <w:rsid w:val="00C21F8E"/>
+    <w:rPr>
+      <w:rFonts w:ascii="Times New Roman" w:eastAsiaTheme="majorEastAsia" w:hAnsi="Times New Roman" w:cstheme="majorBidi"/>
+      <w:noProof/>
+      <w:color w:val="000000" w:themeColor="text1"/>
+      <w:sz w:val="28"/>
+      <w:szCs w:val="32"/>
+      <w:lang w:eastAsia="ru-RU"/>
+    </w:rPr>
+  </w:style>
+  <w:style w:type="paragraph" w:customStyle="1" w:styleId="ListMain">
+    <w:name w:val="List_Main"/>
+    <w:basedOn w:val="a"/>
+    <w:link w:val="ListMain0"/>
+    <w:qFormat/>
+    <w:rsid w:val="005F0F50"/>
+    <w:pPr>
+      <w:numPr>
+        <w:numId w:val="2"/>
+      </w:numPr>
+      <w:spacing w:after="0" w:line="360" w:lineRule="auto"/>
+      <w:jc w:val="both"/>
+    </w:pPr>
+    <w:rPr>
+      <w:rFonts w:ascii="Times New Roman" w:hAnsi="Times New Roman"/>
+      <w:sz w:val="28"/>
+    </w:rPr>
+  </w:style>
+  <w:style w:type="character" w:customStyle="1" w:styleId="ListMain0">
+    <w:name w:val="List_Main Знак"/>
+    <w:basedOn w:val="a0"/>
+    <w:link w:val="ListMain"/>
+    <w:rsid w:val="005F0F50"/>
+    <w:rPr>
+      <w:rFonts w:ascii="Times New Roman" w:hAnsi="Times New Roman"/>
+      <w:sz w:val="28"/>
+    </w:rPr>
+  </w:style>
+  <w:style w:type="paragraph" w:customStyle="1" w:styleId="Listnums">
+    <w:name w:val="List_nums"/>
+    <w:basedOn w:val="a"/>
+    <w:link w:val="Listnums0"/>
+    <w:qFormat/>
+    <w:rsid w:val="005F0F50"/>
+    <w:pPr>
+      <w:numPr>
+        <w:numId w:val="1"/>
+      </w:numPr>
+      <w:spacing w:after="0" w:line="360" w:lineRule="auto"/>
+      <w:jc w:val="both"/>
+    </w:pPr>
+    <w:rPr>
+      <w:rFonts w:ascii="Times New Roman" w:hAnsi="Times New Roman"/>
+      <w:sz w:val="28"/>
+    </w:rPr>
+  </w:style>
+  <w:style w:type="character" w:customStyle="1" w:styleId="Listnums0">
+    <w:name w:val="List_nums Знак"/>
+    <w:basedOn w:val="a0"/>
+    <w:link w:val="Listnums"/>
+    <w:rsid w:val="005F0F50"/>
+    <w:rPr>
+      <w:rFonts w:ascii="Times New Roman" w:hAnsi="Times New Roman"/>
+      <w:sz w:val="28"/>
+    </w:rPr>
+  </w:style>
+  <w:style w:type="paragraph" w:customStyle="1" w:styleId="ParagraphMain">
+    <w:name w:val="Paragraph_Main"/>
+    <w:basedOn w:val="a"/>
+    <w:link w:val="ParagraphMain0"/>
+    <w:qFormat/>
+    <w:rsid w:val="005F0F50"/>
+    <w:pPr>
+      <w:spacing w:after="0" w:line="360" w:lineRule="auto"/>
+      <w:ind w:firstLine="709"/>
+      <w:jc w:val="both"/>
+    </w:pPr>
+    <w:rPr>
+      <w:rFonts w:ascii="Times New Roman" w:hAnsi="Times New Roman"/>
+      <w:sz w:val="28"/>
+    </w:rPr>
+  </w:style>
+  <w:style w:type="character" w:customStyle="1" w:styleId="ParagraphMain0">
+    <w:name w:val="Paragraph_Main Знак"/>
+    <w:basedOn w:val="a0"/>
+    <w:link w:val="ParagraphMain"/>
+    <w:rsid w:val="005F0F50"/>
+    <w:rPr>
+      <w:rFonts w:ascii="Times New Roman" w:hAnsi="Times New Roman"/>
+      <w:sz w:val="28"/>
+    </w:rPr>
+  </w:style>
+  <w:style w:type="paragraph" w:customStyle="1" w:styleId="Picturemain">
+    <w:name w:val="Picture_main"/>
+    <w:basedOn w:val="a"/>
+    <w:link w:val="Picturemain0"/>
+    <w:qFormat/>
+    <w:rsid w:val="005F0F50"/>
+    <w:pPr>
+      <w:spacing w:line="360" w:lineRule="auto"/>
+      <w:ind w:firstLine="708"/>
+      <w:jc w:val="center"/>
+    </w:pPr>
+    <w:rPr>
+      <w:rFonts w:ascii="Times New Roman" w:hAnsi="Times New Roman"/>
+      <w:sz w:val="28"/>
+    </w:rPr>
+  </w:style>
+  <w:style w:type="character" w:customStyle="1" w:styleId="Picturemain0">
+    <w:name w:val="Picture_main Знак"/>
+    <w:basedOn w:val="a0"/>
+    <w:link w:val="Picturemain"/>
+    <w:rsid w:val="005F0F50"/>
+    <w:rPr>
+      <w:rFonts w:ascii="Times New Roman" w:hAnsi="Times New Roman"/>
+      <w:sz w:val="28"/>
+    </w:rPr>
+  </w:style>
+  <w:style w:type="paragraph" w:customStyle="1" w:styleId="Tableatext">
+    <w:name w:val="Table_a_text"/>
+    <w:basedOn w:val="ParagraphMain"/>
+    <w:link w:val="Tableatext0"/>
+    <w:qFormat/>
+    <w:rsid w:val="00CE2512"/>
+    <w:pPr>
+      <w:spacing w:before="420"/>
+    </w:pPr>
+  </w:style>
+  <w:style w:type="character" w:customStyle="1" w:styleId="Tableatext0">
+    <w:name w:val="Table_a_text Знак"/>
+    <w:basedOn w:val="ParagraphMain0"/>
+    <w:link w:val="Tableatext"/>
+    <w:rsid w:val="00CE2512"/>
+    <w:rPr>
+      <w:rFonts w:ascii="Times New Roman" w:hAnsi="Times New Roman"/>
+      <w:sz w:val="28"/>
+    </w:rPr>
   </w:style>
 </w:styles>
 </file>

--- a/assets/Шаблон_Отчета_УП0401.docx
+++ b/assets/Шаблон_Отчета_УП0401.docx
@@ -1,10 +1,12 @@
 
 <file path=word/document.xml><?xml version="1.0" encoding="utf-8"?>
-<w:document xmlns:ns1="http://schemas.openxmlformats.org/markup-compatibility/2006" xmlns:w="http://schemas.openxmlformats.org/wordprocessingml/2006/main" ns1:Ignorable="w14 wp14">
+<w:document xmlns:ns1="http://schemas.openxmlformats.org/markup-compatibility/2006" xmlns:ns2="http://schemas.openxmlformats.org/officeDocument/2006/relationships" xmlns:w="http://schemas.openxmlformats.org/wordprocessingml/2006/main" ns1:Ignorable="w14 wp14">
   <w:body>
     <w:p>
       <w:pPr>
-        <w:pStyle w:val="HeaderMain"/>
+        <w:pStyle w:val="Heading1"/>
+        <w:spacing w:line="360" w:lineRule="auto" w:before="240" w:after="240"/>
+        <w:ind w:firstLine="0"/>
         <w:jc w:val="center"/>
       </w:pPr>
       <w:r>
@@ -19,7 +21,6 @@
     </w:p>
     <w:p>
       <w:pPr>
-        <w:pStyle w:val="ParagraphMain"/>
         <w:spacing w:line="360" w:lineRule="auto" w:before="0" w:after="0"/>
         <w:ind w:firstLine="0"/>
         <w:jc w:val="both"/>
@@ -27,6 +28,7 @@
       <w:r>
         <w:rPr>
           <w:rFonts w:ascii="Times New Roman" w:hAnsi="Times New Roman"/>
+          <w:i w:val="0"/>
           <w:color w:val="000000"/>
           <w:sz w:val="28"/>
         </w:rPr>
@@ -35,7 +37,6 @@
     </w:p>
     <w:p>
       <w:pPr>
-        <w:pStyle w:val="ParagraphMain"/>
         <w:spacing w:line="360" w:lineRule="auto" w:before="0" w:after="0"/>
         <w:ind w:firstLine="0"/>
         <w:jc w:val="both"/>
@@ -43,6 +44,7 @@
       <w:r>
         <w:rPr>
           <w:rFonts w:ascii="Times New Roman" w:hAnsi="Times New Roman"/>
+          <w:i w:val="0"/>
           <w:color w:val="000000"/>
           <w:sz w:val="28"/>
         </w:rPr>
@@ -51,7 +53,6 @@
     </w:p>
     <w:p>
       <w:pPr>
-        <w:pStyle w:val="ParagraphMain"/>
         <w:spacing w:line="360" w:lineRule="auto" w:before="0" w:after="0"/>
         <w:ind w:firstLine="0"/>
         <w:jc w:val="both"/>
@@ -59,6 +60,7 @@
       <w:r>
         <w:rPr>
           <w:rFonts w:ascii="Times New Roman" w:hAnsi="Times New Roman"/>
+          <w:i w:val="0"/>
           <w:color w:val="000000"/>
           <w:sz w:val="28"/>
         </w:rPr>
@@ -67,7 +69,6 @@
     </w:p>
     <w:p>
       <w:pPr>
-        <w:pStyle w:val="ParagraphMain"/>
         <w:spacing w:line="360" w:lineRule="auto" w:before="0" w:after="0"/>
         <w:ind w:firstLine="0"/>
         <w:jc w:val="both"/>
@@ -75,6 +76,7 @@
       <w:r>
         <w:rPr>
           <w:rFonts w:ascii="Times New Roman" w:hAnsi="Times New Roman"/>
+          <w:i w:val="0"/>
           <w:color w:val="000000"/>
           <w:sz w:val="28"/>
         </w:rPr>
@@ -83,7 +85,6 @@
     </w:p>
     <w:p>
       <w:pPr>
-        <w:pStyle w:val="ParagraphMain"/>
         <w:spacing w:line="360" w:lineRule="auto" w:before="0" w:after="0"/>
         <w:ind w:firstLine="0"/>
         <w:jc w:val="both"/>
@@ -91,6 +92,7 @@
       <w:r>
         <w:rPr>
           <w:rFonts w:ascii="Times New Roman" w:hAnsi="Times New Roman"/>
+          <w:i w:val="0"/>
           <w:color w:val="000000"/>
           <w:sz w:val="28"/>
         </w:rPr>
@@ -99,7 +101,6 @@
     </w:p>
     <w:p>
       <w:pPr>
-        <w:pStyle w:val="ParagraphMain"/>
         <w:spacing w:line="360" w:lineRule="auto" w:before="0" w:after="0"/>
         <w:ind w:firstLine="0"/>
         <w:jc w:val="both"/>
@@ -107,6 +108,7 @@
       <w:r>
         <w:rPr>
           <w:rFonts w:ascii="Times New Roman" w:hAnsi="Times New Roman"/>
+          <w:i w:val="0"/>
           <w:color w:val="000000"/>
           <w:sz w:val="28"/>
         </w:rPr>
@@ -115,7 +117,6 @@
     </w:p>
     <w:p>
       <w:pPr>
-        <w:pStyle w:val="ParagraphMain"/>
         <w:spacing w:line="360" w:lineRule="auto" w:before="0" w:after="0"/>
         <w:ind w:firstLine="0"/>
         <w:jc w:val="both"/>
@@ -123,6 +124,7 @@
       <w:r>
         <w:rPr>
           <w:rFonts w:ascii="Times New Roman" w:hAnsi="Times New Roman"/>
+          <w:i w:val="0"/>
           <w:color w:val="000000"/>
           <w:sz w:val="28"/>
         </w:rPr>
@@ -131,7 +133,6 @@
     </w:p>
     <w:p>
       <w:pPr>
-        <w:pStyle w:val="ParagraphMain"/>
         <w:spacing w:line="360" w:lineRule="auto" w:before="0" w:after="0"/>
         <w:ind w:firstLine="0"/>
         <w:jc w:val="both"/>
@@ -139,6 +140,7 @@
       <w:r>
         <w:rPr>
           <w:rFonts w:ascii="Times New Roman" w:hAnsi="Times New Roman"/>
+          <w:i w:val="0"/>
           <w:color w:val="000000"/>
           <w:sz w:val="28"/>
         </w:rPr>
@@ -147,7 +149,6 @@
     </w:p>
     <w:p>
       <w:pPr>
-        <w:pStyle w:val="ParagraphMain"/>
         <w:spacing w:line="360" w:lineRule="auto" w:before="0" w:after="0"/>
         <w:ind w:firstLine="0"/>
         <w:jc w:val="both"/>
@@ -155,6 +156,7 @@
       <w:r>
         <w:rPr>
           <w:rFonts w:ascii="Times New Roman" w:hAnsi="Times New Roman"/>
+          <w:i w:val="0"/>
           <w:color w:val="000000"/>
           <w:sz w:val="28"/>
         </w:rPr>
@@ -163,7 +165,6 @@
     </w:p>
     <w:p>
       <w:pPr>
-        <w:pStyle w:val="ParagraphMain"/>
         <w:spacing w:line="360" w:lineRule="auto" w:before="0" w:after="0"/>
         <w:ind w:firstLine="0"/>
         <w:jc w:val="both"/>
@@ -171,6 +172,7 @@
       <w:r>
         <w:rPr>
           <w:rFonts w:ascii="Times New Roman" w:hAnsi="Times New Roman"/>
+          <w:i w:val="0"/>
           <w:color w:val="000000"/>
           <w:sz w:val="28"/>
         </w:rPr>
@@ -179,7 +181,6 @@
     </w:p>
     <w:p>
       <w:pPr>
-        <w:pStyle w:val="ParagraphMain"/>
         <w:spacing w:line="360" w:lineRule="auto" w:before="0" w:after="0"/>
         <w:ind w:firstLine="0"/>
         <w:jc w:val="both"/>
@@ -187,6 +188,7 @@
       <w:r>
         <w:rPr>
           <w:rFonts w:ascii="Times New Roman" w:hAnsi="Times New Roman"/>
+          <w:i w:val="0"/>
           <w:color w:val="000000"/>
           <w:sz w:val="28"/>
         </w:rPr>
@@ -195,7 +197,6 @@
     </w:p>
     <w:p>
       <w:pPr>
-        <w:pStyle w:val="ParagraphMain"/>
         <w:spacing w:line="360" w:lineRule="auto" w:before="0" w:after="0"/>
         <w:ind w:firstLine="0"/>
         <w:jc w:val="both"/>
@@ -203,6 +204,7 @@
       <w:r>
         <w:rPr>
           <w:rFonts w:ascii="Times New Roman" w:hAnsi="Times New Roman"/>
+          <w:i w:val="0"/>
           <w:color w:val="000000"/>
           <w:sz w:val="28"/>
         </w:rPr>
@@ -211,7 +213,6 @@
     </w:p>
     <w:p>
       <w:pPr>
-        <w:pStyle w:val="ParagraphMain"/>
         <w:spacing w:line="360" w:lineRule="auto" w:before="0" w:after="0"/>
         <w:ind w:firstLine="0"/>
         <w:jc w:val="both"/>
@@ -219,6 +220,7 @@
       <w:r>
         <w:rPr>
           <w:rFonts w:ascii="Times New Roman" w:hAnsi="Times New Roman"/>
+          <w:i w:val="0"/>
           <w:color w:val="000000"/>
           <w:sz w:val="28"/>
         </w:rPr>
@@ -227,7 +229,6 @@
     </w:p>
     <w:p>
       <w:pPr>
-        <w:pStyle w:val="ParagraphMain"/>
         <w:spacing w:line="360" w:lineRule="auto" w:before="0" w:after="0"/>
         <w:ind w:firstLine="0"/>
         <w:jc w:val="both"/>
@@ -235,6 +236,7 @@
       <w:r>
         <w:rPr>
           <w:rFonts w:ascii="Times New Roman" w:hAnsi="Times New Roman"/>
+          <w:i w:val="0"/>
           <w:color w:val="000000"/>
           <w:sz w:val="28"/>
         </w:rPr>
@@ -243,7 +245,6 @@
     </w:p>
     <w:p>
       <w:pPr>
-        <w:pStyle w:val="ParagraphMain"/>
         <w:spacing w:line="360" w:lineRule="auto" w:before="0" w:after="0"/>
         <w:ind w:firstLine="0"/>
         <w:jc w:val="both"/>
@@ -251,6 +252,7 @@
       <w:r>
         <w:rPr>
           <w:rFonts w:ascii="Times New Roman" w:hAnsi="Times New Roman"/>
+          <w:i w:val="0"/>
           <w:color w:val="000000"/>
           <w:sz w:val="28"/>
         </w:rPr>
@@ -259,7 +261,6 @@
     </w:p>
     <w:p>
       <w:pPr>
-        <w:pStyle w:val="ParagraphMain"/>
         <w:spacing w:line="360" w:lineRule="auto" w:before="0" w:after="0"/>
         <w:ind w:firstLine="0"/>
         <w:jc w:val="both"/>
@@ -267,6 +268,7 @@
       <w:r>
         <w:rPr>
           <w:rFonts w:ascii="Times New Roman" w:hAnsi="Times New Roman"/>
+          <w:i w:val="0"/>
           <w:color w:val="000000"/>
           <w:sz w:val="28"/>
         </w:rPr>
@@ -275,7 +277,6 @@
     </w:p>
     <w:p>
       <w:pPr>
-        <w:pStyle w:val="ParagraphMain"/>
         <w:spacing w:line="360" w:lineRule="auto" w:before="0" w:after="0"/>
         <w:ind w:firstLine="0"/>
         <w:jc w:val="both"/>
@@ -283,6 +284,7 @@
       <w:r>
         <w:rPr>
           <w:rFonts w:ascii="Times New Roman" w:hAnsi="Times New Roman"/>
+          <w:i w:val="0"/>
           <w:color w:val="000000"/>
           <w:sz w:val="28"/>
         </w:rPr>
@@ -291,7 +293,6 @@
     </w:p>
     <w:p>
       <w:pPr>
-        <w:pStyle w:val="ParagraphMain"/>
         <w:spacing w:line="360" w:lineRule="auto" w:before="0" w:after="0"/>
         <w:ind w:firstLine="0"/>
         <w:jc w:val="both"/>
@@ -299,6 +300,7 @@
       <w:r>
         <w:rPr>
           <w:rFonts w:ascii="Times New Roman" w:hAnsi="Times New Roman"/>
+          <w:i w:val="0"/>
           <w:color w:val="000000"/>
           <w:sz w:val="28"/>
         </w:rPr>
@@ -307,7 +309,6 @@
     </w:p>
     <w:p>
       <w:pPr>
-        <w:pStyle w:val="ParagraphMain"/>
         <w:spacing w:line="360" w:lineRule="auto" w:before="0" w:after="0"/>
         <w:ind w:firstLine="0"/>
         <w:jc w:val="both"/>
@@ -315,6 +316,7 @@
       <w:r>
         <w:rPr>
           <w:rFonts w:ascii="Times New Roman" w:hAnsi="Times New Roman"/>
+          <w:i w:val="0"/>
           <w:color w:val="000000"/>
           <w:sz w:val="28"/>
         </w:rPr>
@@ -323,7 +325,6 @@
     </w:p>
     <w:p>
       <w:pPr>
-        <w:pStyle w:val="ParagraphMain"/>
         <w:spacing w:line="360" w:lineRule="auto" w:before="0" w:after="0"/>
         <w:ind w:firstLine="0"/>
         <w:jc w:val="both"/>
@@ -331,6 +332,7 @@
       <w:r>
         <w:rPr>
           <w:rFonts w:ascii="Times New Roman" w:hAnsi="Times New Roman"/>
+          <w:i w:val="0"/>
           <w:color w:val="000000"/>
           <w:sz w:val="28"/>
         </w:rPr>
@@ -339,8 +341,10 @@
     </w:p>
     <w:p>
       <w:pPr>
-        <w:pStyle w:val="HeaderMain"/>
+        <w:pStyle w:val="Heading1"/>
         <w:pageBreakBefore/>
+        <w:spacing w:line="360" w:lineRule="auto" w:before="240" w:after="240"/>
+        <w:ind w:firstLine="0"/>
         <w:jc w:val="center"/>
       </w:pPr>
       <w:r>
@@ -355,7 +359,8 @@
     </w:p>
     <w:p>
       <w:pPr>
-        <w:pStyle w:val="ParagraphMain"/>
+        <w:spacing w:line="360" w:lineRule="auto" w:before="0" w:after="0"/>
+        <w:ind w:firstLine="709"/>
         <w:jc w:val="both"/>
       </w:pPr>
       <w:r>
@@ -370,7 +375,8 @@
     </w:p>
     <w:p>
       <w:pPr>
-        <w:pStyle w:val="ParagraphMain"/>
+        <w:spacing w:line="360" w:lineRule="auto" w:before="0" w:after="0"/>
+        <w:ind w:firstLine="709"/>
         <w:jc w:val="both"/>
       </w:pPr>
       <w:r>
@@ -385,7 +391,9 @@
     </w:p>
     <w:p>
       <w:pPr>
-        <w:pStyle w:val="ListMain"/>
+        <w:pStyle w:val="ListParagraph"/>
+        <w:spacing w:line="360" w:lineRule="auto" w:before="0" w:after="0"/>
+        <w:ind w:firstLine="709"/>
         <w:jc w:val="both"/>
       </w:pPr>
       <w:r>
@@ -395,12 +403,14 @@
           <w:color w:val="000000"/>
           <w:sz w:val="28"/>
         </w:rPr>
-        <w:t>• Язык разработки и платформа: C# (.NET Framework 4.8);</w:t>
+        <w:t>— Язык разработки и платформа: C# (.NET Framework 4.8);</w:t>
       </w:r>
     </w:p>
     <w:p>
       <w:pPr>
-        <w:pStyle w:val="ListMain"/>
+        <w:pStyle w:val="ListParagraph"/>
+        <w:spacing w:line="360" w:lineRule="auto" w:before="0" w:after="0"/>
+        <w:ind w:firstLine="709"/>
         <w:jc w:val="both"/>
       </w:pPr>
       <w:r>
@@ -410,12 +420,14 @@
           <w:color w:val="000000"/>
           <w:sz w:val="28"/>
         </w:rPr>
-        <w:t>• Графический интерфейс пользователя: Windows Forms с интеграцией библиотеки компонентов MaterialSkin.2 (стандарт Material3: MaterialForm, MaterialCard, MaterialTextBox, MaterialButton, MaterialComboBox, MaterialListView);</w:t>
+        <w:t>— Графический интерфейс пользователя: Windows Forms с интеграцией библиотеки компонентов MaterialSkin.2 (стандарт Material3: MaterialForm, MaterialCard, MaterialTextBox, MaterialButton, MaterialComboBox, MaterialListView);</w:t>
       </w:r>
     </w:p>
     <w:p>
       <w:pPr>
-        <w:pStyle w:val="ListMain"/>
+        <w:pStyle w:val="ListParagraph"/>
+        <w:spacing w:line="360" w:lineRule="auto" w:before="0" w:after="0"/>
+        <w:ind w:firstLine="709"/>
         <w:jc w:val="both"/>
       </w:pPr>
       <w:r>
@@ -425,12 +437,14 @@
           <w:color w:val="000000"/>
           <w:sz w:val="28"/>
         </w:rPr>
-        <w:t>• Реляционная СУБД: Microsoft SQL Server Express (экземпляр SQLEXPRESS) под управлением SQL Server Management Studio (SSMS);</w:t>
+        <w:t>— Реляционная СУБД: Microsoft SQL Server Express (экземпляр SQLEXPRESS) под управлением SQL Server Management Studio (SSMS);</w:t>
       </w:r>
     </w:p>
     <w:p>
       <w:pPr>
-        <w:pStyle w:val="ListMain"/>
+        <w:pStyle w:val="ListParagraph"/>
+        <w:spacing w:line="360" w:lineRule="auto" w:before="0" w:after="0"/>
+        <w:ind w:firstLine="709"/>
         <w:jc w:val="both"/>
       </w:pPr>
       <w:r>
@@ -440,12 +454,14 @@
           <w:color w:val="000000"/>
           <w:sz w:val="28"/>
         </w:rPr>
-        <w:t>• Слой доступа к данным: типизированный DataSet с визуальным дизайнером XML Schema Definition (.xsd) и TableAdapter/TableAdapterManager;</w:t>
+        <w:t>— Слой доступа к данным: типизированный DataSet с визуальным дизайнером XML Schema Definition (.xsd) и TableAdapter/TableAdapterManager;</w:t>
       </w:r>
     </w:p>
     <w:p>
       <w:pPr>
-        <w:pStyle w:val="ListMain"/>
+        <w:pStyle w:val="ListParagraph"/>
+        <w:spacing w:line="360" w:lineRule="auto" w:before="0" w:after="0"/>
+        <w:ind w:firstLine="709"/>
         <w:jc w:val="both"/>
       </w:pPr>
       <w:r>
@@ -455,12 +471,14 @@
           <w:color w:val="000000"/>
           <w:sz w:val="28"/>
         </w:rPr>
-        <w:t>• Система контроля версий: распределенная система Git (локальный репозиторий, структурированные коммиты, изолированные функциональные ветки feature-ветвления и слияния);</w:t>
+        <w:t>— Система контроля версий: распределенная система Git (локальный репозиторий, структурированные коммиты, изолированные функциональные ветки feature-ветвления и слияния);</w:t>
       </w:r>
     </w:p>
     <w:p>
       <w:pPr>
-        <w:pStyle w:val="ListMain"/>
+        <w:pStyle w:val="ListParagraph"/>
+        <w:spacing w:line="360" w:lineRule="auto" w:before="0" w:after="0"/>
+        <w:ind w:firstLine="709"/>
         <w:jc w:val="both"/>
       </w:pPr>
       <w:r>
@@ -470,12 +488,13 @@
           <w:color w:val="000000"/>
           <w:sz w:val="28"/>
         </w:rPr>
-        <w:t>• Подсистемы безопасности и надежности: криптографический модуль симметричного блочного шифрования файлов AES-256, хэширование паролей пользователей SHA-256 с добавлением соли (salt), автоматизированный бэкап и восстановление базы данных (.bak).</w:t>
+        <w:t>— Подсистемы безопасности и надежности: криптографический модуль симметричного блочного шифрования файлов AES-256, хэширование паролей пользователей SHA-256 с добавлением соли (salt), автоматизированный бэкап и восстановление базы данных (.bak).</w:t>
       </w:r>
     </w:p>
     <w:p>
       <w:pPr>
-        <w:pStyle w:val="ParagraphMain"/>
+        <w:spacing w:line="360" w:lineRule="auto" w:before="0" w:after="0"/>
+        <w:ind w:firstLine="709"/>
         <w:jc w:val="both"/>
       </w:pPr>
       <w:r>
@@ -490,7 +509,8 @@
     </w:p>
     <w:p>
       <w:pPr>
-        <w:pStyle w:val="Picturemain"/>
+        <w:spacing w:line="360" w:lineRule="auto" w:before="120" w:after="120"/>
+        <w:ind w:firstLine="0"/>
         <w:jc w:val="center"/>
       </w:pPr>
       <w:r>
@@ -507,8 +527,10 @@
     </w:p>
     <w:p>
       <w:pPr>
-        <w:pStyle w:val="HeaderMain"/>
+        <w:pStyle w:val="Heading1"/>
         <w:pageBreakBefore/>
+        <w:spacing w:line="360" w:lineRule="auto" w:before="240" w:after="240"/>
+        <w:ind w:firstLine="0"/>
         <w:jc w:val="center"/>
       </w:pPr>
       <w:r>
@@ -523,7 +545,9 @@
     </w:p>
     <w:p>
       <w:pPr>
-        <w:pStyle w:val="Headerlower"/>
+        <w:pStyle w:val="Heading2"/>
+        <w:spacing w:line="360" w:lineRule="auto" w:before="120" w:after="0"/>
+        <w:ind w:firstLine="709"/>
         <w:jc w:val="both"/>
       </w:pPr>
       <w:r>
@@ -538,7 +562,8 @@
     </w:p>
     <w:p>
       <w:pPr>
-        <w:pStyle w:val="ParagraphMain"/>
+        <w:spacing w:line="360" w:lineRule="auto" w:before="0" w:after="0"/>
+        <w:ind w:firstLine="709"/>
         <w:jc w:val="both"/>
       </w:pPr>
       <w:r>
@@ -553,7 +578,9 @@
     </w:p>
     <w:p>
       <w:pPr>
-        <w:pStyle w:val="Headerlower"/>
+        <w:pStyle w:val="Heading2"/>
+        <w:spacing w:line="360" w:lineRule="auto" w:before="120" w:after="0"/>
+        <w:ind w:firstLine="709"/>
         <w:jc w:val="both"/>
       </w:pPr>
       <w:r>
@@ -568,7 +595,9 @@
     </w:p>
     <w:p>
       <w:pPr>
-        <w:pStyle w:val="ListMain"/>
+        <w:pStyle w:val="ListParagraph"/>
+        <w:spacing w:line="360" w:lineRule="auto" w:before="0" w:after="0"/>
+        <w:ind w:firstLine="709"/>
         <w:jc w:val="both"/>
       </w:pPr>
       <w:r>
@@ -578,12 +607,14 @@
           <w:color w:val="000000"/>
           <w:sz w:val="28"/>
         </w:rPr>
-        <w:t>• Изучение требований правил техники безопасности, электробезопасности и санитарных правил (СанПиН 1.2.3685-21) при длительной разработке ПО за компьютером.</w:t>
+        <w:t>— Изучение требований правил техники безопасности, электробезопасности и санитарных правил (СанПиН 1.2.3685-21) при длительной разработке ПО за компьютером.</w:t>
       </w:r>
     </w:p>
     <w:p>
       <w:pPr>
-        <w:pStyle w:val="ListMain"/>
+        <w:pStyle w:val="ListParagraph"/>
+        <w:spacing w:line="360" w:lineRule="auto" w:before="0" w:after="0"/>
+        <w:ind w:firstLine="709"/>
         <w:jc w:val="both"/>
       </w:pPr>
       <w:r>
@@ -593,12 +624,14 @@
           <w:color w:val="000000"/>
           <w:sz w:val="28"/>
         </w:rPr>
-        <w:t>• Аппаратная спецификация инженерного рабочего места (характеристики монитора, системного блока, накопителей и периферии).</w:t>
+        <w:t>— Аппаратная спецификация инженерного рабочего места (характеристики монитора, системного блока, накопителей и периферии).</w:t>
       </w:r>
     </w:p>
     <w:p>
       <w:pPr>
-        <w:pStyle w:val="ListMain"/>
+        <w:pStyle w:val="ListParagraph"/>
+        <w:spacing w:line="360" w:lineRule="auto" w:before="0" w:after="0"/>
+        <w:ind w:firstLine="709"/>
         <w:jc w:val="both"/>
       </w:pPr>
       <w:r>
@@ -608,12 +641,14 @@
           <w:color w:val="000000"/>
           <w:sz w:val="28"/>
         </w:rPr>
-        <w:t>• Развертывание и аудит среды: Microsoft Visual Studio 2022, .NET Framework 4.8, подключение NuGet-пакета MaterialSkin.2.</w:t>
+        <w:t>— Развертывание и аудит среды: Microsoft Visual Studio 2022, .NET Framework 4.8, подключение NuGet-пакета MaterialSkin.2.</w:t>
       </w:r>
     </w:p>
     <w:p>
       <w:pPr>
-        <w:pStyle w:val="ListMain"/>
+        <w:pStyle w:val="ListParagraph"/>
+        <w:spacing w:line="360" w:lineRule="auto" w:before="0" w:after="0"/>
+        <w:ind w:firstLine="709"/>
         <w:jc w:val="both"/>
       </w:pPr>
       <w:r>
@@ -623,12 +658,14 @@
           <w:color w:val="000000"/>
           <w:sz w:val="28"/>
         </w:rPr>
-        <w:t>• Выбор и фиксация индивидуальной темы ИС из 15 вариантов, составление перечня 6 ключевых сущностей БД.</w:t>
+        <w:t>— Выбор и фиксация индивидуальной темы ИС из 15 вариантов, составление перечня 6 ключевых сущностей БД.</w:t>
       </w:r>
     </w:p>
     <w:p>
       <w:pPr>
-        <w:pStyle w:val="Headerlower"/>
+        <w:pStyle w:val="Heading2"/>
+        <w:spacing w:line="360" w:lineRule="auto" w:before="120" w:after="0"/>
+        <w:ind w:firstLine="709"/>
         <w:jc w:val="both"/>
       </w:pPr>
       <w:r>
@@ -643,7 +680,8 @@
     </w:p>
     <w:p>
       <w:pPr>
-        <w:pStyle w:val="Picturemain"/>
+        <w:spacing w:line="360" w:lineRule="auto" w:before="120" w:after="120"/>
+        <w:ind w:firstLine="0"/>
         <w:jc w:val="center"/>
       </w:pPr>
       <w:r>
@@ -660,7 +698,9 @@
     </w:p>
     <w:p>
       <w:pPr>
-        <w:pStyle w:val="Headerlower"/>
+        <w:pStyle w:val="Heading2"/>
+        <w:spacing w:line="360" w:lineRule="auto" w:before="120" w:after="0"/>
+        <w:ind w:firstLine="709"/>
         <w:jc w:val="both"/>
       </w:pPr>
       <w:r>
@@ -675,7 +715,8 @@
     </w:p>
     <w:p>
       <w:pPr>
-        <w:pStyle w:val="ParagraphMain"/>
+        <w:spacing w:line="360" w:lineRule="auto" w:before="0" w:after="0"/>
+        <w:ind w:firstLine="709"/>
         <w:jc w:val="both"/>
       </w:pPr>
       <w:r>
@@ -690,8 +731,10 @@
     </w:p>
     <w:p>
       <w:pPr>
-        <w:pStyle w:val="HeaderMain"/>
+        <w:pStyle w:val="Heading1"/>
         <w:pageBreakBefore/>
+        <w:spacing w:line="360" w:lineRule="auto" w:before="240" w:after="240"/>
+        <w:ind w:firstLine="0"/>
         <w:jc w:val="center"/>
       </w:pPr>
       <w:r>
@@ -706,7 +749,9 @@
     </w:p>
     <w:p>
       <w:pPr>
-        <w:pStyle w:val="Headerlower"/>
+        <w:pStyle w:val="Heading2"/>
+        <w:spacing w:line="360" w:lineRule="auto" w:before="120" w:after="0"/>
+        <w:ind w:firstLine="709"/>
         <w:jc w:val="both"/>
       </w:pPr>
       <w:r>
@@ -721,7 +766,8 @@
     </w:p>
     <w:p>
       <w:pPr>
-        <w:pStyle w:val="ParagraphMain"/>
+        <w:spacing w:line="360" w:lineRule="auto" w:before="0" w:after="0"/>
+        <w:ind w:firstLine="709"/>
         <w:jc w:val="both"/>
       </w:pPr>
       <w:r>
@@ -736,7 +782,9 @@
     </w:p>
     <w:p>
       <w:pPr>
-        <w:pStyle w:val="Headerlower"/>
+        <w:pStyle w:val="Heading2"/>
+        <w:spacing w:line="360" w:lineRule="auto" w:before="120" w:after="0"/>
+        <w:ind w:firstLine="709"/>
         <w:jc w:val="both"/>
       </w:pPr>
       <w:r>
@@ -751,7 +799,9 @@
     </w:p>
     <w:p>
       <w:pPr>
-        <w:pStyle w:val="ListMain"/>
+        <w:pStyle w:val="ListParagraph"/>
+        <w:spacing w:line="360" w:lineRule="auto" w:before="0" w:after="0"/>
+        <w:ind w:firstLine="709"/>
         <w:jc w:val="both"/>
       </w:pPr>
       <w:r>
@@ -761,12 +811,14 @@
           <w:color w:val="000000"/>
           <w:sz w:val="28"/>
         </w:rPr>
-        <w:t>• Расчет объема ОЗУ (DDR4/DDR5) с учетом буферного пула (Buffer Pool) SQL Server и тяжеловесной среды Visual Studio (рекомендуемый объем от 16-32 ГБ).</w:t>
+        <w:t>— Расчет объема ОЗУ (DDR4/DDR5) с учетом буферного пула (Buffer Pool) SQL Server и тяжеловесной среды Visual Studio (рекомендуемый объем от 16-32 ГБ).</w:t>
       </w:r>
     </w:p>
     <w:p>
       <w:pPr>
-        <w:pStyle w:val="ListMain"/>
+        <w:pStyle w:val="ListParagraph"/>
+        <w:spacing w:line="360" w:lineRule="auto" w:before="0" w:after="0"/>
+        <w:ind w:firstLine="709"/>
         <w:jc w:val="both"/>
       </w:pPr>
       <w:r>
@@ -776,12 +828,14 @@
           <w:color w:val="000000"/>
           <w:sz w:val="28"/>
         </w:rPr>
-        <w:t>• Выбор многоядерного процессора (Intel Core i5/i7 или AMD Ryzen 5/7) для параллельной обработки запросов и компиляции.</w:t>
+        <w:t>— Выбор многоядерного процессора (Intel Core i5/i7 или AMD Ryzen 5/7) для параллельной обработки запросов и компиляции.</w:t>
       </w:r>
     </w:p>
     <w:p>
       <w:pPr>
-        <w:pStyle w:val="ListMain"/>
+        <w:pStyle w:val="ListParagraph"/>
+        <w:spacing w:line="360" w:lineRule="auto" w:before="0" w:after="0"/>
+        <w:ind w:firstLine="709"/>
         <w:jc w:val="both"/>
       </w:pPr>
       <w:r>
@@ -791,12 +845,14 @@
           <w:color w:val="000000"/>
           <w:sz w:val="28"/>
         </w:rPr>
-        <w:t>• Обоснование установки скоростного твердотельного накопителя NVMe PCIe 4.0 для минимизации задержек I/O при транзакциях СУБД.</w:t>
+        <w:t>— Обоснование установки скоростного твердотельного накопителя NVMe PCIe 4.0 для минимизации задержек I/O при транзакциях СУБД.</w:t>
       </w:r>
     </w:p>
     <w:p>
       <w:pPr>
-        <w:pStyle w:val="ListMain"/>
+        <w:pStyle w:val="ListParagraph"/>
+        <w:spacing w:line="360" w:lineRule="auto" w:before="0" w:after="0"/>
+        <w:ind w:firstLine="709"/>
         <w:jc w:val="both"/>
       </w:pPr>
       <w:r>
@@ -806,12 +862,14 @@
           <w:color w:val="000000"/>
           <w:sz w:val="28"/>
         </w:rPr>
-        <w:t>• Сводная спецификация комплектующих ПК с калькуляцией бюджета внедрения.</w:t>
+        <w:t>— Сводная спецификация комплектующих ПК с калькуляцией бюджета внедрения.</w:t>
       </w:r>
     </w:p>
     <w:p>
       <w:pPr>
-        <w:pStyle w:val="Headerlower"/>
+        <w:pStyle w:val="Heading2"/>
+        <w:spacing w:line="360" w:lineRule="auto" w:before="120" w:after="0"/>
+        <w:ind w:firstLine="709"/>
         <w:jc w:val="both"/>
       </w:pPr>
       <w:r>
@@ -826,7 +884,8 @@
     </w:p>
     <w:p>
       <w:pPr>
-        <w:pStyle w:val="Picturemain"/>
+        <w:spacing w:line="360" w:lineRule="auto" w:before="120" w:after="120"/>
+        <w:ind w:firstLine="0"/>
         <w:jc w:val="center"/>
       </w:pPr>
       <w:r>
@@ -843,7 +902,9 @@
     </w:p>
     <w:p>
       <w:pPr>
-        <w:pStyle w:val="Headerlower"/>
+        <w:pStyle w:val="Heading2"/>
+        <w:spacing w:line="360" w:lineRule="auto" w:before="120" w:after="0"/>
+        <w:ind w:firstLine="709"/>
         <w:jc w:val="both"/>
       </w:pPr>
       <w:r>
@@ -858,7 +919,8 @@
     </w:p>
     <w:p>
       <w:pPr>
-        <w:pStyle w:val="ParagraphMain"/>
+        <w:spacing w:line="360" w:lineRule="auto" w:before="0" w:after="0"/>
+        <w:ind w:firstLine="709"/>
         <w:jc w:val="both"/>
       </w:pPr>
       <w:r>
@@ -873,8 +935,10 @@
     </w:p>
     <w:p>
       <w:pPr>
-        <w:pStyle w:val="HeaderMain"/>
+        <w:pStyle w:val="Heading1"/>
         <w:pageBreakBefore/>
+        <w:spacing w:line="360" w:lineRule="auto" w:before="240" w:after="240"/>
+        <w:ind w:firstLine="0"/>
         <w:jc w:val="center"/>
       </w:pPr>
       <w:r>
@@ -889,7 +953,9 @@
     </w:p>
     <w:p>
       <w:pPr>
-        <w:pStyle w:val="Headerlower"/>
+        <w:pStyle w:val="Heading2"/>
+        <w:spacing w:line="360" w:lineRule="auto" w:before="120" w:after="0"/>
+        <w:ind w:firstLine="709"/>
         <w:jc w:val="both"/>
       </w:pPr>
       <w:r>
@@ -904,7 +970,8 @@
     </w:p>
     <w:p>
       <w:pPr>
-        <w:pStyle w:val="ParagraphMain"/>
+        <w:spacing w:line="360" w:lineRule="auto" w:before="0" w:after="0"/>
+        <w:ind w:firstLine="709"/>
         <w:jc w:val="both"/>
       </w:pPr>
       <w:r>
@@ -919,7 +986,9 @@
     </w:p>
     <w:p>
       <w:pPr>
-        <w:pStyle w:val="Headerlower"/>
+        <w:pStyle w:val="Heading2"/>
+        <w:spacing w:line="360" w:lineRule="auto" w:before="120" w:after="0"/>
+        <w:ind w:firstLine="709"/>
         <w:jc w:val="both"/>
       </w:pPr>
       <w:r>
@@ -934,7 +1003,9 @@
     </w:p>
     <w:p>
       <w:pPr>
-        <w:pStyle w:val="ListMain"/>
+        <w:pStyle w:val="ListParagraph"/>
+        <w:spacing w:line="360" w:lineRule="auto" w:before="0" w:after="0"/>
+        <w:ind w:firstLine="709"/>
         <w:jc w:val="both"/>
       </w:pPr>
       <w:r>
@@ -944,12 +1015,14 @@
           <w:color w:val="000000"/>
           <w:sz w:val="28"/>
         </w:rPr>
-        <w:t>• Развертывание экземпляра SQLEXPRESS, включение смешанной аутентификации (SQL Server &amp; Windows Authentication), активация системного администратора sa.</w:t>
+        <w:t>— Развертывание экземпляра SQLEXPRESS, включение смешанной аутентификации (SQL Server &amp; Windows Authentication), активация системного администратора sa.</w:t>
       </w:r>
     </w:p>
     <w:p>
       <w:pPr>
-        <w:pStyle w:val="ListMain"/>
+        <w:pStyle w:val="ListParagraph"/>
+        <w:spacing w:line="360" w:lineRule="auto" w:before="0" w:after="0"/>
+        <w:ind w:firstLine="709"/>
         <w:jc w:val="both"/>
       </w:pPr>
       <w:r>
@@ -959,12 +1032,14 @@
           <w:color w:val="000000"/>
           <w:sz w:val="28"/>
         </w:rPr>
-        <w:t>• Конфигурирование протокола TCP/IP (порт 1433) в SQL Server Configuration Manager для сетевого взаимодействия с приложением.</w:t>
+        <w:t>— Конфигурирование протокола TCP/IP (порт 1433) в SQL Server Configuration Manager для сетевого взаимодействия с приложением.</w:t>
       </w:r>
     </w:p>
     <w:p>
       <w:pPr>
-        <w:pStyle w:val="ListMain"/>
+        <w:pStyle w:val="ListParagraph"/>
+        <w:spacing w:line="360" w:lineRule="auto" w:before="0" w:after="0"/>
+        <w:ind w:firstLine="709"/>
         <w:jc w:val="both"/>
       </w:pPr>
       <w:r>
@@ -974,12 +1049,14 @@
           <w:color w:val="000000"/>
           <w:sz w:val="28"/>
         </w:rPr>
-        <w:t>• Разработка полного DDL T-SQL скрипта создания 6 обязательных таблиц проекта с первичными ключами (PK) и связями (FK 1:N и N:M).</w:t>
+        <w:t>— Разработка полного DDL T-SQL скрипта создания 6 обязательных таблиц проекта с первичными ключами (PK) и связями (FK 1:N и N:M).</w:t>
       </w:r>
     </w:p>
     <w:p>
       <w:pPr>
-        <w:pStyle w:val="ListMain"/>
+        <w:pStyle w:val="ListParagraph"/>
+        <w:spacing w:line="360" w:lineRule="auto" w:before="0" w:after="0"/>
+        <w:ind w:firstLine="709"/>
         <w:jc w:val="both"/>
       </w:pPr>
       <w:r>
@@ -989,12 +1066,14 @@
           <w:color w:val="000000"/>
           <w:sz w:val="28"/>
         </w:rPr>
-        <w:t>• Построение визуальной физической диаграммы БД (Database Diagram) в среде SSMS.</w:t>
+        <w:t>— Построение визуальной физической диаграммы БД (Database Diagram) в среде SSMS.</w:t>
       </w:r>
     </w:p>
     <w:p>
       <w:pPr>
-        <w:pStyle w:val="Headerlower"/>
+        <w:pStyle w:val="Heading2"/>
+        <w:spacing w:line="360" w:lineRule="auto" w:before="120" w:after="0"/>
+        <w:ind w:firstLine="709"/>
         <w:jc w:val="both"/>
       </w:pPr>
       <w:r>
@@ -1009,7 +1088,8 @@
     </w:p>
     <w:p>
       <w:pPr>
-        <w:pStyle w:val="Picturemain"/>
+        <w:spacing w:line="360" w:lineRule="auto" w:before="120" w:after="120"/>
+        <w:ind w:firstLine="0"/>
         <w:jc w:val="center"/>
       </w:pPr>
       <w:r>
@@ -1026,7 +1106,9 @@
     </w:p>
     <w:p>
       <w:pPr>
-        <w:pStyle w:val="Headerlower"/>
+        <w:pStyle w:val="Heading2"/>
+        <w:spacing w:line="360" w:lineRule="auto" w:before="120" w:after="0"/>
+        <w:ind w:firstLine="709"/>
         <w:jc w:val="both"/>
       </w:pPr>
       <w:r>
@@ -1041,7 +1123,8 @@
     </w:p>
     <w:p>
       <w:pPr>
-        <w:pStyle w:val="ParagraphMain"/>
+        <w:spacing w:line="360" w:lineRule="auto" w:before="0" w:after="0"/>
+        <w:ind w:firstLine="709"/>
         <w:jc w:val="both"/>
       </w:pPr>
       <w:r>
@@ -1056,8 +1139,10 @@
     </w:p>
     <w:p>
       <w:pPr>
-        <w:pStyle w:val="HeaderMain"/>
+        <w:pStyle w:val="Heading1"/>
         <w:pageBreakBefore/>
+        <w:spacing w:line="360" w:lineRule="auto" w:before="240" w:after="240"/>
+        <w:ind w:firstLine="0"/>
         <w:jc w:val="center"/>
       </w:pPr>
       <w:r>
@@ -1072,7 +1157,9 @@
     </w:p>
     <w:p>
       <w:pPr>
-        <w:pStyle w:val="Headerlower"/>
+        <w:pStyle w:val="Heading2"/>
+        <w:spacing w:line="360" w:lineRule="auto" w:before="120" w:after="0"/>
+        <w:ind w:firstLine="709"/>
         <w:jc w:val="both"/>
       </w:pPr>
       <w:r>
@@ -1087,7 +1174,8 @@
     </w:p>
     <w:p>
       <w:pPr>
-        <w:pStyle w:val="ParagraphMain"/>
+        <w:spacing w:line="360" w:lineRule="auto" w:before="0" w:after="0"/>
+        <w:ind w:firstLine="709"/>
         <w:jc w:val="both"/>
       </w:pPr>
       <w:r>
@@ -1102,7 +1190,9 @@
     </w:p>
     <w:p>
       <w:pPr>
-        <w:pStyle w:val="Headerlower"/>
+        <w:pStyle w:val="Heading2"/>
+        <w:spacing w:line="360" w:lineRule="auto" w:before="120" w:after="0"/>
+        <w:ind w:firstLine="709"/>
         <w:jc w:val="both"/>
       </w:pPr>
       <w:r>
@@ -1117,7 +1207,9 @@
     </w:p>
     <w:p>
       <w:pPr>
-        <w:pStyle w:val="ListMain"/>
+        <w:pStyle w:val="ListParagraph"/>
+        <w:spacing w:line="360" w:lineRule="auto" w:before="0" w:after="0"/>
+        <w:ind w:firstLine="709"/>
         <w:jc w:val="both"/>
       </w:pPr>
       <w:r>
@@ -1127,12 +1219,14 @@
           <w:color w:val="000000"/>
           <w:sz w:val="28"/>
         </w:rPr>
-        <w:t>• Разделение файлов базы данных: первичный файл данных (.mdf) и журнал транзакций (.ldf) на выделенных разделах накопителя.</w:t>
+        <w:t>— Разделение файлов базы данных: первичный файл данных (.mdf) и журнал транзакций (.ldf) на выделенных разделах накопителя.</w:t>
       </w:r>
     </w:p>
     <w:p>
       <w:pPr>
-        <w:pStyle w:val="ListMain"/>
+        <w:pStyle w:val="ListParagraph"/>
+        <w:spacing w:line="360" w:lineRule="auto" w:before="0" w:after="0"/>
+        <w:ind w:firstLine="709"/>
         <w:jc w:val="both"/>
       </w:pPr>
       <w:r>
@@ -1142,12 +1236,14 @@
           <w:color w:val="000000"/>
           <w:sz w:val="28"/>
         </w:rPr>
-        <w:t>• Применение разметки GPT и файловой системы NTFS с размером кластера 64 КБ (рекомендация Microsoft для высоконагруженных БД).</w:t>
+        <w:t>— Применение разметки GPT и файловой системы NTFS с размером кластера 64 КБ (рекомендация Microsoft для высоконагруженных БД).</w:t>
       </w:r>
     </w:p>
     <w:p>
       <w:pPr>
-        <w:pStyle w:val="ListMain"/>
+        <w:pStyle w:val="ListParagraph"/>
+        <w:spacing w:line="360" w:lineRule="auto" w:before="0" w:after="0"/>
+        <w:ind w:firstLine="709"/>
         <w:jc w:val="both"/>
       </w:pPr>
       <w:r>
@@ -1157,12 +1253,14 @@
           <w:color w:val="000000"/>
           <w:sz w:val="28"/>
         </w:rPr>
-        <w:t>• Диагностика физического накопителя по таблице параметров S.M.A.R.T. (CrystalDiskInfo): контроль Reallocated Sectors и Pending Sectors.</w:t>
+        <w:t>— Диагностика физического накопителя по таблице параметров S.M.A.R.T. (CrystalDiskInfo): контроль Reallocated Sectors и Pending Sectors.</w:t>
       </w:r>
     </w:p>
     <w:p>
       <w:pPr>
-        <w:pStyle w:val="ListMain"/>
+        <w:pStyle w:val="ListParagraph"/>
+        <w:spacing w:line="360" w:lineRule="auto" w:before="0" w:after="0"/>
+        <w:ind w:firstLine="709"/>
         <w:jc w:val="both"/>
       </w:pPr>
       <w:r>
@@ -1172,12 +1270,14 @@
           <w:color w:val="000000"/>
           <w:sz w:val="28"/>
         </w:rPr>
-        <w:t>• Проверка логической целостности базы данных системной командой DBCC CHECKDB.</w:t>
+        <w:t>— Проверка логической целостности базы данных системной командой DBCC CHECKDB.</w:t>
       </w:r>
     </w:p>
     <w:p>
       <w:pPr>
-        <w:pStyle w:val="Headerlower"/>
+        <w:pStyle w:val="Heading2"/>
+        <w:spacing w:line="360" w:lineRule="auto" w:before="120" w:after="0"/>
+        <w:ind w:firstLine="709"/>
         <w:jc w:val="both"/>
       </w:pPr>
       <w:r>
@@ -1192,7 +1292,8 @@
     </w:p>
     <w:p>
       <w:pPr>
-        <w:pStyle w:val="Picturemain"/>
+        <w:spacing w:line="360" w:lineRule="auto" w:before="120" w:after="120"/>
+        <w:ind w:firstLine="0"/>
         <w:jc w:val="center"/>
       </w:pPr>
       <w:r>
@@ -1209,7 +1310,9 @@
     </w:p>
     <w:p>
       <w:pPr>
-        <w:pStyle w:val="Headerlower"/>
+        <w:pStyle w:val="Heading2"/>
+        <w:spacing w:line="360" w:lineRule="auto" w:before="120" w:after="0"/>
+        <w:ind w:firstLine="709"/>
         <w:jc w:val="both"/>
       </w:pPr>
       <w:r>
@@ -1224,7 +1327,8 @@
     </w:p>
     <w:p>
       <w:pPr>
-        <w:pStyle w:val="ParagraphMain"/>
+        <w:spacing w:line="360" w:lineRule="auto" w:before="0" w:after="0"/>
+        <w:ind w:firstLine="709"/>
         <w:jc w:val="both"/>
       </w:pPr>
       <w:r>
@@ -1239,8 +1343,10 @@
     </w:p>
     <w:p>
       <w:pPr>
-        <w:pStyle w:val="HeaderMain"/>
+        <w:pStyle w:val="Heading1"/>
         <w:pageBreakBefore/>
+        <w:spacing w:line="360" w:lineRule="auto" w:before="240" w:after="240"/>
+        <w:ind w:firstLine="0"/>
         <w:jc w:val="center"/>
       </w:pPr>
       <w:r>
@@ -1255,7 +1361,9 @@
     </w:p>
     <w:p>
       <w:pPr>
-        <w:pStyle w:val="Headerlower"/>
+        <w:pStyle w:val="Heading2"/>
+        <w:spacing w:line="360" w:lineRule="auto" w:before="120" w:after="0"/>
+        <w:ind w:firstLine="709"/>
         <w:jc w:val="both"/>
       </w:pPr>
       <w:r>
@@ -1270,7 +1378,8 @@
     </w:p>
     <w:p>
       <w:pPr>
-        <w:pStyle w:val="ParagraphMain"/>
+        <w:spacing w:line="360" w:lineRule="auto" w:before="0" w:after="0"/>
+        <w:ind w:firstLine="709"/>
         <w:jc w:val="both"/>
       </w:pPr>
       <w:r>
@@ -1285,7 +1394,9 @@
     </w:p>
     <w:p>
       <w:pPr>
-        <w:pStyle w:val="Headerlower"/>
+        <w:pStyle w:val="Heading2"/>
+        <w:spacing w:line="360" w:lineRule="auto" w:before="120" w:after="0"/>
+        <w:ind w:firstLine="709"/>
         <w:jc w:val="both"/>
       </w:pPr>
       <w:r>
@@ -1300,7 +1411,9 @@
     </w:p>
     <w:p>
       <w:pPr>
-        <w:pStyle w:val="ListMain"/>
+        <w:pStyle w:val="ListParagraph"/>
+        <w:spacing w:line="360" w:lineRule="auto" w:before="0" w:after="0"/>
+        <w:ind w:firstLine="709"/>
         <w:jc w:val="both"/>
       </w:pPr>
       <w:r>
@@ -1310,12 +1423,14 @@
           <w:color w:val="000000"/>
           <w:sz w:val="28"/>
         </w:rPr>
-        <w:t>• Настройка доверенных зон и правил исключений антивируса для каталогов Visual Studio: bin\Debug, bin\Release, obj и кэша NuGet.</w:t>
+        <w:t>— Настройка доверенных зон и правил исключений антивируса для каталогов Visual Studio: bin\Debug, bin\Release, obj и кэша NuGet.</w:t>
       </w:r>
     </w:p>
     <w:p>
       <w:pPr>
-        <w:pStyle w:val="ListMain"/>
+        <w:pStyle w:val="ListParagraph"/>
+        <w:spacing w:line="360" w:lineRule="auto" w:before="0" w:after="0"/>
+        <w:ind w:firstLine="709"/>
         <w:jc w:val="both"/>
       </w:pPr>
       <w:r>
@@ -1325,12 +1440,14 @@
           <w:color w:val="000000"/>
           <w:sz w:val="28"/>
         </w:rPr>
-        <w:t>• Исключение из постоянного сканирования рабочих файлов базы данных (.mdf, .ldf), предотвращающее взаимные блокировки при записи транзакций.</w:t>
+        <w:t>— Исключение из постоянного сканирования рабочих файлов базы данных (.mdf, .ldf), предотвращающее взаимные блокировки при записи транзакций.</w:t>
       </w:r>
     </w:p>
     <w:p>
       <w:pPr>
-        <w:pStyle w:val="ListMain"/>
+        <w:pStyle w:val="ListParagraph"/>
+        <w:spacing w:line="360" w:lineRule="auto" w:before="0" w:after="0"/>
+        <w:ind w:firstLine="709"/>
         <w:jc w:val="both"/>
       </w:pPr>
       <w:r>
@@ -1340,12 +1457,14 @@
           <w:color w:val="000000"/>
           <w:sz w:val="28"/>
         </w:rPr>
-        <w:t>• Проверка используемых внешних библиотек (MaterialSkin.2) на отсутствие вредоносного кода и сигнатурных угроз.</w:t>
+        <w:t>— Проверка используемых внешних библиотек (MaterialSkin.2) на отсутствие вредоносного кода и сигнатурных угроз.</w:t>
       </w:r>
     </w:p>
     <w:p>
       <w:pPr>
-        <w:pStyle w:val="ListMain"/>
+        <w:pStyle w:val="ListParagraph"/>
+        <w:spacing w:line="360" w:lineRule="auto" w:before="0" w:after="0"/>
+        <w:ind w:firstLine="709"/>
         <w:jc w:val="both"/>
       </w:pPr>
       <w:r>
@@ -1355,12 +1474,14 @@
           <w:color w:val="000000"/>
           <w:sz w:val="28"/>
         </w:rPr>
-        <w:t>• Оценка быстродействия сборки решения до и после внесения каталогов в список исключений.</w:t>
+        <w:t>— Оценка быстродействия сборки решения до и после внесения каталогов в список исключений.</w:t>
       </w:r>
     </w:p>
     <w:p>
       <w:pPr>
-        <w:pStyle w:val="Headerlower"/>
+        <w:pStyle w:val="Heading2"/>
+        <w:spacing w:line="360" w:lineRule="auto" w:before="120" w:after="0"/>
+        <w:ind w:firstLine="709"/>
         <w:jc w:val="both"/>
       </w:pPr>
       <w:r>
@@ -1375,7 +1496,8 @@
     </w:p>
     <w:p>
       <w:pPr>
-        <w:pStyle w:val="Picturemain"/>
+        <w:spacing w:line="360" w:lineRule="auto" w:before="120" w:after="120"/>
+        <w:ind w:firstLine="0"/>
         <w:jc w:val="center"/>
       </w:pPr>
       <w:r>
@@ -1392,7 +1514,9 @@
     </w:p>
     <w:p>
       <w:pPr>
-        <w:pStyle w:val="Headerlower"/>
+        <w:pStyle w:val="Heading2"/>
+        <w:spacing w:line="360" w:lineRule="auto" w:before="120" w:after="0"/>
+        <w:ind w:firstLine="709"/>
         <w:jc w:val="both"/>
       </w:pPr>
       <w:r>
@@ -1407,7 +1531,8 @@
     </w:p>
     <w:p>
       <w:pPr>
-        <w:pStyle w:val="ParagraphMain"/>
+        <w:spacing w:line="360" w:lineRule="auto" w:before="0" w:after="0"/>
+        <w:ind w:firstLine="709"/>
         <w:jc w:val="both"/>
       </w:pPr>
       <w:r>
@@ -1422,8 +1547,10 @@
     </w:p>
     <w:p>
       <w:pPr>
-        <w:pStyle w:val="HeaderMain"/>
+        <w:pStyle w:val="Heading1"/>
         <w:pageBreakBefore/>
+        <w:spacing w:line="360" w:lineRule="auto" w:before="240" w:after="240"/>
+        <w:ind w:firstLine="0"/>
         <w:jc w:val="center"/>
       </w:pPr>
       <w:r>
@@ -1438,7 +1565,9 @@
     </w:p>
     <w:p>
       <w:pPr>
-        <w:pStyle w:val="Headerlower"/>
+        <w:pStyle w:val="Heading2"/>
+        <w:spacing w:line="360" w:lineRule="auto" w:before="120" w:after="0"/>
+        <w:ind w:firstLine="709"/>
         <w:jc w:val="both"/>
       </w:pPr>
       <w:r>
@@ -1453,7 +1582,8 @@
     </w:p>
     <w:p>
       <w:pPr>
-        <w:pStyle w:val="ParagraphMain"/>
+        <w:spacing w:line="360" w:lineRule="auto" w:before="0" w:after="0"/>
+        <w:ind w:firstLine="709"/>
         <w:jc w:val="both"/>
       </w:pPr>
       <w:r>
@@ -1468,7 +1598,9 @@
     </w:p>
     <w:p>
       <w:pPr>
-        <w:pStyle w:val="Headerlower"/>
+        <w:pStyle w:val="Heading2"/>
+        <w:spacing w:line="360" w:lineRule="auto" w:before="120" w:after="0"/>
+        <w:ind w:firstLine="709"/>
         <w:jc w:val="both"/>
       </w:pPr>
       <w:r>
@@ -1483,7 +1615,9 @@
     </w:p>
     <w:p>
       <w:pPr>
-        <w:pStyle w:val="ListMain"/>
+        <w:pStyle w:val="ListParagraph"/>
+        <w:spacing w:line="360" w:lineRule="auto" w:before="0" w:after="0"/>
+        <w:ind w:firstLine="709"/>
         <w:jc w:val="both"/>
       </w:pPr>
       <w:r>
@@ -1493,12 +1627,14 @@
           <w:color w:val="000000"/>
           <w:sz w:val="28"/>
         </w:rPr>
-        <w:t>• Стресс-тестирование центрального процессора и оперативной памяти с помощью диагностических пакетов (AIDA64 / OCCT).</w:t>
+        <w:t>— Стресс-тестирование центрального процессора и оперативной памяти с помощью диагностических пакетов (AIDA64 / OCCT).</w:t>
       </w:r>
     </w:p>
     <w:p>
       <w:pPr>
-        <w:pStyle w:val="ListMain"/>
+        <w:pStyle w:val="ListParagraph"/>
+        <w:spacing w:line="360" w:lineRule="auto" w:before="0" w:after="0"/>
+        <w:ind w:firstLine="709"/>
         <w:jc w:val="both"/>
       </w:pPr>
       <w:r>
@@ -1508,12 +1644,14 @@
           <w:color w:val="000000"/>
           <w:sz w:val="28"/>
         </w:rPr>
-        <w:t>• Генерация стрессовой нагрузки на базу данных ИС: скрипт массовой циклической вставки тестовых записей (10 000+ строк).</w:t>
+        <w:t>— Генерация стрессовой нагрузки на базу данных ИС: скрипт массовой циклической вставки тестовых записей (10 000+ строк).</w:t>
       </w:r>
     </w:p>
     <w:p>
       <w:pPr>
-        <w:pStyle w:val="ListMain"/>
+        <w:pStyle w:val="ListParagraph"/>
+        <w:spacing w:line="360" w:lineRule="auto" w:before="0" w:after="0"/>
+        <w:ind w:firstLine="709"/>
         <w:jc w:val="both"/>
       </w:pPr>
       <w:r>
@@ -1523,12 +1661,14 @@
           <w:color w:val="000000"/>
           <w:sz w:val="28"/>
         </w:rPr>
-        <w:t>• Мониторинг температурных показателей ЦП и видеочипа, контроль отсутствия теплового троттлинга (CPU Throttling 0%).</w:t>
+        <w:t>— Мониторинг температурных показателей ЦП и видеочипа, контроль отсутствия теплового троттлинга (CPU Throttling 0%).</w:t>
       </w:r>
     </w:p>
     <w:p>
       <w:pPr>
-        <w:pStyle w:val="ListMain"/>
+        <w:pStyle w:val="ListParagraph"/>
+        <w:spacing w:line="360" w:lineRule="auto" w:before="0" w:after="0"/>
+        <w:ind w:firstLine="709"/>
         <w:jc w:val="both"/>
       </w:pPr>
       <w:r>
@@ -1538,12 +1678,14 @@
           <w:color w:val="000000"/>
           <w:sz w:val="28"/>
         </w:rPr>
-        <w:t>• Оценка стабильности работы приложения и фонового экземпляра SQLEXPRESS при пиковой нагрузке.</w:t>
+        <w:t>— Оценка стабильности работы приложения и фонового экземпляра SQLEXPRESS при пиковой нагрузке.</w:t>
       </w:r>
     </w:p>
     <w:p>
       <w:pPr>
-        <w:pStyle w:val="Headerlower"/>
+        <w:pStyle w:val="Heading2"/>
+        <w:spacing w:line="360" w:lineRule="auto" w:before="120" w:after="0"/>
+        <w:ind w:firstLine="709"/>
         <w:jc w:val="both"/>
       </w:pPr>
       <w:r>
@@ -1558,7 +1700,8 @@
     </w:p>
     <w:p>
       <w:pPr>
-        <w:pStyle w:val="Picturemain"/>
+        <w:spacing w:line="360" w:lineRule="auto" w:before="120" w:after="120"/>
+        <w:ind w:firstLine="0"/>
         <w:jc w:val="center"/>
       </w:pPr>
       <w:r>
@@ -1575,7 +1718,9 @@
     </w:p>
     <w:p>
       <w:pPr>
-        <w:pStyle w:val="Headerlower"/>
+        <w:pStyle w:val="Heading2"/>
+        <w:spacing w:line="360" w:lineRule="auto" w:before="120" w:after="0"/>
+        <w:ind w:firstLine="709"/>
         <w:jc w:val="both"/>
       </w:pPr>
       <w:r>
@@ -1590,7 +1735,8 @@
     </w:p>
     <w:p>
       <w:pPr>
-        <w:pStyle w:val="ParagraphMain"/>
+        <w:spacing w:line="360" w:lineRule="auto" w:before="0" w:after="0"/>
+        <w:ind w:firstLine="709"/>
         <w:jc w:val="both"/>
       </w:pPr>
       <w:r>
@@ -1605,8 +1751,10 @@
     </w:p>
     <w:p>
       <w:pPr>
-        <w:pStyle w:val="HeaderMain"/>
+        <w:pStyle w:val="Heading1"/>
         <w:pageBreakBefore/>
+        <w:spacing w:line="360" w:lineRule="auto" w:before="240" w:after="240"/>
+        <w:ind w:firstLine="0"/>
         <w:jc w:val="center"/>
       </w:pPr>
       <w:r>
@@ -1621,7 +1769,9 @@
     </w:p>
     <w:p>
       <w:pPr>
-        <w:pStyle w:val="Headerlower"/>
+        <w:pStyle w:val="Heading2"/>
+        <w:spacing w:line="360" w:lineRule="auto" w:before="120" w:after="0"/>
+        <w:ind w:firstLine="709"/>
         <w:jc w:val="both"/>
       </w:pPr>
       <w:r>
@@ -1636,7 +1786,8 @@
     </w:p>
     <w:p>
       <w:pPr>
-        <w:pStyle w:val="ParagraphMain"/>
+        <w:spacing w:line="360" w:lineRule="auto" w:before="0" w:after="0"/>
+        <w:ind w:firstLine="709"/>
         <w:jc w:val="both"/>
       </w:pPr>
       <w:r>
@@ -1651,7 +1802,9 @@
     </w:p>
     <w:p>
       <w:pPr>
-        <w:pStyle w:val="Headerlower"/>
+        <w:pStyle w:val="Heading2"/>
+        <w:spacing w:line="360" w:lineRule="auto" w:before="120" w:after="0"/>
+        <w:ind w:firstLine="709"/>
         <w:jc w:val="both"/>
       </w:pPr>
       <w:r>
@@ -1666,7 +1819,9 @@
     </w:p>
     <w:p>
       <w:pPr>
-        <w:pStyle w:val="ListMain"/>
+        <w:pStyle w:val="ListParagraph"/>
+        <w:spacing w:line="360" w:lineRule="auto" w:before="0" w:after="0"/>
+        <w:ind w:firstLine="709"/>
         <w:jc w:val="both"/>
       </w:pPr>
       <w:r>
@@ -1676,12 +1831,14 @@
           <w:color w:val="000000"/>
           <w:sz w:val="28"/>
         </w:rPr>
-        <w:t>• Активация аудита успешных и неудачных попыток входа (Login Auditing) в свойствах экземпляра MS SQL Server.</w:t>
+        <w:t>— Активация аудита успешных и неудачных попыток входа (Login Auditing) в свойствах экземпляра MS SQL Server.</w:t>
       </w:r>
     </w:p>
     <w:p>
       <w:pPr>
-        <w:pStyle w:val="ListMain"/>
+        <w:pStyle w:val="ListParagraph"/>
+        <w:spacing w:line="360" w:lineRule="auto" w:before="0" w:after="0"/>
+        <w:ind w:firstLine="709"/>
         <w:jc w:val="both"/>
       </w:pPr>
       <w:r>
@@ -1691,12 +1848,14 @@
           <w:color w:val="000000"/>
           <w:sz w:val="28"/>
         </w:rPr>
-        <w:t>• Анализ системных журналов Windows (Event Viewer): журналы «Приложение» и «Безопасность» (события Event ID 18456).</w:t>
+        <w:t>— Анализ системных журналов Windows (Event Viewer): журналы «Приложение» и «Безопасность» (события Event ID 18456).</w:t>
       </w:r>
     </w:p>
     <w:p>
       <w:pPr>
-        <w:pStyle w:val="ListMain"/>
+        <w:pStyle w:val="ListParagraph"/>
+        <w:spacing w:line="360" w:lineRule="auto" w:before="0" w:after="0"/>
+        <w:ind w:firstLine="709"/>
         <w:jc w:val="both"/>
       </w:pPr>
       <w:r>
@@ -1706,12 +1865,14 @@
           <w:color w:val="000000"/>
           <w:sz w:val="28"/>
         </w:rPr>
-        <w:t>• Моделирование попытки несанкционированного доступа с неверным паролем и регистрация инцидента безопасности.</w:t>
+        <w:t>— Моделирование попытки несанкционированного доступа с неверным паролем и регистрация инцидента безопасности.</w:t>
       </w:r>
     </w:p>
     <w:p>
       <w:pPr>
-        <w:pStyle w:val="ListMain"/>
+        <w:pStyle w:val="ListParagraph"/>
+        <w:spacing w:line="360" w:lineRule="auto" w:before="0" w:after="0"/>
+        <w:ind w:firstLine="709"/>
         <w:jc w:val="both"/>
       </w:pPr>
       <w:r>
@@ -1721,12 +1882,14 @@
           <w:color w:val="000000"/>
           <w:sz w:val="28"/>
         </w:rPr>
-        <w:t>• Выгрузка журнала регистрации событий в текстовый протокол.</w:t>
+        <w:t>— Выгрузка журнала регистрации событий в текстовый протокол.</w:t>
       </w:r>
     </w:p>
     <w:p>
       <w:pPr>
-        <w:pStyle w:val="Headerlower"/>
+        <w:pStyle w:val="Heading2"/>
+        <w:spacing w:line="360" w:lineRule="auto" w:before="120" w:after="0"/>
+        <w:ind w:firstLine="709"/>
         <w:jc w:val="both"/>
       </w:pPr>
       <w:r>
@@ -1741,7 +1904,8 @@
     </w:p>
     <w:p>
       <w:pPr>
-        <w:pStyle w:val="Picturemain"/>
+        <w:spacing w:line="360" w:lineRule="auto" w:before="120" w:after="120"/>
+        <w:ind w:firstLine="0"/>
         <w:jc w:val="center"/>
       </w:pPr>
       <w:r>
@@ -1758,7 +1922,9 @@
     </w:p>
     <w:p>
       <w:pPr>
-        <w:pStyle w:val="Headerlower"/>
+        <w:pStyle w:val="Heading2"/>
+        <w:spacing w:line="360" w:lineRule="auto" w:before="120" w:after="0"/>
+        <w:ind w:firstLine="709"/>
         <w:jc w:val="both"/>
       </w:pPr>
       <w:r>
@@ -1773,7 +1939,8 @@
     </w:p>
     <w:p>
       <w:pPr>
-        <w:pStyle w:val="ParagraphMain"/>
+        <w:spacing w:line="360" w:lineRule="auto" w:before="0" w:after="0"/>
+        <w:ind w:firstLine="709"/>
         <w:jc w:val="both"/>
       </w:pPr>
       <w:r>
@@ -1788,8 +1955,10 @@
     </w:p>
     <w:p>
       <w:pPr>
-        <w:pStyle w:val="HeaderMain"/>
+        <w:pStyle w:val="Heading1"/>
         <w:pageBreakBefore/>
+        <w:spacing w:line="360" w:lineRule="auto" w:before="240" w:after="240"/>
+        <w:ind w:firstLine="0"/>
         <w:jc w:val="center"/>
       </w:pPr>
       <w:r>
@@ -1804,7 +1973,9 @@
     </w:p>
     <w:p>
       <w:pPr>
-        <w:pStyle w:val="Headerlower"/>
+        <w:pStyle w:val="Heading2"/>
+        <w:spacing w:line="360" w:lineRule="auto" w:before="120" w:after="0"/>
+        <w:ind w:firstLine="709"/>
         <w:jc w:val="both"/>
       </w:pPr>
       <w:r>
@@ -1819,7 +1990,8 @@
     </w:p>
     <w:p>
       <w:pPr>
-        <w:pStyle w:val="ParagraphMain"/>
+        <w:spacing w:line="360" w:lineRule="auto" w:before="0" w:after="0"/>
+        <w:ind w:firstLine="709"/>
         <w:jc w:val="both"/>
       </w:pPr>
       <w:r>
@@ -1834,7 +2006,9 @@
     </w:p>
     <w:p>
       <w:pPr>
-        <w:pStyle w:val="Headerlower"/>
+        <w:pStyle w:val="Heading2"/>
+        <w:spacing w:line="360" w:lineRule="auto" w:before="120" w:after="0"/>
+        <w:ind w:firstLine="709"/>
         <w:jc w:val="both"/>
       </w:pPr>
       <w:r>
@@ -1849,7 +2023,9 @@
     </w:p>
     <w:p>
       <w:pPr>
-        <w:pStyle w:val="ListMain"/>
+        <w:pStyle w:val="ListParagraph"/>
+        <w:spacing w:line="360" w:lineRule="auto" w:before="0" w:after="0"/>
+        <w:ind w:firstLine="709"/>
         <w:jc w:val="both"/>
       </w:pPr>
       <w:r>
@@ -1859,12 +2035,14 @@
           <w:color w:val="000000"/>
           <w:sz w:val="28"/>
         </w:rPr>
-        <w:t>• Создание служебной таблицы аудита SystemLogs в базе данных ИС (поля: LogId, UserName, ActionType, TableName, Timestamp, Details).</w:t>
+        <w:t>— Создание служебной таблицы аудита SystemLogs в базе данных ИС (поля: LogId, UserName, ActionType, TableName, Timestamp, Details).</w:t>
       </w:r>
     </w:p>
     <w:p>
       <w:pPr>
-        <w:pStyle w:val="ListMain"/>
+        <w:pStyle w:val="ListParagraph"/>
+        <w:spacing w:line="360" w:lineRule="auto" w:before="0" w:after="0"/>
+        <w:ind w:firstLine="709"/>
         <w:jc w:val="both"/>
       </w:pPr>
       <w:r>
@@ -1874,12 +2052,14 @@
           <w:color w:val="000000"/>
           <w:sz w:val="28"/>
         </w:rPr>
-        <w:t>• Разработка C# модуля автоматической записи событий добавления, изменения и удаления сущностей в журнал аудита.</w:t>
+        <w:t>— Разработка C# модуля автоматической записи событий добавления, изменения и удаления сущностей в журнал аудита.</w:t>
       </w:r>
     </w:p>
     <w:p>
       <w:pPr>
-        <w:pStyle w:val="ListMain"/>
+        <w:pStyle w:val="ListParagraph"/>
+        <w:spacing w:line="360" w:lineRule="auto" w:before="0" w:after="0"/>
+        <w:ind w:firstLine="709"/>
         <w:jc w:val="both"/>
       </w:pPr>
       <w:r>
@@ -1889,12 +2069,14 @@
           <w:color w:val="000000"/>
           <w:sz w:val="28"/>
         </w:rPr>
-        <w:t>• Настройка дисковых квот NTFS на папку экспортируемых отчетов и резервных копий для предотвращения переполнения диска.</w:t>
+        <w:t>— Настройка дисковых квот NTFS на папку экспортируемых отчетов и резервных копий для предотвращения переполнения диска.</w:t>
       </w:r>
     </w:p>
     <w:p>
       <w:pPr>
-        <w:pStyle w:val="ListMain"/>
+        <w:pStyle w:val="ListParagraph"/>
+        <w:spacing w:line="360" w:lineRule="auto" w:before="0" w:after="0"/>
+        <w:ind w:firstLine="709"/>
         <w:jc w:val="both"/>
       </w:pPr>
       <w:r>
@@ -1904,12 +2086,14 @@
           <w:color w:val="000000"/>
           <w:sz w:val="28"/>
         </w:rPr>
-        <w:t>• Тестирование срабатывания оповещения о превышении дискового лимита.</w:t>
+        <w:t>— Тестирование срабатывания оповещения о превышении дискового лимита.</w:t>
       </w:r>
     </w:p>
     <w:p>
       <w:pPr>
-        <w:pStyle w:val="Headerlower"/>
+        <w:pStyle w:val="Heading2"/>
+        <w:spacing w:line="360" w:lineRule="auto" w:before="120" w:after="0"/>
+        <w:ind w:firstLine="709"/>
         <w:jc w:val="both"/>
       </w:pPr>
       <w:r>
@@ -1924,7 +2108,8 @@
     </w:p>
     <w:p>
       <w:pPr>
-        <w:pStyle w:val="Picturemain"/>
+        <w:spacing w:line="360" w:lineRule="auto" w:before="120" w:after="120"/>
+        <w:ind w:firstLine="0"/>
         <w:jc w:val="center"/>
       </w:pPr>
       <w:r>
@@ -1941,7 +2126,9 @@
     </w:p>
     <w:p>
       <w:pPr>
-        <w:pStyle w:val="Headerlower"/>
+        <w:pStyle w:val="Heading2"/>
+        <w:spacing w:line="360" w:lineRule="auto" w:before="120" w:after="0"/>
+        <w:ind w:firstLine="709"/>
         <w:jc w:val="both"/>
       </w:pPr>
       <w:r>
@@ -1956,7 +2143,8 @@
     </w:p>
     <w:p>
       <w:pPr>
-        <w:pStyle w:val="ParagraphMain"/>
+        <w:spacing w:line="360" w:lineRule="auto" w:before="0" w:after="0"/>
+        <w:ind w:firstLine="709"/>
         <w:jc w:val="both"/>
       </w:pPr>
       <w:r>
@@ -1971,8 +2159,10 @@
     </w:p>
     <w:p>
       <w:pPr>
-        <w:pStyle w:val="HeaderMain"/>
+        <w:pStyle w:val="Heading1"/>
         <w:pageBreakBefore/>
+        <w:spacing w:line="360" w:lineRule="auto" w:before="240" w:after="240"/>
+        <w:ind w:firstLine="0"/>
         <w:jc w:val="center"/>
       </w:pPr>
       <w:r>
@@ -1987,7 +2177,9 @@
     </w:p>
     <w:p>
       <w:pPr>
-        <w:pStyle w:val="Headerlower"/>
+        <w:pStyle w:val="Heading2"/>
+        <w:spacing w:line="360" w:lineRule="auto" w:before="120" w:after="0"/>
+        <w:ind w:firstLine="709"/>
         <w:jc w:val="both"/>
       </w:pPr>
       <w:r>
@@ -2002,7 +2194,8 @@
     </w:p>
     <w:p>
       <w:pPr>
-        <w:pStyle w:val="ParagraphMain"/>
+        <w:spacing w:line="360" w:lineRule="auto" w:before="0" w:after="0"/>
+        <w:ind w:firstLine="709"/>
         <w:jc w:val="both"/>
       </w:pPr>
       <w:r>
@@ -2017,7 +2210,9 @@
     </w:p>
     <w:p>
       <w:pPr>
-        <w:pStyle w:val="Headerlower"/>
+        <w:pStyle w:val="Heading2"/>
+        <w:spacing w:line="360" w:lineRule="auto" w:before="120" w:after="0"/>
+        <w:ind w:firstLine="709"/>
         <w:jc w:val="both"/>
       </w:pPr>
       <w:r>
@@ -2032,7 +2227,9 @@
     </w:p>
     <w:p>
       <w:pPr>
-        <w:pStyle w:val="ListMain"/>
+        <w:pStyle w:val="ListParagraph"/>
+        <w:spacing w:line="360" w:lineRule="auto" w:before="0" w:after="0"/>
+        <w:ind w:firstLine="709"/>
         <w:jc w:val="both"/>
       </w:pPr>
       <w:r>
@@ -2042,12 +2239,14 @@
           <w:color w:val="000000"/>
           <w:sz w:val="28"/>
         </w:rPr>
-        <w:t>• Программный замер времени выполнения запросов к БД через TableAdapter.Fill() с использованием System.Diagnostics.Stopwatch.</w:t>
+        <w:t>— Программный замер времени выполнения запросов к БД через TableAdapter.Fill() с использованием System.Diagnostics.Stopwatch.</w:t>
       </w:r>
     </w:p>
     <w:p>
       <w:pPr>
-        <w:pStyle w:val="ListMain"/>
+        <w:pStyle w:val="ListParagraph"/>
+        <w:spacing w:line="360" w:lineRule="auto" w:before="0" w:after="0"/>
+        <w:ind w:firstLine="709"/>
         <w:jc w:val="both"/>
       </w:pPr>
       <w:r>
@@ -2057,12 +2256,14 @@
           <w:color w:val="000000"/>
           <w:sz w:val="28"/>
         </w:rPr>
-        <w:t>• Сравнительный бенчмарк выборки при объемах 100, 1000 и 5000 записей: Typed DataSet против прямого чтения через SqlDataReader.</w:t>
+        <w:t>— Сравнительный бенчмарк выборки при объемах 100, 1000 и 5000 записей: Typed DataSet против прямого чтения через SqlDataReader.</w:t>
       </w:r>
     </w:p>
     <w:p>
       <w:pPr>
-        <w:pStyle w:val="ListMain"/>
+        <w:pStyle w:val="ListParagraph"/>
+        <w:spacing w:line="360" w:lineRule="auto" w:before="0" w:after="0"/>
+        <w:ind w:firstLine="709"/>
         <w:jc w:val="both"/>
       </w:pPr>
       <w:r>
@@ -2072,12 +2273,14 @@
           <w:color w:val="000000"/>
           <w:sz w:val="28"/>
         </w:rPr>
-        <w:t>• Создание некластеризованных индексов (Non-Clustered Indexes) на внешних ключах (FK) для оптимизации операций JOIN.</w:t>
+        <w:t>— Создание некластеризованных индексов (Non-Clustered Indexes) на внешних ключах (FK) для оптимизации операций JOIN.</w:t>
       </w:r>
     </w:p>
     <w:p>
       <w:pPr>
-        <w:pStyle w:val="ListMain"/>
+        <w:pStyle w:val="ListParagraph"/>
+        <w:spacing w:line="360" w:lineRule="auto" w:before="0" w:after="0"/>
+        <w:ind w:firstLine="709"/>
         <w:jc w:val="both"/>
       </w:pPr>
       <w:r>
@@ -2087,12 +2290,14 @@
           <w:color w:val="000000"/>
           <w:sz w:val="28"/>
         </w:rPr>
-        <w:t>• Построение графика зависимости времени выборки от объема данных и наличия индексов.</w:t>
+        <w:t>— Построение графика зависимости времени выборки от объема данных и наличия индексов.</w:t>
       </w:r>
     </w:p>
     <w:p>
       <w:pPr>
-        <w:pStyle w:val="Headerlower"/>
+        <w:pStyle w:val="Heading2"/>
+        <w:spacing w:line="360" w:lineRule="auto" w:before="120" w:after="0"/>
+        <w:ind w:firstLine="709"/>
         <w:jc w:val="both"/>
       </w:pPr>
       <w:r>
@@ -2107,7 +2312,8 @@
     </w:p>
     <w:p>
       <w:pPr>
-        <w:pStyle w:val="Picturemain"/>
+        <w:spacing w:line="360" w:lineRule="auto" w:before="120" w:after="120"/>
+        <w:ind w:firstLine="0"/>
         <w:jc w:val="center"/>
       </w:pPr>
       <w:r>
@@ -2124,7 +2330,9 @@
     </w:p>
     <w:p>
       <w:pPr>
-        <w:pStyle w:val="Headerlower"/>
+        <w:pStyle w:val="Heading2"/>
+        <w:spacing w:line="360" w:lineRule="auto" w:before="120" w:after="0"/>
+        <w:ind w:firstLine="709"/>
         <w:jc w:val="both"/>
       </w:pPr>
       <w:r>
@@ -2139,7 +2347,8 @@
     </w:p>
     <w:p>
       <w:pPr>
-        <w:pStyle w:val="ParagraphMain"/>
+        <w:spacing w:line="360" w:lineRule="auto" w:before="0" w:after="0"/>
+        <w:ind w:firstLine="709"/>
         <w:jc w:val="both"/>
       </w:pPr>
       <w:r>
@@ -2154,8 +2363,10 @@
     </w:p>
     <w:p>
       <w:pPr>
-        <w:pStyle w:val="HeaderMain"/>
+        <w:pStyle w:val="Heading1"/>
         <w:pageBreakBefore/>
+        <w:spacing w:line="360" w:lineRule="auto" w:before="240" w:after="240"/>
+        <w:ind w:firstLine="0"/>
         <w:jc w:val="center"/>
       </w:pPr>
       <w:r>
@@ -2170,7 +2381,9 @@
     </w:p>
     <w:p>
       <w:pPr>
-        <w:pStyle w:val="Headerlower"/>
+        <w:pStyle w:val="Heading2"/>
+        <w:spacing w:line="360" w:lineRule="auto" w:before="120" w:after="0"/>
+        <w:ind w:firstLine="709"/>
         <w:jc w:val="both"/>
       </w:pPr>
       <w:r>
@@ -2185,7 +2398,8 @@
     </w:p>
     <w:p>
       <w:pPr>
-        <w:pStyle w:val="ParagraphMain"/>
+        <w:spacing w:line="360" w:lineRule="auto" w:before="0" w:after="0"/>
+        <w:ind w:firstLine="709"/>
         <w:jc w:val="both"/>
       </w:pPr>
       <w:r>
@@ -2200,7 +2414,9 @@
     </w:p>
     <w:p>
       <w:pPr>
-        <w:pStyle w:val="Headerlower"/>
+        <w:pStyle w:val="Heading2"/>
+        <w:spacing w:line="360" w:lineRule="auto" w:before="120" w:after="0"/>
+        <w:ind w:firstLine="709"/>
         <w:jc w:val="both"/>
       </w:pPr>
       <w:r>
@@ -2215,7 +2431,9 @@
     </w:p>
     <w:p>
       <w:pPr>
-        <w:pStyle w:val="ListMain"/>
+        <w:pStyle w:val="ListParagraph"/>
+        <w:spacing w:line="360" w:lineRule="auto" w:before="0" w:after="0"/>
+        <w:ind w:firstLine="709"/>
         <w:jc w:val="both"/>
       </w:pPr>
       <w:r>
@@ -2225,12 +2443,14 @@
           <w:color w:val="000000"/>
           <w:sz w:val="28"/>
         </w:rPr>
-        <w:t>• Изучение архитектуры блочного симметричного шифрования AES (Advanced Encryption Standard, Rijndael, длина ключа 256 бит).</w:t>
+        <w:t>— Изучение архитектуры блочного симметричного шифрования AES (Advanced Encryption Standard, Rijndael, длина ключа 256 бит).</w:t>
       </w:r>
     </w:p>
     <w:p>
       <w:pPr>
-        <w:pStyle w:val="ListMain"/>
+        <w:pStyle w:val="ListParagraph"/>
+        <w:spacing w:line="360" w:lineRule="auto" w:before="0" w:after="0"/>
+        <w:ind w:firstLine="709"/>
         <w:jc w:val="both"/>
       </w:pPr>
       <w:r>
@@ -2240,12 +2460,14 @@
           <w:color w:val="000000"/>
           <w:sz w:val="28"/>
         </w:rPr>
-        <w:t>• Реализация служебного класса CryptoManager с методами EncryptFile() и DecryptFile() на базе пространства имен System.Security.Cryptography.</w:t>
+        <w:t>— Реализация служебного класса CryptoManager с методами EncryptFile() и DecryptFile() на базе пространства имен System.Security.Cryptography.</w:t>
       </w:r>
     </w:p>
     <w:p>
       <w:pPr>
-        <w:pStyle w:val="ListMain"/>
+        <w:pStyle w:val="ListParagraph"/>
+        <w:spacing w:line="360" w:lineRule="auto" w:before="0" w:after="0"/>
+        <w:ind w:firstLine="709"/>
         <w:jc w:val="both"/>
       </w:pPr>
       <w:r>
@@ -2255,12 +2477,14 @@
           <w:color w:val="000000"/>
           <w:sz w:val="28"/>
         </w:rPr>
-        <w:t>• Применение потокового шифрования через CryptoStream в режиме сцепления блоков (CBC) с вектором инициализации (IV).</w:t>
+        <w:t>— Применение потокового шифрования через CryptoStream в режиме сцепления блоков (CBC) с вектором инициализации (IV).</w:t>
       </w:r>
     </w:p>
     <w:p>
       <w:pPr>
-        <w:pStyle w:val="ListMain"/>
+        <w:pStyle w:val="ListParagraph"/>
+        <w:spacing w:line="360" w:lineRule="auto" w:before="0" w:after="0"/>
+        <w:ind w:firstLine="709"/>
         <w:jc w:val="both"/>
       </w:pPr>
       <w:r>
@@ -2270,12 +2494,14 @@
           <w:color w:val="000000"/>
           <w:sz w:val="28"/>
         </w:rPr>
-        <w:t>• Шифрование конфигурационного файла App.config со строкой подключения к SQLEXPRESS.</w:t>
+        <w:t>— Шифрование конфигурационного файла App.config со строкой подключения к SQLEXPRESS.</w:t>
       </w:r>
     </w:p>
     <w:p>
       <w:pPr>
-        <w:pStyle w:val="Headerlower"/>
+        <w:pStyle w:val="Heading2"/>
+        <w:spacing w:line="360" w:lineRule="auto" w:before="120" w:after="0"/>
+        <w:ind w:firstLine="709"/>
         <w:jc w:val="both"/>
       </w:pPr>
       <w:r>
@@ -2290,7 +2516,8 @@
     </w:p>
     <w:p>
       <w:pPr>
-        <w:pStyle w:val="Picturemain"/>
+        <w:spacing w:line="360" w:lineRule="auto" w:before="120" w:after="120"/>
+        <w:ind w:firstLine="0"/>
         <w:jc w:val="center"/>
       </w:pPr>
       <w:r>
@@ -2307,7 +2534,9 @@
     </w:p>
     <w:p>
       <w:pPr>
-        <w:pStyle w:val="Headerlower"/>
+        <w:pStyle w:val="Heading2"/>
+        <w:spacing w:line="360" w:lineRule="auto" w:before="120" w:after="0"/>
+        <w:ind w:firstLine="709"/>
         <w:jc w:val="both"/>
       </w:pPr>
       <w:r>
@@ -2322,7 +2551,8 @@
     </w:p>
     <w:p>
       <w:pPr>
-        <w:pStyle w:val="ParagraphMain"/>
+        <w:spacing w:line="360" w:lineRule="auto" w:before="0" w:after="0"/>
+        <w:ind w:firstLine="709"/>
         <w:jc w:val="both"/>
       </w:pPr>
       <w:r>
@@ -2337,8 +2567,10 @@
     </w:p>
     <w:p>
       <w:pPr>
-        <w:pStyle w:val="HeaderMain"/>
+        <w:pStyle w:val="Heading1"/>
         <w:pageBreakBefore/>
+        <w:spacing w:line="360" w:lineRule="auto" w:before="240" w:after="240"/>
+        <w:ind w:firstLine="0"/>
         <w:jc w:val="center"/>
       </w:pPr>
       <w:r>
@@ -2353,7 +2585,9 @@
     </w:p>
     <w:p>
       <w:pPr>
-        <w:pStyle w:val="Headerlower"/>
+        <w:pStyle w:val="Heading2"/>
+        <w:spacing w:line="360" w:lineRule="auto" w:before="120" w:after="0"/>
+        <w:ind w:firstLine="709"/>
         <w:jc w:val="both"/>
       </w:pPr>
       <w:r>
@@ -2368,7 +2602,8 @@
     </w:p>
     <w:p>
       <w:pPr>
-        <w:pStyle w:val="ParagraphMain"/>
+        <w:spacing w:line="360" w:lineRule="auto" w:before="0" w:after="0"/>
+        <w:ind w:firstLine="709"/>
         <w:jc w:val="both"/>
       </w:pPr>
       <w:r>
@@ -2383,7 +2618,9 @@
     </w:p>
     <w:p>
       <w:pPr>
-        <w:pStyle w:val="Headerlower"/>
+        <w:pStyle w:val="Heading2"/>
+        <w:spacing w:line="360" w:lineRule="auto" w:before="120" w:after="0"/>
+        <w:ind w:firstLine="709"/>
         <w:jc w:val="both"/>
       </w:pPr>
       <w:r>
@@ -2398,7 +2635,9 @@
     </w:p>
     <w:p>
       <w:pPr>
-        <w:pStyle w:val="ListMain"/>
+        <w:pStyle w:val="ListParagraph"/>
+        <w:spacing w:line="360" w:lineRule="auto" w:before="0" w:after="0"/>
+        <w:ind w:firstLine="709"/>
         <w:jc w:val="both"/>
       </w:pPr>
       <w:r>
@@ -2408,12 +2647,14 @@
           <w:color w:val="000000"/>
           <w:sz w:val="28"/>
         </w:rPr>
-        <w:t>• Анализ уязвимости хранения паролей в открытом виде (Plaintext) и методов защиты от атак по радужным таблицам (Rainbow Tables).</w:t>
+        <w:t>— Анализ уязвимости хранения паролей в открытом виде (Plaintext) и методов защиты от атак по радужным таблицам (Rainbow Tables).</w:t>
       </w:r>
     </w:p>
     <w:p>
       <w:pPr>
-        <w:pStyle w:val="ListMain"/>
+        <w:pStyle w:val="ListParagraph"/>
+        <w:spacing w:line="360" w:lineRule="auto" w:before="0" w:after="0"/>
+        <w:ind w:firstLine="709"/>
         <w:jc w:val="both"/>
       </w:pPr>
       <w:r>
@@ -2423,12 +2664,14 @@
           <w:color w:val="000000"/>
           <w:sz w:val="28"/>
         </w:rPr>
-        <w:t>• Реализация функции вычисления дайджеста пароля: конкатенация пароля и криптографически стойкой соли (Salt) с последующим хэшированием SHA-256.</w:t>
+        <w:t>— Реализация функции вычисления дайджеста пароля: конкатенация пароля и криптографически стойкой соли (Salt) с последующим хэшированием SHA-256.</w:t>
       </w:r>
     </w:p>
     <w:p>
       <w:pPr>
-        <w:pStyle w:val="ListMain"/>
+        <w:pStyle w:val="ListParagraph"/>
+        <w:spacing w:line="360" w:lineRule="auto" w:before="0" w:after="0"/>
+        <w:ind w:firstLine="709"/>
         <w:jc w:val="both"/>
       </w:pPr>
       <w:r>
@@ -2438,12 +2681,14 @@
           <w:color w:val="000000"/>
           <w:sz w:val="28"/>
         </w:rPr>
-        <w:t>• Модификация таблицы Users в базе данных для хранения столбцов PasswordHash (nvarchar(64)) и Salt (nvarchar(32)).</w:t>
+        <w:t>— Модификация таблицы Users в базе данных для хранения столбцов PasswordHash (nvarchar(64)) и Salt (nvarchar(32)).</w:t>
       </w:r>
     </w:p>
     <w:p>
       <w:pPr>
-        <w:pStyle w:val="ListMain"/>
+        <w:pStyle w:val="ListParagraph"/>
+        <w:spacing w:line="360" w:lineRule="auto" w:before="0" w:after="0"/>
+        <w:ind w:firstLine="709"/>
         <w:jc w:val="both"/>
       </w:pPr>
       <w:r>
@@ -2453,12 +2698,14 @@
           <w:color w:val="000000"/>
           <w:sz w:val="28"/>
         </w:rPr>
-        <w:t>• Интеграция функции сверки хэша при авторизации пользователя в ИС.</w:t>
+        <w:t>— Интеграция функции сверки хэша при авторизации пользователя в ИС.</w:t>
       </w:r>
     </w:p>
     <w:p>
       <w:pPr>
-        <w:pStyle w:val="Headerlower"/>
+        <w:pStyle w:val="Heading2"/>
+        <w:spacing w:line="360" w:lineRule="auto" w:before="120" w:after="0"/>
+        <w:ind w:firstLine="709"/>
         <w:jc w:val="both"/>
       </w:pPr>
       <w:r>
@@ -2473,7 +2720,8 @@
     </w:p>
     <w:p>
       <w:pPr>
-        <w:pStyle w:val="Picturemain"/>
+        <w:spacing w:line="360" w:lineRule="auto" w:before="120" w:after="120"/>
+        <w:ind w:firstLine="0"/>
         <w:jc w:val="center"/>
       </w:pPr>
       <w:r>
@@ -2490,7 +2738,9 @@
     </w:p>
     <w:p>
       <w:pPr>
-        <w:pStyle w:val="Headerlower"/>
+        <w:pStyle w:val="Heading2"/>
+        <w:spacing w:line="360" w:lineRule="auto" w:before="120" w:after="0"/>
+        <w:ind w:firstLine="709"/>
         <w:jc w:val="both"/>
       </w:pPr>
       <w:r>
@@ -2505,7 +2755,8 @@
     </w:p>
     <w:p>
       <w:pPr>
-        <w:pStyle w:val="ParagraphMain"/>
+        <w:spacing w:line="360" w:lineRule="auto" w:before="0" w:after="0"/>
+        <w:ind w:firstLine="709"/>
         <w:jc w:val="both"/>
       </w:pPr>
       <w:r>
@@ -2520,8 +2771,10 @@
     </w:p>
     <w:p>
       <w:pPr>
-        <w:pStyle w:val="HeaderMain"/>
+        <w:pStyle w:val="Heading1"/>
         <w:pageBreakBefore/>
+        <w:spacing w:line="360" w:lineRule="auto" w:before="240" w:after="240"/>
+        <w:ind w:firstLine="0"/>
         <w:jc w:val="center"/>
       </w:pPr>
       <w:r>
@@ -2536,7 +2789,9 @@
     </w:p>
     <w:p>
       <w:pPr>
-        <w:pStyle w:val="Headerlower"/>
+        <w:pStyle w:val="Heading2"/>
+        <w:spacing w:line="360" w:lineRule="auto" w:before="120" w:after="0"/>
+        <w:ind w:firstLine="709"/>
         <w:jc w:val="both"/>
       </w:pPr>
       <w:r>
@@ -2551,7 +2806,8 @@
     </w:p>
     <w:p>
       <w:pPr>
-        <w:pStyle w:val="ParagraphMain"/>
+        <w:spacing w:line="360" w:lineRule="auto" w:before="0" w:after="0"/>
+        <w:ind w:firstLine="709"/>
         <w:jc w:val="both"/>
       </w:pPr>
       <w:r>
@@ -2566,7 +2822,9 @@
     </w:p>
     <w:p>
       <w:pPr>
-        <w:pStyle w:val="Headerlower"/>
+        <w:pStyle w:val="Heading2"/>
+        <w:spacing w:line="360" w:lineRule="auto" w:before="120" w:after="0"/>
+        <w:ind w:firstLine="709"/>
         <w:jc w:val="both"/>
       </w:pPr>
       <w:r>
@@ -2581,7 +2839,9 @@
     </w:p>
     <w:p>
       <w:pPr>
-        <w:pStyle w:val="ListMain"/>
+        <w:pStyle w:val="ListParagraph"/>
+        <w:spacing w:line="360" w:lineRule="auto" w:before="0" w:after="0"/>
+        <w:ind w:firstLine="709"/>
         <w:jc w:val="both"/>
       </w:pPr>
       <w:r>
@@ -2591,12 +2851,14 @@
           <w:color w:val="000000"/>
           <w:sz w:val="28"/>
         </w:rPr>
-        <w:t>• Инициализация локального репозитория в корне проекта командой git init.</w:t>
+        <w:t>— Инициализация локального репозитория в корне проекта командой git init.</w:t>
       </w:r>
     </w:p>
     <w:p>
       <w:pPr>
-        <w:pStyle w:val="ListMain"/>
+        <w:pStyle w:val="ListParagraph"/>
+        <w:spacing w:line="360" w:lineRule="auto" w:before="0" w:after="0"/>
+        <w:ind w:firstLine="709"/>
         <w:jc w:val="both"/>
       </w:pPr>
       <w:r>
@@ -2606,12 +2868,14 @@
           <w:color w:val="000000"/>
           <w:sz w:val="28"/>
         </w:rPr>
-        <w:t>• Создание профессионального файла .gitignore: исключение служебных папок .vs/, bin/, obj/, временных файлов сборщика и локальных БД (.mdf/.ldf).</w:t>
+        <w:t>— Создание профессионального файла .gitignore: исключение служебных папок .vs/, bin/, obj/, временных файлов сборщика и локальных БД (.mdf/.ldf).</w:t>
       </w:r>
     </w:p>
     <w:p>
       <w:pPr>
-        <w:pStyle w:val="ListMain"/>
+        <w:pStyle w:val="ListParagraph"/>
+        <w:spacing w:line="360" w:lineRule="auto" w:before="0" w:after="0"/>
+        <w:ind w:firstLine="709"/>
         <w:jc w:val="both"/>
       </w:pPr>
       <w:r>
@@ -2621,12 +2885,14 @@
           <w:color w:val="000000"/>
           <w:sz w:val="28"/>
         </w:rPr>
-        <w:t>• Формирование базовых коммитов проекта по стандарту Conventional Commits (feat, fix, docs, chore).</w:t>
+        <w:t>— Формирование базовых коммитов проекта по стандарту Conventional Commits (feat, fix, docs, chore).</w:t>
       </w:r>
     </w:p>
     <w:p>
       <w:pPr>
-        <w:pStyle w:val="ListMain"/>
+        <w:pStyle w:val="ListParagraph"/>
+        <w:spacing w:line="360" w:lineRule="auto" w:before="0" w:after="0"/>
+        <w:ind w:firstLine="709"/>
         <w:jc w:val="both"/>
       </w:pPr>
       <w:r>
@@ -2636,12 +2902,14 @@
           <w:color w:val="000000"/>
           <w:sz w:val="28"/>
         </w:rPr>
-        <w:t>• Просмотр истории репозитория с помощью команд git status и git log --oneline.</w:t>
+        <w:t>— Просмотр истории репозитория с помощью команд git status и git log --oneline.</w:t>
       </w:r>
     </w:p>
     <w:p>
       <w:pPr>
-        <w:pStyle w:val="Headerlower"/>
+        <w:pStyle w:val="Heading2"/>
+        <w:spacing w:line="360" w:lineRule="auto" w:before="120" w:after="0"/>
+        <w:ind w:firstLine="709"/>
         <w:jc w:val="both"/>
       </w:pPr>
       <w:r>
@@ -2656,7 +2924,8 @@
     </w:p>
     <w:p>
       <w:pPr>
-        <w:pStyle w:val="Picturemain"/>
+        <w:spacing w:line="360" w:lineRule="auto" w:before="120" w:after="120"/>
+        <w:ind w:firstLine="0"/>
         <w:jc w:val="center"/>
       </w:pPr>
       <w:r>
@@ -2673,7 +2942,9 @@
     </w:p>
     <w:p>
       <w:pPr>
-        <w:pStyle w:val="Headerlower"/>
+        <w:pStyle w:val="Heading2"/>
+        <w:spacing w:line="360" w:lineRule="auto" w:before="120" w:after="0"/>
+        <w:ind w:firstLine="709"/>
         <w:jc w:val="both"/>
       </w:pPr>
       <w:r>
@@ -2688,7 +2959,8 @@
     </w:p>
     <w:p>
       <w:pPr>
-        <w:pStyle w:val="ParagraphMain"/>
+        <w:spacing w:line="360" w:lineRule="auto" w:before="0" w:after="0"/>
+        <w:ind w:firstLine="709"/>
         <w:jc w:val="both"/>
       </w:pPr>
       <w:r>
@@ -2703,8 +2975,10 @@
     </w:p>
     <w:p>
       <w:pPr>
-        <w:pStyle w:val="HeaderMain"/>
+        <w:pStyle w:val="Heading1"/>
         <w:pageBreakBefore/>
+        <w:spacing w:line="360" w:lineRule="auto" w:before="240" w:after="240"/>
+        <w:ind w:firstLine="0"/>
         <w:jc w:val="center"/>
       </w:pPr>
       <w:r>
@@ -2719,7 +2993,9 @@
     </w:p>
     <w:p>
       <w:pPr>
-        <w:pStyle w:val="Headerlower"/>
+        <w:pStyle w:val="Heading2"/>
+        <w:spacing w:line="360" w:lineRule="auto" w:before="120" w:after="0"/>
+        <w:ind w:firstLine="709"/>
         <w:jc w:val="both"/>
       </w:pPr>
       <w:r>
@@ -2734,7 +3010,8 @@
     </w:p>
     <w:p>
       <w:pPr>
-        <w:pStyle w:val="ParagraphMain"/>
+        <w:spacing w:line="360" w:lineRule="auto" w:before="0" w:after="0"/>
+        <w:ind w:firstLine="709"/>
         <w:jc w:val="both"/>
       </w:pPr>
       <w:r>
@@ -2749,7 +3026,9 @@
     </w:p>
     <w:p>
       <w:pPr>
-        <w:pStyle w:val="Headerlower"/>
+        <w:pStyle w:val="Heading2"/>
+        <w:spacing w:line="360" w:lineRule="auto" w:before="120" w:after="0"/>
+        <w:ind w:firstLine="709"/>
         <w:jc w:val="both"/>
       </w:pPr>
       <w:r>
@@ -2764,7 +3043,9 @@
     </w:p>
     <w:p>
       <w:pPr>
-        <w:pStyle w:val="ListMain"/>
+        <w:pStyle w:val="ListParagraph"/>
+        <w:spacing w:line="360" w:lineRule="auto" w:before="0" w:after="0"/>
+        <w:ind w:firstLine="709"/>
         <w:jc w:val="both"/>
       </w:pPr>
       <w:r>
@@ -2774,12 +3055,14 @@
           <w:color w:val="000000"/>
           <w:sz w:val="28"/>
         </w:rPr>
-        <w:t>• Создание изолированных функциональных веток: git branch feature/auth и git branch feature/master-detail.</w:t>
+        <w:t>— Создание изолированных функциональных веток: git branch feature/auth и git branch feature/master-detail.</w:t>
       </w:r>
     </w:p>
     <w:p>
       <w:pPr>
-        <w:pStyle w:val="ListMain"/>
+        <w:pStyle w:val="ListParagraph"/>
+        <w:spacing w:line="360" w:lineRule="auto" w:before="0" w:after="0"/>
+        <w:ind w:firstLine="709"/>
         <w:jc w:val="both"/>
       </w:pPr>
       <w:r>
@@ -2789,12 +3072,14 @@
           <w:color w:val="000000"/>
           <w:sz w:val="28"/>
         </w:rPr>
-        <w:t>• Параллельная модификация файлов формы и схемы DataSet в разных ветках с последующим коммитом.</w:t>
+        <w:t>— Параллельная модификация файлов формы и схемы DataSet в разных ветках с последующим коммитом.</w:t>
       </w:r>
     </w:p>
     <w:p>
       <w:pPr>
-        <w:pStyle w:val="ListMain"/>
+        <w:pStyle w:val="ListParagraph"/>
+        <w:spacing w:line="360" w:lineRule="auto" w:before="0" w:after="0"/>
+        <w:ind w:firstLine="709"/>
         <w:jc w:val="both"/>
       </w:pPr>
       <w:r>
@@ -2804,12 +3089,14 @@
           <w:color w:val="000000"/>
           <w:sz w:val="28"/>
         </w:rPr>
-        <w:t>• Моделирование конфликта слияния (Merge Conflict) при попытке слияния ветки в master.</w:t>
+        <w:t>— Моделирование конфликта слияния (Merge Conflict) при попытке слияния ветки в master.</w:t>
       </w:r>
     </w:p>
     <w:p>
       <w:pPr>
-        <w:pStyle w:val="ListMain"/>
+        <w:pStyle w:val="ListParagraph"/>
+        <w:spacing w:line="360" w:lineRule="auto" w:before="0" w:after="0"/>
+        <w:ind w:firstLine="709"/>
         <w:jc w:val="both"/>
       </w:pPr>
       <w:r>
@@ -2819,12 +3106,14 @@
           <w:color w:val="000000"/>
           <w:sz w:val="28"/>
         </w:rPr>
-        <w:t>• Ручной разбор и разрешение конфликта маркеров &lt;&lt;&lt;&lt;&lt;&lt;&lt; HEAD, фиксация мерж-коммита и просмотр графа коммитов (git log --graph).</w:t>
+        <w:t>— Ручной разбор и разрешение конфликта маркеров &lt;&lt;&lt;&lt;&lt;&lt;&lt; HEAD, фиксация мерж-коммита и просмотр графа коммитов (git log --graph).</w:t>
       </w:r>
     </w:p>
     <w:p>
       <w:pPr>
-        <w:pStyle w:val="Headerlower"/>
+        <w:pStyle w:val="Heading2"/>
+        <w:spacing w:line="360" w:lineRule="auto" w:before="120" w:after="0"/>
+        <w:ind w:firstLine="709"/>
         <w:jc w:val="both"/>
       </w:pPr>
       <w:r>
@@ -2839,7 +3128,8 @@
     </w:p>
     <w:p>
       <w:pPr>
-        <w:pStyle w:val="Picturemain"/>
+        <w:spacing w:line="360" w:lineRule="auto" w:before="120" w:after="120"/>
+        <w:ind w:firstLine="0"/>
         <w:jc w:val="center"/>
       </w:pPr>
       <w:r>
@@ -2856,7 +3146,9 @@
     </w:p>
     <w:p>
       <w:pPr>
-        <w:pStyle w:val="Headerlower"/>
+        <w:pStyle w:val="Heading2"/>
+        <w:spacing w:line="360" w:lineRule="auto" w:before="120" w:after="0"/>
+        <w:ind w:firstLine="709"/>
         <w:jc w:val="both"/>
       </w:pPr>
       <w:r>
@@ -2871,7 +3163,8 @@
     </w:p>
     <w:p>
       <w:pPr>
-        <w:pStyle w:val="ParagraphMain"/>
+        <w:spacing w:line="360" w:lineRule="auto" w:before="0" w:after="0"/>
+        <w:ind w:firstLine="709"/>
         <w:jc w:val="both"/>
       </w:pPr>
       <w:r>
@@ -2886,8 +3179,10 @@
     </w:p>
     <w:p>
       <w:pPr>
-        <w:pStyle w:val="HeaderMain"/>
+        <w:pStyle w:val="Heading1"/>
         <w:pageBreakBefore/>
+        <w:spacing w:line="360" w:lineRule="auto" w:before="240" w:after="240"/>
+        <w:ind w:firstLine="0"/>
         <w:jc w:val="center"/>
       </w:pPr>
       <w:r>
@@ -2902,7 +3197,9 @@
     </w:p>
     <w:p>
       <w:pPr>
-        <w:pStyle w:val="Headerlower"/>
+        <w:pStyle w:val="Heading2"/>
+        <w:spacing w:line="360" w:lineRule="auto" w:before="120" w:after="0"/>
+        <w:ind w:firstLine="709"/>
         <w:jc w:val="both"/>
       </w:pPr>
       <w:r>
@@ -2917,7 +3214,8 @@
     </w:p>
     <w:p>
       <w:pPr>
-        <w:pStyle w:val="ParagraphMain"/>
+        <w:spacing w:line="360" w:lineRule="auto" w:before="0" w:after="0"/>
+        <w:ind w:firstLine="709"/>
         <w:jc w:val="both"/>
       </w:pPr>
       <w:r>
@@ -2932,7 +3230,9 @@
     </w:p>
     <w:p>
       <w:pPr>
-        <w:pStyle w:val="Headerlower"/>
+        <w:pStyle w:val="Heading2"/>
+        <w:spacing w:line="360" w:lineRule="auto" w:before="120" w:after="0"/>
+        <w:ind w:firstLine="709"/>
         <w:jc w:val="both"/>
       </w:pPr>
       <w:r>
@@ -2947,7 +3247,9 @@
     </w:p>
     <w:p>
       <w:pPr>
-        <w:pStyle w:val="ListMain"/>
+        <w:pStyle w:val="ListParagraph"/>
+        <w:spacing w:line="360" w:lineRule="auto" w:before="0" w:after="0"/>
+        <w:ind w:firstLine="709"/>
         <w:jc w:val="both"/>
       </w:pPr>
       <w:r>
@@ -2957,12 +3259,14 @@
           <w:color w:val="000000"/>
           <w:sz w:val="28"/>
         </w:rPr>
-        <w:t>• Наследование главной формы от базового класса MaterialSkin.Controls.MaterialForm, настройка цветовой схемы MaterialSkinManager.</w:t>
+        <w:t>— Наследование главной формы от базового класса MaterialSkin.Controls.MaterialForm, настройка цветовой схемы MaterialSkinManager.</w:t>
       </w:r>
     </w:p>
     <w:p>
       <w:pPr>
-        <w:pStyle w:val="ListMain"/>
+        <w:pStyle w:val="ListParagraph"/>
+        <w:spacing w:line="360" w:lineRule="auto" w:before="0" w:after="0"/>
+        <w:ind w:firstLine="709"/>
         <w:jc w:val="both"/>
       </w:pPr>
       <w:r>
@@ -2972,12 +3276,14 @@
           <w:color w:val="000000"/>
           <w:sz w:val="28"/>
         </w:rPr>
-        <w:t>• Размещение компонентов MaterialCard, MaterialTextBox (стиль Hint), MaterialButton для создания современного плоского дизайна.</w:t>
+        <w:t>— Размещение компонентов MaterialCard, MaterialTextBox (стиль Hint), MaterialButton для создания современного плоского дизайна.</w:t>
       </w:r>
     </w:p>
     <w:p>
       <w:pPr>
-        <w:pStyle w:val="ListMain"/>
+        <w:pStyle w:val="ListParagraph"/>
+        <w:spacing w:line="360" w:lineRule="auto" w:before="0" w:after="0"/>
+        <w:ind w:firstLine="709"/>
         <w:jc w:val="both"/>
       </w:pPr>
       <w:r>
@@ -2987,12 +3293,14 @@
           <w:color w:val="000000"/>
           <w:sz w:val="28"/>
         </w:rPr>
-        <w:t>• Реализация логики проверки учетных данных: сверка логина и хэша пароля по таблице Users.</w:t>
+        <w:t>— Реализация логики проверки учетных данных: сверка логина и хэша пароля по таблице Users.</w:t>
       </w:r>
     </w:p>
     <w:p>
       <w:pPr>
-        <w:pStyle w:val="ListMain"/>
+        <w:pStyle w:val="ListParagraph"/>
+        <w:spacing w:line="360" w:lineRule="auto" w:before="0" w:after="0"/>
+        <w:ind w:firstLine="709"/>
         <w:jc w:val="both"/>
       </w:pPr>
       <w:r>
@@ -3002,12 +3310,14 @@
           <w:color w:val="000000"/>
           <w:sz w:val="28"/>
         </w:rPr>
-        <w:t>• Реализация ролевой модели доступа: определение прав (Администратор — полный доступ к справочникам, Оператор — работа с реестрами).</w:t>
+        <w:t>— Реализация ролевой модели доступа: определение прав (Администратор — полный доступ к справочникам, Оператор — работа с реестрами).</w:t>
       </w:r>
     </w:p>
     <w:p>
       <w:pPr>
-        <w:pStyle w:val="Headerlower"/>
+        <w:pStyle w:val="Heading2"/>
+        <w:spacing w:line="360" w:lineRule="auto" w:before="120" w:after="0"/>
+        <w:ind w:firstLine="709"/>
         <w:jc w:val="both"/>
       </w:pPr>
       <w:r>
@@ -3022,7 +3332,8 @@
     </w:p>
     <w:p>
       <w:pPr>
-        <w:pStyle w:val="Picturemain"/>
+        <w:spacing w:line="360" w:lineRule="auto" w:before="120" w:after="120"/>
+        <w:ind w:firstLine="0"/>
         <w:jc w:val="center"/>
       </w:pPr>
       <w:r>
@@ -3039,7 +3350,9 @@
     </w:p>
     <w:p>
       <w:pPr>
-        <w:pStyle w:val="Headerlower"/>
+        <w:pStyle w:val="Heading2"/>
+        <w:spacing w:line="360" w:lineRule="auto" w:before="120" w:after="0"/>
+        <w:ind w:firstLine="709"/>
         <w:jc w:val="both"/>
       </w:pPr>
       <w:r>
@@ -3054,7 +3367,8 @@
     </w:p>
     <w:p>
       <w:pPr>
-        <w:pStyle w:val="ParagraphMain"/>
+        <w:spacing w:line="360" w:lineRule="auto" w:before="0" w:after="0"/>
+        <w:ind w:firstLine="709"/>
         <w:jc w:val="both"/>
       </w:pPr>
       <w:r>
@@ -3069,8 +3383,10 @@
     </w:p>
     <w:p>
       <w:pPr>
-        <w:pStyle w:val="HeaderMain"/>
+        <w:pStyle w:val="Heading1"/>
         <w:pageBreakBefore/>
+        <w:spacing w:line="360" w:lineRule="auto" w:before="240" w:after="240"/>
+        <w:ind w:firstLine="0"/>
         <w:jc w:val="center"/>
       </w:pPr>
       <w:r>
@@ -3085,7 +3401,9 @@
     </w:p>
     <w:p>
       <w:pPr>
-        <w:pStyle w:val="Headerlower"/>
+        <w:pStyle w:val="Heading2"/>
+        <w:spacing w:line="360" w:lineRule="auto" w:before="120" w:after="0"/>
+        <w:ind w:firstLine="709"/>
         <w:jc w:val="both"/>
       </w:pPr>
       <w:r>
@@ -3100,7 +3418,8 @@
     </w:p>
     <w:p>
       <w:pPr>
-        <w:pStyle w:val="ParagraphMain"/>
+        <w:spacing w:line="360" w:lineRule="auto" w:before="0" w:after="0"/>
+        <w:ind w:firstLine="709"/>
         <w:jc w:val="both"/>
       </w:pPr>
       <w:r>
@@ -3115,7 +3434,9 @@
     </w:p>
     <w:p>
       <w:pPr>
-        <w:pStyle w:val="Headerlower"/>
+        <w:pStyle w:val="Heading2"/>
+        <w:spacing w:line="360" w:lineRule="auto" w:before="120" w:after="0"/>
+        <w:ind w:firstLine="709"/>
         <w:jc w:val="both"/>
       </w:pPr>
       <w:r>
@@ -3130,7 +3451,9 @@
     </w:p>
     <w:p>
       <w:pPr>
-        <w:pStyle w:val="ListMain"/>
+        <w:pStyle w:val="ListParagraph"/>
+        <w:spacing w:line="360" w:lineRule="auto" w:before="0" w:after="0"/>
+        <w:ind w:firstLine="709"/>
         <w:jc w:val="both"/>
       </w:pPr>
       <w:r>
@@ -3140,12 +3463,14 @@
           <w:color w:val="000000"/>
           <w:sz w:val="28"/>
         </w:rPr>
-        <w:t>• Подключение базы данных проекта через окно Data Sources Visual Studio с генерацией типизированного DataSet (.xsd).</w:t>
+        <w:t>— Подключение базы данных проекта через окно Data Sources Visual Studio с генерацией типизированного DataSet (.xsd).</w:t>
       </w:r>
     </w:p>
     <w:p>
       <w:pPr>
-        <w:pStyle w:val="ListMain"/>
+        <w:pStyle w:val="ListParagraph"/>
+        <w:spacing w:line="360" w:lineRule="auto" w:before="0" w:after="0"/>
+        <w:ind w:firstLine="709"/>
         <w:jc w:val="both"/>
       </w:pPr>
       <w:r>
@@ -3155,12 +3480,14 @@
           <w:color w:val="000000"/>
           <w:sz w:val="28"/>
         </w:rPr>
-        <w:t>• Создание связей отношений (DataRelation) между родительскими и дочерними таблицами варианта (FK Challenge).</w:t>
+        <w:t>— Создание связей отношений (DataRelation) между родительскими и дочерними таблицами варианта (FK Challenge).</w:t>
       </w:r>
     </w:p>
     <w:p>
       <w:pPr>
-        <w:pStyle w:val="ListMain"/>
+        <w:pStyle w:val="ListParagraph"/>
+        <w:spacing w:line="360" w:lineRule="auto" w:before="0" w:after="0"/>
+        <w:ind w:firstLine="709"/>
         <w:jc w:val="both"/>
       </w:pPr>
       <w:r>
@@ -3170,12 +3497,14 @@
           <w:color w:val="000000"/>
           <w:sz w:val="28"/>
         </w:rPr>
-        <w:t>• Организация интерфейса Master-Detail: синхронизация верхнего грида (родительские записи) и нижнего грида (дочерняя спецификация).</w:t>
+        <w:t>— Организация интерфейса Master-Detail: синхронизация верхнего грида (родительские записи) и нижнего грида (дочерняя спецификация).</w:t>
       </w:r>
     </w:p>
     <w:p>
       <w:pPr>
-        <w:pStyle w:val="ListMain"/>
+        <w:pStyle w:val="ListParagraph"/>
+        <w:spacing w:line="360" w:lineRule="auto" w:before="0" w:after="0"/>
+        <w:ind w:firstLine="709"/>
         <w:jc w:val="both"/>
       </w:pPr>
       <w:r>
@@ -3185,12 +3514,14 @@
           <w:color w:val="000000"/>
           <w:sz w:val="28"/>
         </w:rPr>
-        <w:t>• Использование компонентов BindingSource и связывание дочернего BindingSource с отношением родительской таблицы.</w:t>
+        <w:t>— Использование компонентов BindingSource и связывание дочернего BindingSource с отношением родительской таблицы.</w:t>
       </w:r>
     </w:p>
     <w:p>
       <w:pPr>
-        <w:pStyle w:val="Headerlower"/>
+        <w:pStyle w:val="Heading2"/>
+        <w:spacing w:line="360" w:lineRule="auto" w:before="120" w:after="0"/>
+        <w:ind w:firstLine="709"/>
         <w:jc w:val="both"/>
       </w:pPr>
       <w:r>
@@ -3205,7 +3536,8 @@
     </w:p>
     <w:p>
       <w:pPr>
-        <w:pStyle w:val="Picturemain"/>
+        <w:spacing w:line="360" w:lineRule="auto" w:before="120" w:after="120"/>
+        <w:ind w:firstLine="0"/>
         <w:jc w:val="center"/>
       </w:pPr>
       <w:r>
@@ -3222,7 +3554,9 @@
     </w:p>
     <w:p>
       <w:pPr>
-        <w:pStyle w:val="Headerlower"/>
+        <w:pStyle w:val="Heading2"/>
+        <w:spacing w:line="360" w:lineRule="auto" w:before="120" w:after="0"/>
+        <w:ind w:firstLine="709"/>
         <w:jc w:val="both"/>
       </w:pPr>
       <w:r>
@@ -3237,7 +3571,8 @@
     </w:p>
     <w:p>
       <w:pPr>
-        <w:pStyle w:val="ParagraphMain"/>
+        <w:spacing w:line="360" w:lineRule="auto" w:before="0" w:after="0"/>
+        <w:ind w:firstLine="709"/>
         <w:jc w:val="both"/>
       </w:pPr>
       <w:r>
@@ -3252,8 +3587,10 @@
     </w:p>
     <w:p>
       <w:pPr>
-        <w:pStyle w:val="HeaderMain"/>
+        <w:pStyle w:val="Heading1"/>
         <w:pageBreakBefore/>
+        <w:spacing w:line="360" w:lineRule="auto" w:before="240" w:after="240"/>
+        <w:ind w:firstLine="0"/>
         <w:jc w:val="center"/>
       </w:pPr>
       <w:r>
@@ -3268,7 +3605,9 @@
     </w:p>
     <w:p>
       <w:pPr>
-        <w:pStyle w:val="Headerlower"/>
+        <w:pStyle w:val="Heading2"/>
+        <w:spacing w:line="360" w:lineRule="auto" w:before="120" w:after="0"/>
+        <w:ind w:firstLine="709"/>
         <w:jc w:val="both"/>
       </w:pPr>
       <w:r>
@@ -3283,7 +3622,8 @@
     </w:p>
     <w:p>
       <w:pPr>
-        <w:pStyle w:val="ParagraphMain"/>
+        <w:spacing w:line="360" w:lineRule="auto" w:before="0" w:after="0"/>
+        <w:ind w:firstLine="709"/>
         <w:jc w:val="both"/>
       </w:pPr>
       <w:r>
@@ -3298,7 +3638,9 @@
     </w:p>
     <w:p>
       <w:pPr>
-        <w:pStyle w:val="Headerlower"/>
+        <w:pStyle w:val="Heading2"/>
+        <w:spacing w:line="360" w:lineRule="auto" w:before="120" w:after="0"/>
+        <w:ind w:firstLine="709"/>
         <w:jc w:val="both"/>
       </w:pPr>
       <w:r>
@@ -3313,7 +3655,9 @@
     </w:p>
     <w:p>
       <w:pPr>
-        <w:pStyle w:val="ListMain"/>
+        <w:pStyle w:val="ListParagraph"/>
+        <w:spacing w:line="360" w:lineRule="auto" w:before="0" w:after="0"/>
+        <w:ind w:firstLine="709"/>
         <w:jc w:val="both"/>
       </w:pPr>
       <w:r>
@@ -3323,12 +3667,14 @@
           <w:color w:val="000000"/>
           <w:sz w:val="28"/>
         </w:rPr>
-        <w:t>• Реализация диалоговых окон добавления и редактирования записей с валидацией пользовательского ввода (ErrorProvider).</w:t>
+        <w:t>— Реализация диалоговых окон добавления и редактирования записей с валидацией пользовательского ввода (ErrorProvider).</w:t>
       </w:r>
     </w:p>
     <w:p>
       <w:pPr>
-        <w:pStyle w:val="ListMain"/>
+        <w:pStyle w:val="ListParagraph"/>
+        <w:spacing w:line="360" w:lineRule="auto" w:before="0" w:after="0"/>
+        <w:ind w:firstLine="709"/>
         <w:jc w:val="both"/>
       </w:pPr>
       <w:r>
@@ -3338,12 +3684,14 @@
           <w:color w:val="000000"/>
           <w:sz w:val="28"/>
         </w:rPr>
-        <w:t>• Вызовы методов адаптера данных TableAdapter.Insert(), TableAdapter.Update(), TableAdapter.Delete() и вызов TableAdapterManager.UpdateAll().</w:t>
+        <w:t>— Вызовы методов адаптера данных TableAdapter.Insert(), TableAdapter.Update(), TableAdapter.Delete() и вызов TableAdapterManager.UpdateAll().</w:t>
       </w:r>
     </w:p>
     <w:p>
       <w:pPr>
-        <w:pStyle w:val="ListMain"/>
+        <w:pStyle w:val="ListParagraph"/>
+        <w:spacing w:line="360" w:lineRule="auto" w:before="0" w:after="0"/>
+        <w:ind w:firstLine="709"/>
         <w:jc w:val="both"/>
       </w:pPr>
       <w:r>
@@ -3353,12 +3701,14 @@
           <w:color w:val="000000"/>
           <w:sz w:val="28"/>
         </w:rPr>
-        <w:t>• Реализация мгновенного «живого» поиска и фильтрации данных по подстроке через свойство BindingSource.Filter (выражения RowFilter).</w:t>
+        <w:t>— Реализация мгновенного «живого» поиска и фильтрации данных по подстроке через свойство BindingSource.Filter (выражения RowFilter).</w:t>
       </w:r>
     </w:p>
     <w:p>
       <w:pPr>
-        <w:pStyle w:val="ListMain"/>
+        <w:pStyle w:val="ListParagraph"/>
+        <w:spacing w:line="360" w:lineRule="auto" w:before="0" w:after="0"/>
+        <w:ind w:firstLine="709"/>
         <w:jc w:val="both"/>
       </w:pPr>
       <w:r>
@@ -3368,12 +3718,14 @@
           <w:color w:val="000000"/>
           <w:sz w:val="28"/>
         </w:rPr>
-        <w:t>• Обработка подтверждения удаления записей и обработка ошибок ссылочной целостности (FK constraint violations).</w:t>
+        <w:t>— Обработка подтверждения удаления записей и обработка ошибок ссылочной целостности (FK constraint violations).</w:t>
       </w:r>
     </w:p>
     <w:p>
       <w:pPr>
-        <w:pStyle w:val="Headerlower"/>
+        <w:pStyle w:val="Heading2"/>
+        <w:spacing w:line="360" w:lineRule="auto" w:before="120" w:after="0"/>
+        <w:ind w:firstLine="709"/>
         <w:jc w:val="both"/>
       </w:pPr>
       <w:r>
@@ -3388,7 +3740,8 @@
     </w:p>
     <w:p>
       <w:pPr>
-        <w:pStyle w:val="Picturemain"/>
+        <w:spacing w:line="360" w:lineRule="auto" w:before="120" w:after="120"/>
+        <w:ind w:firstLine="0"/>
         <w:jc w:val="center"/>
       </w:pPr>
       <w:r>
@@ -3405,7 +3758,9 @@
     </w:p>
     <w:p>
       <w:pPr>
-        <w:pStyle w:val="Headerlower"/>
+        <w:pStyle w:val="Heading2"/>
+        <w:spacing w:line="360" w:lineRule="auto" w:before="120" w:after="0"/>
+        <w:ind w:firstLine="709"/>
         <w:jc w:val="both"/>
       </w:pPr>
       <w:r>
@@ -3420,7 +3775,8 @@
     </w:p>
     <w:p>
       <w:pPr>
-        <w:pStyle w:val="ParagraphMain"/>
+        <w:spacing w:line="360" w:lineRule="auto" w:before="0" w:after="0"/>
+        <w:ind w:firstLine="709"/>
         <w:jc w:val="both"/>
       </w:pPr>
       <w:r>
@@ -3435,8 +3791,10 @@
     </w:p>
     <w:p>
       <w:pPr>
-        <w:pStyle w:val="HeaderMain"/>
+        <w:pStyle w:val="Heading1"/>
         <w:pageBreakBefore/>
+        <w:spacing w:line="360" w:lineRule="auto" w:before="240" w:after="240"/>
+        <w:ind w:firstLine="0"/>
         <w:jc w:val="center"/>
       </w:pPr>
       <w:r>
@@ -3451,7 +3809,9 @@
     </w:p>
     <w:p>
       <w:pPr>
-        <w:pStyle w:val="Headerlower"/>
+        <w:pStyle w:val="Heading2"/>
+        <w:spacing w:line="360" w:lineRule="auto" w:before="120" w:after="0"/>
+        <w:ind w:firstLine="709"/>
         <w:jc w:val="both"/>
       </w:pPr>
       <w:r>
@@ -3466,7 +3826,8 @@
     </w:p>
     <w:p>
       <w:pPr>
-        <w:pStyle w:val="ParagraphMain"/>
+        <w:spacing w:line="360" w:lineRule="auto" w:before="0" w:after="0"/>
+        <w:ind w:firstLine="709"/>
         <w:jc w:val="both"/>
       </w:pPr>
       <w:r>
@@ -3481,7 +3842,9 @@
     </w:p>
     <w:p>
       <w:pPr>
-        <w:pStyle w:val="Headerlower"/>
+        <w:pStyle w:val="Heading2"/>
+        <w:spacing w:line="360" w:lineRule="auto" w:before="120" w:after="0"/>
+        <w:ind w:firstLine="709"/>
         <w:jc w:val="both"/>
       </w:pPr>
       <w:r>
@@ -3496,7 +3859,9 @@
     </w:p>
     <w:p>
       <w:pPr>
-        <w:pStyle w:val="ListMain"/>
+        <w:pStyle w:val="ListParagraph"/>
+        <w:spacing w:line="360" w:lineRule="auto" w:before="0" w:after="0"/>
+        <w:ind w:firstLine="709"/>
         <w:jc w:val="both"/>
       </w:pPr>
       <w:r>
@@ -3506,12 +3871,14 @@
           <w:color w:val="000000"/>
           <w:sz w:val="28"/>
         </w:rPr>
-        <w:t>• Реализация сервисной функции создания полного бэкапа базы данных T-SQL командой BACKUP DATABASE ... TO DISK из интерфейса ИС.</w:t>
+        <w:t>— Реализация сервисной функции создания полного бэкапа базы данных T-SQL командой BACKUP DATABASE ... TO DISK из интерфейса ИС.</w:t>
       </w:r>
     </w:p>
     <w:p>
       <w:pPr>
-        <w:pStyle w:val="ListMain"/>
+        <w:pStyle w:val="ListParagraph"/>
+        <w:spacing w:line="360" w:lineRule="auto" w:before="0" w:after="0"/>
+        <w:ind w:firstLine="709"/>
         <w:jc w:val="both"/>
       </w:pPr>
       <w:r>
@@ -3521,12 +3888,14 @@
           <w:color w:val="000000"/>
           <w:sz w:val="28"/>
         </w:rPr>
-        <w:t>• Моделирование аварийной ситуации: случайное удаление записей или повреждение таблицы, восстановление БД из бэкапа (RESTORE DATABASE ... WITH REPLACE).</w:t>
+        <w:t>— Моделирование аварийной ситуации: случайное удаление записей или повреждение таблицы, восстановление БД из бэкапа (RESTORE DATABASE ... WITH REPLACE).</w:t>
       </w:r>
     </w:p>
     <w:p>
       <w:pPr>
-        <w:pStyle w:val="ListMain"/>
+        <w:pStyle w:val="ListParagraph"/>
+        <w:spacing w:line="360" w:lineRule="auto" w:before="0" w:after="0"/>
+        <w:ind w:firstLine="709"/>
         <w:jc w:val="both"/>
       </w:pPr>
       <w:r>
@@ -3536,12 +3905,14 @@
           <w:color w:val="000000"/>
           <w:sz w:val="28"/>
         </w:rPr>
-        <w:t>• Программная обработка потери связи с СУБД: перехват SqlException, вывод информативного диалога и алгоритм повторных попыток (Retry Logic).</w:t>
+        <w:t>— Программная обработка потери связи с СУБД: перехват SqlException, вывод информативного диалога и алгоритм повторных попыток (Retry Logic).</w:t>
       </w:r>
     </w:p>
     <w:p>
       <w:pPr>
-        <w:pStyle w:val="ListMain"/>
+        <w:pStyle w:val="ListParagraph"/>
+        <w:spacing w:line="360" w:lineRule="auto" w:before="0" w:after="0"/>
+        <w:ind w:firstLine="709"/>
         <w:jc w:val="both"/>
       </w:pPr>
       <w:r>
@@ -3551,12 +3922,14 @@
           <w:color w:val="000000"/>
           <w:sz w:val="28"/>
         </w:rPr>
-        <w:t>• Проверка целостности восстановленной базы данных командой DBCC CHECKDB.</w:t>
+        <w:t>— Проверка целостности восстановленной базы данных командой DBCC CHECKDB.</w:t>
       </w:r>
     </w:p>
     <w:p>
       <w:pPr>
-        <w:pStyle w:val="Headerlower"/>
+        <w:pStyle w:val="Heading2"/>
+        <w:spacing w:line="360" w:lineRule="auto" w:before="120" w:after="0"/>
+        <w:ind w:firstLine="709"/>
         <w:jc w:val="both"/>
       </w:pPr>
       <w:r>
@@ -3571,7 +3944,8 @@
     </w:p>
     <w:p>
       <w:pPr>
-        <w:pStyle w:val="Picturemain"/>
+        <w:spacing w:line="360" w:lineRule="auto" w:before="120" w:after="120"/>
+        <w:ind w:firstLine="0"/>
         <w:jc w:val="center"/>
       </w:pPr>
       <w:r>
@@ -3588,7 +3962,9 @@
     </w:p>
     <w:p>
       <w:pPr>
-        <w:pStyle w:val="Headerlower"/>
+        <w:pStyle w:val="Heading2"/>
+        <w:spacing w:line="360" w:lineRule="auto" w:before="120" w:after="0"/>
+        <w:ind w:firstLine="709"/>
         <w:jc w:val="both"/>
       </w:pPr>
       <w:r>
@@ -3603,7 +3979,8 @@
     </w:p>
     <w:p>
       <w:pPr>
-        <w:pStyle w:val="ParagraphMain"/>
+        <w:spacing w:line="360" w:lineRule="auto" w:before="0" w:after="0"/>
+        <w:ind w:firstLine="709"/>
         <w:jc w:val="both"/>
       </w:pPr>
       <w:r>
@@ -3618,8 +3995,10 @@
     </w:p>
     <w:p>
       <w:pPr>
-        <w:pStyle w:val="HeaderMain"/>
+        <w:pStyle w:val="Heading1"/>
         <w:pageBreakBefore/>
+        <w:spacing w:line="360" w:lineRule="auto" w:before="240" w:after="240"/>
+        <w:ind w:firstLine="0"/>
         <w:jc w:val="center"/>
       </w:pPr>
       <w:r>
@@ -3634,7 +4013,9 @@
     </w:p>
     <w:p>
       <w:pPr>
-        <w:pStyle w:val="Headerlower"/>
+        <w:pStyle w:val="Heading2"/>
+        <w:spacing w:line="360" w:lineRule="auto" w:before="120" w:after="0"/>
+        <w:ind w:firstLine="709"/>
         <w:jc w:val="both"/>
       </w:pPr>
       <w:r>
@@ -3649,7 +4030,8 @@
     </w:p>
     <w:p>
       <w:pPr>
-        <w:pStyle w:val="ParagraphMain"/>
+        <w:spacing w:line="360" w:lineRule="auto" w:before="0" w:after="0"/>
+        <w:ind w:firstLine="709"/>
         <w:jc w:val="both"/>
       </w:pPr>
       <w:r>
@@ -3664,7 +4046,9 @@
     </w:p>
     <w:p>
       <w:pPr>
-        <w:pStyle w:val="Headerlower"/>
+        <w:pStyle w:val="Heading2"/>
+        <w:spacing w:line="360" w:lineRule="auto" w:before="120" w:after="0"/>
+        <w:ind w:firstLine="709"/>
         <w:jc w:val="both"/>
       </w:pPr>
       <w:r>
@@ -3679,7 +4063,9 @@
     </w:p>
     <w:p>
       <w:pPr>
-        <w:pStyle w:val="ListMain"/>
+        <w:pStyle w:val="ListParagraph"/>
+        <w:spacing w:line="360" w:lineRule="auto" w:before="0" w:after="0"/>
+        <w:ind w:firstLine="709"/>
         <w:jc w:val="both"/>
       </w:pPr>
       <w:r>
@@ -3689,12 +4075,14 @@
           <w:color w:val="000000"/>
           <w:sz w:val="28"/>
         </w:rPr>
-        <w:t>• Комплектование итогового комплекта: титульный лист, аттестационный лист, дневник практики на 18 дней, отчет со сквозным описанием ИС.</w:t>
+        <w:t>— Комплектование итогового комплекта: титульный лист, аттестационный лист, дневник практики на 18 дней, отчет со сквозным описанием ИС.</w:t>
       </w:r>
     </w:p>
     <w:p>
       <w:pPr>
-        <w:pStyle w:val="ListMain"/>
+        <w:pStyle w:val="ListParagraph"/>
+        <w:spacing w:line="360" w:lineRule="auto" w:before="0" w:after="0"/>
+        <w:ind w:firstLine="709"/>
         <w:jc w:val="both"/>
       </w:pPr>
       <w:r>
@@ -3704,12 +4092,14 @@
           <w:color w:val="000000"/>
           <w:sz w:val="28"/>
         </w:rPr>
-        <w:t>• Оформление пояснительной записки в строгом соответствии с ГОСТ (Times New Roman 14 пт, интервал 1.15, нумерация рисунков, схемы ERD и XSD).</w:t>
+        <w:t>— Оформление пояснительной записки в строгом соответствии с ГОСТ (Times New Roman 14 пт, интервал 1.15, нумерация рисунков, схемы ERD и XSD).</w:t>
       </w:r>
     </w:p>
     <w:p>
       <w:pPr>
-        <w:pStyle w:val="ListMain"/>
+        <w:pStyle w:val="ListParagraph"/>
+        <w:spacing w:line="360" w:lineRule="auto" w:before="0" w:after="0"/>
+        <w:ind w:firstLine="709"/>
         <w:jc w:val="both"/>
       </w:pPr>
       <w:r>
@@ -3719,12 +4109,14 @@
           <w:color w:val="000000"/>
           <w:sz w:val="28"/>
         </w:rPr>
-        <w:t>• Подготовка демонстрационного сценария живой работы программного продукта (авторизация, Master-Detail, CRUD, поиск, бэкап).</w:t>
+        <w:t>— Подготовка демонстрационного сценария живой работы программного продукта (авторизация, Master-Detail, CRUD, поиск, бэкап).</w:t>
       </w:r>
     </w:p>
     <w:p>
       <w:pPr>
-        <w:pStyle w:val="ListMain"/>
+        <w:pStyle w:val="ListParagraph"/>
+        <w:spacing w:line="360" w:lineRule="auto" w:before="0" w:after="0"/>
+        <w:ind w:firstLine="709"/>
         <w:jc w:val="both"/>
       </w:pPr>
       <w:r>
@@ -3734,12 +4126,14 @@
           <w:color w:val="000000"/>
           <w:sz w:val="28"/>
         </w:rPr>
-        <w:t>• Успешная защита индивидуального проекта перед руководителем практики Карташовым Д. Г.</w:t>
+        <w:t>— Успешная защита индивидуального проекта перед руководителем практики Карташовым Д. Г.</w:t>
       </w:r>
     </w:p>
     <w:p>
       <w:pPr>
-        <w:pStyle w:val="Headerlower"/>
+        <w:pStyle w:val="Heading2"/>
+        <w:spacing w:line="360" w:lineRule="auto" w:before="120" w:after="0"/>
+        <w:ind w:firstLine="709"/>
         <w:jc w:val="both"/>
       </w:pPr>
       <w:r>
@@ -3754,7 +4148,8 @@
     </w:p>
     <w:p>
       <w:pPr>
-        <w:pStyle w:val="Picturemain"/>
+        <w:spacing w:line="360" w:lineRule="auto" w:before="120" w:after="120"/>
+        <w:ind w:firstLine="0"/>
         <w:jc w:val="center"/>
       </w:pPr>
       <w:r>
@@ -3771,7 +4166,9 @@
     </w:p>
     <w:p>
       <w:pPr>
-        <w:pStyle w:val="Headerlower"/>
+        <w:pStyle w:val="Heading2"/>
+        <w:spacing w:line="360" w:lineRule="auto" w:before="120" w:after="0"/>
+        <w:ind w:firstLine="709"/>
         <w:jc w:val="both"/>
       </w:pPr>
       <w:r>
@@ -3786,7 +4183,8 @@
     </w:p>
     <w:p>
       <w:pPr>
-        <w:pStyle w:val="ParagraphMain"/>
+        <w:spacing w:line="360" w:lineRule="auto" w:before="0" w:after="0"/>
+        <w:ind w:firstLine="709"/>
         <w:jc w:val="both"/>
       </w:pPr>
       <w:r>
@@ -3801,8 +4199,10 @@
     </w:p>
     <w:p>
       <w:pPr>
-        <w:pStyle w:val="HeaderMain"/>
+        <w:pStyle w:val="Heading1"/>
         <w:pageBreakBefore/>
+        <w:spacing w:line="360" w:lineRule="auto" w:before="240" w:after="240"/>
+        <w:ind w:firstLine="0"/>
         <w:jc w:val="center"/>
       </w:pPr>
       <w:r>
@@ -3817,7 +4217,8 @@
     </w:p>
     <w:p>
       <w:pPr>
-        <w:pStyle w:val="ParagraphMain"/>
+        <w:spacing w:line="360" w:lineRule="auto" w:before="0" w:after="0"/>
+        <w:ind w:firstLine="709"/>
         <w:jc w:val="both"/>
       </w:pPr>
       <w:r>
@@ -3832,7 +4233,8 @@
     </w:p>
     <w:p>
       <w:pPr>
-        <w:pStyle w:val="ParagraphMain"/>
+        <w:spacing w:line="360" w:lineRule="auto" w:before="0" w:after="0"/>
+        <w:ind w:firstLine="709"/>
         <w:jc w:val="both"/>
       </w:pPr>
       <w:r>
@@ -3847,7 +4249,9 @@
     </w:p>
     <w:p>
       <w:pPr>
-        <w:pStyle w:val="ListMain"/>
+        <w:pStyle w:val="ListParagraph"/>
+        <w:spacing w:line="360" w:lineRule="auto" w:before="0" w:after="0"/>
+        <w:ind w:firstLine="709"/>
         <w:jc w:val="both"/>
       </w:pPr>
       <w:r>
@@ -3857,12 +4261,14 @@
           <w:color w:val="000000"/>
           <w:sz w:val="28"/>
         </w:rPr>
-        <w:t>• Спроектирована и нормализована реляционная база данных, содержащая 6 взаимосвязанных сущностей с обеспечением целостности связей (Primary / Foreign Keys 1:N и N:M);</w:t>
+        <w:t>— Спроектирована и нормализована реляционная база данных, содержащая 6 взаимосвязанных сущностей с обеспечением целостности связей (Primary / Foreign Keys 1:N и N:M);</w:t>
       </w:r>
     </w:p>
     <w:p>
       <w:pPr>
-        <w:pStyle w:val="ListMain"/>
+        <w:pStyle w:val="ListParagraph"/>
+        <w:spacing w:line="360" w:lineRule="auto" w:before="0" w:after="0"/>
+        <w:ind w:firstLine="709"/>
         <w:jc w:val="both"/>
       </w:pPr>
       <w:r>
@@ -3872,12 +4278,14 @@
           <w:color w:val="000000"/>
           <w:sz w:val="28"/>
         </w:rPr>
-        <w:t>• Построен типизированный слой доступа к данным через визуальный дизайнер .xsd (Typed DataSet, DataTable, TableAdapter), обеспечивший типобезопасность и высокую скорость обработки данных;</w:t>
+        <w:t>— Построен типизированный слой доступа к данным через визуальный дизайнер .xsd (Typed DataSet, DataTable, TableAdapter), обеспечивший типобезопасность и высокую скорость обработки данных;</w:t>
       </w:r>
     </w:p>
     <w:p>
       <w:pPr>
-        <w:pStyle w:val="ListMain"/>
+        <w:pStyle w:val="ListParagraph"/>
+        <w:spacing w:line="360" w:lineRule="auto" w:before="0" w:after="0"/>
+        <w:ind w:firstLine="709"/>
         <w:jc w:val="both"/>
       </w:pPr>
       <w:r>
@@ -3887,12 +4295,14 @@
           <w:color w:val="000000"/>
           <w:sz w:val="28"/>
         </w:rPr>
-        <w:t>• Разработан современный графический интерфейс с компонентами Material3, реализующий Master-Detail связывание таблиц, фильтрацию RowFilter и полный цикл CRUD-операций;</w:t>
+        <w:t>— Разработан современный графический интерфейс с компонентами Material3, реализующий Master-Detail связывание таблиц, фильтрацию RowFilter и полный цикл CRUD-операций;</w:t>
       </w:r>
     </w:p>
     <w:p>
       <w:pPr>
-        <w:pStyle w:val="ListMain"/>
+        <w:pStyle w:val="ListParagraph"/>
+        <w:spacing w:line="360" w:lineRule="auto" w:before="0" w:after="0"/>
+        <w:ind w:firstLine="709"/>
         <w:jc w:val="both"/>
       </w:pPr>
       <w:r>
@@ -3902,12 +4312,14 @@
           <w:color w:val="000000"/>
           <w:sz w:val="28"/>
         </w:rPr>
-        <w:t>• Внедрена подсистема информационной безопасности: симметричное шифрование файлов AES-256 и безопасная аутентификация с хэшированием паролей SHA-256 с добавлением соли;</w:t>
+        <w:t>— Внедрена подсистема информационной безопасности: симметричное шифрование файлов AES-256 и безопасная аутентификация с хэшированием паролей SHA-256 с добавлением соли;</w:t>
       </w:r>
     </w:p>
     <w:p>
       <w:pPr>
-        <w:pStyle w:val="ListMain"/>
+        <w:pStyle w:val="ListParagraph"/>
+        <w:spacing w:line="360" w:lineRule="auto" w:before="0" w:after="0"/>
+        <w:ind w:firstLine="709"/>
         <w:jc w:val="both"/>
       </w:pPr>
       <w:r>
@@ -3917,12 +4329,14 @@
           <w:color w:val="000000"/>
           <w:sz w:val="28"/>
         </w:rPr>
-        <w:t>• Настроен версионный контроль в локальном Git-репозитории с практикой ветвления и разрешения конфликтов слияния;</w:t>
+        <w:t>— Настроен версионный контроль в локальном Git-репозитории с практикой ветвления и разрешения конфликтов слияния;</w:t>
       </w:r>
     </w:p>
     <w:p>
       <w:pPr>
-        <w:pStyle w:val="ListMain"/>
+        <w:pStyle w:val="ListParagraph"/>
+        <w:spacing w:line="360" w:lineRule="auto" w:before="0" w:after="0"/>
+        <w:ind w:firstLine="709"/>
         <w:jc w:val="both"/>
       </w:pPr>
       <w:r>
@@ -3932,12 +4346,13 @@
           <w:color w:val="000000"/>
           <w:sz w:val="28"/>
         </w:rPr>
-        <w:t>• Проведено тестирование производительности выборки данных (Stopwatch), стресс-тестирование оборудования и разработана подсистема резервного копирования и восстановления базы данных (.bak).</w:t>
+        <w:t>— Проведено тестирование производительности выборки данных (Stopwatch), стресс-тестирование оборудования и разработана подсистема резервного копирования и восстановления базы данных (.bak).</w:t>
       </w:r>
     </w:p>
     <w:p>
       <w:pPr>
-        <w:pStyle w:val="ParagraphMain"/>
+        <w:spacing w:line="360" w:lineRule="auto" w:before="0" w:after="0"/>
+        <w:ind w:firstLine="709"/>
         <w:jc w:val="both"/>
       </w:pPr>
       <w:r>
@@ -3951,13 +4366,53 @@
       </w:r>
     </w:p>
     <w:sectPr>
-      <w:pgSz w:w="11909" w:h="16834"/>
-      <w:pgMar w:top="1134" w:right="567" w:bottom="1134" w:left="1701" w:header="709" w:footer="709" w:gutter="0"/>
+      <w:footerReference w:type="default" ns2:id="rId97"/>
+      <w:pgSz w:w="11906" w:h="16838"/>
+      <w:pgMar w:top="1134" w:right="850" w:bottom="1134" w:left="1701" w:header="708" w:footer="708" w:gutter="0"/>
       <w:cols w:space="720"/>
       <w:docGrid w:linePitch="360"/>
     </w:sectPr>
   </w:body>
 </w:document>
+</file>
+
+<file path=word/footer1.xml><?xml version="1.0" encoding="utf-8"?>
+<w:ftr xmlns:m="http://schemas.openxmlformats.org/officeDocument/2006/math" xmlns:mc="http://schemas.openxmlformats.org/markup-compatibility/2006" xmlns:mo="http://schemas.microsoft.com/office/mac/office/2008/main" xmlns:mv="urn:schemas-microsoft-com:mac:vml" xmlns:o="urn:schemas-microsoft-com:office:office" xmlns:r="http://schemas.openxmlformats.org/officeDocument/2006/relationships" xmlns:v="urn:schemas-microsoft-com:vml" xmlns:w10="urn:schemas-microsoft-com:office:word" xmlns:w14="http://schemas.microsoft.com/office/word/2010/wordml" xmlns:w="http://schemas.openxmlformats.org/wordprocessingml/2006/main" xmlns:wne="http://schemas.microsoft.com/office/word/2006/wordml" xmlns:wp14="http://schemas.microsoft.com/office/word/2010/wordprocessingDrawing" xmlns:wp="http://schemas.openxmlformats.org/drawingml/2006/wordprocessingDrawing" xmlns:wpc="http://schemas.microsoft.com/office/word/2010/wordprocessingCanvas" xmlns:wpg="http://schemas.microsoft.com/office/word/2010/wordprocessingGroup" xmlns:wpi="http://schemas.microsoft.com/office/word/2010/wordprocessingInk" xmlns:wps="http://schemas.microsoft.com/office/word/2010/wordprocessingShape" mc:Ignorable="w14 wp14">
+  <w:p>
+    <w:pPr>
+      <w:pStyle w:val="Footer"/>
+      <w:jc w:val="center"/>
+    </w:pPr>
+    <w:r>
+      <w:rPr>
+        <w:rFonts w:ascii="Times New Roman" w:hAnsi="Times New Roman"/>
+        <w:sz w:val="28"/>
+      </w:rPr>
+      <w:fldChar w:fldCharType="begin"/>
+    </w:r>
+    <w:r>
+      <w:rPr>
+        <w:rFonts w:ascii="Times New Roman" w:hAnsi="Times New Roman"/>
+        <w:sz w:val="28"/>
+      </w:rPr>
+      <w:instrText xml:space="preserve"> PAGE </w:instrText>
+    </w:r>
+    <w:r>
+      <w:rPr>
+        <w:rFonts w:ascii="Times New Roman" w:hAnsi="Times New Roman"/>
+        <w:sz w:val="28"/>
+      </w:rPr>
+      <w:fldChar w:fldCharType="separate"/>
+    </w:r>
+    <w:r>
+      <w:rPr>
+        <w:rFonts w:ascii="Times New Roman" w:hAnsi="Times New Roman"/>
+        <w:sz w:val="28"/>
+      </w:rPr>
+      <w:fldChar w:fldCharType="end"/>
+    </w:r>
+  </w:p>
+</w:ftr>
 </file>
 
 <file path=word/numbering.xml><?xml version="1.0" encoding="utf-8"?>
@@ -4324,13 +4779,13 @@
     <w:qFormat/>
     <w:rsid w:val="00FC693F"/>
     <w:pPr>
-      <w:spacing w:line="360" w:lineRule="auto" w:after="80" w:before="0"/>
-      <w:ind w:firstLine="706"/>
+      <w:spacing w:line="360" w:lineRule="auto" w:after="0" w:before="0"/>
+      <w:ind w:firstLine="709"/>
       <w:jc w:val="both"/>
     </w:pPr>
     <w:rPr>
-      <w:rFonts w:ascii="Times New Roman" w:hAnsi="Times New Roman"/>
-      <w:color w:val="111827"/>
+      <w:rFonts w:ascii="Times New Roman" w:hAnsi="Times New Roman" w:cs="Times New Roman"/>
+      <w:color w:val="000000"/>
       <w:sz w:val="28"/>
     </w:rPr>
   </w:style>
@@ -15235,197 +15690,6 @@
         <w:shd w:val="clear" w:color="auto" w:fill="FBCAA2" w:themeFill="accent6" w:themeFillTint="7F"/>
       </w:tcPr>
     </w:tblStylePr>
-  </w:style>
-  <w:style w:type="paragraph" w:customStyle="1" w:styleId="Headerlower">
-    <w:name w:val="Header_lower"/>
-    <w:basedOn w:val="a"/>
-    <w:link w:val="Headerlower0"/>
-    <w:qFormat/>
-    <w:rsid w:val="00026BF1"/>
-    <w:pPr>
-      <w:spacing w:after="0" w:line="360" w:lineRule="auto"/>
-      <w:ind w:firstLine="709"/>
-      <w:jc w:val="both"/>
-      <w:outlineLvl w:val="1"/>
-    </w:pPr>
-    <w:rPr>
-      <w:rFonts w:ascii="Times New Roman" w:hAnsi="Times New Roman"/>
-      <w:noProof/>
-      <w:sz w:val="28"/>
-      <w:lang w:eastAsia="ru-RU"/>
-    </w:rPr>
-  </w:style>
-  <w:style w:type="character" w:customStyle="1" w:styleId="Headerlower0">
-    <w:name w:val="Header_lower Знак"/>
-    <w:basedOn w:val="a0"/>
-    <w:link w:val="Headerlower"/>
-    <w:rsid w:val="00026BF1"/>
-    <w:rPr>
-      <w:rFonts w:ascii="Times New Roman" w:hAnsi="Times New Roman"/>
-      <w:noProof/>
-      <w:sz w:val="28"/>
-      <w:lang w:eastAsia="ru-RU"/>
-    </w:rPr>
-  </w:style>
-  <w:style w:type="paragraph" w:customStyle="1" w:styleId="HeaderMain">
-    <w:name w:val="Header_Main"/>
-    <w:basedOn w:val="1"/>
-    <w:link w:val="HeaderMain0"/>
-    <w:qFormat/>
-    <w:rsid w:val="00C21F8E"/>
-    <w:pPr>
-      <w:spacing w:before="480" w:after="480" w:line="360" w:lineRule="auto"/>
-      <w:jc w:val="center"/>
-    </w:pPr>
-    <w:rPr>
-      <w:rFonts w:ascii="Times New Roman" w:hAnsi="Times New Roman"/>
-      <w:noProof/>
-      <w:color w:val="000000" w:themeColor="text1"/>
-      <w:lang w:eastAsia="ru-RU"/>
-      <w:sz w:val="28"/>
-    </w:rPr>
-  </w:style>
-  <w:style w:type="character" w:customStyle="1" w:styleId="HeaderMain0">
-    <w:name w:val="Header_Main Знак"/>
-    <w:basedOn w:val="10"/>
-    <w:link w:val="HeaderMain"/>
-    <w:rsid w:val="00C21F8E"/>
-    <w:rPr>
-      <w:rFonts w:ascii="Times New Roman" w:eastAsiaTheme="majorEastAsia" w:hAnsi="Times New Roman" w:cstheme="majorBidi"/>
-      <w:noProof/>
-      <w:color w:val="000000" w:themeColor="text1"/>
-      <w:sz w:val="28"/>
-      <w:szCs w:val="32"/>
-      <w:lang w:eastAsia="ru-RU"/>
-    </w:rPr>
-  </w:style>
-  <w:style w:type="paragraph" w:customStyle="1" w:styleId="ListMain">
-    <w:name w:val="List_Main"/>
-    <w:basedOn w:val="a"/>
-    <w:link w:val="ListMain0"/>
-    <w:qFormat/>
-    <w:rsid w:val="005F0F50"/>
-    <w:pPr>
-      <w:numPr>
-        <w:numId w:val="2"/>
-      </w:numPr>
-      <w:spacing w:after="0" w:line="360" w:lineRule="auto"/>
-      <w:jc w:val="both"/>
-    </w:pPr>
-    <w:rPr>
-      <w:rFonts w:ascii="Times New Roman" w:hAnsi="Times New Roman"/>
-      <w:sz w:val="28"/>
-    </w:rPr>
-  </w:style>
-  <w:style w:type="character" w:customStyle="1" w:styleId="ListMain0">
-    <w:name w:val="List_Main Знак"/>
-    <w:basedOn w:val="a0"/>
-    <w:link w:val="ListMain"/>
-    <w:rsid w:val="005F0F50"/>
-    <w:rPr>
-      <w:rFonts w:ascii="Times New Roman" w:hAnsi="Times New Roman"/>
-      <w:sz w:val="28"/>
-    </w:rPr>
-  </w:style>
-  <w:style w:type="paragraph" w:customStyle="1" w:styleId="Listnums">
-    <w:name w:val="List_nums"/>
-    <w:basedOn w:val="a"/>
-    <w:link w:val="Listnums0"/>
-    <w:qFormat/>
-    <w:rsid w:val="005F0F50"/>
-    <w:pPr>
-      <w:numPr>
-        <w:numId w:val="1"/>
-      </w:numPr>
-      <w:spacing w:after="0" w:line="360" w:lineRule="auto"/>
-      <w:jc w:val="both"/>
-    </w:pPr>
-    <w:rPr>
-      <w:rFonts w:ascii="Times New Roman" w:hAnsi="Times New Roman"/>
-      <w:sz w:val="28"/>
-    </w:rPr>
-  </w:style>
-  <w:style w:type="character" w:customStyle="1" w:styleId="Listnums0">
-    <w:name w:val="List_nums Знак"/>
-    <w:basedOn w:val="a0"/>
-    <w:link w:val="Listnums"/>
-    <w:rsid w:val="005F0F50"/>
-    <w:rPr>
-      <w:rFonts w:ascii="Times New Roman" w:hAnsi="Times New Roman"/>
-      <w:sz w:val="28"/>
-    </w:rPr>
-  </w:style>
-  <w:style w:type="paragraph" w:customStyle="1" w:styleId="ParagraphMain">
-    <w:name w:val="Paragraph_Main"/>
-    <w:basedOn w:val="a"/>
-    <w:link w:val="ParagraphMain0"/>
-    <w:qFormat/>
-    <w:rsid w:val="005F0F50"/>
-    <w:pPr>
-      <w:spacing w:after="0" w:line="360" w:lineRule="auto"/>
-      <w:ind w:firstLine="709"/>
-      <w:jc w:val="both"/>
-    </w:pPr>
-    <w:rPr>
-      <w:rFonts w:ascii="Times New Roman" w:hAnsi="Times New Roman"/>
-      <w:sz w:val="28"/>
-    </w:rPr>
-  </w:style>
-  <w:style w:type="character" w:customStyle="1" w:styleId="ParagraphMain0">
-    <w:name w:val="Paragraph_Main Знак"/>
-    <w:basedOn w:val="a0"/>
-    <w:link w:val="ParagraphMain"/>
-    <w:rsid w:val="005F0F50"/>
-    <w:rPr>
-      <w:rFonts w:ascii="Times New Roman" w:hAnsi="Times New Roman"/>
-      <w:sz w:val="28"/>
-    </w:rPr>
-  </w:style>
-  <w:style w:type="paragraph" w:customStyle="1" w:styleId="Picturemain">
-    <w:name w:val="Picture_main"/>
-    <w:basedOn w:val="a"/>
-    <w:link w:val="Picturemain0"/>
-    <w:qFormat/>
-    <w:rsid w:val="005F0F50"/>
-    <w:pPr>
-      <w:spacing w:line="360" w:lineRule="auto"/>
-      <w:ind w:firstLine="708"/>
-      <w:jc w:val="center"/>
-    </w:pPr>
-    <w:rPr>
-      <w:rFonts w:ascii="Times New Roman" w:hAnsi="Times New Roman"/>
-      <w:sz w:val="28"/>
-    </w:rPr>
-  </w:style>
-  <w:style w:type="character" w:customStyle="1" w:styleId="Picturemain0">
-    <w:name w:val="Picture_main Знак"/>
-    <w:basedOn w:val="a0"/>
-    <w:link w:val="Picturemain"/>
-    <w:rsid w:val="005F0F50"/>
-    <w:rPr>
-      <w:rFonts w:ascii="Times New Roman" w:hAnsi="Times New Roman"/>
-      <w:sz w:val="28"/>
-    </w:rPr>
-  </w:style>
-  <w:style w:type="paragraph" w:customStyle="1" w:styleId="Tableatext">
-    <w:name w:val="Table_a_text"/>
-    <w:basedOn w:val="ParagraphMain"/>
-    <w:link w:val="Tableatext0"/>
-    <w:qFormat/>
-    <w:rsid w:val="00CE2512"/>
-    <w:pPr>
-      <w:spacing w:before="420"/>
-    </w:pPr>
-  </w:style>
-  <w:style w:type="character" w:customStyle="1" w:styleId="Tableatext0">
-    <w:name w:val="Table_a_text Знак"/>
-    <w:basedOn w:val="ParagraphMain0"/>
-    <w:link w:val="Tableatext"/>
-    <w:rsid w:val="00CE2512"/>
-    <w:rPr>
-      <w:rFonts w:ascii="Times New Roman" w:hAnsi="Times New Roman"/>
-      <w:sz w:val="28"/>
-    </w:rPr>
   </w:style>
 </w:styles>
 </file>
